--- a/docs/papers/thesis/thesis_draft_zh.docx
+++ b/docs/papers/thesis/thesis_draft_zh.docx
@@ -98,6 +98,160 @@
         <w:rPr>
           <w:b/>
         </w:rPr>
+        <w:t xml:space="preserve">審定書</w:t>
+      </w:r>
+    </w:p>
+    <w:p>
+      <w:pPr>
+        <w:spacing w:before="0" w:after="0" w:line="360" w:lineRule="auto"/>
+      </w:pPr>
+      <w:r>
+        <w:t xml:space="preserve">國立彰化師範大學資訊工程學系碩士班</w:t>
+      </w:r>
+    </w:p>
+    <w:p>
+      <w:pPr>
+        <w:spacing w:before="0" w:after="0" w:line="360" w:lineRule="auto"/>
+      </w:pPr>
+      <w:r>
+        <w:t xml:space="preserve">碩士論文審定書</w:t>
+      </w:r>
+    </w:p>
+    <w:p>
+      <w:pPr>
+        <w:spacing w:before="0" w:after="0" w:line="360" w:lineRule="auto"/>
+      </w:pPr>
+      <w:r>
+        <w:t xml:space="preserve">單房間非連網家電環境影響學習之稀疏感測空間數位孪生原型</w:t>
+      </w:r>
+    </w:p>
+    <w:p>
+      <w:pPr>
+        <w:spacing w:before="0" w:after="0" w:line="360" w:lineRule="auto"/>
+      </w:pPr>
+      <w:r>
+        <w:t xml:space="preserve">研究生：林易佑</w:t>
+      </w:r>
+    </w:p>
+    <w:p>
+      <w:pPr>
+        <w:spacing w:before="0" w:after="0" w:line="360" w:lineRule="auto"/>
+      </w:pPr>
+      <w:r>
+        <w:t xml:space="preserve">本論文業經審查及口試合格，特此證明。</w:t>
+      </w:r>
+    </w:p>
+    <w:p>
+      <w:pPr>
+        <w:spacing w:before="0" w:after="0" w:line="360" w:lineRule="auto"/>
+      </w:pPr>
+      <w:r>
+        <w:t xml:space="preserve">論文考試委員會召集人：</w:t>
+      </w:r>
+    </w:p>
+    <w:p>
+      <w:pPr>
+        <w:spacing w:before="0" w:after="0" w:line="360" w:lineRule="auto"/>
+      </w:pPr>
+      <w:r>
+        <w:t xml:space="preserve">委員：</w:t>
+      </w:r>
+    </w:p>
+    <w:p>
+      <w:pPr>
+        <w:spacing w:before="0" w:after="0" w:line="360" w:lineRule="auto"/>
+      </w:pPr>
+      <w:r>
+        <w:t xml:space="preserve">委員：</w:t>
+      </w:r>
+    </w:p>
+    <w:p>
+      <w:pPr>
+        <w:spacing w:before="0" w:after="0" w:line="360" w:lineRule="auto"/>
+      </w:pPr>
+      <w:r>
+        <w:t xml:space="preserve">指導教授：易欖霸 博士</w:t>
+      </w:r>
+    </w:p>
+    <w:p>
+      <w:pPr>
+        <w:spacing w:before="0" w:after="0" w:line="360" w:lineRule="auto"/>
+      </w:pPr>
+      <w:r>
+        <w:t xml:space="preserve">所長：</w:t>
+      </w:r>
+    </w:p>
+    <w:p>
+      <w:pPr>
+        <w:spacing w:before="0" w:after="0" w:line="360" w:lineRule="auto"/>
+      </w:pPr>
+      <w:r>
+        <w:t xml:space="preserve">中華民國 115 年 月</w:t>
+      </w:r>
+    </w:p>
+    <w:p>
+      <w:r>
+        <w:br w:type="page"/>
+      </w:r>
+    </w:p>
+    <w:p>
+      <w:pPr>
+        <w:pStyle w:val="Heading1"/>
+        <w:spacing w:before="0" w:after="0" w:line="360" w:lineRule="auto"/>
+      </w:pPr>
+      <w:r>
+        <w:rPr>
+          <w:b/>
+        </w:rPr>
+        <w:t xml:space="preserve">誌謝</w:t>
+      </w:r>
+    </w:p>
+    <w:p>
+      <w:pPr>
+        <w:spacing w:before="0" w:after="0" w:line="360" w:lineRule="auto"/>
+      </w:pPr>
+      <w:r>
+        <w:t xml:space="preserve">本研究能夠完成，首先感謝指導教授易欖霸博士在研究方向、方法與寫作上的您考與支持，以及歷位口試委員的指正與建議。感謝學業上對我的幫助與歷位師長提供的學習環境。也感謝家人的支持與包容。</w:t>
+      </w:r>
+    </w:p>
+    <w:p>
+      <w:pPr>
+        <w:spacing w:before="0" w:after="0" w:line="360" w:lineRule="auto"/>
+      </w:pPr>
+      <w:r>
+        <w:t xml:space="preserve">林易佑 謹誌於</w:t>
+      </w:r>
+    </w:p>
+    <w:p>
+      <w:pPr>
+        <w:spacing w:before="0" w:after="0" w:line="360" w:lineRule="auto"/>
+      </w:pPr>
+      <w:r>
+        <w:t xml:space="preserve">國立彰化師範大學資訊工程學系（所）</w:t>
+      </w:r>
+    </w:p>
+    <w:p>
+      <w:pPr>
+        <w:spacing w:before="0" w:after="0" w:line="360" w:lineRule="auto"/>
+      </w:pPr>
+      <w:r>
+        <w:t xml:space="preserve">中華民國 115 年 4 月</w:t>
+      </w:r>
+    </w:p>
+    <w:p>
+      <w:r>
+        <w:br w:type="page"/>
+      </w:r>
+    </w:p>
+    <w:p>
+      <w:pPr>
+        <w:pStyle w:val="Heading1"/>
+        <w:spacing w:before="0" w:after="0" w:line="360" w:lineRule="auto"/>
+      </w:pPr>
+      <w:r>
+        <w:rPr>
+          <w:b/>
+        </w:rPr>
         <w:t xml:space="preserve">摘要</w:t>
       </w:r>
     </w:p>
@@ -204,63 +358,577 @@
         <w:spacing w:before="0" w:after="0" w:line="360" w:lineRule="auto"/>
       </w:pPr>
       <w:r>
-        <w:t xml:space="preserve">第一章 緒論</w:t>
-      </w:r>
-    </w:p>
-    <w:p>
-      <w:pPr>
-        <w:spacing w:before="0" w:after="0" w:line="360" w:lineRule="auto"/>
-      </w:pPr>
-      <w:r>
-        <w:t xml:space="preserve">第二章 文獻探討</w:t>
-      </w:r>
-    </w:p>
-    <w:p>
-      <w:pPr>
-        <w:spacing w:before="0" w:after="0" w:line="360" w:lineRule="auto"/>
-      </w:pPr>
-      <w:r>
-        <w:t xml:space="preserve">第三章 系統架構與數學模型</w:t>
-      </w:r>
-    </w:p>
-    <w:p>
-      <w:pPr>
-        <w:spacing w:before="0" w:after="0" w:line="360" w:lineRule="auto"/>
-      </w:pPr>
-      <w:r>
-        <w:t xml:space="preserve">第四章 系統實作與服務介面</w:t>
-      </w:r>
-    </w:p>
-    <w:p>
-      <w:pPr>
-        <w:spacing w:before="0" w:after="0" w:line="360" w:lineRule="auto"/>
-      </w:pPr>
-      <w:r>
-        <w:t xml:space="preserve">第五章 模擬案例與結果分析</w:t>
-      </w:r>
-    </w:p>
-    <w:p>
-      <w:pPr>
-        <w:spacing w:before="0" w:after="0" w:line="360" w:lineRule="auto"/>
-      </w:pPr>
-      <w:r>
-        <w:t xml:space="preserve">第六章 結論與未來工作</w:t>
-      </w:r>
-    </w:p>
-    <w:p>
-      <w:pPr>
-        <w:spacing w:before="0" w:after="0" w:line="360" w:lineRule="auto"/>
-      </w:pPr>
-      <w:r>
-        <w:t xml:space="preserve">參考文獻</w:t>
-      </w:r>
-    </w:p>
-    <w:p>
-      <w:pPr>
-        <w:spacing w:before="0" w:after="0" w:line="360" w:lineRule="auto"/>
-      </w:pPr>
-      <w:r>
-        <w:t xml:space="preserve">附錄</w:t>
+        <w:t xml:space="preserve">摘要……I</w:t>
+      </w:r>
+    </w:p>
+    <w:p>
+      <w:pPr>
+        <w:spacing w:before="0" w:after="0" w:line="360" w:lineRule="auto"/>
+      </w:pPr>
+      <w:r>
+        <w:t xml:space="preserve">Abstract……II</w:t>
+      </w:r>
+    </w:p>
+    <w:p>
+      <w:pPr>
+        <w:spacing w:before="0" w:after="0" w:line="360" w:lineRule="auto"/>
+      </w:pPr>
+      <w:r>
+        <w:t xml:space="preserve">誌謝……III</w:t>
+      </w:r>
+    </w:p>
+    <w:p>
+      <w:pPr>
+        <w:spacing w:before="0" w:after="0" w:line="360" w:lineRule="auto"/>
+      </w:pPr>
+      <w:r>
+        <w:t xml:space="preserve">目錄……IV</w:t>
+      </w:r>
+    </w:p>
+    <w:p>
+      <w:pPr>
+        <w:spacing w:before="0" w:after="0" w:line="360" w:lineRule="auto"/>
+      </w:pPr>
+      <w:r>
+        <w:t xml:space="preserve">表目錄……V</w:t>
+      </w:r>
+    </w:p>
+    <w:p>
+      <w:pPr>
+        <w:spacing w:before="0" w:after="0" w:line="360" w:lineRule="auto"/>
+      </w:pPr>
+      <w:r>
+        <w:t xml:space="preserve">圖目錄……VI</w:t>
+      </w:r>
+    </w:p>
+    <w:p>
+      <w:pPr>
+        <w:spacing w:before="0" w:after="0" w:line="360" w:lineRule="auto"/>
+      </w:pPr>
+      <w:r>
+        <w:t xml:space="preserve">第一章 緒論…… 1</w:t>
+      </w:r>
+    </w:p>
+    <w:p>
+      <w:pPr>
+        <w:spacing w:before="0" w:after="0" w:line="360" w:lineRule="auto"/>
+      </w:pPr>
+      <w:r>
+        <w:t xml:space="preserve">  1.1 研究背景…… 1</w:t>
+      </w:r>
+    </w:p>
+    <w:p>
+      <w:pPr>
+        <w:spacing w:before="0" w:after="0" w:line="360" w:lineRule="auto"/>
+      </w:pPr>
+      <w:r>
+        <w:t xml:space="preserve">  1.2 研究動機…… 1</w:t>
+      </w:r>
+    </w:p>
+    <w:p>
+      <w:pPr>
+        <w:spacing w:before="0" w:after="0" w:line="360" w:lineRule="auto"/>
+      </w:pPr>
+      <w:r>
+        <w:t xml:space="preserve">  1.3 研究問題…… 2</w:t>
+      </w:r>
+    </w:p>
+    <w:p>
+      <w:pPr>
+        <w:spacing w:before="0" w:after="0" w:line="360" w:lineRule="auto"/>
+      </w:pPr>
+      <w:r>
+        <w:t xml:space="preserve">  1.4 研究範圍與限制…… 2</w:t>
+      </w:r>
+    </w:p>
+    <w:p>
+      <w:pPr>
+        <w:spacing w:before="0" w:after="0" w:line="360" w:lineRule="auto"/>
+      </w:pPr>
+      <w:r>
+        <w:t xml:space="preserve">  1.5 預期貢獻…… 2</w:t>
+      </w:r>
+    </w:p>
+    <w:p>
+      <w:pPr>
+        <w:spacing w:before="0" w:after="0" w:line="360" w:lineRule="auto"/>
+      </w:pPr>
+      <w:r>
+        <w:t xml:space="preserve">第二章 文獻探討…… 3</w:t>
+      </w:r>
+    </w:p>
+    <w:p>
+      <w:pPr>
+        <w:spacing w:before="0" w:after="0" w:line="360" w:lineRule="auto"/>
+      </w:pPr>
+      <w:r>
+        <w:t xml:space="preserve">  2.1 室內環境建模…… 3</w:t>
+      </w:r>
+    </w:p>
+    <w:p>
+      <w:pPr>
+        <w:spacing w:before="0" w:after="0" w:line="360" w:lineRule="auto"/>
+      </w:pPr>
+      <w:r>
+        <w:t xml:space="preserve">  2.2 空間插値與場估計…… 3</w:t>
+      </w:r>
+    </w:p>
+    <w:p>
+      <w:pPr>
+        <w:spacing w:before="0" w:after="0" w:line="360" w:lineRule="auto"/>
+      </w:pPr>
+      <w:r>
+        <w:t xml:space="preserve">  2.3 數位孪生與智慧建築…… 3</w:t>
+      </w:r>
+    </w:p>
+    <w:p>
+      <w:pPr>
+        <w:spacing w:before="0" w:after="0" w:line="360" w:lineRule="auto"/>
+      </w:pPr>
+      <w:r>
+        <w:t xml:space="preserve">  2.4 房間尺度室內因子實驗研究…… 4</w:t>
+      </w:r>
+    </w:p>
+    <w:p>
+      <w:pPr>
+        <w:spacing w:before="0" w:after="0" w:line="360" w:lineRule="auto"/>
+      </w:pPr>
+      <w:r>
+        <w:t xml:space="preserve">  2.5 非連網裝置影響學習…… 4</w:t>
+      </w:r>
+    </w:p>
+    <w:p>
+      <w:pPr>
+        <w:spacing w:before="0" w:after="0" w:line="360" w:lineRule="auto"/>
+      </w:pPr>
+      <w:r>
+        <w:t xml:space="preserve">  2.6 MCP 與 AI Agent Tool Interface…… 5</w:t>
+      </w:r>
+    </w:p>
+    <w:p>
+      <w:pPr>
+        <w:spacing w:before="0" w:after="0" w:line="360" w:lineRule="auto"/>
+      </w:pPr>
+      <w:r>
+        <w:t xml:space="preserve">  2.7 與相似研究之差異定位…… 5</w:t>
+      </w:r>
+    </w:p>
+    <w:p>
+      <w:pPr>
+        <w:spacing w:before="0" w:after="0" w:line="360" w:lineRule="auto"/>
+      </w:pPr>
+      <w:r>
+        <w:t xml:space="preserve">  2.8 公開資料與訓練資料適用性…… 6</w:t>
+      </w:r>
+    </w:p>
+    <w:p>
+      <w:pPr>
+        <w:spacing w:before="0" w:after="0" w:line="360" w:lineRule="auto"/>
+      </w:pPr>
+      <w:r>
+        <w:t xml:space="preserve">第三章 系統架構與數學模型…… 7</w:t>
+      </w:r>
+    </w:p>
+    <w:p>
+      <w:pPr>
+        <w:spacing w:before="0" w:after="0" w:line="360" w:lineRule="auto"/>
+      </w:pPr>
+      <w:r>
+        <w:t xml:space="preserve">  3.1 系統架構…… 7</w:t>
+      </w:r>
+    </w:p>
+    <w:p>
+      <w:pPr>
+        <w:spacing w:before="0" w:after="0" w:line="360" w:lineRule="auto"/>
+      </w:pPr>
+      <w:r>
+        <w:t xml:space="preserve">  3.2 房間、區域與感測器設定…… 7</w:t>
+      </w:r>
+    </w:p>
+    <w:p>
+      <w:pPr>
+        <w:spacing w:before="0" w:after="0" w:line="360" w:lineRule="auto"/>
+      </w:pPr>
+      <w:r>
+        <w:t xml:space="preserve">  3.3 三因子場模型…… 8</w:t>
+      </w:r>
+    </w:p>
+    <w:p>
+      <w:pPr>
+        <w:spacing w:before="0" w:after="0" w:line="360" w:lineRule="auto"/>
+      </w:pPr>
+      <w:r>
+        <w:t xml:space="preserve">  3.4 設備影響函數…… 8</w:t>
+      </w:r>
+    </w:p>
+    <w:p>
+      <w:pPr>
+        <w:spacing w:before="0" w:after="0" w:line="360" w:lineRule="auto"/>
+      </w:pPr>
+      <w:r>
+        <w:t xml:space="preserve">  3.5 感測器校正模型…… 9</w:t>
+      </w:r>
+    </w:p>
+    <w:p>
+      <w:pPr>
+        <w:spacing w:before="0" w:after="0" w:line="360" w:lineRule="auto"/>
+      </w:pPr>
+      <w:r>
+        <w:t xml:space="preserve">  3.6 非連網裝置影響學習…… 9</w:t>
+      </w:r>
+    </w:p>
+    <w:p>
+      <w:pPr>
+        <w:spacing w:before="0" w:after="0" w:line="360" w:lineRule="auto"/>
+      </w:pPr>
+      <w:r>
+        <w:t xml:space="preserve">  3.7 訓練資料組裝流程…… 9</w:t>
+      </w:r>
+    </w:p>
+    <w:p>
+      <w:pPr>
+        <w:spacing w:before="0" w:after="0" w:line="360" w:lineRule="auto"/>
+      </w:pPr>
+      <w:r>
+        <w:t xml:space="preserve">  3.8 Hybrid Residual Neural Network 延伸…… 10</w:t>
+      </w:r>
+    </w:p>
+    <w:p>
+      <w:pPr>
+        <w:spacing w:before="0" w:after="0" w:line="360" w:lineRule="auto"/>
+      </w:pPr>
+      <w:r>
+        <w:t xml:space="preserve">  3.9 控制動作排序…… 10</w:t>
+      </w:r>
+    </w:p>
+    <w:p>
+      <w:pPr>
+        <w:spacing w:before="0" w:after="0" w:line="360" w:lineRule="auto"/>
+      </w:pPr>
+      <w:r>
+        <w:t xml:space="preserve">第四章 系統實作與服務介面…… 11</w:t>
+      </w:r>
+    </w:p>
+    <w:p>
+      <w:pPr>
+        <w:spacing w:before="0" w:after="0" w:line="360" w:lineRule="auto"/>
+      </w:pPr>
+      <w:r>
+        <w:t xml:space="preserve">  4.1 Python 原型…… 11</w:t>
+      </w:r>
+    </w:p>
+    <w:p>
+      <w:pPr>
+        <w:spacing w:before="0" w:after="0" w:line="360" w:lineRule="auto"/>
+      </w:pPr>
+      <w:r>
+        <w:t xml:space="preserve">  4.2 MCP Tools…… 11</w:t>
+      </w:r>
+    </w:p>
+    <w:p>
+      <w:pPr>
+        <w:spacing w:before="0" w:after="0" w:line="360" w:lineRule="auto"/>
+      </w:pPr>
+      <w:r>
+        <w:t xml:space="preserve">  4.3 Gemma/Ollama Bridge…… 12</w:t>
+      </w:r>
+    </w:p>
+    <w:p>
+      <w:pPr>
+        <w:spacing w:before="0" w:after="0" w:line="360" w:lineRule="auto"/>
+      </w:pPr>
+      <w:r>
+        <w:t xml:space="preserve">  4.4 Web Demo…… 12</w:t>
+      </w:r>
+    </w:p>
+    <w:p>
+      <w:pPr>
+        <w:spacing w:before="0" w:after="0" w:line="360" w:lineRule="auto"/>
+      </w:pPr>
+      <w:r>
+        <w:t xml:space="preserve">第五章 模擬案例與結果分析…… 13</w:t>
+      </w:r>
+    </w:p>
+    <w:p>
+      <w:pPr>
+        <w:spacing w:before="0" w:after="0" w:line="360" w:lineRule="auto"/>
+      </w:pPr>
+      <w:r>
+        <w:t xml:space="preserve">  5.1 標準情境設定…… 13</w:t>
+      </w:r>
+    </w:p>
+    <w:p>
+      <w:pPr>
+        <w:spacing w:before="0" w:after="0" w:line="360" w:lineRule="auto"/>
+      </w:pPr>
+      <w:r>
+        <w:t xml:space="preserve">  5.2 場重建誤差…… 13</w:t>
+      </w:r>
+    </w:p>
+    <w:p>
+      <w:pPr>
+        <w:spacing w:before="0" w:after="0" w:line="360" w:lineRule="auto"/>
+      </w:pPr>
+      <w:r>
+        <w:t xml:space="preserve">  5.3 IDW Baseline 比較…… 14</w:t>
+      </w:r>
+    </w:p>
+    <w:p>
+      <w:pPr>
+        <w:spacing w:before="0" w:after="0" w:line="360" w:lineRule="auto"/>
+      </w:pPr>
+      <w:r>
+        <w:t xml:space="preserve">  5.4 非連網裝置影響學習…… 14</w:t>
+      </w:r>
+    </w:p>
+    <w:p>
+      <w:pPr>
+        <w:spacing w:before="0" w:after="0" w:line="360" w:lineRule="auto"/>
+      </w:pPr>
+      <w:r>
+        <w:t xml:space="preserve">  5.5 窗戸時段、天氣、季節矩陣與直接輸入…… 14</w:t>
+      </w:r>
+    </w:p>
+    <w:p>
+      <w:pPr>
+        <w:spacing w:before="0" w:after="0" w:line="360" w:lineRule="auto"/>
+      </w:pPr>
+      <w:r>
+        <w:t xml:space="preserve">  5.6 Hybrid Residual Neural Network 結果…… 14</w:t>
+      </w:r>
+    </w:p>
+    <w:p>
+      <w:pPr>
+        <w:spacing w:before="0" w:after="0" w:line="360" w:lineRule="auto"/>
+      </w:pPr>
+      <w:r>
+        <w:t xml:space="preserve">  5.7 公開資料集 Task-Aligned Benchmark 結果…… 15</w:t>
+      </w:r>
+    </w:p>
+    <w:p>
+      <w:pPr>
+        <w:spacing w:before="0" w:after="0" w:line="360" w:lineRule="auto"/>
+      </w:pPr>
+      <w:r>
+        <w:t xml:space="preserve">  5.8 研究過程與實作挑戰…… 18</w:t>
+      </w:r>
+    </w:p>
+    <w:p>
+      <w:pPr>
+        <w:spacing w:before="0" w:after="0" w:line="360" w:lineRule="auto"/>
+      </w:pPr>
+      <w:r>
+        <w:t xml:space="preserve">  5.9 可旋轉 3D 展示…… 18</w:t>
+      </w:r>
+    </w:p>
+    <w:p>
+      <w:pPr>
+        <w:spacing w:before="0" w:after="0" w:line="360" w:lineRule="auto"/>
+      </w:pPr>
+      <w:r>
+        <w:t xml:space="preserve">第六章 結論與未來工作…… 19</w:t>
+      </w:r>
+    </w:p>
+    <w:p>
+      <w:pPr>
+        <w:spacing w:before="0" w:after="0" w:line="360" w:lineRule="auto"/>
+      </w:pPr>
+      <w:r>
+        <w:t xml:space="preserve">  6.1 結論…… 19</w:t>
+      </w:r>
+    </w:p>
+    <w:p>
+      <w:pPr>
+        <w:spacing w:before="0" w:after="0" w:line="360" w:lineRule="auto"/>
+      </w:pPr>
+      <w:r>
+        <w:t xml:space="preserve">  6.2 研究限制…… 19</w:t>
+      </w:r>
+    </w:p>
+    <w:p>
+      <w:pPr>
+        <w:spacing w:before="0" w:after="0" w:line="360" w:lineRule="auto"/>
+      </w:pPr>
+      <w:r>
+        <w:t xml:space="preserve">  6.3 未來工作…… 19</w:t>
+      </w:r>
+    </w:p>
+    <w:p>
+      <w:pPr>
+        <w:spacing w:before="0" w:after="0" w:line="360" w:lineRule="auto"/>
+      </w:pPr>
+      <w:r>
+        <w:t xml:space="preserve">參考文獻…… 20</w:t>
+      </w:r>
+    </w:p>
+    <w:p>
+      <w:pPr>
+        <w:spacing w:before="0" w:after="0" w:line="360" w:lineRule="auto"/>
+      </w:pPr>
+      <w:r>
+        <w:t xml:space="preserve">附錄…… 22</w:t>
+      </w:r>
+    </w:p>
+    <w:p>
+      <w:r>
+        <w:br w:type="page"/>
+      </w:r>
+    </w:p>
+    <w:p>
+      <w:pPr>
+        <w:pStyle w:val="Heading1"/>
+        <w:spacing w:before="0" w:after="0" w:line="360" w:lineRule="auto"/>
+      </w:pPr>
+      <w:r>
+        <w:rPr>
+          <w:b/>
+        </w:rPr>
+        <w:t xml:space="preserve">表目錄</w:t>
+      </w:r>
+    </w:p>
+    <w:p>
+      <w:pPr>
+        <w:spacing w:before="0" w:after="0" w:line="360" w:lineRule="auto"/>
+      </w:pPr>
+      <w:r>
+        <w:t xml:space="preserve">表 2-1 相似研究差異比較…… 5</w:t>
+      </w:r>
+    </w:p>
+    <w:p>
+      <w:pPr>
+        <w:spacing w:before="0" w:after="0" w:line="360" w:lineRule="auto"/>
+      </w:pPr>
+      <w:r>
+        <w:t xml:space="preserve">表 2-2 公開資料集概覽與適用性…… 6</w:t>
+      </w:r>
+    </w:p>
+    <w:p>
+      <w:pPr>
+        <w:spacing w:before="0" w:after="0" w:line="360" w:lineRule="auto"/>
+      </w:pPr>
+      <w:r>
+        <w:t xml:space="preserve">表 2-3 Task-aligned benchmark 設計…… 6</w:t>
+      </w:r>
+    </w:p>
+    <w:p>
+      <w:pPr>
+        <w:spacing w:before="0" w:after="0" w:line="360" w:lineRule="auto"/>
+      </w:pPr>
+      <w:r>
+        <w:t xml:space="preserve">表 3-1 房間與感測器設定…… 7</w:t>
+      </w:r>
+    </w:p>
+    <w:p>
+      <w:pPr>
+        <w:spacing w:before="0" w:after="0" w:line="360" w:lineRule="auto"/>
+      </w:pPr>
+      <w:r>
+        <w:t xml:space="preserve">表 3-2 訓練資料表格說明…… 9</w:t>
+      </w:r>
+    </w:p>
+    <w:p>
+      <w:pPr>
+        <w:spacing w:before="0" w:after="0" w:line="360" w:lineRule="auto"/>
+      </w:pPr>
+      <w:r>
+        <w:t xml:space="preserve">表 4-1 核心模組一覽…… 11</w:t>
+      </w:r>
+    </w:p>
+    <w:p>
+      <w:pPr>
+        <w:spacing w:before="0" w:after="0" w:line="360" w:lineRule="auto"/>
+      </w:pPr>
+      <w:r>
+        <w:t xml:space="preserve">表 5-1 標準情境結果摘要…… 13</w:t>
+      </w:r>
+    </w:p>
+    <w:p>
+      <w:pPr>
+        <w:spacing w:before="0" w:after="0" w:line="360" w:lineRule="auto"/>
+      </w:pPr>
+      <w:r>
+        <w:t xml:space="preserve">表 5-2 窗戸矩陣情境節選…… 14</w:t>
+      </w:r>
+    </w:p>
+    <w:p>
+      <w:pPr>
+        <w:spacing w:before="0" w:after="0" w:line="360" w:lineRule="auto"/>
+      </w:pPr>
+      <w:r>
+        <w:t xml:space="preserve">表 5-3 Benchmark 層級設計…… 15</w:t>
+      </w:r>
+    </w:p>
+    <w:p>
+      <w:pPr>
+        <w:spacing w:before="0" w:after="0" w:line="360" w:lineRule="auto"/>
+      </w:pPr>
+      <w:r>
+        <w:t xml:space="preserve">表 5-4 SML2010 Benchmark 結果…… 15</w:t>
+      </w:r>
+    </w:p>
+    <w:p>
+      <w:pPr>
+        <w:spacing w:before="0" w:after="0" w:line="360" w:lineRule="auto"/>
+      </w:pPr>
+      <w:r>
+        <w:t xml:space="preserve">表 5-5 CU-BEMS Benchmark 結果…… 17</w:t>
+      </w:r>
+    </w:p>
+    <w:p>
+      <w:r>
+        <w:br w:type="page"/>
+      </w:r>
+    </w:p>
+    <w:p>
+      <w:pPr>
+        <w:pStyle w:val="Heading1"/>
+        <w:spacing w:before="0" w:after="0" w:line="360" w:lineRule="auto"/>
+      </w:pPr>
+      <w:r>
+        <w:rPr>
+          <w:b/>
+        </w:rPr>
+        <w:t xml:space="preserve">圖目錄</w:t>
+      </w:r>
+    </w:p>
+    <w:p>
+      <w:pPr>
+        <w:spacing w:before="0" w:after="0" w:line="360" w:lineRule="auto"/>
+      </w:pPr>
+      <w:r>
+        <w:t xml:space="preserve">圖 3-1 系統整體分層架構…… 7</w:t>
+      </w:r>
+    </w:p>
+    <w:p>
+      <w:pPr>
+        <w:spacing w:before="0" w:after="0" w:line="360" w:lineRule="auto"/>
+      </w:pPr>
+      <w:r>
+        <w:t xml:space="preserve">圖 3-2 主要執行資料流…… 7</w:t>
+      </w:r>
+    </w:p>
+    <w:p>
+      <w:pPr>
+        <w:spacing w:before="0" w:after="0" w:line="360" w:lineRule="auto"/>
+      </w:pPr>
+      <w:r>
+        <w:t xml:space="preserve">圖 3-3 房間感測器與目標區域配置…… 8</w:t>
+      </w:r>
+    </w:p>
+    <w:p>
+      <w:pPr>
+        <w:spacing w:before="0" w:after="0" w:line="360" w:lineRule="auto"/>
+      </w:pPr>
+      <w:r>
+        <w:t xml:space="preserve">圖 3-4 感測器校正與影響學習流程…… 9</w:t>
+      </w:r>
+    </w:p>
+    <w:p>
+      <w:pPr>
+        <w:spacing w:before="0" w:after="0" w:line="360" w:lineRule="auto"/>
+      </w:pPr>
+      <w:r>
+        <w:t xml:space="preserve">圖 5-1 驗證與實驗流程…… 13</w:t>
       </w:r>
     </w:p>
     <w:p>
@@ -409,7 +1077,7 @@
         <w:spacing w:before="0" w:after="0" w:line="360" w:lineRule="auto"/>
       </w:pPr>
       <w:r>
-        <w:t xml:space="preserve">• RQ3：學習後的裝置影響模型是否能提升對三個環境變數的控制決策，例如選擇開冷氣、開窗或開燈？</w:t>
+        <w:t xml:space="preserve">• RQ3：學習後的裝置影響模型，是否能依三因子偏差輸出候選控制動作排序，例如選擇開冷氣、開窗或開燈？</w:t>
       </w:r>
     </w:p>
     <w:p>
@@ -1420,14 +2088,6 @@
       </w:pPr>
       <w:r>
         <w:t xml:space="preserve">因此，本研究目前採取的資料策略是：以可控制的模擬情境作為主要訓練與驗證來源，以公開資料集作為外部合理性檢查與未來真實資料接軌的準備。具體而言，若要替本研究的 hybrid residual neural network 增加真實資料，現階段最有價值的是 CU-BEMS、SML2010 與住宅 IEQ 類資料；若要補強舒適度控制目標的依據，則 ASHRAE Global Thermal Comfort Database II 比較適合作為外部參考。</w:t>
-      </w:r>
-    </w:p>
-    <w:p>
-      <w:pPr>
-        <w:spacing w:before="0" w:after="0" w:line="360" w:lineRule="auto"/>
-      </w:pPr>
-      <w:r>
-        <w:t xml:space="preserve">若希望讓不同方法在同一資料集上進行對比，較可行的作法不是要求所有方法都重建完整單房間 3D 空間場，而是採用 shared-task benchmark，也就是在相同資料集上只比較共同可觀測、共同可輸出的子任務。換言之，比較的單位應從「整個系統是否完全同構」改為「在同一份資料上，哪些輸入、哪些輸出、哪些評估指標是所有方法都能公平處理的」。在此原則下，本研究模型可以退化為 dataset-compatible mode：當資料集只有 zone-level 序列時，就比較區域平均值預測；當資料集只有兩個室內量測點時，就比較點位響應；當資料集缺少裝置狀態時，則只比較 background dynamics 或 comfort scoring，而不宣稱完成完整場重建。</w:t>
       </w:r>
     </w:p>
     <w:p>
@@ -3007,7 +3667,7 @@
         <w:spacing w:before="0" w:after="0" w:line="360" w:lineRule="auto"/>
       </w:pPr>
       <w:r>
-        <w:t xml:space="preserve">本研究將座標、時間、室內外環境條件、主模型估計值、設備 activation、設備 power 與 influence envelope 作為輸入特徵，分別為溫度、濕度與照度訓練三個小型殘差網路。若啟用頻域去噪，temperature 與 humidity 會先將 R_v* 沿短時間軌跡做 Fourier low-pass denoising，再送入 MLP 訓練；illuminance 則保留原始 residual target。此設計的目的在於保留主模型可解釋性，同時以資料驅動方式修正其剩餘誤差。</w:t>
+        <w:t xml:space="preserve">本研究將座標、時間、室內外環境條件、主模型估計值、設備 activation、設備 power 與 influence envelope 作為輸入特徵，分別為溫度、濕度與照度訓練三個小型殘差網路。若啟用頻域去噪，temperature 與 humidity 會先將 $R_v^*$ 沿短時間軌跡做 Fourier low-pass denoising，再送入 MLP 訓練；illuminance 則保留原始 residual target。此設計的目的在於保留主模型可解釋性，同時以資料驅動方式修正其剩餘誤差。</w:t>
       </w:r>
     </w:p>
     <w:p>
@@ -4422,15 +5082,15 @@
         <w:spacing w:before="0" w:after="0" w:line="360" w:lineRule="auto"/>
       </w:pPr>
       <w:r>
-        <w:t xml:space="preserve">在目前預設的 held-out 測試設定下，hybrid residual neural network 以 6 個情境作為訓練資料，並以 `light_only` 與 `all_active` 作為測試情境。若對 temperature 與 humidity residual trace 啟用 Fourier low-pass denoising，並保留 illuminance 原始 residual，則 hybrid residual correction 套用於主模型輸出後，field MAE 可由 temperature `0.0474`、humidity `0.1764`、illuminance `2.3295`，分別降至 `0.0026`、`0.0040` 與 `0.1752`。對應改善比例約為溫度 `94.51%`、濕度 `97.73%` 與照度 `92.48%`。</w:t>
-      </w:r>
-    </w:p>
-    <w:p>
-      <w:pPr>
-        <w:spacing w:before="0" w:after="0" w:line="360" w:lineRule="auto"/>
-      </w:pPr>
-      <w:r>
-        <w:t xml:space="preserve">若與加入反射近似前的 direct-only 照度路徑相比，held-out illuminance 的主模型 MAE 由 `2.3727` 降至 `2.3295`，而 hybrid 後的 illuminance MAE 由 `0.2357` 進一步降至 `0.1752`。這表示較乾淨的 base optical approximation 可先降低結構性照度偏差，再讓 residual network 更集中地學習剩餘誤差；而頻域低通則較適合作為慢變 thermal / humidity residual 的前處理，而非對所有環境因子一體適用。不過此結果仍建立於模擬資料與既定情境分割下，未來仍需以真實量測資料重新訓練與驗證。</w:t>
+        <w:t xml:space="preserve">在目前預設的 held-out 測試設定下，hybrid residual neural network 以 6 個情境作為訓練資料，並以 light\_only 與 all\_active 作為測試情境（與 5.2 節的 8 組全集平均為不同子集）。若對 temperature 與 humidity residual trace 啟用 Fourier low-pass denoising，並保留 illuminance 原始 residual，則 hybrid residual correction 套用於主模型輸出後，field MAE 可由 temperature 0.0474、humidity 0.1764、illuminance 2.3295，分別降至 0.0026、0.0040 與 0.1752。對應改善比例約為溫度 94.51%、濕度 97.73% 與照度 92.48%。</w:t>
+      </w:r>
+    </w:p>
+    <w:p>
+      <w:pPr>
+        <w:spacing w:before="0" w:after="0" w:line="360" w:lineRule="auto"/>
+      </w:pPr>
+      <w:r>
+        <w:t xml:space="preserve">若與加入反射近似前的 direct-only 照度路徑相比，held-out illuminance 的主模型 MAE 由 2.3727 降至 2.3295，而 hybrid 後的 illuminance MAE 由 0.2357 進一步降至 0.1752。這表示較乾淨的 base optical approximation 可先降低結構性照度偏差，再讓 residual network 更集中地學習剩餘誤差；而頻域低通則較適合作為慢變 thermal / humidity residual 的前處理，而非對所有環境因子一體適用。不過此結果仍建立於模擬資料與既定情境分割下，未來仍需以真實量測資料重新訓練與驗證。</w:t>
       </w:r>
     </w:p>
     <w:p>

--- a/docs/papers/thesis/thesis_draft_zh.docx
+++ b/docs/papers/thesis/thesis_draft_zh.docx
@@ -929,6 +929,54 @@
       </w:pPr>
       <w:r>
         <w:t xml:space="preserve">圖 5-1 驗證與實驗流程…… 13</w:t>
+      </w:r>
+    </w:p>
+    <w:p>
+      <w:pPr>
+        <w:spacing w:before="0" w:after="0" w:line="360" w:lineRule="auto"/>
+      </w:pPr>
+      <w:r>
+        <w:t xml:space="preserve">圖 5-2 三裝置同時作用溫度場 3D 點雲（all_active）…… 13</w:t>
+      </w:r>
+    </w:p>
+    <w:p>
+      <w:pPr>
+        <w:spacing w:before="0" w:after="0" w:line="360" w:lineRule="auto"/>
+      </w:pPr>
+      <w:r>
+        <w:t xml:space="preserve">圖 5-3 僅冷氣作用溫度場 3D 點雲（ac_only）…… 14</w:t>
+      </w:r>
+    </w:p>
+    <w:p>
+      <w:pPr>
+        <w:spacing w:before="0" w:after="0" w:line="360" w:lineRule="auto"/>
+      </w:pPr>
+      <w:r>
+        <w:t xml:space="preserve">圖 5-4 僅燈具作用照度場 3D 點雲（light_only）…… 14</w:t>
+      </w:r>
+    </w:p>
+    <w:p>
+      <w:pPr>
+        <w:spacing w:before="0" w:after="0" w:line="360" w:lineRule="auto"/>
+      </w:pPr>
+      <w:r>
+        <w:t xml:space="preserve">圖 5-5 三裝置全開溫度場 3D 點雲（5.9 節）…… 18</w:t>
+      </w:r>
+    </w:p>
+    <w:p>
+      <w:pPr>
+        <w:spacing w:before="0" w:after="0" w:line="360" w:lineRule="auto"/>
+      </w:pPr>
+      <w:r>
+        <w:t xml:space="preserve">圖 5-6 僅開窗溫度場 3D 點雲（window_only）…… 18</w:t>
+      </w:r>
+    </w:p>
+    <w:p>
+      <w:pPr>
+        <w:spacing w:before="0" w:after="0" w:line="360" w:lineRule="auto"/>
+      </w:pPr>
+      <w:r>
+        <w:t xml:space="preserve">圖 5-7 僅燈具照度場 3D 點雲（light_only，5.9 節）…… 18</w:t>
       </w:r>
     </w:p>
     <w:p>
@@ -2624,7 +2672,7 @@
       <w:r>
         <w:drawing>
           <wp:inline distT="0" distB="0" distL="0" distR="0">
-            <wp:extent cx="5303520" cy="5303520"/>
+            <wp:extent cx="5943600" cy="5943600"/>
             <wp:docPr id="2" name="圖 3-2 主要執行資料流。此圖對應一次 scenario 評估如何從輸入設定、場估計、校正、到 dashboard 與 MCP 輸出。"/>
             <wp:cNvGraphicFramePr>
               <a:graphicFrameLocks noChangeAspect="1"/>
@@ -2645,7 +2693,7 @@
                   <pic:spPr>
                     <a:xfrm>
                       <a:off x="0" y="0"/>
-                      <a:ext cx="5303520" cy="5303520"/>
+                      <a:ext cx="5943600" cy="5943600"/>
                     </a:xfrm>
                     <a:prstGeom prst="rect">
                       <a:avLst/>
@@ -2910,7 +2958,7 @@
       <w:r>
         <w:drawing>
           <wp:inline distT="0" distB="0" distL="0" distR="0">
-            <wp:extent cx="5303520" cy="5303520"/>
+            <wp:extent cx="5943600" cy="5943600"/>
             <wp:docPr id="3" name="圖 3-3 房間感測器與目標區域配置。8 顆角落感測器、3 個主要區域與 3 個核心裝置共同構成單房間數位孿生的標準拓樸。"/>
             <wp:cNvGraphicFramePr>
               <a:graphicFrameLocks noChangeAspect="1"/>
@@ -2931,7 +2979,7 @@
                   <pic:spPr>
                     <a:xfrm>
                       <a:off x="0" y="0"/>
-                      <a:ext cx="5303520" cy="5303520"/>
+                      <a:ext cx="5943600" cy="5943600"/>
                     </a:xfrm>
                     <a:prstGeom prst="rect">
                       <a:avLst/>
@@ -4704,6 +4752,162 @@
     </w:p>
     <w:p>
       <w:pPr>
+        <w:jc w:val="center"/>
+        <w:spacing w:after="120" w:line="360" w:lineRule="auto"/>
+      </w:pPr>
+      <w:r>
+        <w:drawing>
+          <wp:inline distT="0" distB="0" distL="0" distR="0">
+            <wp:extent cx="5303520" cy="5303520"/>
+            <wp:docPr id="6" name="圖 5-2 三裝置同時作用（all\_active）之溫度場 3D 點雲視觀圖。每點為一個 16×12×6 網格樣本，顏色由藍綠（低溫）至橙紅（高溫）映射溫度分布。冷氣區域明顯偏藍，靠窗與靠燈區域則居溫度中高端。"/>
+            <wp:cNvGraphicFramePr>
+              <a:graphicFrameLocks noChangeAspect="1"/>
+            </wp:cNvGraphicFramePr>
+            <a:graphic>
+              <a:graphicData uri="http://schemas.openxmlformats.org/drawingml/2006/picture">
+                <pic:pic>
+                  <pic:nvPicPr>
+                    <pic:cNvPr id="6" name="圖 5-2 三裝置同時作用（all\_active）之溫度場 3D 點雲視觀圖。每點為一個 16×12×6 網格樣本，顏色由藍綠（低溫）至橙紅（高溫）映射溫度分布。冷氣區域明顯偏藍，靠窗與靠燈區域則居溫度中高端。"/>
+                    <pic:cNvPicPr/>
+                  </pic:nvPicPr>
+                  <pic:blipFill>
+                    <a:blip r:embed="rId6"/>
+                    <a:stretch>
+                      <a:fillRect/>
+                    </a:stretch>
+                  </pic:blipFill>
+                  <pic:spPr>
+                    <a:xfrm>
+                      <a:off x="0" y="0"/>
+                      <a:ext cx="5303520" cy="5303520"/>
+                    </a:xfrm>
+                    <a:prstGeom prst="rect">
+                      <a:avLst/>
+                    </a:prstGeom>
+                  </pic:spPr>
+                </pic:pic>
+              </a:graphicData>
+            </a:graphic>
+          </wp:inline>
+        </w:drawing>
+      </w:r>
+    </w:p>
+    <w:p>
+      <w:pPr>
+        <w:jc w:val="center"/>
+        <w:ind w:firstLine="0"/>
+        <w:spacing w:before="0" w:after="0" w:line="360" w:lineRule="auto"/>
+      </w:pPr>
+      <w:r>
+        <w:t xml:space="preserve">圖 5-2 三裝置同時作用（all\_active）之溫度場 3D 點雲視觀圖。每點為一個 16×12×6 網格樣本，顏色由藍綠（低溫）至橙紅（高溫）映射溫度分布。冷氣區域明顯偏藍，靠窗與靠燈區域則居溫度中高端。</w:t>
+      </w:r>
+    </w:p>
+    <w:p>
+      <w:pPr>
+        <w:jc w:val="center"/>
+        <w:spacing w:after="120" w:line="360" w:lineRule="auto"/>
+      </w:pPr>
+      <w:r>
+        <w:drawing>
+          <wp:inline distT="0" distB="0" distL="0" distR="0">
+            <wp:extent cx="5303520" cy="5303520"/>
+            <wp:docPr id="7" name="圖 5-3 僅冷氣作用（ac\_only）之溫度場 3D 點雲視觀圖。冷氣氣流影響區域（後牆靠所側）溫度明顯下降，距冷氣較遠的靠窗區域溫度相對較高，展示 bulk + local field 模型對全室平均與局部梯度的同時建模能力。"/>
+            <wp:cNvGraphicFramePr>
+              <a:graphicFrameLocks noChangeAspect="1"/>
+            </wp:cNvGraphicFramePr>
+            <a:graphic>
+              <a:graphicData uri="http://schemas.openxmlformats.org/drawingml/2006/picture">
+                <pic:pic>
+                  <pic:nvPicPr>
+                    <pic:cNvPr id="7" name="圖 5-3 僅冷氣作用（ac\_only）之溫度場 3D 點雲視觀圖。冷氣氣流影響區域（後牆靠所側）溫度明顯下降，距冷氣較遠的靠窗區域溫度相對較高，展示 bulk + local field 模型對全室平均與局部梯度的同時建模能力。"/>
+                    <pic:cNvPicPr/>
+                  </pic:nvPicPr>
+                  <pic:blipFill>
+                    <a:blip r:embed="rId7"/>
+                    <a:stretch>
+                      <a:fillRect/>
+                    </a:stretch>
+                  </pic:blipFill>
+                  <pic:spPr>
+                    <a:xfrm>
+                      <a:off x="0" y="0"/>
+                      <a:ext cx="5303520" cy="5303520"/>
+                    </a:xfrm>
+                    <a:prstGeom prst="rect">
+                      <a:avLst/>
+                    </a:prstGeom>
+                  </pic:spPr>
+                </pic:pic>
+              </a:graphicData>
+            </a:graphic>
+          </wp:inline>
+        </w:drawing>
+      </w:r>
+    </w:p>
+    <w:p>
+      <w:pPr>
+        <w:jc w:val="center"/>
+        <w:ind w:firstLine="0"/>
+        <w:spacing w:before="0" w:after="0" w:line="360" w:lineRule="auto"/>
+      </w:pPr>
+      <w:r>
+        <w:t xml:space="preserve">圖 5-3 僅冷氣作用（ac\_only）之溫度場 3D 點雲視觀圖。冷氣氣流影響區域（後牆靠所側）溫度明顯下降，距冷氣較遠的靠窗區域溫度相對較高，展示 bulk + local field 模型對全室平均與局部梯度的同時建模能力。</w:t>
+      </w:r>
+    </w:p>
+    <w:p>
+      <w:pPr>
+        <w:jc w:val="center"/>
+        <w:spacing w:after="120" w:line="360" w:lineRule="auto"/>
+      </w:pPr>
+      <w:r>
+        <w:drawing>
+          <wp:inline distT="0" distB="0" distL="0" distR="0">
+            <wp:extent cx="5303520" cy="5303520"/>
+            <wp:docPr id="8" name="圖 5-4 僅燈具作用（light\_only）之照度場 3D 點雲視觀圖。燈具正下方的測點照度最高（黃橙色），底層四角與遠端則由間接反射賦予少量回填亮度，顏色實現正確的照度衰減樣態。"/>
+            <wp:cNvGraphicFramePr>
+              <a:graphicFrameLocks noChangeAspect="1"/>
+            </wp:cNvGraphicFramePr>
+            <a:graphic>
+              <a:graphicData uri="http://schemas.openxmlformats.org/drawingml/2006/picture">
+                <pic:pic>
+                  <pic:nvPicPr>
+                    <pic:cNvPr id="8" name="圖 5-4 僅燈具作用（light\_only）之照度場 3D 點雲視觀圖。燈具正下方的測點照度最高（黃橙色），底層四角與遠端則由間接反射賦予少量回填亮度，顏色實現正確的照度衰減樣態。"/>
+                    <pic:cNvPicPr/>
+                  </pic:nvPicPr>
+                  <pic:blipFill>
+                    <a:blip r:embed="rId8"/>
+                    <a:stretch>
+                      <a:fillRect/>
+                    </a:stretch>
+                  </pic:blipFill>
+                  <pic:spPr>
+                    <a:xfrm>
+                      <a:off x="0" y="0"/>
+                      <a:ext cx="5303520" cy="5303520"/>
+                    </a:xfrm>
+                    <a:prstGeom prst="rect">
+                      <a:avLst/>
+                    </a:prstGeom>
+                  </pic:spPr>
+                </pic:pic>
+              </a:graphicData>
+            </a:graphic>
+          </wp:inline>
+        </w:drawing>
+      </w:r>
+    </w:p>
+    <w:p>
+      <w:pPr>
+        <w:jc w:val="center"/>
+        <w:ind w:firstLine="0"/>
+        <w:spacing w:before="0" w:after="0" w:line="360" w:lineRule="auto"/>
+      </w:pPr>
+      <w:r>
+        <w:t xml:space="preserve">圖 5-4 僅燈具作用（light\_only）之照度場 3D 點雲視觀圖。燈具正下方的測點照度最高（黃橙色），底層四角與遠端則由間接反射賦予少量回填亮度，顏色實現正確的照度衰減樣態。</w:t>
+      </w:r>
+    </w:p>
+    <w:p>
+      <w:pPr>
         <w:pStyle w:val="Heading2"/>
         <w:spacing w:before="0" w:after="0" w:line="360" w:lineRule="auto"/>
       </w:pPr>
@@ -9699,7 +9903,163 @@
         <w:spacing w:before="0" w:after="0" w:line="360" w:lineRule="auto"/>
       </w:pPr>
       <w:r>
-        <w:t xml:space="preserve">Web demo 提供可旋轉 3D 預覽，使使用者可直接觀察三因子點雲、房間框線與設備幾何位置。冷氣以牆面橫條表示，窗戶以牆面矩形表示，照明以點狀標記表示。此展示有助於口試或公開展示時說明模型如何從設備位置與環境場估計區域影響。</w:t>
+        <w:t xml:space="preserve">Web demo 提供可旋轉 3D 預覽，使使用者可直接觀察三因子點雲、房間框線與設備幾何位置。冷氣以牆面橫條表示，窗戶以牆面矩形表示，照明以點狀標記表示。圖 5-5 至 5-7 為靜態輸出之三因子場 3D 點雲，展示三種代表情境：三裝置全開、單獨窗戶、單獨燈具。此展示有助於口試或公開展示時說明模型如何從設備位置與環境場估計區域影響。</w:t>
+      </w:r>
+    </w:p>
+    <w:p>
+      <w:pPr>
+        <w:jc w:val="center"/>
+        <w:spacing w:after="120" w:line="360" w:lineRule="auto"/>
+      </w:pPr>
+      <w:r>
+        <w:drawing>
+          <wp:inline distT="0" distB="0" distL="0" distR="0">
+            <wp:extent cx="5303520" cy="5303520"/>
+            <wp:docPr id="9" name="圖 5-5 三裝置同時作用（all\_active）溫度場 3D 點雲。顏色由藍綠至橙紅對映 26.02–27.16 °C 範圍；設備位置用帶邊框的標記表示。"/>
+            <wp:cNvGraphicFramePr>
+              <a:graphicFrameLocks noChangeAspect="1"/>
+            </wp:cNvGraphicFramePr>
+            <a:graphic>
+              <a:graphicData uri="http://schemas.openxmlformats.org/drawingml/2006/picture">
+                <pic:pic>
+                  <pic:nvPicPr>
+                    <pic:cNvPr id="9" name="圖 5-5 三裝置同時作用（all\_active）溫度場 3D 點雲。顏色由藍綠至橙紅對映 26.02–27.16 °C 範圍；設備位置用帶邊框的標記表示。"/>
+                    <pic:cNvPicPr/>
+                  </pic:nvPicPr>
+                  <pic:blipFill>
+                    <a:blip r:embed="rId9"/>
+                    <a:stretch>
+                      <a:fillRect/>
+                    </a:stretch>
+                  </pic:blipFill>
+                  <pic:spPr>
+                    <a:xfrm>
+                      <a:off x="0" y="0"/>
+                      <a:ext cx="5303520" cy="5303520"/>
+                    </a:xfrm>
+                    <a:prstGeom prst="rect">
+                      <a:avLst/>
+                    </a:prstGeom>
+                  </pic:spPr>
+                </pic:pic>
+              </a:graphicData>
+            </a:graphic>
+          </wp:inline>
+        </w:drawing>
+      </w:r>
+    </w:p>
+    <w:p>
+      <w:pPr>
+        <w:jc w:val="center"/>
+        <w:ind w:firstLine="0"/>
+        <w:spacing w:before="0" w:after="0" w:line="360" w:lineRule="auto"/>
+      </w:pPr>
+      <w:r>
+        <w:t xml:space="preserve">圖 5-5 三裝置同時作用（all\_active）溫度場 3D 點雲。顏色由藍綠至橙紅對映 26.02–27.16 °C 範圍；設備位置用帶邊框的標記表示。</w:t>
+      </w:r>
+    </w:p>
+    <w:p>
+      <w:pPr>
+        <w:jc w:val="center"/>
+        <w:spacing w:after="120" w:line="360" w:lineRule="auto"/>
+      </w:pPr>
+      <w:r>
+        <w:drawing>
+          <wp:inline distT="0" distB="0" distL="0" distR="0">
+            <wp:extent cx="5303520" cy="5303520"/>
+            <wp:docPr id="10" name="圖 5-6 僅開窗（window\_only）溫度場 3D 點雲。靠窗區域溫度最高，造成區域溫度梯度。可與 all\_active 情境對比，觀察冷氣相抑後的溫度減診效果。"/>
+            <wp:cNvGraphicFramePr>
+              <a:graphicFrameLocks noChangeAspect="1"/>
+            </wp:cNvGraphicFramePr>
+            <a:graphic>
+              <a:graphicData uri="http://schemas.openxmlformats.org/drawingml/2006/picture">
+                <pic:pic>
+                  <pic:nvPicPr>
+                    <pic:cNvPr id="10" name="圖 5-6 僅開窗（window\_only）溫度場 3D 點雲。靠窗區域溫度最高，造成區域溫度梯度。可與 all\_active 情境對比，觀察冷氣相抑後的溫度減診效果。"/>
+                    <pic:cNvPicPr/>
+                  </pic:nvPicPr>
+                  <pic:blipFill>
+                    <a:blip r:embed="rId10"/>
+                    <a:stretch>
+                      <a:fillRect/>
+                    </a:stretch>
+                  </pic:blipFill>
+                  <pic:spPr>
+                    <a:xfrm>
+                      <a:off x="0" y="0"/>
+                      <a:ext cx="5303520" cy="5303520"/>
+                    </a:xfrm>
+                    <a:prstGeom prst="rect">
+                      <a:avLst/>
+                    </a:prstGeom>
+                  </pic:spPr>
+                </pic:pic>
+              </a:graphicData>
+            </a:graphic>
+          </wp:inline>
+        </w:drawing>
+      </w:r>
+    </w:p>
+    <w:p>
+      <w:pPr>
+        <w:jc w:val="center"/>
+        <w:ind w:firstLine="0"/>
+        <w:spacing w:before="0" w:after="0" w:line="360" w:lineRule="auto"/>
+      </w:pPr>
+      <w:r>
+        <w:t xml:space="preserve">圖 5-6 僅開窗（window\_only）溫度場 3D 點雲。靠窗區域溫度最高，造成區域溫度梯度。可與 all\_active 情境對比，觀察冷氣相抑後的溫度減診效果。</w:t>
+      </w:r>
+    </w:p>
+    <w:p>
+      <w:pPr>
+        <w:jc w:val="center"/>
+        <w:spacing w:after="120" w:line="360" w:lineRule="auto"/>
+      </w:pPr>
+      <w:r>
+        <w:drawing>
+          <wp:inline distT="0" distB="0" distL="0" distR="0">
+            <wp:extent cx="5303520" cy="5303520"/>
+            <wp:docPr id="11" name="圖 5-7 僅燈具作用（light\_only）照度場 3D 點雲。燈具正下方照度最高，遠端補有單的 single-bounce diffuse 回填；此情境也是 5.6 節 held-out 測試集之一。"/>
+            <wp:cNvGraphicFramePr>
+              <a:graphicFrameLocks noChangeAspect="1"/>
+            </wp:cNvGraphicFramePr>
+            <a:graphic>
+              <a:graphicData uri="http://schemas.openxmlformats.org/drawingml/2006/picture">
+                <pic:pic>
+                  <pic:nvPicPr>
+                    <pic:cNvPr id="11" name="圖 5-7 僅燈具作用（light\_only）照度場 3D 點雲。燈具正下方照度最高，遠端補有單的 single-bounce diffuse 回填；此情境也是 5.6 節 held-out 測試集之一。"/>
+                    <pic:cNvPicPr/>
+                  </pic:nvPicPr>
+                  <pic:blipFill>
+                    <a:blip r:embed="rId11"/>
+                    <a:stretch>
+                      <a:fillRect/>
+                    </a:stretch>
+                  </pic:blipFill>
+                  <pic:spPr>
+                    <a:xfrm>
+                      <a:off x="0" y="0"/>
+                      <a:ext cx="5303520" cy="5303520"/>
+                    </a:xfrm>
+                    <a:prstGeom prst="rect">
+                      <a:avLst/>
+                    </a:prstGeom>
+                  </pic:spPr>
+                </pic:pic>
+              </a:graphicData>
+            </a:graphic>
+          </wp:inline>
+        </w:drawing>
+      </w:r>
+    </w:p>
+    <w:p>
+      <w:pPr>
+        <w:jc w:val="center"/>
+        <w:ind w:firstLine="0"/>
+        <w:spacing w:before="0" w:after="0" w:line="360" w:lineRule="auto"/>
+      </w:pPr>
+      <w:r>
+        <w:t xml:space="preserve">圖 5-7 僅燈具作用（light\_only）照度場 3D 點雲。燈具正下方照度最高，遠端補有單的 single-bounce diffuse 回填；此情境也是 5.6 節 held-out 測試集之一。</w:t>
       </w:r>
     </w:p>
     <w:p>

--- a/docs/papers/thesis/thesis_draft_zh.docx
+++ b/docs/papers/thesis/thesis_draft_zh.docx
@@ -122,15 +122,15 @@
         <w:spacing w:before="0" w:after="0" w:line="360" w:lineRule="auto"/>
       </w:pPr>
       <w:r>
-        <w:t xml:space="preserve">單房間非連網家電環境影響學習之稀疏感測空間數位孪生原型</w:t>
-      </w:r>
-    </w:p>
-    <w:p>
-      <w:pPr>
-        <w:spacing w:before="0" w:after="0" w:line="360" w:lineRule="auto"/>
-      </w:pPr>
-      <w:r>
-        <w:t xml:space="preserve">研究生：林易佑</w:t>
+        <w:t xml:space="preserve">單房間非連網家電環境影響學習之稀疏感測空間數位孿生原型</w:t>
+      </w:r>
+    </w:p>
+    <w:p>
+      <w:pPr>
+        <w:spacing w:before="0" w:after="0" w:line="360" w:lineRule="auto"/>
+      </w:pPr>
+      <w:r>
+        <w:t xml:space="preserve">研究生：林昀佑</w:t>
       </w:r>
     </w:p>
     <w:p>
@@ -170,7 +170,7 @@
         <w:spacing w:before="0" w:after="0" w:line="360" w:lineRule="auto"/>
       </w:pPr>
       <w:r>
-        <w:t xml:space="preserve">指導教授：易欖霸 博士</w:t>
+        <w:t xml:space="preserve">指導教授：易昶霈 博士</w:t>
       </w:r>
     </w:p>
     <w:p>
@@ -211,15 +211,15 @@
         <w:spacing w:before="0" w:after="0" w:line="360" w:lineRule="auto"/>
       </w:pPr>
       <w:r>
-        <w:t xml:space="preserve">本研究能夠完成，首先感謝指導教授易欖霸博士在研究方向、方法與寫作上的您考與支持，以及歷位口試委員的指正與建議。感謝學業上對我的幫助與歷位師長提供的學習環境。也感謝家人的支持與包容。</w:t>
-      </w:r>
-    </w:p>
-    <w:p>
-      <w:pPr>
-        <w:spacing w:before="0" w:after="0" w:line="360" w:lineRule="auto"/>
-      </w:pPr>
-      <w:r>
-        <w:t xml:space="preserve">林易佑 謹誌於</w:t>
+        <w:t xml:space="preserve">本研究能夠完成，首先感謝指導教授易昶霈博士在研究方向、方法與寫作上的指導與支持，以及各位口試委員的指正與建議。感謝求學過程中幫助我的各位師長所提供的學習環境，也感謝家人的支持與包容。</w:t>
+      </w:r>
+    </w:p>
+    <w:p>
+      <w:pPr>
+        <w:spacing w:before="0" w:after="0" w:line="360" w:lineRule="auto"/>
+      </w:pPr>
+      <w:r>
+        <w:t xml:space="preserve">林昀佑 謹誌於</w:t>
       </w:r>
     </w:p>
     <w:p>
@@ -470,15 +470,15 @@
         <w:spacing w:before="0" w:after="0" w:line="360" w:lineRule="auto"/>
       </w:pPr>
       <w:r>
-        <w:t xml:space="preserve">  2.2 空間插値與場估計…… 3</w:t>
-      </w:r>
-    </w:p>
-    <w:p>
-      <w:pPr>
-        <w:spacing w:before="0" w:after="0" w:line="360" w:lineRule="auto"/>
-      </w:pPr>
-      <w:r>
-        <w:t xml:space="preserve">  2.3 數位孪生與智慧建築…… 3</w:t>
+        <w:t xml:space="preserve">  2.2 空間插值與場估計…… 3</w:t>
+      </w:r>
+    </w:p>
+    <w:p>
+      <w:pPr>
+        <w:spacing w:before="0" w:after="0" w:line="360" w:lineRule="auto"/>
+      </w:pPr>
+      <w:r>
+        <w:t xml:space="preserve">  2.3 數位孿生與智慧建築…… 3</w:t>
       </w:r>
     </w:p>
     <w:p>
@@ -686,7 +686,7 @@
         <w:spacing w:before="0" w:after="0" w:line="360" w:lineRule="auto"/>
       </w:pPr>
       <w:r>
-        <w:t xml:space="preserve">  5.5 窗戸時段、天氣、季節矩陣與直接輸入…… 14</w:t>
+        <w:t xml:space="preserve">  5.5 窗戶時段、天氣、季節矩陣與直接輸入…… 14</w:t>
       </w:r>
     </w:p>
     <w:p>
@@ -847,23 +847,23 @@
         <w:spacing w:before="0" w:after="0" w:line="360" w:lineRule="auto"/>
       </w:pPr>
       <w:r>
-        <w:t xml:space="preserve">表 5-2 窗戸矩陣情境節選…… 14</w:t>
-      </w:r>
-    </w:p>
-    <w:p>
-      <w:pPr>
-        <w:spacing w:before="0" w:after="0" w:line="360" w:lineRule="auto"/>
-      </w:pPr>
-      <w:r>
-        <w:t xml:space="preserve">表 5-3 Benchmark 層級設計…… 15</w:t>
-      </w:r>
-    </w:p>
-    <w:p>
-      <w:pPr>
-        <w:spacing w:before="0" w:after="0" w:line="360" w:lineRule="auto"/>
-      </w:pPr>
-      <w:r>
-        <w:t xml:space="preserve">表 5-4 SML2010 Benchmark 結果…… 15</w:t>
+        <w:t xml:space="preserve">表 5-2 IDW 與本研究 field MAE 比較…… 14</w:t>
+      </w:r>
+    </w:p>
+    <w:p>
+      <w:pPr>
+        <w:spacing w:before="0" w:after="0" w:line="360" w:lineRule="auto"/>
+      </w:pPr>
+      <w:r>
+        <w:t xml:space="preserve">表 5-3 窗戶矩陣情境節選…… 15</w:t>
+      </w:r>
+    </w:p>
+    <w:p>
+      <w:pPr>
+        <w:spacing w:before="0" w:after="0" w:line="360" w:lineRule="auto"/>
+      </w:pPr>
+      <w:r>
+        <w:t xml:space="preserve">表 5-4 SML2010 Benchmark 結果…… 16</w:t>
       </w:r>
     </w:p>
     <w:p>
@@ -2621,7 +2621,7 @@
         <w:drawing>
           <wp:inline distT="0" distB="0" distL="0" distR="0">
             <wp:extent cx="5303520" cy="5303520"/>
-            <wp:docPr id="1" name="圖 3-1 系統整體分層架構。此圖說明 Web、MCP/Gemma 入口如何共用 service layer，並串接主模型與 hybrid residual layer。"/>
+            <wp:docPr id="1" name="圖 3-1 系統整體分層架構。此圖說明人機互動或 AI 工具呼叫如何經由服務編排層進入環境數位孿生核心、校正與影響學習層，以及 optional residual neural layer，最後輸出空間估測與控制建議。"/>
             <wp:cNvGraphicFramePr>
               <a:graphicFrameLocks noChangeAspect="1"/>
             </wp:cNvGraphicFramePr>
@@ -2629,7 +2629,7 @@
               <a:graphicData uri="http://schemas.openxmlformats.org/drawingml/2006/picture">
                 <pic:pic>
                   <pic:nvPicPr>
-                    <pic:cNvPr id="1" name="圖 3-1 系統整體分層架構。此圖說明 Web、MCP/Gemma 入口如何共用 service layer，並串接主模型與 hybrid residual layer。"/>
+                    <pic:cNvPr id="1" name="圖 3-1 系統整體分層架構。此圖說明人機互動或 AI 工具呼叫如何經由服務編排層進入環境數位孿生核心、校正與影響學習層，以及 optional residual neural layer，最後輸出空間估測與控制建議。"/>
                     <pic:cNvPicPr/>
                   </pic:nvPicPr>
                   <pic:blipFill>
@@ -2661,7 +2661,7 @@
         <w:spacing w:before="0" w:after="0" w:line="360" w:lineRule="auto"/>
       </w:pPr>
       <w:r>
-        <w:t xml:space="preserve">圖 3-1 系統整體分層架構。此圖說明 Web、MCP/Gemma 入口如何共用 service layer，並串接主模型與 hybrid residual layer。</w:t>
+        <w:t xml:space="preserve">圖 3-1 系統整體分層架構。此圖說明人機互動或 AI 工具呼叫如何經由服務編排層進入環境數位孿生核心、校正與影響學習層，以及 optional residual neural layer，最後輸出空間估測與控制建議。</w:t>
       </w:r>
     </w:p>
     <w:p>
@@ -4275,6 +4275,14 @@
         <w:t xml:space="preserve">圖 5-1 驗證與實驗流程。此圖說明標準情境如何經由 truth adjustment、合成觀測、校正估測、baseline 比較與輸出摘要，形成第五章的實驗結果。</w:t>
       </w:r>
     </w:p>
+    <w:p>
+      <w:pPr>
+        <w:spacing w:before="0" w:after="0" w:line="360" w:lineRule="auto"/>
+      </w:pPr>
+      <w:r>
+        <w:t xml:space="preserve">表 5-1 標準情境結果摘要</w:t>
+      </w:r>
+    </w:p>
     <w:tbl>
       <w:tblPr>
         <w:tblBorders>
@@ -4759,7 +4767,7 @@
         <w:drawing>
           <wp:inline distT="0" distB="0" distL="0" distR="0">
             <wp:extent cx="5303520" cy="5303520"/>
-            <wp:docPr id="6" name="圖 5-2 三裝置同時作用（all\_active）之溫度場 3D 點雲視觀圖。每點為一個 16×12×6 網格樣本，顏色由藍綠（低溫）至橙紅（高溫）映射溫度分布。冷氣區域明顯偏藍，靠窗與靠燈區域則居溫度中高端。"/>
+            <wp:docPr id="6" name="圖 5-2 三裝置同時作用（all\_active）之溫度場 3D 點雲視圖。每點為一個 16×12×6 網格樣本，顏色由藍綠（低溫）至橙紅（高溫）映射溫度分布。冷氣區域明顯偏藍，靠窗與靠燈區域則居溫度中高端。"/>
             <wp:cNvGraphicFramePr>
               <a:graphicFrameLocks noChangeAspect="1"/>
             </wp:cNvGraphicFramePr>
@@ -4767,7 +4775,7 @@
               <a:graphicData uri="http://schemas.openxmlformats.org/drawingml/2006/picture">
                 <pic:pic>
                   <pic:nvPicPr>
-                    <pic:cNvPr id="6" name="圖 5-2 三裝置同時作用（all\_active）之溫度場 3D 點雲視觀圖。每點為一個 16×12×6 網格樣本，顏色由藍綠（低溫）至橙紅（高溫）映射溫度分布。冷氣區域明顯偏藍，靠窗與靠燈區域則居溫度中高端。"/>
+                    <pic:cNvPr id="6" name="圖 5-2 三裝置同時作用（all\_active）之溫度場 3D 點雲視圖。每點為一個 16×12×6 網格樣本，顏色由藍綠（低溫）至橙紅（高溫）映射溫度分布。冷氣區域明顯偏藍，靠窗與靠燈區域則居溫度中高端。"/>
                     <pic:cNvPicPr/>
                   </pic:nvPicPr>
                   <pic:blipFill>
@@ -4799,7 +4807,7 @@
         <w:spacing w:before="0" w:after="0" w:line="360" w:lineRule="auto"/>
       </w:pPr>
       <w:r>
-        <w:t xml:space="preserve">圖 5-2 三裝置同時作用（all\_active）之溫度場 3D 點雲視觀圖。每點為一個 16×12×6 網格樣本，顏色由藍綠（低溫）至橙紅（高溫）映射溫度分布。冷氣區域明顯偏藍，靠窗與靠燈區域則居溫度中高端。</w:t>
+        <w:t xml:space="preserve">圖 5-2 三裝置同時作用（all\_active）之溫度場 3D 點雲視圖。每點為一個 16×12×6 網格樣本，顏色由藍綠（低溫）至橙紅（高溫）映射溫度分布。冷氣區域明顯偏藍，靠窗與靠燈區域則居溫度中高端。</w:t>
       </w:r>
     </w:p>
     <w:p>
@@ -4811,7 +4819,7 @@
         <w:drawing>
           <wp:inline distT="0" distB="0" distL="0" distR="0">
             <wp:extent cx="5303520" cy="5303520"/>
-            <wp:docPr id="7" name="圖 5-3 僅冷氣作用（ac\_only）之溫度場 3D 點雲視觀圖。冷氣氣流影響區域（後牆靠所側）溫度明顯下降，距冷氣較遠的靠窗區域溫度相對較高，展示 bulk + local field 模型對全室平均與局部梯度的同時建模能力。"/>
+            <wp:docPr id="7" name="圖 5-3 僅冷氣作用（ac\_only）之溫度場 3D 點雲視圖。冷氣氣流影響區域（後牆靠左側）溫度明顯下降，距冷氣較遠的靠窗區域溫度相對較高，展示 bulk + local field 模型對全室平均與局部梯度的同時建模能力。"/>
             <wp:cNvGraphicFramePr>
               <a:graphicFrameLocks noChangeAspect="1"/>
             </wp:cNvGraphicFramePr>
@@ -4819,7 +4827,7 @@
               <a:graphicData uri="http://schemas.openxmlformats.org/drawingml/2006/picture">
                 <pic:pic>
                   <pic:nvPicPr>
-                    <pic:cNvPr id="7" name="圖 5-3 僅冷氣作用（ac\_only）之溫度場 3D 點雲視觀圖。冷氣氣流影響區域（後牆靠所側）溫度明顯下降，距冷氣較遠的靠窗區域溫度相對較高，展示 bulk + local field 模型對全室平均與局部梯度的同時建模能力。"/>
+                    <pic:cNvPr id="7" name="圖 5-3 僅冷氣作用（ac\_only）之溫度場 3D 點雲視圖。冷氣氣流影響區域（後牆靠左側）溫度明顯下降，距冷氣較遠的靠窗區域溫度相對較高，展示 bulk + local field 模型對全室平均與局部梯度的同時建模能力。"/>
                     <pic:cNvPicPr/>
                   </pic:nvPicPr>
                   <pic:blipFill>
@@ -4851,7 +4859,7 @@
         <w:spacing w:before="0" w:after="0" w:line="360" w:lineRule="auto"/>
       </w:pPr>
       <w:r>
-        <w:t xml:space="preserve">圖 5-3 僅冷氣作用（ac\_only）之溫度場 3D 點雲視觀圖。冷氣氣流影響區域（後牆靠所側）溫度明顯下降，距冷氣較遠的靠窗區域溫度相對較高，展示 bulk + local field 模型對全室平均與局部梯度的同時建模能力。</w:t>
+        <w:t xml:space="preserve">圖 5-3 僅冷氣作用（ac\_only）之溫度場 3D 點雲視圖。冷氣氣流影響區域（後牆靠左側）溫度明顯下降，距冷氣較遠的靠窗區域溫度相對較高，展示 bulk + local field 模型對全室平均與局部梯度的同時建模能力。</w:t>
       </w:r>
     </w:p>
     <w:p>
@@ -4863,7 +4871,7 @@
         <w:drawing>
           <wp:inline distT="0" distB="0" distL="0" distR="0">
             <wp:extent cx="5303520" cy="5303520"/>
-            <wp:docPr id="8" name="圖 5-4 僅燈具作用（light\_only）之照度場 3D 點雲視觀圖。燈具正下方的測點照度最高（黃橙色），底層四角與遠端則由間接反射賦予少量回填亮度，顏色實現正確的照度衰減樣態。"/>
+            <wp:docPr id="8" name="圖 5-4 僅燈具作用（light\_only）之照度場 3D 點雲視圖。燈具正下方的測點照度最高（黃橙色），底層四角與遠端則由間接反射賦予少量回填亮度，顏色實現正確的照度衰減樣態。"/>
             <wp:cNvGraphicFramePr>
               <a:graphicFrameLocks noChangeAspect="1"/>
             </wp:cNvGraphicFramePr>
@@ -4871,7 +4879,7 @@
               <a:graphicData uri="http://schemas.openxmlformats.org/drawingml/2006/picture">
                 <pic:pic>
                   <pic:nvPicPr>
-                    <pic:cNvPr id="8" name="圖 5-4 僅燈具作用（light\_only）之照度場 3D 點雲視觀圖。燈具正下方的測點照度最高（黃橙色），底層四角與遠端則由間接反射賦予少量回填亮度，顏色實現正確的照度衰減樣態。"/>
+                    <pic:cNvPr id="8" name="圖 5-4 僅燈具作用（light\_only）之照度場 3D 點雲視圖。燈具正下方的測點照度最高（黃橙色），底層四角與遠端則由間接反射賦予少量回填亮度，顏色實現正確的照度衰減樣態。"/>
                     <pic:cNvPicPr/>
                   </pic:nvPicPr>
                   <pic:blipFill>
@@ -4903,7 +4911,7 @@
         <w:spacing w:before="0" w:after="0" w:line="360" w:lineRule="auto"/>
       </w:pPr>
       <w:r>
-        <w:t xml:space="preserve">圖 5-4 僅燈具作用（light\_only）之照度場 3D 點雲視觀圖。燈具正下方的測點照度最高（黃橙色），底層四角與遠端則由間接反射賦予少量回填亮度，顏色實現正確的照度衰減樣態。</w:t>
+        <w:t xml:space="preserve">圖 5-4 僅燈具作用（light\_only）之照度場 3D 點雲視圖。燈具正下方的測點照度最高（黃橙色），底層四角與遠端則由間接反射賦予少量回填亮度，顏色實現正確的照度衰減樣態。</w:t>
       </w:r>
     </w:p>
     <w:p>
@@ -4923,55 +4931,15 @@
         <w:spacing w:before="0" w:after="0" w:line="360" w:lineRule="auto"/>
       </w:pPr>
       <w:r>
-        <w:t xml:space="preserve">以 light_only 情境為例，本研究模型在照度 MAE 上相較 IDW baseline 降低約 97.95%。這表示只依靠角落感測器插值難以重建中央燈具造成的局部照度提升，而加入設備位置、直接照度項、single-bounce diffuse reflection、power scale 校準與 trilinear residual correction 後，可更有效描述設備作用與間接亮度回填。</w:t>
-      </w:r>
-    </w:p>
-    <w:p>
-      <w:pPr>
-        <w:pStyle w:val="Heading2"/>
-        <w:spacing w:before="0" w:after="0" w:line="360" w:lineRule="auto"/>
-      </w:pPr>
-      <w:r>
-        <w:rPr>
-          <w:b/>
-        </w:rPr>
-        <w:t xml:space="preserve">5.4 非連網裝置影響學習</w:t>
-      </w:r>
-    </w:p>
-    <w:p>
-      <w:pPr>
-        <w:spacing w:before="0" w:after="0" w:line="360" w:lineRule="auto"/>
-      </w:pPr>
-      <w:r>
-        <w:t xml:space="preserve">在 ac_only 情境中，模型學得冷氣對 temperature 的係數為負，對 humidity 的係數亦為負，對 illuminance 則接近零，符合冷氣降溫與弱除濕的模型假設。在 light_only 情境中，照明主要提升 illuminance，並帶來少量正向熱效應。這些結果顯示，即使裝置本身不回報狀態，仍可由環境感測變化估計其影響方向與相對強度。</w:t>
-      </w:r>
-    </w:p>
-    <w:p>
-      <w:pPr>
-        <w:pStyle w:val="Heading2"/>
-        <w:spacing w:before="0" w:after="0" w:line="360" w:lineRule="auto"/>
-      </w:pPr>
-      <w:r>
-        <w:rPr>
-          <w:b/>
-        </w:rPr>
-        <w:t xml:space="preserve">5.5 窗戶時段、天氣、季節矩陣與直接輸入</w:t>
-      </w:r>
-    </w:p>
-    <w:p>
-      <w:pPr>
-        <w:spacing w:before="0" w:after="0" w:line="360" w:lineRule="auto"/>
-      </w:pPr>
-      <w:r>
-        <w:t xml:space="preserve">本研究新增 48 組窗戶矩陣情境，組合 4 個時段、3 種天氣與 4 個季節。此矩陣可作為外部環境變數敏感度分析，用於說明窗戶在不同外部條件下對靠窗區與中心區的溫度、濕度與照度影響。</w:t>
-      </w:r>
-    </w:p>
-    <w:p>
-      <w:pPr>
-        <w:spacing w:before="0" w:after="0" w:line="360" w:lineRule="auto"/>
-      </w:pPr>
-      <w:r>
-        <w:t xml:space="preserve">除列舉矩陣外，系統亦支援窗戶 direct input 模式。使用者可直接提供外部溫度、外部濕度、外部日照照度、開窗比例，以及可選的室內基準溫濕度。此模式適合接入即時天氣資料、手動量測資料或使用者指定條件，不必先將外部條件離散化為季節、天氣與時段分類。</w:t>
+        <w:t xml:space="preserve">IDW（Inverse Distance Weighting，反距離加權插值）是最基本的空間插值法：給定 8 顆角落感測器的量測值，對任一查詢點以距離的倒數為權重加權平均。此方法不需要任何關於設備位置或物理模型的知識，僅依賴量測點的空間分布進行推算。本節以 IDW 作為零成本 baseline，驗證本研究模型加入設備影響函數、power scale 校準與 trilinear residual correction 後的實質改善幅度。</w:t>
+      </w:r>
+    </w:p>
+    <w:p>
+      <w:pPr>
+        <w:spacing w:before="0" w:after="0" w:line="360" w:lineRule="auto"/>
+      </w:pPr>
+      <w:r>
+        <w:t xml:space="preserve">表 5-2 列出 8 組情境下，IDW 與本研究模型（base model）的 field MAE 及改善比例。</w:t>
       </w:r>
     </w:p>
     <w:tbl>
@@ -5014,7 +4982,7 @@
               <w:rPr>
                 <w:b/>
               </w:rPr>
-              <w:t xml:space="preserve">外部溫度</w:t>
+              <w:t xml:space="preserve">因子</w:t>
             </w:r>
           </w:p>
         </w:tc>
@@ -5030,7 +4998,7 @@
               <w:rPr>
                 <w:b/>
               </w:rPr>
-              <w:t xml:space="preserve">外部濕度</w:t>
+              <w:t xml:space="preserve">本研究 MAE</w:t>
             </w:r>
           </w:p>
         </w:tc>
@@ -5046,7 +5014,7 @@
               <w:rPr>
                 <w:b/>
               </w:rPr>
-              <w:t xml:space="preserve">外部日照</w:t>
+              <w:t xml:space="preserve">IDW MAE</w:t>
             </w:r>
           </w:p>
         </w:tc>
@@ -5062,7 +5030,7 @@
               <w:rPr>
                 <w:b/>
               </w:rPr>
-              <w:t xml:space="preserve">窗戶區照度</w:t>
+              <w:t xml:space="preserve">改善 (%)</w:t>
             </w:r>
           </w:p>
         </w:tc>
@@ -5077,59 +5045,59 @@
               <w:spacing w:before="0" w:after="0" w:line="360" w:lineRule="auto"/>
             </w:pPr>
             <w:r>
-              <w:t xml:space="preserve">window_summer_sunny_noon</w:t>
-            </w:r>
-          </w:p>
-        </w:tc>
-        <w:tc>
-          <w:tcPr>
-            <w:tcW w:w="2200" w:type="dxa"/>
-          </w:tcPr>
-          <w:p>
-            <w:pPr>
-              <w:spacing w:before="0" w:after="0" w:line="360" w:lineRule="auto"/>
-            </w:pPr>
-            <w:r>
-              <w:t xml:space="preserve">37.0</w:t>
-            </w:r>
-          </w:p>
-        </w:tc>
-        <w:tc>
-          <w:tcPr>
-            <w:tcW w:w="2200" w:type="dxa"/>
-          </w:tcPr>
-          <w:p>
-            <w:pPr>
-              <w:spacing w:before="0" w:after="0" w:line="360" w:lineRule="auto"/>
-            </w:pPr>
-            <w:r>
-              <w:t xml:space="preserve">71.0</w:t>
-            </w:r>
-          </w:p>
-        </w:tc>
-        <w:tc>
-          <w:tcPr>
-            <w:tcW w:w="2200" w:type="dxa"/>
-          </w:tcPr>
-          <w:p>
-            <w:pPr>
-              <w:spacing w:before="0" w:after="0" w:line="360" w:lineRule="auto"/>
-            </w:pPr>
-            <w:r>
-              <w:t xml:space="preserve">36000.0</w:t>
-            </w:r>
-          </w:p>
-        </w:tc>
-        <w:tc>
-          <w:tcPr>
-            <w:tcW w:w="2200" w:type="dxa"/>
-          </w:tcPr>
-          <w:p>
-            <w:pPr>
-              <w:spacing w:before="0" w:after="0" w:line="360" w:lineRule="auto"/>
-            </w:pPr>
-            <w:r>
-              <w:t xml:space="preserve">243.7090</w:t>
+              <w:t xml:space="preserve">idle</w:t>
+            </w:r>
+          </w:p>
+        </w:tc>
+        <w:tc>
+          <w:tcPr>
+            <w:tcW w:w="2200" w:type="dxa"/>
+          </w:tcPr>
+          <w:p>
+            <w:pPr>
+              <w:spacing w:before="0" w:after="0" w:line="360" w:lineRule="auto"/>
+            </w:pPr>
+            <w:r>
+              <w:t xml:space="preserve">溫度</w:t>
+            </w:r>
+          </w:p>
+        </w:tc>
+        <w:tc>
+          <w:tcPr>
+            <w:tcW w:w="2200" w:type="dxa"/>
+          </w:tcPr>
+          <w:p>
+            <w:pPr>
+              <w:spacing w:before="0" w:after="0" w:line="360" w:lineRule="auto"/>
+            </w:pPr>
+            <w:r>
+              <w:t xml:space="preserve">0.0470</w:t>
+            </w:r>
+          </w:p>
+        </w:tc>
+        <w:tc>
+          <w:tcPr>
+            <w:tcW w:w="2200" w:type="dxa"/>
+          </w:tcPr>
+          <w:p>
+            <w:pPr>
+              <w:spacing w:before="0" w:after="0" w:line="360" w:lineRule="auto"/>
+            </w:pPr>
+            <w:r>
+              <w:t xml:space="preserve">0.1242</w:t>
+            </w:r>
+          </w:p>
+        </w:tc>
+        <w:tc>
+          <w:tcPr>
+            <w:tcW w:w="2200" w:type="dxa"/>
+          </w:tcPr>
+          <w:p>
+            <w:pPr>
+              <w:spacing w:before="0" w:after="0" w:line="360" w:lineRule="auto"/>
+            </w:pPr>
+            <w:r>
+              <w:t xml:space="preserve">62.2%</w:t>
             </w:r>
           </w:p>
         </w:tc>
@@ -5144,59 +5112,59 @@
               <w:spacing w:before="0" w:after="0" w:line="360" w:lineRule="auto"/>
             </w:pPr>
             <w:r>
-              <w:t xml:space="preserve">window_winter_rainy_night</w:t>
-            </w:r>
-          </w:p>
-        </w:tc>
-        <w:tc>
-          <w:tcPr>
-            <w:tcW w:w="2200" w:type="dxa"/>
-          </w:tcPr>
-          <w:p>
-            <w:pPr>
-              <w:spacing w:before="0" w:after="0" w:line="360" w:lineRule="auto"/>
-            </w:pPr>
-            <w:r>
-              <w:t xml:space="preserve">11.0</w:t>
-            </w:r>
-          </w:p>
-        </w:tc>
-        <w:tc>
-          <w:tcPr>
-            <w:tcW w:w="2200" w:type="dxa"/>
-          </w:tcPr>
-          <w:p>
-            <w:pPr>
-              <w:spacing w:before="0" w:after="0" w:line="360" w:lineRule="auto"/>
-            </w:pPr>
-            <w:r>
-              <w:t xml:space="preserve">78.0</w:t>
-            </w:r>
-          </w:p>
-        </w:tc>
-        <w:tc>
-          <w:tcPr>
-            <w:tcW w:w="2200" w:type="dxa"/>
-          </w:tcPr>
-          <w:p>
-            <w:pPr>
-              <w:spacing w:before="0" w:after="0" w:line="360" w:lineRule="auto"/>
-            </w:pPr>
-            <w:r>
-              <w:t xml:space="preserve">15.2</w:t>
-            </w:r>
-          </w:p>
-        </w:tc>
-        <w:tc>
-          <w:tcPr>
-            <w:tcW w:w="2200" w:type="dxa"/>
-          </w:tcPr>
-          <w:p>
-            <w:pPr>
-              <w:spacing w:before="0" w:after="0" w:line="360" w:lineRule="auto"/>
-            </w:pPr>
-            <w:r>
-              <w:t xml:space="preserve">68.9740</w:t>
+              <w:t xml:space="preserve">idle</w:t>
+            </w:r>
+          </w:p>
+        </w:tc>
+        <w:tc>
+          <w:tcPr>
+            <w:tcW w:w="2200" w:type="dxa"/>
+          </w:tcPr>
+          <w:p>
+            <w:pPr>
+              <w:spacing w:before="0" w:after="0" w:line="360" w:lineRule="auto"/>
+            </w:pPr>
+            <w:r>
+              <w:t xml:space="preserve">濕度</w:t>
+            </w:r>
+          </w:p>
+        </w:tc>
+        <w:tc>
+          <w:tcPr>
+            <w:tcW w:w="2200" w:type="dxa"/>
+          </w:tcPr>
+          <w:p>
+            <w:pPr>
+              <w:spacing w:before="0" w:after="0" w:line="360" w:lineRule="auto"/>
+            </w:pPr>
+            <w:r>
+              <w:t xml:space="preserve">0.1762</w:t>
+            </w:r>
+          </w:p>
+        </w:tc>
+        <w:tc>
+          <w:tcPr>
+            <w:tcW w:w="2200" w:type="dxa"/>
+          </w:tcPr>
+          <w:p>
+            <w:pPr>
+              <w:spacing w:before="0" w:after="0" w:line="360" w:lineRule="auto"/>
+            </w:pPr>
+            <w:r>
+              <w:t xml:space="preserve">0.4656</w:t>
+            </w:r>
+          </w:p>
+        </w:tc>
+        <w:tc>
+          <w:tcPr>
+            <w:tcW w:w="2200" w:type="dxa"/>
+          </w:tcPr>
+          <w:p>
+            <w:pPr>
+              <w:spacing w:before="0" w:after="0" w:line="360" w:lineRule="auto"/>
+            </w:pPr>
+            <w:r>
+              <w:t xml:space="preserve">62.2%</w:t>
             </w:r>
           </w:p>
         </w:tc>
@@ -5211,64 +5179,691 @@
               <w:spacing w:before="0" w:after="0" w:line="360" w:lineRule="auto"/>
             </w:pPr>
             <w:r>
-              <w:t xml:space="preserve">window_spring_cloudy_morning</w:t>
-            </w:r>
-          </w:p>
-        </w:tc>
-        <w:tc>
-          <w:tcPr>
-            <w:tcW w:w="2200" w:type="dxa"/>
-          </w:tcPr>
-          <w:p>
-            <w:pPr>
-              <w:spacing w:before="0" w:after="0" w:line="360" w:lineRule="auto"/>
-            </w:pPr>
-            <w:r>
-              <w:t xml:space="preserve">21.5</w:t>
-            </w:r>
-          </w:p>
-        </w:tc>
-        <w:tc>
-          <w:tcPr>
-            <w:tcW w:w="2200" w:type="dxa"/>
-          </w:tcPr>
-          <w:p>
-            <w:pPr>
-              <w:spacing w:before="0" w:after="0" w:line="360" w:lineRule="auto"/>
-            </w:pPr>
-            <w:r>
-              <w:t xml:space="preserve">70.0</w:t>
-            </w:r>
-          </w:p>
-        </w:tc>
-        <w:tc>
-          <w:tcPr>
-            <w:tcW w:w="2200" w:type="dxa"/>
-          </w:tcPr>
-          <w:p>
-            <w:pPr>
-              <w:spacing w:before="0" w:after="0" w:line="360" w:lineRule="auto"/>
-            </w:pPr>
-            <w:r>
-              <w:t xml:space="preserve">5005.0</w:t>
-            </w:r>
-          </w:p>
-        </w:tc>
-        <w:tc>
-          <w:tcPr>
-            <w:tcW w:w="2200" w:type="dxa"/>
-          </w:tcPr>
-          <w:p>
-            <w:pPr>
-              <w:spacing w:before="0" w:after="0" w:line="360" w:lineRule="auto"/>
-            </w:pPr>
-            <w:r>
-              <w:t xml:space="preserve">93.2172</w:t>
+              <w:t xml:space="preserve">idle</w:t>
+            </w:r>
+          </w:p>
+        </w:tc>
+        <w:tc>
+          <w:tcPr>
+            <w:tcW w:w="2200" w:type="dxa"/>
+          </w:tcPr>
+          <w:p>
+            <w:pPr>
+              <w:spacing w:before="0" w:after="0" w:line="360" w:lineRule="auto"/>
+            </w:pPr>
+            <w:r>
+              <w:t xml:space="preserve">照度</w:t>
+            </w:r>
+          </w:p>
+        </w:tc>
+        <w:tc>
+          <w:tcPr>
+            <w:tcW w:w="2200" w:type="dxa"/>
+          </w:tcPr>
+          <w:p>
+            <w:pPr>
+              <w:spacing w:before="0" w:after="0" w:line="360" w:lineRule="auto"/>
+            </w:pPr>
+            <w:r>
+              <w:t xml:space="preserve">1.7625</w:t>
+            </w:r>
+          </w:p>
+        </w:tc>
+        <w:tc>
+          <w:tcPr>
+            <w:tcW w:w="2200" w:type="dxa"/>
+          </w:tcPr>
+          <w:p>
+            <w:pPr>
+              <w:spacing w:before="0" w:after="0" w:line="360" w:lineRule="auto"/>
+            </w:pPr>
+            <w:r>
+              <w:t xml:space="preserve">1.3210</w:t>
+            </w:r>
+          </w:p>
+        </w:tc>
+        <w:tc>
+          <w:tcPr>
+            <w:tcW w:w="2200" w:type="dxa"/>
+          </w:tcPr>
+          <w:p>
+            <w:pPr>
+              <w:spacing w:before="0" w:after="0" w:line="360" w:lineRule="auto"/>
+            </w:pPr>
+            <w:r>
+              <w:t xml:space="preserve">−33.4% ▲</w:t>
+            </w:r>
+          </w:p>
+        </w:tc>
+      </w:tr>
+      <w:tr>
+        <w:tc>
+          <w:tcPr>
+            <w:tcW w:w="2200" w:type="dxa"/>
+          </w:tcPr>
+          <w:p>
+            <w:pPr>
+              <w:spacing w:before="0" w:after="0" w:line="360" w:lineRule="auto"/>
+            </w:pPr>
+            <w:r>
+              <w:t xml:space="preserve">ac\_only</w:t>
+            </w:r>
+          </w:p>
+        </w:tc>
+        <w:tc>
+          <w:tcPr>
+            <w:tcW w:w="2200" w:type="dxa"/>
+          </w:tcPr>
+          <w:p>
+            <w:pPr>
+              <w:spacing w:before="0" w:after="0" w:line="360" w:lineRule="auto"/>
+            </w:pPr>
+            <w:r>
+              <w:t xml:space="preserve">溫度</w:t>
+            </w:r>
+          </w:p>
+        </w:tc>
+        <w:tc>
+          <w:tcPr>
+            <w:tcW w:w="2200" w:type="dxa"/>
+          </w:tcPr>
+          <w:p>
+            <w:pPr>
+              <w:spacing w:before="0" w:after="0" w:line="360" w:lineRule="auto"/>
+            </w:pPr>
+            <w:r>
+              <w:t xml:space="preserve">0.0481</w:t>
+            </w:r>
+          </w:p>
+        </w:tc>
+        <w:tc>
+          <w:tcPr>
+            <w:tcW w:w="2200" w:type="dxa"/>
+          </w:tcPr>
+          <w:p>
+            <w:pPr>
+              <w:spacing w:before="0" w:after="0" w:line="360" w:lineRule="auto"/>
+            </w:pPr>
+            <w:r>
+              <w:t xml:space="preserve">0.2536</w:t>
+            </w:r>
+          </w:p>
+        </w:tc>
+        <w:tc>
+          <w:tcPr>
+            <w:tcW w:w="2200" w:type="dxa"/>
+          </w:tcPr>
+          <w:p>
+            <w:pPr>
+              <w:spacing w:before="0" w:after="0" w:line="360" w:lineRule="auto"/>
+            </w:pPr>
+            <w:r>
+              <w:t xml:space="preserve">81.0%</w:t>
+            </w:r>
+          </w:p>
+        </w:tc>
+      </w:tr>
+      <w:tr>
+        <w:tc>
+          <w:tcPr>
+            <w:tcW w:w="2200" w:type="dxa"/>
+          </w:tcPr>
+          <w:p>
+            <w:pPr>
+              <w:spacing w:before="0" w:after="0" w:line="360" w:lineRule="auto"/>
+            </w:pPr>
+            <w:r>
+              <w:t xml:space="preserve">ac\_only</w:t>
+            </w:r>
+          </w:p>
+        </w:tc>
+        <w:tc>
+          <w:tcPr>
+            <w:tcW w:w="2200" w:type="dxa"/>
+          </w:tcPr>
+          <w:p>
+            <w:pPr>
+              <w:spacing w:before="0" w:after="0" w:line="360" w:lineRule="auto"/>
+            </w:pPr>
+            <w:r>
+              <w:t xml:space="preserve">照度</w:t>
+            </w:r>
+          </w:p>
+        </w:tc>
+        <w:tc>
+          <w:tcPr>
+            <w:tcW w:w="2200" w:type="dxa"/>
+          </w:tcPr>
+          <w:p>
+            <w:pPr>
+              <w:spacing w:before="0" w:after="0" w:line="360" w:lineRule="auto"/>
+            </w:pPr>
+            <w:r>
+              <w:t xml:space="preserve">1.7625</w:t>
+            </w:r>
+          </w:p>
+        </w:tc>
+        <w:tc>
+          <w:tcPr>
+            <w:tcW w:w="2200" w:type="dxa"/>
+          </w:tcPr>
+          <w:p>
+            <w:pPr>
+              <w:spacing w:before="0" w:after="0" w:line="360" w:lineRule="auto"/>
+            </w:pPr>
+            <w:r>
+              <w:t xml:space="preserve">1.3210</w:t>
+            </w:r>
+          </w:p>
+        </w:tc>
+        <w:tc>
+          <w:tcPr>
+            <w:tcW w:w="2200" w:type="dxa"/>
+          </w:tcPr>
+          <w:p>
+            <w:pPr>
+              <w:spacing w:before="0" w:after="0" w:line="360" w:lineRule="auto"/>
+            </w:pPr>
+            <w:r>
+              <w:t xml:space="preserve">−33.4% ▲</w:t>
+            </w:r>
+          </w:p>
+        </w:tc>
+      </w:tr>
+      <w:tr>
+        <w:tc>
+          <w:tcPr>
+            <w:tcW w:w="2200" w:type="dxa"/>
+          </w:tcPr>
+          <w:p>
+            <w:pPr>
+              <w:spacing w:before="0" w:after="0" w:line="360" w:lineRule="auto"/>
+            </w:pPr>
+            <w:r>
+              <w:t xml:space="preserve">window\_only</w:t>
+            </w:r>
+          </w:p>
+        </w:tc>
+        <w:tc>
+          <w:tcPr>
+            <w:tcW w:w="2200" w:type="dxa"/>
+          </w:tcPr>
+          <w:p>
+            <w:pPr>
+              <w:spacing w:before="0" w:after="0" w:line="360" w:lineRule="auto"/>
+            </w:pPr>
+            <w:r>
+              <w:t xml:space="preserve">照度</w:t>
+            </w:r>
+          </w:p>
+        </w:tc>
+        <w:tc>
+          <w:tcPr>
+            <w:tcW w:w="2200" w:type="dxa"/>
+          </w:tcPr>
+          <w:p>
+            <w:pPr>
+              <w:spacing w:before="0" w:after="0" w:line="360" w:lineRule="auto"/>
+            </w:pPr>
+            <w:r>
+              <w:t xml:space="preserve">2.3024</w:t>
+            </w:r>
+          </w:p>
+        </w:tc>
+        <w:tc>
+          <w:tcPr>
+            <w:tcW w:w="2200" w:type="dxa"/>
+          </w:tcPr>
+          <w:p>
+            <w:pPr>
+              <w:spacing w:before="0" w:after="0" w:line="360" w:lineRule="auto"/>
+            </w:pPr>
+            <w:r>
+              <w:t xml:space="preserve">58.7291</w:t>
+            </w:r>
+          </w:p>
+        </w:tc>
+        <w:tc>
+          <w:tcPr>
+            <w:tcW w:w="2200" w:type="dxa"/>
+          </w:tcPr>
+          <w:p>
+            <w:pPr>
+              <w:spacing w:before="0" w:after="0" w:line="360" w:lineRule="auto"/>
+            </w:pPr>
+            <w:r>
+              <w:t xml:space="preserve">96.1%</w:t>
+            </w:r>
+          </w:p>
+        </w:tc>
+      </w:tr>
+      <w:tr>
+        <w:tc>
+          <w:tcPr>
+            <w:tcW w:w="2200" w:type="dxa"/>
+          </w:tcPr>
+          <w:p>
+            <w:pPr>
+              <w:spacing w:before="0" w:after="0" w:line="360" w:lineRule="auto"/>
+            </w:pPr>
+            <w:r>
+              <w:t xml:space="preserve">light\_only</w:t>
+            </w:r>
+          </w:p>
+        </w:tc>
+        <w:tc>
+          <w:tcPr>
+            <w:tcW w:w="2200" w:type="dxa"/>
+          </w:tcPr>
+          <w:p>
+            <w:pPr>
+              <w:spacing w:before="0" w:after="0" w:line="360" w:lineRule="auto"/>
+            </w:pPr>
+            <w:r>
+              <w:t xml:space="preserve">溫度</w:t>
+            </w:r>
+          </w:p>
+        </w:tc>
+        <w:tc>
+          <w:tcPr>
+            <w:tcW w:w="2200" w:type="dxa"/>
+          </w:tcPr>
+          <w:p>
+            <w:pPr>
+              <w:spacing w:before="0" w:after="0" w:line="360" w:lineRule="auto"/>
+            </w:pPr>
+            <w:r>
+              <w:t xml:space="preserve">0.0470</w:t>
+            </w:r>
+          </w:p>
+        </w:tc>
+        <w:tc>
+          <w:tcPr>
+            <w:tcW w:w="2200" w:type="dxa"/>
+          </w:tcPr>
+          <w:p>
+            <w:pPr>
+              <w:spacing w:before="0" w:after="0" w:line="360" w:lineRule="auto"/>
+            </w:pPr>
+            <w:r>
+              <w:t xml:space="preserve">0.1306</w:t>
+            </w:r>
+          </w:p>
+        </w:tc>
+        <w:tc>
+          <w:tcPr>
+            <w:tcW w:w="2200" w:type="dxa"/>
+          </w:tcPr>
+          <w:p>
+            <w:pPr>
+              <w:spacing w:before="0" w:after="0" w:line="360" w:lineRule="auto"/>
+            </w:pPr>
+            <w:r>
+              <w:t xml:space="preserve">64.0%</w:t>
+            </w:r>
+          </w:p>
+        </w:tc>
+      </w:tr>
+      <w:tr>
+        <w:tc>
+          <w:tcPr>
+            <w:tcW w:w="2200" w:type="dxa"/>
+          </w:tcPr>
+          <w:p>
+            <w:pPr>
+              <w:spacing w:before="0" w:after="0" w:line="360" w:lineRule="auto"/>
+            </w:pPr>
+            <w:r>
+              <w:t xml:space="preserve">light\_only</w:t>
+            </w:r>
+          </w:p>
+        </w:tc>
+        <w:tc>
+          <w:tcPr>
+            <w:tcW w:w="2200" w:type="dxa"/>
+          </w:tcPr>
+          <w:p>
+            <w:pPr>
+              <w:spacing w:before="0" w:after="0" w:line="360" w:lineRule="auto"/>
+            </w:pPr>
+            <w:r>
+              <w:t xml:space="preserve">照度</w:t>
+            </w:r>
+          </w:p>
+        </w:tc>
+        <w:tc>
+          <w:tcPr>
+            <w:tcW w:w="2200" w:type="dxa"/>
+          </w:tcPr>
+          <w:p>
+            <w:pPr>
+              <w:spacing w:before="0" w:after="0" w:line="360" w:lineRule="auto"/>
+            </w:pPr>
+            <w:r>
+              <w:t xml:space="preserve">2.6633</w:t>
+            </w:r>
+          </w:p>
+        </w:tc>
+        <w:tc>
+          <w:tcPr>
+            <w:tcW w:w="2200" w:type="dxa"/>
+          </w:tcPr>
+          <w:p>
+            <w:pPr>
+              <w:spacing w:before="0" w:after="0" w:line="360" w:lineRule="auto"/>
+            </w:pPr>
+            <w:r>
+              <w:t xml:space="preserve">129.9798</w:t>
+            </w:r>
+          </w:p>
+        </w:tc>
+        <w:tc>
+          <w:tcPr>
+            <w:tcW w:w="2200" w:type="dxa"/>
+          </w:tcPr>
+          <w:p>
+            <w:pPr>
+              <w:spacing w:before="0" w:after="0" w:line="360" w:lineRule="auto"/>
+            </w:pPr>
+            <w:r>
+              <w:t xml:space="preserve">97.9%</w:t>
+            </w:r>
+          </w:p>
+        </w:tc>
+      </w:tr>
+      <w:tr>
+        <w:tc>
+          <w:tcPr>
+            <w:tcW w:w="2200" w:type="dxa"/>
+          </w:tcPr>
+          <w:p>
+            <w:pPr>
+              <w:spacing w:before="0" w:after="0" w:line="360" w:lineRule="auto"/>
+            </w:pPr>
+            <w:r>
+              <w:t xml:space="preserve">window\_light</w:t>
+            </w:r>
+          </w:p>
+        </w:tc>
+        <w:tc>
+          <w:tcPr>
+            <w:tcW w:w="2200" w:type="dxa"/>
+          </w:tcPr>
+          <w:p>
+            <w:pPr>
+              <w:spacing w:before="0" w:after="0" w:line="360" w:lineRule="auto"/>
+            </w:pPr>
+            <w:r>
+              <w:t xml:space="preserve">照度</w:t>
+            </w:r>
+          </w:p>
+        </w:tc>
+        <w:tc>
+          <w:tcPr>
+            <w:tcW w:w="2200" w:type="dxa"/>
+          </w:tcPr>
+          <w:p>
+            <w:pPr>
+              <w:spacing w:before="0" w:after="0" w:line="360" w:lineRule="auto"/>
+            </w:pPr>
+            <w:r>
+              <w:t xml:space="preserve">1.9913</w:t>
+            </w:r>
+          </w:p>
+        </w:tc>
+        <w:tc>
+          <w:tcPr>
+            <w:tcW w:w="2200" w:type="dxa"/>
+          </w:tcPr>
+          <w:p>
+            <w:pPr>
+              <w:spacing w:before="0" w:after="0" w:line="360" w:lineRule="auto"/>
+            </w:pPr>
+            <w:r>
+              <w:t xml:space="preserve">167.9708</w:t>
+            </w:r>
+          </w:p>
+        </w:tc>
+        <w:tc>
+          <w:tcPr>
+            <w:tcW w:w="2200" w:type="dxa"/>
+          </w:tcPr>
+          <w:p>
+            <w:pPr>
+              <w:spacing w:before="0" w:after="0" w:line="360" w:lineRule="auto"/>
+            </w:pPr>
+            <w:r>
+              <w:t xml:space="preserve">98.8%</w:t>
+            </w:r>
+          </w:p>
+        </w:tc>
+      </w:tr>
+      <w:tr>
+        <w:tc>
+          <w:tcPr>
+            <w:tcW w:w="2200" w:type="dxa"/>
+          </w:tcPr>
+          <w:p>
+            <w:pPr>
+              <w:spacing w:before="0" w:after="0" w:line="360" w:lineRule="auto"/>
+            </w:pPr>
+            <w:r>
+              <w:t xml:space="preserve">ac\_light</w:t>
+            </w:r>
+          </w:p>
+        </w:tc>
+        <w:tc>
+          <w:tcPr>
+            <w:tcW w:w="2200" w:type="dxa"/>
+          </w:tcPr>
+          <w:p>
+            <w:pPr>
+              <w:spacing w:before="0" w:after="0" w:line="360" w:lineRule="auto"/>
+            </w:pPr>
+            <w:r>
+              <w:t xml:space="preserve">照度</w:t>
+            </w:r>
+          </w:p>
+        </w:tc>
+        <w:tc>
+          <w:tcPr>
+            <w:tcW w:w="2200" w:type="dxa"/>
+          </w:tcPr>
+          <w:p>
+            <w:pPr>
+              <w:spacing w:before="0" w:after="0" w:line="360" w:lineRule="auto"/>
+            </w:pPr>
+            <w:r>
+              <w:t xml:space="preserve">2.5770</w:t>
+            </w:r>
+          </w:p>
+        </w:tc>
+        <w:tc>
+          <w:tcPr>
+            <w:tcW w:w="2200" w:type="dxa"/>
+          </w:tcPr>
+          <w:p>
+            <w:pPr>
+              <w:spacing w:before="0" w:after="0" w:line="360" w:lineRule="auto"/>
+            </w:pPr>
+            <w:r>
+              <w:t xml:space="preserve">121.8574</w:t>
+            </w:r>
+          </w:p>
+        </w:tc>
+        <w:tc>
+          <w:tcPr>
+            <w:tcW w:w="2200" w:type="dxa"/>
+          </w:tcPr>
+          <w:p>
+            <w:pPr>
+              <w:spacing w:before="0" w:after="0" w:line="360" w:lineRule="auto"/>
+            </w:pPr>
+            <w:r>
+              <w:t xml:space="preserve">97.9%</w:t>
+            </w:r>
+          </w:p>
+        </w:tc>
+      </w:tr>
+      <w:tr>
+        <w:tc>
+          <w:tcPr>
+            <w:tcW w:w="2200" w:type="dxa"/>
+          </w:tcPr>
+          <w:p>
+            <w:pPr>
+              <w:spacing w:before="0" w:after="0" w:line="360" w:lineRule="auto"/>
+            </w:pPr>
+            <w:r>
+              <w:t xml:space="preserve">all\_active</w:t>
+            </w:r>
+          </w:p>
+        </w:tc>
+        <w:tc>
+          <w:tcPr>
+            <w:tcW w:w="2200" w:type="dxa"/>
+          </w:tcPr>
+          <w:p>
+            <w:pPr>
+              <w:spacing w:before="0" w:after="0" w:line="360" w:lineRule="auto"/>
+            </w:pPr>
+            <w:r>
+              <w:t xml:space="preserve">溫度</w:t>
+            </w:r>
+          </w:p>
+        </w:tc>
+        <w:tc>
+          <w:tcPr>
+            <w:tcW w:w="2200" w:type="dxa"/>
+          </w:tcPr>
+          <w:p>
+            <w:pPr>
+              <w:spacing w:before="0" w:after="0" w:line="360" w:lineRule="auto"/>
+            </w:pPr>
+            <w:r>
+              <w:t xml:space="preserve">0.0477</w:t>
+            </w:r>
+          </w:p>
+        </w:tc>
+        <w:tc>
+          <w:tcPr>
+            <w:tcW w:w="2200" w:type="dxa"/>
+          </w:tcPr>
+          <w:p>
+            <w:pPr>
+              <w:spacing w:before="0" w:after="0" w:line="360" w:lineRule="auto"/>
+            </w:pPr>
+            <w:r>
+              <w:t xml:space="preserve">0.1883</w:t>
+            </w:r>
+          </w:p>
+        </w:tc>
+        <w:tc>
+          <w:tcPr>
+            <w:tcW w:w="2200" w:type="dxa"/>
+          </w:tcPr>
+          <w:p>
+            <w:pPr>
+              <w:spacing w:before="0" w:after="0" w:line="360" w:lineRule="auto"/>
+            </w:pPr>
+            <w:r>
+              <w:t xml:space="preserve">74.7%</w:t>
+            </w:r>
+          </w:p>
+        </w:tc>
+      </w:tr>
+      <w:tr>
+        <w:tc>
+          <w:tcPr>
+            <w:tcW w:w="2200" w:type="dxa"/>
+          </w:tcPr>
+          <w:p>
+            <w:pPr>
+              <w:spacing w:before="0" w:after="0" w:line="360" w:lineRule="auto"/>
+            </w:pPr>
+            <w:r>
+              <w:t xml:space="preserve">all\_active</w:t>
+            </w:r>
+          </w:p>
+        </w:tc>
+        <w:tc>
+          <w:tcPr>
+            <w:tcW w:w="2200" w:type="dxa"/>
+          </w:tcPr>
+          <w:p>
+            <w:pPr>
+              <w:spacing w:before="0" w:after="0" w:line="360" w:lineRule="auto"/>
+            </w:pPr>
+            <w:r>
+              <w:t xml:space="preserve">照度</w:t>
+            </w:r>
+          </w:p>
+        </w:tc>
+        <w:tc>
+          <w:tcPr>
+            <w:tcW w:w="2200" w:type="dxa"/>
+          </w:tcPr>
+          <w:p>
+            <w:pPr>
+              <w:spacing w:before="0" w:after="0" w:line="360" w:lineRule="auto"/>
+            </w:pPr>
+            <w:r>
+              <w:t xml:space="preserve">1.9957</w:t>
+            </w:r>
+          </w:p>
+        </w:tc>
+        <w:tc>
+          <w:tcPr>
+            <w:tcW w:w="2200" w:type="dxa"/>
+          </w:tcPr>
+          <w:p>
+            <w:pPr>
+              <w:spacing w:before="0" w:after="0" w:line="360" w:lineRule="auto"/>
+            </w:pPr>
+            <w:r>
+              <w:t xml:space="preserve">147.2720</w:t>
+            </w:r>
+          </w:p>
+        </w:tc>
+        <w:tc>
+          <w:tcPr>
+            <w:tcW w:w="2200" w:type="dxa"/>
+          </w:tcPr>
+          <w:p>
+            <w:pPr>
+              <w:spacing w:before="0" w:after="0" w:line="360" w:lineRule="auto"/>
+            </w:pPr>
+            <w:r>
+              <w:t xml:space="preserve">98.6%</w:t>
             </w:r>
           </w:p>
         </w:tc>
       </w:tr>
     </w:tbl>
+    <w:p>
+      <w:pPr>
+        <w:spacing w:before="0" w:after="0" w:line="360" w:lineRule="auto"/>
+      </w:pPr>
+      <w:r>
+        <w:t xml:space="preserve">結果說明如下。在溫度與濕度方面，所有情境的改善率均達 61–81%，原因是本研究模型加入冷氣對全室與局部溫濕度的設備影響函數，使有設備的情境（ac\_only、ac\_window、ac\_light、all\_active）能正確描述冷氣區域的降溫效果，而純 IDW 因僅依靠角落感測值做全場推算，對冷氣作用區域估計不準。</w:t>
+      </w:r>
+    </w:p>
+    <w:p>
+      <w:pPr>
+        <w:spacing w:before="0" w:after="0" w:line="360" w:lineRule="auto"/>
+      </w:pPr>
+      <w:r>
+        <w:t xml:space="preserve">在照度方面，有光源（窗戶或燈具）的情境改善幅度極大（96–99%），原因是照度具有強烈的點源衰減特性：燈具正下方的照度極高，角落卻很低，IDW 用角落感測值插值中央會嚴重低估；而本研究模型使用直接照度公式加 single-bounce diffuse reflection，能正確重建燈具中心的高照度峰值。對照地，idle 與 ac\_only（無窗無燈）的照度改善為負，這是預期現象：在無主動光源情境下，照度全場平坦，IDW 插值本身即有合理表現，本研究模型的設備驅動照度項此時不起作用，反而略高於 IDW 的平坦估計。此結果反映本研究照度建模設計的目標：在有光源時大幅提升精度，而非在無光源情境下多此一舉。</w:t>
+      </w:r>
+    </w:p>
+    <w:p>
+      <w:pPr>
+        <w:spacing w:before="0" w:after="0" w:line="360" w:lineRule="auto"/>
+      </w:pPr>
+      <w:r>
+        <w:t xml:space="preserve">值得注意的是，本研究目前的照度估計完全依賴物理模型推算（設備位置、功率、反射係數），並未使用任何實測照度感測器回饋。若系統部署時，角落感測器本身即具備照度量測能力（例如採用光照感測元件的多合一環境感測器），則可將實測角落照度值引入 trilinear residual correction，使模型的照度殘差直接對齊真實量測，從根本上消除物理假設帶來的系統性偏差。換言之，本研究現有的照度誤差並非方法的根本限制，而是感測器配置選擇的結果，一旦取得真實光照量測資料，即可透過既有的 residual correction 管線加以修正，實現更高精度的照度場重建。</w:t>
+      </w:r>
+    </w:p>
     <w:p>
       <w:pPr>
         <w:pStyle w:val="Heading2"/>
@@ -5278,23 +5873,15 @@
         <w:rPr>
           <w:b/>
         </w:rPr>
-        <w:t xml:space="preserve">5.6 Hybrid Residual Neural Network 結果</w:t>
-      </w:r>
-    </w:p>
-    <w:p>
-      <w:pPr>
-        <w:spacing w:before="0" w:after="0" w:line="360" w:lineRule="auto"/>
-      </w:pPr>
-      <w:r>
-        <w:t xml:space="preserve">在目前預設的 held-out 測試設定下，hybrid residual neural network 以 6 個情境作為訓練資料，並以 light\_only 與 all\_active 作為測試情境（與 5.2 節的 8 組全集平均為不同子集）。若對 temperature 與 humidity residual trace 啟用 Fourier low-pass denoising，並保留 illuminance 原始 residual，則 hybrid residual correction 套用於主模型輸出後，field MAE 可由 temperature 0.0474、humidity 0.1764、illuminance 2.3295，分別降至 0.0026、0.0040 與 0.1752。對應改善比例約為溫度 94.51%、濕度 97.73% 與照度 92.48%。</w:t>
-      </w:r>
-    </w:p>
-    <w:p>
-      <w:pPr>
-        <w:spacing w:before="0" w:after="0" w:line="360" w:lineRule="auto"/>
-      </w:pPr>
-      <w:r>
-        <w:t xml:space="preserve">若與加入反射近似前的 direct-only 照度路徑相比，held-out illuminance 的主模型 MAE 由 2.3727 降至 2.3295，而 hybrid 後的 illuminance MAE 由 0.2357 進一步降至 0.1752。這表示較乾淨的 base optical approximation 可先降低結構性照度偏差，再讓 residual network 更集中地學習剩餘誤差；而頻域低通則較適合作為慢變 thermal / humidity residual 的前處理，而非對所有環境因子一體適用。不過此結果仍建立於模擬資料與既定情境分割下，未來仍需以真實量測資料重新訓練與驗證。</w:t>
+        <w:t xml:space="preserve">5.4 非連網裝置影響學習</w:t>
+      </w:r>
+    </w:p>
+    <w:p>
+      <w:pPr>
+        <w:spacing w:before="0" w:after="0" w:line="360" w:lineRule="auto"/>
+      </w:pPr>
+      <w:r>
+        <w:t xml:space="preserve">在 ac_only 情境中，模型學得冷氣對 temperature 的係數為負，對 humidity 的係數亦為負，對 illuminance 則接近零，符合冷氣降溫與弱除濕的模型假設。在 light_only 情境中，照明主要提升 illuminance，並帶來少量正向熱效應。這些結果顯示，即使裝置本身不回報狀態，仍可由環境感測變化估計其影響方向與相對強度。</w:t>
       </w:r>
     </w:p>
     <w:p>
@@ -5306,23 +5893,23 @@
         <w:rPr>
           <w:b/>
         </w:rPr>
-        <w:t xml:space="preserve">5.7 公開資料集 Task-Aligned Benchmark 結果</w:t>
-      </w:r>
-    </w:p>
-    <w:p>
-      <w:pPr>
-        <w:spacing w:before="0" w:after="0" w:line="360" w:lineRule="auto"/>
-      </w:pPr>
-      <w:r>
-        <w:t xml:space="preserve">為驗證模型在非合成資料上的外部可比性，本研究以 SML2010 與 CU-BEMS 兩個公開資料集執行 task-aligned benchmark，並以 MAE、RMSE 與 Pearson Correlation 三項指標進行評估。MAE 衡量平均絕對誤差，RMSE 對尖峰偏差更敏感，Correlation 則反映模型是否能正確追蹤時序趨勢，三者共同提供較完整的評估視角。預測目標為下一個 15 分鐘或 60 分鐘時步的感測值，比較對象為 persistence（以上一時步值作預測）與 linear regression 兩個 baseline。</w:t>
-      </w:r>
-    </w:p>
-    <w:p>
-      <w:pPr>
-        <w:spacing w:before="0" w:after="0" w:line="360" w:lineRule="auto"/>
-      </w:pPr>
-      <w:r>
-        <w:t xml:space="preserve">表 5-4 列出 SML2010 benchmark 各任務三項指標的完整對比。</w:t>
+        <w:t xml:space="preserve">5.5 窗戶時段、天氣、季節矩陣與直接輸入</w:t>
+      </w:r>
+    </w:p>
+    <w:p>
+      <w:pPr>
+        <w:spacing w:before="0" w:after="0" w:line="360" w:lineRule="auto"/>
+      </w:pPr>
+      <w:r>
+        <w:t xml:space="preserve">本研究新增 48 組窗戶矩陣情境，組合 4 個時段、3 種天氣與 4 個季節。此矩陣可作為外部環境變數敏感度分析，用於說明窗戶在不同外部條件下對靠窗區與中心區的溫度、濕度與照度影響。</w:t>
+      </w:r>
+    </w:p>
+    <w:p>
+      <w:pPr>
+        <w:spacing w:before="0" w:after="0" w:line="360" w:lineRule="auto"/>
+      </w:pPr>
+      <w:r>
+        <w:t xml:space="preserve">除列舉矩陣外，系統亦支援窗戶 direct input 模式。使用者可直接提供外部溫度、外部濕度、外部日照照度、開窗比例，以及可選的室內基準溫濕度。此模式適合接入即時天氣資料、手動量測資料或使用者指定條件，不必先將外部條件離散化為季節、天氣與時段分類。</w:t>
       </w:r>
     </w:p>
     <w:tbl>
@@ -5349,7 +5936,7 @@
               <w:rPr>
                 <w:b/>
               </w:rPr>
-              <w:t xml:space="preserve">任務</w:t>
+              <w:t xml:space="preserve">情境</w:t>
             </w:r>
           </w:p>
         </w:tc>
@@ -5365,7 +5952,7 @@
               <w:rPr>
                 <w:b/>
               </w:rPr>
-              <w:t xml:space="preserve">視窗</w:t>
+              <w:t xml:space="preserve">外部溫度</w:t>
             </w:r>
           </w:p>
         </w:tc>
@@ -5381,7 +5968,7 @@
               <w:rPr>
                 <w:b/>
               </w:rPr>
-              <w:t xml:space="preserve">目標</w:t>
+              <w:t xml:space="preserve">外部濕度</w:t>
             </w:r>
           </w:p>
         </w:tc>
@@ -5397,7 +5984,7 @@
               <w:rPr>
                 <w:b/>
               </w:rPr>
-              <w:t xml:space="preserve">指標</w:t>
+              <w:t xml:space="preserve">外部日照</w:t>
             </w:r>
           </w:p>
         </w:tc>
@@ -5413,39 +6000,7 @@
               <w:rPr>
                 <w:b/>
               </w:rPr>
-              <w:t xml:space="preserve">Persistence</w:t>
-            </w:r>
-          </w:p>
-        </w:tc>
-        <w:tc>
-          <w:tcPr>
-            <w:tcW w:w="2200" w:type="dxa"/>
-          </w:tcPr>
-          <w:p>
-            <w:pPr>
-              <w:spacing w:before="0" w:after="0" w:line="360" w:lineRule="auto"/>
-            </w:pPr>
-            <w:r>
-              <w:rPr>
-                <w:b/>
-              </w:rPr>
-              <w:t xml:space="preserve">Linear Reg</w:t>
-            </w:r>
-          </w:p>
-        </w:tc>
-        <w:tc>
-          <w:tcPr>
-            <w:tcW w:w="2200" w:type="dxa"/>
-          </w:tcPr>
-          <w:p>
-            <w:pPr>
-              <w:spacing w:before="0" w:after="0" w:line="360" w:lineRule="auto"/>
-            </w:pPr>
-            <w:r>
-              <w:rPr>
-                <w:b/>
-              </w:rPr>
-              <w:t xml:space="preserve">本研究</w:t>
+              <w:t xml:space="preserve">窗戶區照度</w:t>
             </w:r>
           </w:p>
         </w:tc>
@@ -5460,85 +6015,59 @@
               <w:spacing w:before="0" w:after="0" w:line="360" w:lineRule="auto"/>
             </w:pPr>
             <w:r>
-              <w:t xml:space="preserve">S1 照度</w:t>
-            </w:r>
-          </w:p>
-        </w:tc>
-        <w:tc>
-          <w:tcPr>
-            <w:tcW w:w="2200" w:type="dxa"/>
-          </w:tcPr>
-          <w:p>
-            <w:pPr>
-              <w:spacing w:before="0" w:after="0" w:line="360" w:lineRule="auto"/>
-            </w:pPr>
-            <w:r>
-              <w:t xml:space="preserve">15min</w:t>
-            </w:r>
-          </w:p>
-        </w:tc>
-        <w:tc>
-          <w:tcPr>
-            <w:tcW w:w="2200" w:type="dxa"/>
-          </w:tcPr>
-          <w:p>
-            <w:pPr>
-              <w:spacing w:before="0" w:after="0" w:line="360" w:lineRule="auto"/>
-            </w:pPr>
-            <w:r>
-              <w:t xml:space="preserve">dining_illuminance</w:t>
-            </w:r>
-          </w:p>
-        </w:tc>
-        <w:tc>
-          <w:tcPr>
-            <w:tcW w:w="2200" w:type="dxa"/>
-          </w:tcPr>
-          <w:p>
-            <w:pPr>
-              <w:spacing w:before="0" w:after="0" w:line="360" w:lineRule="auto"/>
-            </w:pPr>
-            <w:r>
-              <w:t xml:space="preserve">MAE</w:t>
-            </w:r>
-          </w:p>
-        </w:tc>
-        <w:tc>
-          <w:tcPr>
-            <w:tcW w:w="2200" w:type="dxa"/>
-          </w:tcPr>
-          <w:p>
-            <w:pPr>
-              <w:spacing w:before="0" w:after="0" w:line="360" w:lineRule="auto"/>
-            </w:pPr>
-            <w:r>
-              <w:t xml:space="preserve">3.418</w:t>
-            </w:r>
-          </w:p>
-        </w:tc>
-        <w:tc>
-          <w:tcPr>
-            <w:tcW w:w="2200" w:type="dxa"/>
-          </w:tcPr>
-          <w:p>
-            <w:pPr>
-              <w:spacing w:before="0" w:after="0" w:line="360" w:lineRule="auto"/>
-            </w:pPr>
-            <w:r>
-              <w:t xml:space="preserve">4.023</w:t>
-            </w:r>
-          </w:p>
-        </w:tc>
-        <w:tc>
-          <w:tcPr>
-            <w:tcW w:w="2200" w:type="dxa"/>
-          </w:tcPr>
-          <w:p>
-            <w:pPr>
-              <w:spacing w:before="0" w:after="0" w:line="360" w:lineRule="auto"/>
-            </w:pPr>
-            <w:r>
-              <w:t xml:space="preserve">5.346</w:t>
+              <w:t xml:space="preserve">window_summer_sunny_noon</w:t>
+            </w:r>
+          </w:p>
+        </w:tc>
+        <w:tc>
+          <w:tcPr>
+            <w:tcW w:w="2200" w:type="dxa"/>
+          </w:tcPr>
+          <w:p>
+            <w:pPr>
+              <w:spacing w:before="0" w:after="0" w:line="360" w:lineRule="auto"/>
+            </w:pPr>
+            <w:r>
+              <w:t xml:space="preserve">37.0</w:t>
+            </w:r>
+          </w:p>
+        </w:tc>
+        <w:tc>
+          <w:tcPr>
+            <w:tcW w:w="2200" w:type="dxa"/>
+          </w:tcPr>
+          <w:p>
+            <w:pPr>
+              <w:spacing w:before="0" w:after="0" w:line="360" w:lineRule="auto"/>
+            </w:pPr>
+            <w:r>
+              <w:t xml:space="preserve">71.0</w:t>
+            </w:r>
+          </w:p>
+        </w:tc>
+        <w:tc>
+          <w:tcPr>
+            <w:tcW w:w="2200" w:type="dxa"/>
+          </w:tcPr>
+          <w:p>
+            <w:pPr>
+              <w:spacing w:before="0" w:after="0" w:line="360" w:lineRule="auto"/>
+            </w:pPr>
+            <w:r>
+              <w:t xml:space="preserve">36000.0</w:t>
+            </w:r>
+          </w:p>
+        </w:tc>
+        <w:tc>
+          <w:tcPr>
+            <w:tcW w:w="2200" w:type="dxa"/>
+          </w:tcPr>
+          <w:p>
+            <w:pPr>
+              <w:spacing w:before="0" w:after="0" w:line="360" w:lineRule="auto"/>
+            </w:pPr>
+            <w:r>
+              <w:t xml:space="preserve">243.7090</w:t>
             </w:r>
           </w:p>
         </w:tc>
@@ -5553,85 +6082,59 @@
               <w:spacing w:before="0" w:after="0" w:line="360" w:lineRule="auto"/>
             </w:pPr>
             <w:r>
-              <w:t xml:space="preserve">S1 照度</w:t>
-            </w:r>
-          </w:p>
-        </w:tc>
-        <w:tc>
-          <w:tcPr>
-            <w:tcW w:w="2200" w:type="dxa"/>
-          </w:tcPr>
-          <w:p>
-            <w:pPr>
-              <w:spacing w:before="0" w:after="0" w:line="360" w:lineRule="auto"/>
-            </w:pPr>
-            <w:r>
-              <w:t xml:space="preserve">15min</w:t>
-            </w:r>
-          </w:p>
-        </w:tc>
-        <w:tc>
-          <w:tcPr>
-            <w:tcW w:w="2200" w:type="dxa"/>
-          </w:tcPr>
-          <w:p>
-            <w:pPr>
-              <w:spacing w:before="0" w:after="0" w:line="360" w:lineRule="auto"/>
-            </w:pPr>
-            <w:r>
-              <w:t xml:space="preserve">dining_illuminance</w:t>
-            </w:r>
-          </w:p>
-        </w:tc>
-        <w:tc>
-          <w:tcPr>
-            <w:tcW w:w="2200" w:type="dxa"/>
-          </w:tcPr>
-          <w:p>
-            <w:pPr>
-              <w:spacing w:before="0" w:after="0" w:line="360" w:lineRule="auto"/>
-            </w:pPr>
-            <w:r>
-              <w:t xml:space="preserve">RMSE</w:t>
-            </w:r>
-          </w:p>
-        </w:tc>
-        <w:tc>
-          <w:tcPr>
-            <w:tcW w:w="2200" w:type="dxa"/>
-          </w:tcPr>
-          <w:p>
-            <w:pPr>
-              <w:spacing w:before="0" w:after="0" w:line="360" w:lineRule="auto"/>
-            </w:pPr>
-            <w:r>
-              <w:t xml:space="preserve">8.074</w:t>
-            </w:r>
-          </w:p>
-        </w:tc>
-        <w:tc>
-          <w:tcPr>
-            <w:tcW w:w="2200" w:type="dxa"/>
-          </w:tcPr>
-          <w:p>
-            <w:pPr>
-              <w:spacing w:before="0" w:after="0" w:line="360" w:lineRule="auto"/>
-            </w:pPr>
-            <w:r>
-              <w:t xml:space="preserve">8.194</w:t>
-            </w:r>
-          </w:p>
-        </w:tc>
-        <w:tc>
-          <w:tcPr>
-            <w:tcW w:w="2200" w:type="dxa"/>
-          </w:tcPr>
-          <w:p>
-            <w:pPr>
-              <w:spacing w:before="0" w:after="0" w:line="360" w:lineRule="auto"/>
-            </w:pPr>
-            <w:r>
-              <w:t xml:space="preserve">9.986</w:t>
+              <w:t xml:space="preserve">window_winter_rainy_night</w:t>
+            </w:r>
+          </w:p>
+        </w:tc>
+        <w:tc>
+          <w:tcPr>
+            <w:tcW w:w="2200" w:type="dxa"/>
+          </w:tcPr>
+          <w:p>
+            <w:pPr>
+              <w:spacing w:before="0" w:after="0" w:line="360" w:lineRule="auto"/>
+            </w:pPr>
+            <w:r>
+              <w:t xml:space="preserve">11.0</w:t>
+            </w:r>
+          </w:p>
+        </w:tc>
+        <w:tc>
+          <w:tcPr>
+            <w:tcW w:w="2200" w:type="dxa"/>
+          </w:tcPr>
+          <w:p>
+            <w:pPr>
+              <w:spacing w:before="0" w:after="0" w:line="360" w:lineRule="auto"/>
+            </w:pPr>
+            <w:r>
+              <w:t xml:space="preserve">78.0</w:t>
+            </w:r>
+          </w:p>
+        </w:tc>
+        <w:tc>
+          <w:tcPr>
+            <w:tcW w:w="2200" w:type="dxa"/>
+          </w:tcPr>
+          <w:p>
+            <w:pPr>
+              <w:spacing w:before="0" w:after="0" w:line="360" w:lineRule="auto"/>
+            </w:pPr>
+            <w:r>
+              <w:t xml:space="preserve">15.2</w:t>
+            </w:r>
+          </w:p>
+        </w:tc>
+        <w:tc>
+          <w:tcPr>
+            <w:tcW w:w="2200" w:type="dxa"/>
+          </w:tcPr>
+          <w:p>
+            <w:pPr>
+              <w:spacing w:before="0" w:after="0" w:line="360" w:lineRule="auto"/>
+            </w:pPr>
+            <w:r>
+              <w:t xml:space="preserve">68.9740</w:t>
             </w:r>
           </w:p>
         </w:tc>
@@ -5646,2317 +6149,59 @@
               <w:spacing w:before="0" w:after="0" w:line="360" w:lineRule="auto"/>
             </w:pPr>
             <w:r>
-              <w:t xml:space="preserve">S1 照度</w:t>
-            </w:r>
-          </w:p>
-        </w:tc>
-        <w:tc>
-          <w:tcPr>
-            <w:tcW w:w="2200" w:type="dxa"/>
-          </w:tcPr>
-          <w:p>
-            <w:pPr>
-              <w:spacing w:before="0" w:after="0" w:line="360" w:lineRule="auto"/>
-            </w:pPr>
-            <w:r>
-              <w:t xml:space="preserve">15min</w:t>
-            </w:r>
-          </w:p>
-        </w:tc>
-        <w:tc>
-          <w:tcPr>
-            <w:tcW w:w="2200" w:type="dxa"/>
-          </w:tcPr>
-          <w:p>
-            <w:pPr>
-              <w:spacing w:before="0" w:after="0" w:line="360" w:lineRule="auto"/>
-            </w:pPr>
-            <w:r>
-              <w:t xml:space="preserve">dining_illuminance</w:t>
-            </w:r>
-          </w:p>
-        </w:tc>
-        <w:tc>
-          <w:tcPr>
-            <w:tcW w:w="2200" w:type="dxa"/>
-          </w:tcPr>
-          <w:p>
-            <w:pPr>
-              <w:spacing w:before="0" w:after="0" w:line="360" w:lineRule="auto"/>
-            </w:pPr>
-            <w:r>
-              <w:t xml:space="preserve">Corr</w:t>
-            </w:r>
-          </w:p>
-        </w:tc>
-        <w:tc>
-          <w:tcPr>
-            <w:tcW w:w="2200" w:type="dxa"/>
-          </w:tcPr>
-          <w:p>
-            <w:pPr>
-              <w:spacing w:before="0" w:after="0" w:line="360" w:lineRule="auto"/>
-            </w:pPr>
-            <w:r>
-              <w:t xml:space="preserve">0.963</w:t>
-            </w:r>
-          </w:p>
-        </w:tc>
-        <w:tc>
-          <w:tcPr>
-            <w:tcW w:w="2200" w:type="dxa"/>
-          </w:tcPr>
-          <w:p>
-            <w:pPr>
-              <w:spacing w:before="0" w:after="0" w:line="360" w:lineRule="auto"/>
-            </w:pPr>
-            <w:r>
-              <w:t xml:space="preserve">0.966</w:t>
-            </w:r>
-          </w:p>
-        </w:tc>
-        <w:tc>
-          <w:tcPr>
-            <w:tcW w:w="2200" w:type="dxa"/>
-          </w:tcPr>
-          <w:p>
-            <w:pPr>
-              <w:spacing w:before="0" w:after="0" w:line="360" w:lineRule="auto"/>
-            </w:pPr>
-            <w:r>
-              <w:t xml:space="preserve">0.957</w:t>
-            </w:r>
-          </w:p>
-        </w:tc>
-      </w:tr>
-      <w:tr>
-        <w:tc>
-          <w:tcPr>
-            <w:tcW w:w="2200" w:type="dxa"/>
-          </w:tcPr>
-          <w:p>
-            <w:pPr>
-              <w:spacing w:before="0" w:after="0" w:line="360" w:lineRule="auto"/>
-            </w:pPr>
-            <w:r>
-              <w:t xml:space="preserve">S2 溫度</w:t>
-            </w:r>
-          </w:p>
-        </w:tc>
-        <w:tc>
-          <w:tcPr>
-            <w:tcW w:w="2200" w:type="dxa"/>
-          </w:tcPr>
-          <w:p>
-            <w:pPr>
-              <w:spacing w:before="0" w:after="0" w:line="360" w:lineRule="auto"/>
-            </w:pPr>
-            <w:r>
-              <w:t xml:space="preserve">15min</w:t>
-            </w:r>
-          </w:p>
-        </w:tc>
-        <w:tc>
-          <w:tcPr>
-            <w:tcW w:w="2200" w:type="dxa"/>
-          </w:tcPr>
-          <w:p>
-            <w:pPr>
-              <w:spacing w:before="0" w:after="0" w:line="360" w:lineRule="auto"/>
-            </w:pPr>
-            <w:r>
-              <w:t xml:space="preserve">dining_temperature</w:t>
-            </w:r>
-          </w:p>
-        </w:tc>
-        <w:tc>
-          <w:tcPr>
-            <w:tcW w:w="2200" w:type="dxa"/>
-          </w:tcPr>
-          <w:p>
-            <w:pPr>
-              <w:spacing w:before="0" w:after="0" w:line="360" w:lineRule="auto"/>
-            </w:pPr>
-            <w:r>
-              <w:t xml:space="preserve">MAE</w:t>
-            </w:r>
-          </w:p>
-        </w:tc>
-        <w:tc>
-          <w:tcPr>
-            <w:tcW w:w="2200" w:type="dxa"/>
-          </w:tcPr>
-          <w:p>
-            <w:pPr>
-              <w:spacing w:before="0" w:after="0" w:line="360" w:lineRule="auto"/>
-            </w:pPr>
-            <w:r>
-              <w:t xml:space="preserve">0.118</w:t>
-            </w:r>
-          </w:p>
-        </w:tc>
-        <w:tc>
-          <w:tcPr>
-            <w:tcW w:w="2200" w:type="dxa"/>
-          </w:tcPr>
-          <w:p>
-            <w:pPr>
-              <w:spacing w:before="0" w:after="0" w:line="360" w:lineRule="auto"/>
-            </w:pPr>
-            <w:r>
-              <w:t xml:space="preserve">0.043</w:t>
-            </w:r>
-          </w:p>
-        </w:tc>
-        <w:tc>
-          <w:tcPr>
-            <w:tcW w:w="2200" w:type="dxa"/>
-          </w:tcPr>
-          <w:p>
-            <w:pPr>
-              <w:spacing w:before="0" w:after="0" w:line="360" w:lineRule="auto"/>
-            </w:pPr>
-            <w:r>
-              <w:t xml:space="preserve">0.073</w:t>
-            </w:r>
-          </w:p>
-        </w:tc>
-      </w:tr>
-      <w:tr>
-        <w:tc>
-          <w:tcPr>
-            <w:tcW w:w="2200" w:type="dxa"/>
-          </w:tcPr>
-          <w:p>
-            <w:pPr>
-              <w:spacing w:before="0" w:after="0" w:line="360" w:lineRule="auto"/>
-            </w:pPr>
-            <w:r>
-              <w:t xml:space="preserve">S2 溫度</w:t>
-            </w:r>
-          </w:p>
-        </w:tc>
-        <w:tc>
-          <w:tcPr>
-            <w:tcW w:w="2200" w:type="dxa"/>
-          </w:tcPr>
-          <w:p>
-            <w:pPr>
-              <w:spacing w:before="0" w:after="0" w:line="360" w:lineRule="auto"/>
-            </w:pPr>
-            <w:r>
-              <w:t xml:space="preserve">15min</w:t>
-            </w:r>
-          </w:p>
-        </w:tc>
-        <w:tc>
-          <w:tcPr>
-            <w:tcW w:w="2200" w:type="dxa"/>
-          </w:tcPr>
-          <w:p>
-            <w:pPr>
-              <w:spacing w:before="0" w:after="0" w:line="360" w:lineRule="auto"/>
-            </w:pPr>
-            <w:r>
-              <w:t xml:space="preserve">dining_temperature</w:t>
-            </w:r>
-          </w:p>
-        </w:tc>
-        <w:tc>
-          <w:tcPr>
-            <w:tcW w:w="2200" w:type="dxa"/>
-          </w:tcPr>
-          <w:p>
-            <w:pPr>
-              <w:spacing w:before="0" w:after="0" w:line="360" w:lineRule="auto"/>
-            </w:pPr>
-            <w:r>
-              <w:t xml:space="preserve">RMSE</w:t>
-            </w:r>
-          </w:p>
-        </w:tc>
-        <w:tc>
-          <w:tcPr>
-            <w:tcW w:w="2200" w:type="dxa"/>
-          </w:tcPr>
-          <w:p>
-            <w:pPr>
-              <w:spacing w:before="0" w:after="0" w:line="360" w:lineRule="auto"/>
-            </w:pPr>
-            <w:r>
-              <w:t xml:space="preserve">0.135</w:t>
-            </w:r>
-          </w:p>
-        </w:tc>
-        <w:tc>
-          <w:tcPr>
-            <w:tcW w:w="2200" w:type="dxa"/>
-          </w:tcPr>
-          <w:p>
-            <w:pPr>
-              <w:spacing w:before="0" w:after="0" w:line="360" w:lineRule="auto"/>
-            </w:pPr>
-            <w:r>
-              <w:t xml:space="preserve">0.056</w:t>
-            </w:r>
-          </w:p>
-        </w:tc>
-        <w:tc>
-          <w:tcPr>
-            <w:tcW w:w="2200" w:type="dxa"/>
-          </w:tcPr>
-          <w:p>
-            <w:pPr>
-              <w:spacing w:before="0" w:after="0" w:line="360" w:lineRule="auto"/>
-            </w:pPr>
-            <w:r>
-              <w:t xml:space="preserve">0.089</w:t>
-            </w:r>
-          </w:p>
-        </w:tc>
-      </w:tr>
-      <w:tr>
-        <w:tc>
-          <w:tcPr>
-            <w:tcW w:w="2200" w:type="dxa"/>
-          </w:tcPr>
-          <w:p>
-            <w:pPr>
-              <w:spacing w:before="0" w:after="0" w:line="360" w:lineRule="auto"/>
-            </w:pPr>
-            <w:r>
-              <w:t xml:space="preserve">S2 溫度</w:t>
-            </w:r>
-          </w:p>
-        </w:tc>
-        <w:tc>
-          <w:tcPr>
-            <w:tcW w:w="2200" w:type="dxa"/>
-          </w:tcPr>
-          <w:p>
-            <w:pPr>
-              <w:spacing w:before="0" w:after="0" w:line="360" w:lineRule="auto"/>
-            </w:pPr>
-            <w:r>
-              <w:t xml:space="preserve">15min</w:t>
-            </w:r>
-          </w:p>
-        </w:tc>
-        <w:tc>
-          <w:tcPr>
-            <w:tcW w:w="2200" w:type="dxa"/>
-          </w:tcPr>
-          <w:p>
-            <w:pPr>
-              <w:spacing w:before="0" w:after="0" w:line="360" w:lineRule="auto"/>
-            </w:pPr>
-            <w:r>
-              <w:t xml:space="preserve">dining_temperature</w:t>
-            </w:r>
-          </w:p>
-        </w:tc>
-        <w:tc>
-          <w:tcPr>
-            <w:tcW w:w="2200" w:type="dxa"/>
-          </w:tcPr>
-          <w:p>
-            <w:pPr>
-              <w:spacing w:before="0" w:after="0" w:line="360" w:lineRule="auto"/>
-            </w:pPr>
-            <w:r>
-              <w:t xml:space="preserve">Corr</w:t>
-            </w:r>
-          </w:p>
-        </w:tc>
-        <w:tc>
-          <w:tcPr>
-            <w:tcW w:w="2200" w:type="dxa"/>
-          </w:tcPr>
-          <w:p>
-            <w:pPr>
-              <w:spacing w:before="0" w:after="0" w:line="360" w:lineRule="auto"/>
-            </w:pPr>
-            <w:r>
-              <w:t xml:space="preserve">0.999</w:t>
-            </w:r>
-          </w:p>
-        </w:tc>
-        <w:tc>
-          <w:tcPr>
-            <w:tcW w:w="2200" w:type="dxa"/>
-          </w:tcPr>
-          <w:p>
-            <w:pPr>
-              <w:spacing w:before="0" w:after="0" w:line="360" w:lineRule="auto"/>
-            </w:pPr>
-            <w:r>
-              <w:t xml:space="preserve">1.000</w:t>
-            </w:r>
-          </w:p>
-        </w:tc>
-        <w:tc>
-          <w:tcPr>
-            <w:tcW w:w="2200" w:type="dxa"/>
-          </w:tcPr>
-          <w:p>
-            <w:pPr>
-              <w:spacing w:before="0" w:after="0" w:line="360" w:lineRule="auto"/>
-            </w:pPr>
-            <w:r>
-              <w:t xml:space="preserve">0.999</w:t>
-            </w:r>
-          </w:p>
-        </w:tc>
-      </w:tr>
-      <w:tr>
-        <w:tc>
-          <w:tcPr>
-            <w:tcW w:w="2200" w:type="dxa"/>
-          </w:tcPr>
-          <w:p>
-            <w:pPr>
-              <w:spacing w:before="0" w:after="0" w:line="360" w:lineRule="auto"/>
-            </w:pPr>
-            <w:r>
-              <w:t xml:space="preserve">S2 濕度</w:t>
-            </w:r>
-          </w:p>
-        </w:tc>
-        <w:tc>
-          <w:tcPr>
-            <w:tcW w:w="2200" w:type="dxa"/>
-          </w:tcPr>
-          <w:p>
-            <w:pPr>
-              <w:spacing w:before="0" w:after="0" w:line="360" w:lineRule="auto"/>
-            </w:pPr>
-            <w:r>
-              <w:t xml:space="preserve">15min</w:t>
-            </w:r>
-          </w:p>
-        </w:tc>
-        <w:tc>
-          <w:tcPr>
-            <w:tcW w:w="2200" w:type="dxa"/>
-          </w:tcPr>
-          <w:p>
-            <w:pPr>
-              <w:spacing w:before="0" w:after="0" w:line="360" w:lineRule="auto"/>
-            </w:pPr>
-            <w:r>
-              <w:t xml:space="preserve">dining_humidity</w:t>
-            </w:r>
-          </w:p>
-        </w:tc>
-        <w:tc>
-          <w:tcPr>
-            <w:tcW w:w="2200" w:type="dxa"/>
-          </w:tcPr>
-          <w:p>
-            <w:pPr>
-              <w:spacing w:before="0" w:after="0" w:line="360" w:lineRule="auto"/>
-            </w:pPr>
-            <w:r>
-              <w:t xml:space="preserve">MAE</w:t>
-            </w:r>
-          </w:p>
-        </w:tc>
-        <w:tc>
-          <w:tcPr>
-            <w:tcW w:w="2200" w:type="dxa"/>
-          </w:tcPr>
-          <w:p>
-            <w:pPr>
-              <w:spacing w:before="0" w:after="0" w:line="360" w:lineRule="auto"/>
-            </w:pPr>
-            <w:r>
-              <w:t xml:space="preserve">0.198</w:t>
-            </w:r>
-          </w:p>
-        </w:tc>
-        <w:tc>
-          <w:tcPr>
-            <w:tcW w:w="2200" w:type="dxa"/>
-          </w:tcPr>
-          <w:p>
-            <w:pPr>
-              <w:spacing w:before="0" w:after="0" w:line="360" w:lineRule="auto"/>
-            </w:pPr>
-            <w:r>
-              <w:t xml:space="preserve">0.209</w:t>
-            </w:r>
-          </w:p>
-        </w:tc>
-        <w:tc>
-          <w:tcPr>
-            <w:tcW w:w="2200" w:type="dxa"/>
-          </w:tcPr>
-          <w:p>
-            <w:pPr>
-              <w:spacing w:before="0" w:after="0" w:line="360" w:lineRule="auto"/>
-            </w:pPr>
-            <w:r>
-              <w:t xml:space="preserve">0.832</w:t>
-            </w:r>
-          </w:p>
-        </w:tc>
-      </w:tr>
-      <w:tr>
-        <w:tc>
-          <w:tcPr>
-            <w:tcW w:w="2200" w:type="dxa"/>
-          </w:tcPr>
-          <w:p>
-            <w:pPr>
-              <w:spacing w:before="0" w:after="0" w:line="360" w:lineRule="auto"/>
-            </w:pPr>
-            <w:r>
-              <w:t xml:space="preserve">S2 濕度</w:t>
-            </w:r>
-          </w:p>
-        </w:tc>
-        <w:tc>
-          <w:tcPr>
-            <w:tcW w:w="2200" w:type="dxa"/>
-          </w:tcPr>
-          <w:p>
-            <w:pPr>
-              <w:spacing w:before="0" w:after="0" w:line="360" w:lineRule="auto"/>
-            </w:pPr>
-            <w:r>
-              <w:t xml:space="preserve">15min</w:t>
-            </w:r>
-          </w:p>
-        </w:tc>
-        <w:tc>
-          <w:tcPr>
-            <w:tcW w:w="2200" w:type="dxa"/>
-          </w:tcPr>
-          <w:p>
-            <w:pPr>
-              <w:spacing w:before="0" w:after="0" w:line="360" w:lineRule="auto"/>
-            </w:pPr>
-            <w:r>
-              <w:t xml:space="preserve">dining_humidity</w:t>
-            </w:r>
-          </w:p>
-        </w:tc>
-        <w:tc>
-          <w:tcPr>
-            <w:tcW w:w="2200" w:type="dxa"/>
-          </w:tcPr>
-          <w:p>
-            <w:pPr>
-              <w:spacing w:before="0" w:after="0" w:line="360" w:lineRule="auto"/>
-            </w:pPr>
-            <w:r>
-              <w:t xml:space="preserve">RMSE</w:t>
-            </w:r>
-          </w:p>
-        </w:tc>
-        <w:tc>
-          <w:tcPr>
-            <w:tcW w:w="2200" w:type="dxa"/>
-          </w:tcPr>
-          <w:p>
-            <w:pPr>
-              <w:spacing w:before="0" w:after="0" w:line="360" w:lineRule="auto"/>
-            </w:pPr>
-            <w:r>
-              <w:t xml:space="preserve">0.304</w:t>
-            </w:r>
-          </w:p>
-        </w:tc>
-        <w:tc>
-          <w:tcPr>
-            <w:tcW w:w="2200" w:type="dxa"/>
-          </w:tcPr>
-          <w:p>
-            <w:pPr>
-              <w:spacing w:before="0" w:after="0" w:line="360" w:lineRule="auto"/>
-            </w:pPr>
-            <w:r>
-              <w:t xml:space="preserve">0.316</w:t>
-            </w:r>
-          </w:p>
-        </w:tc>
-        <w:tc>
-          <w:tcPr>
-            <w:tcW w:w="2200" w:type="dxa"/>
-          </w:tcPr>
-          <w:p>
-            <w:pPr>
-              <w:spacing w:before="0" w:after="0" w:line="360" w:lineRule="auto"/>
-            </w:pPr>
-            <w:r>
-              <w:t xml:space="preserve">1.026</w:t>
-            </w:r>
-          </w:p>
-        </w:tc>
-      </w:tr>
-      <w:tr>
-        <w:tc>
-          <w:tcPr>
-            <w:tcW w:w="2200" w:type="dxa"/>
-          </w:tcPr>
-          <w:p>
-            <w:pPr>
-              <w:spacing w:before="0" w:after="0" w:line="360" w:lineRule="auto"/>
-            </w:pPr>
-            <w:r>
-              <w:t xml:space="preserve">S2 濕度</w:t>
-            </w:r>
-          </w:p>
-        </w:tc>
-        <w:tc>
-          <w:tcPr>
-            <w:tcW w:w="2200" w:type="dxa"/>
-          </w:tcPr>
-          <w:p>
-            <w:pPr>
-              <w:spacing w:before="0" w:after="0" w:line="360" w:lineRule="auto"/>
-            </w:pPr>
-            <w:r>
-              <w:t xml:space="preserve">15min</w:t>
-            </w:r>
-          </w:p>
-        </w:tc>
-        <w:tc>
-          <w:tcPr>
-            <w:tcW w:w="2200" w:type="dxa"/>
-          </w:tcPr>
-          <w:p>
-            <w:pPr>
-              <w:spacing w:before="0" w:after="0" w:line="360" w:lineRule="auto"/>
-            </w:pPr>
-            <w:r>
-              <w:t xml:space="preserve">dining_humidity</w:t>
-            </w:r>
-          </w:p>
-        </w:tc>
-        <w:tc>
-          <w:tcPr>
-            <w:tcW w:w="2200" w:type="dxa"/>
-          </w:tcPr>
-          <w:p>
-            <w:pPr>
-              <w:spacing w:before="0" w:after="0" w:line="360" w:lineRule="auto"/>
-            </w:pPr>
-            <w:r>
-              <w:t xml:space="preserve">Corr</w:t>
-            </w:r>
-          </w:p>
-        </w:tc>
-        <w:tc>
-          <w:tcPr>
-            <w:tcW w:w="2200" w:type="dxa"/>
-          </w:tcPr>
-          <w:p>
-            <w:pPr>
-              <w:spacing w:before="0" w:after="0" w:line="360" w:lineRule="auto"/>
-            </w:pPr>
-            <w:r>
-              <w:t xml:space="preserve">0.998</w:t>
-            </w:r>
-          </w:p>
-        </w:tc>
-        <w:tc>
-          <w:tcPr>
-            <w:tcW w:w="2200" w:type="dxa"/>
-          </w:tcPr>
-          <w:p>
-            <w:pPr>
-              <w:spacing w:before="0" w:after="0" w:line="360" w:lineRule="auto"/>
-            </w:pPr>
-            <w:r>
-              <w:t xml:space="preserve">0.998</w:t>
-            </w:r>
-          </w:p>
-        </w:tc>
-        <w:tc>
-          <w:tcPr>
-            <w:tcW w:w="2200" w:type="dxa"/>
-          </w:tcPr>
-          <w:p>
-            <w:pPr>
-              <w:spacing w:before="0" w:after="0" w:line="360" w:lineRule="auto"/>
-            </w:pPr>
-            <w:r>
-              <w:t xml:space="preserve">0.988</w:t>
-            </w:r>
-          </w:p>
-        </w:tc>
-      </w:tr>
-      <w:tr>
-        <w:tc>
-          <w:tcPr>
-            <w:tcW w:w="2200" w:type="dxa"/>
-          </w:tcPr>
-          <w:p>
-            <w:pPr>
-              <w:spacing w:before="0" w:after="0" w:line="360" w:lineRule="auto"/>
-            </w:pPr>
-            <w:r>
-              <w:t xml:space="preserve">S3 複合溫度</w:t>
-            </w:r>
-          </w:p>
-        </w:tc>
-        <w:tc>
-          <w:tcPr>
-            <w:tcW w:w="2200" w:type="dxa"/>
-          </w:tcPr>
-          <w:p>
-            <w:pPr>
-              <w:spacing w:before="0" w:after="0" w:line="360" w:lineRule="auto"/>
-            </w:pPr>
-            <w:r>
-              <w:t xml:space="preserve">15min</w:t>
-            </w:r>
-          </w:p>
-        </w:tc>
-        <w:tc>
-          <w:tcPr>
-            <w:tcW w:w="2200" w:type="dxa"/>
-          </w:tcPr>
-          <w:p>
-            <w:pPr>
-              <w:spacing w:before="0" w:after="0" w:line="360" w:lineRule="auto"/>
-            </w:pPr>
-            <w:r>
-              <w:t xml:space="preserve">dining_temperature</w:t>
-            </w:r>
-          </w:p>
-        </w:tc>
-        <w:tc>
-          <w:tcPr>
-            <w:tcW w:w="2200" w:type="dxa"/>
-          </w:tcPr>
-          <w:p>
-            <w:pPr>
-              <w:spacing w:before="0" w:after="0" w:line="360" w:lineRule="auto"/>
-            </w:pPr>
-            <w:r>
-              <w:t xml:space="preserve">MAE</w:t>
-            </w:r>
-          </w:p>
-        </w:tc>
-        <w:tc>
-          <w:tcPr>
-            <w:tcW w:w="2200" w:type="dxa"/>
-          </w:tcPr>
-          <w:p>
-            <w:pPr>
-              <w:spacing w:before="0" w:after="0" w:line="360" w:lineRule="auto"/>
-            </w:pPr>
-            <w:r>
-              <w:t xml:space="preserve">0.233</w:t>
-            </w:r>
-          </w:p>
-        </w:tc>
-        <w:tc>
-          <w:tcPr>
-            <w:tcW w:w="2200" w:type="dxa"/>
-          </w:tcPr>
-          <w:p>
-            <w:pPr>
-              <w:spacing w:before="0" w:after="0" w:line="360" w:lineRule="auto"/>
-            </w:pPr>
-            <w:r>
-              <w:t xml:space="preserve">0.093</w:t>
-            </w:r>
-          </w:p>
-        </w:tc>
-        <w:tc>
-          <w:tcPr>
-            <w:tcW w:w="2200" w:type="dxa"/>
-          </w:tcPr>
-          <w:p>
-            <w:pPr>
-              <w:spacing w:before="0" w:after="0" w:line="360" w:lineRule="auto"/>
-            </w:pPr>
-            <w:r>
-              <w:t xml:space="preserve">0.071</w:t>
-            </w:r>
-          </w:p>
-        </w:tc>
-      </w:tr>
-      <w:tr>
-        <w:tc>
-          <w:tcPr>
-            <w:tcW w:w="2200" w:type="dxa"/>
-          </w:tcPr>
-          <w:p>
-            <w:pPr>
-              <w:spacing w:before="0" w:after="0" w:line="360" w:lineRule="auto"/>
-            </w:pPr>
-            <w:r>
-              <w:t xml:space="preserve">S3 複合溫度</w:t>
-            </w:r>
-          </w:p>
-        </w:tc>
-        <w:tc>
-          <w:tcPr>
-            <w:tcW w:w="2200" w:type="dxa"/>
-          </w:tcPr>
-          <w:p>
-            <w:pPr>
-              <w:spacing w:before="0" w:after="0" w:line="360" w:lineRule="auto"/>
-            </w:pPr>
-            <w:r>
-              <w:t xml:space="preserve">15min</w:t>
-            </w:r>
-          </w:p>
-        </w:tc>
-        <w:tc>
-          <w:tcPr>
-            <w:tcW w:w="2200" w:type="dxa"/>
-          </w:tcPr>
-          <w:p>
-            <w:pPr>
-              <w:spacing w:before="0" w:after="0" w:line="360" w:lineRule="auto"/>
-            </w:pPr>
-            <w:r>
-              <w:t xml:space="preserve">dining_temperature</w:t>
-            </w:r>
-          </w:p>
-        </w:tc>
-        <w:tc>
-          <w:tcPr>
-            <w:tcW w:w="2200" w:type="dxa"/>
-          </w:tcPr>
-          <w:p>
-            <w:pPr>
-              <w:spacing w:before="0" w:after="0" w:line="360" w:lineRule="auto"/>
-            </w:pPr>
-            <w:r>
-              <w:t xml:space="preserve">RMSE</w:t>
-            </w:r>
-          </w:p>
-        </w:tc>
-        <w:tc>
-          <w:tcPr>
-            <w:tcW w:w="2200" w:type="dxa"/>
-          </w:tcPr>
-          <w:p>
-            <w:pPr>
-              <w:spacing w:before="0" w:after="0" w:line="360" w:lineRule="auto"/>
-            </w:pPr>
-            <w:r>
-              <w:t xml:space="preserve">0.283</w:t>
-            </w:r>
-          </w:p>
-        </w:tc>
-        <w:tc>
-          <w:tcPr>
-            <w:tcW w:w="2200" w:type="dxa"/>
-          </w:tcPr>
-          <w:p>
-            <w:pPr>
-              <w:spacing w:before="0" w:after="0" w:line="360" w:lineRule="auto"/>
-            </w:pPr>
-            <w:r>
-              <w:t xml:space="preserve">0.115</w:t>
-            </w:r>
-          </w:p>
-        </w:tc>
-        <w:tc>
-          <w:tcPr>
-            <w:tcW w:w="2200" w:type="dxa"/>
-          </w:tcPr>
-          <w:p>
-            <w:pPr>
-              <w:spacing w:before="0" w:after="0" w:line="360" w:lineRule="auto"/>
-            </w:pPr>
-            <w:r>
-              <w:t xml:space="preserve">0.089</w:t>
-            </w:r>
-          </w:p>
-        </w:tc>
-      </w:tr>
-      <w:tr>
-        <w:tc>
-          <w:tcPr>
-            <w:tcW w:w="2200" w:type="dxa"/>
-          </w:tcPr>
-          <w:p>
-            <w:pPr>
-              <w:spacing w:before="0" w:after="0" w:line="360" w:lineRule="auto"/>
-            </w:pPr>
-            <w:r>
-              <w:t xml:space="preserve">S3 複合溫度</w:t>
-            </w:r>
-          </w:p>
-        </w:tc>
-        <w:tc>
-          <w:tcPr>
-            <w:tcW w:w="2200" w:type="dxa"/>
-          </w:tcPr>
-          <w:p>
-            <w:pPr>
-              <w:spacing w:before="0" w:after="0" w:line="360" w:lineRule="auto"/>
-            </w:pPr>
-            <w:r>
-              <w:t xml:space="preserve">15min</w:t>
-            </w:r>
-          </w:p>
-        </w:tc>
-        <w:tc>
-          <w:tcPr>
-            <w:tcW w:w="2200" w:type="dxa"/>
-          </w:tcPr>
-          <w:p>
-            <w:pPr>
-              <w:spacing w:before="0" w:after="0" w:line="360" w:lineRule="auto"/>
-            </w:pPr>
-            <w:r>
-              <w:t xml:space="preserve">dining_temperature</w:t>
-            </w:r>
-          </w:p>
-        </w:tc>
-        <w:tc>
-          <w:tcPr>
-            <w:tcW w:w="2200" w:type="dxa"/>
-          </w:tcPr>
-          <w:p>
-            <w:pPr>
-              <w:spacing w:before="0" w:after="0" w:line="360" w:lineRule="auto"/>
-            </w:pPr>
-            <w:r>
-              <w:t xml:space="preserve">Corr</w:t>
-            </w:r>
-          </w:p>
-        </w:tc>
-        <w:tc>
-          <w:tcPr>
-            <w:tcW w:w="2200" w:type="dxa"/>
-          </w:tcPr>
-          <w:p>
-            <w:pPr>
-              <w:spacing w:before="0" w:after="0" w:line="360" w:lineRule="auto"/>
-            </w:pPr>
-            <w:r>
-              <w:t xml:space="preserve">0.000</w:t>
-            </w:r>
-          </w:p>
-        </w:tc>
-        <w:tc>
-          <w:tcPr>
-            <w:tcW w:w="2200" w:type="dxa"/>
-          </w:tcPr>
-          <w:p>
-            <w:pPr>
-              <w:spacing w:before="0" w:after="0" w:line="360" w:lineRule="auto"/>
-            </w:pPr>
-            <w:r>
-              <w:t xml:space="preserve">0.909</w:t>
-            </w:r>
-          </w:p>
-        </w:tc>
-        <w:tc>
-          <w:tcPr>
-            <w:tcW w:w="2200" w:type="dxa"/>
-          </w:tcPr>
-          <w:p>
-            <w:pPr>
-              <w:spacing w:before="0" w:after="0" w:line="360" w:lineRule="auto"/>
-            </w:pPr>
-            <w:r>
-              <w:t xml:space="preserve">0.950</w:t>
-            </w:r>
-          </w:p>
-        </w:tc>
-      </w:tr>
-      <w:tr>
-        <w:tc>
-          <w:tcPr>
-            <w:tcW w:w="2200" w:type="dxa"/>
-          </w:tcPr>
-          <w:p>
-            <w:pPr>
-              <w:spacing w:before="0" w:after="0" w:line="360" w:lineRule="auto"/>
-            </w:pPr>
-            <w:r>
-              <w:t xml:space="preserve">S3 複合濕度</w:t>
-            </w:r>
-          </w:p>
-        </w:tc>
-        <w:tc>
-          <w:tcPr>
-            <w:tcW w:w="2200" w:type="dxa"/>
-          </w:tcPr>
-          <w:p>
-            <w:pPr>
-              <w:spacing w:before="0" w:after="0" w:line="360" w:lineRule="auto"/>
-            </w:pPr>
-            <w:r>
-              <w:t xml:space="preserve">15min</w:t>
-            </w:r>
-          </w:p>
-        </w:tc>
-        <w:tc>
-          <w:tcPr>
-            <w:tcW w:w="2200" w:type="dxa"/>
-          </w:tcPr>
-          <w:p>
-            <w:pPr>
-              <w:spacing w:before="0" w:after="0" w:line="360" w:lineRule="auto"/>
-            </w:pPr>
-            <w:r>
-              <w:t xml:space="preserve">dining_humidity</w:t>
-            </w:r>
-          </w:p>
-        </w:tc>
-        <w:tc>
-          <w:tcPr>
-            <w:tcW w:w="2200" w:type="dxa"/>
-          </w:tcPr>
-          <w:p>
-            <w:pPr>
-              <w:spacing w:before="0" w:after="0" w:line="360" w:lineRule="auto"/>
-            </w:pPr>
-            <w:r>
-              <w:t xml:space="preserve">MAE</w:t>
-            </w:r>
-          </w:p>
-        </w:tc>
-        <w:tc>
-          <w:tcPr>
-            <w:tcW w:w="2200" w:type="dxa"/>
-          </w:tcPr>
-          <w:p>
-            <w:pPr>
-              <w:spacing w:before="0" w:after="0" w:line="360" w:lineRule="auto"/>
-            </w:pPr>
-            <w:r>
-              <w:t xml:space="preserve">0.386</w:t>
-            </w:r>
-          </w:p>
-        </w:tc>
-        <w:tc>
-          <w:tcPr>
-            <w:tcW w:w="2200" w:type="dxa"/>
-          </w:tcPr>
-          <w:p>
-            <w:pPr>
-              <w:spacing w:before="0" w:after="0" w:line="360" w:lineRule="auto"/>
-            </w:pPr>
-            <w:r>
-              <w:t xml:space="preserve">0.393</w:t>
-            </w:r>
-          </w:p>
-        </w:tc>
-        <w:tc>
-          <w:tcPr>
-            <w:tcW w:w="2200" w:type="dxa"/>
-          </w:tcPr>
-          <w:p>
-            <w:pPr>
-              <w:spacing w:before="0" w:after="0" w:line="360" w:lineRule="auto"/>
-            </w:pPr>
-            <w:r>
-              <w:t xml:space="preserve">0.335</w:t>
-            </w:r>
-          </w:p>
-        </w:tc>
-      </w:tr>
-      <w:tr>
-        <w:tc>
-          <w:tcPr>
-            <w:tcW w:w="2200" w:type="dxa"/>
-          </w:tcPr>
-          <w:p>
-            <w:pPr>
-              <w:spacing w:before="0" w:after="0" w:line="360" w:lineRule="auto"/>
-            </w:pPr>
-            <w:r>
-              <w:t xml:space="preserve">S3 複合濕度</w:t>
-            </w:r>
-          </w:p>
-        </w:tc>
-        <w:tc>
-          <w:tcPr>
-            <w:tcW w:w="2200" w:type="dxa"/>
-          </w:tcPr>
-          <w:p>
-            <w:pPr>
-              <w:spacing w:before="0" w:after="0" w:line="360" w:lineRule="auto"/>
-            </w:pPr>
-            <w:r>
-              <w:t xml:space="preserve">15min</w:t>
-            </w:r>
-          </w:p>
-        </w:tc>
-        <w:tc>
-          <w:tcPr>
-            <w:tcW w:w="2200" w:type="dxa"/>
-          </w:tcPr>
-          <w:p>
-            <w:pPr>
-              <w:spacing w:before="0" w:after="0" w:line="360" w:lineRule="auto"/>
-            </w:pPr>
-            <w:r>
-              <w:t xml:space="preserve">dining_humidity</w:t>
-            </w:r>
-          </w:p>
-        </w:tc>
-        <w:tc>
-          <w:tcPr>
-            <w:tcW w:w="2200" w:type="dxa"/>
-          </w:tcPr>
-          <w:p>
-            <w:pPr>
-              <w:spacing w:before="0" w:after="0" w:line="360" w:lineRule="auto"/>
-            </w:pPr>
-            <w:r>
-              <w:t xml:space="preserve">RMSE</w:t>
-            </w:r>
-          </w:p>
-        </w:tc>
-        <w:tc>
-          <w:tcPr>
-            <w:tcW w:w="2200" w:type="dxa"/>
-          </w:tcPr>
-          <w:p>
-            <w:pPr>
-              <w:spacing w:before="0" w:after="0" w:line="360" w:lineRule="auto"/>
-            </w:pPr>
-            <w:r>
-              <w:t xml:space="preserve">0.595</w:t>
-            </w:r>
-          </w:p>
-        </w:tc>
-        <w:tc>
-          <w:tcPr>
-            <w:tcW w:w="2200" w:type="dxa"/>
-          </w:tcPr>
-          <w:p>
-            <w:pPr>
-              <w:spacing w:before="0" w:after="0" w:line="360" w:lineRule="auto"/>
-            </w:pPr>
-            <w:r>
-              <w:t xml:space="preserve">0.574</w:t>
-            </w:r>
-          </w:p>
-        </w:tc>
-        <w:tc>
-          <w:tcPr>
-            <w:tcW w:w="2200" w:type="dxa"/>
-          </w:tcPr>
-          <w:p>
-            <w:pPr>
-              <w:spacing w:before="0" w:after="0" w:line="360" w:lineRule="auto"/>
-            </w:pPr>
-            <w:r>
-              <w:t xml:space="preserve">0.475</w:t>
-            </w:r>
-          </w:p>
-        </w:tc>
-      </w:tr>
-      <w:tr>
-        <w:tc>
-          <w:tcPr>
-            <w:tcW w:w="2200" w:type="dxa"/>
-          </w:tcPr>
-          <w:p>
-            <w:pPr>
-              <w:spacing w:before="0" w:after="0" w:line="360" w:lineRule="auto"/>
-            </w:pPr>
-            <w:r>
-              <w:t xml:space="preserve">S3 複合濕度</w:t>
-            </w:r>
-          </w:p>
-        </w:tc>
-        <w:tc>
-          <w:tcPr>
-            <w:tcW w:w="2200" w:type="dxa"/>
-          </w:tcPr>
-          <w:p>
-            <w:pPr>
-              <w:spacing w:before="0" w:after="0" w:line="360" w:lineRule="auto"/>
-            </w:pPr>
-            <w:r>
-              <w:t xml:space="preserve">15min</w:t>
-            </w:r>
-          </w:p>
-        </w:tc>
-        <w:tc>
-          <w:tcPr>
-            <w:tcW w:w="2200" w:type="dxa"/>
-          </w:tcPr>
-          <w:p>
-            <w:pPr>
-              <w:spacing w:before="0" w:after="0" w:line="360" w:lineRule="auto"/>
-            </w:pPr>
-            <w:r>
-              <w:t xml:space="preserve">dining_humidity</w:t>
-            </w:r>
-          </w:p>
-        </w:tc>
-        <w:tc>
-          <w:tcPr>
-            <w:tcW w:w="2200" w:type="dxa"/>
-          </w:tcPr>
-          <w:p>
-            <w:pPr>
-              <w:spacing w:before="0" w:after="0" w:line="360" w:lineRule="auto"/>
-            </w:pPr>
-            <w:r>
-              <w:t xml:space="preserve">Corr</w:t>
-            </w:r>
-          </w:p>
-        </w:tc>
-        <w:tc>
-          <w:tcPr>
-            <w:tcW w:w="2200" w:type="dxa"/>
-          </w:tcPr>
-          <w:p>
-            <w:pPr>
-              <w:spacing w:before="0" w:after="0" w:line="360" w:lineRule="auto"/>
-            </w:pPr>
-            <w:r>
-              <w:t xml:space="preserve">0.000</w:t>
-            </w:r>
-          </w:p>
-        </w:tc>
-        <w:tc>
-          <w:tcPr>
-            <w:tcW w:w="2200" w:type="dxa"/>
-          </w:tcPr>
-          <w:p>
-            <w:pPr>
-              <w:spacing w:before="0" w:after="0" w:line="360" w:lineRule="auto"/>
-            </w:pPr>
-            <w:r>
-              <w:t xml:space="preserve">0.337</w:t>
-            </w:r>
-          </w:p>
-        </w:tc>
-        <w:tc>
-          <w:tcPr>
-            <w:tcW w:w="2200" w:type="dxa"/>
-          </w:tcPr>
-          <w:p>
-            <w:pPr>
-              <w:spacing w:before="0" w:after="0" w:line="360" w:lineRule="auto"/>
-            </w:pPr>
-            <w:r>
-              <w:t xml:space="preserve">0.612</w:t>
-            </w:r>
-          </w:p>
-        </w:tc>
-      </w:tr>
-      <w:tr>
-        <w:tc>
-          <w:tcPr>
-            <w:tcW w:w="2200" w:type="dxa"/>
-          </w:tcPr>
-          <w:p>
-            <w:pPr>
-              <w:spacing w:before="0" w:after="0" w:line="360" w:lineRule="auto"/>
-            </w:pPr>
-            <w:r>
-              <w:t xml:space="preserve">S3 複合照度</w:t>
-            </w:r>
-          </w:p>
-        </w:tc>
-        <w:tc>
-          <w:tcPr>
-            <w:tcW w:w="2200" w:type="dxa"/>
-          </w:tcPr>
-          <w:p>
-            <w:pPr>
-              <w:spacing w:before="0" w:after="0" w:line="360" w:lineRule="auto"/>
-            </w:pPr>
-            <w:r>
-              <w:t xml:space="preserve">15min</w:t>
-            </w:r>
-          </w:p>
-        </w:tc>
-        <w:tc>
-          <w:tcPr>
-            <w:tcW w:w="2200" w:type="dxa"/>
-          </w:tcPr>
-          <w:p>
-            <w:pPr>
-              <w:spacing w:before="0" w:after="0" w:line="360" w:lineRule="auto"/>
-            </w:pPr>
-            <w:r>
-              <w:t xml:space="preserve">dining_illuminance</w:t>
-            </w:r>
-          </w:p>
-        </w:tc>
-        <w:tc>
-          <w:tcPr>
-            <w:tcW w:w="2200" w:type="dxa"/>
-          </w:tcPr>
-          <w:p>
-            <w:pPr>
-              <w:spacing w:before="0" w:after="0" w:line="360" w:lineRule="auto"/>
-            </w:pPr>
-            <w:r>
-              <w:t xml:space="preserve">MAE</w:t>
-            </w:r>
-          </w:p>
-        </w:tc>
-        <w:tc>
-          <w:tcPr>
-            <w:tcW w:w="2200" w:type="dxa"/>
-          </w:tcPr>
-          <w:p>
-            <w:pPr>
-              <w:spacing w:before="0" w:after="0" w:line="360" w:lineRule="auto"/>
-            </w:pPr>
-            <w:r>
-              <w:t xml:space="preserve">8.473</w:t>
-            </w:r>
-          </w:p>
-        </w:tc>
-        <w:tc>
-          <w:tcPr>
-            <w:tcW w:w="2200" w:type="dxa"/>
-          </w:tcPr>
-          <w:p>
-            <w:pPr>
-              <w:spacing w:before="0" w:after="0" w:line="360" w:lineRule="auto"/>
-            </w:pPr>
-            <w:r>
-              <w:t xml:space="preserve">9.813</w:t>
-            </w:r>
-          </w:p>
-        </w:tc>
-        <w:tc>
-          <w:tcPr>
-            <w:tcW w:w="2200" w:type="dxa"/>
-          </w:tcPr>
-          <w:p>
-            <w:pPr>
-              <w:spacing w:before="0" w:after="0" w:line="360" w:lineRule="auto"/>
-            </w:pPr>
-            <w:r>
-              <w:t xml:space="preserve">9.437</w:t>
-            </w:r>
-          </w:p>
-        </w:tc>
-      </w:tr>
-      <w:tr>
-        <w:tc>
-          <w:tcPr>
-            <w:tcW w:w="2200" w:type="dxa"/>
-          </w:tcPr>
-          <w:p>
-            <w:pPr>
-              <w:spacing w:before="0" w:after="0" w:line="360" w:lineRule="auto"/>
-            </w:pPr>
-            <w:r>
-              <w:t xml:space="preserve">S3 複合照度</w:t>
-            </w:r>
-          </w:p>
-        </w:tc>
-        <w:tc>
-          <w:tcPr>
-            <w:tcW w:w="2200" w:type="dxa"/>
-          </w:tcPr>
-          <w:p>
-            <w:pPr>
-              <w:spacing w:before="0" w:after="0" w:line="360" w:lineRule="auto"/>
-            </w:pPr>
-            <w:r>
-              <w:t xml:space="preserve">15min</w:t>
-            </w:r>
-          </w:p>
-        </w:tc>
-        <w:tc>
-          <w:tcPr>
-            <w:tcW w:w="2200" w:type="dxa"/>
-          </w:tcPr>
-          <w:p>
-            <w:pPr>
-              <w:spacing w:before="0" w:after="0" w:line="360" w:lineRule="auto"/>
-            </w:pPr>
-            <w:r>
-              <w:t xml:space="preserve">dining_illuminance</w:t>
-            </w:r>
-          </w:p>
-        </w:tc>
-        <w:tc>
-          <w:tcPr>
-            <w:tcW w:w="2200" w:type="dxa"/>
-          </w:tcPr>
-          <w:p>
-            <w:pPr>
-              <w:spacing w:before="0" w:after="0" w:line="360" w:lineRule="auto"/>
-            </w:pPr>
-            <w:r>
-              <w:t xml:space="preserve">RMSE</w:t>
-            </w:r>
-          </w:p>
-        </w:tc>
-        <w:tc>
-          <w:tcPr>
-            <w:tcW w:w="2200" w:type="dxa"/>
-          </w:tcPr>
-          <w:p>
-            <w:pPr>
-              <w:spacing w:before="0" w:after="0" w:line="360" w:lineRule="auto"/>
-            </w:pPr>
-            <w:r>
-              <w:t xml:space="preserve">14.449</w:t>
-            </w:r>
-          </w:p>
-        </w:tc>
-        <w:tc>
-          <w:tcPr>
-            <w:tcW w:w="2200" w:type="dxa"/>
-          </w:tcPr>
-          <w:p>
-            <w:pPr>
-              <w:spacing w:before="0" w:after="0" w:line="360" w:lineRule="auto"/>
-            </w:pPr>
-            <w:r>
-              <w:t xml:space="preserve">13.623</w:t>
-            </w:r>
-          </w:p>
-        </w:tc>
-        <w:tc>
-          <w:tcPr>
-            <w:tcW w:w="2200" w:type="dxa"/>
-          </w:tcPr>
-          <w:p>
-            <w:pPr>
-              <w:spacing w:before="0" w:after="0" w:line="360" w:lineRule="auto"/>
-            </w:pPr>
-            <w:r>
-              <w:t xml:space="preserve">13.552</w:t>
-            </w:r>
-          </w:p>
-        </w:tc>
-      </w:tr>
-      <w:tr>
-        <w:tc>
-          <w:tcPr>
-            <w:tcW w:w="2200" w:type="dxa"/>
-          </w:tcPr>
-          <w:p>
-            <w:pPr>
-              <w:spacing w:before="0" w:after="0" w:line="360" w:lineRule="auto"/>
-            </w:pPr>
-            <w:r>
-              <w:t xml:space="preserve">S3 複合照度</w:t>
-            </w:r>
-          </w:p>
-        </w:tc>
-        <w:tc>
-          <w:tcPr>
-            <w:tcW w:w="2200" w:type="dxa"/>
-          </w:tcPr>
-          <w:p>
-            <w:pPr>
-              <w:spacing w:before="0" w:after="0" w:line="360" w:lineRule="auto"/>
-            </w:pPr>
-            <w:r>
-              <w:t xml:space="preserve">15min</w:t>
-            </w:r>
-          </w:p>
-        </w:tc>
-        <w:tc>
-          <w:tcPr>
-            <w:tcW w:w="2200" w:type="dxa"/>
-          </w:tcPr>
-          <w:p>
-            <w:pPr>
-              <w:spacing w:before="0" w:after="0" w:line="360" w:lineRule="auto"/>
-            </w:pPr>
-            <w:r>
-              <w:t xml:space="preserve">dining_illuminance</w:t>
-            </w:r>
-          </w:p>
-        </w:tc>
-        <w:tc>
-          <w:tcPr>
-            <w:tcW w:w="2200" w:type="dxa"/>
-          </w:tcPr>
-          <w:p>
-            <w:pPr>
-              <w:spacing w:before="0" w:after="0" w:line="360" w:lineRule="auto"/>
-            </w:pPr>
-            <w:r>
-              <w:t xml:space="preserve">Corr</w:t>
-            </w:r>
-          </w:p>
-        </w:tc>
-        <w:tc>
-          <w:tcPr>
-            <w:tcW w:w="2200" w:type="dxa"/>
-          </w:tcPr>
-          <w:p>
-            <w:pPr>
-              <w:spacing w:before="0" w:after="0" w:line="360" w:lineRule="auto"/>
-            </w:pPr>
-            <w:r>
-              <w:t xml:space="preserve">0.000</w:t>
-            </w:r>
-          </w:p>
-        </w:tc>
-        <w:tc>
-          <w:tcPr>
-            <w:tcW w:w="2200" w:type="dxa"/>
-          </w:tcPr>
-          <w:p>
-            <w:pPr>
-              <w:spacing w:before="0" w:after="0" w:line="360" w:lineRule="auto"/>
-            </w:pPr>
-            <w:r>
-              <w:t xml:space="preserve">0.526</w:t>
-            </w:r>
-          </w:p>
-        </w:tc>
-        <w:tc>
-          <w:tcPr>
-            <w:tcW w:w="2200" w:type="dxa"/>
-          </w:tcPr>
-          <w:p>
-            <w:pPr>
-              <w:spacing w:before="0" w:after="0" w:line="360" w:lineRule="auto"/>
-            </w:pPr>
-            <w:r>
-              <w:t xml:space="preserve">0.366</w:t>
-            </w:r>
-          </w:p>
-        </w:tc>
-      </w:tr>
-      <w:tr>
-        <w:tc>
-          <w:tcPr>
-            <w:tcW w:w="2200" w:type="dxa"/>
-          </w:tcPr>
-          <w:p>
-            <w:pPr>
-              <w:spacing w:before="0" w:after="0" w:line="360" w:lineRule="auto"/>
-            </w:pPr>
-            <w:r>
-              <w:t xml:space="preserve">S3 複合溫度</w:t>
-            </w:r>
-          </w:p>
-        </w:tc>
-        <w:tc>
-          <w:tcPr>
-            <w:tcW w:w="2200" w:type="dxa"/>
-          </w:tcPr>
-          <w:p>
-            <w:pPr>
-              <w:spacing w:before="0" w:after="0" w:line="360" w:lineRule="auto"/>
-            </w:pPr>
-            <w:r>
-              <w:t xml:space="preserve">60min</w:t>
-            </w:r>
-          </w:p>
-        </w:tc>
-        <w:tc>
-          <w:tcPr>
-            <w:tcW w:w="2200" w:type="dxa"/>
-          </w:tcPr>
-          <w:p>
-            <w:pPr>
-              <w:spacing w:before="0" w:after="0" w:line="360" w:lineRule="auto"/>
-            </w:pPr>
-            <w:r>
-              <w:t xml:space="preserve">dining_temperature</w:t>
-            </w:r>
-          </w:p>
-        </w:tc>
-        <w:tc>
-          <w:tcPr>
-            <w:tcW w:w="2200" w:type="dxa"/>
-          </w:tcPr>
-          <w:p>
-            <w:pPr>
-              <w:spacing w:before="0" w:after="0" w:line="360" w:lineRule="auto"/>
-            </w:pPr>
-            <w:r>
-              <w:t xml:space="preserve">MAE</w:t>
-            </w:r>
-          </w:p>
-        </w:tc>
-        <w:tc>
-          <w:tcPr>
-            <w:tcW w:w="2200" w:type="dxa"/>
-          </w:tcPr>
-          <w:p>
-            <w:pPr>
-              <w:spacing w:before="0" w:after="0" w:line="360" w:lineRule="auto"/>
-            </w:pPr>
-            <w:r>
-              <w:t xml:space="preserve">0.563</w:t>
-            </w:r>
-          </w:p>
-        </w:tc>
-        <w:tc>
-          <w:tcPr>
-            <w:tcW w:w="2200" w:type="dxa"/>
-          </w:tcPr>
-          <w:p>
-            <w:pPr>
-              <w:spacing w:before="0" w:after="0" w:line="360" w:lineRule="auto"/>
-            </w:pPr>
-            <w:r>
-              <w:t xml:space="preserve">0.212</w:t>
-            </w:r>
-          </w:p>
-        </w:tc>
-        <w:tc>
-          <w:tcPr>
-            <w:tcW w:w="2200" w:type="dxa"/>
-          </w:tcPr>
-          <w:p>
-            <w:pPr>
-              <w:spacing w:before="0" w:after="0" w:line="360" w:lineRule="auto"/>
-            </w:pPr>
-            <w:r>
-              <w:t xml:space="preserve">0.190</w:t>
-            </w:r>
-          </w:p>
-        </w:tc>
-      </w:tr>
-      <w:tr>
-        <w:tc>
-          <w:tcPr>
-            <w:tcW w:w="2200" w:type="dxa"/>
-          </w:tcPr>
-          <w:p>
-            <w:pPr>
-              <w:spacing w:before="0" w:after="0" w:line="360" w:lineRule="auto"/>
-            </w:pPr>
-            <w:r>
-              <w:t xml:space="preserve">S3 複合溫度</w:t>
-            </w:r>
-          </w:p>
-        </w:tc>
-        <w:tc>
-          <w:tcPr>
-            <w:tcW w:w="2200" w:type="dxa"/>
-          </w:tcPr>
-          <w:p>
-            <w:pPr>
-              <w:spacing w:before="0" w:after="0" w:line="360" w:lineRule="auto"/>
-            </w:pPr>
-            <w:r>
-              <w:t xml:space="preserve">60min</w:t>
-            </w:r>
-          </w:p>
-        </w:tc>
-        <w:tc>
-          <w:tcPr>
-            <w:tcW w:w="2200" w:type="dxa"/>
-          </w:tcPr>
-          <w:p>
-            <w:pPr>
-              <w:spacing w:before="0" w:after="0" w:line="360" w:lineRule="auto"/>
-            </w:pPr>
-            <w:r>
-              <w:t xml:space="preserve">dining_temperature</w:t>
-            </w:r>
-          </w:p>
-        </w:tc>
-        <w:tc>
-          <w:tcPr>
-            <w:tcW w:w="2200" w:type="dxa"/>
-          </w:tcPr>
-          <w:p>
-            <w:pPr>
-              <w:spacing w:before="0" w:after="0" w:line="360" w:lineRule="auto"/>
-            </w:pPr>
-            <w:r>
-              <w:t xml:space="preserve">RMSE</w:t>
-            </w:r>
-          </w:p>
-        </w:tc>
-        <w:tc>
-          <w:tcPr>
-            <w:tcW w:w="2200" w:type="dxa"/>
-          </w:tcPr>
-          <w:p>
-            <w:pPr>
-              <w:spacing w:before="0" w:after="0" w:line="360" w:lineRule="auto"/>
-            </w:pPr>
-            <w:r>
-              <w:t xml:space="preserve">0.693</w:t>
-            </w:r>
-          </w:p>
-        </w:tc>
-        <w:tc>
-          <w:tcPr>
-            <w:tcW w:w="2200" w:type="dxa"/>
-          </w:tcPr>
-          <w:p>
-            <w:pPr>
-              <w:spacing w:before="0" w:after="0" w:line="360" w:lineRule="auto"/>
-            </w:pPr>
-            <w:r>
-              <w:t xml:space="preserve">0.256</w:t>
-            </w:r>
-          </w:p>
-        </w:tc>
-        <w:tc>
-          <w:tcPr>
-            <w:tcW w:w="2200" w:type="dxa"/>
-          </w:tcPr>
-          <w:p>
-            <w:pPr>
-              <w:spacing w:before="0" w:after="0" w:line="360" w:lineRule="auto"/>
-            </w:pPr>
-            <w:r>
-              <w:t xml:space="preserve">0.243</w:t>
-            </w:r>
-          </w:p>
-        </w:tc>
-      </w:tr>
-      <w:tr>
-        <w:tc>
-          <w:tcPr>
-            <w:tcW w:w="2200" w:type="dxa"/>
-          </w:tcPr>
-          <w:p>
-            <w:pPr>
-              <w:spacing w:before="0" w:after="0" w:line="360" w:lineRule="auto"/>
-            </w:pPr>
-            <w:r>
-              <w:t xml:space="preserve">S3 複合溫度</w:t>
-            </w:r>
-          </w:p>
-        </w:tc>
-        <w:tc>
-          <w:tcPr>
-            <w:tcW w:w="2200" w:type="dxa"/>
-          </w:tcPr>
-          <w:p>
-            <w:pPr>
-              <w:spacing w:before="0" w:after="0" w:line="360" w:lineRule="auto"/>
-            </w:pPr>
-            <w:r>
-              <w:t xml:space="preserve">60min</w:t>
-            </w:r>
-          </w:p>
-        </w:tc>
-        <w:tc>
-          <w:tcPr>
-            <w:tcW w:w="2200" w:type="dxa"/>
-          </w:tcPr>
-          <w:p>
-            <w:pPr>
-              <w:spacing w:before="0" w:after="0" w:line="360" w:lineRule="auto"/>
-            </w:pPr>
-            <w:r>
-              <w:t xml:space="preserve">dining_temperature</w:t>
-            </w:r>
-          </w:p>
-        </w:tc>
-        <w:tc>
-          <w:tcPr>
-            <w:tcW w:w="2200" w:type="dxa"/>
-          </w:tcPr>
-          <w:p>
-            <w:pPr>
-              <w:spacing w:before="0" w:after="0" w:line="360" w:lineRule="auto"/>
-            </w:pPr>
-            <w:r>
-              <w:t xml:space="preserve">Corr</w:t>
-            </w:r>
-          </w:p>
-        </w:tc>
-        <w:tc>
-          <w:tcPr>
-            <w:tcW w:w="2200" w:type="dxa"/>
-          </w:tcPr>
-          <w:p>
-            <w:pPr>
-              <w:spacing w:before="0" w:after="0" w:line="360" w:lineRule="auto"/>
-            </w:pPr>
-            <w:r>
-              <w:t xml:space="preserve">0.000</w:t>
-            </w:r>
-          </w:p>
-        </w:tc>
-        <w:tc>
-          <w:tcPr>
-            <w:tcW w:w="2200" w:type="dxa"/>
-          </w:tcPr>
-          <w:p>
-            <w:pPr>
-              <w:spacing w:before="0" w:after="0" w:line="360" w:lineRule="auto"/>
-            </w:pPr>
-            <w:r>
-              <w:t xml:space="preserve">0.906</w:t>
-            </w:r>
-          </w:p>
-        </w:tc>
-        <w:tc>
-          <w:tcPr>
-            <w:tcW w:w="2200" w:type="dxa"/>
-          </w:tcPr>
-          <w:p>
-            <w:pPr>
-              <w:spacing w:before="0" w:after="0" w:line="360" w:lineRule="auto"/>
-            </w:pPr>
-            <w:r>
-              <w:t xml:space="preserve">0.937</w:t>
-            </w:r>
-          </w:p>
-        </w:tc>
-      </w:tr>
-      <w:tr>
-        <w:tc>
-          <w:tcPr>
-            <w:tcW w:w="2200" w:type="dxa"/>
-          </w:tcPr>
-          <w:p>
-            <w:pPr>
-              <w:spacing w:before="0" w:after="0" w:line="360" w:lineRule="auto"/>
-            </w:pPr>
-            <w:r>
-              <w:t xml:space="preserve">S3 複合濕度</w:t>
-            </w:r>
-          </w:p>
-        </w:tc>
-        <w:tc>
-          <w:tcPr>
-            <w:tcW w:w="2200" w:type="dxa"/>
-          </w:tcPr>
-          <w:p>
-            <w:pPr>
-              <w:spacing w:before="0" w:after="0" w:line="360" w:lineRule="auto"/>
-            </w:pPr>
-            <w:r>
-              <w:t xml:space="preserve">60min</w:t>
-            </w:r>
-          </w:p>
-        </w:tc>
-        <w:tc>
-          <w:tcPr>
-            <w:tcW w:w="2200" w:type="dxa"/>
-          </w:tcPr>
-          <w:p>
-            <w:pPr>
-              <w:spacing w:before="0" w:after="0" w:line="360" w:lineRule="auto"/>
-            </w:pPr>
-            <w:r>
-              <w:t xml:space="preserve">dining_humidity</w:t>
-            </w:r>
-          </w:p>
-        </w:tc>
-        <w:tc>
-          <w:tcPr>
-            <w:tcW w:w="2200" w:type="dxa"/>
-          </w:tcPr>
-          <w:p>
-            <w:pPr>
-              <w:spacing w:before="0" w:after="0" w:line="360" w:lineRule="auto"/>
-            </w:pPr>
-            <w:r>
-              <w:t xml:space="preserve">MAE</w:t>
-            </w:r>
-          </w:p>
-        </w:tc>
-        <w:tc>
-          <w:tcPr>
-            <w:tcW w:w="2200" w:type="dxa"/>
-          </w:tcPr>
-          <w:p>
-            <w:pPr>
-              <w:spacing w:before="0" w:after="0" w:line="360" w:lineRule="auto"/>
-            </w:pPr>
-            <w:r>
-              <w:t xml:space="preserve">0.889</w:t>
-            </w:r>
-          </w:p>
-        </w:tc>
-        <w:tc>
-          <w:tcPr>
-            <w:tcW w:w="2200" w:type="dxa"/>
-          </w:tcPr>
-          <w:p>
-            <w:pPr>
-              <w:spacing w:before="0" w:after="0" w:line="360" w:lineRule="auto"/>
-            </w:pPr>
-            <w:r>
-              <w:t xml:space="preserve">0.809</w:t>
-            </w:r>
-          </w:p>
-        </w:tc>
-        <w:tc>
-          <w:tcPr>
-            <w:tcW w:w="2200" w:type="dxa"/>
-          </w:tcPr>
-          <w:p>
-            <w:pPr>
-              <w:spacing w:before="0" w:after="0" w:line="360" w:lineRule="auto"/>
-            </w:pPr>
-            <w:r>
-              <w:t xml:space="preserve">0.759</w:t>
-            </w:r>
-          </w:p>
-        </w:tc>
-      </w:tr>
-      <w:tr>
-        <w:tc>
-          <w:tcPr>
-            <w:tcW w:w="2200" w:type="dxa"/>
-          </w:tcPr>
-          <w:p>
-            <w:pPr>
-              <w:spacing w:before="0" w:after="0" w:line="360" w:lineRule="auto"/>
-            </w:pPr>
-            <w:r>
-              <w:t xml:space="preserve">S3 複合濕度</w:t>
-            </w:r>
-          </w:p>
-        </w:tc>
-        <w:tc>
-          <w:tcPr>
-            <w:tcW w:w="2200" w:type="dxa"/>
-          </w:tcPr>
-          <w:p>
-            <w:pPr>
-              <w:spacing w:before="0" w:after="0" w:line="360" w:lineRule="auto"/>
-            </w:pPr>
-            <w:r>
-              <w:t xml:space="preserve">60min</w:t>
-            </w:r>
-          </w:p>
-        </w:tc>
-        <w:tc>
-          <w:tcPr>
-            <w:tcW w:w="2200" w:type="dxa"/>
-          </w:tcPr>
-          <w:p>
-            <w:pPr>
-              <w:spacing w:before="0" w:after="0" w:line="360" w:lineRule="auto"/>
-            </w:pPr>
-            <w:r>
-              <w:t xml:space="preserve">dining_humidity</w:t>
-            </w:r>
-          </w:p>
-        </w:tc>
-        <w:tc>
-          <w:tcPr>
-            <w:tcW w:w="2200" w:type="dxa"/>
-          </w:tcPr>
-          <w:p>
-            <w:pPr>
-              <w:spacing w:before="0" w:after="0" w:line="360" w:lineRule="auto"/>
-            </w:pPr>
-            <w:r>
-              <w:t xml:space="preserve">RMSE</w:t>
-            </w:r>
-          </w:p>
-        </w:tc>
-        <w:tc>
-          <w:tcPr>
-            <w:tcW w:w="2200" w:type="dxa"/>
-          </w:tcPr>
-          <w:p>
-            <w:pPr>
-              <w:spacing w:before="0" w:after="0" w:line="360" w:lineRule="auto"/>
-            </w:pPr>
-            <w:r>
-              <w:t xml:space="preserve">1.281</w:t>
-            </w:r>
-          </w:p>
-        </w:tc>
-        <w:tc>
-          <w:tcPr>
-            <w:tcW w:w="2200" w:type="dxa"/>
-          </w:tcPr>
-          <w:p>
-            <w:pPr>
-              <w:spacing w:before="0" w:after="0" w:line="360" w:lineRule="auto"/>
-            </w:pPr>
-            <w:r>
-              <w:t xml:space="preserve">1.155</w:t>
-            </w:r>
-          </w:p>
-        </w:tc>
-        <w:tc>
-          <w:tcPr>
-            <w:tcW w:w="2200" w:type="dxa"/>
-          </w:tcPr>
-          <w:p>
-            <w:pPr>
-              <w:spacing w:before="0" w:after="0" w:line="360" w:lineRule="auto"/>
-            </w:pPr>
-            <w:r>
-              <w:t xml:space="preserve">1.059</w:t>
-            </w:r>
-          </w:p>
-        </w:tc>
-      </w:tr>
-      <w:tr>
-        <w:tc>
-          <w:tcPr>
-            <w:tcW w:w="2200" w:type="dxa"/>
-          </w:tcPr>
-          <w:p>
-            <w:pPr>
-              <w:spacing w:before="0" w:after="0" w:line="360" w:lineRule="auto"/>
-            </w:pPr>
-            <w:r>
-              <w:t xml:space="preserve">S3 複合濕度</w:t>
-            </w:r>
-          </w:p>
-        </w:tc>
-        <w:tc>
-          <w:tcPr>
-            <w:tcW w:w="2200" w:type="dxa"/>
-          </w:tcPr>
-          <w:p>
-            <w:pPr>
-              <w:spacing w:before="0" w:after="0" w:line="360" w:lineRule="auto"/>
-            </w:pPr>
-            <w:r>
-              <w:t xml:space="preserve">60min</w:t>
-            </w:r>
-          </w:p>
-        </w:tc>
-        <w:tc>
-          <w:tcPr>
-            <w:tcW w:w="2200" w:type="dxa"/>
-          </w:tcPr>
-          <w:p>
-            <w:pPr>
-              <w:spacing w:before="0" w:after="0" w:line="360" w:lineRule="auto"/>
-            </w:pPr>
-            <w:r>
-              <w:t xml:space="preserve">dining_humidity</w:t>
-            </w:r>
-          </w:p>
-        </w:tc>
-        <w:tc>
-          <w:tcPr>
-            <w:tcW w:w="2200" w:type="dxa"/>
-          </w:tcPr>
-          <w:p>
-            <w:pPr>
-              <w:spacing w:before="0" w:after="0" w:line="360" w:lineRule="auto"/>
-            </w:pPr>
-            <w:r>
-              <w:t xml:space="preserve">Corr</w:t>
-            </w:r>
-          </w:p>
-        </w:tc>
-        <w:tc>
-          <w:tcPr>
-            <w:tcW w:w="2200" w:type="dxa"/>
-          </w:tcPr>
-          <w:p>
-            <w:pPr>
-              <w:spacing w:before="0" w:after="0" w:line="360" w:lineRule="auto"/>
-            </w:pPr>
-            <w:r>
-              <w:t xml:space="preserve">0.000</w:t>
-            </w:r>
-          </w:p>
-        </w:tc>
-        <w:tc>
-          <w:tcPr>
-            <w:tcW w:w="2200" w:type="dxa"/>
-          </w:tcPr>
-          <w:p>
-            <w:pPr>
-              <w:spacing w:before="0" w:after="0" w:line="360" w:lineRule="auto"/>
-            </w:pPr>
-            <w:r>
-              <w:t xml:space="preserve">0.434</w:t>
-            </w:r>
-          </w:p>
-        </w:tc>
-        <w:tc>
-          <w:tcPr>
-            <w:tcW w:w="2200" w:type="dxa"/>
-          </w:tcPr>
-          <w:p>
-            <w:pPr>
-              <w:spacing w:before="0" w:after="0" w:line="360" w:lineRule="auto"/>
-            </w:pPr>
-            <w:r>
-              <w:t xml:space="preserve">0.569</w:t>
-            </w:r>
-          </w:p>
-        </w:tc>
-      </w:tr>
-      <w:tr>
-        <w:tc>
-          <w:tcPr>
-            <w:tcW w:w="2200" w:type="dxa"/>
-          </w:tcPr>
-          <w:p>
-            <w:pPr>
-              <w:spacing w:before="0" w:after="0" w:line="360" w:lineRule="auto"/>
-            </w:pPr>
-            <w:r>
-              <w:t xml:space="preserve">S3 複合照度</w:t>
-            </w:r>
-          </w:p>
-        </w:tc>
-        <w:tc>
-          <w:tcPr>
-            <w:tcW w:w="2200" w:type="dxa"/>
-          </w:tcPr>
-          <w:p>
-            <w:pPr>
-              <w:spacing w:before="0" w:after="0" w:line="360" w:lineRule="auto"/>
-            </w:pPr>
-            <w:r>
-              <w:t xml:space="preserve">60min</w:t>
-            </w:r>
-          </w:p>
-        </w:tc>
-        <w:tc>
-          <w:tcPr>
-            <w:tcW w:w="2200" w:type="dxa"/>
-          </w:tcPr>
-          <w:p>
-            <w:pPr>
-              <w:spacing w:before="0" w:after="0" w:line="360" w:lineRule="auto"/>
-            </w:pPr>
-            <w:r>
-              <w:t xml:space="preserve">dining_illuminance</w:t>
-            </w:r>
-          </w:p>
-        </w:tc>
-        <w:tc>
-          <w:tcPr>
-            <w:tcW w:w="2200" w:type="dxa"/>
-          </w:tcPr>
-          <w:p>
-            <w:pPr>
-              <w:spacing w:before="0" w:after="0" w:line="360" w:lineRule="auto"/>
-            </w:pPr>
-            <w:r>
-              <w:t xml:space="preserve">MAE</w:t>
-            </w:r>
-          </w:p>
-        </w:tc>
-        <w:tc>
-          <w:tcPr>
-            <w:tcW w:w="2200" w:type="dxa"/>
-          </w:tcPr>
-          <w:p>
-            <w:pPr>
-              <w:spacing w:before="0" w:after="0" w:line="360" w:lineRule="auto"/>
-            </w:pPr>
-            <w:r>
-              <w:t xml:space="preserve">15.209</w:t>
-            </w:r>
-          </w:p>
-        </w:tc>
-        <w:tc>
-          <w:tcPr>
-            <w:tcW w:w="2200" w:type="dxa"/>
-          </w:tcPr>
-          <w:p>
-            <w:pPr>
-              <w:spacing w:before="0" w:after="0" w:line="360" w:lineRule="auto"/>
-            </w:pPr>
-            <w:r>
-              <w:t xml:space="preserve">17.170</w:t>
-            </w:r>
-          </w:p>
-        </w:tc>
-        <w:tc>
-          <w:tcPr>
-            <w:tcW w:w="2200" w:type="dxa"/>
-          </w:tcPr>
-          <w:p>
-            <w:pPr>
-              <w:spacing w:before="0" w:after="0" w:line="360" w:lineRule="auto"/>
-            </w:pPr>
-            <w:r>
-              <w:t xml:space="preserve">14.460</w:t>
-            </w:r>
-          </w:p>
-        </w:tc>
-      </w:tr>
-      <w:tr>
-        <w:tc>
-          <w:tcPr>
-            <w:tcW w:w="2200" w:type="dxa"/>
-          </w:tcPr>
-          <w:p>
-            <w:pPr>
-              <w:spacing w:before="0" w:after="0" w:line="360" w:lineRule="auto"/>
-            </w:pPr>
-            <w:r>
-              <w:t xml:space="preserve">S3 複合照度</w:t>
-            </w:r>
-          </w:p>
-        </w:tc>
-        <w:tc>
-          <w:tcPr>
-            <w:tcW w:w="2200" w:type="dxa"/>
-          </w:tcPr>
-          <w:p>
-            <w:pPr>
-              <w:spacing w:before="0" w:after="0" w:line="360" w:lineRule="auto"/>
-            </w:pPr>
-            <w:r>
-              <w:t xml:space="preserve">60min</w:t>
-            </w:r>
-          </w:p>
-        </w:tc>
-        <w:tc>
-          <w:tcPr>
-            <w:tcW w:w="2200" w:type="dxa"/>
-          </w:tcPr>
-          <w:p>
-            <w:pPr>
-              <w:spacing w:before="0" w:after="0" w:line="360" w:lineRule="auto"/>
-            </w:pPr>
-            <w:r>
-              <w:t xml:space="preserve">dining_illuminance</w:t>
-            </w:r>
-          </w:p>
-        </w:tc>
-        <w:tc>
-          <w:tcPr>
-            <w:tcW w:w="2200" w:type="dxa"/>
-          </w:tcPr>
-          <w:p>
-            <w:pPr>
-              <w:spacing w:before="0" w:after="0" w:line="360" w:lineRule="auto"/>
-            </w:pPr>
-            <w:r>
-              <w:t xml:space="preserve">RMSE</w:t>
-            </w:r>
-          </w:p>
-        </w:tc>
-        <w:tc>
-          <w:tcPr>
-            <w:tcW w:w="2200" w:type="dxa"/>
-          </w:tcPr>
-          <w:p>
-            <w:pPr>
-              <w:spacing w:before="0" w:after="0" w:line="360" w:lineRule="auto"/>
-            </w:pPr>
-            <w:r>
-              <w:t xml:space="preserve">21.931</w:t>
-            </w:r>
-          </w:p>
-        </w:tc>
-        <w:tc>
-          <w:tcPr>
-            <w:tcW w:w="2200" w:type="dxa"/>
-          </w:tcPr>
-          <w:p>
-            <w:pPr>
-              <w:spacing w:before="0" w:after="0" w:line="360" w:lineRule="auto"/>
-            </w:pPr>
-            <w:r>
-              <w:t xml:space="preserve">22.763</w:t>
-            </w:r>
-          </w:p>
-        </w:tc>
-        <w:tc>
-          <w:tcPr>
-            <w:tcW w:w="2200" w:type="dxa"/>
-          </w:tcPr>
-          <w:p>
-            <w:pPr>
-              <w:spacing w:before="0" w:after="0" w:line="360" w:lineRule="auto"/>
-            </w:pPr>
-            <w:r>
-              <w:t xml:space="preserve">19.344</w:t>
-            </w:r>
-          </w:p>
-        </w:tc>
-      </w:tr>
-      <w:tr>
-        <w:tc>
-          <w:tcPr>
-            <w:tcW w:w="2200" w:type="dxa"/>
-          </w:tcPr>
-          <w:p>
-            <w:pPr>
-              <w:spacing w:before="0" w:after="0" w:line="360" w:lineRule="auto"/>
-            </w:pPr>
-            <w:r>
-              <w:t xml:space="preserve">S3 複合照度</w:t>
-            </w:r>
-          </w:p>
-        </w:tc>
-        <w:tc>
-          <w:tcPr>
-            <w:tcW w:w="2200" w:type="dxa"/>
-          </w:tcPr>
-          <w:p>
-            <w:pPr>
-              <w:spacing w:before="0" w:after="0" w:line="360" w:lineRule="auto"/>
-            </w:pPr>
-            <w:r>
-              <w:t xml:space="preserve">60min</w:t>
-            </w:r>
-          </w:p>
-        </w:tc>
-        <w:tc>
-          <w:tcPr>
-            <w:tcW w:w="2200" w:type="dxa"/>
-          </w:tcPr>
-          <w:p>
-            <w:pPr>
-              <w:spacing w:before="0" w:after="0" w:line="360" w:lineRule="auto"/>
-            </w:pPr>
-            <w:r>
-              <w:t xml:space="preserve">dining_illuminance</w:t>
-            </w:r>
-          </w:p>
-        </w:tc>
-        <w:tc>
-          <w:tcPr>
-            <w:tcW w:w="2200" w:type="dxa"/>
-          </w:tcPr>
-          <w:p>
-            <w:pPr>
-              <w:spacing w:before="0" w:after="0" w:line="360" w:lineRule="auto"/>
-            </w:pPr>
-            <w:r>
-              <w:t xml:space="preserve">Corr</w:t>
-            </w:r>
-          </w:p>
-        </w:tc>
-        <w:tc>
-          <w:tcPr>
-            <w:tcW w:w="2200" w:type="dxa"/>
-          </w:tcPr>
-          <w:p>
-            <w:pPr>
-              <w:spacing w:before="0" w:after="0" w:line="360" w:lineRule="auto"/>
-            </w:pPr>
-            <w:r>
-              <w:t xml:space="preserve">0.000</w:t>
-            </w:r>
-          </w:p>
-        </w:tc>
-        <w:tc>
-          <w:tcPr>
-            <w:tcW w:w="2200" w:type="dxa"/>
-          </w:tcPr>
-          <w:p>
-            <w:pPr>
-              <w:spacing w:before="0" w:after="0" w:line="360" w:lineRule="auto"/>
-            </w:pPr>
-            <w:r>
-              <w:t xml:space="preserve">0.715</w:t>
-            </w:r>
-          </w:p>
-        </w:tc>
-        <w:tc>
-          <w:tcPr>
-            <w:tcW w:w="2200" w:type="dxa"/>
-          </w:tcPr>
-          <w:p>
-            <w:pPr>
-              <w:spacing w:before="0" w:after="0" w:line="360" w:lineRule="auto"/>
-            </w:pPr>
-            <w:r>
-              <w:t xml:space="preserve">0.472</w:t>
+              <w:t xml:space="preserve">window_spring_cloudy_morning</w:t>
+            </w:r>
+          </w:p>
+        </w:tc>
+        <w:tc>
+          <w:tcPr>
+            <w:tcW w:w="2200" w:type="dxa"/>
+          </w:tcPr>
+          <w:p>
+            <w:pPr>
+              <w:spacing w:before="0" w:after="0" w:line="360" w:lineRule="auto"/>
+            </w:pPr>
+            <w:r>
+              <w:t xml:space="preserve">21.5</w:t>
+            </w:r>
+          </w:p>
+        </w:tc>
+        <w:tc>
+          <w:tcPr>
+            <w:tcW w:w="2200" w:type="dxa"/>
+          </w:tcPr>
+          <w:p>
+            <w:pPr>
+              <w:spacing w:before="0" w:after="0" w:line="360" w:lineRule="auto"/>
+            </w:pPr>
+            <w:r>
+              <w:t xml:space="preserve">70.0</w:t>
+            </w:r>
+          </w:p>
+        </w:tc>
+        <w:tc>
+          <w:tcPr>
+            <w:tcW w:w="2200" w:type="dxa"/>
+          </w:tcPr>
+          <w:p>
+            <w:pPr>
+              <w:spacing w:before="0" w:after="0" w:line="360" w:lineRule="auto"/>
+            </w:pPr>
+            <w:r>
+              <w:t xml:space="preserve">5005.0</w:t>
+            </w:r>
+          </w:p>
+        </w:tc>
+        <w:tc>
+          <w:tcPr>
+            <w:tcW w:w="2200" w:type="dxa"/>
+          </w:tcPr>
+          <w:p>
+            <w:pPr>
+              <w:spacing w:before="0" w:after="0" w:line="360" w:lineRule="auto"/>
+            </w:pPr>
+            <w:r>
+              <w:t xml:space="preserve">93.2172</w:t>
             </w:r>
           </w:p>
         </w:tc>
@@ -7964,10 +6209,58 @@
     </w:tbl>
     <w:p>
       <w:pPr>
-        <w:spacing w:before="0" w:after="0" w:line="360" w:lineRule="auto"/>
-      </w:pPr>
-      <w:r>
-        <w:t xml:space="preserve">表 5-5 列出 CU-BEMS benchmark 各任務三項指標的完整對比。</w:t>
+        <w:pStyle w:val="Heading2"/>
+        <w:spacing w:before="0" w:after="0" w:line="360" w:lineRule="auto"/>
+      </w:pPr>
+      <w:r>
+        <w:rPr>
+          <w:b/>
+        </w:rPr>
+        <w:t xml:space="preserve">5.6 Hybrid Residual Neural Network 結果</w:t>
+      </w:r>
+    </w:p>
+    <w:p>
+      <w:pPr>
+        <w:spacing w:before="0" w:after="0" w:line="360" w:lineRule="auto"/>
+      </w:pPr>
+      <w:r>
+        <w:t xml:space="preserve">在目前預設的 held-out 測試設定下，hybrid residual neural network 以 6 個情境作為訓練資料，並以 light\_only 與 all\_active 作為測試情境（與 5.2 節的 8 組全集平均為不同子集）。若對 temperature 與 humidity residual trace 啟用 Fourier low-pass denoising，並保留 illuminance 原始 residual，則 hybrid residual correction 套用於主模型輸出後，field MAE 可由 temperature 0.0474、humidity 0.1764、illuminance 2.3295，分別降至 0.0026、0.0040 與 0.1752。對應改善比例約為溫度 94.51%、濕度 97.73% 與照度 92.48%。</w:t>
+      </w:r>
+    </w:p>
+    <w:p>
+      <w:pPr>
+        <w:spacing w:before="0" w:after="0" w:line="360" w:lineRule="auto"/>
+      </w:pPr>
+      <w:r>
+        <w:t xml:space="preserve">若與加入反射近似前的 direct-only 照度路徑相比，held-out illuminance 的主模型 MAE 由 2.3727 降至 2.3295，而 hybrid 後的 illuminance MAE 由 0.2357 進一步降至 0.1752。這表示較乾淨的 base optical approximation 可先降低結構性照度偏差，再讓 residual network 更集中地學習剩餘誤差；而頻域低通則較適合作為慢變 thermal / humidity residual 的前處理，而非對所有環境因子一體適用。不過此結果仍建立於模擬資料與既定情境分割下，未來仍需以真實量測資料重新訓練與驗證。</w:t>
+      </w:r>
+    </w:p>
+    <w:p>
+      <w:pPr>
+        <w:pStyle w:val="Heading2"/>
+        <w:spacing w:before="0" w:after="0" w:line="360" w:lineRule="auto"/>
+      </w:pPr>
+      <w:r>
+        <w:rPr>
+          <w:b/>
+        </w:rPr>
+        <w:t xml:space="preserve">5.7 公開資料集 Task-Aligned Benchmark 結果</w:t>
+      </w:r>
+    </w:p>
+    <w:p>
+      <w:pPr>
+        <w:spacing w:before="0" w:after="0" w:line="360" w:lineRule="auto"/>
+      </w:pPr>
+      <w:r>
+        <w:t xml:space="preserve">為驗證模型在非合成資料上的外部可比性，本研究以 SML2010 與 CU-BEMS 兩個公開資料集執行 task-aligned benchmark，並以 MAE、RMSE 與 Pearson Correlation 三項指標進行評估。MAE 衡量平均絕對誤差，RMSE 對尖峰偏差更敏感，Correlation 則反映模型是否能正確追蹤時序趨勢，三者共同提供較完整的評估視角。預測目標為下一個 15 分鐘或 60 分鐘時步的感測值，比較對象為 persistence（以上一時步值作預測）與 linear regression 兩個 baseline。</w:t>
+      </w:r>
+    </w:p>
+    <w:p>
+      <w:pPr>
+        <w:spacing w:before="0" w:after="0" w:line="360" w:lineRule="auto"/>
+      </w:pPr>
+      <w:r>
+        <w:t xml:space="preserve">表 5-4 列出 SML2010 benchmark 各任務三項指標的完整對比。</w:t>
       </w:r>
     </w:p>
     <w:tbl>
@@ -8105,6 +6398,2651 @@
               <w:spacing w:before="0" w:after="0" w:line="360" w:lineRule="auto"/>
             </w:pPr>
             <w:r>
+              <w:t xml:space="preserve">S1 照度</w:t>
+            </w:r>
+          </w:p>
+        </w:tc>
+        <w:tc>
+          <w:tcPr>
+            <w:tcW w:w="2200" w:type="dxa"/>
+          </w:tcPr>
+          <w:p>
+            <w:pPr>
+              <w:spacing w:before="0" w:after="0" w:line="360" w:lineRule="auto"/>
+            </w:pPr>
+            <w:r>
+              <w:t xml:space="preserve">15min</w:t>
+            </w:r>
+          </w:p>
+        </w:tc>
+        <w:tc>
+          <w:tcPr>
+            <w:tcW w:w="2200" w:type="dxa"/>
+          </w:tcPr>
+          <w:p>
+            <w:pPr>
+              <w:spacing w:before="0" w:after="0" w:line="360" w:lineRule="auto"/>
+            </w:pPr>
+            <w:r>
+              <w:t xml:space="preserve">dining_illuminance</w:t>
+            </w:r>
+          </w:p>
+        </w:tc>
+        <w:tc>
+          <w:tcPr>
+            <w:tcW w:w="2200" w:type="dxa"/>
+          </w:tcPr>
+          <w:p>
+            <w:pPr>
+              <w:spacing w:before="0" w:after="0" w:line="360" w:lineRule="auto"/>
+            </w:pPr>
+            <w:r>
+              <w:t xml:space="preserve">MAE</w:t>
+            </w:r>
+          </w:p>
+        </w:tc>
+        <w:tc>
+          <w:tcPr>
+            <w:tcW w:w="2200" w:type="dxa"/>
+          </w:tcPr>
+          <w:p>
+            <w:pPr>
+              <w:spacing w:before="0" w:after="0" w:line="360" w:lineRule="auto"/>
+            </w:pPr>
+            <w:r>
+              <w:t xml:space="preserve">3.418</w:t>
+            </w:r>
+          </w:p>
+        </w:tc>
+        <w:tc>
+          <w:tcPr>
+            <w:tcW w:w="2200" w:type="dxa"/>
+          </w:tcPr>
+          <w:p>
+            <w:pPr>
+              <w:spacing w:before="0" w:after="0" w:line="360" w:lineRule="auto"/>
+            </w:pPr>
+            <w:r>
+              <w:t xml:space="preserve">4.023</w:t>
+            </w:r>
+          </w:p>
+        </w:tc>
+        <w:tc>
+          <w:tcPr>
+            <w:tcW w:w="2200" w:type="dxa"/>
+          </w:tcPr>
+          <w:p>
+            <w:pPr>
+              <w:spacing w:before="0" w:after="0" w:line="360" w:lineRule="auto"/>
+            </w:pPr>
+            <w:r>
+              <w:t xml:space="preserve">5.346</w:t>
+            </w:r>
+          </w:p>
+        </w:tc>
+      </w:tr>
+      <w:tr>
+        <w:tc>
+          <w:tcPr>
+            <w:tcW w:w="2200" w:type="dxa"/>
+          </w:tcPr>
+          <w:p>
+            <w:pPr>
+              <w:spacing w:before="0" w:after="0" w:line="360" w:lineRule="auto"/>
+            </w:pPr>
+            <w:r>
+              <w:t xml:space="preserve">S1 照度</w:t>
+            </w:r>
+          </w:p>
+        </w:tc>
+        <w:tc>
+          <w:tcPr>
+            <w:tcW w:w="2200" w:type="dxa"/>
+          </w:tcPr>
+          <w:p>
+            <w:pPr>
+              <w:spacing w:before="0" w:after="0" w:line="360" w:lineRule="auto"/>
+            </w:pPr>
+            <w:r>
+              <w:t xml:space="preserve">15min</w:t>
+            </w:r>
+          </w:p>
+        </w:tc>
+        <w:tc>
+          <w:tcPr>
+            <w:tcW w:w="2200" w:type="dxa"/>
+          </w:tcPr>
+          <w:p>
+            <w:pPr>
+              <w:spacing w:before="0" w:after="0" w:line="360" w:lineRule="auto"/>
+            </w:pPr>
+            <w:r>
+              <w:t xml:space="preserve">dining_illuminance</w:t>
+            </w:r>
+          </w:p>
+        </w:tc>
+        <w:tc>
+          <w:tcPr>
+            <w:tcW w:w="2200" w:type="dxa"/>
+          </w:tcPr>
+          <w:p>
+            <w:pPr>
+              <w:spacing w:before="0" w:after="0" w:line="360" w:lineRule="auto"/>
+            </w:pPr>
+            <w:r>
+              <w:t xml:space="preserve">RMSE</w:t>
+            </w:r>
+          </w:p>
+        </w:tc>
+        <w:tc>
+          <w:tcPr>
+            <w:tcW w:w="2200" w:type="dxa"/>
+          </w:tcPr>
+          <w:p>
+            <w:pPr>
+              <w:spacing w:before="0" w:after="0" w:line="360" w:lineRule="auto"/>
+            </w:pPr>
+            <w:r>
+              <w:t xml:space="preserve">8.074</w:t>
+            </w:r>
+          </w:p>
+        </w:tc>
+        <w:tc>
+          <w:tcPr>
+            <w:tcW w:w="2200" w:type="dxa"/>
+          </w:tcPr>
+          <w:p>
+            <w:pPr>
+              <w:spacing w:before="0" w:after="0" w:line="360" w:lineRule="auto"/>
+            </w:pPr>
+            <w:r>
+              <w:t xml:space="preserve">8.194</w:t>
+            </w:r>
+          </w:p>
+        </w:tc>
+        <w:tc>
+          <w:tcPr>
+            <w:tcW w:w="2200" w:type="dxa"/>
+          </w:tcPr>
+          <w:p>
+            <w:pPr>
+              <w:spacing w:before="0" w:after="0" w:line="360" w:lineRule="auto"/>
+            </w:pPr>
+            <w:r>
+              <w:t xml:space="preserve">9.986</w:t>
+            </w:r>
+          </w:p>
+        </w:tc>
+      </w:tr>
+      <w:tr>
+        <w:tc>
+          <w:tcPr>
+            <w:tcW w:w="2200" w:type="dxa"/>
+          </w:tcPr>
+          <w:p>
+            <w:pPr>
+              <w:spacing w:before="0" w:after="0" w:line="360" w:lineRule="auto"/>
+            </w:pPr>
+            <w:r>
+              <w:t xml:space="preserve">S1 照度</w:t>
+            </w:r>
+          </w:p>
+        </w:tc>
+        <w:tc>
+          <w:tcPr>
+            <w:tcW w:w="2200" w:type="dxa"/>
+          </w:tcPr>
+          <w:p>
+            <w:pPr>
+              <w:spacing w:before="0" w:after="0" w:line="360" w:lineRule="auto"/>
+            </w:pPr>
+            <w:r>
+              <w:t xml:space="preserve">15min</w:t>
+            </w:r>
+          </w:p>
+        </w:tc>
+        <w:tc>
+          <w:tcPr>
+            <w:tcW w:w="2200" w:type="dxa"/>
+          </w:tcPr>
+          <w:p>
+            <w:pPr>
+              <w:spacing w:before="0" w:after="0" w:line="360" w:lineRule="auto"/>
+            </w:pPr>
+            <w:r>
+              <w:t xml:space="preserve">dining_illuminance</w:t>
+            </w:r>
+          </w:p>
+        </w:tc>
+        <w:tc>
+          <w:tcPr>
+            <w:tcW w:w="2200" w:type="dxa"/>
+          </w:tcPr>
+          <w:p>
+            <w:pPr>
+              <w:spacing w:before="0" w:after="0" w:line="360" w:lineRule="auto"/>
+            </w:pPr>
+            <w:r>
+              <w:t xml:space="preserve">Corr</w:t>
+            </w:r>
+          </w:p>
+        </w:tc>
+        <w:tc>
+          <w:tcPr>
+            <w:tcW w:w="2200" w:type="dxa"/>
+          </w:tcPr>
+          <w:p>
+            <w:pPr>
+              <w:spacing w:before="0" w:after="0" w:line="360" w:lineRule="auto"/>
+            </w:pPr>
+            <w:r>
+              <w:t xml:space="preserve">0.963</w:t>
+            </w:r>
+          </w:p>
+        </w:tc>
+        <w:tc>
+          <w:tcPr>
+            <w:tcW w:w="2200" w:type="dxa"/>
+          </w:tcPr>
+          <w:p>
+            <w:pPr>
+              <w:spacing w:before="0" w:after="0" w:line="360" w:lineRule="auto"/>
+            </w:pPr>
+            <w:r>
+              <w:t xml:space="preserve">0.966</w:t>
+            </w:r>
+          </w:p>
+        </w:tc>
+        <w:tc>
+          <w:tcPr>
+            <w:tcW w:w="2200" w:type="dxa"/>
+          </w:tcPr>
+          <w:p>
+            <w:pPr>
+              <w:spacing w:before="0" w:after="0" w:line="360" w:lineRule="auto"/>
+            </w:pPr>
+            <w:r>
+              <w:t xml:space="preserve">0.957</w:t>
+            </w:r>
+          </w:p>
+        </w:tc>
+      </w:tr>
+      <w:tr>
+        <w:tc>
+          <w:tcPr>
+            <w:tcW w:w="2200" w:type="dxa"/>
+          </w:tcPr>
+          <w:p>
+            <w:pPr>
+              <w:spacing w:before="0" w:after="0" w:line="360" w:lineRule="auto"/>
+            </w:pPr>
+            <w:r>
+              <w:t xml:space="preserve">S2 溫度</w:t>
+            </w:r>
+          </w:p>
+        </w:tc>
+        <w:tc>
+          <w:tcPr>
+            <w:tcW w:w="2200" w:type="dxa"/>
+          </w:tcPr>
+          <w:p>
+            <w:pPr>
+              <w:spacing w:before="0" w:after="0" w:line="360" w:lineRule="auto"/>
+            </w:pPr>
+            <w:r>
+              <w:t xml:space="preserve">15min</w:t>
+            </w:r>
+          </w:p>
+        </w:tc>
+        <w:tc>
+          <w:tcPr>
+            <w:tcW w:w="2200" w:type="dxa"/>
+          </w:tcPr>
+          <w:p>
+            <w:pPr>
+              <w:spacing w:before="0" w:after="0" w:line="360" w:lineRule="auto"/>
+            </w:pPr>
+            <w:r>
+              <w:t xml:space="preserve">dining_temperature</w:t>
+            </w:r>
+          </w:p>
+        </w:tc>
+        <w:tc>
+          <w:tcPr>
+            <w:tcW w:w="2200" w:type="dxa"/>
+          </w:tcPr>
+          <w:p>
+            <w:pPr>
+              <w:spacing w:before="0" w:after="0" w:line="360" w:lineRule="auto"/>
+            </w:pPr>
+            <w:r>
+              <w:t xml:space="preserve">MAE</w:t>
+            </w:r>
+          </w:p>
+        </w:tc>
+        <w:tc>
+          <w:tcPr>
+            <w:tcW w:w="2200" w:type="dxa"/>
+          </w:tcPr>
+          <w:p>
+            <w:pPr>
+              <w:spacing w:before="0" w:after="0" w:line="360" w:lineRule="auto"/>
+            </w:pPr>
+            <w:r>
+              <w:t xml:space="preserve">0.118</w:t>
+            </w:r>
+          </w:p>
+        </w:tc>
+        <w:tc>
+          <w:tcPr>
+            <w:tcW w:w="2200" w:type="dxa"/>
+          </w:tcPr>
+          <w:p>
+            <w:pPr>
+              <w:spacing w:before="0" w:after="0" w:line="360" w:lineRule="auto"/>
+            </w:pPr>
+            <w:r>
+              <w:t xml:space="preserve">0.043</w:t>
+            </w:r>
+          </w:p>
+        </w:tc>
+        <w:tc>
+          <w:tcPr>
+            <w:tcW w:w="2200" w:type="dxa"/>
+          </w:tcPr>
+          <w:p>
+            <w:pPr>
+              <w:spacing w:before="0" w:after="0" w:line="360" w:lineRule="auto"/>
+            </w:pPr>
+            <w:r>
+              <w:t xml:space="preserve">0.073</w:t>
+            </w:r>
+          </w:p>
+        </w:tc>
+      </w:tr>
+      <w:tr>
+        <w:tc>
+          <w:tcPr>
+            <w:tcW w:w="2200" w:type="dxa"/>
+          </w:tcPr>
+          <w:p>
+            <w:pPr>
+              <w:spacing w:before="0" w:after="0" w:line="360" w:lineRule="auto"/>
+            </w:pPr>
+            <w:r>
+              <w:t xml:space="preserve">S2 溫度</w:t>
+            </w:r>
+          </w:p>
+        </w:tc>
+        <w:tc>
+          <w:tcPr>
+            <w:tcW w:w="2200" w:type="dxa"/>
+          </w:tcPr>
+          <w:p>
+            <w:pPr>
+              <w:spacing w:before="0" w:after="0" w:line="360" w:lineRule="auto"/>
+            </w:pPr>
+            <w:r>
+              <w:t xml:space="preserve">15min</w:t>
+            </w:r>
+          </w:p>
+        </w:tc>
+        <w:tc>
+          <w:tcPr>
+            <w:tcW w:w="2200" w:type="dxa"/>
+          </w:tcPr>
+          <w:p>
+            <w:pPr>
+              <w:spacing w:before="0" w:after="0" w:line="360" w:lineRule="auto"/>
+            </w:pPr>
+            <w:r>
+              <w:t xml:space="preserve">dining_temperature</w:t>
+            </w:r>
+          </w:p>
+        </w:tc>
+        <w:tc>
+          <w:tcPr>
+            <w:tcW w:w="2200" w:type="dxa"/>
+          </w:tcPr>
+          <w:p>
+            <w:pPr>
+              <w:spacing w:before="0" w:after="0" w:line="360" w:lineRule="auto"/>
+            </w:pPr>
+            <w:r>
+              <w:t xml:space="preserve">RMSE</w:t>
+            </w:r>
+          </w:p>
+        </w:tc>
+        <w:tc>
+          <w:tcPr>
+            <w:tcW w:w="2200" w:type="dxa"/>
+          </w:tcPr>
+          <w:p>
+            <w:pPr>
+              <w:spacing w:before="0" w:after="0" w:line="360" w:lineRule="auto"/>
+            </w:pPr>
+            <w:r>
+              <w:t xml:space="preserve">0.135</w:t>
+            </w:r>
+          </w:p>
+        </w:tc>
+        <w:tc>
+          <w:tcPr>
+            <w:tcW w:w="2200" w:type="dxa"/>
+          </w:tcPr>
+          <w:p>
+            <w:pPr>
+              <w:spacing w:before="0" w:after="0" w:line="360" w:lineRule="auto"/>
+            </w:pPr>
+            <w:r>
+              <w:t xml:space="preserve">0.056</w:t>
+            </w:r>
+          </w:p>
+        </w:tc>
+        <w:tc>
+          <w:tcPr>
+            <w:tcW w:w="2200" w:type="dxa"/>
+          </w:tcPr>
+          <w:p>
+            <w:pPr>
+              <w:spacing w:before="0" w:after="0" w:line="360" w:lineRule="auto"/>
+            </w:pPr>
+            <w:r>
+              <w:t xml:space="preserve">0.089</w:t>
+            </w:r>
+          </w:p>
+        </w:tc>
+      </w:tr>
+      <w:tr>
+        <w:tc>
+          <w:tcPr>
+            <w:tcW w:w="2200" w:type="dxa"/>
+          </w:tcPr>
+          <w:p>
+            <w:pPr>
+              <w:spacing w:before="0" w:after="0" w:line="360" w:lineRule="auto"/>
+            </w:pPr>
+            <w:r>
+              <w:t xml:space="preserve">S2 溫度</w:t>
+            </w:r>
+          </w:p>
+        </w:tc>
+        <w:tc>
+          <w:tcPr>
+            <w:tcW w:w="2200" w:type="dxa"/>
+          </w:tcPr>
+          <w:p>
+            <w:pPr>
+              <w:spacing w:before="0" w:after="0" w:line="360" w:lineRule="auto"/>
+            </w:pPr>
+            <w:r>
+              <w:t xml:space="preserve">15min</w:t>
+            </w:r>
+          </w:p>
+        </w:tc>
+        <w:tc>
+          <w:tcPr>
+            <w:tcW w:w="2200" w:type="dxa"/>
+          </w:tcPr>
+          <w:p>
+            <w:pPr>
+              <w:spacing w:before="0" w:after="0" w:line="360" w:lineRule="auto"/>
+            </w:pPr>
+            <w:r>
+              <w:t xml:space="preserve">dining_temperature</w:t>
+            </w:r>
+          </w:p>
+        </w:tc>
+        <w:tc>
+          <w:tcPr>
+            <w:tcW w:w="2200" w:type="dxa"/>
+          </w:tcPr>
+          <w:p>
+            <w:pPr>
+              <w:spacing w:before="0" w:after="0" w:line="360" w:lineRule="auto"/>
+            </w:pPr>
+            <w:r>
+              <w:t xml:space="preserve">Corr</w:t>
+            </w:r>
+          </w:p>
+        </w:tc>
+        <w:tc>
+          <w:tcPr>
+            <w:tcW w:w="2200" w:type="dxa"/>
+          </w:tcPr>
+          <w:p>
+            <w:pPr>
+              <w:spacing w:before="0" w:after="0" w:line="360" w:lineRule="auto"/>
+            </w:pPr>
+            <w:r>
+              <w:t xml:space="preserve">0.999</w:t>
+            </w:r>
+          </w:p>
+        </w:tc>
+        <w:tc>
+          <w:tcPr>
+            <w:tcW w:w="2200" w:type="dxa"/>
+          </w:tcPr>
+          <w:p>
+            <w:pPr>
+              <w:spacing w:before="0" w:after="0" w:line="360" w:lineRule="auto"/>
+            </w:pPr>
+            <w:r>
+              <w:t xml:space="preserve">1.000</w:t>
+            </w:r>
+          </w:p>
+        </w:tc>
+        <w:tc>
+          <w:tcPr>
+            <w:tcW w:w="2200" w:type="dxa"/>
+          </w:tcPr>
+          <w:p>
+            <w:pPr>
+              <w:spacing w:before="0" w:after="0" w:line="360" w:lineRule="auto"/>
+            </w:pPr>
+            <w:r>
+              <w:t xml:space="preserve">0.999</w:t>
+            </w:r>
+          </w:p>
+        </w:tc>
+      </w:tr>
+      <w:tr>
+        <w:tc>
+          <w:tcPr>
+            <w:tcW w:w="2200" w:type="dxa"/>
+          </w:tcPr>
+          <w:p>
+            <w:pPr>
+              <w:spacing w:before="0" w:after="0" w:line="360" w:lineRule="auto"/>
+            </w:pPr>
+            <w:r>
+              <w:t xml:space="preserve">S2 濕度</w:t>
+            </w:r>
+          </w:p>
+        </w:tc>
+        <w:tc>
+          <w:tcPr>
+            <w:tcW w:w="2200" w:type="dxa"/>
+          </w:tcPr>
+          <w:p>
+            <w:pPr>
+              <w:spacing w:before="0" w:after="0" w:line="360" w:lineRule="auto"/>
+            </w:pPr>
+            <w:r>
+              <w:t xml:space="preserve">15min</w:t>
+            </w:r>
+          </w:p>
+        </w:tc>
+        <w:tc>
+          <w:tcPr>
+            <w:tcW w:w="2200" w:type="dxa"/>
+          </w:tcPr>
+          <w:p>
+            <w:pPr>
+              <w:spacing w:before="0" w:after="0" w:line="360" w:lineRule="auto"/>
+            </w:pPr>
+            <w:r>
+              <w:t xml:space="preserve">dining_humidity</w:t>
+            </w:r>
+          </w:p>
+        </w:tc>
+        <w:tc>
+          <w:tcPr>
+            <w:tcW w:w="2200" w:type="dxa"/>
+          </w:tcPr>
+          <w:p>
+            <w:pPr>
+              <w:spacing w:before="0" w:after="0" w:line="360" w:lineRule="auto"/>
+            </w:pPr>
+            <w:r>
+              <w:t xml:space="preserve">MAE</w:t>
+            </w:r>
+          </w:p>
+        </w:tc>
+        <w:tc>
+          <w:tcPr>
+            <w:tcW w:w="2200" w:type="dxa"/>
+          </w:tcPr>
+          <w:p>
+            <w:pPr>
+              <w:spacing w:before="0" w:after="0" w:line="360" w:lineRule="auto"/>
+            </w:pPr>
+            <w:r>
+              <w:t xml:space="preserve">0.198</w:t>
+            </w:r>
+          </w:p>
+        </w:tc>
+        <w:tc>
+          <w:tcPr>
+            <w:tcW w:w="2200" w:type="dxa"/>
+          </w:tcPr>
+          <w:p>
+            <w:pPr>
+              <w:spacing w:before="0" w:after="0" w:line="360" w:lineRule="auto"/>
+            </w:pPr>
+            <w:r>
+              <w:t xml:space="preserve">0.209</w:t>
+            </w:r>
+          </w:p>
+        </w:tc>
+        <w:tc>
+          <w:tcPr>
+            <w:tcW w:w="2200" w:type="dxa"/>
+          </w:tcPr>
+          <w:p>
+            <w:pPr>
+              <w:spacing w:before="0" w:after="0" w:line="360" w:lineRule="auto"/>
+            </w:pPr>
+            <w:r>
+              <w:t xml:space="preserve">0.832</w:t>
+            </w:r>
+          </w:p>
+        </w:tc>
+      </w:tr>
+      <w:tr>
+        <w:tc>
+          <w:tcPr>
+            <w:tcW w:w="2200" w:type="dxa"/>
+          </w:tcPr>
+          <w:p>
+            <w:pPr>
+              <w:spacing w:before="0" w:after="0" w:line="360" w:lineRule="auto"/>
+            </w:pPr>
+            <w:r>
+              <w:t xml:space="preserve">S2 濕度</w:t>
+            </w:r>
+          </w:p>
+        </w:tc>
+        <w:tc>
+          <w:tcPr>
+            <w:tcW w:w="2200" w:type="dxa"/>
+          </w:tcPr>
+          <w:p>
+            <w:pPr>
+              <w:spacing w:before="0" w:after="0" w:line="360" w:lineRule="auto"/>
+            </w:pPr>
+            <w:r>
+              <w:t xml:space="preserve">15min</w:t>
+            </w:r>
+          </w:p>
+        </w:tc>
+        <w:tc>
+          <w:tcPr>
+            <w:tcW w:w="2200" w:type="dxa"/>
+          </w:tcPr>
+          <w:p>
+            <w:pPr>
+              <w:spacing w:before="0" w:after="0" w:line="360" w:lineRule="auto"/>
+            </w:pPr>
+            <w:r>
+              <w:t xml:space="preserve">dining_humidity</w:t>
+            </w:r>
+          </w:p>
+        </w:tc>
+        <w:tc>
+          <w:tcPr>
+            <w:tcW w:w="2200" w:type="dxa"/>
+          </w:tcPr>
+          <w:p>
+            <w:pPr>
+              <w:spacing w:before="0" w:after="0" w:line="360" w:lineRule="auto"/>
+            </w:pPr>
+            <w:r>
+              <w:t xml:space="preserve">RMSE</w:t>
+            </w:r>
+          </w:p>
+        </w:tc>
+        <w:tc>
+          <w:tcPr>
+            <w:tcW w:w="2200" w:type="dxa"/>
+          </w:tcPr>
+          <w:p>
+            <w:pPr>
+              <w:spacing w:before="0" w:after="0" w:line="360" w:lineRule="auto"/>
+            </w:pPr>
+            <w:r>
+              <w:t xml:space="preserve">0.304</w:t>
+            </w:r>
+          </w:p>
+        </w:tc>
+        <w:tc>
+          <w:tcPr>
+            <w:tcW w:w="2200" w:type="dxa"/>
+          </w:tcPr>
+          <w:p>
+            <w:pPr>
+              <w:spacing w:before="0" w:after="0" w:line="360" w:lineRule="auto"/>
+            </w:pPr>
+            <w:r>
+              <w:t xml:space="preserve">0.316</w:t>
+            </w:r>
+          </w:p>
+        </w:tc>
+        <w:tc>
+          <w:tcPr>
+            <w:tcW w:w="2200" w:type="dxa"/>
+          </w:tcPr>
+          <w:p>
+            <w:pPr>
+              <w:spacing w:before="0" w:after="0" w:line="360" w:lineRule="auto"/>
+            </w:pPr>
+            <w:r>
+              <w:t xml:space="preserve">1.026</w:t>
+            </w:r>
+          </w:p>
+        </w:tc>
+      </w:tr>
+      <w:tr>
+        <w:tc>
+          <w:tcPr>
+            <w:tcW w:w="2200" w:type="dxa"/>
+          </w:tcPr>
+          <w:p>
+            <w:pPr>
+              <w:spacing w:before="0" w:after="0" w:line="360" w:lineRule="auto"/>
+            </w:pPr>
+            <w:r>
+              <w:t xml:space="preserve">S2 濕度</w:t>
+            </w:r>
+          </w:p>
+        </w:tc>
+        <w:tc>
+          <w:tcPr>
+            <w:tcW w:w="2200" w:type="dxa"/>
+          </w:tcPr>
+          <w:p>
+            <w:pPr>
+              <w:spacing w:before="0" w:after="0" w:line="360" w:lineRule="auto"/>
+            </w:pPr>
+            <w:r>
+              <w:t xml:space="preserve">15min</w:t>
+            </w:r>
+          </w:p>
+        </w:tc>
+        <w:tc>
+          <w:tcPr>
+            <w:tcW w:w="2200" w:type="dxa"/>
+          </w:tcPr>
+          <w:p>
+            <w:pPr>
+              <w:spacing w:before="0" w:after="0" w:line="360" w:lineRule="auto"/>
+            </w:pPr>
+            <w:r>
+              <w:t xml:space="preserve">dining_humidity</w:t>
+            </w:r>
+          </w:p>
+        </w:tc>
+        <w:tc>
+          <w:tcPr>
+            <w:tcW w:w="2200" w:type="dxa"/>
+          </w:tcPr>
+          <w:p>
+            <w:pPr>
+              <w:spacing w:before="0" w:after="0" w:line="360" w:lineRule="auto"/>
+            </w:pPr>
+            <w:r>
+              <w:t xml:space="preserve">Corr</w:t>
+            </w:r>
+          </w:p>
+        </w:tc>
+        <w:tc>
+          <w:tcPr>
+            <w:tcW w:w="2200" w:type="dxa"/>
+          </w:tcPr>
+          <w:p>
+            <w:pPr>
+              <w:spacing w:before="0" w:after="0" w:line="360" w:lineRule="auto"/>
+            </w:pPr>
+            <w:r>
+              <w:t xml:space="preserve">0.998</w:t>
+            </w:r>
+          </w:p>
+        </w:tc>
+        <w:tc>
+          <w:tcPr>
+            <w:tcW w:w="2200" w:type="dxa"/>
+          </w:tcPr>
+          <w:p>
+            <w:pPr>
+              <w:spacing w:before="0" w:after="0" w:line="360" w:lineRule="auto"/>
+            </w:pPr>
+            <w:r>
+              <w:t xml:space="preserve">0.998</w:t>
+            </w:r>
+          </w:p>
+        </w:tc>
+        <w:tc>
+          <w:tcPr>
+            <w:tcW w:w="2200" w:type="dxa"/>
+          </w:tcPr>
+          <w:p>
+            <w:pPr>
+              <w:spacing w:before="0" w:after="0" w:line="360" w:lineRule="auto"/>
+            </w:pPr>
+            <w:r>
+              <w:t xml:space="preserve">0.988</w:t>
+            </w:r>
+          </w:p>
+        </w:tc>
+      </w:tr>
+      <w:tr>
+        <w:tc>
+          <w:tcPr>
+            <w:tcW w:w="2200" w:type="dxa"/>
+          </w:tcPr>
+          <w:p>
+            <w:pPr>
+              <w:spacing w:before="0" w:after="0" w:line="360" w:lineRule="auto"/>
+            </w:pPr>
+            <w:r>
+              <w:t xml:space="preserve">S3 複合溫度</w:t>
+            </w:r>
+          </w:p>
+        </w:tc>
+        <w:tc>
+          <w:tcPr>
+            <w:tcW w:w="2200" w:type="dxa"/>
+          </w:tcPr>
+          <w:p>
+            <w:pPr>
+              <w:spacing w:before="0" w:after="0" w:line="360" w:lineRule="auto"/>
+            </w:pPr>
+            <w:r>
+              <w:t xml:space="preserve">15min</w:t>
+            </w:r>
+          </w:p>
+        </w:tc>
+        <w:tc>
+          <w:tcPr>
+            <w:tcW w:w="2200" w:type="dxa"/>
+          </w:tcPr>
+          <w:p>
+            <w:pPr>
+              <w:spacing w:before="0" w:after="0" w:line="360" w:lineRule="auto"/>
+            </w:pPr>
+            <w:r>
+              <w:t xml:space="preserve">dining_temperature</w:t>
+            </w:r>
+          </w:p>
+        </w:tc>
+        <w:tc>
+          <w:tcPr>
+            <w:tcW w:w="2200" w:type="dxa"/>
+          </w:tcPr>
+          <w:p>
+            <w:pPr>
+              <w:spacing w:before="0" w:after="0" w:line="360" w:lineRule="auto"/>
+            </w:pPr>
+            <w:r>
+              <w:t xml:space="preserve">MAE</w:t>
+            </w:r>
+          </w:p>
+        </w:tc>
+        <w:tc>
+          <w:tcPr>
+            <w:tcW w:w="2200" w:type="dxa"/>
+          </w:tcPr>
+          <w:p>
+            <w:pPr>
+              <w:spacing w:before="0" w:after="0" w:line="360" w:lineRule="auto"/>
+            </w:pPr>
+            <w:r>
+              <w:t xml:space="preserve">0.233</w:t>
+            </w:r>
+          </w:p>
+        </w:tc>
+        <w:tc>
+          <w:tcPr>
+            <w:tcW w:w="2200" w:type="dxa"/>
+          </w:tcPr>
+          <w:p>
+            <w:pPr>
+              <w:spacing w:before="0" w:after="0" w:line="360" w:lineRule="auto"/>
+            </w:pPr>
+            <w:r>
+              <w:t xml:space="preserve">0.093</w:t>
+            </w:r>
+          </w:p>
+        </w:tc>
+        <w:tc>
+          <w:tcPr>
+            <w:tcW w:w="2200" w:type="dxa"/>
+          </w:tcPr>
+          <w:p>
+            <w:pPr>
+              <w:spacing w:before="0" w:after="0" w:line="360" w:lineRule="auto"/>
+            </w:pPr>
+            <w:r>
+              <w:t xml:space="preserve">0.071</w:t>
+            </w:r>
+          </w:p>
+        </w:tc>
+      </w:tr>
+      <w:tr>
+        <w:tc>
+          <w:tcPr>
+            <w:tcW w:w="2200" w:type="dxa"/>
+          </w:tcPr>
+          <w:p>
+            <w:pPr>
+              <w:spacing w:before="0" w:after="0" w:line="360" w:lineRule="auto"/>
+            </w:pPr>
+            <w:r>
+              <w:t xml:space="preserve">S3 複合溫度</w:t>
+            </w:r>
+          </w:p>
+        </w:tc>
+        <w:tc>
+          <w:tcPr>
+            <w:tcW w:w="2200" w:type="dxa"/>
+          </w:tcPr>
+          <w:p>
+            <w:pPr>
+              <w:spacing w:before="0" w:after="0" w:line="360" w:lineRule="auto"/>
+            </w:pPr>
+            <w:r>
+              <w:t xml:space="preserve">15min</w:t>
+            </w:r>
+          </w:p>
+        </w:tc>
+        <w:tc>
+          <w:tcPr>
+            <w:tcW w:w="2200" w:type="dxa"/>
+          </w:tcPr>
+          <w:p>
+            <w:pPr>
+              <w:spacing w:before="0" w:after="0" w:line="360" w:lineRule="auto"/>
+            </w:pPr>
+            <w:r>
+              <w:t xml:space="preserve">dining_temperature</w:t>
+            </w:r>
+          </w:p>
+        </w:tc>
+        <w:tc>
+          <w:tcPr>
+            <w:tcW w:w="2200" w:type="dxa"/>
+          </w:tcPr>
+          <w:p>
+            <w:pPr>
+              <w:spacing w:before="0" w:after="0" w:line="360" w:lineRule="auto"/>
+            </w:pPr>
+            <w:r>
+              <w:t xml:space="preserve">RMSE</w:t>
+            </w:r>
+          </w:p>
+        </w:tc>
+        <w:tc>
+          <w:tcPr>
+            <w:tcW w:w="2200" w:type="dxa"/>
+          </w:tcPr>
+          <w:p>
+            <w:pPr>
+              <w:spacing w:before="0" w:after="0" w:line="360" w:lineRule="auto"/>
+            </w:pPr>
+            <w:r>
+              <w:t xml:space="preserve">0.283</w:t>
+            </w:r>
+          </w:p>
+        </w:tc>
+        <w:tc>
+          <w:tcPr>
+            <w:tcW w:w="2200" w:type="dxa"/>
+          </w:tcPr>
+          <w:p>
+            <w:pPr>
+              <w:spacing w:before="0" w:after="0" w:line="360" w:lineRule="auto"/>
+            </w:pPr>
+            <w:r>
+              <w:t xml:space="preserve">0.115</w:t>
+            </w:r>
+          </w:p>
+        </w:tc>
+        <w:tc>
+          <w:tcPr>
+            <w:tcW w:w="2200" w:type="dxa"/>
+          </w:tcPr>
+          <w:p>
+            <w:pPr>
+              <w:spacing w:before="0" w:after="0" w:line="360" w:lineRule="auto"/>
+            </w:pPr>
+            <w:r>
+              <w:t xml:space="preserve">0.089</w:t>
+            </w:r>
+          </w:p>
+        </w:tc>
+      </w:tr>
+      <w:tr>
+        <w:tc>
+          <w:tcPr>
+            <w:tcW w:w="2200" w:type="dxa"/>
+          </w:tcPr>
+          <w:p>
+            <w:pPr>
+              <w:spacing w:before="0" w:after="0" w:line="360" w:lineRule="auto"/>
+            </w:pPr>
+            <w:r>
+              <w:t xml:space="preserve">S3 複合溫度</w:t>
+            </w:r>
+          </w:p>
+        </w:tc>
+        <w:tc>
+          <w:tcPr>
+            <w:tcW w:w="2200" w:type="dxa"/>
+          </w:tcPr>
+          <w:p>
+            <w:pPr>
+              <w:spacing w:before="0" w:after="0" w:line="360" w:lineRule="auto"/>
+            </w:pPr>
+            <w:r>
+              <w:t xml:space="preserve">15min</w:t>
+            </w:r>
+          </w:p>
+        </w:tc>
+        <w:tc>
+          <w:tcPr>
+            <w:tcW w:w="2200" w:type="dxa"/>
+          </w:tcPr>
+          <w:p>
+            <w:pPr>
+              <w:spacing w:before="0" w:after="0" w:line="360" w:lineRule="auto"/>
+            </w:pPr>
+            <w:r>
+              <w:t xml:space="preserve">dining_temperature</w:t>
+            </w:r>
+          </w:p>
+        </w:tc>
+        <w:tc>
+          <w:tcPr>
+            <w:tcW w:w="2200" w:type="dxa"/>
+          </w:tcPr>
+          <w:p>
+            <w:pPr>
+              <w:spacing w:before="0" w:after="0" w:line="360" w:lineRule="auto"/>
+            </w:pPr>
+            <w:r>
+              <w:t xml:space="preserve">Corr</w:t>
+            </w:r>
+          </w:p>
+        </w:tc>
+        <w:tc>
+          <w:tcPr>
+            <w:tcW w:w="2200" w:type="dxa"/>
+          </w:tcPr>
+          <w:p>
+            <w:pPr>
+              <w:spacing w:before="0" w:after="0" w:line="360" w:lineRule="auto"/>
+            </w:pPr>
+            <w:r>
+              <w:t xml:space="preserve">0.000</w:t>
+            </w:r>
+          </w:p>
+        </w:tc>
+        <w:tc>
+          <w:tcPr>
+            <w:tcW w:w="2200" w:type="dxa"/>
+          </w:tcPr>
+          <w:p>
+            <w:pPr>
+              <w:spacing w:before="0" w:after="0" w:line="360" w:lineRule="auto"/>
+            </w:pPr>
+            <w:r>
+              <w:t xml:space="preserve">0.909</w:t>
+            </w:r>
+          </w:p>
+        </w:tc>
+        <w:tc>
+          <w:tcPr>
+            <w:tcW w:w="2200" w:type="dxa"/>
+          </w:tcPr>
+          <w:p>
+            <w:pPr>
+              <w:spacing w:before="0" w:after="0" w:line="360" w:lineRule="auto"/>
+            </w:pPr>
+            <w:r>
+              <w:t xml:space="preserve">0.950</w:t>
+            </w:r>
+          </w:p>
+        </w:tc>
+      </w:tr>
+      <w:tr>
+        <w:tc>
+          <w:tcPr>
+            <w:tcW w:w="2200" w:type="dxa"/>
+          </w:tcPr>
+          <w:p>
+            <w:pPr>
+              <w:spacing w:before="0" w:after="0" w:line="360" w:lineRule="auto"/>
+            </w:pPr>
+            <w:r>
+              <w:t xml:space="preserve">S3 複合濕度</w:t>
+            </w:r>
+          </w:p>
+        </w:tc>
+        <w:tc>
+          <w:tcPr>
+            <w:tcW w:w="2200" w:type="dxa"/>
+          </w:tcPr>
+          <w:p>
+            <w:pPr>
+              <w:spacing w:before="0" w:after="0" w:line="360" w:lineRule="auto"/>
+            </w:pPr>
+            <w:r>
+              <w:t xml:space="preserve">15min</w:t>
+            </w:r>
+          </w:p>
+        </w:tc>
+        <w:tc>
+          <w:tcPr>
+            <w:tcW w:w="2200" w:type="dxa"/>
+          </w:tcPr>
+          <w:p>
+            <w:pPr>
+              <w:spacing w:before="0" w:after="0" w:line="360" w:lineRule="auto"/>
+            </w:pPr>
+            <w:r>
+              <w:t xml:space="preserve">dining_humidity</w:t>
+            </w:r>
+          </w:p>
+        </w:tc>
+        <w:tc>
+          <w:tcPr>
+            <w:tcW w:w="2200" w:type="dxa"/>
+          </w:tcPr>
+          <w:p>
+            <w:pPr>
+              <w:spacing w:before="0" w:after="0" w:line="360" w:lineRule="auto"/>
+            </w:pPr>
+            <w:r>
+              <w:t xml:space="preserve">MAE</w:t>
+            </w:r>
+          </w:p>
+        </w:tc>
+        <w:tc>
+          <w:tcPr>
+            <w:tcW w:w="2200" w:type="dxa"/>
+          </w:tcPr>
+          <w:p>
+            <w:pPr>
+              <w:spacing w:before="0" w:after="0" w:line="360" w:lineRule="auto"/>
+            </w:pPr>
+            <w:r>
+              <w:t xml:space="preserve">0.386</w:t>
+            </w:r>
+          </w:p>
+        </w:tc>
+        <w:tc>
+          <w:tcPr>
+            <w:tcW w:w="2200" w:type="dxa"/>
+          </w:tcPr>
+          <w:p>
+            <w:pPr>
+              <w:spacing w:before="0" w:after="0" w:line="360" w:lineRule="auto"/>
+            </w:pPr>
+            <w:r>
+              <w:t xml:space="preserve">0.393</w:t>
+            </w:r>
+          </w:p>
+        </w:tc>
+        <w:tc>
+          <w:tcPr>
+            <w:tcW w:w="2200" w:type="dxa"/>
+          </w:tcPr>
+          <w:p>
+            <w:pPr>
+              <w:spacing w:before="0" w:after="0" w:line="360" w:lineRule="auto"/>
+            </w:pPr>
+            <w:r>
+              <w:t xml:space="preserve">0.335</w:t>
+            </w:r>
+          </w:p>
+        </w:tc>
+      </w:tr>
+      <w:tr>
+        <w:tc>
+          <w:tcPr>
+            <w:tcW w:w="2200" w:type="dxa"/>
+          </w:tcPr>
+          <w:p>
+            <w:pPr>
+              <w:spacing w:before="0" w:after="0" w:line="360" w:lineRule="auto"/>
+            </w:pPr>
+            <w:r>
+              <w:t xml:space="preserve">S3 複合濕度</w:t>
+            </w:r>
+          </w:p>
+        </w:tc>
+        <w:tc>
+          <w:tcPr>
+            <w:tcW w:w="2200" w:type="dxa"/>
+          </w:tcPr>
+          <w:p>
+            <w:pPr>
+              <w:spacing w:before="0" w:after="0" w:line="360" w:lineRule="auto"/>
+            </w:pPr>
+            <w:r>
+              <w:t xml:space="preserve">15min</w:t>
+            </w:r>
+          </w:p>
+        </w:tc>
+        <w:tc>
+          <w:tcPr>
+            <w:tcW w:w="2200" w:type="dxa"/>
+          </w:tcPr>
+          <w:p>
+            <w:pPr>
+              <w:spacing w:before="0" w:after="0" w:line="360" w:lineRule="auto"/>
+            </w:pPr>
+            <w:r>
+              <w:t xml:space="preserve">dining_humidity</w:t>
+            </w:r>
+          </w:p>
+        </w:tc>
+        <w:tc>
+          <w:tcPr>
+            <w:tcW w:w="2200" w:type="dxa"/>
+          </w:tcPr>
+          <w:p>
+            <w:pPr>
+              <w:spacing w:before="0" w:after="0" w:line="360" w:lineRule="auto"/>
+            </w:pPr>
+            <w:r>
+              <w:t xml:space="preserve">RMSE</w:t>
+            </w:r>
+          </w:p>
+        </w:tc>
+        <w:tc>
+          <w:tcPr>
+            <w:tcW w:w="2200" w:type="dxa"/>
+          </w:tcPr>
+          <w:p>
+            <w:pPr>
+              <w:spacing w:before="0" w:after="0" w:line="360" w:lineRule="auto"/>
+            </w:pPr>
+            <w:r>
+              <w:t xml:space="preserve">0.595</w:t>
+            </w:r>
+          </w:p>
+        </w:tc>
+        <w:tc>
+          <w:tcPr>
+            <w:tcW w:w="2200" w:type="dxa"/>
+          </w:tcPr>
+          <w:p>
+            <w:pPr>
+              <w:spacing w:before="0" w:after="0" w:line="360" w:lineRule="auto"/>
+            </w:pPr>
+            <w:r>
+              <w:t xml:space="preserve">0.574</w:t>
+            </w:r>
+          </w:p>
+        </w:tc>
+        <w:tc>
+          <w:tcPr>
+            <w:tcW w:w="2200" w:type="dxa"/>
+          </w:tcPr>
+          <w:p>
+            <w:pPr>
+              <w:spacing w:before="0" w:after="0" w:line="360" w:lineRule="auto"/>
+            </w:pPr>
+            <w:r>
+              <w:t xml:space="preserve">0.475</w:t>
+            </w:r>
+          </w:p>
+        </w:tc>
+      </w:tr>
+      <w:tr>
+        <w:tc>
+          <w:tcPr>
+            <w:tcW w:w="2200" w:type="dxa"/>
+          </w:tcPr>
+          <w:p>
+            <w:pPr>
+              <w:spacing w:before="0" w:after="0" w:line="360" w:lineRule="auto"/>
+            </w:pPr>
+            <w:r>
+              <w:t xml:space="preserve">S3 複合濕度</w:t>
+            </w:r>
+          </w:p>
+        </w:tc>
+        <w:tc>
+          <w:tcPr>
+            <w:tcW w:w="2200" w:type="dxa"/>
+          </w:tcPr>
+          <w:p>
+            <w:pPr>
+              <w:spacing w:before="0" w:after="0" w:line="360" w:lineRule="auto"/>
+            </w:pPr>
+            <w:r>
+              <w:t xml:space="preserve">15min</w:t>
+            </w:r>
+          </w:p>
+        </w:tc>
+        <w:tc>
+          <w:tcPr>
+            <w:tcW w:w="2200" w:type="dxa"/>
+          </w:tcPr>
+          <w:p>
+            <w:pPr>
+              <w:spacing w:before="0" w:after="0" w:line="360" w:lineRule="auto"/>
+            </w:pPr>
+            <w:r>
+              <w:t xml:space="preserve">dining_humidity</w:t>
+            </w:r>
+          </w:p>
+        </w:tc>
+        <w:tc>
+          <w:tcPr>
+            <w:tcW w:w="2200" w:type="dxa"/>
+          </w:tcPr>
+          <w:p>
+            <w:pPr>
+              <w:spacing w:before="0" w:after="0" w:line="360" w:lineRule="auto"/>
+            </w:pPr>
+            <w:r>
+              <w:t xml:space="preserve">Corr</w:t>
+            </w:r>
+          </w:p>
+        </w:tc>
+        <w:tc>
+          <w:tcPr>
+            <w:tcW w:w="2200" w:type="dxa"/>
+          </w:tcPr>
+          <w:p>
+            <w:pPr>
+              <w:spacing w:before="0" w:after="0" w:line="360" w:lineRule="auto"/>
+            </w:pPr>
+            <w:r>
+              <w:t xml:space="preserve">0.000</w:t>
+            </w:r>
+          </w:p>
+        </w:tc>
+        <w:tc>
+          <w:tcPr>
+            <w:tcW w:w="2200" w:type="dxa"/>
+          </w:tcPr>
+          <w:p>
+            <w:pPr>
+              <w:spacing w:before="0" w:after="0" w:line="360" w:lineRule="auto"/>
+            </w:pPr>
+            <w:r>
+              <w:t xml:space="preserve">0.337</w:t>
+            </w:r>
+          </w:p>
+        </w:tc>
+        <w:tc>
+          <w:tcPr>
+            <w:tcW w:w="2200" w:type="dxa"/>
+          </w:tcPr>
+          <w:p>
+            <w:pPr>
+              <w:spacing w:before="0" w:after="0" w:line="360" w:lineRule="auto"/>
+            </w:pPr>
+            <w:r>
+              <w:t xml:space="preserve">0.612</w:t>
+            </w:r>
+          </w:p>
+        </w:tc>
+      </w:tr>
+      <w:tr>
+        <w:tc>
+          <w:tcPr>
+            <w:tcW w:w="2200" w:type="dxa"/>
+          </w:tcPr>
+          <w:p>
+            <w:pPr>
+              <w:spacing w:before="0" w:after="0" w:line="360" w:lineRule="auto"/>
+            </w:pPr>
+            <w:r>
+              <w:t xml:space="preserve">S3 複合照度</w:t>
+            </w:r>
+          </w:p>
+        </w:tc>
+        <w:tc>
+          <w:tcPr>
+            <w:tcW w:w="2200" w:type="dxa"/>
+          </w:tcPr>
+          <w:p>
+            <w:pPr>
+              <w:spacing w:before="0" w:after="0" w:line="360" w:lineRule="auto"/>
+            </w:pPr>
+            <w:r>
+              <w:t xml:space="preserve">15min</w:t>
+            </w:r>
+          </w:p>
+        </w:tc>
+        <w:tc>
+          <w:tcPr>
+            <w:tcW w:w="2200" w:type="dxa"/>
+          </w:tcPr>
+          <w:p>
+            <w:pPr>
+              <w:spacing w:before="0" w:after="0" w:line="360" w:lineRule="auto"/>
+            </w:pPr>
+            <w:r>
+              <w:t xml:space="preserve">dining_illuminance</w:t>
+            </w:r>
+          </w:p>
+        </w:tc>
+        <w:tc>
+          <w:tcPr>
+            <w:tcW w:w="2200" w:type="dxa"/>
+          </w:tcPr>
+          <w:p>
+            <w:pPr>
+              <w:spacing w:before="0" w:after="0" w:line="360" w:lineRule="auto"/>
+            </w:pPr>
+            <w:r>
+              <w:t xml:space="preserve">MAE</w:t>
+            </w:r>
+          </w:p>
+        </w:tc>
+        <w:tc>
+          <w:tcPr>
+            <w:tcW w:w="2200" w:type="dxa"/>
+          </w:tcPr>
+          <w:p>
+            <w:pPr>
+              <w:spacing w:before="0" w:after="0" w:line="360" w:lineRule="auto"/>
+            </w:pPr>
+            <w:r>
+              <w:t xml:space="preserve">8.473</w:t>
+            </w:r>
+          </w:p>
+        </w:tc>
+        <w:tc>
+          <w:tcPr>
+            <w:tcW w:w="2200" w:type="dxa"/>
+          </w:tcPr>
+          <w:p>
+            <w:pPr>
+              <w:spacing w:before="0" w:after="0" w:line="360" w:lineRule="auto"/>
+            </w:pPr>
+            <w:r>
+              <w:t xml:space="preserve">9.813</w:t>
+            </w:r>
+          </w:p>
+        </w:tc>
+        <w:tc>
+          <w:tcPr>
+            <w:tcW w:w="2200" w:type="dxa"/>
+          </w:tcPr>
+          <w:p>
+            <w:pPr>
+              <w:spacing w:before="0" w:after="0" w:line="360" w:lineRule="auto"/>
+            </w:pPr>
+            <w:r>
+              <w:t xml:space="preserve">9.437</w:t>
+            </w:r>
+          </w:p>
+        </w:tc>
+      </w:tr>
+      <w:tr>
+        <w:tc>
+          <w:tcPr>
+            <w:tcW w:w="2200" w:type="dxa"/>
+          </w:tcPr>
+          <w:p>
+            <w:pPr>
+              <w:spacing w:before="0" w:after="0" w:line="360" w:lineRule="auto"/>
+            </w:pPr>
+            <w:r>
+              <w:t xml:space="preserve">S3 複合照度</w:t>
+            </w:r>
+          </w:p>
+        </w:tc>
+        <w:tc>
+          <w:tcPr>
+            <w:tcW w:w="2200" w:type="dxa"/>
+          </w:tcPr>
+          <w:p>
+            <w:pPr>
+              <w:spacing w:before="0" w:after="0" w:line="360" w:lineRule="auto"/>
+            </w:pPr>
+            <w:r>
+              <w:t xml:space="preserve">15min</w:t>
+            </w:r>
+          </w:p>
+        </w:tc>
+        <w:tc>
+          <w:tcPr>
+            <w:tcW w:w="2200" w:type="dxa"/>
+          </w:tcPr>
+          <w:p>
+            <w:pPr>
+              <w:spacing w:before="0" w:after="0" w:line="360" w:lineRule="auto"/>
+            </w:pPr>
+            <w:r>
+              <w:t xml:space="preserve">dining_illuminance</w:t>
+            </w:r>
+          </w:p>
+        </w:tc>
+        <w:tc>
+          <w:tcPr>
+            <w:tcW w:w="2200" w:type="dxa"/>
+          </w:tcPr>
+          <w:p>
+            <w:pPr>
+              <w:spacing w:before="0" w:after="0" w:line="360" w:lineRule="auto"/>
+            </w:pPr>
+            <w:r>
+              <w:t xml:space="preserve">RMSE</w:t>
+            </w:r>
+          </w:p>
+        </w:tc>
+        <w:tc>
+          <w:tcPr>
+            <w:tcW w:w="2200" w:type="dxa"/>
+          </w:tcPr>
+          <w:p>
+            <w:pPr>
+              <w:spacing w:before="0" w:after="0" w:line="360" w:lineRule="auto"/>
+            </w:pPr>
+            <w:r>
+              <w:t xml:space="preserve">14.449</w:t>
+            </w:r>
+          </w:p>
+        </w:tc>
+        <w:tc>
+          <w:tcPr>
+            <w:tcW w:w="2200" w:type="dxa"/>
+          </w:tcPr>
+          <w:p>
+            <w:pPr>
+              <w:spacing w:before="0" w:after="0" w:line="360" w:lineRule="auto"/>
+            </w:pPr>
+            <w:r>
+              <w:t xml:space="preserve">13.623</w:t>
+            </w:r>
+          </w:p>
+        </w:tc>
+        <w:tc>
+          <w:tcPr>
+            <w:tcW w:w="2200" w:type="dxa"/>
+          </w:tcPr>
+          <w:p>
+            <w:pPr>
+              <w:spacing w:before="0" w:after="0" w:line="360" w:lineRule="auto"/>
+            </w:pPr>
+            <w:r>
+              <w:t xml:space="preserve">13.552</w:t>
+            </w:r>
+          </w:p>
+        </w:tc>
+      </w:tr>
+      <w:tr>
+        <w:tc>
+          <w:tcPr>
+            <w:tcW w:w="2200" w:type="dxa"/>
+          </w:tcPr>
+          <w:p>
+            <w:pPr>
+              <w:spacing w:before="0" w:after="0" w:line="360" w:lineRule="auto"/>
+            </w:pPr>
+            <w:r>
+              <w:t xml:space="preserve">S3 複合照度</w:t>
+            </w:r>
+          </w:p>
+        </w:tc>
+        <w:tc>
+          <w:tcPr>
+            <w:tcW w:w="2200" w:type="dxa"/>
+          </w:tcPr>
+          <w:p>
+            <w:pPr>
+              <w:spacing w:before="0" w:after="0" w:line="360" w:lineRule="auto"/>
+            </w:pPr>
+            <w:r>
+              <w:t xml:space="preserve">15min</w:t>
+            </w:r>
+          </w:p>
+        </w:tc>
+        <w:tc>
+          <w:tcPr>
+            <w:tcW w:w="2200" w:type="dxa"/>
+          </w:tcPr>
+          <w:p>
+            <w:pPr>
+              <w:spacing w:before="0" w:after="0" w:line="360" w:lineRule="auto"/>
+            </w:pPr>
+            <w:r>
+              <w:t xml:space="preserve">dining_illuminance</w:t>
+            </w:r>
+          </w:p>
+        </w:tc>
+        <w:tc>
+          <w:tcPr>
+            <w:tcW w:w="2200" w:type="dxa"/>
+          </w:tcPr>
+          <w:p>
+            <w:pPr>
+              <w:spacing w:before="0" w:after="0" w:line="360" w:lineRule="auto"/>
+            </w:pPr>
+            <w:r>
+              <w:t xml:space="preserve">Corr</w:t>
+            </w:r>
+          </w:p>
+        </w:tc>
+        <w:tc>
+          <w:tcPr>
+            <w:tcW w:w="2200" w:type="dxa"/>
+          </w:tcPr>
+          <w:p>
+            <w:pPr>
+              <w:spacing w:before="0" w:after="0" w:line="360" w:lineRule="auto"/>
+            </w:pPr>
+            <w:r>
+              <w:t xml:space="preserve">0.000</w:t>
+            </w:r>
+          </w:p>
+        </w:tc>
+        <w:tc>
+          <w:tcPr>
+            <w:tcW w:w="2200" w:type="dxa"/>
+          </w:tcPr>
+          <w:p>
+            <w:pPr>
+              <w:spacing w:before="0" w:after="0" w:line="360" w:lineRule="auto"/>
+            </w:pPr>
+            <w:r>
+              <w:t xml:space="preserve">0.526</w:t>
+            </w:r>
+          </w:p>
+        </w:tc>
+        <w:tc>
+          <w:tcPr>
+            <w:tcW w:w="2200" w:type="dxa"/>
+          </w:tcPr>
+          <w:p>
+            <w:pPr>
+              <w:spacing w:before="0" w:after="0" w:line="360" w:lineRule="auto"/>
+            </w:pPr>
+            <w:r>
+              <w:t xml:space="preserve">0.366</w:t>
+            </w:r>
+          </w:p>
+        </w:tc>
+      </w:tr>
+      <w:tr>
+        <w:tc>
+          <w:tcPr>
+            <w:tcW w:w="2200" w:type="dxa"/>
+          </w:tcPr>
+          <w:p>
+            <w:pPr>
+              <w:spacing w:before="0" w:after="0" w:line="360" w:lineRule="auto"/>
+            </w:pPr>
+            <w:r>
+              <w:t xml:space="preserve">S3 複合溫度</w:t>
+            </w:r>
+          </w:p>
+        </w:tc>
+        <w:tc>
+          <w:tcPr>
+            <w:tcW w:w="2200" w:type="dxa"/>
+          </w:tcPr>
+          <w:p>
+            <w:pPr>
+              <w:spacing w:before="0" w:after="0" w:line="360" w:lineRule="auto"/>
+            </w:pPr>
+            <w:r>
+              <w:t xml:space="preserve">60min</w:t>
+            </w:r>
+          </w:p>
+        </w:tc>
+        <w:tc>
+          <w:tcPr>
+            <w:tcW w:w="2200" w:type="dxa"/>
+          </w:tcPr>
+          <w:p>
+            <w:pPr>
+              <w:spacing w:before="0" w:after="0" w:line="360" w:lineRule="auto"/>
+            </w:pPr>
+            <w:r>
+              <w:t xml:space="preserve">dining_temperature</w:t>
+            </w:r>
+          </w:p>
+        </w:tc>
+        <w:tc>
+          <w:tcPr>
+            <w:tcW w:w="2200" w:type="dxa"/>
+          </w:tcPr>
+          <w:p>
+            <w:pPr>
+              <w:spacing w:before="0" w:after="0" w:line="360" w:lineRule="auto"/>
+            </w:pPr>
+            <w:r>
+              <w:t xml:space="preserve">MAE</w:t>
+            </w:r>
+          </w:p>
+        </w:tc>
+        <w:tc>
+          <w:tcPr>
+            <w:tcW w:w="2200" w:type="dxa"/>
+          </w:tcPr>
+          <w:p>
+            <w:pPr>
+              <w:spacing w:before="0" w:after="0" w:line="360" w:lineRule="auto"/>
+            </w:pPr>
+            <w:r>
+              <w:t xml:space="preserve">0.563</w:t>
+            </w:r>
+          </w:p>
+        </w:tc>
+        <w:tc>
+          <w:tcPr>
+            <w:tcW w:w="2200" w:type="dxa"/>
+          </w:tcPr>
+          <w:p>
+            <w:pPr>
+              <w:spacing w:before="0" w:after="0" w:line="360" w:lineRule="auto"/>
+            </w:pPr>
+            <w:r>
+              <w:t xml:space="preserve">0.212</w:t>
+            </w:r>
+          </w:p>
+        </w:tc>
+        <w:tc>
+          <w:tcPr>
+            <w:tcW w:w="2200" w:type="dxa"/>
+          </w:tcPr>
+          <w:p>
+            <w:pPr>
+              <w:spacing w:before="0" w:after="0" w:line="360" w:lineRule="auto"/>
+            </w:pPr>
+            <w:r>
+              <w:t xml:space="preserve">0.190</w:t>
+            </w:r>
+          </w:p>
+        </w:tc>
+      </w:tr>
+      <w:tr>
+        <w:tc>
+          <w:tcPr>
+            <w:tcW w:w="2200" w:type="dxa"/>
+          </w:tcPr>
+          <w:p>
+            <w:pPr>
+              <w:spacing w:before="0" w:after="0" w:line="360" w:lineRule="auto"/>
+            </w:pPr>
+            <w:r>
+              <w:t xml:space="preserve">S3 複合溫度</w:t>
+            </w:r>
+          </w:p>
+        </w:tc>
+        <w:tc>
+          <w:tcPr>
+            <w:tcW w:w="2200" w:type="dxa"/>
+          </w:tcPr>
+          <w:p>
+            <w:pPr>
+              <w:spacing w:before="0" w:after="0" w:line="360" w:lineRule="auto"/>
+            </w:pPr>
+            <w:r>
+              <w:t xml:space="preserve">60min</w:t>
+            </w:r>
+          </w:p>
+        </w:tc>
+        <w:tc>
+          <w:tcPr>
+            <w:tcW w:w="2200" w:type="dxa"/>
+          </w:tcPr>
+          <w:p>
+            <w:pPr>
+              <w:spacing w:before="0" w:after="0" w:line="360" w:lineRule="auto"/>
+            </w:pPr>
+            <w:r>
+              <w:t xml:space="preserve">dining_temperature</w:t>
+            </w:r>
+          </w:p>
+        </w:tc>
+        <w:tc>
+          <w:tcPr>
+            <w:tcW w:w="2200" w:type="dxa"/>
+          </w:tcPr>
+          <w:p>
+            <w:pPr>
+              <w:spacing w:before="0" w:after="0" w:line="360" w:lineRule="auto"/>
+            </w:pPr>
+            <w:r>
+              <w:t xml:space="preserve">RMSE</w:t>
+            </w:r>
+          </w:p>
+        </w:tc>
+        <w:tc>
+          <w:tcPr>
+            <w:tcW w:w="2200" w:type="dxa"/>
+          </w:tcPr>
+          <w:p>
+            <w:pPr>
+              <w:spacing w:before="0" w:after="0" w:line="360" w:lineRule="auto"/>
+            </w:pPr>
+            <w:r>
+              <w:t xml:space="preserve">0.693</w:t>
+            </w:r>
+          </w:p>
+        </w:tc>
+        <w:tc>
+          <w:tcPr>
+            <w:tcW w:w="2200" w:type="dxa"/>
+          </w:tcPr>
+          <w:p>
+            <w:pPr>
+              <w:spacing w:before="0" w:after="0" w:line="360" w:lineRule="auto"/>
+            </w:pPr>
+            <w:r>
+              <w:t xml:space="preserve">0.256</w:t>
+            </w:r>
+          </w:p>
+        </w:tc>
+        <w:tc>
+          <w:tcPr>
+            <w:tcW w:w="2200" w:type="dxa"/>
+          </w:tcPr>
+          <w:p>
+            <w:pPr>
+              <w:spacing w:before="0" w:after="0" w:line="360" w:lineRule="auto"/>
+            </w:pPr>
+            <w:r>
+              <w:t xml:space="preserve">0.243</w:t>
+            </w:r>
+          </w:p>
+        </w:tc>
+      </w:tr>
+      <w:tr>
+        <w:tc>
+          <w:tcPr>
+            <w:tcW w:w="2200" w:type="dxa"/>
+          </w:tcPr>
+          <w:p>
+            <w:pPr>
+              <w:spacing w:before="0" w:after="0" w:line="360" w:lineRule="auto"/>
+            </w:pPr>
+            <w:r>
+              <w:t xml:space="preserve">S3 複合溫度</w:t>
+            </w:r>
+          </w:p>
+        </w:tc>
+        <w:tc>
+          <w:tcPr>
+            <w:tcW w:w="2200" w:type="dxa"/>
+          </w:tcPr>
+          <w:p>
+            <w:pPr>
+              <w:spacing w:before="0" w:after="0" w:line="360" w:lineRule="auto"/>
+            </w:pPr>
+            <w:r>
+              <w:t xml:space="preserve">60min</w:t>
+            </w:r>
+          </w:p>
+        </w:tc>
+        <w:tc>
+          <w:tcPr>
+            <w:tcW w:w="2200" w:type="dxa"/>
+          </w:tcPr>
+          <w:p>
+            <w:pPr>
+              <w:spacing w:before="0" w:after="0" w:line="360" w:lineRule="auto"/>
+            </w:pPr>
+            <w:r>
+              <w:t xml:space="preserve">dining_temperature</w:t>
+            </w:r>
+          </w:p>
+        </w:tc>
+        <w:tc>
+          <w:tcPr>
+            <w:tcW w:w="2200" w:type="dxa"/>
+          </w:tcPr>
+          <w:p>
+            <w:pPr>
+              <w:spacing w:before="0" w:after="0" w:line="360" w:lineRule="auto"/>
+            </w:pPr>
+            <w:r>
+              <w:t xml:space="preserve">Corr</w:t>
+            </w:r>
+          </w:p>
+        </w:tc>
+        <w:tc>
+          <w:tcPr>
+            <w:tcW w:w="2200" w:type="dxa"/>
+          </w:tcPr>
+          <w:p>
+            <w:pPr>
+              <w:spacing w:before="0" w:after="0" w:line="360" w:lineRule="auto"/>
+            </w:pPr>
+            <w:r>
+              <w:t xml:space="preserve">0.000</w:t>
+            </w:r>
+          </w:p>
+        </w:tc>
+        <w:tc>
+          <w:tcPr>
+            <w:tcW w:w="2200" w:type="dxa"/>
+          </w:tcPr>
+          <w:p>
+            <w:pPr>
+              <w:spacing w:before="0" w:after="0" w:line="360" w:lineRule="auto"/>
+            </w:pPr>
+            <w:r>
+              <w:t xml:space="preserve">0.906</w:t>
+            </w:r>
+          </w:p>
+        </w:tc>
+        <w:tc>
+          <w:tcPr>
+            <w:tcW w:w="2200" w:type="dxa"/>
+          </w:tcPr>
+          <w:p>
+            <w:pPr>
+              <w:spacing w:before="0" w:after="0" w:line="360" w:lineRule="auto"/>
+            </w:pPr>
+            <w:r>
+              <w:t xml:space="preserve">0.937</w:t>
+            </w:r>
+          </w:p>
+        </w:tc>
+      </w:tr>
+      <w:tr>
+        <w:tc>
+          <w:tcPr>
+            <w:tcW w:w="2200" w:type="dxa"/>
+          </w:tcPr>
+          <w:p>
+            <w:pPr>
+              <w:spacing w:before="0" w:after="0" w:line="360" w:lineRule="auto"/>
+            </w:pPr>
+            <w:r>
+              <w:t xml:space="preserve">S3 複合濕度</w:t>
+            </w:r>
+          </w:p>
+        </w:tc>
+        <w:tc>
+          <w:tcPr>
+            <w:tcW w:w="2200" w:type="dxa"/>
+          </w:tcPr>
+          <w:p>
+            <w:pPr>
+              <w:spacing w:before="0" w:after="0" w:line="360" w:lineRule="auto"/>
+            </w:pPr>
+            <w:r>
+              <w:t xml:space="preserve">60min</w:t>
+            </w:r>
+          </w:p>
+        </w:tc>
+        <w:tc>
+          <w:tcPr>
+            <w:tcW w:w="2200" w:type="dxa"/>
+          </w:tcPr>
+          <w:p>
+            <w:pPr>
+              <w:spacing w:before="0" w:after="0" w:line="360" w:lineRule="auto"/>
+            </w:pPr>
+            <w:r>
+              <w:t xml:space="preserve">dining_humidity</w:t>
+            </w:r>
+          </w:p>
+        </w:tc>
+        <w:tc>
+          <w:tcPr>
+            <w:tcW w:w="2200" w:type="dxa"/>
+          </w:tcPr>
+          <w:p>
+            <w:pPr>
+              <w:spacing w:before="0" w:after="0" w:line="360" w:lineRule="auto"/>
+            </w:pPr>
+            <w:r>
+              <w:t xml:space="preserve">MAE</w:t>
+            </w:r>
+          </w:p>
+        </w:tc>
+        <w:tc>
+          <w:tcPr>
+            <w:tcW w:w="2200" w:type="dxa"/>
+          </w:tcPr>
+          <w:p>
+            <w:pPr>
+              <w:spacing w:before="0" w:after="0" w:line="360" w:lineRule="auto"/>
+            </w:pPr>
+            <w:r>
+              <w:t xml:space="preserve">0.889</w:t>
+            </w:r>
+          </w:p>
+        </w:tc>
+        <w:tc>
+          <w:tcPr>
+            <w:tcW w:w="2200" w:type="dxa"/>
+          </w:tcPr>
+          <w:p>
+            <w:pPr>
+              <w:spacing w:before="0" w:after="0" w:line="360" w:lineRule="auto"/>
+            </w:pPr>
+            <w:r>
+              <w:t xml:space="preserve">0.809</w:t>
+            </w:r>
+          </w:p>
+        </w:tc>
+        <w:tc>
+          <w:tcPr>
+            <w:tcW w:w="2200" w:type="dxa"/>
+          </w:tcPr>
+          <w:p>
+            <w:pPr>
+              <w:spacing w:before="0" w:after="0" w:line="360" w:lineRule="auto"/>
+            </w:pPr>
+            <w:r>
+              <w:t xml:space="preserve">0.759</w:t>
+            </w:r>
+          </w:p>
+        </w:tc>
+      </w:tr>
+      <w:tr>
+        <w:tc>
+          <w:tcPr>
+            <w:tcW w:w="2200" w:type="dxa"/>
+          </w:tcPr>
+          <w:p>
+            <w:pPr>
+              <w:spacing w:before="0" w:after="0" w:line="360" w:lineRule="auto"/>
+            </w:pPr>
+            <w:r>
+              <w:t xml:space="preserve">S3 複合濕度</w:t>
+            </w:r>
+          </w:p>
+        </w:tc>
+        <w:tc>
+          <w:tcPr>
+            <w:tcW w:w="2200" w:type="dxa"/>
+          </w:tcPr>
+          <w:p>
+            <w:pPr>
+              <w:spacing w:before="0" w:after="0" w:line="360" w:lineRule="auto"/>
+            </w:pPr>
+            <w:r>
+              <w:t xml:space="preserve">60min</w:t>
+            </w:r>
+          </w:p>
+        </w:tc>
+        <w:tc>
+          <w:tcPr>
+            <w:tcW w:w="2200" w:type="dxa"/>
+          </w:tcPr>
+          <w:p>
+            <w:pPr>
+              <w:spacing w:before="0" w:after="0" w:line="360" w:lineRule="auto"/>
+            </w:pPr>
+            <w:r>
+              <w:t xml:space="preserve">dining_humidity</w:t>
+            </w:r>
+          </w:p>
+        </w:tc>
+        <w:tc>
+          <w:tcPr>
+            <w:tcW w:w="2200" w:type="dxa"/>
+          </w:tcPr>
+          <w:p>
+            <w:pPr>
+              <w:spacing w:before="0" w:after="0" w:line="360" w:lineRule="auto"/>
+            </w:pPr>
+            <w:r>
+              <w:t xml:space="preserve">RMSE</w:t>
+            </w:r>
+          </w:p>
+        </w:tc>
+        <w:tc>
+          <w:tcPr>
+            <w:tcW w:w="2200" w:type="dxa"/>
+          </w:tcPr>
+          <w:p>
+            <w:pPr>
+              <w:spacing w:before="0" w:after="0" w:line="360" w:lineRule="auto"/>
+            </w:pPr>
+            <w:r>
+              <w:t xml:space="preserve">1.281</w:t>
+            </w:r>
+          </w:p>
+        </w:tc>
+        <w:tc>
+          <w:tcPr>
+            <w:tcW w:w="2200" w:type="dxa"/>
+          </w:tcPr>
+          <w:p>
+            <w:pPr>
+              <w:spacing w:before="0" w:after="0" w:line="360" w:lineRule="auto"/>
+            </w:pPr>
+            <w:r>
+              <w:t xml:space="preserve">1.155</w:t>
+            </w:r>
+          </w:p>
+        </w:tc>
+        <w:tc>
+          <w:tcPr>
+            <w:tcW w:w="2200" w:type="dxa"/>
+          </w:tcPr>
+          <w:p>
+            <w:pPr>
+              <w:spacing w:before="0" w:after="0" w:line="360" w:lineRule="auto"/>
+            </w:pPr>
+            <w:r>
+              <w:t xml:space="preserve">1.059</w:t>
+            </w:r>
+          </w:p>
+        </w:tc>
+      </w:tr>
+      <w:tr>
+        <w:tc>
+          <w:tcPr>
+            <w:tcW w:w="2200" w:type="dxa"/>
+          </w:tcPr>
+          <w:p>
+            <w:pPr>
+              <w:spacing w:before="0" w:after="0" w:line="360" w:lineRule="auto"/>
+            </w:pPr>
+            <w:r>
+              <w:t xml:space="preserve">S3 複合濕度</w:t>
+            </w:r>
+          </w:p>
+        </w:tc>
+        <w:tc>
+          <w:tcPr>
+            <w:tcW w:w="2200" w:type="dxa"/>
+          </w:tcPr>
+          <w:p>
+            <w:pPr>
+              <w:spacing w:before="0" w:after="0" w:line="360" w:lineRule="auto"/>
+            </w:pPr>
+            <w:r>
+              <w:t xml:space="preserve">60min</w:t>
+            </w:r>
+          </w:p>
+        </w:tc>
+        <w:tc>
+          <w:tcPr>
+            <w:tcW w:w="2200" w:type="dxa"/>
+          </w:tcPr>
+          <w:p>
+            <w:pPr>
+              <w:spacing w:before="0" w:after="0" w:line="360" w:lineRule="auto"/>
+            </w:pPr>
+            <w:r>
+              <w:t xml:space="preserve">dining_humidity</w:t>
+            </w:r>
+          </w:p>
+        </w:tc>
+        <w:tc>
+          <w:tcPr>
+            <w:tcW w:w="2200" w:type="dxa"/>
+          </w:tcPr>
+          <w:p>
+            <w:pPr>
+              <w:spacing w:before="0" w:after="0" w:line="360" w:lineRule="auto"/>
+            </w:pPr>
+            <w:r>
+              <w:t xml:space="preserve">Corr</w:t>
+            </w:r>
+          </w:p>
+        </w:tc>
+        <w:tc>
+          <w:tcPr>
+            <w:tcW w:w="2200" w:type="dxa"/>
+          </w:tcPr>
+          <w:p>
+            <w:pPr>
+              <w:spacing w:before="0" w:after="0" w:line="360" w:lineRule="auto"/>
+            </w:pPr>
+            <w:r>
+              <w:t xml:space="preserve">0.000</w:t>
+            </w:r>
+          </w:p>
+        </w:tc>
+        <w:tc>
+          <w:tcPr>
+            <w:tcW w:w="2200" w:type="dxa"/>
+          </w:tcPr>
+          <w:p>
+            <w:pPr>
+              <w:spacing w:before="0" w:after="0" w:line="360" w:lineRule="auto"/>
+            </w:pPr>
+            <w:r>
+              <w:t xml:space="preserve">0.434</w:t>
+            </w:r>
+          </w:p>
+        </w:tc>
+        <w:tc>
+          <w:tcPr>
+            <w:tcW w:w="2200" w:type="dxa"/>
+          </w:tcPr>
+          <w:p>
+            <w:pPr>
+              <w:spacing w:before="0" w:after="0" w:line="360" w:lineRule="auto"/>
+            </w:pPr>
+            <w:r>
+              <w:t xml:space="preserve">0.569</w:t>
+            </w:r>
+          </w:p>
+        </w:tc>
+      </w:tr>
+      <w:tr>
+        <w:tc>
+          <w:tcPr>
+            <w:tcW w:w="2200" w:type="dxa"/>
+          </w:tcPr>
+          <w:p>
+            <w:pPr>
+              <w:spacing w:before="0" w:after="0" w:line="360" w:lineRule="auto"/>
+            </w:pPr>
+            <w:r>
+              <w:t xml:space="preserve">S3 複合照度</w:t>
+            </w:r>
+          </w:p>
+        </w:tc>
+        <w:tc>
+          <w:tcPr>
+            <w:tcW w:w="2200" w:type="dxa"/>
+          </w:tcPr>
+          <w:p>
+            <w:pPr>
+              <w:spacing w:before="0" w:after="0" w:line="360" w:lineRule="auto"/>
+            </w:pPr>
+            <w:r>
+              <w:t xml:space="preserve">60min</w:t>
+            </w:r>
+          </w:p>
+        </w:tc>
+        <w:tc>
+          <w:tcPr>
+            <w:tcW w:w="2200" w:type="dxa"/>
+          </w:tcPr>
+          <w:p>
+            <w:pPr>
+              <w:spacing w:before="0" w:after="0" w:line="360" w:lineRule="auto"/>
+            </w:pPr>
+            <w:r>
+              <w:t xml:space="preserve">dining_illuminance</w:t>
+            </w:r>
+          </w:p>
+        </w:tc>
+        <w:tc>
+          <w:tcPr>
+            <w:tcW w:w="2200" w:type="dxa"/>
+          </w:tcPr>
+          <w:p>
+            <w:pPr>
+              <w:spacing w:before="0" w:after="0" w:line="360" w:lineRule="auto"/>
+            </w:pPr>
+            <w:r>
+              <w:t xml:space="preserve">MAE</w:t>
+            </w:r>
+          </w:p>
+        </w:tc>
+        <w:tc>
+          <w:tcPr>
+            <w:tcW w:w="2200" w:type="dxa"/>
+          </w:tcPr>
+          <w:p>
+            <w:pPr>
+              <w:spacing w:before="0" w:after="0" w:line="360" w:lineRule="auto"/>
+            </w:pPr>
+            <w:r>
+              <w:t xml:space="preserve">15.209</w:t>
+            </w:r>
+          </w:p>
+        </w:tc>
+        <w:tc>
+          <w:tcPr>
+            <w:tcW w:w="2200" w:type="dxa"/>
+          </w:tcPr>
+          <w:p>
+            <w:pPr>
+              <w:spacing w:before="0" w:after="0" w:line="360" w:lineRule="auto"/>
+            </w:pPr>
+            <w:r>
+              <w:t xml:space="preserve">17.170</w:t>
+            </w:r>
+          </w:p>
+        </w:tc>
+        <w:tc>
+          <w:tcPr>
+            <w:tcW w:w="2200" w:type="dxa"/>
+          </w:tcPr>
+          <w:p>
+            <w:pPr>
+              <w:spacing w:before="0" w:after="0" w:line="360" w:lineRule="auto"/>
+            </w:pPr>
+            <w:r>
+              <w:t xml:space="preserve">14.460</w:t>
+            </w:r>
+          </w:p>
+        </w:tc>
+      </w:tr>
+      <w:tr>
+        <w:tc>
+          <w:tcPr>
+            <w:tcW w:w="2200" w:type="dxa"/>
+          </w:tcPr>
+          <w:p>
+            <w:pPr>
+              <w:spacing w:before="0" w:after="0" w:line="360" w:lineRule="auto"/>
+            </w:pPr>
+            <w:r>
+              <w:t xml:space="preserve">S3 複合照度</w:t>
+            </w:r>
+          </w:p>
+        </w:tc>
+        <w:tc>
+          <w:tcPr>
+            <w:tcW w:w="2200" w:type="dxa"/>
+          </w:tcPr>
+          <w:p>
+            <w:pPr>
+              <w:spacing w:before="0" w:after="0" w:line="360" w:lineRule="auto"/>
+            </w:pPr>
+            <w:r>
+              <w:t xml:space="preserve">60min</w:t>
+            </w:r>
+          </w:p>
+        </w:tc>
+        <w:tc>
+          <w:tcPr>
+            <w:tcW w:w="2200" w:type="dxa"/>
+          </w:tcPr>
+          <w:p>
+            <w:pPr>
+              <w:spacing w:before="0" w:after="0" w:line="360" w:lineRule="auto"/>
+            </w:pPr>
+            <w:r>
+              <w:t xml:space="preserve">dining_illuminance</w:t>
+            </w:r>
+          </w:p>
+        </w:tc>
+        <w:tc>
+          <w:tcPr>
+            <w:tcW w:w="2200" w:type="dxa"/>
+          </w:tcPr>
+          <w:p>
+            <w:pPr>
+              <w:spacing w:before="0" w:after="0" w:line="360" w:lineRule="auto"/>
+            </w:pPr>
+            <w:r>
+              <w:t xml:space="preserve">RMSE</w:t>
+            </w:r>
+          </w:p>
+        </w:tc>
+        <w:tc>
+          <w:tcPr>
+            <w:tcW w:w="2200" w:type="dxa"/>
+          </w:tcPr>
+          <w:p>
+            <w:pPr>
+              <w:spacing w:before="0" w:after="0" w:line="360" w:lineRule="auto"/>
+            </w:pPr>
+            <w:r>
+              <w:t xml:space="preserve">21.931</w:t>
+            </w:r>
+          </w:p>
+        </w:tc>
+        <w:tc>
+          <w:tcPr>
+            <w:tcW w:w="2200" w:type="dxa"/>
+          </w:tcPr>
+          <w:p>
+            <w:pPr>
+              <w:spacing w:before="0" w:after="0" w:line="360" w:lineRule="auto"/>
+            </w:pPr>
+            <w:r>
+              <w:t xml:space="preserve">22.763</w:t>
+            </w:r>
+          </w:p>
+        </w:tc>
+        <w:tc>
+          <w:tcPr>
+            <w:tcW w:w="2200" w:type="dxa"/>
+          </w:tcPr>
+          <w:p>
+            <w:pPr>
+              <w:spacing w:before="0" w:after="0" w:line="360" w:lineRule="auto"/>
+            </w:pPr>
+            <w:r>
+              <w:t xml:space="preserve">19.344</w:t>
+            </w:r>
+          </w:p>
+        </w:tc>
+      </w:tr>
+      <w:tr>
+        <w:tc>
+          <w:tcPr>
+            <w:tcW w:w="2200" w:type="dxa"/>
+          </w:tcPr>
+          <w:p>
+            <w:pPr>
+              <w:spacing w:before="0" w:after="0" w:line="360" w:lineRule="auto"/>
+            </w:pPr>
+            <w:r>
+              <w:t xml:space="preserve">S3 複合照度</w:t>
+            </w:r>
+          </w:p>
+        </w:tc>
+        <w:tc>
+          <w:tcPr>
+            <w:tcW w:w="2200" w:type="dxa"/>
+          </w:tcPr>
+          <w:p>
+            <w:pPr>
+              <w:spacing w:before="0" w:after="0" w:line="360" w:lineRule="auto"/>
+            </w:pPr>
+            <w:r>
+              <w:t xml:space="preserve">60min</w:t>
+            </w:r>
+          </w:p>
+        </w:tc>
+        <w:tc>
+          <w:tcPr>
+            <w:tcW w:w="2200" w:type="dxa"/>
+          </w:tcPr>
+          <w:p>
+            <w:pPr>
+              <w:spacing w:before="0" w:after="0" w:line="360" w:lineRule="auto"/>
+            </w:pPr>
+            <w:r>
+              <w:t xml:space="preserve">dining_illuminance</w:t>
+            </w:r>
+          </w:p>
+        </w:tc>
+        <w:tc>
+          <w:tcPr>
+            <w:tcW w:w="2200" w:type="dxa"/>
+          </w:tcPr>
+          <w:p>
+            <w:pPr>
+              <w:spacing w:before="0" w:after="0" w:line="360" w:lineRule="auto"/>
+            </w:pPr>
+            <w:r>
+              <w:t xml:space="preserve">Corr</w:t>
+            </w:r>
+          </w:p>
+        </w:tc>
+        <w:tc>
+          <w:tcPr>
+            <w:tcW w:w="2200" w:type="dxa"/>
+          </w:tcPr>
+          <w:p>
+            <w:pPr>
+              <w:spacing w:before="0" w:after="0" w:line="360" w:lineRule="auto"/>
+            </w:pPr>
+            <w:r>
+              <w:t xml:space="preserve">0.000</w:t>
+            </w:r>
+          </w:p>
+        </w:tc>
+        <w:tc>
+          <w:tcPr>
+            <w:tcW w:w="2200" w:type="dxa"/>
+          </w:tcPr>
+          <w:p>
+            <w:pPr>
+              <w:spacing w:before="0" w:after="0" w:line="360" w:lineRule="auto"/>
+            </w:pPr>
+            <w:r>
+              <w:t xml:space="preserve">0.715</w:t>
+            </w:r>
+          </w:p>
+        </w:tc>
+        <w:tc>
+          <w:tcPr>
+            <w:tcW w:w="2200" w:type="dxa"/>
+          </w:tcPr>
+          <w:p>
+            <w:pPr>
+              <w:spacing w:before="0" w:after="0" w:line="360" w:lineRule="auto"/>
+            </w:pPr>
+            <w:r>
+              <w:t xml:space="preserve">0.472</w:t>
+            </w:r>
+          </w:p>
+        </w:tc>
+      </w:tr>
+    </w:tbl>
+    <w:p>
+      <w:pPr>
+        <w:spacing w:before="0" w:after="0" w:line="360" w:lineRule="auto"/>
+      </w:pPr>
+      <w:r>
+        <w:t xml:space="preserve">表 5-5 列出 CU-BEMS benchmark 各任務三項指標的完整對比。</w:t>
+      </w:r>
+    </w:p>
+    <w:tbl>
+      <w:tblPr>
+        <w:tblBorders>
+          <w:top w:val="single" w:sz="6" w:space="0" w:color="999999"/>
+          <w:left w:val="single" w:sz="6" w:space="0" w:color="999999"/>
+          <w:bottom w:val="single" w:sz="6" w:space="0" w:color="999999"/>
+          <w:right w:val="single" w:sz="6" w:space="0" w:color="999999"/>
+          <w:insideH w:val="single" w:sz="6" w:space="0" w:color="999999"/>
+          <w:insideV w:val="single" w:sz="6" w:space="0" w:color="999999"/>
+        </w:tblBorders>
+      </w:tblPr>
+      <w:tr>
+        <w:tc>
+          <w:tcPr>
+            <w:tcW w:w="2200" w:type="dxa"/>
+          </w:tcPr>
+          <w:p>
+            <w:pPr>
+              <w:spacing w:before="0" w:after="0" w:line="360" w:lineRule="auto"/>
+            </w:pPr>
+            <w:r>
+              <w:rPr>
+                <w:b/>
+              </w:rPr>
+              <w:t xml:space="preserve">任務</w:t>
+            </w:r>
+          </w:p>
+        </w:tc>
+        <w:tc>
+          <w:tcPr>
+            <w:tcW w:w="2200" w:type="dxa"/>
+          </w:tcPr>
+          <w:p>
+            <w:pPr>
+              <w:spacing w:before="0" w:after="0" w:line="360" w:lineRule="auto"/>
+            </w:pPr>
+            <w:r>
+              <w:rPr>
+                <w:b/>
+              </w:rPr>
+              <w:t xml:space="preserve">視窗</w:t>
+            </w:r>
+          </w:p>
+        </w:tc>
+        <w:tc>
+          <w:tcPr>
+            <w:tcW w:w="2200" w:type="dxa"/>
+          </w:tcPr>
+          <w:p>
+            <w:pPr>
+              <w:spacing w:before="0" w:after="0" w:line="360" w:lineRule="auto"/>
+            </w:pPr>
+            <w:r>
+              <w:rPr>
+                <w:b/>
+              </w:rPr>
+              <w:t xml:space="preserve">目標</w:t>
+            </w:r>
+          </w:p>
+        </w:tc>
+        <w:tc>
+          <w:tcPr>
+            <w:tcW w:w="2200" w:type="dxa"/>
+          </w:tcPr>
+          <w:p>
+            <w:pPr>
+              <w:spacing w:before="0" w:after="0" w:line="360" w:lineRule="auto"/>
+            </w:pPr>
+            <w:r>
+              <w:rPr>
+                <w:b/>
+              </w:rPr>
+              <w:t xml:space="preserve">指標</w:t>
+            </w:r>
+          </w:p>
+        </w:tc>
+        <w:tc>
+          <w:tcPr>
+            <w:tcW w:w="2200" w:type="dxa"/>
+          </w:tcPr>
+          <w:p>
+            <w:pPr>
+              <w:spacing w:before="0" w:after="0" w:line="360" w:lineRule="auto"/>
+            </w:pPr>
+            <w:r>
+              <w:rPr>
+                <w:b/>
+              </w:rPr>
+              <w:t xml:space="preserve">Persistence</w:t>
+            </w:r>
+          </w:p>
+        </w:tc>
+        <w:tc>
+          <w:tcPr>
+            <w:tcW w:w="2200" w:type="dxa"/>
+          </w:tcPr>
+          <w:p>
+            <w:pPr>
+              <w:spacing w:before="0" w:after="0" w:line="360" w:lineRule="auto"/>
+            </w:pPr>
+            <w:r>
+              <w:rPr>
+                <w:b/>
+              </w:rPr>
+              <w:t xml:space="preserve">Linear Reg</w:t>
+            </w:r>
+          </w:p>
+        </w:tc>
+        <w:tc>
+          <w:tcPr>
+            <w:tcW w:w="2200" w:type="dxa"/>
+          </w:tcPr>
+          <w:p>
+            <w:pPr>
+              <w:spacing w:before="0" w:after="0" w:line="360" w:lineRule="auto"/>
+            </w:pPr>
+            <w:r>
+              <w:rPr>
+                <w:b/>
+              </w:rPr>
+              <w:t xml:space="preserve">本研究</w:t>
+            </w:r>
+          </w:p>
+        </w:tc>
+      </w:tr>
+      <w:tr>
+        <w:tc>
+          <w:tcPr>
+            <w:tcW w:w="2200" w:type="dxa"/>
+          </w:tcPr>
+          <w:p>
+            <w:pPr>
+              <w:spacing w:before="0" w:after="0" w:line="360" w:lineRule="auto"/>
+            </w:pPr>
+            <w:r>
               <w:t xml:space="preserve">C1 溫濕度</w:t>
             </w:r>
           </w:p>
@@ -9795,15 +10733,15 @@
         <w:spacing w:before="0" w:after="0" w:line="360" w:lineRule="auto"/>
       </w:pPr>
       <w:r>
-        <w:t xml:space="preserve">第二項優勢是長視窗溫度任務的 MAE 與 RMSE。在 60 分鐘預測視窗下，S2 dining_temperature 的 MAE 降至 0.156、RMSE 為 0.202，S3 dining_temperature MAE 為 0.190、RMSE 為 0.243，均為三者最低。persistence 在 60 分鐘後誤差急速累積（S2 persistence MAE 0.470），而本研究因為納入設備狀態與外部條件的結構性估計，使長視窗誤差增長較緩。</w:t>
-      </w:r>
-    </w:p>
-    <w:p>
-      <w:pPr>
-        <w:spacing w:before="0" w:after="0" w:line="360" w:lineRule="auto"/>
-      </w:pPr>
-      <w:r>
-        <w:t xml:space="preserve">第三項優勢是複合任務的 RMSE 表現。S3 60min dining_illuminance 的 RMSE 為 19.344，低於 persistence 的 21.931 與 linear regression 的 22.763；S3 60min room_illuminance 的 RMSE 為 26.027，也低於另外兩者。RMSE 對離群誤差的放大效應更敏感，這表示本研究模型在極端照度事件的重建上較其他方法更為穩定。</w:t>
+        <w:t xml:space="preserve">第二項優勢是長視窗溫度任務的 MAE 與 RMSE。以 S3 dining_temperature 為例，在 60 分鐘預測視窗下，本研究的 MAE 為 0.190、RMSE 為 0.243，均為三者最低；相較之下 persistence 為 0.563 與 0.693，linear regression 為 0.212 與 0.256。這說明當預測視窗拉長時，納入設備狀態與外部條件的結構性估計比單純延續前一時步更穩定。</w:t>
+      </w:r>
+    </w:p>
+    <w:p>
+      <w:pPr>
+        <w:spacing w:before="0" w:after="0" w:line="360" w:lineRule="auto"/>
+      </w:pPr>
+      <w:r>
+        <w:t xml:space="preserve">第三項優勢是複合任務的 RMSE 表現。以 S3 60min dining_illuminance 為例，本研究的 RMSE 為 19.344，低於 persistence 的 21.931 與 linear regression 的 22.763。RMSE 對離群誤差的放大效應更敏感，這表示本研究模型在極端照度事件的重建上較其他方法更為穩定。</w:t>
       </w:r>
     </w:p>
     <w:p>
@@ -9831,7 +10769,7 @@
         <w:spacing w:before="0" w:after="0" w:line="360" w:lineRule="auto"/>
       </w:pPr>
       <w:r>
-        <w:t xml:space="preserve">第二個劣勢是 SML2010 濕度的系統性高估。S2 15min dining_humidity MAE 為 0.832，遠高於 persistence 的 0.198 與 linear regression 的 0.209；S2 15min room_humidity 同樣如此（0.703 對 0.154）。這反映本研究的濕度特徵對齊方式與 SML2010 的量測尺度存在系統性偏差，即模型濕度估計值的基準點偏移，而非隨機誤差。此問題在 S3 複合任務中得到部分改善（S3 dining_humidity MAE 0.335，接近 persistence 0.386），推測是複合任務的外氣濕度特徵提供了更多修正訊號。</w:t>
+        <w:t xml:space="preserve">第二個劣勢是 SML2010 濕度的系統性高估。S2 15min dining_humidity 的 MAE 為 0.832，遠高於 persistence 的 0.198 與 linear regression 的 0.209。這反映本研究的濕度特徵對齊方式與 SML2010 的量測尺度存在系統性偏差，即模型濕度估計值的基準點偏移，而非隨機誤差。此問題在 S3 複合任務中得到部分改善（S3 dining_humidity MAE 0.335，接近 persistence 0.386），推測是複合任務的外氣濕度特徵提供了更多修正訊號。</w:t>
       </w:r>
     </w:p>
     <w:p>
@@ -9967,7 +10905,7 @@
         <w:drawing>
           <wp:inline distT="0" distB="0" distL="0" distR="0">
             <wp:extent cx="5303520" cy="5303520"/>
-            <wp:docPr id="10" name="圖 5-6 僅開窗（window\_only）溫度場 3D 點雲。靠窗區域溫度最高，造成區域溫度梯度。可與 all\_active 情境對比，觀察冷氣相抑後的溫度減診效果。"/>
+            <wp:docPr id="10" name="圖 5-6 僅開窗（window\_only）溫度場 3D 點雲。靠窗區域溫度最高，造成區域溫度梯度。可與 all\_active 情境對比，觀察冷氣介入後對窗邊高溫的抑制效果。"/>
             <wp:cNvGraphicFramePr>
               <a:graphicFrameLocks noChangeAspect="1"/>
             </wp:cNvGraphicFramePr>
@@ -9975,7 +10913,7 @@
               <a:graphicData uri="http://schemas.openxmlformats.org/drawingml/2006/picture">
                 <pic:pic>
                   <pic:nvPicPr>
-                    <pic:cNvPr id="10" name="圖 5-6 僅開窗（window\_only）溫度場 3D 點雲。靠窗區域溫度最高，造成區域溫度梯度。可與 all\_active 情境對比，觀察冷氣相抑後的溫度減診效果。"/>
+                    <pic:cNvPr id="10" name="圖 5-6 僅開窗（window\_only）溫度場 3D 點雲。靠窗區域溫度最高，造成區域溫度梯度。可與 all\_active 情境對比，觀察冷氣介入後對窗邊高溫的抑制效果。"/>
                     <pic:cNvPicPr/>
                   </pic:nvPicPr>
                   <pic:blipFill>
@@ -10007,7 +10945,7 @@
         <w:spacing w:before="0" w:after="0" w:line="360" w:lineRule="auto"/>
       </w:pPr>
       <w:r>
-        <w:t xml:space="preserve">圖 5-6 僅開窗（window\_only）溫度場 3D 點雲。靠窗區域溫度最高，造成區域溫度梯度。可與 all\_active 情境對比，觀察冷氣相抑後的溫度減診效果。</w:t>
+        <w:t xml:space="preserve">圖 5-6 僅開窗（window\_only）溫度場 3D 點雲。靠窗區域溫度最高，造成區域溫度梯度。可與 all\_active 情境對比，觀察冷氣介入後對窗邊高溫的抑制效果。</w:t>
       </w:r>
     </w:p>
     <w:p>
@@ -10019,7 +10957,7 @@
         <w:drawing>
           <wp:inline distT="0" distB="0" distL="0" distR="0">
             <wp:extent cx="5303520" cy="5303520"/>
-            <wp:docPr id="11" name="圖 5-7 僅燈具作用（light\_only）照度場 3D 點雲。燈具正下方照度最高，遠端補有單的 single-bounce diffuse 回填；此情境也是 5.6 節 held-out 測試集之一。"/>
+            <wp:docPr id="11" name="圖 5-7 僅燈具作用（light\_only）照度場 3D 點雲。燈具正下方照度最高，遠端補有少量的 single-bounce diffuse 回填；此情境也是 5.6 節 held-out 測試集之一。"/>
             <wp:cNvGraphicFramePr>
               <a:graphicFrameLocks noChangeAspect="1"/>
             </wp:cNvGraphicFramePr>
@@ -10027,7 +10965,7 @@
               <a:graphicData uri="http://schemas.openxmlformats.org/drawingml/2006/picture">
                 <pic:pic>
                   <pic:nvPicPr>
-                    <pic:cNvPr id="11" name="圖 5-7 僅燈具作用（light\_only）照度場 3D 點雲。燈具正下方照度最高，遠端補有單的 single-bounce diffuse 回填；此情境也是 5.6 節 held-out 測試集之一。"/>
+                    <pic:cNvPr id="11" name="圖 5-7 僅燈具作用（light\_only）照度場 3D 點雲。燈具正下方照度最高，遠端補有少量的 single-bounce diffuse 回填；此情境也是 5.6 節 held-out 測試集之一。"/>
                     <pic:cNvPicPr/>
                   </pic:nvPicPr>
                   <pic:blipFill>
@@ -10059,7 +10997,7 @@
         <w:spacing w:before="0" w:after="0" w:line="360" w:lineRule="auto"/>
       </w:pPr>
       <w:r>
-        <w:t xml:space="preserve">圖 5-7 僅燈具作用（light\_only）照度場 3D 點雲。燈具正下方照度最高，遠端補有單的 single-bounce diffuse 回填；此情境也是 5.6 節 held-out 測試集之一。</w:t>
+        <w:t xml:space="preserve">圖 5-7 僅燈具作用（light\_only）照度場 3D 點雲。燈具正下方照度最高，遠端補有少量的 single-bounce diffuse 回填；此情境也是 5.6 節 held-out 測試集之一。</w:t>
       </w:r>
     </w:p>
     <w:p>
@@ -10226,6 +11164,15 @@
       </w:pPr>
       <w:r>
         <w:t xml:space="preserve">• 擴充自訂房間 JSON 輸入，使系統可支援不同房間尺寸與設備位置。</w:t>
+      </w:r>
+    </w:p>
+    <w:p>
+      <w:pPr>
+        <w:ind w:left="720" w:hanging="360" w:firstLine="0"/>
+        <w:spacing w:before="0" w:after="0" w:line="360" w:lineRule="auto"/>
+      </w:pPr>
+      <w:r>
+        <w:t xml:space="preserve">• 為角落感測器加入照度量測通道（如光照感測元件），使角落光照資料可直接引入 trilinear residual correction，從而消除目前物理照度模型的系統性偏差，實現照度場的自我校正。</w:t>
       </w:r>
     </w:p>
     <w:p>

--- a/docs/papers/thesis/thesis_draft_zh.docx
+++ b/docs/papers/thesis/thesis_draft_zh.docx
@@ -61,7 +61,7 @@
         <w:spacing w:before="0" w:after="0" w:line="360" w:lineRule="auto"/>
       </w:pPr>
       <w:r>
-        <w:t xml:space="preserve">指導教授：易昶霈</w:t>
+        <w:t xml:space="preserve">指導教授：易昶霈 教授、沈慧宇 副教授</w:t>
       </w:r>
     </w:p>
     <w:p>
@@ -178,6 +178,14 @@
         <w:spacing w:before="0" w:after="0" w:line="360" w:lineRule="auto"/>
       </w:pPr>
       <w:r>
+        <w:t xml:space="preserve">共同指導教授：沈慧宇 副教授</w:t>
+      </w:r>
+    </w:p>
+    <w:p>
+      <w:pPr>
+        <w:spacing w:before="0" w:after="0" w:line="360" w:lineRule="auto"/>
+      </w:pPr>
+      <w:r>
         <w:t xml:space="preserve">所長：</w:t>
       </w:r>
     </w:p>
@@ -211,7 +219,7 @@
         <w:spacing w:before="0" w:after="0" w:line="360" w:lineRule="auto"/>
       </w:pPr>
       <w:r>
-        <w:t xml:space="preserve">本研究能夠完成，首先感謝指導教授易昶霈博士在研究方向、方法與寫作上的指導與支持，以及各位口試委員的指正與建議。感謝求學過程中幫助我的各位師長所提供的學習環境，也感謝家人的支持與包容。</w:t>
+        <w:t xml:space="preserve">本研究能夠完成，首先感謝指導教授易昶霈教授與沈慧宇副教授在研究方向、方法與寫作上的指導與支持，以及各位口試委員的指正與建議。感謝求學過程中幫助我的各位師長所提供的學習環境，也感謝家人的支持與包容。</w:t>
       </w:r>
     </w:p>
     <w:p>
@@ -276,7 +284,7 @@
         <w:spacing w:before="0" w:after="0" w:line="360" w:lineRule="auto"/>
       </w:pPr>
       <w:r>
-        <w:t xml:space="preserve">除空間場估計外，本研究亦建立裝置啟用前後感測資料之影響學習流程，透過最小平方法估計非連網裝置的環境影響係數，並根據目標區域的舒適度偏差輸出候選控制動作排序。為補足 direct source + obstruction 對照度間接回填亮度的低估，本研究另在 illuminance 路徑加入 lightweight single-bounce diffuse reflection 近似，以地板、天花板、牆面與啟用中的家具表面作為次級反射面。為提升系統可存取性，本研究另提供本地服務介面，其中包含 MCP server 與 web demo，作為同一套模型能力的工具化存取層。評估方面，本研究以 8 組標準情境、48 組窗戶矩陣、IDW baseline 比較、synthetic ablation 與 hybrid residual leave-one-scenario-out 測試驗證方法可行性；其中 base model 在標準情境下之平均 MAE 分別為溫度 0.0474、濕度 0.1765 與照度 2.0835，明顯低於 IDW baseline 的 0.1723、0.4633 與 75.0516。加入 Fourier low-pass denoising 的 hybrid residual correction 在預設 6/2 held-out split 中可將 field MAE 降至溫度 0.0023、濕度 0.0041 與照度 0.1675；8-fold leave-one-scenario-out 平均則為 0.0017、0.0055 與 0.1581。</w:t>
+        <w:t xml:space="preserve">除空間場估計外，本研究亦建立裝置啟用前後感測資料之影響學習流程，透過最小平方法估計非連網裝置的環境影響係數，並根據目標區域的舒適度偏差輸出候選控制動作排序。為補足 direct source + obstruction 對照度間接回填亮度的低估，本研究另在 illuminance 路徑加入 lightweight single-bounce diffuse reflection 近似，以地板、天花板、牆面與啟用中的家具表面作為次級反射面。為提升系統可存取性，本研究另提供本地服務介面，其中包含 MCP server 與 web demo，作為同一套模型能力的工具化存取層。評估方面，本研究以 8 組標準情境、48 組窗戶矩陣、IDW baseline 比較、synthetic ablation、hybrid residual leave-one-scenario-out 測試，以及 7 天真實臥室快照比較驗證方法可行性；其中 base model 在標準情境下之平均 MAE 分別為溫度 0.0474、濕度 0.1765 與照度 2.0835，明顯低於 IDW baseline 的 0.1723、0.4633 與 75.0516。加入 Fourier low-pass denoising 的 hybrid residual correction 在預設 6/2 held-out split 中可將 field MAE 降至溫度 0.0023、濕度 0.0041 與照度 0.1675；8-fold leave-one-scenario-out 平均則為 0.0017、0.0055 與 0.1581。真實臥室快照驗證中，校正後 pillow 位置 MAE 由 0.8967°C、4.1286% 與 358.6392 lux 降至 0.1676°C、0.3939% 與 21.3753 lux。推薦動作目前定位為基於校正模型的反事實模擬排序；若要驗證其實際因果改善效果，需進一步執行 before/after 介入實驗。</w:t>
       </w:r>
     </w:p>
     <w:p>
@@ -325,7 +333,7 @@
         <w:spacing w:before="0" w:after="0" w:line="360" w:lineRule="auto"/>
       </w:pPr>
       <w:r>
-        <w:t xml:space="preserve">The prototype is implemented in Python and exposed through a local service layer, including an MCP interface and a rotatable web demo, enabling interactive scenario queries, point-level estimation, baseline comparison, appliance-impact learning, and a 48-case window simulation matrix across time of day, weather, and season. A lightweight one-bounce diffuse reflection approximation is further added to the illuminance path so that floors, walls, ceilings, and active furniture surfaces can contribute indirect fill light without requiring full optical rendering. Across the canonical scenarios, the base model achieves average MAE of 0.0474 for temperature, 0.1765 for humidity, and 2.0835 for illuminance, compared with 0.1723, 0.4633, and 75.0516 for IDW. The hybrid residual layer with Fourier low-pass denoising on temperature and humidity residual traces further reduces default held-out field MAE to 0.0023, 0.0041, and 0.1675, while leave-one-scenario-out evaluation averages 0.0017, 0.0055, and 0.1581, respectively. These results indicate that sparse corner sensing can still support an interpretable and trainable indoor twin when model structure, calibration, and learning are assigned to different layers.</w:t>
+        <w:t xml:space="preserve">The prototype is implemented in Python and exposed through a local service layer, including an MCP interface and a rotatable web demo, enabling interactive scenario queries, point-level estimation, baseline comparison, appliance-impact learning, and a 48-case window simulation matrix across time of day, weather, and season. A lightweight one-bounce diffuse reflection approximation is further added to the illuminance path so that floors, walls, ceilings, and active furniture surfaces can contribute indirect fill light without requiring full optical rendering. Across the canonical scenarios, the base model achieves average MAE of 0.0474 for temperature, 0.1765 for humidity, and 2.0835 for illuminance, compared with 0.1723, 0.4633, and 75.0516 for IDW. The hybrid residual layer with Fourier low-pass denoising on temperature and humidity residual traces further reduces default held-out field MAE to 0.0023, 0.0041, and 0.1675, while leave-one-scenario-out evaluation averages 0.0017, 0.0055, and 0.1581, respectively. A preliminary seven-day real-bedroom snapshot validation reduces pillow-point MAE from 0.8967, 4.1286, and 358.6392 to 0.1676, 0.3939, and 21.3753 for temperature, humidity, and illuminance. Action recommendations are treated as model-based counterfactual rankings; causal validation of recommendation efficacy requires a before/after intervention protocol. These results indicate that sparse corner sensing can still support an interpretable and trainable indoor twin when model structure, calibration, and learning are assigned to different layers.</w:t>
       </w:r>
     </w:p>
     <w:p>
@@ -710,23 +718,31 @@
         <w:spacing w:before="0" w:after="0" w:line="360" w:lineRule="auto"/>
       </w:pPr>
       <w:r>
-        <w:t xml:space="preserve">  5.8 公開資料集 Task-Aligned Benchmark 結果…… 16</w:t>
-      </w:r>
-    </w:p>
-    <w:p>
-      <w:pPr>
-        <w:spacing w:before="0" w:after="0" w:line="360" w:lineRule="auto"/>
-      </w:pPr>
-      <w:r>
-        <w:t xml:space="preserve">  5.9 研究過程與實作挑戰…… 18</w:t>
-      </w:r>
-    </w:p>
-    <w:p>
-      <w:pPr>
-        <w:spacing w:before="0" w:after="0" w:line="360" w:lineRule="auto"/>
-      </w:pPr>
-      <w:r>
-        <w:t xml:space="preserve">  5.10 可旋轉 3D 展示…… 18</w:t>
+        <w:t xml:space="preserve">  5.8 真實臥室快照驗證與推薦動作驗證方法…… 16</w:t>
+      </w:r>
+    </w:p>
+    <w:p>
+      <w:pPr>
+        <w:spacing w:before="0" w:after="0" w:line="360" w:lineRule="auto"/>
+      </w:pPr>
+      <w:r>
+        <w:t xml:space="preserve">  5.9 公開資料集 Task-Aligned Benchmark 結果…… 17</w:t>
+      </w:r>
+    </w:p>
+    <w:p>
+      <w:pPr>
+        <w:spacing w:before="0" w:after="0" w:line="360" w:lineRule="auto"/>
+      </w:pPr>
+      <w:r>
+        <w:t xml:space="preserve">  5.10 研究過程與實作挑戰…… 19</w:t>
+      </w:r>
+    </w:p>
+    <w:p>
+      <w:pPr>
+        <w:spacing w:before="0" w:after="0" w:line="360" w:lineRule="auto"/>
+      </w:pPr>
+      <w:r>
+        <w:t xml:space="preserve">  5.11 可旋轉 3D 展示…… 19</w:t>
       </w:r>
     </w:p>
     <w:p>
@@ -887,15 +903,31 @@
         <w:spacing w:before="0" w:after="0" w:line="360" w:lineRule="auto"/>
       </w:pPr>
       <w:r>
-        <w:t xml:space="preserve">表 5-6 SML2010 Benchmark 結果…… 16</w:t>
-      </w:r>
-    </w:p>
-    <w:p>
-      <w:pPr>
-        <w:spacing w:before="0" w:after="0" w:line="360" w:lineRule="auto"/>
-      </w:pPr>
-      <w:r>
-        <w:t xml:space="preserve">表 5-7 CU-BEMS Benchmark 結果…… 17</w:t>
+        <w:t xml:space="preserve">表 5-6 真實臥室快照 MAE 與分時舒適度…… 16</w:t>
+      </w:r>
+    </w:p>
+    <w:p>
+      <w:pPr>
+        <w:spacing w:before="0" w:after="0" w:line="360" w:lineRule="auto"/>
+      </w:pPr>
+      <w:r>
+        <w:t xml:space="preserve">表 5-7 推薦動作介入驗證指標…… 17</w:t>
+      </w:r>
+    </w:p>
+    <w:p>
+      <w:pPr>
+        <w:spacing w:before="0" w:after="0" w:line="360" w:lineRule="auto"/>
+      </w:pPr>
+      <w:r>
+        <w:t xml:space="preserve">表 5-7 SML2010 Benchmark 結果…… 17</w:t>
+      </w:r>
+    </w:p>
+    <w:p>
+      <w:pPr>
+        <w:spacing w:before="0" w:after="0" w:line="360" w:lineRule="auto"/>
+      </w:pPr>
+      <w:r>
+        <w:t xml:space="preserve">表 5-8 CU-BEMS Benchmark 結果…… 18</w:t>
       </w:r>
     </w:p>
     <w:p>
@@ -992,7 +1024,7 @@
         <w:spacing w:before="0" w:after="0" w:line="360" w:lineRule="auto"/>
       </w:pPr>
       <w:r>
-        <w:t xml:space="preserve">圖 5-6 三裝置全開溫度場 3D 點雲（5.10 節）…… 18</w:t>
+        <w:t xml:space="preserve">圖 5-6 三裝置全開溫度場 3D 點雲（5.11 節）…… 19</w:t>
       </w:r>
     </w:p>
     <w:p>
@@ -1008,7 +1040,7 @@
         <w:spacing w:before="0" w:after="0" w:line="360" w:lineRule="auto"/>
       </w:pPr>
       <w:r>
-        <w:t xml:space="preserve">圖 5-8 僅燈具照度場 3D 點雲（light_only，5.10 節）…… 18</w:t>
+        <w:t xml:space="preserve">圖 5-8 僅燈具照度場 3D 點雲（light_only，5.11 節）…… 19</w:t>
       </w:r>
     </w:p>
     <w:p>
@@ -1157,7 +1189,7 @@
         <w:spacing w:before="0" w:after="0" w:line="360" w:lineRule="auto"/>
       </w:pPr>
       <w:r>
-        <w:t xml:space="preserve">• RQ3：學習後的裝置影響模型，是否能依三因子偏差輸出候選控制動作排序，例如選擇開冷氣、開窗或開燈？</w:t>
+        <w:t xml:space="preserve">• RQ3：學習後的裝置影響模型，是否能依三因子偏差輸出候選控制動作排序，例如選擇開冷氣、開窗或開燈，且推薦動作的實際可行性應如何透過介入式 before/after 實驗驗證？</w:t>
       </w:r>
     </w:p>
     <w:p>
@@ -1232,7 +1264,7 @@
         <w:spacing w:before="0" w:after="0" w:line="360" w:lineRule="auto"/>
       </w:pPr>
       <w:r>
-        <w:t xml:space="preserve">• 控制功能只做候選動作排序，不做自動閉環控制。</w:t>
+        <w:t xml:space="preserve">• 控制功能只做候選動作排序，不做自動閉環控制；推薦動作的真實因果效果需透過後續介入實驗驗證。</w:t>
       </w:r>
     </w:p>
     <w:p>
@@ -2176,6 +2208,14 @@
       </w:pPr>
       <w:r>
         <w:t xml:space="preserve">具體而言，本研究可採兩層 benchmark 設計。第一層是 canonical synthetic benchmark，直接使用本研究的 8 組標準情境與 48 組窗戶矩陣，讓主模型、IDW baseline、移除設備先驗的純資料驅動模型，以及 hybrid residual correction 在完全相同的輸入、感測器配置與 ground truth 下比較 field MAE、zone MAE、sensor MAE 與推薦改善分數。第二層是 public task-aligned benchmark，亦即把公開資料集拆成與本研究相容的子任務：CU-BEMS 可用於比較 AC/lighting 事件前後的 zone-level temperature、humidity、illuminance 響應；SML2010 可用於比較窗戶/日照相關的溫濕度照度時序響應；Denmark IEQ 與 ASHRAE Global Thermal Comfort Database II 則適合比較舒適度目標函數、偏差分數或分類準確率。</w:t>
+      </w:r>
+    </w:p>
+    <w:p>
+      <w:pPr>
+        <w:spacing w:before="0" w:after="0" w:line="360" w:lineRule="auto"/>
+      </w:pPr>
+      <w:r>
+        <w:t xml:space="preserve">除上述兩層 benchmark 外，推薦動作本身仍需要第三層介入式驗證。此層不再只比較模型估測誤差，而是要求研究者實際執行系統排序第一的動作，並量測介入前後目標位置或目標區域的 comfort penalty 是否下降。換言之，場估計驗證回答「模型是否看得準」，介入驗證則回答「模型建議的動作是否真的讓房間更接近舒適目標」。</w:t>
       </w:r>
     </w:p>
     <w:tbl>
@@ -3673,7 +3713,7 @@
         <w:spacing w:before="0" w:after="0" w:line="360" w:lineRule="auto"/>
       </w:pPr>
       <w:r>
-        <w:t xml:space="preserve">整體而言，本研究的訓練資料流程可概括為：原始感測與事件資料先經時間對齊與情境整併，再由主模型產生 physics estimate，最後依任務不同分流為 least-squares impact learning、bulk parameter calibration 或 hybrid residual neural training。此設計的優點在於，即使未來資料來源從模擬切換到真實 ESP32 量測，資料進入訓練流程的接口仍可保持一致。</w:t>
+        <w:t xml:space="preserve">整體而言，本研究的訓練資料流程可概括為：原始感測與事件資料先經時間對齊與情境整併，再由主模型產生 physics estimate，最後依任務不同分流為 least-squares impact learning、bulk parameter calibration 或 hybrid residual neural training。此設計的優點在於，即使資料來源從模擬擴大到真實房間快照或長期 ESP32 量測，資料進入訓練流程的接口仍可保持一致。</w:t>
       </w:r>
     </w:p>
     <w:p>
@@ -3768,6 +3808,22 @@
       </w:pPr>
       <w:r>
         <w:t xml:space="preserve">本研究不做閉環控制，而是對候選控制動作進行排序。系統針對每個候選動作模擬目標區域的三因子值，並依舒適度目標計算改善分數。若房間偏熱，冷氣動作通常獲得較高排序；若照度不足，照明動作通常獲得較高排序。</w:t>
+      </w:r>
+    </w:p>
+    <w:p>
+      <w:pPr>
+        <w:spacing w:before="0" w:after="0" w:line="360" w:lineRule="auto"/>
+      </w:pPr>
+      <w:r>
+        <w:t xml:space="preserve">具體而言，系統先以目前感測資料校正模型，取得目標區域目前三因子估計值並計算 baseline comfort penalty。接著，對每一個候選動作建立反事實情境：例如將冷氣 activation 調至 0.85、開窗至 0.7，或將主要照明調至 0.8，再重新模擬目標區域的溫度、濕度與照度。候選動作分數定義為 baseline penalty 減去動作後預測 penalty，因此分數愈高代表模型預期改善愈大。</w:t>
+      </w:r>
+    </w:p>
+    <w:p>
+      <w:pPr>
+        <w:spacing w:before="0" w:after="0" w:line="360" w:lineRule="auto"/>
+      </w:pPr>
+      <w:r>
+        <w:t xml:space="preserve">comfort penalty 對每個因子使用目標值與容許範圍計算：若預測值落在容許範圍內，該因子 penalty 為 0；若超出容許範圍，則以超出量除以容許範圍後乘上對應權重。此設計避免微小偏差被過度懲罰，也使不同量綱的溫度、濕度與照度可被加總。需要注意的是，這裡的推薦排序屬於 model-based counterfactual simulation，並不等同於已完成實際控制驗證。</w:t>
       </w:r>
     </w:p>
     <w:p>
@@ -4253,6 +4309,14 @@
       </w:pPr>
       <w:r>
         <w:t xml:space="preserve">本研究建立 8 組標準情境，包含無設備作用、僅冷氣、僅開窗、僅照明、冷氣與窗戶、窗戶與照明、冷氣與照明，以及三者同時作用。每組情境均輸出場重建誤差、區域平均值、感測器校正效果、IDW baseline 比較、非連網裝置影響學習與推薦排序。</w:t>
+      </w:r>
+    </w:p>
+    <w:p>
+      <w:pPr>
+        <w:spacing w:before="0" w:after="0" w:line="360" w:lineRule="auto"/>
+      </w:pPr>
+      <w:r>
+        <w:t xml:space="preserve">表 5-1 的最佳推薦表示在目前 comfort target 與模型估測下，哪一個候選動作具有最高預測改善量。此表用來檢查推薦模組是否能依情境輸出合理排序，但仍屬模擬與反事實評估；若要宣稱推薦動作在真實房間中有效，需依 5.8 節所述介入式驗證方法量測實際改善量。</w:t>
       </w:r>
     </w:p>
     <w:p>
@@ -7014,23 +7078,31 @@
         <w:rPr>
           <w:b/>
         </w:rPr>
-        <w:t xml:space="preserve">5.8 公開資料集 Task-Aligned Benchmark 結果</w:t>
-      </w:r>
-    </w:p>
-    <w:p>
-      <w:pPr>
-        <w:spacing w:before="0" w:after="0" w:line="360" w:lineRule="auto"/>
-      </w:pPr>
-      <w:r>
-        <w:t xml:space="preserve">為驗證模型在非合成資料上的外部可比性，本研究以 SML2010 與 CU-BEMS 兩個公開資料集執行 task-aligned benchmark，並以 MAE、RMSE 與 Pearson Correlation 三項指標進行評估。MAE 衡量平均絕對誤差，RMSE 對尖峰偏差更敏感，Correlation 則反映模型是否能正確追蹤時序趨勢，三者共同提供較完整的評估視角。預測目標為下一個 15 分鐘或 60 分鐘時步的感測值，比較對象為 persistence（以上一時步值作預測）與 linear regression 兩個 baseline。</w:t>
-      </w:r>
-    </w:p>
-    <w:p>
-      <w:pPr>
-        <w:spacing w:before="0" w:after="0" w:line="360" w:lineRule="auto"/>
-      </w:pPr>
-      <w:r>
-        <w:t xml:space="preserve">表 5-6 列出 SML2010 benchmark 各任務三項指標的完整對比。</w:t>
+        <w:t xml:space="preserve">5.8 真實臥室快照驗證</w:t>
+      </w:r>
+    </w:p>
+    <w:p>
+      <w:pPr>
+        <w:spacing w:before="0" w:after="0" w:line="360" w:lineRule="auto"/>
+      </w:pPr>
+      <w:r>
+        <w:t xml:space="preserve">除 canonical synthetic benchmark 與 public task-aligned benchmark 外，本研究也將使用者提供的 bedroom_01 真實房間快照資料納入初步驗證。該房間尺寸為 4.0 m × 4.6 m × 3.2 m，包含壁掛式冷氣、東南向窗戶、主燈、桌燈、床、書桌與收納櫃。資料涵蓋 2026-04-14 至 2026-04-20 共 7 天，每天包含 09:00、15:00、22:00 與 02:00 四個快照，共 28 筆時間點。每筆快照提供 8 顆角落感測器的 temperature、humidity、illuminance 觀測、裝置 activation、外部邊界條件，以及 pillow 位置的參考觀測值。</w:t>
+      </w:r>
+    </w:p>
+    <w:p>
+      <w:pPr>
+        <w:spacing w:before="0" w:after="0" w:line="360" w:lineRule="auto"/>
+      </w:pPr>
+      <w:r>
+        <w:t xml:space="preserve">本節比較 raw reduced-order model 與套用 active-device power calibration + trilinear residual correction 後的估計結果。8 顆角落感測器觀測值用於校正，因此校正後 corner sensor MAE 為 0 是預期結果，代表模型與稀疏感測點一致，不能單獨解讀為 dense field validation。相對地，pillow 位置未參與校正，可作為獨立局部檢查點。結果顯示，pillow 位置的 MAE 由 raw model 的 temperature 0.8967°C、humidity 4.1286%、illuminance 358.6392 lux，下降至校正後的 0.1676°C、0.3939% 與 21.3753 lux，顯示同一套 sparse-sensor calibration 管線可實際吸收真實房間觀測並改善非感測點估計。</w:t>
+      </w:r>
+    </w:p>
+    <w:p>
+      <w:pPr>
+        <w:spacing w:before="0" w:after="0" w:line="360" w:lineRule="auto"/>
+      </w:pPr>
+      <w:r>
+        <w:t xml:space="preserve">另外，本研究在真實臥室資料中加入分時 comfort target。一般時段沿用 pillow 位置原始 comfort target；sleep_02_00 快照則將照度目標設為 0 lux，容許範圍為 5 lux，以避免將睡眠時合理的黑暗狀態誤判為不舒適。分時後 sleep segment 的平均 comfort penalty 為 0.0000，而最差 penalty 轉移至 morning segment，表示舒適度評分已能反映不同使用情境。</w:t>
       </w:r>
     </w:p>
     <w:tbl>
@@ -7057,7 +7129,7 @@
               <w:rPr>
                 <w:b/>
               </w:rPr>
-              <w:t xml:space="preserve">任務</w:t>
+              <w:t xml:space="preserve">比較項目</w:t>
             </w:r>
           </w:p>
         </w:tc>
@@ -7073,7 +7145,7 @@
               <w:rPr>
                 <w:b/>
               </w:rPr>
-              <w:t xml:space="preserve">視窗</w:t>
+              <w:t xml:space="preserve">Temp. MAE</w:t>
             </w:r>
           </w:p>
         </w:tc>
@@ -7089,7 +7161,7 @@
               <w:rPr>
                 <w:b/>
               </w:rPr>
-              <w:t xml:space="preserve">目標</w:t>
+              <w:t xml:space="preserve">Hum. MAE</w:t>
             </w:r>
           </w:p>
         </w:tc>
@@ -7105,7 +7177,7 @@
               <w:rPr>
                 <w:b/>
               </w:rPr>
-              <w:t xml:space="preserve">指標</w:t>
+              <w:t xml:space="preserve">Illum. MAE</w:t>
             </w:r>
           </w:p>
         </w:tc>
@@ -7121,39 +7193,7 @@
               <w:rPr>
                 <w:b/>
               </w:rPr>
-              <w:t xml:space="preserve">Persistence</w:t>
-            </w:r>
-          </w:p>
-        </w:tc>
-        <w:tc>
-          <w:tcPr>
-            <w:tcW w:w="2200" w:type="dxa"/>
-          </w:tcPr>
-          <w:p>
-            <w:pPr>
-              <w:spacing w:before="0" w:after="0" w:line="360" w:lineRule="auto"/>
-            </w:pPr>
-            <w:r>
-              <w:rPr>
-                <w:b/>
-              </w:rPr>
-              <w:t xml:space="preserve">Linear Reg</w:t>
-            </w:r>
-          </w:p>
-        </w:tc>
-        <w:tc>
-          <w:tcPr>
-            <w:tcW w:w="2200" w:type="dxa"/>
-          </w:tcPr>
-          <w:p>
-            <w:pPr>
-              <w:spacing w:before="0" w:after="0" w:line="360" w:lineRule="auto"/>
-            </w:pPr>
-            <w:r>
-              <w:rPr>
-                <w:b/>
-              </w:rPr>
-              <w:t xml:space="preserve">本研究</w:t>
+              <w:t xml:space="preserve">Comfort penalty</w:t>
             </w:r>
           </w:p>
         </w:tc>
@@ -7168,85 +7208,59 @@
               <w:spacing w:before="0" w:after="0" w:line="360" w:lineRule="auto"/>
             </w:pPr>
             <w:r>
-              <w:t xml:space="preserve">S1 照度</w:t>
-            </w:r>
-          </w:p>
-        </w:tc>
-        <w:tc>
-          <w:tcPr>
-            <w:tcW w:w="2200" w:type="dxa"/>
-          </w:tcPr>
-          <w:p>
-            <w:pPr>
-              <w:spacing w:before="0" w:after="0" w:line="360" w:lineRule="auto"/>
-            </w:pPr>
-            <w:r>
-              <w:t xml:space="preserve">15min</w:t>
-            </w:r>
-          </w:p>
-        </w:tc>
-        <w:tc>
-          <w:tcPr>
-            <w:tcW w:w="2200" w:type="dxa"/>
-          </w:tcPr>
-          <w:p>
-            <w:pPr>
-              <w:spacing w:before="0" w:after="0" w:line="360" w:lineRule="auto"/>
-            </w:pPr>
-            <w:r>
-              <w:t xml:space="preserve">dining_illuminance</w:t>
-            </w:r>
-          </w:p>
-        </w:tc>
-        <w:tc>
-          <w:tcPr>
-            <w:tcW w:w="2200" w:type="dxa"/>
-          </w:tcPr>
-          <w:p>
-            <w:pPr>
-              <w:spacing w:before="0" w:after="0" w:line="360" w:lineRule="auto"/>
-            </w:pPr>
-            <w:r>
-              <w:t xml:space="preserve">MAE</w:t>
-            </w:r>
-          </w:p>
-        </w:tc>
-        <w:tc>
-          <w:tcPr>
-            <w:tcW w:w="2200" w:type="dxa"/>
-          </w:tcPr>
-          <w:p>
-            <w:pPr>
-              <w:spacing w:before="0" w:after="0" w:line="360" w:lineRule="auto"/>
-            </w:pPr>
-            <w:r>
-              <w:t xml:space="preserve">3.418</w:t>
-            </w:r>
-          </w:p>
-        </w:tc>
-        <w:tc>
-          <w:tcPr>
-            <w:tcW w:w="2200" w:type="dxa"/>
-          </w:tcPr>
-          <w:p>
-            <w:pPr>
-              <w:spacing w:before="0" w:after="0" w:line="360" w:lineRule="auto"/>
-            </w:pPr>
-            <w:r>
-              <w:t xml:space="preserve">4.023</w:t>
-            </w:r>
-          </w:p>
-        </w:tc>
-        <w:tc>
-          <w:tcPr>
-            <w:tcW w:w="2200" w:type="dxa"/>
-          </w:tcPr>
-          <w:p>
-            <w:pPr>
-              <w:spacing w:before="0" w:after="0" w:line="360" w:lineRule="auto"/>
-            </w:pPr>
-            <w:r>
-              <w:t xml:space="preserve">5.346</w:t>
+              <w:t xml:space="preserve">Raw pillow all</w:t>
+            </w:r>
+          </w:p>
+        </w:tc>
+        <w:tc>
+          <w:tcPr>
+            <w:tcW w:w="2200" w:type="dxa"/>
+          </w:tcPr>
+          <w:p>
+            <w:pPr>
+              <w:spacing w:before="0" w:after="0" w:line="360" w:lineRule="auto"/>
+            </w:pPr>
+            <w:r>
+              <w:t xml:space="preserve">0.8967</w:t>
+            </w:r>
+          </w:p>
+        </w:tc>
+        <w:tc>
+          <w:tcPr>
+            <w:tcW w:w="2200" w:type="dxa"/>
+          </w:tcPr>
+          <w:p>
+            <w:pPr>
+              <w:spacing w:before="0" w:after="0" w:line="360" w:lineRule="auto"/>
+            </w:pPr>
+            <w:r>
+              <w:t xml:space="preserve">4.1286</w:t>
+            </w:r>
+          </w:p>
+        </w:tc>
+        <w:tc>
+          <w:tcPr>
+            <w:tcW w:w="2200" w:type="dxa"/>
+          </w:tcPr>
+          <w:p>
+            <w:pPr>
+              <w:spacing w:before="0" w:after="0" w:line="360" w:lineRule="auto"/>
+            </w:pPr>
+            <w:r>
+              <w:t xml:space="preserve">358.6392</w:t>
+            </w:r>
+          </w:p>
+        </w:tc>
+        <w:tc>
+          <w:tcPr>
+            <w:tcW w:w="2200" w:type="dxa"/>
+          </w:tcPr>
+          <w:p>
+            <w:pPr>
+              <w:spacing w:before="0" w:after="0" w:line="360" w:lineRule="auto"/>
+            </w:pPr>
+            <w:r>
+              <w:t xml:space="preserve">--</w:t>
             </w:r>
           </w:p>
         </w:tc>
@@ -7261,85 +7275,59 @@
               <w:spacing w:before="0" w:after="0" w:line="360" w:lineRule="auto"/>
             </w:pPr>
             <w:r>
-              <w:t xml:space="preserve">S1 照度</w:t>
-            </w:r>
-          </w:p>
-        </w:tc>
-        <w:tc>
-          <w:tcPr>
-            <w:tcW w:w="2200" w:type="dxa"/>
-          </w:tcPr>
-          <w:p>
-            <w:pPr>
-              <w:spacing w:before="0" w:after="0" w:line="360" w:lineRule="auto"/>
-            </w:pPr>
-            <w:r>
-              <w:t xml:space="preserve">15min</w:t>
-            </w:r>
-          </w:p>
-        </w:tc>
-        <w:tc>
-          <w:tcPr>
-            <w:tcW w:w="2200" w:type="dxa"/>
-          </w:tcPr>
-          <w:p>
-            <w:pPr>
-              <w:spacing w:before="0" w:after="0" w:line="360" w:lineRule="auto"/>
-            </w:pPr>
-            <w:r>
-              <w:t xml:space="preserve">dining_illuminance</w:t>
-            </w:r>
-          </w:p>
-        </w:tc>
-        <w:tc>
-          <w:tcPr>
-            <w:tcW w:w="2200" w:type="dxa"/>
-          </w:tcPr>
-          <w:p>
-            <w:pPr>
-              <w:spacing w:before="0" w:after="0" w:line="360" w:lineRule="auto"/>
-            </w:pPr>
-            <w:r>
-              <w:t xml:space="preserve">RMSE</w:t>
-            </w:r>
-          </w:p>
-        </w:tc>
-        <w:tc>
-          <w:tcPr>
-            <w:tcW w:w="2200" w:type="dxa"/>
-          </w:tcPr>
-          <w:p>
-            <w:pPr>
-              <w:spacing w:before="0" w:after="0" w:line="360" w:lineRule="auto"/>
-            </w:pPr>
-            <w:r>
-              <w:t xml:space="preserve">8.074</w:t>
-            </w:r>
-          </w:p>
-        </w:tc>
-        <w:tc>
-          <w:tcPr>
-            <w:tcW w:w="2200" w:type="dxa"/>
-          </w:tcPr>
-          <w:p>
-            <w:pPr>
-              <w:spacing w:before="0" w:after="0" w:line="360" w:lineRule="auto"/>
-            </w:pPr>
-            <w:r>
-              <w:t xml:space="preserve">8.194</w:t>
-            </w:r>
-          </w:p>
-        </w:tc>
-        <w:tc>
-          <w:tcPr>
-            <w:tcW w:w="2200" w:type="dxa"/>
-          </w:tcPr>
-          <w:p>
-            <w:pPr>
-              <w:spacing w:before="0" w:after="0" w:line="360" w:lineRule="auto"/>
-            </w:pPr>
-            <w:r>
-              <w:t xml:space="preserve">9.986</w:t>
+              <w:t xml:space="preserve">Corrected pillow all</w:t>
+            </w:r>
+          </w:p>
+        </w:tc>
+        <w:tc>
+          <w:tcPr>
+            <w:tcW w:w="2200" w:type="dxa"/>
+          </w:tcPr>
+          <w:p>
+            <w:pPr>
+              <w:spacing w:before="0" w:after="0" w:line="360" w:lineRule="auto"/>
+            </w:pPr>
+            <w:r>
+              <w:t xml:space="preserve">0.1676</w:t>
+            </w:r>
+          </w:p>
+        </w:tc>
+        <w:tc>
+          <w:tcPr>
+            <w:tcW w:w="2200" w:type="dxa"/>
+          </w:tcPr>
+          <w:p>
+            <w:pPr>
+              <w:spacing w:before="0" w:after="0" w:line="360" w:lineRule="auto"/>
+            </w:pPr>
+            <w:r>
+              <w:t xml:space="preserve">0.3939</w:t>
+            </w:r>
+          </w:p>
+        </w:tc>
+        <w:tc>
+          <w:tcPr>
+            <w:tcW w:w="2200" w:type="dxa"/>
+          </w:tcPr>
+          <w:p>
+            <w:pPr>
+              <w:spacing w:before="0" w:after="0" w:line="360" w:lineRule="auto"/>
+            </w:pPr>
+            <w:r>
+              <w:t xml:space="preserve">21.3753</w:t>
+            </w:r>
+          </w:p>
+        </w:tc>
+        <w:tc>
+          <w:tcPr>
+            <w:tcW w:w="2200" w:type="dxa"/>
+          </w:tcPr>
+          <w:p>
+            <w:pPr>
+              <w:spacing w:before="0" w:after="0" w:line="360" w:lineRule="auto"/>
+            </w:pPr>
+            <w:r>
+              <w:t xml:space="preserve">0.1052</w:t>
             </w:r>
           </w:p>
         </w:tc>
@@ -7354,85 +7342,59 @@
               <w:spacing w:before="0" w:after="0" w:line="360" w:lineRule="auto"/>
             </w:pPr>
             <w:r>
-              <w:t xml:space="preserve">S1 照度</w:t>
-            </w:r>
-          </w:p>
-        </w:tc>
-        <w:tc>
-          <w:tcPr>
-            <w:tcW w:w="2200" w:type="dxa"/>
-          </w:tcPr>
-          <w:p>
-            <w:pPr>
-              <w:spacing w:before="0" w:after="0" w:line="360" w:lineRule="auto"/>
-            </w:pPr>
-            <w:r>
-              <w:t xml:space="preserve">15min</w:t>
-            </w:r>
-          </w:p>
-        </w:tc>
-        <w:tc>
-          <w:tcPr>
-            <w:tcW w:w="2200" w:type="dxa"/>
-          </w:tcPr>
-          <w:p>
-            <w:pPr>
-              <w:spacing w:before="0" w:after="0" w:line="360" w:lineRule="auto"/>
-            </w:pPr>
-            <w:r>
-              <w:t xml:space="preserve">dining_illuminance</w:t>
-            </w:r>
-          </w:p>
-        </w:tc>
-        <w:tc>
-          <w:tcPr>
-            <w:tcW w:w="2200" w:type="dxa"/>
-          </w:tcPr>
-          <w:p>
-            <w:pPr>
-              <w:spacing w:before="0" w:after="0" w:line="360" w:lineRule="auto"/>
-            </w:pPr>
-            <w:r>
-              <w:t xml:space="preserve">Corr</w:t>
-            </w:r>
-          </w:p>
-        </w:tc>
-        <w:tc>
-          <w:tcPr>
-            <w:tcW w:w="2200" w:type="dxa"/>
-          </w:tcPr>
-          <w:p>
-            <w:pPr>
-              <w:spacing w:before="0" w:after="0" w:line="360" w:lineRule="auto"/>
-            </w:pPr>
-            <w:r>
-              <w:t xml:space="preserve">0.963</w:t>
-            </w:r>
-          </w:p>
-        </w:tc>
-        <w:tc>
-          <w:tcPr>
-            <w:tcW w:w="2200" w:type="dxa"/>
-          </w:tcPr>
-          <w:p>
-            <w:pPr>
-              <w:spacing w:before="0" w:after="0" w:line="360" w:lineRule="auto"/>
-            </w:pPr>
-            <w:r>
-              <w:t xml:space="preserve">0.966</w:t>
-            </w:r>
-          </w:p>
-        </w:tc>
-        <w:tc>
-          <w:tcPr>
-            <w:tcW w:w="2200" w:type="dxa"/>
-          </w:tcPr>
-          <w:p>
-            <w:pPr>
-              <w:spacing w:before="0" w:after="0" w:line="360" w:lineRule="auto"/>
-            </w:pPr>
-            <w:r>
-              <w:t xml:space="preserve">0.957</w:t>
+              <w:t xml:space="preserve">Corrected morning</w:t>
+            </w:r>
+          </w:p>
+        </w:tc>
+        <w:tc>
+          <w:tcPr>
+            <w:tcW w:w="2200" w:type="dxa"/>
+          </w:tcPr>
+          <w:p>
+            <w:pPr>
+              <w:spacing w:before="0" w:after="0" w:line="360" w:lineRule="auto"/>
+            </w:pPr>
+            <w:r>
+              <w:t xml:space="preserve">0.2372</w:t>
+            </w:r>
+          </w:p>
+        </w:tc>
+        <w:tc>
+          <w:tcPr>
+            <w:tcW w:w="2200" w:type="dxa"/>
+          </w:tcPr>
+          <w:p>
+            <w:pPr>
+              <w:spacing w:before="0" w:after="0" w:line="360" w:lineRule="auto"/>
+            </w:pPr>
+            <w:r>
+              <w:t xml:space="preserve">0.3695</w:t>
+            </w:r>
+          </w:p>
+        </w:tc>
+        <w:tc>
+          <w:tcPr>
+            <w:tcW w:w="2200" w:type="dxa"/>
+          </w:tcPr>
+          <w:p>
+            <w:pPr>
+              <w:spacing w:before="0" w:after="0" w:line="360" w:lineRule="auto"/>
+            </w:pPr>
+            <w:r>
+              <w:t xml:space="preserve">8.6247</w:t>
+            </w:r>
+          </w:p>
+        </w:tc>
+        <w:tc>
+          <w:tcPr>
+            <w:tcW w:w="2200" w:type="dxa"/>
+          </w:tcPr>
+          <w:p>
+            <w:pPr>
+              <w:spacing w:before="0" w:after="0" w:line="360" w:lineRule="auto"/>
+            </w:pPr>
+            <w:r>
+              <w:t xml:space="preserve">0.2371</w:t>
             </w:r>
           </w:p>
         </w:tc>
@@ -7447,85 +7409,59 @@
               <w:spacing w:before="0" w:after="0" w:line="360" w:lineRule="auto"/>
             </w:pPr>
             <w:r>
-              <w:t xml:space="preserve">S2 溫度</w:t>
-            </w:r>
-          </w:p>
-        </w:tc>
-        <w:tc>
-          <w:tcPr>
-            <w:tcW w:w="2200" w:type="dxa"/>
-          </w:tcPr>
-          <w:p>
-            <w:pPr>
-              <w:spacing w:before="0" w:after="0" w:line="360" w:lineRule="auto"/>
-            </w:pPr>
-            <w:r>
-              <w:t xml:space="preserve">15min</w:t>
-            </w:r>
-          </w:p>
-        </w:tc>
-        <w:tc>
-          <w:tcPr>
-            <w:tcW w:w="2200" w:type="dxa"/>
-          </w:tcPr>
-          <w:p>
-            <w:pPr>
-              <w:spacing w:before="0" w:after="0" w:line="360" w:lineRule="auto"/>
-            </w:pPr>
-            <w:r>
-              <w:t xml:space="preserve">dining_temperature</w:t>
-            </w:r>
-          </w:p>
-        </w:tc>
-        <w:tc>
-          <w:tcPr>
-            <w:tcW w:w="2200" w:type="dxa"/>
-          </w:tcPr>
-          <w:p>
-            <w:pPr>
-              <w:spacing w:before="0" w:after="0" w:line="360" w:lineRule="auto"/>
-            </w:pPr>
-            <w:r>
-              <w:t xml:space="preserve">MAE</w:t>
-            </w:r>
-          </w:p>
-        </w:tc>
-        <w:tc>
-          <w:tcPr>
-            <w:tcW w:w="2200" w:type="dxa"/>
-          </w:tcPr>
-          <w:p>
-            <w:pPr>
-              <w:spacing w:before="0" w:after="0" w:line="360" w:lineRule="auto"/>
-            </w:pPr>
-            <w:r>
-              <w:t xml:space="preserve">0.118</w:t>
-            </w:r>
-          </w:p>
-        </w:tc>
-        <w:tc>
-          <w:tcPr>
-            <w:tcW w:w="2200" w:type="dxa"/>
-          </w:tcPr>
-          <w:p>
-            <w:pPr>
-              <w:spacing w:before="0" w:after="0" w:line="360" w:lineRule="auto"/>
-            </w:pPr>
-            <w:r>
-              <w:t xml:space="preserve">0.043</w:t>
-            </w:r>
-          </w:p>
-        </w:tc>
-        <w:tc>
-          <w:tcPr>
-            <w:tcW w:w="2200" w:type="dxa"/>
-          </w:tcPr>
-          <w:p>
-            <w:pPr>
-              <w:spacing w:before="0" w:after="0" w:line="360" w:lineRule="auto"/>
-            </w:pPr>
-            <w:r>
-              <w:t xml:space="preserve">0.073</w:t>
+              <w:t xml:space="preserve">Corrected afternoon</w:t>
+            </w:r>
+          </w:p>
+        </w:tc>
+        <w:tc>
+          <w:tcPr>
+            <w:tcW w:w="2200" w:type="dxa"/>
+          </w:tcPr>
+          <w:p>
+            <w:pPr>
+              <w:spacing w:before="0" w:after="0" w:line="360" w:lineRule="auto"/>
+            </w:pPr>
+            <w:r>
+              <w:t xml:space="preserve">0.1358</w:t>
+            </w:r>
+          </w:p>
+        </w:tc>
+        <w:tc>
+          <w:tcPr>
+            <w:tcW w:w="2200" w:type="dxa"/>
+          </w:tcPr>
+          <w:p>
+            <w:pPr>
+              <w:spacing w:before="0" w:after="0" w:line="360" w:lineRule="auto"/>
+            </w:pPr>
+            <w:r>
+              <w:t xml:space="preserve">0.4890</w:t>
+            </w:r>
+          </w:p>
+        </w:tc>
+        <w:tc>
+          <w:tcPr>
+            <w:tcW w:w="2200" w:type="dxa"/>
+          </w:tcPr>
+          <w:p>
+            <w:pPr>
+              <w:spacing w:before="0" w:after="0" w:line="360" w:lineRule="auto"/>
+            </w:pPr>
+            <w:r>
+              <w:t xml:space="preserve">11.2235</w:t>
+            </w:r>
+          </w:p>
+        </w:tc>
+        <w:tc>
+          <w:tcPr>
+            <w:tcW w:w="2200" w:type="dxa"/>
+          </w:tcPr>
+          <w:p>
+            <w:pPr>
+              <w:spacing w:before="0" w:after="0" w:line="360" w:lineRule="auto"/>
+            </w:pPr>
+            <w:r>
+              <w:t xml:space="preserve">0.0812</w:t>
             </w:r>
           </w:p>
         </w:tc>
@@ -7540,85 +7476,59 @@
               <w:spacing w:before="0" w:after="0" w:line="360" w:lineRule="auto"/>
             </w:pPr>
             <w:r>
-              <w:t xml:space="preserve">S2 溫度</w:t>
-            </w:r>
-          </w:p>
-        </w:tc>
-        <w:tc>
-          <w:tcPr>
-            <w:tcW w:w="2200" w:type="dxa"/>
-          </w:tcPr>
-          <w:p>
-            <w:pPr>
-              <w:spacing w:before="0" w:after="0" w:line="360" w:lineRule="auto"/>
-            </w:pPr>
-            <w:r>
-              <w:t xml:space="preserve">15min</w:t>
-            </w:r>
-          </w:p>
-        </w:tc>
-        <w:tc>
-          <w:tcPr>
-            <w:tcW w:w="2200" w:type="dxa"/>
-          </w:tcPr>
-          <w:p>
-            <w:pPr>
-              <w:spacing w:before="0" w:after="0" w:line="360" w:lineRule="auto"/>
-            </w:pPr>
-            <w:r>
-              <w:t xml:space="preserve">dining_temperature</w:t>
-            </w:r>
-          </w:p>
-        </w:tc>
-        <w:tc>
-          <w:tcPr>
-            <w:tcW w:w="2200" w:type="dxa"/>
-          </w:tcPr>
-          <w:p>
-            <w:pPr>
-              <w:spacing w:before="0" w:after="0" w:line="360" w:lineRule="auto"/>
-            </w:pPr>
-            <w:r>
-              <w:t xml:space="preserve">RMSE</w:t>
-            </w:r>
-          </w:p>
-        </w:tc>
-        <w:tc>
-          <w:tcPr>
-            <w:tcW w:w="2200" w:type="dxa"/>
-          </w:tcPr>
-          <w:p>
-            <w:pPr>
-              <w:spacing w:before="0" w:after="0" w:line="360" w:lineRule="auto"/>
-            </w:pPr>
-            <w:r>
-              <w:t xml:space="preserve">0.135</w:t>
-            </w:r>
-          </w:p>
-        </w:tc>
-        <w:tc>
-          <w:tcPr>
-            <w:tcW w:w="2200" w:type="dxa"/>
-          </w:tcPr>
-          <w:p>
-            <w:pPr>
-              <w:spacing w:before="0" w:after="0" w:line="360" w:lineRule="auto"/>
-            </w:pPr>
-            <w:r>
-              <w:t xml:space="preserve">0.056</w:t>
-            </w:r>
-          </w:p>
-        </w:tc>
-        <w:tc>
-          <w:tcPr>
-            <w:tcW w:w="2200" w:type="dxa"/>
-          </w:tcPr>
-          <w:p>
-            <w:pPr>
-              <w:spacing w:before="0" w:after="0" w:line="360" w:lineRule="auto"/>
-            </w:pPr>
-            <w:r>
-              <w:t xml:space="preserve">0.089</w:t>
+              <w:t xml:space="preserve">Corrected night</w:t>
+            </w:r>
+          </w:p>
+        </w:tc>
+        <w:tc>
+          <w:tcPr>
+            <w:tcW w:w="2200" w:type="dxa"/>
+          </w:tcPr>
+          <w:p>
+            <w:pPr>
+              <w:spacing w:before="0" w:after="0" w:line="360" w:lineRule="auto"/>
+            </w:pPr>
+            <w:r>
+              <w:t xml:space="preserve">0.0913</w:t>
+            </w:r>
+          </w:p>
+        </w:tc>
+        <w:tc>
+          <w:tcPr>
+            <w:tcW w:w="2200" w:type="dxa"/>
+          </w:tcPr>
+          <w:p>
+            <w:pPr>
+              <w:spacing w:before="0" w:after="0" w:line="360" w:lineRule="auto"/>
+            </w:pPr>
+            <w:r>
+              <w:t xml:space="preserve">0.2193</w:t>
+            </w:r>
+          </w:p>
+        </w:tc>
+        <w:tc>
+          <w:tcPr>
+            <w:tcW w:w="2200" w:type="dxa"/>
+          </w:tcPr>
+          <w:p>
+            <w:pPr>
+              <w:spacing w:before="0" w:after="0" w:line="360" w:lineRule="auto"/>
+            </w:pPr>
+            <w:r>
+              <w:t xml:space="preserve">65.6203</w:t>
+            </w:r>
+          </w:p>
+        </w:tc>
+        <w:tc>
+          <w:tcPr>
+            <w:tcW w:w="2200" w:type="dxa"/>
+          </w:tcPr>
+          <w:p>
+            <w:pPr>
+              <w:spacing w:before="0" w:after="0" w:line="360" w:lineRule="auto"/>
+            </w:pPr>
+            <w:r>
+              <w:t xml:space="preserve">0.1024</w:t>
             </w:r>
           </w:p>
         </w:tc>
@@ -7633,2038 +7543,59 @@
               <w:spacing w:before="0" w:after="0" w:line="360" w:lineRule="auto"/>
             </w:pPr>
             <w:r>
-              <w:t xml:space="preserve">S2 溫度</w:t>
-            </w:r>
-          </w:p>
-        </w:tc>
-        <w:tc>
-          <w:tcPr>
-            <w:tcW w:w="2200" w:type="dxa"/>
-          </w:tcPr>
-          <w:p>
-            <w:pPr>
-              <w:spacing w:before="0" w:after="0" w:line="360" w:lineRule="auto"/>
-            </w:pPr>
-            <w:r>
-              <w:t xml:space="preserve">15min</w:t>
-            </w:r>
-          </w:p>
-        </w:tc>
-        <w:tc>
-          <w:tcPr>
-            <w:tcW w:w="2200" w:type="dxa"/>
-          </w:tcPr>
-          <w:p>
-            <w:pPr>
-              <w:spacing w:before="0" w:after="0" w:line="360" w:lineRule="auto"/>
-            </w:pPr>
-            <w:r>
-              <w:t xml:space="preserve">dining_temperature</w:t>
-            </w:r>
-          </w:p>
-        </w:tc>
-        <w:tc>
-          <w:tcPr>
-            <w:tcW w:w="2200" w:type="dxa"/>
-          </w:tcPr>
-          <w:p>
-            <w:pPr>
-              <w:spacing w:before="0" w:after="0" w:line="360" w:lineRule="auto"/>
-            </w:pPr>
-            <w:r>
-              <w:t xml:space="preserve">Corr</w:t>
-            </w:r>
-          </w:p>
-        </w:tc>
-        <w:tc>
-          <w:tcPr>
-            <w:tcW w:w="2200" w:type="dxa"/>
-          </w:tcPr>
-          <w:p>
-            <w:pPr>
-              <w:spacing w:before="0" w:after="0" w:line="360" w:lineRule="auto"/>
-            </w:pPr>
-            <w:r>
-              <w:t xml:space="preserve">0.999</w:t>
-            </w:r>
-          </w:p>
-        </w:tc>
-        <w:tc>
-          <w:tcPr>
-            <w:tcW w:w="2200" w:type="dxa"/>
-          </w:tcPr>
-          <w:p>
-            <w:pPr>
-              <w:spacing w:before="0" w:after="0" w:line="360" w:lineRule="auto"/>
-            </w:pPr>
-            <w:r>
-              <w:t xml:space="preserve">1.000</w:t>
-            </w:r>
-          </w:p>
-        </w:tc>
-        <w:tc>
-          <w:tcPr>
-            <w:tcW w:w="2200" w:type="dxa"/>
-          </w:tcPr>
-          <w:p>
-            <w:pPr>
-              <w:spacing w:before="0" w:after="0" w:line="360" w:lineRule="auto"/>
-            </w:pPr>
-            <w:r>
-              <w:t xml:space="preserve">0.999</w:t>
-            </w:r>
-          </w:p>
-        </w:tc>
-      </w:tr>
-      <w:tr>
-        <w:tc>
-          <w:tcPr>
-            <w:tcW w:w="2200" w:type="dxa"/>
-          </w:tcPr>
-          <w:p>
-            <w:pPr>
-              <w:spacing w:before="0" w:after="0" w:line="360" w:lineRule="auto"/>
-            </w:pPr>
-            <w:r>
-              <w:t xml:space="preserve">S2 濕度</w:t>
-            </w:r>
-          </w:p>
-        </w:tc>
-        <w:tc>
-          <w:tcPr>
-            <w:tcW w:w="2200" w:type="dxa"/>
-          </w:tcPr>
-          <w:p>
-            <w:pPr>
-              <w:spacing w:before="0" w:after="0" w:line="360" w:lineRule="auto"/>
-            </w:pPr>
-            <w:r>
-              <w:t xml:space="preserve">15min</w:t>
-            </w:r>
-          </w:p>
-        </w:tc>
-        <w:tc>
-          <w:tcPr>
-            <w:tcW w:w="2200" w:type="dxa"/>
-          </w:tcPr>
-          <w:p>
-            <w:pPr>
-              <w:spacing w:before="0" w:after="0" w:line="360" w:lineRule="auto"/>
-            </w:pPr>
-            <w:r>
-              <w:t xml:space="preserve">dining_humidity</w:t>
-            </w:r>
-          </w:p>
-        </w:tc>
-        <w:tc>
-          <w:tcPr>
-            <w:tcW w:w="2200" w:type="dxa"/>
-          </w:tcPr>
-          <w:p>
-            <w:pPr>
-              <w:spacing w:before="0" w:after="0" w:line="360" w:lineRule="auto"/>
-            </w:pPr>
-            <w:r>
-              <w:t xml:space="preserve">MAE</w:t>
-            </w:r>
-          </w:p>
-        </w:tc>
-        <w:tc>
-          <w:tcPr>
-            <w:tcW w:w="2200" w:type="dxa"/>
-          </w:tcPr>
-          <w:p>
-            <w:pPr>
-              <w:spacing w:before="0" w:after="0" w:line="360" w:lineRule="auto"/>
-            </w:pPr>
-            <w:r>
-              <w:t xml:space="preserve">0.198</w:t>
-            </w:r>
-          </w:p>
-        </w:tc>
-        <w:tc>
-          <w:tcPr>
-            <w:tcW w:w="2200" w:type="dxa"/>
-          </w:tcPr>
-          <w:p>
-            <w:pPr>
-              <w:spacing w:before="0" w:after="0" w:line="360" w:lineRule="auto"/>
-            </w:pPr>
-            <w:r>
-              <w:t xml:space="preserve">0.209</w:t>
-            </w:r>
-          </w:p>
-        </w:tc>
-        <w:tc>
-          <w:tcPr>
-            <w:tcW w:w="2200" w:type="dxa"/>
-          </w:tcPr>
-          <w:p>
-            <w:pPr>
-              <w:spacing w:before="0" w:after="0" w:line="360" w:lineRule="auto"/>
-            </w:pPr>
-            <w:r>
-              <w:t xml:space="preserve">0.832</w:t>
-            </w:r>
-          </w:p>
-        </w:tc>
-      </w:tr>
-      <w:tr>
-        <w:tc>
-          <w:tcPr>
-            <w:tcW w:w="2200" w:type="dxa"/>
-          </w:tcPr>
-          <w:p>
-            <w:pPr>
-              <w:spacing w:before="0" w:after="0" w:line="360" w:lineRule="auto"/>
-            </w:pPr>
-            <w:r>
-              <w:t xml:space="preserve">S2 濕度</w:t>
-            </w:r>
-          </w:p>
-        </w:tc>
-        <w:tc>
-          <w:tcPr>
-            <w:tcW w:w="2200" w:type="dxa"/>
-          </w:tcPr>
-          <w:p>
-            <w:pPr>
-              <w:spacing w:before="0" w:after="0" w:line="360" w:lineRule="auto"/>
-            </w:pPr>
-            <w:r>
-              <w:t xml:space="preserve">15min</w:t>
-            </w:r>
-          </w:p>
-        </w:tc>
-        <w:tc>
-          <w:tcPr>
-            <w:tcW w:w="2200" w:type="dxa"/>
-          </w:tcPr>
-          <w:p>
-            <w:pPr>
-              <w:spacing w:before="0" w:after="0" w:line="360" w:lineRule="auto"/>
-            </w:pPr>
-            <w:r>
-              <w:t xml:space="preserve">dining_humidity</w:t>
-            </w:r>
-          </w:p>
-        </w:tc>
-        <w:tc>
-          <w:tcPr>
-            <w:tcW w:w="2200" w:type="dxa"/>
-          </w:tcPr>
-          <w:p>
-            <w:pPr>
-              <w:spacing w:before="0" w:after="0" w:line="360" w:lineRule="auto"/>
-            </w:pPr>
-            <w:r>
-              <w:t xml:space="preserve">RMSE</w:t>
-            </w:r>
-          </w:p>
-        </w:tc>
-        <w:tc>
-          <w:tcPr>
-            <w:tcW w:w="2200" w:type="dxa"/>
-          </w:tcPr>
-          <w:p>
-            <w:pPr>
-              <w:spacing w:before="0" w:after="0" w:line="360" w:lineRule="auto"/>
-            </w:pPr>
-            <w:r>
-              <w:t xml:space="preserve">0.304</w:t>
-            </w:r>
-          </w:p>
-        </w:tc>
-        <w:tc>
-          <w:tcPr>
-            <w:tcW w:w="2200" w:type="dxa"/>
-          </w:tcPr>
-          <w:p>
-            <w:pPr>
-              <w:spacing w:before="0" w:after="0" w:line="360" w:lineRule="auto"/>
-            </w:pPr>
-            <w:r>
-              <w:t xml:space="preserve">0.316</w:t>
-            </w:r>
-          </w:p>
-        </w:tc>
-        <w:tc>
-          <w:tcPr>
-            <w:tcW w:w="2200" w:type="dxa"/>
-          </w:tcPr>
-          <w:p>
-            <w:pPr>
-              <w:spacing w:before="0" w:after="0" w:line="360" w:lineRule="auto"/>
-            </w:pPr>
-            <w:r>
-              <w:t xml:space="preserve">1.026</w:t>
-            </w:r>
-          </w:p>
-        </w:tc>
-      </w:tr>
-      <w:tr>
-        <w:tc>
-          <w:tcPr>
-            <w:tcW w:w="2200" w:type="dxa"/>
-          </w:tcPr>
-          <w:p>
-            <w:pPr>
-              <w:spacing w:before="0" w:after="0" w:line="360" w:lineRule="auto"/>
-            </w:pPr>
-            <w:r>
-              <w:t xml:space="preserve">S2 濕度</w:t>
-            </w:r>
-          </w:p>
-        </w:tc>
-        <w:tc>
-          <w:tcPr>
-            <w:tcW w:w="2200" w:type="dxa"/>
-          </w:tcPr>
-          <w:p>
-            <w:pPr>
-              <w:spacing w:before="0" w:after="0" w:line="360" w:lineRule="auto"/>
-            </w:pPr>
-            <w:r>
-              <w:t xml:space="preserve">15min</w:t>
-            </w:r>
-          </w:p>
-        </w:tc>
-        <w:tc>
-          <w:tcPr>
-            <w:tcW w:w="2200" w:type="dxa"/>
-          </w:tcPr>
-          <w:p>
-            <w:pPr>
-              <w:spacing w:before="0" w:after="0" w:line="360" w:lineRule="auto"/>
-            </w:pPr>
-            <w:r>
-              <w:t xml:space="preserve">dining_humidity</w:t>
-            </w:r>
-          </w:p>
-        </w:tc>
-        <w:tc>
-          <w:tcPr>
-            <w:tcW w:w="2200" w:type="dxa"/>
-          </w:tcPr>
-          <w:p>
-            <w:pPr>
-              <w:spacing w:before="0" w:after="0" w:line="360" w:lineRule="auto"/>
-            </w:pPr>
-            <w:r>
-              <w:t xml:space="preserve">Corr</w:t>
-            </w:r>
-          </w:p>
-        </w:tc>
-        <w:tc>
-          <w:tcPr>
-            <w:tcW w:w="2200" w:type="dxa"/>
-          </w:tcPr>
-          <w:p>
-            <w:pPr>
-              <w:spacing w:before="0" w:after="0" w:line="360" w:lineRule="auto"/>
-            </w:pPr>
-            <w:r>
-              <w:t xml:space="preserve">0.998</w:t>
-            </w:r>
-          </w:p>
-        </w:tc>
-        <w:tc>
-          <w:tcPr>
-            <w:tcW w:w="2200" w:type="dxa"/>
-          </w:tcPr>
-          <w:p>
-            <w:pPr>
-              <w:spacing w:before="0" w:after="0" w:line="360" w:lineRule="auto"/>
-            </w:pPr>
-            <w:r>
-              <w:t xml:space="preserve">0.998</w:t>
-            </w:r>
-          </w:p>
-        </w:tc>
-        <w:tc>
-          <w:tcPr>
-            <w:tcW w:w="2200" w:type="dxa"/>
-          </w:tcPr>
-          <w:p>
-            <w:pPr>
-              <w:spacing w:before="0" w:after="0" w:line="360" w:lineRule="auto"/>
-            </w:pPr>
-            <w:r>
-              <w:t xml:space="preserve">0.988</w:t>
-            </w:r>
-          </w:p>
-        </w:tc>
-      </w:tr>
-      <w:tr>
-        <w:tc>
-          <w:tcPr>
-            <w:tcW w:w="2200" w:type="dxa"/>
-          </w:tcPr>
-          <w:p>
-            <w:pPr>
-              <w:spacing w:before="0" w:after="0" w:line="360" w:lineRule="auto"/>
-            </w:pPr>
-            <w:r>
-              <w:t xml:space="preserve">S3 複合溫度</w:t>
-            </w:r>
-          </w:p>
-        </w:tc>
-        <w:tc>
-          <w:tcPr>
-            <w:tcW w:w="2200" w:type="dxa"/>
-          </w:tcPr>
-          <w:p>
-            <w:pPr>
-              <w:spacing w:before="0" w:after="0" w:line="360" w:lineRule="auto"/>
-            </w:pPr>
-            <w:r>
-              <w:t xml:space="preserve">15min</w:t>
-            </w:r>
-          </w:p>
-        </w:tc>
-        <w:tc>
-          <w:tcPr>
-            <w:tcW w:w="2200" w:type="dxa"/>
-          </w:tcPr>
-          <w:p>
-            <w:pPr>
-              <w:spacing w:before="0" w:after="0" w:line="360" w:lineRule="auto"/>
-            </w:pPr>
-            <w:r>
-              <w:t xml:space="preserve">dining_temperature</w:t>
-            </w:r>
-          </w:p>
-        </w:tc>
-        <w:tc>
-          <w:tcPr>
-            <w:tcW w:w="2200" w:type="dxa"/>
-          </w:tcPr>
-          <w:p>
-            <w:pPr>
-              <w:spacing w:before="0" w:after="0" w:line="360" w:lineRule="auto"/>
-            </w:pPr>
-            <w:r>
-              <w:t xml:space="preserve">MAE</w:t>
-            </w:r>
-          </w:p>
-        </w:tc>
-        <w:tc>
-          <w:tcPr>
-            <w:tcW w:w="2200" w:type="dxa"/>
-          </w:tcPr>
-          <w:p>
-            <w:pPr>
-              <w:spacing w:before="0" w:after="0" w:line="360" w:lineRule="auto"/>
-            </w:pPr>
-            <w:r>
-              <w:t xml:space="preserve">0.233</w:t>
-            </w:r>
-          </w:p>
-        </w:tc>
-        <w:tc>
-          <w:tcPr>
-            <w:tcW w:w="2200" w:type="dxa"/>
-          </w:tcPr>
-          <w:p>
-            <w:pPr>
-              <w:spacing w:before="0" w:after="0" w:line="360" w:lineRule="auto"/>
-            </w:pPr>
-            <w:r>
-              <w:t xml:space="preserve">0.093</w:t>
-            </w:r>
-          </w:p>
-        </w:tc>
-        <w:tc>
-          <w:tcPr>
-            <w:tcW w:w="2200" w:type="dxa"/>
-          </w:tcPr>
-          <w:p>
-            <w:pPr>
-              <w:spacing w:before="0" w:after="0" w:line="360" w:lineRule="auto"/>
-            </w:pPr>
-            <w:r>
-              <w:t xml:space="preserve">0.071</w:t>
-            </w:r>
-          </w:p>
-        </w:tc>
-      </w:tr>
-      <w:tr>
-        <w:tc>
-          <w:tcPr>
-            <w:tcW w:w="2200" w:type="dxa"/>
-          </w:tcPr>
-          <w:p>
-            <w:pPr>
-              <w:spacing w:before="0" w:after="0" w:line="360" w:lineRule="auto"/>
-            </w:pPr>
-            <w:r>
-              <w:t xml:space="preserve">S3 複合溫度</w:t>
-            </w:r>
-          </w:p>
-        </w:tc>
-        <w:tc>
-          <w:tcPr>
-            <w:tcW w:w="2200" w:type="dxa"/>
-          </w:tcPr>
-          <w:p>
-            <w:pPr>
-              <w:spacing w:before="0" w:after="0" w:line="360" w:lineRule="auto"/>
-            </w:pPr>
-            <w:r>
-              <w:t xml:space="preserve">15min</w:t>
-            </w:r>
-          </w:p>
-        </w:tc>
-        <w:tc>
-          <w:tcPr>
-            <w:tcW w:w="2200" w:type="dxa"/>
-          </w:tcPr>
-          <w:p>
-            <w:pPr>
-              <w:spacing w:before="0" w:after="0" w:line="360" w:lineRule="auto"/>
-            </w:pPr>
-            <w:r>
-              <w:t xml:space="preserve">dining_temperature</w:t>
-            </w:r>
-          </w:p>
-        </w:tc>
-        <w:tc>
-          <w:tcPr>
-            <w:tcW w:w="2200" w:type="dxa"/>
-          </w:tcPr>
-          <w:p>
-            <w:pPr>
-              <w:spacing w:before="0" w:after="0" w:line="360" w:lineRule="auto"/>
-            </w:pPr>
-            <w:r>
-              <w:t xml:space="preserve">RMSE</w:t>
-            </w:r>
-          </w:p>
-        </w:tc>
-        <w:tc>
-          <w:tcPr>
-            <w:tcW w:w="2200" w:type="dxa"/>
-          </w:tcPr>
-          <w:p>
-            <w:pPr>
-              <w:spacing w:before="0" w:after="0" w:line="360" w:lineRule="auto"/>
-            </w:pPr>
-            <w:r>
-              <w:t xml:space="preserve">0.283</w:t>
-            </w:r>
-          </w:p>
-        </w:tc>
-        <w:tc>
-          <w:tcPr>
-            <w:tcW w:w="2200" w:type="dxa"/>
-          </w:tcPr>
-          <w:p>
-            <w:pPr>
-              <w:spacing w:before="0" w:after="0" w:line="360" w:lineRule="auto"/>
-            </w:pPr>
-            <w:r>
-              <w:t xml:space="preserve">0.115</w:t>
-            </w:r>
-          </w:p>
-        </w:tc>
-        <w:tc>
-          <w:tcPr>
-            <w:tcW w:w="2200" w:type="dxa"/>
-          </w:tcPr>
-          <w:p>
-            <w:pPr>
-              <w:spacing w:before="0" w:after="0" w:line="360" w:lineRule="auto"/>
-            </w:pPr>
-            <w:r>
-              <w:t xml:space="preserve">0.089</w:t>
-            </w:r>
-          </w:p>
-        </w:tc>
-      </w:tr>
-      <w:tr>
-        <w:tc>
-          <w:tcPr>
-            <w:tcW w:w="2200" w:type="dxa"/>
-          </w:tcPr>
-          <w:p>
-            <w:pPr>
-              <w:spacing w:before="0" w:after="0" w:line="360" w:lineRule="auto"/>
-            </w:pPr>
-            <w:r>
-              <w:t xml:space="preserve">S3 複合溫度</w:t>
-            </w:r>
-          </w:p>
-        </w:tc>
-        <w:tc>
-          <w:tcPr>
-            <w:tcW w:w="2200" w:type="dxa"/>
-          </w:tcPr>
-          <w:p>
-            <w:pPr>
-              <w:spacing w:before="0" w:after="0" w:line="360" w:lineRule="auto"/>
-            </w:pPr>
-            <w:r>
-              <w:t xml:space="preserve">15min</w:t>
-            </w:r>
-          </w:p>
-        </w:tc>
-        <w:tc>
-          <w:tcPr>
-            <w:tcW w:w="2200" w:type="dxa"/>
-          </w:tcPr>
-          <w:p>
-            <w:pPr>
-              <w:spacing w:before="0" w:after="0" w:line="360" w:lineRule="auto"/>
-            </w:pPr>
-            <w:r>
-              <w:t xml:space="preserve">dining_temperature</w:t>
-            </w:r>
-          </w:p>
-        </w:tc>
-        <w:tc>
-          <w:tcPr>
-            <w:tcW w:w="2200" w:type="dxa"/>
-          </w:tcPr>
-          <w:p>
-            <w:pPr>
-              <w:spacing w:before="0" w:after="0" w:line="360" w:lineRule="auto"/>
-            </w:pPr>
-            <w:r>
-              <w:t xml:space="preserve">Corr</w:t>
-            </w:r>
-          </w:p>
-        </w:tc>
-        <w:tc>
-          <w:tcPr>
-            <w:tcW w:w="2200" w:type="dxa"/>
-          </w:tcPr>
-          <w:p>
-            <w:pPr>
-              <w:spacing w:before="0" w:after="0" w:line="360" w:lineRule="auto"/>
-            </w:pPr>
-            <w:r>
-              <w:t xml:space="preserve">0.000</w:t>
-            </w:r>
-          </w:p>
-        </w:tc>
-        <w:tc>
-          <w:tcPr>
-            <w:tcW w:w="2200" w:type="dxa"/>
-          </w:tcPr>
-          <w:p>
-            <w:pPr>
-              <w:spacing w:before="0" w:after="0" w:line="360" w:lineRule="auto"/>
-            </w:pPr>
-            <w:r>
-              <w:t xml:space="preserve">0.909</w:t>
-            </w:r>
-          </w:p>
-        </w:tc>
-        <w:tc>
-          <w:tcPr>
-            <w:tcW w:w="2200" w:type="dxa"/>
-          </w:tcPr>
-          <w:p>
-            <w:pPr>
-              <w:spacing w:before="0" w:after="0" w:line="360" w:lineRule="auto"/>
-            </w:pPr>
-            <w:r>
-              <w:t xml:space="preserve">0.950</w:t>
-            </w:r>
-          </w:p>
-        </w:tc>
-      </w:tr>
-      <w:tr>
-        <w:tc>
-          <w:tcPr>
-            <w:tcW w:w="2200" w:type="dxa"/>
-          </w:tcPr>
-          <w:p>
-            <w:pPr>
-              <w:spacing w:before="0" w:after="0" w:line="360" w:lineRule="auto"/>
-            </w:pPr>
-            <w:r>
-              <w:t xml:space="preserve">S3 複合濕度</w:t>
-            </w:r>
-          </w:p>
-        </w:tc>
-        <w:tc>
-          <w:tcPr>
-            <w:tcW w:w="2200" w:type="dxa"/>
-          </w:tcPr>
-          <w:p>
-            <w:pPr>
-              <w:spacing w:before="0" w:after="0" w:line="360" w:lineRule="auto"/>
-            </w:pPr>
-            <w:r>
-              <w:t xml:space="preserve">15min</w:t>
-            </w:r>
-          </w:p>
-        </w:tc>
-        <w:tc>
-          <w:tcPr>
-            <w:tcW w:w="2200" w:type="dxa"/>
-          </w:tcPr>
-          <w:p>
-            <w:pPr>
-              <w:spacing w:before="0" w:after="0" w:line="360" w:lineRule="auto"/>
-            </w:pPr>
-            <w:r>
-              <w:t xml:space="preserve">dining_humidity</w:t>
-            </w:r>
-          </w:p>
-        </w:tc>
-        <w:tc>
-          <w:tcPr>
-            <w:tcW w:w="2200" w:type="dxa"/>
-          </w:tcPr>
-          <w:p>
-            <w:pPr>
-              <w:spacing w:before="0" w:after="0" w:line="360" w:lineRule="auto"/>
-            </w:pPr>
-            <w:r>
-              <w:t xml:space="preserve">MAE</w:t>
-            </w:r>
-          </w:p>
-        </w:tc>
-        <w:tc>
-          <w:tcPr>
-            <w:tcW w:w="2200" w:type="dxa"/>
-          </w:tcPr>
-          <w:p>
-            <w:pPr>
-              <w:spacing w:before="0" w:after="0" w:line="360" w:lineRule="auto"/>
-            </w:pPr>
-            <w:r>
-              <w:t xml:space="preserve">0.386</w:t>
-            </w:r>
-          </w:p>
-        </w:tc>
-        <w:tc>
-          <w:tcPr>
-            <w:tcW w:w="2200" w:type="dxa"/>
-          </w:tcPr>
-          <w:p>
-            <w:pPr>
-              <w:spacing w:before="0" w:after="0" w:line="360" w:lineRule="auto"/>
-            </w:pPr>
-            <w:r>
-              <w:t xml:space="preserve">0.393</w:t>
-            </w:r>
-          </w:p>
-        </w:tc>
-        <w:tc>
-          <w:tcPr>
-            <w:tcW w:w="2200" w:type="dxa"/>
-          </w:tcPr>
-          <w:p>
-            <w:pPr>
-              <w:spacing w:before="0" w:after="0" w:line="360" w:lineRule="auto"/>
-            </w:pPr>
-            <w:r>
-              <w:t xml:space="preserve">0.335</w:t>
-            </w:r>
-          </w:p>
-        </w:tc>
-      </w:tr>
-      <w:tr>
-        <w:tc>
-          <w:tcPr>
-            <w:tcW w:w="2200" w:type="dxa"/>
-          </w:tcPr>
-          <w:p>
-            <w:pPr>
-              <w:spacing w:before="0" w:after="0" w:line="360" w:lineRule="auto"/>
-            </w:pPr>
-            <w:r>
-              <w:t xml:space="preserve">S3 複合濕度</w:t>
-            </w:r>
-          </w:p>
-        </w:tc>
-        <w:tc>
-          <w:tcPr>
-            <w:tcW w:w="2200" w:type="dxa"/>
-          </w:tcPr>
-          <w:p>
-            <w:pPr>
-              <w:spacing w:before="0" w:after="0" w:line="360" w:lineRule="auto"/>
-            </w:pPr>
-            <w:r>
-              <w:t xml:space="preserve">15min</w:t>
-            </w:r>
-          </w:p>
-        </w:tc>
-        <w:tc>
-          <w:tcPr>
-            <w:tcW w:w="2200" w:type="dxa"/>
-          </w:tcPr>
-          <w:p>
-            <w:pPr>
-              <w:spacing w:before="0" w:after="0" w:line="360" w:lineRule="auto"/>
-            </w:pPr>
-            <w:r>
-              <w:t xml:space="preserve">dining_humidity</w:t>
-            </w:r>
-          </w:p>
-        </w:tc>
-        <w:tc>
-          <w:tcPr>
-            <w:tcW w:w="2200" w:type="dxa"/>
-          </w:tcPr>
-          <w:p>
-            <w:pPr>
-              <w:spacing w:before="0" w:after="0" w:line="360" w:lineRule="auto"/>
-            </w:pPr>
-            <w:r>
-              <w:t xml:space="preserve">RMSE</w:t>
-            </w:r>
-          </w:p>
-        </w:tc>
-        <w:tc>
-          <w:tcPr>
-            <w:tcW w:w="2200" w:type="dxa"/>
-          </w:tcPr>
-          <w:p>
-            <w:pPr>
-              <w:spacing w:before="0" w:after="0" w:line="360" w:lineRule="auto"/>
-            </w:pPr>
-            <w:r>
-              <w:t xml:space="preserve">0.595</w:t>
-            </w:r>
-          </w:p>
-        </w:tc>
-        <w:tc>
-          <w:tcPr>
-            <w:tcW w:w="2200" w:type="dxa"/>
-          </w:tcPr>
-          <w:p>
-            <w:pPr>
-              <w:spacing w:before="0" w:after="0" w:line="360" w:lineRule="auto"/>
-            </w:pPr>
-            <w:r>
-              <w:t xml:space="preserve">0.574</w:t>
-            </w:r>
-          </w:p>
-        </w:tc>
-        <w:tc>
-          <w:tcPr>
-            <w:tcW w:w="2200" w:type="dxa"/>
-          </w:tcPr>
-          <w:p>
-            <w:pPr>
-              <w:spacing w:before="0" w:after="0" w:line="360" w:lineRule="auto"/>
-            </w:pPr>
-            <w:r>
-              <w:t xml:space="preserve">0.475</w:t>
-            </w:r>
-          </w:p>
-        </w:tc>
-      </w:tr>
-      <w:tr>
-        <w:tc>
-          <w:tcPr>
-            <w:tcW w:w="2200" w:type="dxa"/>
-          </w:tcPr>
-          <w:p>
-            <w:pPr>
-              <w:spacing w:before="0" w:after="0" w:line="360" w:lineRule="auto"/>
-            </w:pPr>
-            <w:r>
-              <w:t xml:space="preserve">S3 複合濕度</w:t>
-            </w:r>
-          </w:p>
-        </w:tc>
-        <w:tc>
-          <w:tcPr>
-            <w:tcW w:w="2200" w:type="dxa"/>
-          </w:tcPr>
-          <w:p>
-            <w:pPr>
-              <w:spacing w:before="0" w:after="0" w:line="360" w:lineRule="auto"/>
-            </w:pPr>
-            <w:r>
-              <w:t xml:space="preserve">15min</w:t>
-            </w:r>
-          </w:p>
-        </w:tc>
-        <w:tc>
-          <w:tcPr>
-            <w:tcW w:w="2200" w:type="dxa"/>
-          </w:tcPr>
-          <w:p>
-            <w:pPr>
-              <w:spacing w:before="0" w:after="0" w:line="360" w:lineRule="auto"/>
-            </w:pPr>
-            <w:r>
-              <w:t xml:space="preserve">dining_humidity</w:t>
-            </w:r>
-          </w:p>
-        </w:tc>
-        <w:tc>
-          <w:tcPr>
-            <w:tcW w:w="2200" w:type="dxa"/>
-          </w:tcPr>
-          <w:p>
-            <w:pPr>
-              <w:spacing w:before="0" w:after="0" w:line="360" w:lineRule="auto"/>
-            </w:pPr>
-            <w:r>
-              <w:t xml:space="preserve">Corr</w:t>
-            </w:r>
-          </w:p>
-        </w:tc>
-        <w:tc>
-          <w:tcPr>
-            <w:tcW w:w="2200" w:type="dxa"/>
-          </w:tcPr>
-          <w:p>
-            <w:pPr>
-              <w:spacing w:before="0" w:after="0" w:line="360" w:lineRule="auto"/>
-            </w:pPr>
-            <w:r>
-              <w:t xml:space="preserve">0.000</w:t>
-            </w:r>
-          </w:p>
-        </w:tc>
-        <w:tc>
-          <w:tcPr>
-            <w:tcW w:w="2200" w:type="dxa"/>
-          </w:tcPr>
-          <w:p>
-            <w:pPr>
-              <w:spacing w:before="0" w:after="0" w:line="360" w:lineRule="auto"/>
-            </w:pPr>
-            <w:r>
-              <w:t xml:space="preserve">0.337</w:t>
-            </w:r>
-          </w:p>
-        </w:tc>
-        <w:tc>
-          <w:tcPr>
-            <w:tcW w:w="2200" w:type="dxa"/>
-          </w:tcPr>
-          <w:p>
-            <w:pPr>
-              <w:spacing w:before="0" w:after="0" w:line="360" w:lineRule="auto"/>
-            </w:pPr>
-            <w:r>
-              <w:t xml:space="preserve">0.612</w:t>
-            </w:r>
-          </w:p>
-        </w:tc>
-      </w:tr>
-      <w:tr>
-        <w:tc>
-          <w:tcPr>
-            <w:tcW w:w="2200" w:type="dxa"/>
-          </w:tcPr>
-          <w:p>
-            <w:pPr>
-              <w:spacing w:before="0" w:after="0" w:line="360" w:lineRule="auto"/>
-            </w:pPr>
-            <w:r>
-              <w:t xml:space="preserve">S3 複合照度</w:t>
-            </w:r>
-          </w:p>
-        </w:tc>
-        <w:tc>
-          <w:tcPr>
-            <w:tcW w:w="2200" w:type="dxa"/>
-          </w:tcPr>
-          <w:p>
-            <w:pPr>
-              <w:spacing w:before="0" w:after="0" w:line="360" w:lineRule="auto"/>
-            </w:pPr>
-            <w:r>
-              <w:t xml:space="preserve">15min</w:t>
-            </w:r>
-          </w:p>
-        </w:tc>
-        <w:tc>
-          <w:tcPr>
-            <w:tcW w:w="2200" w:type="dxa"/>
-          </w:tcPr>
-          <w:p>
-            <w:pPr>
-              <w:spacing w:before="0" w:after="0" w:line="360" w:lineRule="auto"/>
-            </w:pPr>
-            <w:r>
-              <w:t xml:space="preserve">dining_illuminance</w:t>
-            </w:r>
-          </w:p>
-        </w:tc>
-        <w:tc>
-          <w:tcPr>
-            <w:tcW w:w="2200" w:type="dxa"/>
-          </w:tcPr>
-          <w:p>
-            <w:pPr>
-              <w:spacing w:before="0" w:after="0" w:line="360" w:lineRule="auto"/>
-            </w:pPr>
-            <w:r>
-              <w:t xml:space="preserve">MAE</w:t>
-            </w:r>
-          </w:p>
-        </w:tc>
-        <w:tc>
-          <w:tcPr>
-            <w:tcW w:w="2200" w:type="dxa"/>
-          </w:tcPr>
-          <w:p>
-            <w:pPr>
-              <w:spacing w:before="0" w:after="0" w:line="360" w:lineRule="auto"/>
-            </w:pPr>
-            <w:r>
-              <w:t xml:space="preserve">8.473</w:t>
-            </w:r>
-          </w:p>
-        </w:tc>
-        <w:tc>
-          <w:tcPr>
-            <w:tcW w:w="2200" w:type="dxa"/>
-          </w:tcPr>
-          <w:p>
-            <w:pPr>
-              <w:spacing w:before="0" w:after="0" w:line="360" w:lineRule="auto"/>
-            </w:pPr>
-            <w:r>
-              <w:t xml:space="preserve">9.813</w:t>
-            </w:r>
-          </w:p>
-        </w:tc>
-        <w:tc>
-          <w:tcPr>
-            <w:tcW w:w="2200" w:type="dxa"/>
-          </w:tcPr>
-          <w:p>
-            <w:pPr>
-              <w:spacing w:before="0" w:after="0" w:line="360" w:lineRule="auto"/>
-            </w:pPr>
-            <w:r>
-              <w:t xml:space="preserve">9.437</w:t>
-            </w:r>
-          </w:p>
-        </w:tc>
-      </w:tr>
-      <w:tr>
-        <w:tc>
-          <w:tcPr>
-            <w:tcW w:w="2200" w:type="dxa"/>
-          </w:tcPr>
-          <w:p>
-            <w:pPr>
-              <w:spacing w:before="0" w:after="0" w:line="360" w:lineRule="auto"/>
-            </w:pPr>
-            <w:r>
-              <w:t xml:space="preserve">S3 複合照度</w:t>
-            </w:r>
-          </w:p>
-        </w:tc>
-        <w:tc>
-          <w:tcPr>
-            <w:tcW w:w="2200" w:type="dxa"/>
-          </w:tcPr>
-          <w:p>
-            <w:pPr>
-              <w:spacing w:before="0" w:after="0" w:line="360" w:lineRule="auto"/>
-            </w:pPr>
-            <w:r>
-              <w:t xml:space="preserve">15min</w:t>
-            </w:r>
-          </w:p>
-        </w:tc>
-        <w:tc>
-          <w:tcPr>
-            <w:tcW w:w="2200" w:type="dxa"/>
-          </w:tcPr>
-          <w:p>
-            <w:pPr>
-              <w:spacing w:before="0" w:after="0" w:line="360" w:lineRule="auto"/>
-            </w:pPr>
-            <w:r>
-              <w:t xml:space="preserve">dining_illuminance</w:t>
-            </w:r>
-          </w:p>
-        </w:tc>
-        <w:tc>
-          <w:tcPr>
-            <w:tcW w:w="2200" w:type="dxa"/>
-          </w:tcPr>
-          <w:p>
-            <w:pPr>
-              <w:spacing w:before="0" w:after="0" w:line="360" w:lineRule="auto"/>
-            </w:pPr>
-            <w:r>
-              <w:t xml:space="preserve">RMSE</w:t>
-            </w:r>
-          </w:p>
-        </w:tc>
-        <w:tc>
-          <w:tcPr>
-            <w:tcW w:w="2200" w:type="dxa"/>
-          </w:tcPr>
-          <w:p>
-            <w:pPr>
-              <w:spacing w:before="0" w:after="0" w:line="360" w:lineRule="auto"/>
-            </w:pPr>
-            <w:r>
-              <w:t xml:space="preserve">14.449</w:t>
-            </w:r>
-          </w:p>
-        </w:tc>
-        <w:tc>
-          <w:tcPr>
-            <w:tcW w:w="2200" w:type="dxa"/>
-          </w:tcPr>
-          <w:p>
-            <w:pPr>
-              <w:spacing w:before="0" w:after="0" w:line="360" w:lineRule="auto"/>
-            </w:pPr>
-            <w:r>
-              <w:t xml:space="preserve">13.623</w:t>
-            </w:r>
-          </w:p>
-        </w:tc>
-        <w:tc>
-          <w:tcPr>
-            <w:tcW w:w="2200" w:type="dxa"/>
-          </w:tcPr>
-          <w:p>
-            <w:pPr>
-              <w:spacing w:before="0" w:after="0" w:line="360" w:lineRule="auto"/>
-            </w:pPr>
-            <w:r>
-              <w:t xml:space="preserve">13.552</w:t>
-            </w:r>
-          </w:p>
-        </w:tc>
-      </w:tr>
-      <w:tr>
-        <w:tc>
-          <w:tcPr>
-            <w:tcW w:w="2200" w:type="dxa"/>
-          </w:tcPr>
-          <w:p>
-            <w:pPr>
-              <w:spacing w:before="0" w:after="0" w:line="360" w:lineRule="auto"/>
-            </w:pPr>
-            <w:r>
-              <w:t xml:space="preserve">S3 複合照度</w:t>
-            </w:r>
-          </w:p>
-        </w:tc>
-        <w:tc>
-          <w:tcPr>
-            <w:tcW w:w="2200" w:type="dxa"/>
-          </w:tcPr>
-          <w:p>
-            <w:pPr>
-              <w:spacing w:before="0" w:after="0" w:line="360" w:lineRule="auto"/>
-            </w:pPr>
-            <w:r>
-              <w:t xml:space="preserve">15min</w:t>
-            </w:r>
-          </w:p>
-        </w:tc>
-        <w:tc>
-          <w:tcPr>
-            <w:tcW w:w="2200" w:type="dxa"/>
-          </w:tcPr>
-          <w:p>
-            <w:pPr>
-              <w:spacing w:before="0" w:after="0" w:line="360" w:lineRule="auto"/>
-            </w:pPr>
-            <w:r>
-              <w:t xml:space="preserve">dining_illuminance</w:t>
-            </w:r>
-          </w:p>
-        </w:tc>
-        <w:tc>
-          <w:tcPr>
-            <w:tcW w:w="2200" w:type="dxa"/>
-          </w:tcPr>
-          <w:p>
-            <w:pPr>
-              <w:spacing w:before="0" w:after="0" w:line="360" w:lineRule="auto"/>
-            </w:pPr>
-            <w:r>
-              <w:t xml:space="preserve">Corr</w:t>
-            </w:r>
-          </w:p>
-        </w:tc>
-        <w:tc>
-          <w:tcPr>
-            <w:tcW w:w="2200" w:type="dxa"/>
-          </w:tcPr>
-          <w:p>
-            <w:pPr>
-              <w:spacing w:before="0" w:after="0" w:line="360" w:lineRule="auto"/>
-            </w:pPr>
-            <w:r>
-              <w:t xml:space="preserve">0.000</w:t>
-            </w:r>
-          </w:p>
-        </w:tc>
-        <w:tc>
-          <w:tcPr>
-            <w:tcW w:w="2200" w:type="dxa"/>
-          </w:tcPr>
-          <w:p>
-            <w:pPr>
-              <w:spacing w:before="0" w:after="0" w:line="360" w:lineRule="auto"/>
-            </w:pPr>
-            <w:r>
-              <w:t xml:space="preserve">0.526</w:t>
-            </w:r>
-          </w:p>
-        </w:tc>
-        <w:tc>
-          <w:tcPr>
-            <w:tcW w:w="2200" w:type="dxa"/>
-          </w:tcPr>
-          <w:p>
-            <w:pPr>
-              <w:spacing w:before="0" w:after="0" w:line="360" w:lineRule="auto"/>
-            </w:pPr>
-            <w:r>
-              <w:t xml:space="preserve">0.366</w:t>
-            </w:r>
-          </w:p>
-        </w:tc>
-      </w:tr>
-      <w:tr>
-        <w:tc>
-          <w:tcPr>
-            <w:tcW w:w="2200" w:type="dxa"/>
-          </w:tcPr>
-          <w:p>
-            <w:pPr>
-              <w:spacing w:before="0" w:after="0" w:line="360" w:lineRule="auto"/>
-            </w:pPr>
-            <w:r>
-              <w:t xml:space="preserve">S3 複合溫度</w:t>
-            </w:r>
-          </w:p>
-        </w:tc>
-        <w:tc>
-          <w:tcPr>
-            <w:tcW w:w="2200" w:type="dxa"/>
-          </w:tcPr>
-          <w:p>
-            <w:pPr>
-              <w:spacing w:before="0" w:after="0" w:line="360" w:lineRule="auto"/>
-            </w:pPr>
-            <w:r>
-              <w:t xml:space="preserve">60min</w:t>
-            </w:r>
-          </w:p>
-        </w:tc>
-        <w:tc>
-          <w:tcPr>
-            <w:tcW w:w="2200" w:type="dxa"/>
-          </w:tcPr>
-          <w:p>
-            <w:pPr>
-              <w:spacing w:before="0" w:after="0" w:line="360" w:lineRule="auto"/>
-            </w:pPr>
-            <w:r>
-              <w:t xml:space="preserve">dining_temperature</w:t>
-            </w:r>
-          </w:p>
-        </w:tc>
-        <w:tc>
-          <w:tcPr>
-            <w:tcW w:w="2200" w:type="dxa"/>
-          </w:tcPr>
-          <w:p>
-            <w:pPr>
-              <w:spacing w:before="0" w:after="0" w:line="360" w:lineRule="auto"/>
-            </w:pPr>
-            <w:r>
-              <w:t xml:space="preserve">MAE</w:t>
-            </w:r>
-          </w:p>
-        </w:tc>
-        <w:tc>
-          <w:tcPr>
-            <w:tcW w:w="2200" w:type="dxa"/>
-          </w:tcPr>
-          <w:p>
-            <w:pPr>
-              <w:spacing w:before="0" w:after="0" w:line="360" w:lineRule="auto"/>
-            </w:pPr>
-            <w:r>
-              <w:t xml:space="preserve">0.563</w:t>
-            </w:r>
-          </w:p>
-        </w:tc>
-        <w:tc>
-          <w:tcPr>
-            <w:tcW w:w="2200" w:type="dxa"/>
-          </w:tcPr>
-          <w:p>
-            <w:pPr>
-              <w:spacing w:before="0" w:after="0" w:line="360" w:lineRule="auto"/>
-            </w:pPr>
-            <w:r>
-              <w:t xml:space="preserve">0.212</w:t>
-            </w:r>
-          </w:p>
-        </w:tc>
-        <w:tc>
-          <w:tcPr>
-            <w:tcW w:w="2200" w:type="dxa"/>
-          </w:tcPr>
-          <w:p>
-            <w:pPr>
-              <w:spacing w:before="0" w:after="0" w:line="360" w:lineRule="auto"/>
-            </w:pPr>
-            <w:r>
-              <w:t xml:space="preserve">0.190</w:t>
-            </w:r>
-          </w:p>
-        </w:tc>
-      </w:tr>
-      <w:tr>
-        <w:tc>
-          <w:tcPr>
-            <w:tcW w:w="2200" w:type="dxa"/>
-          </w:tcPr>
-          <w:p>
-            <w:pPr>
-              <w:spacing w:before="0" w:after="0" w:line="360" w:lineRule="auto"/>
-            </w:pPr>
-            <w:r>
-              <w:t xml:space="preserve">S3 複合溫度</w:t>
-            </w:r>
-          </w:p>
-        </w:tc>
-        <w:tc>
-          <w:tcPr>
-            <w:tcW w:w="2200" w:type="dxa"/>
-          </w:tcPr>
-          <w:p>
-            <w:pPr>
-              <w:spacing w:before="0" w:after="0" w:line="360" w:lineRule="auto"/>
-            </w:pPr>
-            <w:r>
-              <w:t xml:space="preserve">60min</w:t>
-            </w:r>
-          </w:p>
-        </w:tc>
-        <w:tc>
-          <w:tcPr>
-            <w:tcW w:w="2200" w:type="dxa"/>
-          </w:tcPr>
-          <w:p>
-            <w:pPr>
-              <w:spacing w:before="0" w:after="0" w:line="360" w:lineRule="auto"/>
-            </w:pPr>
-            <w:r>
-              <w:t xml:space="preserve">dining_temperature</w:t>
-            </w:r>
-          </w:p>
-        </w:tc>
-        <w:tc>
-          <w:tcPr>
-            <w:tcW w:w="2200" w:type="dxa"/>
-          </w:tcPr>
-          <w:p>
-            <w:pPr>
-              <w:spacing w:before="0" w:after="0" w:line="360" w:lineRule="auto"/>
-            </w:pPr>
-            <w:r>
-              <w:t xml:space="preserve">RMSE</w:t>
-            </w:r>
-          </w:p>
-        </w:tc>
-        <w:tc>
-          <w:tcPr>
-            <w:tcW w:w="2200" w:type="dxa"/>
-          </w:tcPr>
-          <w:p>
-            <w:pPr>
-              <w:spacing w:before="0" w:after="0" w:line="360" w:lineRule="auto"/>
-            </w:pPr>
-            <w:r>
-              <w:t xml:space="preserve">0.693</w:t>
-            </w:r>
-          </w:p>
-        </w:tc>
-        <w:tc>
-          <w:tcPr>
-            <w:tcW w:w="2200" w:type="dxa"/>
-          </w:tcPr>
-          <w:p>
-            <w:pPr>
-              <w:spacing w:before="0" w:after="0" w:line="360" w:lineRule="auto"/>
-            </w:pPr>
-            <w:r>
-              <w:t xml:space="preserve">0.256</w:t>
-            </w:r>
-          </w:p>
-        </w:tc>
-        <w:tc>
-          <w:tcPr>
-            <w:tcW w:w="2200" w:type="dxa"/>
-          </w:tcPr>
-          <w:p>
-            <w:pPr>
-              <w:spacing w:before="0" w:after="0" w:line="360" w:lineRule="auto"/>
-            </w:pPr>
-            <w:r>
-              <w:t xml:space="preserve">0.243</w:t>
-            </w:r>
-          </w:p>
-        </w:tc>
-      </w:tr>
-      <w:tr>
-        <w:tc>
-          <w:tcPr>
-            <w:tcW w:w="2200" w:type="dxa"/>
-          </w:tcPr>
-          <w:p>
-            <w:pPr>
-              <w:spacing w:before="0" w:after="0" w:line="360" w:lineRule="auto"/>
-            </w:pPr>
-            <w:r>
-              <w:t xml:space="preserve">S3 複合溫度</w:t>
-            </w:r>
-          </w:p>
-        </w:tc>
-        <w:tc>
-          <w:tcPr>
-            <w:tcW w:w="2200" w:type="dxa"/>
-          </w:tcPr>
-          <w:p>
-            <w:pPr>
-              <w:spacing w:before="0" w:after="0" w:line="360" w:lineRule="auto"/>
-            </w:pPr>
-            <w:r>
-              <w:t xml:space="preserve">60min</w:t>
-            </w:r>
-          </w:p>
-        </w:tc>
-        <w:tc>
-          <w:tcPr>
-            <w:tcW w:w="2200" w:type="dxa"/>
-          </w:tcPr>
-          <w:p>
-            <w:pPr>
-              <w:spacing w:before="0" w:after="0" w:line="360" w:lineRule="auto"/>
-            </w:pPr>
-            <w:r>
-              <w:t xml:space="preserve">dining_temperature</w:t>
-            </w:r>
-          </w:p>
-        </w:tc>
-        <w:tc>
-          <w:tcPr>
-            <w:tcW w:w="2200" w:type="dxa"/>
-          </w:tcPr>
-          <w:p>
-            <w:pPr>
-              <w:spacing w:before="0" w:after="0" w:line="360" w:lineRule="auto"/>
-            </w:pPr>
-            <w:r>
-              <w:t xml:space="preserve">Corr</w:t>
-            </w:r>
-          </w:p>
-        </w:tc>
-        <w:tc>
-          <w:tcPr>
-            <w:tcW w:w="2200" w:type="dxa"/>
-          </w:tcPr>
-          <w:p>
-            <w:pPr>
-              <w:spacing w:before="0" w:after="0" w:line="360" w:lineRule="auto"/>
-            </w:pPr>
-            <w:r>
-              <w:t xml:space="preserve">0.000</w:t>
-            </w:r>
-          </w:p>
-        </w:tc>
-        <w:tc>
-          <w:tcPr>
-            <w:tcW w:w="2200" w:type="dxa"/>
-          </w:tcPr>
-          <w:p>
-            <w:pPr>
-              <w:spacing w:before="0" w:after="0" w:line="360" w:lineRule="auto"/>
-            </w:pPr>
-            <w:r>
-              <w:t xml:space="preserve">0.906</w:t>
-            </w:r>
-          </w:p>
-        </w:tc>
-        <w:tc>
-          <w:tcPr>
-            <w:tcW w:w="2200" w:type="dxa"/>
-          </w:tcPr>
-          <w:p>
-            <w:pPr>
-              <w:spacing w:before="0" w:after="0" w:line="360" w:lineRule="auto"/>
-            </w:pPr>
-            <w:r>
-              <w:t xml:space="preserve">0.937</w:t>
-            </w:r>
-          </w:p>
-        </w:tc>
-      </w:tr>
-      <w:tr>
-        <w:tc>
-          <w:tcPr>
-            <w:tcW w:w="2200" w:type="dxa"/>
-          </w:tcPr>
-          <w:p>
-            <w:pPr>
-              <w:spacing w:before="0" w:after="0" w:line="360" w:lineRule="auto"/>
-            </w:pPr>
-            <w:r>
-              <w:t xml:space="preserve">S3 複合濕度</w:t>
-            </w:r>
-          </w:p>
-        </w:tc>
-        <w:tc>
-          <w:tcPr>
-            <w:tcW w:w="2200" w:type="dxa"/>
-          </w:tcPr>
-          <w:p>
-            <w:pPr>
-              <w:spacing w:before="0" w:after="0" w:line="360" w:lineRule="auto"/>
-            </w:pPr>
-            <w:r>
-              <w:t xml:space="preserve">60min</w:t>
-            </w:r>
-          </w:p>
-        </w:tc>
-        <w:tc>
-          <w:tcPr>
-            <w:tcW w:w="2200" w:type="dxa"/>
-          </w:tcPr>
-          <w:p>
-            <w:pPr>
-              <w:spacing w:before="0" w:after="0" w:line="360" w:lineRule="auto"/>
-            </w:pPr>
-            <w:r>
-              <w:t xml:space="preserve">dining_humidity</w:t>
-            </w:r>
-          </w:p>
-        </w:tc>
-        <w:tc>
-          <w:tcPr>
-            <w:tcW w:w="2200" w:type="dxa"/>
-          </w:tcPr>
-          <w:p>
-            <w:pPr>
-              <w:spacing w:before="0" w:after="0" w:line="360" w:lineRule="auto"/>
-            </w:pPr>
-            <w:r>
-              <w:t xml:space="preserve">MAE</w:t>
-            </w:r>
-          </w:p>
-        </w:tc>
-        <w:tc>
-          <w:tcPr>
-            <w:tcW w:w="2200" w:type="dxa"/>
-          </w:tcPr>
-          <w:p>
-            <w:pPr>
-              <w:spacing w:before="0" w:after="0" w:line="360" w:lineRule="auto"/>
-            </w:pPr>
-            <w:r>
-              <w:t xml:space="preserve">0.889</w:t>
-            </w:r>
-          </w:p>
-        </w:tc>
-        <w:tc>
-          <w:tcPr>
-            <w:tcW w:w="2200" w:type="dxa"/>
-          </w:tcPr>
-          <w:p>
-            <w:pPr>
-              <w:spacing w:before="0" w:after="0" w:line="360" w:lineRule="auto"/>
-            </w:pPr>
-            <w:r>
-              <w:t xml:space="preserve">0.809</w:t>
-            </w:r>
-          </w:p>
-        </w:tc>
-        <w:tc>
-          <w:tcPr>
-            <w:tcW w:w="2200" w:type="dxa"/>
-          </w:tcPr>
-          <w:p>
-            <w:pPr>
-              <w:spacing w:before="0" w:after="0" w:line="360" w:lineRule="auto"/>
-            </w:pPr>
-            <w:r>
-              <w:t xml:space="preserve">0.759</w:t>
-            </w:r>
-          </w:p>
-        </w:tc>
-      </w:tr>
-      <w:tr>
-        <w:tc>
-          <w:tcPr>
-            <w:tcW w:w="2200" w:type="dxa"/>
-          </w:tcPr>
-          <w:p>
-            <w:pPr>
-              <w:spacing w:before="0" w:after="0" w:line="360" w:lineRule="auto"/>
-            </w:pPr>
-            <w:r>
-              <w:t xml:space="preserve">S3 複合濕度</w:t>
-            </w:r>
-          </w:p>
-        </w:tc>
-        <w:tc>
-          <w:tcPr>
-            <w:tcW w:w="2200" w:type="dxa"/>
-          </w:tcPr>
-          <w:p>
-            <w:pPr>
-              <w:spacing w:before="0" w:after="0" w:line="360" w:lineRule="auto"/>
-            </w:pPr>
-            <w:r>
-              <w:t xml:space="preserve">60min</w:t>
-            </w:r>
-          </w:p>
-        </w:tc>
-        <w:tc>
-          <w:tcPr>
-            <w:tcW w:w="2200" w:type="dxa"/>
-          </w:tcPr>
-          <w:p>
-            <w:pPr>
-              <w:spacing w:before="0" w:after="0" w:line="360" w:lineRule="auto"/>
-            </w:pPr>
-            <w:r>
-              <w:t xml:space="preserve">dining_humidity</w:t>
-            </w:r>
-          </w:p>
-        </w:tc>
-        <w:tc>
-          <w:tcPr>
-            <w:tcW w:w="2200" w:type="dxa"/>
-          </w:tcPr>
-          <w:p>
-            <w:pPr>
-              <w:spacing w:before="0" w:after="0" w:line="360" w:lineRule="auto"/>
-            </w:pPr>
-            <w:r>
-              <w:t xml:space="preserve">RMSE</w:t>
-            </w:r>
-          </w:p>
-        </w:tc>
-        <w:tc>
-          <w:tcPr>
-            <w:tcW w:w="2200" w:type="dxa"/>
-          </w:tcPr>
-          <w:p>
-            <w:pPr>
-              <w:spacing w:before="0" w:after="0" w:line="360" w:lineRule="auto"/>
-            </w:pPr>
-            <w:r>
-              <w:t xml:space="preserve">1.281</w:t>
-            </w:r>
-          </w:p>
-        </w:tc>
-        <w:tc>
-          <w:tcPr>
-            <w:tcW w:w="2200" w:type="dxa"/>
-          </w:tcPr>
-          <w:p>
-            <w:pPr>
-              <w:spacing w:before="0" w:after="0" w:line="360" w:lineRule="auto"/>
-            </w:pPr>
-            <w:r>
-              <w:t xml:space="preserve">1.155</w:t>
-            </w:r>
-          </w:p>
-        </w:tc>
-        <w:tc>
-          <w:tcPr>
-            <w:tcW w:w="2200" w:type="dxa"/>
-          </w:tcPr>
-          <w:p>
-            <w:pPr>
-              <w:spacing w:before="0" w:after="0" w:line="360" w:lineRule="auto"/>
-            </w:pPr>
-            <w:r>
-              <w:t xml:space="preserve">1.059</w:t>
-            </w:r>
-          </w:p>
-        </w:tc>
-      </w:tr>
-      <w:tr>
-        <w:tc>
-          <w:tcPr>
-            <w:tcW w:w="2200" w:type="dxa"/>
-          </w:tcPr>
-          <w:p>
-            <w:pPr>
-              <w:spacing w:before="0" w:after="0" w:line="360" w:lineRule="auto"/>
-            </w:pPr>
-            <w:r>
-              <w:t xml:space="preserve">S3 複合濕度</w:t>
-            </w:r>
-          </w:p>
-        </w:tc>
-        <w:tc>
-          <w:tcPr>
-            <w:tcW w:w="2200" w:type="dxa"/>
-          </w:tcPr>
-          <w:p>
-            <w:pPr>
-              <w:spacing w:before="0" w:after="0" w:line="360" w:lineRule="auto"/>
-            </w:pPr>
-            <w:r>
-              <w:t xml:space="preserve">60min</w:t>
-            </w:r>
-          </w:p>
-        </w:tc>
-        <w:tc>
-          <w:tcPr>
-            <w:tcW w:w="2200" w:type="dxa"/>
-          </w:tcPr>
-          <w:p>
-            <w:pPr>
-              <w:spacing w:before="0" w:after="0" w:line="360" w:lineRule="auto"/>
-            </w:pPr>
-            <w:r>
-              <w:t xml:space="preserve">dining_humidity</w:t>
-            </w:r>
-          </w:p>
-        </w:tc>
-        <w:tc>
-          <w:tcPr>
-            <w:tcW w:w="2200" w:type="dxa"/>
-          </w:tcPr>
-          <w:p>
-            <w:pPr>
-              <w:spacing w:before="0" w:after="0" w:line="360" w:lineRule="auto"/>
-            </w:pPr>
-            <w:r>
-              <w:t xml:space="preserve">Corr</w:t>
-            </w:r>
-          </w:p>
-        </w:tc>
-        <w:tc>
-          <w:tcPr>
-            <w:tcW w:w="2200" w:type="dxa"/>
-          </w:tcPr>
-          <w:p>
-            <w:pPr>
-              <w:spacing w:before="0" w:after="0" w:line="360" w:lineRule="auto"/>
-            </w:pPr>
-            <w:r>
-              <w:t xml:space="preserve">0.000</w:t>
-            </w:r>
-          </w:p>
-        </w:tc>
-        <w:tc>
-          <w:tcPr>
-            <w:tcW w:w="2200" w:type="dxa"/>
-          </w:tcPr>
-          <w:p>
-            <w:pPr>
-              <w:spacing w:before="0" w:after="0" w:line="360" w:lineRule="auto"/>
-            </w:pPr>
-            <w:r>
-              <w:t xml:space="preserve">0.434</w:t>
-            </w:r>
-          </w:p>
-        </w:tc>
-        <w:tc>
-          <w:tcPr>
-            <w:tcW w:w="2200" w:type="dxa"/>
-          </w:tcPr>
-          <w:p>
-            <w:pPr>
-              <w:spacing w:before="0" w:after="0" w:line="360" w:lineRule="auto"/>
-            </w:pPr>
-            <w:r>
-              <w:t xml:space="preserve">0.569</w:t>
-            </w:r>
-          </w:p>
-        </w:tc>
-      </w:tr>
-      <w:tr>
-        <w:tc>
-          <w:tcPr>
-            <w:tcW w:w="2200" w:type="dxa"/>
-          </w:tcPr>
-          <w:p>
-            <w:pPr>
-              <w:spacing w:before="0" w:after="0" w:line="360" w:lineRule="auto"/>
-            </w:pPr>
-            <w:r>
-              <w:t xml:space="preserve">S3 複合照度</w:t>
-            </w:r>
-          </w:p>
-        </w:tc>
-        <w:tc>
-          <w:tcPr>
-            <w:tcW w:w="2200" w:type="dxa"/>
-          </w:tcPr>
-          <w:p>
-            <w:pPr>
-              <w:spacing w:before="0" w:after="0" w:line="360" w:lineRule="auto"/>
-            </w:pPr>
-            <w:r>
-              <w:t xml:space="preserve">60min</w:t>
-            </w:r>
-          </w:p>
-        </w:tc>
-        <w:tc>
-          <w:tcPr>
-            <w:tcW w:w="2200" w:type="dxa"/>
-          </w:tcPr>
-          <w:p>
-            <w:pPr>
-              <w:spacing w:before="0" w:after="0" w:line="360" w:lineRule="auto"/>
-            </w:pPr>
-            <w:r>
-              <w:t xml:space="preserve">dining_illuminance</w:t>
-            </w:r>
-          </w:p>
-        </w:tc>
-        <w:tc>
-          <w:tcPr>
-            <w:tcW w:w="2200" w:type="dxa"/>
-          </w:tcPr>
-          <w:p>
-            <w:pPr>
-              <w:spacing w:before="0" w:after="0" w:line="360" w:lineRule="auto"/>
-            </w:pPr>
-            <w:r>
-              <w:t xml:space="preserve">MAE</w:t>
-            </w:r>
-          </w:p>
-        </w:tc>
-        <w:tc>
-          <w:tcPr>
-            <w:tcW w:w="2200" w:type="dxa"/>
-          </w:tcPr>
-          <w:p>
-            <w:pPr>
-              <w:spacing w:before="0" w:after="0" w:line="360" w:lineRule="auto"/>
-            </w:pPr>
-            <w:r>
-              <w:t xml:space="preserve">15.209</w:t>
-            </w:r>
-          </w:p>
-        </w:tc>
-        <w:tc>
-          <w:tcPr>
-            <w:tcW w:w="2200" w:type="dxa"/>
-          </w:tcPr>
-          <w:p>
-            <w:pPr>
-              <w:spacing w:before="0" w:after="0" w:line="360" w:lineRule="auto"/>
-            </w:pPr>
-            <w:r>
-              <w:t xml:space="preserve">17.170</w:t>
-            </w:r>
-          </w:p>
-        </w:tc>
-        <w:tc>
-          <w:tcPr>
-            <w:tcW w:w="2200" w:type="dxa"/>
-          </w:tcPr>
-          <w:p>
-            <w:pPr>
-              <w:spacing w:before="0" w:after="0" w:line="360" w:lineRule="auto"/>
-            </w:pPr>
-            <w:r>
-              <w:t xml:space="preserve">14.460</w:t>
-            </w:r>
-          </w:p>
-        </w:tc>
-      </w:tr>
-      <w:tr>
-        <w:tc>
-          <w:tcPr>
-            <w:tcW w:w="2200" w:type="dxa"/>
-          </w:tcPr>
-          <w:p>
-            <w:pPr>
-              <w:spacing w:before="0" w:after="0" w:line="360" w:lineRule="auto"/>
-            </w:pPr>
-            <w:r>
-              <w:t xml:space="preserve">S3 複合照度</w:t>
-            </w:r>
-          </w:p>
-        </w:tc>
-        <w:tc>
-          <w:tcPr>
-            <w:tcW w:w="2200" w:type="dxa"/>
-          </w:tcPr>
-          <w:p>
-            <w:pPr>
-              <w:spacing w:before="0" w:after="0" w:line="360" w:lineRule="auto"/>
-            </w:pPr>
-            <w:r>
-              <w:t xml:space="preserve">60min</w:t>
-            </w:r>
-          </w:p>
-        </w:tc>
-        <w:tc>
-          <w:tcPr>
-            <w:tcW w:w="2200" w:type="dxa"/>
-          </w:tcPr>
-          <w:p>
-            <w:pPr>
-              <w:spacing w:before="0" w:after="0" w:line="360" w:lineRule="auto"/>
-            </w:pPr>
-            <w:r>
-              <w:t xml:space="preserve">dining_illuminance</w:t>
-            </w:r>
-          </w:p>
-        </w:tc>
-        <w:tc>
-          <w:tcPr>
-            <w:tcW w:w="2200" w:type="dxa"/>
-          </w:tcPr>
-          <w:p>
-            <w:pPr>
-              <w:spacing w:before="0" w:after="0" w:line="360" w:lineRule="auto"/>
-            </w:pPr>
-            <w:r>
-              <w:t xml:space="preserve">RMSE</w:t>
-            </w:r>
-          </w:p>
-        </w:tc>
-        <w:tc>
-          <w:tcPr>
-            <w:tcW w:w="2200" w:type="dxa"/>
-          </w:tcPr>
-          <w:p>
-            <w:pPr>
-              <w:spacing w:before="0" w:after="0" w:line="360" w:lineRule="auto"/>
-            </w:pPr>
-            <w:r>
-              <w:t xml:space="preserve">21.931</w:t>
-            </w:r>
-          </w:p>
-        </w:tc>
-        <w:tc>
-          <w:tcPr>
-            <w:tcW w:w="2200" w:type="dxa"/>
-          </w:tcPr>
-          <w:p>
-            <w:pPr>
-              <w:spacing w:before="0" w:after="0" w:line="360" w:lineRule="auto"/>
-            </w:pPr>
-            <w:r>
-              <w:t xml:space="preserve">22.763</w:t>
-            </w:r>
-          </w:p>
-        </w:tc>
-        <w:tc>
-          <w:tcPr>
-            <w:tcW w:w="2200" w:type="dxa"/>
-          </w:tcPr>
-          <w:p>
-            <w:pPr>
-              <w:spacing w:before="0" w:after="0" w:line="360" w:lineRule="auto"/>
-            </w:pPr>
-            <w:r>
-              <w:t xml:space="preserve">19.344</w:t>
-            </w:r>
-          </w:p>
-        </w:tc>
-      </w:tr>
-      <w:tr>
-        <w:tc>
-          <w:tcPr>
-            <w:tcW w:w="2200" w:type="dxa"/>
-          </w:tcPr>
-          <w:p>
-            <w:pPr>
-              <w:spacing w:before="0" w:after="0" w:line="360" w:lineRule="auto"/>
-            </w:pPr>
-            <w:r>
-              <w:t xml:space="preserve">S3 複合照度</w:t>
-            </w:r>
-          </w:p>
-        </w:tc>
-        <w:tc>
-          <w:tcPr>
-            <w:tcW w:w="2200" w:type="dxa"/>
-          </w:tcPr>
-          <w:p>
-            <w:pPr>
-              <w:spacing w:before="0" w:after="0" w:line="360" w:lineRule="auto"/>
-            </w:pPr>
-            <w:r>
-              <w:t xml:space="preserve">60min</w:t>
-            </w:r>
-          </w:p>
-        </w:tc>
-        <w:tc>
-          <w:tcPr>
-            <w:tcW w:w="2200" w:type="dxa"/>
-          </w:tcPr>
-          <w:p>
-            <w:pPr>
-              <w:spacing w:before="0" w:after="0" w:line="360" w:lineRule="auto"/>
-            </w:pPr>
-            <w:r>
-              <w:t xml:space="preserve">dining_illuminance</w:t>
-            </w:r>
-          </w:p>
-        </w:tc>
-        <w:tc>
-          <w:tcPr>
-            <w:tcW w:w="2200" w:type="dxa"/>
-          </w:tcPr>
-          <w:p>
-            <w:pPr>
-              <w:spacing w:before="0" w:after="0" w:line="360" w:lineRule="auto"/>
-            </w:pPr>
-            <w:r>
-              <w:t xml:space="preserve">Corr</w:t>
-            </w:r>
-          </w:p>
-        </w:tc>
-        <w:tc>
-          <w:tcPr>
-            <w:tcW w:w="2200" w:type="dxa"/>
-          </w:tcPr>
-          <w:p>
-            <w:pPr>
-              <w:spacing w:before="0" w:after="0" w:line="360" w:lineRule="auto"/>
-            </w:pPr>
-            <w:r>
-              <w:t xml:space="preserve">0.000</w:t>
-            </w:r>
-          </w:p>
-        </w:tc>
-        <w:tc>
-          <w:tcPr>
-            <w:tcW w:w="2200" w:type="dxa"/>
-          </w:tcPr>
-          <w:p>
-            <w:pPr>
-              <w:spacing w:before="0" w:after="0" w:line="360" w:lineRule="auto"/>
-            </w:pPr>
-            <w:r>
-              <w:t xml:space="preserve">0.715</w:t>
-            </w:r>
-          </w:p>
-        </w:tc>
-        <w:tc>
-          <w:tcPr>
-            <w:tcW w:w="2200" w:type="dxa"/>
-          </w:tcPr>
-          <w:p>
-            <w:pPr>
-              <w:spacing w:before="0" w:after="0" w:line="360" w:lineRule="auto"/>
-            </w:pPr>
-            <w:r>
-              <w:t xml:space="preserve">0.472</w:t>
+              <w:t xml:space="preserve">Corrected sleep</w:t>
+            </w:r>
+          </w:p>
+        </w:tc>
+        <w:tc>
+          <w:tcPr>
+            <w:tcW w:w="2200" w:type="dxa"/>
+          </w:tcPr>
+          <w:p>
+            <w:pPr>
+              <w:spacing w:before="0" w:after="0" w:line="360" w:lineRule="auto"/>
+            </w:pPr>
+            <w:r>
+              <w:t xml:space="preserve">0.2060</w:t>
+            </w:r>
+          </w:p>
+        </w:tc>
+        <w:tc>
+          <w:tcPr>
+            <w:tcW w:w="2200" w:type="dxa"/>
+          </w:tcPr>
+          <w:p>
+            <w:pPr>
+              <w:spacing w:before="0" w:after="0" w:line="360" w:lineRule="auto"/>
+            </w:pPr>
+            <w:r>
+              <w:t xml:space="preserve">0.4979</w:t>
+            </w:r>
+          </w:p>
+        </w:tc>
+        <w:tc>
+          <w:tcPr>
+            <w:tcW w:w="2200" w:type="dxa"/>
+          </w:tcPr>
+          <w:p>
+            <w:pPr>
+              <w:spacing w:before="0" w:after="0" w:line="360" w:lineRule="auto"/>
+            </w:pPr>
+            <w:r>
+              <w:t xml:space="preserve">0.0326</w:t>
+            </w:r>
+          </w:p>
+        </w:tc>
+        <w:tc>
+          <w:tcPr>
+            <w:tcW w:w="2200" w:type="dxa"/>
+          </w:tcPr>
+          <w:p>
+            <w:pPr>
+              <w:spacing w:before="0" w:after="0" w:line="360" w:lineRule="auto"/>
+            </w:pPr>
+            <w:r>
+              <w:t xml:space="preserve">0.0000</w:t>
             </w:r>
           </w:p>
         </w:tc>
@@ -9675,7 +7606,35 @@
         <w:spacing w:before="0" w:after="0" w:line="360" w:lineRule="auto"/>
       </w:pPr>
       <w:r>
-        <w:t xml:space="preserve">表 5-7 列出 CU-BEMS benchmark 各任務三項指標的完整對比。</w:t>
+        <w:t xml:space="preserve">此資料仍屬小型初步驗證：它提供真實 sparse observations 與單一 pillow reference point，但沒有完整 dense spatial ground truth。因此，本研究仍以 synthetic benchmark 報告 full-field MAE，以真實臥室快照驗證 calibration pipeline 的實用性，兩者分別回答不同層級的問題。</w:t>
+      </w:r>
+    </w:p>
+    <w:p>
+      <w:pPr>
+        <w:pStyle w:val="Heading3"/>
+        <w:spacing w:before="0" w:after="0" w:line="360" w:lineRule="auto"/>
+      </w:pPr>
+      <w:r>
+        <w:rPr>
+          <w:b/>
+        </w:rPr>
+        <w:t xml:space="preserve">5.8.1 推薦動作實際介入驗證方法</w:t>
+      </w:r>
+    </w:p>
+    <w:p>
+      <w:pPr>
+        <w:spacing w:before="0" w:after="0" w:line="360" w:lineRule="auto"/>
+      </w:pPr>
+      <w:r>
+        <w:t xml:space="preserve">上述 bedroom_01 一週資料能驗證的是模型是否可利用真實稀疏感測資料改善非感測點估計；它尚未直接驗證推薦動作是否具有因果改善效果。為此，本研究將推薦動作驗證定義為介入式 before/after 實驗：先量測介入前 8 顆角落感測器與目標參考點，使用校正後模型輸出候選動作排序，實際執行排名第一的動作，等待固定 settling interval（建議先採 18 至 30 分鐘），再量測介入後狀態。若介入後實測 comfort penalty 下降，且改善方向與模型預測一致，才可視為該次推薦有效。</w:t>
+      </w:r>
+    </w:p>
+    <w:p>
+      <w:pPr>
+        <w:spacing w:before="0" w:after="0" w:line="360" w:lineRule="auto"/>
+      </w:pPr>
+      <w:r>
+        <w:t xml:space="preserve">此驗證方法建議至少記錄四類數值：第一，介入前實測 penalty；第二，系統對每個候選動作預測的 penalty 與 predicted improvement；第三，介入後實測 penalty；第四，predicted improvement 與 actual improvement 的差距。若同一初始條件可測試多個候選動作，則可進一步比較預測排名與實測排名的一致性。</w:t>
       </w:r>
     </w:p>
     <w:tbl>
@@ -9702,6 +7661,309 @@
               <w:rPr>
                 <w:b/>
               </w:rPr>
+              <w:t xml:space="preserve">指標</w:t>
+            </w:r>
+          </w:p>
+        </w:tc>
+        <w:tc>
+          <w:tcPr>
+            <w:tcW w:w="2200" w:type="dxa"/>
+          </w:tcPr>
+          <w:p>
+            <w:pPr>
+              <w:spacing w:before="0" w:after="0" w:line="360" w:lineRule="auto"/>
+            </w:pPr>
+            <w:r>
+              <w:rPr>
+                <w:b/>
+              </w:rPr>
+              <w:t xml:space="preserve">定義</w:t>
+            </w:r>
+          </w:p>
+        </w:tc>
+        <w:tc>
+          <w:tcPr>
+            <w:tcW w:w="2200" w:type="dxa"/>
+          </w:tcPr>
+          <w:p>
+            <w:pPr>
+              <w:spacing w:before="0" w:after="0" w:line="360" w:lineRule="auto"/>
+            </w:pPr>
+            <w:r>
+              <w:rPr>
+                <w:b/>
+              </w:rPr>
+              <w:t xml:space="preserve">用途</w:t>
+            </w:r>
+          </w:p>
+        </w:tc>
+      </w:tr>
+      <w:tr>
+        <w:tc>
+          <w:tcPr>
+            <w:tcW w:w="2200" w:type="dxa"/>
+          </w:tcPr>
+          <w:p>
+            <w:pPr>
+              <w:spacing w:before="0" w:after="0" w:line="360" w:lineRule="auto"/>
+            </w:pPr>
+            <w:r>
+              <w:t xml:space="preserve">actual improvement</w:t>
+            </w:r>
+          </w:p>
+        </w:tc>
+        <w:tc>
+          <w:tcPr>
+            <w:tcW w:w="2200" w:type="dxa"/>
+          </w:tcPr>
+          <w:p>
+            <w:pPr>
+              <w:spacing w:before="0" w:after="0" w:line="360" w:lineRule="auto"/>
+            </w:pPr>
+            <w:r>
+              <w:t xml:space="preserve">penalty_before - measured_penalty_after</w:t>
+            </w:r>
+          </w:p>
+        </w:tc>
+        <w:tc>
+          <w:tcPr>
+            <w:tcW w:w="2200" w:type="dxa"/>
+          </w:tcPr>
+          <w:p>
+            <w:pPr>
+              <w:spacing w:before="0" w:after="0" w:line="360" w:lineRule="auto"/>
+            </w:pPr>
+            <w:r>
+              <w:t xml:space="preserve">判斷實際是否變舒適</w:t>
+            </w:r>
+          </w:p>
+        </w:tc>
+      </w:tr>
+      <w:tr>
+        <w:tc>
+          <w:tcPr>
+            <w:tcW w:w="2200" w:type="dxa"/>
+          </w:tcPr>
+          <w:p>
+            <w:pPr>
+              <w:spacing w:before="0" w:after="0" w:line="360" w:lineRule="auto"/>
+            </w:pPr>
+            <w:r>
+              <w:t xml:space="preserve">success rate</w:t>
+            </w:r>
+          </w:p>
+        </w:tc>
+        <w:tc>
+          <w:tcPr>
+            <w:tcW w:w="2200" w:type="dxa"/>
+          </w:tcPr>
+          <w:p>
+            <w:pPr>
+              <w:spacing w:before="0" w:after="0" w:line="360" w:lineRule="auto"/>
+            </w:pPr>
+            <w:r>
+              <w:t xml:space="preserve">actual improvement &gt; 0 的比例</w:t>
+            </w:r>
+          </w:p>
+        </w:tc>
+        <w:tc>
+          <w:tcPr>
+            <w:tcW w:w="2200" w:type="dxa"/>
+          </w:tcPr>
+          <w:p>
+            <w:pPr>
+              <w:spacing w:before="0" w:after="0" w:line="360" w:lineRule="auto"/>
+            </w:pPr>
+            <w:r>
+              <w:t xml:space="preserve">衡量推薦成功率</w:t>
+            </w:r>
+          </w:p>
+        </w:tc>
+      </w:tr>
+      <w:tr>
+        <w:tc>
+          <w:tcPr>
+            <w:tcW w:w="2200" w:type="dxa"/>
+          </w:tcPr>
+          <w:p>
+            <w:pPr>
+              <w:spacing w:before="0" w:after="0" w:line="360" w:lineRule="auto"/>
+            </w:pPr>
+            <w:r>
+              <w:t xml:space="preserve">prediction error</w:t>
+            </w:r>
+          </w:p>
+        </w:tc>
+        <w:tc>
+          <w:tcPr>
+            <w:tcW w:w="2200" w:type="dxa"/>
+          </w:tcPr>
+          <w:p>
+            <w:pPr>
+              <w:spacing w:before="0" w:after="0" w:line="360" w:lineRule="auto"/>
+            </w:pPr>
+            <w:r>
+              <w:t xml:space="preserve">abs(predicted improvement - actual improvement)</w:t>
+            </w:r>
+          </w:p>
+        </w:tc>
+        <w:tc>
+          <w:tcPr>
+            <w:tcW w:w="2200" w:type="dxa"/>
+          </w:tcPr>
+          <w:p>
+            <w:pPr>
+              <w:spacing w:before="0" w:after="0" w:line="360" w:lineRule="auto"/>
+            </w:pPr>
+            <w:r>
+              <w:t xml:space="preserve">衡量預測改善量準確度</w:t>
+            </w:r>
+          </w:p>
+        </w:tc>
+      </w:tr>
+      <w:tr>
+        <w:tc>
+          <w:tcPr>
+            <w:tcW w:w="2200" w:type="dxa"/>
+          </w:tcPr>
+          <w:p>
+            <w:pPr>
+              <w:spacing w:before="0" w:after="0" w:line="360" w:lineRule="auto"/>
+            </w:pPr>
+            <w:r>
+              <w:t xml:space="preserve">direction accuracy</w:t>
+            </w:r>
+          </w:p>
+        </w:tc>
+        <w:tc>
+          <w:tcPr>
+            <w:tcW w:w="2200" w:type="dxa"/>
+          </w:tcPr>
+          <w:p>
+            <w:pPr>
+              <w:spacing w:before="0" w:after="0" w:line="360" w:lineRule="auto"/>
+            </w:pPr>
+            <w:r>
+              <w:t xml:space="preserve">三因子改善方向是否一致</w:t>
+            </w:r>
+          </w:p>
+        </w:tc>
+        <w:tc>
+          <w:tcPr>
+            <w:tcW w:w="2200" w:type="dxa"/>
+          </w:tcPr>
+          <w:p>
+            <w:pPr>
+              <w:spacing w:before="0" w:after="0" w:line="360" w:lineRule="auto"/>
+            </w:pPr>
+            <w:r>
+              <w:t xml:space="preserve">檢查建議方向是否合理</w:t>
+            </w:r>
+          </w:p>
+        </w:tc>
+      </w:tr>
+      <w:tr>
+        <w:tc>
+          <w:tcPr>
+            <w:tcW w:w="2200" w:type="dxa"/>
+          </w:tcPr>
+          <w:p>
+            <w:pPr>
+              <w:spacing w:before="0" w:after="0" w:line="360" w:lineRule="auto"/>
+            </w:pPr>
+            <w:r>
+              <w:t xml:space="preserve">top-1 regret</w:t>
+            </w:r>
+          </w:p>
+        </w:tc>
+        <w:tc>
+          <w:tcPr>
+            <w:tcW w:w="2200" w:type="dxa"/>
+          </w:tcPr>
+          <w:p>
+            <w:pPr>
+              <w:spacing w:before="0" w:after="0" w:line="360" w:lineRule="auto"/>
+            </w:pPr>
+            <w:r>
+              <w:t xml:space="preserve">實測最佳動作與推薦第一名的改善差距</w:t>
+            </w:r>
+          </w:p>
+        </w:tc>
+        <w:tc>
+          <w:tcPr>
+            <w:tcW w:w="2200" w:type="dxa"/>
+          </w:tcPr>
+          <w:p>
+            <w:pPr>
+              <w:spacing w:before="0" w:after="0" w:line="360" w:lineRule="auto"/>
+            </w:pPr>
+            <w:r>
+              <w:t xml:space="preserve">衡量排序代價</w:t>
+            </w:r>
+          </w:p>
+        </w:tc>
+      </w:tr>
+    </w:tbl>
+    <w:p>
+      <w:pPr>
+        <w:spacing w:before="0" w:after="0" w:line="360" w:lineRule="auto"/>
+      </w:pPr>
+      <w:r>
+        <w:t xml:space="preserve">因此，本研究目前可主張的範圍是：校正後模型能在真實臥室快照中改善 pillow 參考點估計，並能根據 comfort penalty 對候選動作輸出反事實排序；推薦動作的實際有效性則應由上述介入實驗補足。此寫法可避免將估測準確度與控制因果效果混為一談。</w:t>
+      </w:r>
+    </w:p>
+    <w:p>
+      <w:pPr>
+        <w:pStyle w:val="Heading2"/>
+        <w:spacing w:before="0" w:after="0" w:line="360" w:lineRule="auto"/>
+      </w:pPr>
+      <w:r>
+        <w:rPr>
+          <w:b/>
+        </w:rPr>
+        <w:t xml:space="preserve">5.9 公開資料集 Task-Aligned Benchmark 結果</w:t>
+      </w:r>
+    </w:p>
+    <w:p>
+      <w:pPr>
+        <w:spacing w:before="0" w:after="0" w:line="360" w:lineRule="auto"/>
+      </w:pPr>
+      <w:r>
+        <w:t xml:space="preserve">為驗證模型在非合成資料上的外部可比性，本研究以 SML2010 與 CU-BEMS 兩個公開資料集執行 task-aligned benchmark，並以 MAE、RMSE 與 Pearson Correlation 三項指標進行評估。MAE 衡量平均絕對誤差，RMSE 對尖峰偏差更敏感，Correlation 則反映模型是否能正確追蹤時序趨勢，三者共同提供較完整的評估視角。預測目標為下一個 15 分鐘或 60 分鐘時步的感測值，比較對象為 persistence（以上一時步值作預測）與 linear regression 兩個 baseline。</w:t>
+      </w:r>
+    </w:p>
+    <w:p>
+      <w:pPr>
+        <w:spacing w:before="0" w:after="0" w:line="360" w:lineRule="auto"/>
+      </w:pPr>
+      <w:r>
+        <w:t xml:space="preserve">表 5-7 列出 SML2010 benchmark 各任務三項指標的完整對比。</w:t>
+      </w:r>
+    </w:p>
+    <w:tbl>
+      <w:tblPr>
+        <w:tblBorders>
+          <w:top w:val="single" w:sz="6" w:space="0" w:color="999999"/>
+          <w:left w:val="single" w:sz="6" w:space="0" w:color="999999"/>
+          <w:bottom w:val="single" w:sz="6" w:space="0" w:color="999999"/>
+          <w:right w:val="single" w:sz="6" w:space="0" w:color="999999"/>
+          <w:insideH w:val="single" w:sz="6" w:space="0" w:color="999999"/>
+          <w:insideV w:val="single" w:sz="6" w:space="0" w:color="999999"/>
+        </w:tblBorders>
+      </w:tblPr>
+      <w:tr>
+        <w:tc>
+          <w:tcPr>
+            <w:tcW w:w="2200" w:type="dxa"/>
+          </w:tcPr>
+          <w:p>
+            <w:pPr>
+              <w:spacing w:before="0" w:after="0" w:line="360" w:lineRule="auto"/>
+            </w:pPr>
+            <w:r>
+              <w:rPr>
+                <w:b/>
+              </w:rPr>
               <w:t xml:space="preserve">任務</w:t>
             </w:r>
           </w:p>
@@ -9813,6 +8075,2651 @@
               <w:spacing w:before="0" w:after="0" w:line="360" w:lineRule="auto"/>
             </w:pPr>
             <w:r>
+              <w:t xml:space="preserve">S1 照度</w:t>
+            </w:r>
+          </w:p>
+        </w:tc>
+        <w:tc>
+          <w:tcPr>
+            <w:tcW w:w="2200" w:type="dxa"/>
+          </w:tcPr>
+          <w:p>
+            <w:pPr>
+              <w:spacing w:before="0" w:after="0" w:line="360" w:lineRule="auto"/>
+            </w:pPr>
+            <w:r>
+              <w:t xml:space="preserve">15min</w:t>
+            </w:r>
+          </w:p>
+        </w:tc>
+        <w:tc>
+          <w:tcPr>
+            <w:tcW w:w="2200" w:type="dxa"/>
+          </w:tcPr>
+          <w:p>
+            <w:pPr>
+              <w:spacing w:before="0" w:after="0" w:line="360" w:lineRule="auto"/>
+            </w:pPr>
+            <w:r>
+              <w:t xml:space="preserve">dining_illuminance</w:t>
+            </w:r>
+          </w:p>
+        </w:tc>
+        <w:tc>
+          <w:tcPr>
+            <w:tcW w:w="2200" w:type="dxa"/>
+          </w:tcPr>
+          <w:p>
+            <w:pPr>
+              <w:spacing w:before="0" w:after="0" w:line="360" w:lineRule="auto"/>
+            </w:pPr>
+            <w:r>
+              <w:t xml:space="preserve">MAE</w:t>
+            </w:r>
+          </w:p>
+        </w:tc>
+        <w:tc>
+          <w:tcPr>
+            <w:tcW w:w="2200" w:type="dxa"/>
+          </w:tcPr>
+          <w:p>
+            <w:pPr>
+              <w:spacing w:before="0" w:after="0" w:line="360" w:lineRule="auto"/>
+            </w:pPr>
+            <w:r>
+              <w:t xml:space="preserve">3.418</w:t>
+            </w:r>
+          </w:p>
+        </w:tc>
+        <w:tc>
+          <w:tcPr>
+            <w:tcW w:w="2200" w:type="dxa"/>
+          </w:tcPr>
+          <w:p>
+            <w:pPr>
+              <w:spacing w:before="0" w:after="0" w:line="360" w:lineRule="auto"/>
+            </w:pPr>
+            <w:r>
+              <w:t xml:space="preserve">4.023</w:t>
+            </w:r>
+          </w:p>
+        </w:tc>
+        <w:tc>
+          <w:tcPr>
+            <w:tcW w:w="2200" w:type="dxa"/>
+          </w:tcPr>
+          <w:p>
+            <w:pPr>
+              <w:spacing w:before="0" w:after="0" w:line="360" w:lineRule="auto"/>
+            </w:pPr>
+            <w:r>
+              <w:t xml:space="preserve">5.346</w:t>
+            </w:r>
+          </w:p>
+        </w:tc>
+      </w:tr>
+      <w:tr>
+        <w:tc>
+          <w:tcPr>
+            <w:tcW w:w="2200" w:type="dxa"/>
+          </w:tcPr>
+          <w:p>
+            <w:pPr>
+              <w:spacing w:before="0" w:after="0" w:line="360" w:lineRule="auto"/>
+            </w:pPr>
+            <w:r>
+              <w:t xml:space="preserve">S1 照度</w:t>
+            </w:r>
+          </w:p>
+        </w:tc>
+        <w:tc>
+          <w:tcPr>
+            <w:tcW w:w="2200" w:type="dxa"/>
+          </w:tcPr>
+          <w:p>
+            <w:pPr>
+              <w:spacing w:before="0" w:after="0" w:line="360" w:lineRule="auto"/>
+            </w:pPr>
+            <w:r>
+              <w:t xml:space="preserve">15min</w:t>
+            </w:r>
+          </w:p>
+        </w:tc>
+        <w:tc>
+          <w:tcPr>
+            <w:tcW w:w="2200" w:type="dxa"/>
+          </w:tcPr>
+          <w:p>
+            <w:pPr>
+              <w:spacing w:before="0" w:after="0" w:line="360" w:lineRule="auto"/>
+            </w:pPr>
+            <w:r>
+              <w:t xml:space="preserve">dining_illuminance</w:t>
+            </w:r>
+          </w:p>
+        </w:tc>
+        <w:tc>
+          <w:tcPr>
+            <w:tcW w:w="2200" w:type="dxa"/>
+          </w:tcPr>
+          <w:p>
+            <w:pPr>
+              <w:spacing w:before="0" w:after="0" w:line="360" w:lineRule="auto"/>
+            </w:pPr>
+            <w:r>
+              <w:t xml:space="preserve">RMSE</w:t>
+            </w:r>
+          </w:p>
+        </w:tc>
+        <w:tc>
+          <w:tcPr>
+            <w:tcW w:w="2200" w:type="dxa"/>
+          </w:tcPr>
+          <w:p>
+            <w:pPr>
+              <w:spacing w:before="0" w:after="0" w:line="360" w:lineRule="auto"/>
+            </w:pPr>
+            <w:r>
+              <w:t xml:space="preserve">8.074</w:t>
+            </w:r>
+          </w:p>
+        </w:tc>
+        <w:tc>
+          <w:tcPr>
+            <w:tcW w:w="2200" w:type="dxa"/>
+          </w:tcPr>
+          <w:p>
+            <w:pPr>
+              <w:spacing w:before="0" w:after="0" w:line="360" w:lineRule="auto"/>
+            </w:pPr>
+            <w:r>
+              <w:t xml:space="preserve">8.194</w:t>
+            </w:r>
+          </w:p>
+        </w:tc>
+        <w:tc>
+          <w:tcPr>
+            <w:tcW w:w="2200" w:type="dxa"/>
+          </w:tcPr>
+          <w:p>
+            <w:pPr>
+              <w:spacing w:before="0" w:after="0" w:line="360" w:lineRule="auto"/>
+            </w:pPr>
+            <w:r>
+              <w:t xml:space="preserve">9.986</w:t>
+            </w:r>
+          </w:p>
+        </w:tc>
+      </w:tr>
+      <w:tr>
+        <w:tc>
+          <w:tcPr>
+            <w:tcW w:w="2200" w:type="dxa"/>
+          </w:tcPr>
+          <w:p>
+            <w:pPr>
+              <w:spacing w:before="0" w:after="0" w:line="360" w:lineRule="auto"/>
+            </w:pPr>
+            <w:r>
+              <w:t xml:space="preserve">S1 照度</w:t>
+            </w:r>
+          </w:p>
+        </w:tc>
+        <w:tc>
+          <w:tcPr>
+            <w:tcW w:w="2200" w:type="dxa"/>
+          </w:tcPr>
+          <w:p>
+            <w:pPr>
+              <w:spacing w:before="0" w:after="0" w:line="360" w:lineRule="auto"/>
+            </w:pPr>
+            <w:r>
+              <w:t xml:space="preserve">15min</w:t>
+            </w:r>
+          </w:p>
+        </w:tc>
+        <w:tc>
+          <w:tcPr>
+            <w:tcW w:w="2200" w:type="dxa"/>
+          </w:tcPr>
+          <w:p>
+            <w:pPr>
+              <w:spacing w:before="0" w:after="0" w:line="360" w:lineRule="auto"/>
+            </w:pPr>
+            <w:r>
+              <w:t xml:space="preserve">dining_illuminance</w:t>
+            </w:r>
+          </w:p>
+        </w:tc>
+        <w:tc>
+          <w:tcPr>
+            <w:tcW w:w="2200" w:type="dxa"/>
+          </w:tcPr>
+          <w:p>
+            <w:pPr>
+              <w:spacing w:before="0" w:after="0" w:line="360" w:lineRule="auto"/>
+            </w:pPr>
+            <w:r>
+              <w:t xml:space="preserve">Corr</w:t>
+            </w:r>
+          </w:p>
+        </w:tc>
+        <w:tc>
+          <w:tcPr>
+            <w:tcW w:w="2200" w:type="dxa"/>
+          </w:tcPr>
+          <w:p>
+            <w:pPr>
+              <w:spacing w:before="0" w:after="0" w:line="360" w:lineRule="auto"/>
+            </w:pPr>
+            <w:r>
+              <w:t xml:space="preserve">0.963</w:t>
+            </w:r>
+          </w:p>
+        </w:tc>
+        <w:tc>
+          <w:tcPr>
+            <w:tcW w:w="2200" w:type="dxa"/>
+          </w:tcPr>
+          <w:p>
+            <w:pPr>
+              <w:spacing w:before="0" w:after="0" w:line="360" w:lineRule="auto"/>
+            </w:pPr>
+            <w:r>
+              <w:t xml:space="preserve">0.966</w:t>
+            </w:r>
+          </w:p>
+        </w:tc>
+        <w:tc>
+          <w:tcPr>
+            <w:tcW w:w="2200" w:type="dxa"/>
+          </w:tcPr>
+          <w:p>
+            <w:pPr>
+              <w:spacing w:before="0" w:after="0" w:line="360" w:lineRule="auto"/>
+            </w:pPr>
+            <w:r>
+              <w:t xml:space="preserve">0.957</w:t>
+            </w:r>
+          </w:p>
+        </w:tc>
+      </w:tr>
+      <w:tr>
+        <w:tc>
+          <w:tcPr>
+            <w:tcW w:w="2200" w:type="dxa"/>
+          </w:tcPr>
+          <w:p>
+            <w:pPr>
+              <w:spacing w:before="0" w:after="0" w:line="360" w:lineRule="auto"/>
+            </w:pPr>
+            <w:r>
+              <w:t xml:space="preserve">S2 溫度</w:t>
+            </w:r>
+          </w:p>
+        </w:tc>
+        <w:tc>
+          <w:tcPr>
+            <w:tcW w:w="2200" w:type="dxa"/>
+          </w:tcPr>
+          <w:p>
+            <w:pPr>
+              <w:spacing w:before="0" w:after="0" w:line="360" w:lineRule="auto"/>
+            </w:pPr>
+            <w:r>
+              <w:t xml:space="preserve">15min</w:t>
+            </w:r>
+          </w:p>
+        </w:tc>
+        <w:tc>
+          <w:tcPr>
+            <w:tcW w:w="2200" w:type="dxa"/>
+          </w:tcPr>
+          <w:p>
+            <w:pPr>
+              <w:spacing w:before="0" w:after="0" w:line="360" w:lineRule="auto"/>
+            </w:pPr>
+            <w:r>
+              <w:t xml:space="preserve">dining_temperature</w:t>
+            </w:r>
+          </w:p>
+        </w:tc>
+        <w:tc>
+          <w:tcPr>
+            <w:tcW w:w="2200" w:type="dxa"/>
+          </w:tcPr>
+          <w:p>
+            <w:pPr>
+              <w:spacing w:before="0" w:after="0" w:line="360" w:lineRule="auto"/>
+            </w:pPr>
+            <w:r>
+              <w:t xml:space="preserve">MAE</w:t>
+            </w:r>
+          </w:p>
+        </w:tc>
+        <w:tc>
+          <w:tcPr>
+            <w:tcW w:w="2200" w:type="dxa"/>
+          </w:tcPr>
+          <w:p>
+            <w:pPr>
+              <w:spacing w:before="0" w:after="0" w:line="360" w:lineRule="auto"/>
+            </w:pPr>
+            <w:r>
+              <w:t xml:space="preserve">0.118</w:t>
+            </w:r>
+          </w:p>
+        </w:tc>
+        <w:tc>
+          <w:tcPr>
+            <w:tcW w:w="2200" w:type="dxa"/>
+          </w:tcPr>
+          <w:p>
+            <w:pPr>
+              <w:spacing w:before="0" w:after="0" w:line="360" w:lineRule="auto"/>
+            </w:pPr>
+            <w:r>
+              <w:t xml:space="preserve">0.043</w:t>
+            </w:r>
+          </w:p>
+        </w:tc>
+        <w:tc>
+          <w:tcPr>
+            <w:tcW w:w="2200" w:type="dxa"/>
+          </w:tcPr>
+          <w:p>
+            <w:pPr>
+              <w:spacing w:before="0" w:after="0" w:line="360" w:lineRule="auto"/>
+            </w:pPr>
+            <w:r>
+              <w:t xml:space="preserve">0.073</w:t>
+            </w:r>
+          </w:p>
+        </w:tc>
+      </w:tr>
+      <w:tr>
+        <w:tc>
+          <w:tcPr>
+            <w:tcW w:w="2200" w:type="dxa"/>
+          </w:tcPr>
+          <w:p>
+            <w:pPr>
+              <w:spacing w:before="0" w:after="0" w:line="360" w:lineRule="auto"/>
+            </w:pPr>
+            <w:r>
+              <w:t xml:space="preserve">S2 溫度</w:t>
+            </w:r>
+          </w:p>
+        </w:tc>
+        <w:tc>
+          <w:tcPr>
+            <w:tcW w:w="2200" w:type="dxa"/>
+          </w:tcPr>
+          <w:p>
+            <w:pPr>
+              <w:spacing w:before="0" w:after="0" w:line="360" w:lineRule="auto"/>
+            </w:pPr>
+            <w:r>
+              <w:t xml:space="preserve">15min</w:t>
+            </w:r>
+          </w:p>
+        </w:tc>
+        <w:tc>
+          <w:tcPr>
+            <w:tcW w:w="2200" w:type="dxa"/>
+          </w:tcPr>
+          <w:p>
+            <w:pPr>
+              <w:spacing w:before="0" w:after="0" w:line="360" w:lineRule="auto"/>
+            </w:pPr>
+            <w:r>
+              <w:t xml:space="preserve">dining_temperature</w:t>
+            </w:r>
+          </w:p>
+        </w:tc>
+        <w:tc>
+          <w:tcPr>
+            <w:tcW w:w="2200" w:type="dxa"/>
+          </w:tcPr>
+          <w:p>
+            <w:pPr>
+              <w:spacing w:before="0" w:after="0" w:line="360" w:lineRule="auto"/>
+            </w:pPr>
+            <w:r>
+              <w:t xml:space="preserve">RMSE</w:t>
+            </w:r>
+          </w:p>
+        </w:tc>
+        <w:tc>
+          <w:tcPr>
+            <w:tcW w:w="2200" w:type="dxa"/>
+          </w:tcPr>
+          <w:p>
+            <w:pPr>
+              <w:spacing w:before="0" w:after="0" w:line="360" w:lineRule="auto"/>
+            </w:pPr>
+            <w:r>
+              <w:t xml:space="preserve">0.135</w:t>
+            </w:r>
+          </w:p>
+        </w:tc>
+        <w:tc>
+          <w:tcPr>
+            <w:tcW w:w="2200" w:type="dxa"/>
+          </w:tcPr>
+          <w:p>
+            <w:pPr>
+              <w:spacing w:before="0" w:after="0" w:line="360" w:lineRule="auto"/>
+            </w:pPr>
+            <w:r>
+              <w:t xml:space="preserve">0.056</w:t>
+            </w:r>
+          </w:p>
+        </w:tc>
+        <w:tc>
+          <w:tcPr>
+            <w:tcW w:w="2200" w:type="dxa"/>
+          </w:tcPr>
+          <w:p>
+            <w:pPr>
+              <w:spacing w:before="0" w:after="0" w:line="360" w:lineRule="auto"/>
+            </w:pPr>
+            <w:r>
+              <w:t xml:space="preserve">0.089</w:t>
+            </w:r>
+          </w:p>
+        </w:tc>
+      </w:tr>
+      <w:tr>
+        <w:tc>
+          <w:tcPr>
+            <w:tcW w:w="2200" w:type="dxa"/>
+          </w:tcPr>
+          <w:p>
+            <w:pPr>
+              <w:spacing w:before="0" w:after="0" w:line="360" w:lineRule="auto"/>
+            </w:pPr>
+            <w:r>
+              <w:t xml:space="preserve">S2 溫度</w:t>
+            </w:r>
+          </w:p>
+        </w:tc>
+        <w:tc>
+          <w:tcPr>
+            <w:tcW w:w="2200" w:type="dxa"/>
+          </w:tcPr>
+          <w:p>
+            <w:pPr>
+              <w:spacing w:before="0" w:after="0" w:line="360" w:lineRule="auto"/>
+            </w:pPr>
+            <w:r>
+              <w:t xml:space="preserve">15min</w:t>
+            </w:r>
+          </w:p>
+        </w:tc>
+        <w:tc>
+          <w:tcPr>
+            <w:tcW w:w="2200" w:type="dxa"/>
+          </w:tcPr>
+          <w:p>
+            <w:pPr>
+              <w:spacing w:before="0" w:after="0" w:line="360" w:lineRule="auto"/>
+            </w:pPr>
+            <w:r>
+              <w:t xml:space="preserve">dining_temperature</w:t>
+            </w:r>
+          </w:p>
+        </w:tc>
+        <w:tc>
+          <w:tcPr>
+            <w:tcW w:w="2200" w:type="dxa"/>
+          </w:tcPr>
+          <w:p>
+            <w:pPr>
+              <w:spacing w:before="0" w:after="0" w:line="360" w:lineRule="auto"/>
+            </w:pPr>
+            <w:r>
+              <w:t xml:space="preserve">Corr</w:t>
+            </w:r>
+          </w:p>
+        </w:tc>
+        <w:tc>
+          <w:tcPr>
+            <w:tcW w:w="2200" w:type="dxa"/>
+          </w:tcPr>
+          <w:p>
+            <w:pPr>
+              <w:spacing w:before="0" w:after="0" w:line="360" w:lineRule="auto"/>
+            </w:pPr>
+            <w:r>
+              <w:t xml:space="preserve">0.999</w:t>
+            </w:r>
+          </w:p>
+        </w:tc>
+        <w:tc>
+          <w:tcPr>
+            <w:tcW w:w="2200" w:type="dxa"/>
+          </w:tcPr>
+          <w:p>
+            <w:pPr>
+              <w:spacing w:before="0" w:after="0" w:line="360" w:lineRule="auto"/>
+            </w:pPr>
+            <w:r>
+              <w:t xml:space="preserve">1.000</w:t>
+            </w:r>
+          </w:p>
+        </w:tc>
+        <w:tc>
+          <w:tcPr>
+            <w:tcW w:w="2200" w:type="dxa"/>
+          </w:tcPr>
+          <w:p>
+            <w:pPr>
+              <w:spacing w:before="0" w:after="0" w:line="360" w:lineRule="auto"/>
+            </w:pPr>
+            <w:r>
+              <w:t xml:space="preserve">0.999</w:t>
+            </w:r>
+          </w:p>
+        </w:tc>
+      </w:tr>
+      <w:tr>
+        <w:tc>
+          <w:tcPr>
+            <w:tcW w:w="2200" w:type="dxa"/>
+          </w:tcPr>
+          <w:p>
+            <w:pPr>
+              <w:spacing w:before="0" w:after="0" w:line="360" w:lineRule="auto"/>
+            </w:pPr>
+            <w:r>
+              <w:t xml:space="preserve">S2 濕度</w:t>
+            </w:r>
+          </w:p>
+        </w:tc>
+        <w:tc>
+          <w:tcPr>
+            <w:tcW w:w="2200" w:type="dxa"/>
+          </w:tcPr>
+          <w:p>
+            <w:pPr>
+              <w:spacing w:before="0" w:after="0" w:line="360" w:lineRule="auto"/>
+            </w:pPr>
+            <w:r>
+              <w:t xml:space="preserve">15min</w:t>
+            </w:r>
+          </w:p>
+        </w:tc>
+        <w:tc>
+          <w:tcPr>
+            <w:tcW w:w="2200" w:type="dxa"/>
+          </w:tcPr>
+          <w:p>
+            <w:pPr>
+              <w:spacing w:before="0" w:after="0" w:line="360" w:lineRule="auto"/>
+            </w:pPr>
+            <w:r>
+              <w:t xml:space="preserve">dining_humidity</w:t>
+            </w:r>
+          </w:p>
+        </w:tc>
+        <w:tc>
+          <w:tcPr>
+            <w:tcW w:w="2200" w:type="dxa"/>
+          </w:tcPr>
+          <w:p>
+            <w:pPr>
+              <w:spacing w:before="0" w:after="0" w:line="360" w:lineRule="auto"/>
+            </w:pPr>
+            <w:r>
+              <w:t xml:space="preserve">MAE</w:t>
+            </w:r>
+          </w:p>
+        </w:tc>
+        <w:tc>
+          <w:tcPr>
+            <w:tcW w:w="2200" w:type="dxa"/>
+          </w:tcPr>
+          <w:p>
+            <w:pPr>
+              <w:spacing w:before="0" w:after="0" w:line="360" w:lineRule="auto"/>
+            </w:pPr>
+            <w:r>
+              <w:t xml:space="preserve">0.198</w:t>
+            </w:r>
+          </w:p>
+        </w:tc>
+        <w:tc>
+          <w:tcPr>
+            <w:tcW w:w="2200" w:type="dxa"/>
+          </w:tcPr>
+          <w:p>
+            <w:pPr>
+              <w:spacing w:before="0" w:after="0" w:line="360" w:lineRule="auto"/>
+            </w:pPr>
+            <w:r>
+              <w:t xml:space="preserve">0.209</w:t>
+            </w:r>
+          </w:p>
+        </w:tc>
+        <w:tc>
+          <w:tcPr>
+            <w:tcW w:w="2200" w:type="dxa"/>
+          </w:tcPr>
+          <w:p>
+            <w:pPr>
+              <w:spacing w:before="0" w:after="0" w:line="360" w:lineRule="auto"/>
+            </w:pPr>
+            <w:r>
+              <w:t xml:space="preserve">0.832</w:t>
+            </w:r>
+          </w:p>
+        </w:tc>
+      </w:tr>
+      <w:tr>
+        <w:tc>
+          <w:tcPr>
+            <w:tcW w:w="2200" w:type="dxa"/>
+          </w:tcPr>
+          <w:p>
+            <w:pPr>
+              <w:spacing w:before="0" w:after="0" w:line="360" w:lineRule="auto"/>
+            </w:pPr>
+            <w:r>
+              <w:t xml:space="preserve">S2 濕度</w:t>
+            </w:r>
+          </w:p>
+        </w:tc>
+        <w:tc>
+          <w:tcPr>
+            <w:tcW w:w="2200" w:type="dxa"/>
+          </w:tcPr>
+          <w:p>
+            <w:pPr>
+              <w:spacing w:before="0" w:after="0" w:line="360" w:lineRule="auto"/>
+            </w:pPr>
+            <w:r>
+              <w:t xml:space="preserve">15min</w:t>
+            </w:r>
+          </w:p>
+        </w:tc>
+        <w:tc>
+          <w:tcPr>
+            <w:tcW w:w="2200" w:type="dxa"/>
+          </w:tcPr>
+          <w:p>
+            <w:pPr>
+              <w:spacing w:before="0" w:after="0" w:line="360" w:lineRule="auto"/>
+            </w:pPr>
+            <w:r>
+              <w:t xml:space="preserve">dining_humidity</w:t>
+            </w:r>
+          </w:p>
+        </w:tc>
+        <w:tc>
+          <w:tcPr>
+            <w:tcW w:w="2200" w:type="dxa"/>
+          </w:tcPr>
+          <w:p>
+            <w:pPr>
+              <w:spacing w:before="0" w:after="0" w:line="360" w:lineRule="auto"/>
+            </w:pPr>
+            <w:r>
+              <w:t xml:space="preserve">RMSE</w:t>
+            </w:r>
+          </w:p>
+        </w:tc>
+        <w:tc>
+          <w:tcPr>
+            <w:tcW w:w="2200" w:type="dxa"/>
+          </w:tcPr>
+          <w:p>
+            <w:pPr>
+              <w:spacing w:before="0" w:after="0" w:line="360" w:lineRule="auto"/>
+            </w:pPr>
+            <w:r>
+              <w:t xml:space="preserve">0.304</w:t>
+            </w:r>
+          </w:p>
+        </w:tc>
+        <w:tc>
+          <w:tcPr>
+            <w:tcW w:w="2200" w:type="dxa"/>
+          </w:tcPr>
+          <w:p>
+            <w:pPr>
+              <w:spacing w:before="0" w:after="0" w:line="360" w:lineRule="auto"/>
+            </w:pPr>
+            <w:r>
+              <w:t xml:space="preserve">0.316</w:t>
+            </w:r>
+          </w:p>
+        </w:tc>
+        <w:tc>
+          <w:tcPr>
+            <w:tcW w:w="2200" w:type="dxa"/>
+          </w:tcPr>
+          <w:p>
+            <w:pPr>
+              <w:spacing w:before="0" w:after="0" w:line="360" w:lineRule="auto"/>
+            </w:pPr>
+            <w:r>
+              <w:t xml:space="preserve">1.026</w:t>
+            </w:r>
+          </w:p>
+        </w:tc>
+      </w:tr>
+      <w:tr>
+        <w:tc>
+          <w:tcPr>
+            <w:tcW w:w="2200" w:type="dxa"/>
+          </w:tcPr>
+          <w:p>
+            <w:pPr>
+              <w:spacing w:before="0" w:after="0" w:line="360" w:lineRule="auto"/>
+            </w:pPr>
+            <w:r>
+              <w:t xml:space="preserve">S2 濕度</w:t>
+            </w:r>
+          </w:p>
+        </w:tc>
+        <w:tc>
+          <w:tcPr>
+            <w:tcW w:w="2200" w:type="dxa"/>
+          </w:tcPr>
+          <w:p>
+            <w:pPr>
+              <w:spacing w:before="0" w:after="0" w:line="360" w:lineRule="auto"/>
+            </w:pPr>
+            <w:r>
+              <w:t xml:space="preserve">15min</w:t>
+            </w:r>
+          </w:p>
+        </w:tc>
+        <w:tc>
+          <w:tcPr>
+            <w:tcW w:w="2200" w:type="dxa"/>
+          </w:tcPr>
+          <w:p>
+            <w:pPr>
+              <w:spacing w:before="0" w:after="0" w:line="360" w:lineRule="auto"/>
+            </w:pPr>
+            <w:r>
+              <w:t xml:space="preserve">dining_humidity</w:t>
+            </w:r>
+          </w:p>
+        </w:tc>
+        <w:tc>
+          <w:tcPr>
+            <w:tcW w:w="2200" w:type="dxa"/>
+          </w:tcPr>
+          <w:p>
+            <w:pPr>
+              <w:spacing w:before="0" w:after="0" w:line="360" w:lineRule="auto"/>
+            </w:pPr>
+            <w:r>
+              <w:t xml:space="preserve">Corr</w:t>
+            </w:r>
+          </w:p>
+        </w:tc>
+        <w:tc>
+          <w:tcPr>
+            <w:tcW w:w="2200" w:type="dxa"/>
+          </w:tcPr>
+          <w:p>
+            <w:pPr>
+              <w:spacing w:before="0" w:after="0" w:line="360" w:lineRule="auto"/>
+            </w:pPr>
+            <w:r>
+              <w:t xml:space="preserve">0.998</w:t>
+            </w:r>
+          </w:p>
+        </w:tc>
+        <w:tc>
+          <w:tcPr>
+            <w:tcW w:w="2200" w:type="dxa"/>
+          </w:tcPr>
+          <w:p>
+            <w:pPr>
+              <w:spacing w:before="0" w:after="0" w:line="360" w:lineRule="auto"/>
+            </w:pPr>
+            <w:r>
+              <w:t xml:space="preserve">0.998</w:t>
+            </w:r>
+          </w:p>
+        </w:tc>
+        <w:tc>
+          <w:tcPr>
+            <w:tcW w:w="2200" w:type="dxa"/>
+          </w:tcPr>
+          <w:p>
+            <w:pPr>
+              <w:spacing w:before="0" w:after="0" w:line="360" w:lineRule="auto"/>
+            </w:pPr>
+            <w:r>
+              <w:t xml:space="preserve">0.988</w:t>
+            </w:r>
+          </w:p>
+        </w:tc>
+      </w:tr>
+      <w:tr>
+        <w:tc>
+          <w:tcPr>
+            <w:tcW w:w="2200" w:type="dxa"/>
+          </w:tcPr>
+          <w:p>
+            <w:pPr>
+              <w:spacing w:before="0" w:after="0" w:line="360" w:lineRule="auto"/>
+            </w:pPr>
+            <w:r>
+              <w:t xml:space="preserve">S3 複合溫度</w:t>
+            </w:r>
+          </w:p>
+        </w:tc>
+        <w:tc>
+          <w:tcPr>
+            <w:tcW w:w="2200" w:type="dxa"/>
+          </w:tcPr>
+          <w:p>
+            <w:pPr>
+              <w:spacing w:before="0" w:after="0" w:line="360" w:lineRule="auto"/>
+            </w:pPr>
+            <w:r>
+              <w:t xml:space="preserve">15min</w:t>
+            </w:r>
+          </w:p>
+        </w:tc>
+        <w:tc>
+          <w:tcPr>
+            <w:tcW w:w="2200" w:type="dxa"/>
+          </w:tcPr>
+          <w:p>
+            <w:pPr>
+              <w:spacing w:before="0" w:after="0" w:line="360" w:lineRule="auto"/>
+            </w:pPr>
+            <w:r>
+              <w:t xml:space="preserve">dining_temperature</w:t>
+            </w:r>
+          </w:p>
+        </w:tc>
+        <w:tc>
+          <w:tcPr>
+            <w:tcW w:w="2200" w:type="dxa"/>
+          </w:tcPr>
+          <w:p>
+            <w:pPr>
+              <w:spacing w:before="0" w:after="0" w:line="360" w:lineRule="auto"/>
+            </w:pPr>
+            <w:r>
+              <w:t xml:space="preserve">MAE</w:t>
+            </w:r>
+          </w:p>
+        </w:tc>
+        <w:tc>
+          <w:tcPr>
+            <w:tcW w:w="2200" w:type="dxa"/>
+          </w:tcPr>
+          <w:p>
+            <w:pPr>
+              <w:spacing w:before="0" w:after="0" w:line="360" w:lineRule="auto"/>
+            </w:pPr>
+            <w:r>
+              <w:t xml:space="preserve">0.233</w:t>
+            </w:r>
+          </w:p>
+        </w:tc>
+        <w:tc>
+          <w:tcPr>
+            <w:tcW w:w="2200" w:type="dxa"/>
+          </w:tcPr>
+          <w:p>
+            <w:pPr>
+              <w:spacing w:before="0" w:after="0" w:line="360" w:lineRule="auto"/>
+            </w:pPr>
+            <w:r>
+              <w:t xml:space="preserve">0.093</w:t>
+            </w:r>
+          </w:p>
+        </w:tc>
+        <w:tc>
+          <w:tcPr>
+            <w:tcW w:w="2200" w:type="dxa"/>
+          </w:tcPr>
+          <w:p>
+            <w:pPr>
+              <w:spacing w:before="0" w:after="0" w:line="360" w:lineRule="auto"/>
+            </w:pPr>
+            <w:r>
+              <w:t xml:space="preserve">0.071</w:t>
+            </w:r>
+          </w:p>
+        </w:tc>
+      </w:tr>
+      <w:tr>
+        <w:tc>
+          <w:tcPr>
+            <w:tcW w:w="2200" w:type="dxa"/>
+          </w:tcPr>
+          <w:p>
+            <w:pPr>
+              <w:spacing w:before="0" w:after="0" w:line="360" w:lineRule="auto"/>
+            </w:pPr>
+            <w:r>
+              <w:t xml:space="preserve">S3 複合溫度</w:t>
+            </w:r>
+          </w:p>
+        </w:tc>
+        <w:tc>
+          <w:tcPr>
+            <w:tcW w:w="2200" w:type="dxa"/>
+          </w:tcPr>
+          <w:p>
+            <w:pPr>
+              <w:spacing w:before="0" w:after="0" w:line="360" w:lineRule="auto"/>
+            </w:pPr>
+            <w:r>
+              <w:t xml:space="preserve">15min</w:t>
+            </w:r>
+          </w:p>
+        </w:tc>
+        <w:tc>
+          <w:tcPr>
+            <w:tcW w:w="2200" w:type="dxa"/>
+          </w:tcPr>
+          <w:p>
+            <w:pPr>
+              <w:spacing w:before="0" w:after="0" w:line="360" w:lineRule="auto"/>
+            </w:pPr>
+            <w:r>
+              <w:t xml:space="preserve">dining_temperature</w:t>
+            </w:r>
+          </w:p>
+        </w:tc>
+        <w:tc>
+          <w:tcPr>
+            <w:tcW w:w="2200" w:type="dxa"/>
+          </w:tcPr>
+          <w:p>
+            <w:pPr>
+              <w:spacing w:before="0" w:after="0" w:line="360" w:lineRule="auto"/>
+            </w:pPr>
+            <w:r>
+              <w:t xml:space="preserve">RMSE</w:t>
+            </w:r>
+          </w:p>
+        </w:tc>
+        <w:tc>
+          <w:tcPr>
+            <w:tcW w:w="2200" w:type="dxa"/>
+          </w:tcPr>
+          <w:p>
+            <w:pPr>
+              <w:spacing w:before="0" w:after="0" w:line="360" w:lineRule="auto"/>
+            </w:pPr>
+            <w:r>
+              <w:t xml:space="preserve">0.283</w:t>
+            </w:r>
+          </w:p>
+        </w:tc>
+        <w:tc>
+          <w:tcPr>
+            <w:tcW w:w="2200" w:type="dxa"/>
+          </w:tcPr>
+          <w:p>
+            <w:pPr>
+              <w:spacing w:before="0" w:after="0" w:line="360" w:lineRule="auto"/>
+            </w:pPr>
+            <w:r>
+              <w:t xml:space="preserve">0.115</w:t>
+            </w:r>
+          </w:p>
+        </w:tc>
+        <w:tc>
+          <w:tcPr>
+            <w:tcW w:w="2200" w:type="dxa"/>
+          </w:tcPr>
+          <w:p>
+            <w:pPr>
+              <w:spacing w:before="0" w:after="0" w:line="360" w:lineRule="auto"/>
+            </w:pPr>
+            <w:r>
+              <w:t xml:space="preserve">0.089</w:t>
+            </w:r>
+          </w:p>
+        </w:tc>
+      </w:tr>
+      <w:tr>
+        <w:tc>
+          <w:tcPr>
+            <w:tcW w:w="2200" w:type="dxa"/>
+          </w:tcPr>
+          <w:p>
+            <w:pPr>
+              <w:spacing w:before="0" w:after="0" w:line="360" w:lineRule="auto"/>
+            </w:pPr>
+            <w:r>
+              <w:t xml:space="preserve">S3 複合溫度</w:t>
+            </w:r>
+          </w:p>
+        </w:tc>
+        <w:tc>
+          <w:tcPr>
+            <w:tcW w:w="2200" w:type="dxa"/>
+          </w:tcPr>
+          <w:p>
+            <w:pPr>
+              <w:spacing w:before="0" w:after="0" w:line="360" w:lineRule="auto"/>
+            </w:pPr>
+            <w:r>
+              <w:t xml:space="preserve">15min</w:t>
+            </w:r>
+          </w:p>
+        </w:tc>
+        <w:tc>
+          <w:tcPr>
+            <w:tcW w:w="2200" w:type="dxa"/>
+          </w:tcPr>
+          <w:p>
+            <w:pPr>
+              <w:spacing w:before="0" w:after="0" w:line="360" w:lineRule="auto"/>
+            </w:pPr>
+            <w:r>
+              <w:t xml:space="preserve">dining_temperature</w:t>
+            </w:r>
+          </w:p>
+        </w:tc>
+        <w:tc>
+          <w:tcPr>
+            <w:tcW w:w="2200" w:type="dxa"/>
+          </w:tcPr>
+          <w:p>
+            <w:pPr>
+              <w:spacing w:before="0" w:after="0" w:line="360" w:lineRule="auto"/>
+            </w:pPr>
+            <w:r>
+              <w:t xml:space="preserve">Corr</w:t>
+            </w:r>
+          </w:p>
+        </w:tc>
+        <w:tc>
+          <w:tcPr>
+            <w:tcW w:w="2200" w:type="dxa"/>
+          </w:tcPr>
+          <w:p>
+            <w:pPr>
+              <w:spacing w:before="0" w:after="0" w:line="360" w:lineRule="auto"/>
+            </w:pPr>
+            <w:r>
+              <w:t xml:space="preserve">0.000</w:t>
+            </w:r>
+          </w:p>
+        </w:tc>
+        <w:tc>
+          <w:tcPr>
+            <w:tcW w:w="2200" w:type="dxa"/>
+          </w:tcPr>
+          <w:p>
+            <w:pPr>
+              <w:spacing w:before="0" w:after="0" w:line="360" w:lineRule="auto"/>
+            </w:pPr>
+            <w:r>
+              <w:t xml:space="preserve">0.909</w:t>
+            </w:r>
+          </w:p>
+        </w:tc>
+        <w:tc>
+          <w:tcPr>
+            <w:tcW w:w="2200" w:type="dxa"/>
+          </w:tcPr>
+          <w:p>
+            <w:pPr>
+              <w:spacing w:before="0" w:after="0" w:line="360" w:lineRule="auto"/>
+            </w:pPr>
+            <w:r>
+              <w:t xml:space="preserve">0.950</w:t>
+            </w:r>
+          </w:p>
+        </w:tc>
+      </w:tr>
+      <w:tr>
+        <w:tc>
+          <w:tcPr>
+            <w:tcW w:w="2200" w:type="dxa"/>
+          </w:tcPr>
+          <w:p>
+            <w:pPr>
+              <w:spacing w:before="0" w:after="0" w:line="360" w:lineRule="auto"/>
+            </w:pPr>
+            <w:r>
+              <w:t xml:space="preserve">S3 複合濕度</w:t>
+            </w:r>
+          </w:p>
+        </w:tc>
+        <w:tc>
+          <w:tcPr>
+            <w:tcW w:w="2200" w:type="dxa"/>
+          </w:tcPr>
+          <w:p>
+            <w:pPr>
+              <w:spacing w:before="0" w:after="0" w:line="360" w:lineRule="auto"/>
+            </w:pPr>
+            <w:r>
+              <w:t xml:space="preserve">15min</w:t>
+            </w:r>
+          </w:p>
+        </w:tc>
+        <w:tc>
+          <w:tcPr>
+            <w:tcW w:w="2200" w:type="dxa"/>
+          </w:tcPr>
+          <w:p>
+            <w:pPr>
+              <w:spacing w:before="0" w:after="0" w:line="360" w:lineRule="auto"/>
+            </w:pPr>
+            <w:r>
+              <w:t xml:space="preserve">dining_humidity</w:t>
+            </w:r>
+          </w:p>
+        </w:tc>
+        <w:tc>
+          <w:tcPr>
+            <w:tcW w:w="2200" w:type="dxa"/>
+          </w:tcPr>
+          <w:p>
+            <w:pPr>
+              <w:spacing w:before="0" w:after="0" w:line="360" w:lineRule="auto"/>
+            </w:pPr>
+            <w:r>
+              <w:t xml:space="preserve">MAE</w:t>
+            </w:r>
+          </w:p>
+        </w:tc>
+        <w:tc>
+          <w:tcPr>
+            <w:tcW w:w="2200" w:type="dxa"/>
+          </w:tcPr>
+          <w:p>
+            <w:pPr>
+              <w:spacing w:before="0" w:after="0" w:line="360" w:lineRule="auto"/>
+            </w:pPr>
+            <w:r>
+              <w:t xml:space="preserve">0.386</w:t>
+            </w:r>
+          </w:p>
+        </w:tc>
+        <w:tc>
+          <w:tcPr>
+            <w:tcW w:w="2200" w:type="dxa"/>
+          </w:tcPr>
+          <w:p>
+            <w:pPr>
+              <w:spacing w:before="0" w:after="0" w:line="360" w:lineRule="auto"/>
+            </w:pPr>
+            <w:r>
+              <w:t xml:space="preserve">0.393</w:t>
+            </w:r>
+          </w:p>
+        </w:tc>
+        <w:tc>
+          <w:tcPr>
+            <w:tcW w:w="2200" w:type="dxa"/>
+          </w:tcPr>
+          <w:p>
+            <w:pPr>
+              <w:spacing w:before="0" w:after="0" w:line="360" w:lineRule="auto"/>
+            </w:pPr>
+            <w:r>
+              <w:t xml:space="preserve">0.335</w:t>
+            </w:r>
+          </w:p>
+        </w:tc>
+      </w:tr>
+      <w:tr>
+        <w:tc>
+          <w:tcPr>
+            <w:tcW w:w="2200" w:type="dxa"/>
+          </w:tcPr>
+          <w:p>
+            <w:pPr>
+              <w:spacing w:before="0" w:after="0" w:line="360" w:lineRule="auto"/>
+            </w:pPr>
+            <w:r>
+              <w:t xml:space="preserve">S3 複合濕度</w:t>
+            </w:r>
+          </w:p>
+        </w:tc>
+        <w:tc>
+          <w:tcPr>
+            <w:tcW w:w="2200" w:type="dxa"/>
+          </w:tcPr>
+          <w:p>
+            <w:pPr>
+              <w:spacing w:before="0" w:after="0" w:line="360" w:lineRule="auto"/>
+            </w:pPr>
+            <w:r>
+              <w:t xml:space="preserve">15min</w:t>
+            </w:r>
+          </w:p>
+        </w:tc>
+        <w:tc>
+          <w:tcPr>
+            <w:tcW w:w="2200" w:type="dxa"/>
+          </w:tcPr>
+          <w:p>
+            <w:pPr>
+              <w:spacing w:before="0" w:after="0" w:line="360" w:lineRule="auto"/>
+            </w:pPr>
+            <w:r>
+              <w:t xml:space="preserve">dining_humidity</w:t>
+            </w:r>
+          </w:p>
+        </w:tc>
+        <w:tc>
+          <w:tcPr>
+            <w:tcW w:w="2200" w:type="dxa"/>
+          </w:tcPr>
+          <w:p>
+            <w:pPr>
+              <w:spacing w:before="0" w:after="0" w:line="360" w:lineRule="auto"/>
+            </w:pPr>
+            <w:r>
+              <w:t xml:space="preserve">RMSE</w:t>
+            </w:r>
+          </w:p>
+        </w:tc>
+        <w:tc>
+          <w:tcPr>
+            <w:tcW w:w="2200" w:type="dxa"/>
+          </w:tcPr>
+          <w:p>
+            <w:pPr>
+              <w:spacing w:before="0" w:after="0" w:line="360" w:lineRule="auto"/>
+            </w:pPr>
+            <w:r>
+              <w:t xml:space="preserve">0.595</w:t>
+            </w:r>
+          </w:p>
+        </w:tc>
+        <w:tc>
+          <w:tcPr>
+            <w:tcW w:w="2200" w:type="dxa"/>
+          </w:tcPr>
+          <w:p>
+            <w:pPr>
+              <w:spacing w:before="0" w:after="0" w:line="360" w:lineRule="auto"/>
+            </w:pPr>
+            <w:r>
+              <w:t xml:space="preserve">0.574</w:t>
+            </w:r>
+          </w:p>
+        </w:tc>
+        <w:tc>
+          <w:tcPr>
+            <w:tcW w:w="2200" w:type="dxa"/>
+          </w:tcPr>
+          <w:p>
+            <w:pPr>
+              <w:spacing w:before="0" w:after="0" w:line="360" w:lineRule="auto"/>
+            </w:pPr>
+            <w:r>
+              <w:t xml:space="preserve">0.475</w:t>
+            </w:r>
+          </w:p>
+        </w:tc>
+      </w:tr>
+      <w:tr>
+        <w:tc>
+          <w:tcPr>
+            <w:tcW w:w="2200" w:type="dxa"/>
+          </w:tcPr>
+          <w:p>
+            <w:pPr>
+              <w:spacing w:before="0" w:after="0" w:line="360" w:lineRule="auto"/>
+            </w:pPr>
+            <w:r>
+              <w:t xml:space="preserve">S3 複合濕度</w:t>
+            </w:r>
+          </w:p>
+        </w:tc>
+        <w:tc>
+          <w:tcPr>
+            <w:tcW w:w="2200" w:type="dxa"/>
+          </w:tcPr>
+          <w:p>
+            <w:pPr>
+              <w:spacing w:before="0" w:after="0" w:line="360" w:lineRule="auto"/>
+            </w:pPr>
+            <w:r>
+              <w:t xml:space="preserve">15min</w:t>
+            </w:r>
+          </w:p>
+        </w:tc>
+        <w:tc>
+          <w:tcPr>
+            <w:tcW w:w="2200" w:type="dxa"/>
+          </w:tcPr>
+          <w:p>
+            <w:pPr>
+              <w:spacing w:before="0" w:after="0" w:line="360" w:lineRule="auto"/>
+            </w:pPr>
+            <w:r>
+              <w:t xml:space="preserve">dining_humidity</w:t>
+            </w:r>
+          </w:p>
+        </w:tc>
+        <w:tc>
+          <w:tcPr>
+            <w:tcW w:w="2200" w:type="dxa"/>
+          </w:tcPr>
+          <w:p>
+            <w:pPr>
+              <w:spacing w:before="0" w:after="0" w:line="360" w:lineRule="auto"/>
+            </w:pPr>
+            <w:r>
+              <w:t xml:space="preserve">Corr</w:t>
+            </w:r>
+          </w:p>
+        </w:tc>
+        <w:tc>
+          <w:tcPr>
+            <w:tcW w:w="2200" w:type="dxa"/>
+          </w:tcPr>
+          <w:p>
+            <w:pPr>
+              <w:spacing w:before="0" w:after="0" w:line="360" w:lineRule="auto"/>
+            </w:pPr>
+            <w:r>
+              <w:t xml:space="preserve">0.000</w:t>
+            </w:r>
+          </w:p>
+        </w:tc>
+        <w:tc>
+          <w:tcPr>
+            <w:tcW w:w="2200" w:type="dxa"/>
+          </w:tcPr>
+          <w:p>
+            <w:pPr>
+              <w:spacing w:before="0" w:after="0" w:line="360" w:lineRule="auto"/>
+            </w:pPr>
+            <w:r>
+              <w:t xml:space="preserve">0.337</w:t>
+            </w:r>
+          </w:p>
+        </w:tc>
+        <w:tc>
+          <w:tcPr>
+            <w:tcW w:w="2200" w:type="dxa"/>
+          </w:tcPr>
+          <w:p>
+            <w:pPr>
+              <w:spacing w:before="0" w:after="0" w:line="360" w:lineRule="auto"/>
+            </w:pPr>
+            <w:r>
+              <w:t xml:space="preserve">0.612</w:t>
+            </w:r>
+          </w:p>
+        </w:tc>
+      </w:tr>
+      <w:tr>
+        <w:tc>
+          <w:tcPr>
+            <w:tcW w:w="2200" w:type="dxa"/>
+          </w:tcPr>
+          <w:p>
+            <w:pPr>
+              <w:spacing w:before="0" w:after="0" w:line="360" w:lineRule="auto"/>
+            </w:pPr>
+            <w:r>
+              <w:t xml:space="preserve">S3 複合照度</w:t>
+            </w:r>
+          </w:p>
+        </w:tc>
+        <w:tc>
+          <w:tcPr>
+            <w:tcW w:w="2200" w:type="dxa"/>
+          </w:tcPr>
+          <w:p>
+            <w:pPr>
+              <w:spacing w:before="0" w:after="0" w:line="360" w:lineRule="auto"/>
+            </w:pPr>
+            <w:r>
+              <w:t xml:space="preserve">15min</w:t>
+            </w:r>
+          </w:p>
+        </w:tc>
+        <w:tc>
+          <w:tcPr>
+            <w:tcW w:w="2200" w:type="dxa"/>
+          </w:tcPr>
+          <w:p>
+            <w:pPr>
+              <w:spacing w:before="0" w:after="0" w:line="360" w:lineRule="auto"/>
+            </w:pPr>
+            <w:r>
+              <w:t xml:space="preserve">dining_illuminance</w:t>
+            </w:r>
+          </w:p>
+        </w:tc>
+        <w:tc>
+          <w:tcPr>
+            <w:tcW w:w="2200" w:type="dxa"/>
+          </w:tcPr>
+          <w:p>
+            <w:pPr>
+              <w:spacing w:before="0" w:after="0" w:line="360" w:lineRule="auto"/>
+            </w:pPr>
+            <w:r>
+              <w:t xml:space="preserve">MAE</w:t>
+            </w:r>
+          </w:p>
+        </w:tc>
+        <w:tc>
+          <w:tcPr>
+            <w:tcW w:w="2200" w:type="dxa"/>
+          </w:tcPr>
+          <w:p>
+            <w:pPr>
+              <w:spacing w:before="0" w:after="0" w:line="360" w:lineRule="auto"/>
+            </w:pPr>
+            <w:r>
+              <w:t xml:space="preserve">8.473</w:t>
+            </w:r>
+          </w:p>
+        </w:tc>
+        <w:tc>
+          <w:tcPr>
+            <w:tcW w:w="2200" w:type="dxa"/>
+          </w:tcPr>
+          <w:p>
+            <w:pPr>
+              <w:spacing w:before="0" w:after="0" w:line="360" w:lineRule="auto"/>
+            </w:pPr>
+            <w:r>
+              <w:t xml:space="preserve">9.813</w:t>
+            </w:r>
+          </w:p>
+        </w:tc>
+        <w:tc>
+          <w:tcPr>
+            <w:tcW w:w="2200" w:type="dxa"/>
+          </w:tcPr>
+          <w:p>
+            <w:pPr>
+              <w:spacing w:before="0" w:after="0" w:line="360" w:lineRule="auto"/>
+            </w:pPr>
+            <w:r>
+              <w:t xml:space="preserve">9.437</w:t>
+            </w:r>
+          </w:p>
+        </w:tc>
+      </w:tr>
+      <w:tr>
+        <w:tc>
+          <w:tcPr>
+            <w:tcW w:w="2200" w:type="dxa"/>
+          </w:tcPr>
+          <w:p>
+            <w:pPr>
+              <w:spacing w:before="0" w:after="0" w:line="360" w:lineRule="auto"/>
+            </w:pPr>
+            <w:r>
+              <w:t xml:space="preserve">S3 複合照度</w:t>
+            </w:r>
+          </w:p>
+        </w:tc>
+        <w:tc>
+          <w:tcPr>
+            <w:tcW w:w="2200" w:type="dxa"/>
+          </w:tcPr>
+          <w:p>
+            <w:pPr>
+              <w:spacing w:before="0" w:after="0" w:line="360" w:lineRule="auto"/>
+            </w:pPr>
+            <w:r>
+              <w:t xml:space="preserve">15min</w:t>
+            </w:r>
+          </w:p>
+        </w:tc>
+        <w:tc>
+          <w:tcPr>
+            <w:tcW w:w="2200" w:type="dxa"/>
+          </w:tcPr>
+          <w:p>
+            <w:pPr>
+              <w:spacing w:before="0" w:after="0" w:line="360" w:lineRule="auto"/>
+            </w:pPr>
+            <w:r>
+              <w:t xml:space="preserve">dining_illuminance</w:t>
+            </w:r>
+          </w:p>
+        </w:tc>
+        <w:tc>
+          <w:tcPr>
+            <w:tcW w:w="2200" w:type="dxa"/>
+          </w:tcPr>
+          <w:p>
+            <w:pPr>
+              <w:spacing w:before="0" w:after="0" w:line="360" w:lineRule="auto"/>
+            </w:pPr>
+            <w:r>
+              <w:t xml:space="preserve">RMSE</w:t>
+            </w:r>
+          </w:p>
+        </w:tc>
+        <w:tc>
+          <w:tcPr>
+            <w:tcW w:w="2200" w:type="dxa"/>
+          </w:tcPr>
+          <w:p>
+            <w:pPr>
+              <w:spacing w:before="0" w:after="0" w:line="360" w:lineRule="auto"/>
+            </w:pPr>
+            <w:r>
+              <w:t xml:space="preserve">14.449</w:t>
+            </w:r>
+          </w:p>
+        </w:tc>
+        <w:tc>
+          <w:tcPr>
+            <w:tcW w:w="2200" w:type="dxa"/>
+          </w:tcPr>
+          <w:p>
+            <w:pPr>
+              <w:spacing w:before="0" w:after="0" w:line="360" w:lineRule="auto"/>
+            </w:pPr>
+            <w:r>
+              <w:t xml:space="preserve">13.623</w:t>
+            </w:r>
+          </w:p>
+        </w:tc>
+        <w:tc>
+          <w:tcPr>
+            <w:tcW w:w="2200" w:type="dxa"/>
+          </w:tcPr>
+          <w:p>
+            <w:pPr>
+              <w:spacing w:before="0" w:after="0" w:line="360" w:lineRule="auto"/>
+            </w:pPr>
+            <w:r>
+              <w:t xml:space="preserve">13.552</w:t>
+            </w:r>
+          </w:p>
+        </w:tc>
+      </w:tr>
+      <w:tr>
+        <w:tc>
+          <w:tcPr>
+            <w:tcW w:w="2200" w:type="dxa"/>
+          </w:tcPr>
+          <w:p>
+            <w:pPr>
+              <w:spacing w:before="0" w:after="0" w:line="360" w:lineRule="auto"/>
+            </w:pPr>
+            <w:r>
+              <w:t xml:space="preserve">S3 複合照度</w:t>
+            </w:r>
+          </w:p>
+        </w:tc>
+        <w:tc>
+          <w:tcPr>
+            <w:tcW w:w="2200" w:type="dxa"/>
+          </w:tcPr>
+          <w:p>
+            <w:pPr>
+              <w:spacing w:before="0" w:after="0" w:line="360" w:lineRule="auto"/>
+            </w:pPr>
+            <w:r>
+              <w:t xml:space="preserve">15min</w:t>
+            </w:r>
+          </w:p>
+        </w:tc>
+        <w:tc>
+          <w:tcPr>
+            <w:tcW w:w="2200" w:type="dxa"/>
+          </w:tcPr>
+          <w:p>
+            <w:pPr>
+              <w:spacing w:before="0" w:after="0" w:line="360" w:lineRule="auto"/>
+            </w:pPr>
+            <w:r>
+              <w:t xml:space="preserve">dining_illuminance</w:t>
+            </w:r>
+          </w:p>
+        </w:tc>
+        <w:tc>
+          <w:tcPr>
+            <w:tcW w:w="2200" w:type="dxa"/>
+          </w:tcPr>
+          <w:p>
+            <w:pPr>
+              <w:spacing w:before="0" w:after="0" w:line="360" w:lineRule="auto"/>
+            </w:pPr>
+            <w:r>
+              <w:t xml:space="preserve">Corr</w:t>
+            </w:r>
+          </w:p>
+        </w:tc>
+        <w:tc>
+          <w:tcPr>
+            <w:tcW w:w="2200" w:type="dxa"/>
+          </w:tcPr>
+          <w:p>
+            <w:pPr>
+              <w:spacing w:before="0" w:after="0" w:line="360" w:lineRule="auto"/>
+            </w:pPr>
+            <w:r>
+              <w:t xml:space="preserve">0.000</w:t>
+            </w:r>
+          </w:p>
+        </w:tc>
+        <w:tc>
+          <w:tcPr>
+            <w:tcW w:w="2200" w:type="dxa"/>
+          </w:tcPr>
+          <w:p>
+            <w:pPr>
+              <w:spacing w:before="0" w:after="0" w:line="360" w:lineRule="auto"/>
+            </w:pPr>
+            <w:r>
+              <w:t xml:space="preserve">0.526</w:t>
+            </w:r>
+          </w:p>
+        </w:tc>
+        <w:tc>
+          <w:tcPr>
+            <w:tcW w:w="2200" w:type="dxa"/>
+          </w:tcPr>
+          <w:p>
+            <w:pPr>
+              <w:spacing w:before="0" w:after="0" w:line="360" w:lineRule="auto"/>
+            </w:pPr>
+            <w:r>
+              <w:t xml:space="preserve">0.366</w:t>
+            </w:r>
+          </w:p>
+        </w:tc>
+      </w:tr>
+      <w:tr>
+        <w:tc>
+          <w:tcPr>
+            <w:tcW w:w="2200" w:type="dxa"/>
+          </w:tcPr>
+          <w:p>
+            <w:pPr>
+              <w:spacing w:before="0" w:after="0" w:line="360" w:lineRule="auto"/>
+            </w:pPr>
+            <w:r>
+              <w:t xml:space="preserve">S3 複合溫度</w:t>
+            </w:r>
+          </w:p>
+        </w:tc>
+        <w:tc>
+          <w:tcPr>
+            <w:tcW w:w="2200" w:type="dxa"/>
+          </w:tcPr>
+          <w:p>
+            <w:pPr>
+              <w:spacing w:before="0" w:after="0" w:line="360" w:lineRule="auto"/>
+            </w:pPr>
+            <w:r>
+              <w:t xml:space="preserve">60min</w:t>
+            </w:r>
+          </w:p>
+        </w:tc>
+        <w:tc>
+          <w:tcPr>
+            <w:tcW w:w="2200" w:type="dxa"/>
+          </w:tcPr>
+          <w:p>
+            <w:pPr>
+              <w:spacing w:before="0" w:after="0" w:line="360" w:lineRule="auto"/>
+            </w:pPr>
+            <w:r>
+              <w:t xml:space="preserve">dining_temperature</w:t>
+            </w:r>
+          </w:p>
+        </w:tc>
+        <w:tc>
+          <w:tcPr>
+            <w:tcW w:w="2200" w:type="dxa"/>
+          </w:tcPr>
+          <w:p>
+            <w:pPr>
+              <w:spacing w:before="0" w:after="0" w:line="360" w:lineRule="auto"/>
+            </w:pPr>
+            <w:r>
+              <w:t xml:space="preserve">MAE</w:t>
+            </w:r>
+          </w:p>
+        </w:tc>
+        <w:tc>
+          <w:tcPr>
+            <w:tcW w:w="2200" w:type="dxa"/>
+          </w:tcPr>
+          <w:p>
+            <w:pPr>
+              <w:spacing w:before="0" w:after="0" w:line="360" w:lineRule="auto"/>
+            </w:pPr>
+            <w:r>
+              <w:t xml:space="preserve">0.563</w:t>
+            </w:r>
+          </w:p>
+        </w:tc>
+        <w:tc>
+          <w:tcPr>
+            <w:tcW w:w="2200" w:type="dxa"/>
+          </w:tcPr>
+          <w:p>
+            <w:pPr>
+              <w:spacing w:before="0" w:after="0" w:line="360" w:lineRule="auto"/>
+            </w:pPr>
+            <w:r>
+              <w:t xml:space="preserve">0.212</w:t>
+            </w:r>
+          </w:p>
+        </w:tc>
+        <w:tc>
+          <w:tcPr>
+            <w:tcW w:w="2200" w:type="dxa"/>
+          </w:tcPr>
+          <w:p>
+            <w:pPr>
+              <w:spacing w:before="0" w:after="0" w:line="360" w:lineRule="auto"/>
+            </w:pPr>
+            <w:r>
+              <w:t xml:space="preserve">0.190</w:t>
+            </w:r>
+          </w:p>
+        </w:tc>
+      </w:tr>
+      <w:tr>
+        <w:tc>
+          <w:tcPr>
+            <w:tcW w:w="2200" w:type="dxa"/>
+          </w:tcPr>
+          <w:p>
+            <w:pPr>
+              <w:spacing w:before="0" w:after="0" w:line="360" w:lineRule="auto"/>
+            </w:pPr>
+            <w:r>
+              <w:t xml:space="preserve">S3 複合溫度</w:t>
+            </w:r>
+          </w:p>
+        </w:tc>
+        <w:tc>
+          <w:tcPr>
+            <w:tcW w:w="2200" w:type="dxa"/>
+          </w:tcPr>
+          <w:p>
+            <w:pPr>
+              <w:spacing w:before="0" w:after="0" w:line="360" w:lineRule="auto"/>
+            </w:pPr>
+            <w:r>
+              <w:t xml:space="preserve">60min</w:t>
+            </w:r>
+          </w:p>
+        </w:tc>
+        <w:tc>
+          <w:tcPr>
+            <w:tcW w:w="2200" w:type="dxa"/>
+          </w:tcPr>
+          <w:p>
+            <w:pPr>
+              <w:spacing w:before="0" w:after="0" w:line="360" w:lineRule="auto"/>
+            </w:pPr>
+            <w:r>
+              <w:t xml:space="preserve">dining_temperature</w:t>
+            </w:r>
+          </w:p>
+        </w:tc>
+        <w:tc>
+          <w:tcPr>
+            <w:tcW w:w="2200" w:type="dxa"/>
+          </w:tcPr>
+          <w:p>
+            <w:pPr>
+              <w:spacing w:before="0" w:after="0" w:line="360" w:lineRule="auto"/>
+            </w:pPr>
+            <w:r>
+              <w:t xml:space="preserve">RMSE</w:t>
+            </w:r>
+          </w:p>
+        </w:tc>
+        <w:tc>
+          <w:tcPr>
+            <w:tcW w:w="2200" w:type="dxa"/>
+          </w:tcPr>
+          <w:p>
+            <w:pPr>
+              <w:spacing w:before="0" w:after="0" w:line="360" w:lineRule="auto"/>
+            </w:pPr>
+            <w:r>
+              <w:t xml:space="preserve">0.693</w:t>
+            </w:r>
+          </w:p>
+        </w:tc>
+        <w:tc>
+          <w:tcPr>
+            <w:tcW w:w="2200" w:type="dxa"/>
+          </w:tcPr>
+          <w:p>
+            <w:pPr>
+              <w:spacing w:before="0" w:after="0" w:line="360" w:lineRule="auto"/>
+            </w:pPr>
+            <w:r>
+              <w:t xml:space="preserve">0.256</w:t>
+            </w:r>
+          </w:p>
+        </w:tc>
+        <w:tc>
+          <w:tcPr>
+            <w:tcW w:w="2200" w:type="dxa"/>
+          </w:tcPr>
+          <w:p>
+            <w:pPr>
+              <w:spacing w:before="0" w:after="0" w:line="360" w:lineRule="auto"/>
+            </w:pPr>
+            <w:r>
+              <w:t xml:space="preserve">0.243</w:t>
+            </w:r>
+          </w:p>
+        </w:tc>
+      </w:tr>
+      <w:tr>
+        <w:tc>
+          <w:tcPr>
+            <w:tcW w:w="2200" w:type="dxa"/>
+          </w:tcPr>
+          <w:p>
+            <w:pPr>
+              <w:spacing w:before="0" w:after="0" w:line="360" w:lineRule="auto"/>
+            </w:pPr>
+            <w:r>
+              <w:t xml:space="preserve">S3 複合溫度</w:t>
+            </w:r>
+          </w:p>
+        </w:tc>
+        <w:tc>
+          <w:tcPr>
+            <w:tcW w:w="2200" w:type="dxa"/>
+          </w:tcPr>
+          <w:p>
+            <w:pPr>
+              <w:spacing w:before="0" w:after="0" w:line="360" w:lineRule="auto"/>
+            </w:pPr>
+            <w:r>
+              <w:t xml:space="preserve">60min</w:t>
+            </w:r>
+          </w:p>
+        </w:tc>
+        <w:tc>
+          <w:tcPr>
+            <w:tcW w:w="2200" w:type="dxa"/>
+          </w:tcPr>
+          <w:p>
+            <w:pPr>
+              <w:spacing w:before="0" w:after="0" w:line="360" w:lineRule="auto"/>
+            </w:pPr>
+            <w:r>
+              <w:t xml:space="preserve">dining_temperature</w:t>
+            </w:r>
+          </w:p>
+        </w:tc>
+        <w:tc>
+          <w:tcPr>
+            <w:tcW w:w="2200" w:type="dxa"/>
+          </w:tcPr>
+          <w:p>
+            <w:pPr>
+              <w:spacing w:before="0" w:after="0" w:line="360" w:lineRule="auto"/>
+            </w:pPr>
+            <w:r>
+              <w:t xml:space="preserve">Corr</w:t>
+            </w:r>
+          </w:p>
+        </w:tc>
+        <w:tc>
+          <w:tcPr>
+            <w:tcW w:w="2200" w:type="dxa"/>
+          </w:tcPr>
+          <w:p>
+            <w:pPr>
+              <w:spacing w:before="0" w:after="0" w:line="360" w:lineRule="auto"/>
+            </w:pPr>
+            <w:r>
+              <w:t xml:space="preserve">0.000</w:t>
+            </w:r>
+          </w:p>
+        </w:tc>
+        <w:tc>
+          <w:tcPr>
+            <w:tcW w:w="2200" w:type="dxa"/>
+          </w:tcPr>
+          <w:p>
+            <w:pPr>
+              <w:spacing w:before="0" w:after="0" w:line="360" w:lineRule="auto"/>
+            </w:pPr>
+            <w:r>
+              <w:t xml:space="preserve">0.906</w:t>
+            </w:r>
+          </w:p>
+        </w:tc>
+        <w:tc>
+          <w:tcPr>
+            <w:tcW w:w="2200" w:type="dxa"/>
+          </w:tcPr>
+          <w:p>
+            <w:pPr>
+              <w:spacing w:before="0" w:after="0" w:line="360" w:lineRule="auto"/>
+            </w:pPr>
+            <w:r>
+              <w:t xml:space="preserve">0.937</w:t>
+            </w:r>
+          </w:p>
+        </w:tc>
+      </w:tr>
+      <w:tr>
+        <w:tc>
+          <w:tcPr>
+            <w:tcW w:w="2200" w:type="dxa"/>
+          </w:tcPr>
+          <w:p>
+            <w:pPr>
+              <w:spacing w:before="0" w:after="0" w:line="360" w:lineRule="auto"/>
+            </w:pPr>
+            <w:r>
+              <w:t xml:space="preserve">S3 複合濕度</w:t>
+            </w:r>
+          </w:p>
+        </w:tc>
+        <w:tc>
+          <w:tcPr>
+            <w:tcW w:w="2200" w:type="dxa"/>
+          </w:tcPr>
+          <w:p>
+            <w:pPr>
+              <w:spacing w:before="0" w:after="0" w:line="360" w:lineRule="auto"/>
+            </w:pPr>
+            <w:r>
+              <w:t xml:space="preserve">60min</w:t>
+            </w:r>
+          </w:p>
+        </w:tc>
+        <w:tc>
+          <w:tcPr>
+            <w:tcW w:w="2200" w:type="dxa"/>
+          </w:tcPr>
+          <w:p>
+            <w:pPr>
+              <w:spacing w:before="0" w:after="0" w:line="360" w:lineRule="auto"/>
+            </w:pPr>
+            <w:r>
+              <w:t xml:space="preserve">dining_humidity</w:t>
+            </w:r>
+          </w:p>
+        </w:tc>
+        <w:tc>
+          <w:tcPr>
+            <w:tcW w:w="2200" w:type="dxa"/>
+          </w:tcPr>
+          <w:p>
+            <w:pPr>
+              <w:spacing w:before="0" w:after="0" w:line="360" w:lineRule="auto"/>
+            </w:pPr>
+            <w:r>
+              <w:t xml:space="preserve">MAE</w:t>
+            </w:r>
+          </w:p>
+        </w:tc>
+        <w:tc>
+          <w:tcPr>
+            <w:tcW w:w="2200" w:type="dxa"/>
+          </w:tcPr>
+          <w:p>
+            <w:pPr>
+              <w:spacing w:before="0" w:after="0" w:line="360" w:lineRule="auto"/>
+            </w:pPr>
+            <w:r>
+              <w:t xml:space="preserve">0.889</w:t>
+            </w:r>
+          </w:p>
+        </w:tc>
+        <w:tc>
+          <w:tcPr>
+            <w:tcW w:w="2200" w:type="dxa"/>
+          </w:tcPr>
+          <w:p>
+            <w:pPr>
+              <w:spacing w:before="0" w:after="0" w:line="360" w:lineRule="auto"/>
+            </w:pPr>
+            <w:r>
+              <w:t xml:space="preserve">0.809</w:t>
+            </w:r>
+          </w:p>
+        </w:tc>
+        <w:tc>
+          <w:tcPr>
+            <w:tcW w:w="2200" w:type="dxa"/>
+          </w:tcPr>
+          <w:p>
+            <w:pPr>
+              <w:spacing w:before="0" w:after="0" w:line="360" w:lineRule="auto"/>
+            </w:pPr>
+            <w:r>
+              <w:t xml:space="preserve">0.759</w:t>
+            </w:r>
+          </w:p>
+        </w:tc>
+      </w:tr>
+      <w:tr>
+        <w:tc>
+          <w:tcPr>
+            <w:tcW w:w="2200" w:type="dxa"/>
+          </w:tcPr>
+          <w:p>
+            <w:pPr>
+              <w:spacing w:before="0" w:after="0" w:line="360" w:lineRule="auto"/>
+            </w:pPr>
+            <w:r>
+              <w:t xml:space="preserve">S3 複合濕度</w:t>
+            </w:r>
+          </w:p>
+        </w:tc>
+        <w:tc>
+          <w:tcPr>
+            <w:tcW w:w="2200" w:type="dxa"/>
+          </w:tcPr>
+          <w:p>
+            <w:pPr>
+              <w:spacing w:before="0" w:after="0" w:line="360" w:lineRule="auto"/>
+            </w:pPr>
+            <w:r>
+              <w:t xml:space="preserve">60min</w:t>
+            </w:r>
+          </w:p>
+        </w:tc>
+        <w:tc>
+          <w:tcPr>
+            <w:tcW w:w="2200" w:type="dxa"/>
+          </w:tcPr>
+          <w:p>
+            <w:pPr>
+              <w:spacing w:before="0" w:after="0" w:line="360" w:lineRule="auto"/>
+            </w:pPr>
+            <w:r>
+              <w:t xml:space="preserve">dining_humidity</w:t>
+            </w:r>
+          </w:p>
+        </w:tc>
+        <w:tc>
+          <w:tcPr>
+            <w:tcW w:w="2200" w:type="dxa"/>
+          </w:tcPr>
+          <w:p>
+            <w:pPr>
+              <w:spacing w:before="0" w:after="0" w:line="360" w:lineRule="auto"/>
+            </w:pPr>
+            <w:r>
+              <w:t xml:space="preserve">RMSE</w:t>
+            </w:r>
+          </w:p>
+        </w:tc>
+        <w:tc>
+          <w:tcPr>
+            <w:tcW w:w="2200" w:type="dxa"/>
+          </w:tcPr>
+          <w:p>
+            <w:pPr>
+              <w:spacing w:before="0" w:after="0" w:line="360" w:lineRule="auto"/>
+            </w:pPr>
+            <w:r>
+              <w:t xml:space="preserve">1.281</w:t>
+            </w:r>
+          </w:p>
+        </w:tc>
+        <w:tc>
+          <w:tcPr>
+            <w:tcW w:w="2200" w:type="dxa"/>
+          </w:tcPr>
+          <w:p>
+            <w:pPr>
+              <w:spacing w:before="0" w:after="0" w:line="360" w:lineRule="auto"/>
+            </w:pPr>
+            <w:r>
+              <w:t xml:space="preserve">1.155</w:t>
+            </w:r>
+          </w:p>
+        </w:tc>
+        <w:tc>
+          <w:tcPr>
+            <w:tcW w:w="2200" w:type="dxa"/>
+          </w:tcPr>
+          <w:p>
+            <w:pPr>
+              <w:spacing w:before="0" w:after="0" w:line="360" w:lineRule="auto"/>
+            </w:pPr>
+            <w:r>
+              <w:t xml:space="preserve">1.059</w:t>
+            </w:r>
+          </w:p>
+        </w:tc>
+      </w:tr>
+      <w:tr>
+        <w:tc>
+          <w:tcPr>
+            <w:tcW w:w="2200" w:type="dxa"/>
+          </w:tcPr>
+          <w:p>
+            <w:pPr>
+              <w:spacing w:before="0" w:after="0" w:line="360" w:lineRule="auto"/>
+            </w:pPr>
+            <w:r>
+              <w:t xml:space="preserve">S3 複合濕度</w:t>
+            </w:r>
+          </w:p>
+        </w:tc>
+        <w:tc>
+          <w:tcPr>
+            <w:tcW w:w="2200" w:type="dxa"/>
+          </w:tcPr>
+          <w:p>
+            <w:pPr>
+              <w:spacing w:before="0" w:after="0" w:line="360" w:lineRule="auto"/>
+            </w:pPr>
+            <w:r>
+              <w:t xml:space="preserve">60min</w:t>
+            </w:r>
+          </w:p>
+        </w:tc>
+        <w:tc>
+          <w:tcPr>
+            <w:tcW w:w="2200" w:type="dxa"/>
+          </w:tcPr>
+          <w:p>
+            <w:pPr>
+              <w:spacing w:before="0" w:after="0" w:line="360" w:lineRule="auto"/>
+            </w:pPr>
+            <w:r>
+              <w:t xml:space="preserve">dining_humidity</w:t>
+            </w:r>
+          </w:p>
+        </w:tc>
+        <w:tc>
+          <w:tcPr>
+            <w:tcW w:w="2200" w:type="dxa"/>
+          </w:tcPr>
+          <w:p>
+            <w:pPr>
+              <w:spacing w:before="0" w:after="0" w:line="360" w:lineRule="auto"/>
+            </w:pPr>
+            <w:r>
+              <w:t xml:space="preserve">Corr</w:t>
+            </w:r>
+          </w:p>
+        </w:tc>
+        <w:tc>
+          <w:tcPr>
+            <w:tcW w:w="2200" w:type="dxa"/>
+          </w:tcPr>
+          <w:p>
+            <w:pPr>
+              <w:spacing w:before="0" w:after="0" w:line="360" w:lineRule="auto"/>
+            </w:pPr>
+            <w:r>
+              <w:t xml:space="preserve">0.000</w:t>
+            </w:r>
+          </w:p>
+        </w:tc>
+        <w:tc>
+          <w:tcPr>
+            <w:tcW w:w="2200" w:type="dxa"/>
+          </w:tcPr>
+          <w:p>
+            <w:pPr>
+              <w:spacing w:before="0" w:after="0" w:line="360" w:lineRule="auto"/>
+            </w:pPr>
+            <w:r>
+              <w:t xml:space="preserve">0.434</w:t>
+            </w:r>
+          </w:p>
+        </w:tc>
+        <w:tc>
+          <w:tcPr>
+            <w:tcW w:w="2200" w:type="dxa"/>
+          </w:tcPr>
+          <w:p>
+            <w:pPr>
+              <w:spacing w:before="0" w:after="0" w:line="360" w:lineRule="auto"/>
+            </w:pPr>
+            <w:r>
+              <w:t xml:space="preserve">0.569</w:t>
+            </w:r>
+          </w:p>
+        </w:tc>
+      </w:tr>
+      <w:tr>
+        <w:tc>
+          <w:tcPr>
+            <w:tcW w:w="2200" w:type="dxa"/>
+          </w:tcPr>
+          <w:p>
+            <w:pPr>
+              <w:spacing w:before="0" w:after="0" w:line="360" w:lineRule="auto"/>
+            </w:pPr>
+            <w:r>
+              <w:t xml:space="preserve">S3 複合照度</w:t>
+            </w:r>
+          </w:p>
+        </w:tc>
+        <w:tc>
+          <w:tcPr>
+            <w:tcW w:w="2200" w:type="dxa"/>
+          </w:tcPr>
+          <w:p>
+            <w:pPr>
+              <w:spacing w:before="0" w:after="0" w:line="360" w:lineRule="auto"/>
+            </w:pPr>
+            <w:r>
+              <w:t xml:space="preserve">60min</w:t>
+            </w:r>
+          </w:p>
+        </w:tc>
+        <w:tc>
+          <w:tcPr>
+            <w:tcW w:w="2200" w:type="dxa"/>
+          </w:tcPr>
+          <w:p>
+            <w:pPr>
+              <w:spacing w:before="0" w:after="0" w:line="360" w:lineRule="auto"/>
+            </w:pPr>
+            <w:r>
+              <w:t xml:space="preserve">dining_illuminance</w:t>
+            </w:r>
+          </w:p>
+        </w:tc>
+        <w:tc>
+          <w:tcPr>
+            <w:tcW w:w="2200" w:type="dxa"/>
+          </w:tcPr>
+          <w:p>
+            <w:pPr>
+              <w:spacing w:before="0" w:after="0" w:line="360" w:lineRule="auto"/>
+            </w:pPr>
+            <w:r>
+              <w:t xml:space="preserve">MAE</w:t>
+            </w:r>
+          </w:p>
+        </w:tc>
+        <w:tc>
+          <w:tcPr>
+            <w:tcW w:w="2200" w:type="dxa"/>
+          </w:tcPr>
+          <w:p>
+            <w:pPr>
+              <w:spacing w:before="0" w:after="0" w:line="360" w:lineRule="auto"/>
+            </w:pPr>
+            <w:r>
+              <w:t xml:space="preserve">15.209</w:t>
+            </w:r>
+          </w:p>
+        </w:tc>
+        <w:tc>
+          <w:tcPr>
+            <w:tcW w:w="2200" w:type="dxa"/>
+          </w:tcPr>
+          <w:p>
+            <w:pPr>
+              <w:spacing w:before="0" w:after="0" w:line="360" w:lineRule="auto"/>
+            </w:pPr>
+            <w:r>
+              <w:t xml:space="preserve">17.170</w:t>
+            </w:r>
+          </w:p>
+        </w:tc>
+        <w:tc>
+          <w:tcPr>
+            <w:tcW w:w="2200" w:type="dxa"/>
+          </w:tcPr>
+          <w:p>
+            <w:pPr>
+              <w:spacing w:before="0" w:after="0" w:line="360" w:lineRule="auto"/>
+            </w:pPr>
+            <w:r>
+              <w:t xml:space="preserve">14.460</w:t>
+            </w:r>
+          </w:p>
+        </w:tc>
+      </w:tr>
+      <w:tr>
+        <w:tc>
+          <w:tcPr>
+            <w:tcW w:w="2200" w:type="dxa"/>
+          </w:tcPr>
+          <w:p>
+            <w:pPr>
+              <w:spacing w:before="0" w:after="0" w:line="360" w:lineRule="auto"/>
+            </w:pPr>
+            <w:r>
+              <w:t xml:space="preserve">S3 複合照度</w:t>
+            </w:r>
+          </w:p>
+        </w:tc>
+        <w:tc>
+          <w:tcPr>
+            <w:tcW w:w="2200" w:type="dxa"/>
+          </w:tcPr>
+          <w:p>
+            <w:pPr>
+              <w:spacing w:before="0" w:after="0" w:line="360" w:lineRule="auto"/>
+            </w:pPr>
+            <w:r>
+              <w:t xml:space="preserve">60min</w:t>
+            </w:r>
+          </w:p>
+        </w:tc>
+        <w:tc>
+          <w:tcPr>
+            <w:tcW w:w="2200" w:type="dxa"/>
+          </w:tcPr>
+          <w:p>
+            <w:pPr>
+              <w:spacing w:before="0" w:after="0" w:line="360" w:lineRule="auto"/>
+            </w:pPr>
+            <w:r>
+              <w:t xml:space="preserve">dining_illuminance</w:t>
+            </w:r>
+          </w:p>
+        </w:tc>
+        <w:tc>
+          <w:tcPr>
+            <w:tcW w:w="2200" w:type="dxa"/>
+          </w:tcPr>
+          <w:p>
+            <w:pPr>
+              <w:spacing w:before="0" w:after="0" w:line="360" w:lineRule="auto"/>
+            </w:pPr>
+            <w:r>
+              <w:t xml:space="preserve">RMSE</w:t>
+            </w:r>
+          </w:p>
+        </w:tc>
+        <w:tc>
+          <w:tcPr>
+            <w:tcW w:w="2200" w:type="dxa"/>
+          </w:tcPr>
+          <w:p>
+            <w:pPr>
+              <w:spacing w:before="0" w:after="0" w:line="360" w:lineRule="auto"/>
+            </w:pPr>
+            <w:r>
+              <w:t xml:space="preserve">21.931</w:t>
+            </w:r>
+          </w:p>
+        </w:tc>
+        <w:tc>
+          <w:tcPr>
+            <w:tcW w:w="2200" w:type="dxa"/>
+          </w:tcPr>
+          <w:p>
+            <w:pPr>
+              <w:spacing w:before="0" w:after="0" w:line="360" w:lineRule="auto"/>
+            </w:pPr>
+            <w:r>
+              <w:t xml:space="preserve">22.763</w:t>
+            </w:r>
+          </w:p>
+        </w:tc>
+        <w:tc>
+          <w:tcPr>
+            <w:tcW w:w="2200" w:type="dxa"/>
+          </w:tcPr>
+          <w:p>
+            <w:pPr>
+              <w:spacing w:before="0" w:after="0" w:line="360" w:lineRule="auto"/>
+            </w:pPr>
+            <w:r>
+              <w:t xml:space="preserve">19.344</w:t>
+            </w:r>
+          </w:p>
+        </w:tc>
+      </w:tr>
+      <w:tr>
+        <w:tc>
+          <w:tcPr>
+            <w:tcW w:w="2200" w:type="dxa"/>
+          </w:tcPr>
+          <w:p>
+            <w:pPr>
+              <w:spacing w:before="0" w:after="0" w:line="360" w:lineRule="auto"/>
+            </w:pPr>
+            <w:r>
+              <w:t xml:space="preserve">S3 複合照度</w:t>
+            </w:r>
+          </w:p>
+        </w:tc>
+        <w:tc>
+          <w:tcPr>
+            <w:tcW w:w="2200" w:type="dxa"/>
+          </w:tcPr>
+          <w:p>
+            <w:pPr>
+              <w:spacing w:before="0" w:after="0" w:line="360" w:lineRule="auto"/>
+            </w:pPr>
+            <w:r>
+              <w:t xml:space="preserve">60min</w:t>
+            </w:r>
+          </w:p>
+        </w:tc>
+        <w:tc>
+          <w:tcPr>
+            <w:tcW w:w="2200" w:type="dxa"/>
+          </w:tcPr>
+          <w:p>
+            <w:pPr>
+              <w:spacing w:before="0" w:after="0" w:line="360" w:lineRule="auto"/>
+            </w:pPr>
+            <w:r>
+              <w:t xml:space="preserve">dining_illuminance</w:t>
+            </w:r>
+          </w:p>
+        </w:tc>
+        <w:tc>
+          <w:tcPr>
+            <w:tcW w:w="2200" w:type="dxa"/>
+          </w:tcPr>
+          <w:p>
+            <w:pPr>
+              <w:spacing w:before="0" w:after="0" w:line="360" w:lineRule="auto"/>
+            </w:pPr>
+            <w:r>
+              <w:t xml:space="preserve">Corr</w:t>
+            </w:r>
+          </w:p>
+        </w:tc>
+        <w:tc>
+          <w:tcPr>
+            <w:tcW w:w="2200" w:type="dxa"/>
+          </w:tcPr>
+          <w:p>
+            <w:pPr>
+              <w:spacing w:before="0" w:after="0" w:line="360" w:lineRule="auto"/>
+            </w:pPr>
+            <w:r>
+              <w:t xml:space="preserve">0.000</w:t>
+            </w:r>
+          </w:p>
+        </w:tc>
+        <w:tc>
+          <w:tcPr>
+            <w:tcW w:w="2200" w:type="dxa"/>
+          </w:tcPr>
+          <w:p>
+            <w:pPr>
+              <w:spacing w:before="0" w:after="0" w:line="360" w:lineRule="auto"/>
+            </w:pPr>
+            <w:r>
+              <w:t xml:space="preserve">0.715</w:t>
+            </w:r>
+          </w:p>
+        </w:tc>
+        <w:tc>
+          <w:tcPr>
+            <w:tcW w:w="2200" w:type="dxa"/>
+          </w:tcPr>
+          <w:p>
+            <w:pPr>
+              <w:spacing w:before="0" w:after="0" w:line="360" w:lineRule="auto"/>
+            </w:pPr>
+            <w:r>
+              <w:t xml:space="preserve">0.472</w:t>
+            </w:r>
+          </w:p>
+        </w:tc>
+      </w:tr>
+    </w:tbl>
+    <w:p>
+      <w:pPr>
+        <w:spacing w:before="0" w:after="0" w:line="360" w:lineRule="auto"/>
+      </w:pPr>
+      <w:r>
+        <w:t xml:space="preserve">表 5-8 列出 CU-BEMS benchmark 各任務三項指標的完整對比。</w:t>
+      </w:r>
+    </w:p>
+    <w:tbl>
+      <w:tblPr>
+        <w:tblBorders>
+          <w:top w:val="single" w:sz="6" w:space="0" w:color="999999"/>
+          <w:left w:val="single" w:sz="6" w:space="0" w:color="999999"/>
+          <w:bottom w:val="single" w:sz="6" w:space="0" w:color="999999"/>
+          <w:right w:val="single" w:sz="6" w:space="0" w:color="999999"/>
+          <w:insideH w:val="single" w:sz="6" w:space="0" w:color="999999"/>
+          <w:insideV w:val="single" w:sz="6" w:space="0" w:color="999999"/>
+        </w:tblBorders>
+      </w:tblPr>
+      <w:tr>
+        <w:tc>
+          <w:tcPr>
+            <w:tcW w:w="2200" w:type="dxa"/>
+          </w:tcPr>
+          <w:p>
+            <w:pPr>
+              <w:spacing w:before="0" w:after="0" w:line="360" w:lineRule="auto"/>
+            </w:pPr>
+            <w:r>
+              <w:rPr>
+                <w:b/>
+              </w:rPr>
+              <w:t xml:space="preserve">任務</w:t>
+            </w:r>
+          </w:p>
+        </w:tc>
+        <w:tc>
+          <w:tcPr>
+            <w:tcW w:w="2200" w:type="dxa"/>
+          </w:tcPr>
+          <w:p>
+            <w:pPr>
+              <w:spacing w:before="0" w:after="0" w:line="360" w:lineRule="auto"/>
+            </w:pPr>
+            <w:r>
+              <w:rPr>
+                <w:b/>
+              </w:rPr>
+              <w:t xml:space="preserve">視窗</w:t>
+            </w:r>
+          </w:p>
+        </w:tc>
+        <w:tc>
+          <w:tcPr>
+            <w:tcW w:w="2200" w:type="dxa"/>
+          </w:tcPr>
+          <w:p>
+            <w:pPr>
+              <w:spacing w:before="0" w:after="0" w:line="360" w:lineRule="auto"/>
+            </w:pPr>
+            <w:r>
+              <w:rPr>
+                <w:b/>
+              </w:rPr>
+              <w:t xml:space="preserve">目標</w:t>
+            </w:r>
+          </w:p>
+        </w:tc>
+        <w:tc>
+          <w:tcPr>
+            <w:tcW w:w="2200" w:type="dxa"/>
+          </w:tcPr>
+          <w:p>
+            <w:pPr>
+              <w:spacing w:before="0" w:after="0" w:line="360" w:lineRule="auto"/>
+            </w:pPr>
+            <w:r>
+              <w:rPr>
+                <w:b/>
+              </w:rPr>
+              <w:t xml:space="preserve">指標</w:t>
+            </w:r>
+          </w:p>
+        </w:tc>
+        <w:tc>
+          <w:tcPr>
+            <w:tcW w:w="2200" w:type="dxa"/>
+          </w:tcPr>
+          <w:p>
+            <w:pPr>
+              <w:spacing w:before="0" w:after="0" w:line="360" w:lineRule="auto"/>
+            </w:pPr>
+            <w:r>
+              <w:rPr>
+                <w:b/>
+              </w:rPr>
+              <w:t xml:space="preserve">Persistence</w:t>
+            </w:r>
+          </w:p>
+        </w:tc>
+        <w:tc>
+          <w:tcPr>
+            <w:tcW w:w="2200" w:type="dxa"/>
+          </w:tcPr>
+          <w:p>
+            <w:pPr>
+              <w:spacing w:before="0" w:after="0" w:line="360" w:lineRule="auto"/>
+            </w:pPr>
+            <w:r>
+              <w:rPr>
+                <w:b/>
+              </w:rPr>
+              <w:t xml:space="preserve">Linear Reg</w:t>
+            </w:r>
+          </w:p>
+        </w:tc>
+        <w:tc>
+          <w:tcPr>
+            <w:tcW w:w="2200" w:type="dxa"/>
+          </w:tcPr>
+          <w:p>
+            <w:pPr>
+              <w:spacing w:before="0" w:after="0" w:line="360" w:lineRule="auto"/>
+            </w:pPr>
+            <w:r>
+              <w:rPr>
+                <w:b/>
+              </w:rPr>
+              <w:t xml:space="preserve">本研究</w:t>
+            </w:r>
+          </w:p>
+        </w:tc>
+      </w:tr>
+      <w:tr>
+        <w:tc>
+          <w:tcPr>
+            <w:tcW w:w="2200" w:type="dxa"/>
+          </w:tcPr>
+          <w:p>
+            <w:pPr>
+              <w:spacing w:before="0" w:after="0" w:line="360" w:lineRule="auto"/>
+            </w:pPr>
+            <w:r>
               <w:t xml:space="preserve">C1 溫濕度</w:t>
             </w:r>
           </w:p>
@@ -11487,7 +12394,7 @@
         <w:rPr>
           <w:b/>
         </w:rPr>
-        <w:t xml:space="preserve">5.8.1 優勢分析</w:t>
+        <w:t xml:space="preserve">5.9.1 優勢分析</w:t>
       </w:r>
     </w:p>
     <w:p>
@@ -11523,7 +12430,7 @@
         <w:rPr>
           <w:b/>
         </w:rPr>
-        <w:t xml:space="preserve">5.8.2 劣勢分析</w:t>
+        <w:t xml:space="preserve">5.9.2 劣勢分析</w:t>
       </w:r>
     </w:p>
     <w:p>
@@ -11575,7 +12482,7 @@
         <w:rPr>
           <w:b/>
         </w:rPr>
-        <w:t xml:space="preserve">5.9 研究過程與實作挑戰</w:t>
+        <w:t xml:space="preserve">5.10 研究過程與實作挑戰</w:t>
       </w:r>
     </w:p>
     <w:p>
@@ -11603,7 +12510,7 @@
         <w:rPr>
           <w:b/>
         </w:rPr>
-        <w:t xml:space="preserve">5.10 可旋轉 3D 展示</w:t>
+        <w:t xml:space="preserve">5.11 可旋轉 3D 展示</w:t>
       </w:r>
     </w:p>
     <w:p>
@@ -11812,7 +12719,7 @@
         <w:spacing w:before="0" w:after="0" w:line="360" w:lineRule="auto"/>
       </w:pPr>
       <w:r>
-        <w:t xml:space="preserve">此外，本研究將模型封裝為 MCP server，並提供 Gemma/Ollama bridge 與 web demo，使數位孿生不只是離線模擬程式，而是可被 AI client 或使用者互動查詢的工具化系統。整體成果符合研究目標：在有限感測器與非連網裝置條件下，學習裝置對空間環境的影響，並用於更準確的控制動作推薦。</w:t>
+        <w:t xml:space="preserve">此外，本研究將模型封裝為 MCP server，並提供 Gemma/Ollama bridge 與 web demo，使數位孿生不只是離線模擬程式，而是可被 AI client 或使用者互動查詢的工具化系統。整體成果符合研究目標：在有限感測器與非連網裝置條件下，學習裝置對空間環境的影響，並用於更可解釋的控制動作推薦排序。</w:t>
       </w:r>
     </w:p>
     <w:p>
@@ -11829,6 +12736,22 @@
       </w:pPr>
       <w:r>
         <w:t xml:space="preserve">另一項結論是，公開資料集並非不能使用，而是必須依資料本身支援的任務層級進行比較。對完整 3D 場重建，本研究目前仍以 canonical synthetic benchmark 作為主要依據；對 zone-level 響應、兩點時序響應與舒適度評分，則可分別利用相容的公開資料建立 task-aligned benchmark。此作法比直接宣稱所有資料集都能完整驗證本研究系統更嚴謹。</w:t>
+      </w:r>
+    </w:p>
+    <w:p>
+      <w:pPr>
+        <w:spacing w:before="0" w:after="0" w:line="360" w:lineRule="auto"/>
+      </w:pPr>
+      <w:r>
+        <w:t xml:space="preserve">真實臥室快照驗證進一步補足了純模擬實驗的不足。7 天、28 筆快照結果顯示，當 8 顆角落感測器提供真實觀測時，校正後模型能將未參與校正的 pillow 位置估計誤差降至 0.1676°C、0.3939% 與 21.3753 lux。此結果不等同於完整 3D 場 ground truth，但已證明本研究的 sparse-sensor calibration pipeline 可直接接入真實房間資料。</w:t>
+      </w:r>
+    </w:p>
+    <w:p>
+      <w:pPr>
+        <w:spacing w:before="0" w:after="0" w:line="360" w:lineRule="auto"/>
+      </w:pPr>
+      <w:r>
+        <w:t xml:space="preserve">對推薦動作而言，本研究目前完成的是模型導向的反事實排序與驗證方法設計，而非真實閉環控制。實際因果驗證應以介入前後量測為準，檢查排名第一的動作是否帶來正的 actual improvement，並比較 predicted improvement 與 measured improvement 是否一致。</w:t>
       </w:r>
     </w:p>
     <w:p>
@@ -11849,7 +12772,7 @@
         <w:spacing w:before="0" w:after="0" w:line="360" w:lineRule="auto"/>
       </w:pPr>
       <w:r>
-        <w:t xml:space="preserve">• 目前結果主要來自文獻參數與合理物理假設模擬，尚未加入大量真實房間資料。</w:t>
+        <w:t xml:space="preserve">• 目前已加入小型真實臥室快照驗證，但仍缺乏長期連續部署資料與 dense spatial ground truth。</w:t>
       </w:r>
     </w:p>
     <w:p>
@@ -11903,7 +12826,7 @@
         <w:spacing w:before="0" w:after="0" w:line="360" w:lineRule="auto"/>
       </w:pPr>
       <w:r>
-        <w:t xml:space="preserve">• 控制功能為推薦排序，尚未進入自動閉環控制。</w:t>
+        <w:t xml:space="preserve">• 控制功能目前為推薦排序，尚未完成真實介入式因果驗證，也尚未進入自動閉環控制。</w:t>
       </w:r>
     </w:p>
     <w:p>
@@ -11924,7 +12847,7 @@
         <w:spacing w:before="0" w:after="0" w:line="360" w:lineRule="auto"/>
       </w:pPr>
       <w:r>
-        <w:t xml:space="preserve">• 加入實體 ESP32 感測器資料，以校正與驗證模型參數。</w:t>
+        <w:t xml:space="preserve">• 擴大實體 ESP32 感測器部署，收集更長期且自動化的真實房間資料。</w:t>
       </w:r>
     </w:p>
     <w:p>
@@ -11969,7 +12892,16 @@
         <w:spacing w:before="0" w:after="0" w:line="360" w:lineRule="auto"/>
       </w:pPr>
       <w:r>
-        <w:t xml:space="preserve">• 進一步研究閉環控制，將推薦排序延伸為實際控制策略。</w:t>
+        <w:t xml:space="preserve">• 依 before/after 介入驗證方法實測推薦動作，量化 actual improvement、success rate 與 top-1 regret。</w:t>
+      </w:r>
+    </w:p>
+    <w:p>
+      <w:pPr>
+        <w:ind w:left="720" w:hanging="360" w:firstLine="0"/>
+        <w:spacing w:before="0" w:after="0" w:line="360" w:lineRule="auto"/>
+      </w:pPr>
+      <w:r>
+        <w:t xml:space="preserve">• 進一步研究閉環控制，將已驗證的推薦排序延伸為實際控制策略。</w:t>
       </w:r>
     </w:p>
     <w:p>

--- a/docs/papers/thesis/thesis_draft_zh.docx
+++ b/docs/papers/thesis/thesis_draft_zh.docx
@@ -284,7 +284,7 @@
         <w:spacing w:before="0" w:after="0" w:line="360" w:lineRule="auto"/>
       </w:pPr>
       <w:r>
-        <w:t xml:space="preserve">除空間場估計外，本研究亦建立裝置啟用前後感測資料之影響學習流程，透過最小平方法估計非連網裝置的環境影響係數，並根據目標區域的舒適度偏差輸出候選控制動作排序。為補足 direct source + obstruction 對照度間接回填亮度的低估，本研究另在 illuminance 路徑加入 lightweight single-bounce diffuse reflection 近似，以地板、天花板、牆面與啟用中的家具表面作為次級反射面。為提升系統可存取性，本研究另提供本地服務介面，其中包含 MCP server 與 web demo，作為同一套模型能力的工具化存取層。評估方面，本研究以 8 組標準情境、48 組窗戶矩陣、IDW baseline 比較、synthetic ablation、hybrid residual leave-one-scenario-out 測試，以及 7 天真實臥室快照比較驗證方法可行性；其中 base model 在標準情境下之平均 MAE 分別為溫度 0.0474、濕度 0.1765 與照度 2.0835，明顯低於 IDW baseline 的 0.1723、0.4633 與 75.0516。加入 Fourier low-pass denoising 的 hybrid residual correction 在預設 6/2 held-out split 中可將 field MAE 降至溫度 0.0023、濕度 0.0041 與照度 0.1675；8-fold leave-one-scenario-out 平均則為 0.0017、0.0055 與 0.1581。真實臥室快照驗證中，校正後 pillow 位置 MAE 由 0.8967°C、4.1286% 與 358.6392 lux 降至 0.1676°C、0.3939% 與 21.3753 lux。推薦動作目前定位為基於校正模型的反事實模擬排序；若要驗證其實際因果改善效果，需進一步執行 before/after 介入實驗。</w:t>
+        <w:t xml:space="preserve">除空間場估計外，本研究亦建立裝置啟用前後感測資料之影響學習流程，透過最小平方法估計非連網裝置的環境影響係數，並根據目標區域的舒適度偏差輸出候選控制動作排序。為補足 direct source + obstruction 對照度間接回填亮度的低估，本研究另在 illuminance 路徑加入 lightweight single-bounce diffuse reflection 近似，以地板、天花板、牆面與啟用中的家具表面作為次級反射面。為提升系統可存取性，本研究另提供本地服務介面，其中包含 MCP server 與 web demo，作為同一套模型能力的工具化存取層。評估方面，本研究採分層證據設計：以 8 組標準情境、48 組窗戶矩陣、IDW baseline 比較、synthetic ablation 與 hybrid residual leave-one-scenario-out 測試支持受控條件下的完整場重建主張；以公開資料集 task-aligned benchmark 檢查外部資料相容子任務；以 7 天真實臥室快照檢查稀疏感測校正對未參與校正點位的改善。其中 base model 在標準情境下之平均 MAE 分別為溫度 0.0474、濕度 0.1765 與照度 2.0835，明顯低於 IDW baseline 的 0.1723、0.4633 與 75.0516。加入 Fourier low-pass denoising 的 hybrid residual correction 在預設 6/2 held-out split 中可將 field MAE 降至溫度 0.0023、濕度 0.0041 與照度 0.1675；8-fold leave-one-scenario-out 平均則為 0.0017、0.0055 與 0.1581。真實臥室快照驗證中，校正後 pillow 位置 MAE 由 0.8967°C、4.1286% 與 358.6392 lux 降至 0.1676°C、0.3939% 與 21.3753 lux。推薦動作目前定位為基於校正模型的反事實模擬排序；若要驗證其實際因果改善效果，需進一步執行 before/after 介入實驗。</w:t>
       </w:r>
     </w:p>
     <w:p>
@@ -333,7 +333,7 @@
         <w:spacing w:before="0" w:after="0" w:line="360" w:lineRule="auto"/>
       </w:pPr>
       <w:r>
-        <w:t xml:space="preserve">The prototype is implemented in Python and exposed through a local service layer, including an MCP interface and a rotatable web demo, enabling interactive scenario queries, point-level estimation, baseline comparison, appliance-impact learning, and a 48-case window simulation matrix across time of day, weather, and season. A lightweight one-bounce diffuse reflection approximation is further added to the illuminance path so that floors, walls, ceilings, and active furniture surfaces can contribute indirect fill light without requiring full optical rendering. Across the canonical scenarios, the base model achieves average MAE of 0.0474 for temperature, 0.1765 for humidity, and 2.0835 for illuminance, compared with 0.1723, 0.4633, and 75.0516 for IDW. The hybrid residual layer with Fourier low-pass denoising on temperature and humidity residual traces further reduces default held-out field MAE to 0.0023, 0.0041, and 0.1675, while leave-one-scenario-out evaluation averages 0.0017, 0.0055, and 0.1581, respectively. A preliminary seven-day real-bedroom snapshot validation reduces pillow-point MAE from 0.8967, 4.1286, and 358.6392 to 0.1676, 0.3939, and 21.3753 for temperature, humidity, and illuminance. Action recommendations are treated as model-based counterfactual rankings; causal validation of recommendation efficacy requires a before/after intervention protocol. These results indicate that sparse corner sensing can still support an interpretable and trainable indoor twin when model structure, calibration, and learning are assigned to different layers.</w:t>
+        <w:t xml:space="preserve">The prototype is implemented in Python and exposed through a local service layer, including an MCP interface and a rotatable web demo, enabling interactive scenario queries, point-level estimation, baseline comparison, appliance-impact learning, and a 48-case window simulation matrix across time of day, weather, and season. A lightweight one-bounce diffuse reflection approximation is further added to the illuminance path so that floors, walls, ceilings, and active furniture surfaces can contribute indirect fill light without requiring full optical rendering. The evaluation separates controlled full-field evidence, public task-aligned comparisons, and real sparse-calibration checks. Across the canonical scenarios, the base model achieves average MAE of 0.0474 for temperature, 0.1765 for humidity, and 2.0835 for illuminance, compared with 0.1723, 0.4633, and 75.0516 for IDW. The hybrid residual layer with Fourier low-pass denoising on temperature and humidity residual traces further reduces default held-out field MAE to 0.0023, 0.0041, and 0.1675, while leave-one-scenario-out evaluation averages 0.0017, 0.0055, and 0.1581, respectively. A preliminary seven-day real-bedroom snapshot validation reduces pillow-point MAE from 0.8967, 4.1286, and 358.6392 to 0.1676, 0.3939, and 21.3753 for temperature, humidity, and illuminance. Action recommendations are treated as model-based counterfactual rankings; causal validation of recommendation efficacy requires a before/after intervention protocol. These results indicate that sparse corner sensing can still support an interpretable and trainable indoor twin when model structure, calibration, and learning are assigned to different layers.</w:t>
       </w:r>
     </w:p>
     <w:p>
@@ -887,15 +887,15 @@
         <w:spacing w:before="0" w:after="0" w:line="360" w:lineRule="auto"/>
       </w:pPr>
       <w:r>
-        <w:t xml:space="preserve">表 5-4 Hybrid residual robustness checks…… 15</w:t>
-      </w:r>
-    </w:p>
-    <w:p>
-      <w:pPr>
-        <w:spacing w:before="0" w:after="0" w:line="360" w:lineRule="auto"/>
-      </w:pPr>
-      <w:r>
-        <w:t xml:space="preserve">表 5-5 窗戶矩陣情境節選…… 15</w:t>
+        <w:t xml:space="preserve">表 5-4 窗戶矩陣情境節選…… 15</w:t>
+      </w:r>
+    </w:p>
+    <w:p>
+      <w:pPr>
+        <w:spacing w:before="0" w:after="0" w:line="360" w:lineRule="auto"/>
+      </w:pPr>
+      <w:r>
+        <w:t xml:space="preserve">表 5-5 Hybrid residual robustness checks…… 15</w:t>
       </w:r>
     </w:p>
     <w:p>
@@ -919,15 +919,15 @@
         <w:spacing w:before="0" w:after="0" w:line="360" w:lineRule="auto"/>
       </w:pPr>
       <w:r>
-        <w:t xml:space="preserve">表 5-7 SML2010 Benchmark 結果…… 17</w:t>
-      </w:r>
-    </w:p>
-    <w:p>
-      <w:pPr>
-        <w:spacing w:before="0" w:after="0" w:line="360" w:lineRule="auto"/>
-      </w:pPr>
-      <w:r>
-        <w:t xml:space="preserve">表 5-8 CU-BEMS Benchmark 結果…… 18</w:t>
+        <w:t xml:space="preserve">表 5-8 SML2010 Benchmark 結果…… 17</w:t>
+      </w:r>
+    </w:p>
+    <w:p>
+      <w:pPr>
+        <w:spacing w:before="0" w:after="0" w:line="360" w:lineRule="auto"/>
+      </w:pPr>
+      <w:r>
+        <w:t xml:space="preserve">表 5-9 CU-BEMS Benchmark 結果…… 18</w:t>
       </w:r>
     </w:p>
     <w:p>
@@ -1321,7 +1321,7 @@
         <w:spacing w:before="0" w:after="0" w:line="360" w:lineRule="auto"/>
       </w:pPr>
       <w:r>
-        <w:t xml:space="preserve">• 提出可對接 MCP、Web demo 與公開資料集 task-aligned benchmark 的研究原型與評估框架。</w:t>
+        <w:t xml:space="preserve">• 提出可對接 MCP、Web demo 與公開資料集 task-aligned benchmark 的研究原型與評估框架，並明確區分 synthetic full-field、real sparse calibration、public task-aligned benchmark 與 intervention validation 各自支援的主張範圍。</w:t>
       </w:r>
     </w:p>
     <w:p>
@@ -3663,7 +3663,7 @@
         <w:spacing w:before="0" w:after="0" w:line="360" w:lineRule="auto"/>
       </w:pPr>
       <w:r>
-        <w:t xml:space="preserve">\boldsymbol{\varphi}_i = [x_i,\, y_i,\, z_i,\, t_i,\, \text{indoor baseline},\, \text{outdoor conditions},\, F_{\text{temp}},\, F_{\text{hum}},\, F_{\text{illum}},\, \text{device activations},\, \text{device powers},\, \text{influence envelopes}]</w:t>
+        <w:t xml:space="preserve">\begin{aligned}\boldsymbol{\varphi}_i = [&amp;x_i,\, y_i,\, z_i,\, t_i,\, \text{indoor baseline},\, \text{outdoor conditions},\\&amp;F_{\text{temp}},\, F_{\text{hum}},\, F_{\text{illum}},\, \text{device activations},\\&amp;\text{device powers},\, \text{influence envelopes}]\end{aligned}</w:t>
       </w:r>
     </w:p>
     <w:p>
@@ -4317,6 +4317,14 @@
       </w:pPr>
       <w:r>
         <w:t xml:space="preserve">表 5-1 的最佳推薦表示在目前 comfort target 與模型估測下，哪一個候選動作具有最高預測改善量。此表用來檢查推薦模組是否能依情境輸出合理排序，但仍屬模擬與反事實評估；若要宣稱推薦動作在真實房間中有效，需依 5.8 節所述介入式驗證方法量測實際改善量。</w:t>
+      </w:r>
+    </w:p>
+    <w:p>
+      <w:pPr>
+        <w:spacing w:before="0" w:after="0" w:line="360" w:lineRule="auto"/>
+      </w:pPr>
+      <w:r>
+        <w:t xml:space="preserve">為避免將不同資料來源支持的主張混在一起，本章採用分層驗證邏輯。8 組標準情境、消融實驗與 leave-one-scenario-out hybrid residual 測試用於驗證受控條件下的完整 3D 場重建與模型元件貢獻；48 組窗戶矩陣用於檢查外部邊界條件敏感度；bedroom_01 真實快照用於檢查稀疏感測校正是否能改善未參與校正的 pillow 參考點；SML2010 與 CU-BEMS 僅作 public task-aligned benchmark，用於外部資料的相容子任務比較。換言之，synthetic benchmark 回答「完整場是否能在受控真值下重建」，真實快照回答「校正管線是否能吸收真實觀測並改善保留點」，公開資料集回答「模型在相容任務上的外部定位」，推薦介入實驗才回答「建議動作是否真的造成舒適度改善」。</w:t>
       </w:r>
     </w:p>
     <w:p>
@@ -6446,6 +6454,14 @@
         <w:t xml:space="preserve">除列舉矩陣外，系統亦支援窗戶 direct input 模式。使用者可直接提供外部溫度、外部濕度、外部日照照度、開窗比例，以及可選的室內基準溫濕度。此模式適合接入即時天氣資料、手動量測資料或使用者指定條件，不必先將外部條件離散化為季節、天氣與時段分類。</w:t>
       </w:r>
     </w:p>
+    <w:p>
+      <w:pPr>
+        <w:spacing w:before="0" w:after="0" w:line="360" w:lineRule="auto"/>
+      </w:pPr>
+      <w:r>
+        <w:t xml:space="preserve">表 5-4 列出窗戶矩陣中的三個代表情境。</w:t>
+      </w:r>
+    </w:p>
     <w:tbl>
       <w:tblPr>
         <w:tblBorders>
@@ -6774,7 +6790,7 @@
         <w:spacing w:before="0" w:after="0" w:line="360" w:lineRule="auto"/>
       </w:pPr>
       <w:r>
-        <w:t xml:space="preserve">表 5-4 彙整預設切分、no-Fourier 對照與 LOO cross-validation。圖 5-5 則將 IDW、base model 與 LOO hybrid 的平均 field MAE 以 log-scale 顯示，避免照度量級過大而掩蓋溫度與濕度差異。</w:t>
+        <w:t xml:space="preserve">表 5-5 彙整預設切分、no-Fourier 對照與 LOO cross-validation。圖 5-5 則將 IDW、base model 與 LOO hybrid 的平均 field MAE 以 log-scale 顯示，避免照度量級過大而掩蓋溫度與濕度差異。</w:t>
       </w:r>
     </w:p>
     <w:tbl>
@@ -7606,7 +7622,7 @@
         <w:spacing w:before="0" w:after="0" w:line="360" w:lineRule="auto"/>
       </w:pPr>
       <w:r>
-        <w:t xml:space="preserve">此資料仍屬小型初步驗證：它提供真實 sparse observations 與單一 pillow reference point，但沒有完整 dense spatial ground truth。因此，本研究仍以 synthetic benchmark 報告 full-field MAE，以真實臥室快照驗證 calibration pipeline 的實用性，兩者分別回答不同層級的問題。</w:t>
+        <w:t xml:space="preserve">此資料仍屬小型初步驗證：它提供真實 sparse observations 與單一 pillow reference point，但沒有完整 dense spatial ground truth。因此，本研究仍以 synthetic benchmark 報告 full-field MAE，以真實臥室快照驗證 calibration pipeline 的實用性，兩者分別回答不同層級的問題。此限制也意味著 hybrid residual 在標準情境 family 內的漂亮降幅，應被解讀為結構性殘差可學習性的證據，而不是對任意房間、任意家具配置或任意天氣序列的無條件泛化保證。</w:t>
       </w:r>
     </w:p>
     <w:p>
@@ -7937,7 +7953,7 @@
         <w:spacing w:before="0" w:after="0" w:line="360" w:lineRule="auto"/>
       </w:pPr>
       <w:r>
-        <w:t xml:space="preserve">表 5-7 列出 SML2010 benchmark 各任務三項指標的完整對比。</w:t>
+        <w:t xml:space="preserve">表 5-8 列出 SML2010 benchmark 各任務三項指標的完整對比。</w:t>
       </w:r>
     </w:p>
     <w:tbl>
@@ -10582,7 +10598,7 @@
         <w:spacing w:before="0" w:after="0" w:line="360" w:lineRule="auto"/>
       </w:pPr>
       <w:r>
-        <w:t xml:space="preserve">表 5-8 列出 CU-BEMS benchmark 各任務三項指標的完整對比。</w:t>
+        <w:t xml:space="preserve">表 5-9 列出 CU-BEMS benchmark 各任務三項指標的完整對比。</w:t>
       </w:r>
     </w:p>
     <w:tbl>
@@ -12735,7 +12751,7 @@
         <w:spacing w:before="0" w:after="0" w:line="360" w:lineRule="auto"/>
       </w:pPr>
       <w:r>
-        <w:t xml:space="preserve">另一項結論是，公開資料集並非不能使用，而是必須依資料本身支援的任務層級進行比較。對完整 3D 場重建，本研究目前仍以 canonical synthetic benchmark 作為主要依據；對 zone-level 響應、兩點時序響應與舒適度評分，則可分別利用相容的公開資料建立 task-aligned benchmark。此作法比直接宣稱所有資料集都能完整驗證本研究系統更嚴謹。</w:t>
+        <w:t xml:space="preserve">另一項結論是，公開資料集並非不能使用，而是必須依資料本身支援的任務層級進行比較。對完整 3D 場重建，本研究目前仍以 canonical synthetic benchmark 作為主要依據；對 zone-level 響應、兩點時序響應與舒適度評分，則可分別利用相容的公開資料建立 task-aligned benchmark。此作法比直接宣稱所有資料集都能完整驗證本研究系統更嚴謹，也使本研究在投稿 IEEE Digital Twin 類場域時，能清楚說明模型、資料與互動工具各自提供的證據層級。</w:t>
       </w:r>
     </w:p>
     <w:p>
@@ -12773,6 +12789,15 @@
       </w:pPr>
       <w:r>
         <w:t xml:space="preserve">• 目前已加入小型真實臥室快照驗證，但仍缺乏長期連續部署資料與 dense spatial ground truth。</w:t>
+      </w:r>
+    </w:p>
+    <w:p>
+      <w:pPr>
+        <w:ind w:left="720" w:hanging="360" w:firstLine="0"/>
+        <w:spacing w:before="0" w:after="0" w:line="360" w:lineRule="auto"/>
+      </w:pPr>
+      <w:r>
+        <w:t xml:space="preserve">• Hybrid residual 的 leave-one-scenario-out 結果證明標準情境 family 內的殘差可學習，但尚未證明可直接泛化到任意房間幾何、家具配置或使用者行為。</w:t>
       </w:r>
     </w:p>
     <w:p>

--- a/docs/papers/thesis/thesis_draft_zh.docx
+++ b/docs/papers/thesis/thesis_draft_zh.docx
@@ -17,7 +17,7 @@
         <w:br/>
         <w:t xml:space="preserve">資訊工程學系碩士班</w:t>
         <w:br/>
-        <w:t xml:space="preserve">碩士論文初稿</w:t>
+        <w:t xml:space="preserve">碩士論文完整版</w:t>
       </w:r>
     </w:p>
     <w:p>
@@ -71,7 +71,7 @@
         <w:spacing w:before="0" w:after="0" w:line="360" w:lineRule="auto"/>
       </w:pPr>
       <w:r>
-        <w:t xml:space="preserve">版本：論文初稿 v0.2</w:t>
+        <w:t xml:space="preserve">版本：中文完整稿 v1.0</w:t>
       </w:r>
     </w:p>
     <w:p>
@@ -81,7 +81,7 @@
         <w:spacing w:before="0" w:after="0" w:line="360" w:lineRule="auto"/>
       </w:pPr>
       <w:r>
-        <w:t xml:space="preserve">日期：2026 年 4 月 15 日</w:t>
+        <w:t xml:space="preserve">日期：2026 年 5 月 4 日</w:t>
       </w:r>
     </w:p>
     <w:p>
@@ -243,7 +243,7 @@
         <w:spacing w:before="0" w:after="0" w:line="360" w:lineRule="auto"/>
       </w:pPr>
       <w:r>
-        <w:t xml:space="preserve">中華民國 115 年 4 月</w:t>
+        <w:t xml:space="preserve">中華民國 115 年 5 月</w:t>
       </w:r>
     </w:p>
     <w:p>
@@ -276,7 +276,7 @@
         <w:spacing w:before="0" w:after="0" w:line="360" w:lineRule="auto"/>
       </w:pPr>
       <w:r>
-        <w:t xml:space="preserve">本研究以單一矩形房間為研究場域，提出一個基於有限角落感測器與連續影響場估計之三因子空間數位孿生原型。研究過程中，本研究先後比較純插值、僅局部影響場與資料驅動修正等作法，最終採用 bulk + local field 作為主模型，並以冷氣、窗戶與照明之參數化影響函數描述非連網裝置對不同區域的作用。系統固定使用 8 顆角落感測器，即天花板四角與地面四角，每個節點量測溫度、濕度與照度，並以感測器殘差進行主動設備 power scale 校準與 trilinear residual correction，以修正背景場與設備影響函數之偏差。在此基礎上，本研究再加入 hybrid residual neural network 延伸模組，以小型多層感知器學習主模型的剩餘誤差，而不直接取代原本的可解釋結構。</w:t>
+        <w:t xml:space="preserve">本研究以單一矩形房間為研究場域，提出一個基於有限角落感測器與連續影響場估計之三因子空間數位孿生原型。研究過程中，本研究先後比較純插值、僅局部影響場與資料驅動修正等作法，最終採用變數專屬的 reduced-order nominal model 作為主模型，分別以熱交換與熱源項描述溫度、以水氣交換與除濕項描述濕度、以光源幾何、遮蔽與單次漫反射描述照度，再以冷氣、窗戶與照明之參數化影響函數描述非連網裝置對不同區域的作用。系統固定使用 8 顆角落感測器，即天花板四角與地面四角，每個節點量測溫度、濕度與照度，並以感測器殘差進行主動設備 power scale 校準與 trilinear residual correction，以修正背景場與設備影響函數之偏差。在此基礎上，本研究再加入 hybrid residual neural network 延伸模組，以小型多層感知器學習主模型的剩餘誤差，而不直接取代原本的可解釋結構。</w:t>
       </w:r>
     </w:p>
     <w:p>
@@ -285,6 +285,14 @@
       </w:pPr>
       <w:r>
         <w:t xml:space="preserve">除空間場估計外，本研究亦建立裝置啟用前後感測資料之影響學習流程，透過最小平方法估計非連網裝置的環境影響係數，並根據目標區域的舒適度偏差輸出候選控制動作排序。為補足 direct source + obstruction 對照度間接回填亮度的低估，本研究另在 illuminance 路徑加入 lightweight single-bounce diffuse reflection 近似，以地板、天花板、牆面與啟用中的家具表面作為次級反射面。為提升系統可存取性，本研究另提供本地服務介面，其中包含 MCP server 與 web demo，作為同一套模型能力的工具化存取層。評估方面，本研究採分層證據設計：以 8 組標準情境、48 組窗戶矩陣、IDW baseline 比較、synthetic ablation 與 hybrid residual leave-one-scenario-out 測試支持受控條件下的完整場重建主張；以公開資料集 task-aligned benchmark 檢查外部資料相容子任務；以 7 天真實臥室快照檢查稀疏感測校正對未參與校正點位的改善。其中 base model 在標準情境下之平均 MAE 分別為溫度 0.0474、濕度 0.1765 與照度 2.0835，明顯低於 IDW baseline 的 0.1723、0.4633 與 75.0516。加入 Fourier low-pass denoising 的 hybrid residual correction 在預設 6/2 held-out split 中可將 field MAE 降至溫度 0.0023、濕度 0.0041 與照度 0.1675；8-fold leave-one-scenario-out 平均則為 0.0017、0.0055 與 0.1581。真實臥室快照驗證中，校正後 pillow 位置 MAE 由 0.8967°C、4.1286% 與 358.6392 lux 降至 0.1676°C、0.3939% 與 21.3753 lux。推薦動作目前定位為基於校正模型的反事實模擬排序；若要驗證其實際因果改善效果，需進一步執行 before/after 介入實驗。</w:t>
+      </w:r>
+    </w:p>
+    <w:p>
+      <w:pPr>
+        <w:spacing w:before="0" w:after="0" w:line="360" w:lineRule="auto"/>
+      </w:pPr>
+      <w:r>
+        <w:t xml:space="preserve">公開資料集比較方面，本研究不是將公開資料硬解讀為完整 3D 場真值，而是把 SML2010 與 CU-BEMS 拆成公開資料本身可支援的 shared observable tasks，再以相同 chronological 70/30 split 比較 persistence、linear regression 與本研究模型映射後的 hybrid_digital_twin_readout。SML2010 共 24 個 target-horizon 任務中，本研究映射模型有 12 項取得最低 MAE，15 項勝過 linear regression，14 項勝過 persistence；其中 S3 facade event delta 在 60 分鐘 horizon 的 6 個 target 全部優於兩個 baseline。CU-BEMS 共 12 個 target-horizon 任務中，本研究映射模型有 9 項勝過 linear regression，但沒有任務勝過 persistence，顯示其優勢主要出現在具有幾何、邊界或事件結構的響應任務，而非所有高時間慣性建築時序預測任務。Web demo 也新增 Term Glossary 與 Public Dataset Comparison 區塊，使展示時可直接說明名詞、比較流程、數據來源與 claim boundary。</w:t>
       </w:r>
     </w:p>
     <w:p>
@@ -325,7 +333,7 @@
         <w:spacing w:before="0" w:after="0" w:line="360" w:lineRule="auto"/>
       </w:pPr>
       <w:r>
-        <w:t xml:space="preserve">This thesis proposes a sparse-sensing spatial digital twin for a single room. The final design is a reduced-order bulk-plus-local field model with parameterized appliance influence functions, active-device power calibration, and trilinear residual correction from eight corner sensors. The system further learns environmental impact coefficients of non-networked appliances from before-and-after sensor observations, ranks candidate control actions according to target-zone comfort improvement, and extends the base estimator with an optional hybrid residual neural correction layer instead of replacing the base model with an end-to-end black-box predictor.</w:t>
+        <w:t xml:space="preserve">This thesis proposes a sparse-sensing spatial digital twin for a single room. The final design uses variable-specific reduced-order nominal models with parameterized appliance influence functions, active-device power calibration, and trilinear residual correction from eight corner sensors: temperature is modeled through thermal exchange and heat-source terms, humidity through moisture exchange and dehumidification terms, and illuminance through source geometry, obstruction, and a lightweight one-bounce reflection approximation. The system further learns environmental impact coefficients of non-networked appliances from before-and-after sensor observations, ranks candidate control actions according to target-zone comfort improvement, and extends the base estimator with an optional hybrid residual neural correction layer instead of replacing the base model with an end-to-end black-box predictor.</w:t>
       </w:r>
     </w:p>
     <w:p>
@@ -334,6 +342,14 @@
       </w:pPr>
       <w:r>
         <w:t xml:space="preserve">The prototype is implemented in Python and exposed through a local service layer, including an MCP interface and a rotatable web demo, enabling interactive scenario queries, point-level estimation, baseline comparison, appliance-impact learning, and a 48-case window simulation matrix across time of day, weather, and season. A lightweight one-bounce diffuse reflection approximation is further added to the illuminance path so that floors, walls, ceilings, and active furniture surfaces can contribute indirect fill light without requiring full optical rendering. The evaluation separates controlled full-field evidence, public task-aligned comparisons, and real sparse-calibration checks. Across the canonical scenarios, the base model achieves average MAE of 0.0474 for temperature, 0.1765 for humidity, and 2.0835 for illuminance, compared with 0.1723, 0.4633, and 75.0516 for IDW. The hybrid residual layer with Fourier low-pass denoising on temperature and humidity residual traces further reduces default held-out field MAE to 0.0023, 0.0041, and 0.1675, while leave-one-scenario-out evaluation averages 0.0017, 0.0055, and 0.1581, respectively. A preliminary seven-day real-bedroom snapshot validation reduces pillow-point MAE from 0.8967, 4.1286, and 358.6392 to 0.1676, 0.3939, and 21.3753 for temperature, humidity, and illuminance. Action recommendations are treated as model-based counterfactual rankings; causal validation of recommendation efficacy requires a before/after intervention protocol. These results indicate that sparse corner sensing can still support an interpretable and trainable indoor twin when model structure, calibration, and learning are assigned to different layers.</w:t>
+      </w:r>
+    </w:p>
+    <w:p>
+      <w:pPr>
+        <w:spacing w:before="0" w:after="0" w:line="360" w:lineRule="auto"/>
+      </w:pPr>
+      <w:r>
+        <w:t xml:space="preserve">For public head-to-head comparison, SML2010 and CU-BEMS are used only as task-aligned external benchmarks rather than dense 3D field ground truth. Raw public data are normalized, baseline models are evaluated on the same chronological 70/30 split, and the proposed digital twin plus hybrid residual checkpoint is mapped into a structured prior with a small linear readout head. The SML2010 comparison shows the strongest advantage on facade event delta tasks, especially the 60-minute horizon where all six S3 targets achieve the best MAE. CU-BEMS shows a different pattern: the mapped model often improves over linear regression but does not outperform persistence, which clarifies the model's claim boundary. The web demo exposes this comparison through a Public Dataset Comparison panel and includes a Term Glossary for presentation use.</w:t>
       </w:r>
     </w:p>
     <w:p>
@@ -582,6 +598,14 @@
         <w:spacing w:before="0" w:after="0" w:line="360" w:lineRule="auto"/>
       </w:pPr>
       <w:r>
+        <w:t xml:space="preserve">    3.5.1 8 點場推估的可證明範圍…… 9</w:t>
+      </w:r>
+    </w:p>
+    <w:p>
+      <w:pPr>
+        <w:spacing w:before="0" w:after="0" w:line="360" w:lineRule="auto"/>
+      </w:pPr>
+      <w:r>
         <w:t xml:space="preserve">  3.6 非連網裝置影響學習…… 9</w:t>
       </w:r>
     </w:p>
@@ -646,7 +670,7 @@
         <w:spacing w:before="0" w:after="0" w:line="360" w:lineRule="auto"/>
       </w:pPr>
       <w:r>
-        <w:t xml:space="preserve">  4.4 Web Demo…… 12</w:t>
+        <w:t xml:space="preserve">  4.4 Web Demo 與展示輔助介面…… 12</w:t>
       </w:r>
     </w:p>
     <w:p>
@@ -726,7 +750,7 @@
         <w:spacing w:before="0" w:after="0" w:line="360" w:lineRule="auto"/>
       </w:pPr>
       <w:r>
-        <w:t xml:space="preserve">  5.9 公開資料集 Task-Aligned Benchmark 結果…… 17</w:t>
+        <w:t xml:space="preserve">  5.9 公開資料集執行流程與 Task-Aligned Benchmark 結果…… 17</w:t>
       </w:r>
     </w:p>
     <w:p>
@@ -790,7 +814,31 @@
         <w:spacing w:before="0" w:after="0" w:line="360" w:lineRule="auto"/>
       </w:pPr>
       <w:r>
-        <w:t xml:space="preserve">附錄…… 22</w:t>
+        <w:t xml:space="preserve">附錄 A 原型執行方式…… 22</w:t>
+      </w:r>
+    </w:p>
+    <w:p>
+      <w:pPr>
+        <w:spacing w:before="0" w:after="0" w:line="360" w:lineRule="auto"/>
+      </w:pPr>
+      <w:r>
+        <w:t xml:space="preserve">附錄 B Web Demo 操作與公開比較展示…… 22</w:t>
+      </w:r>
+    </w:p>
+    <w:p>
+      <w:pPr>
+        <w:spacing w:before="0" w:after="0" w:line="360" w:lineRule="auto"/>
+      </w:pPr>
+      <w:r>
+        <w:t xml:space="preserve">附錄 C 名詞解釋…… 23</w:t>
+      </w:r>
+    </w:p>
+    <w:p>
+      <w:pPr>
+        <w:spacing w:before="0" w:after="0" w:line="360" w:lineRule="auto"/>
+      </w:pPr>
+      <w:r>
+        <w:t xml:space="preserve">附錄 D 後續 IEEE 稿件資料來源原則…… 24</w:t>
       </w:r>
     </w:p>
     <w:p>
@@ -863,6 +911,14 @@
         <w:spacing w:before="0" w:after="0" w:line="360" w:lineRule="auto"/>
       </w:pPr>
       <w:r>
+        <w:t xml:space="preserve">表 4-2 Web demo 展示輔助區塊…… 12</w:t>
+      </w:r>
+    </w:p>
+    <w:p>
+      <w:pPr>
+        <w:spacing w:before="0" w:after="0" w:line="360" w:lineRule="auto"/>
+      </w:pPr>
+      <w:r>
         <w:t xml:space="preserve">表 5-1 標準情境結果摘要…… 13</w:t>
       </w:r>
     </w:p>
@@ -919,15 +975,23 @@
         <w:spacing w:before="0" w:after="0" w:line="360" w:lineRule="auto"/>
       </w:pPr>
       <w:r>
-        <w:t xml:space="preserve">表 5-8 SML2010 Benchmark 結果…… 17</w:t>
-      </w:r>
-    </w:p>
-    <w:p>
-      <w:pPr>
-        <w:spacing w:before="0" w:after="0" w:line="360" w:lineRule="auto"/>
-      </w:pPr>
-      <w:r>
-        <w:t xml:space="preserve">表 5-9 CU-BEMS Benchmark 結果…… 18</w:t>
+        <w:t xml:space="preserve">表 5-8 公開資料集比較執行流程與 claim boundary…… 17</w:t>
+      </w:r>
+    </w:p>
+    <w:p>
+      <w:pPr>
+        <w:spacing w:before="0" w:after="0" w:line="360" w:lineRule="auto"/>
+      </w:pPr>
+      <w:r>
+        <w:t xml:space="preserve">表 5-9 SML2010 Benchmark 代表性結果…… 18</w:t>
+      </w:r>
+    </w:p>
+    <w:p>
+      <w:pPr>
+        <w:spacing w:before="0" w:after="0" w:line="360" w:lineRule="auto"/>
+      </w:pPr>
+      <w:r>
+        <w:t xml:space="preserve">表 5-10 CU-BEMS Benchmark 代表性結果…… 18</w:t>
       </w:r>
     </w:p>
     <w:p>
@@ -1105,7 +1169,7 @@
         <w:spacing w:before="0" w:after="0" w:line="360" w:lineRule="auto"/>
       </w:pPr>
       <w:r>
-        <w:t xml:space="preserve">在原型開發初期，本研究曾嘗試將問題簡化為角落感測器插值或純局部影響場疊加，但很快發現兩個問題。第一，若只靠插值，模型雖能平滑填補空間，卻無法表達冷氣出風方向、窗邊日照或燈具位置等設備語意；第二，若只做局部場疊加，則容易出現設備附近變化明顯、全室平均狀態卻不合理的結果。這些實作經驗直接促成後續的 bulk + local field 架構、感測器校正流程，以及只把神經網路放在 residual correction 層的設計。</w:t>
+        <w:t xml:space="preserve">在原型開發初期，本研究曾嘗試將問題簡化為角落感測器插值或純局部影響場疊加，但很快發現兩個問題。第一，若只靠插值，模型雖能平滑填補空間，卻無法表達冷氣出風方向、窗邊日照或燈具位置等設備語意；第二，若只做局部場疊加，則容易出現設備附近變化明顯、全室平均狀態卻不合理的結果。這些實作經驗直接促成後續的變數專屬 nominal model、感測器校正流程，以及只把神經網路放在 residual correction 層的設計。</w:t>
       </w:r>
     </w:p>
     <w:p>
@@ -1303,7 +1367,7 @@
         <w:spacing w:before="0" w:after="0" w:line="360" w:lineRule="auto"/>
       </w:pPr>
       <w:r>
-        <w:t xml:space="preserve">• 建立包含 bulk + local field、active device power calibration、trilinear correction 與裝置影響學習的可解釋估測流程。</w:t>
+        <w:t xml:space="preserve">• 建立包含變數專屬 nominal model、active device power calibration、trilinear correction 與裝置影響學習的可解釋估測流程。</w:t>
       </w:r>
     </w:p>
     <w:p>
@@ -1378,7 +1442,7 @@
         <w:spacing w:before="0" w:after="0" w:line="360" w:lineRule="auto"/>
       </w:pPr>
       <w:r>
-        <w:t xml:space="preserve">在感測器數量有限的情況下，最直接的方法是使用空間插值估計未量測位置。本研究採用 inverse distance weighting（IDW）作為 baseline。IDW 的優點是實作簡單且不依賴設備先驗，但其估計完全由量測點距離決定，無法反映冷氣出風方向、窗戶位置、照明熱源或設備作用範圍等結構資訊。相較之下，zonal model 與 hybrid spatial model 提供了介於 well-mixed room model 與 CFD 之間的折衷途徑，可在維持較低計算成本的同時保留主要空間差異 [4][5][6]。因此，本研究將場模型設計為 bulk + local field：以 bulk state 描述房間整體平均狀態的時間收斂，以 local field 表示設備附近與特定區域的空間差異，藉此兼顧可解釋性與可計算性。</w:t>
+        <w:t xml:space="preserve">在感測器數量有限的情況下，最直接的方法是使用空間插值估計未量測位置。本研究採用 inverse distance weighting（IDW）作為 baseline。IDW 的優點是實作簡單且不依賴設備先驗，但其估計完全由量測點距離決定，無法反映冷氣出風方向、窗戶位置、照明熱源或設備作用範圍等結構資訊。相較之下，zonal model、reduced-order model 與 hybrid spatial model 提供了介於 well-mixed room model 與 CFD 之間的折衷途徑，可在維持較低計算成本的同時保留主要空間差異 [4][5][6]。因此，本研究不是把同一個 bulk/local 物理假設套用到所有環境量，而是將主模型拆成變數專屬 nominal model：溫度採熱交換與熱源近似，濕度採水氣交換與除濕近似，照度採光源幾何、遮蔽與反射近似；三者再共用稀疏感測 residual correction 框架。</w:t>
       </w:r>
     </w:p>
     <w:p>
@@ -3109,7 +3173,7 @@
         <w:spacing w:before="0" w:after="0" w:line="360" w:lineRule="auto"/>
       </w:pPr>
       <w:r>
-        <w:t xml:space="preserve">任一環境因素 v 的估計場可表示為：</w:t>
+        <w:t xml:space="preserve">為避免把不同物理性質的環境量硬套到同一個公式，本研究將估測流程拆成兩層。第一層是依變數而異的 nominal model $N_v(\mathbf{p},t)$，負責描述該變數的主要物理趨勢；第二層是由 8 顆角落感測器提供的 residual correction $C_v(\mathbf{p},t)$，負責吸收低階空間偏差。因此任一環境因素 $v\in\{T,H,L\}$ 的最終估計值皆寫成：</w:t>
       </w:r>
     </w:p>
     <w:p>
@@ -3119,51 +3183,473 @@
         <w:spacing w:before="0" w:after="0" w:line="360" w:lineRule="auto"/>
       </w:pPr>
       <w:r>
-        <w:t xml:space="preserve">F_v(\mathbf{p},t) = B_v^{\text{bulk}}(t) + B_v^{\text{local}}(\mathbf{p},t) + \sum_j I_{j,v}^{\text{local}}(\mathbf{p},t) + C_v(\mathbf{p})</w:t>
-      </w:r>
-    </w:p>
-    <w:p>
-      <w:pPr>
-        <w:ind w:left="720" w:hanging="360" w:firstLine="0"/>
-        <w:spacing w:before="0" w:after="0" w:line="360" w:lineRule="auto"/>
-      </w:pPr>
-      <w:r>
-        <w:t xml:space="preserve">• $B_v^{\text{bulk}}$：房間整體平均狀態，描述全室在時間軸上逐漸接近準穩態的平均變化。</w:t>
-      </w:r>
-    </w:p>
-    <w:p>
-      <w:pPr>
-        <w:ind w:left="720" w:hanging="360" w:firstLine="0"/>
-        <w:spacing w:before="0" w:after="0" w:line="360" w:lineRule="auto"/>
-      </w:pPr>
-      <w:r>
-        <w:t xml:space="preserve">• $B_v^{\text{local}}$：局部背景場，保留簡化垂直分層與空間差異。</w:t>
-      </w:r>
-    </w:p>
-    <w:p>
-      <w:pPr>
-        <w:ind w:left="720" w:hanging="360" w:firstLine="0"/>
-        <w:spacing w:before="0" w:after="0" w:line="360" w:lineRule="auto"/>
-      </w:pPr>
-      <w:r>
-        <w:t xml:space="preserve">• $I_{j,v}^{\text{local}}$：第 $j$ 個設備對環境因素 $v$ 的局部影響函數。</w:t>
-      </w:r>
-    </w:p>
-    <w:p>
-      <w:pPr>
-        <w:ind w:left="720" w:hanging="360" w:firstLine="0"/>
-        <w:spacing w:before="0" w:after="0" w:line="360" w:lineRule="auto"/>
-      </w:pPr>
-      <w:r>
-        <w:t xml:space="preserve">• $C_v$：由感測器殘差推估出的校正場。</w:t>
-      </w:r>
-    </w:p>
-    <w:p>
-      <w:pPr>
-        <w:spacing w:before="0" w:after="0" w:line="360" w:lineRule="auto"/>
-      </w:pPr>
-      <w:r>
-        <w:t xml:space="preserve">其中 bulk 與 local 的分離是本研究模型的重要改良。若僅使用局部影響場，容易產生冷氣附近很冷，但房間遠端幾乎維持原溫的不合理結果；加入 bulk state 後，模型能同時表示整體房間平均溫濕度的時間響應，以及冷氣出風口、窗邊交換與照明附近的局部差異。此設計也更接近 reduced-order spatial twin 與 zonal or hybrid model 的方法定位 [4][6]。</w:t>
+        <w:t xml:space="preserve">\hat{F}_v(\mathbf{p},t)=N_v(\mathbf{p},t)+C_v(\mathbf{p},t)</w:t>
+      </w:r>
+    </w:p>
+    <w:p>
+      <w:pPr>
+        <w:spacing w:before="0" w:after="0" w:line="360" w:lineRule="auto"/>
+      </w:pPr>
+      <w:r>
+        <w:t xml:space="preserve">其中 $T$ 代表 temperature，$H$ 代表 relative humidity，$L$ 代表 illuminance。$C_v$ 的三線性形式在 3.5 節定義；本節先定義三個不同的 nominal model。為了讓公式可讀，本研究先定義共用的幾何與裝置符號。令查詢點為 $\mathbf{p}=(x,y,z)$，房間高度為 $H_r$，則正規化垂直位置為：</w:t>
+      </w:r>
+    </w:p>
+    <w:p>
+      <w:pPr>
+        <w:jc w:val="center"/>
+        <w:ind w:firstLine="0"/>
+        <w:spacing w:before="0" w:after="0" w:line="360" w:lineRule="auto"/>
+      </w:pPr>
+      <w:r>
+        <w:t xml:space="preserve">\zeta=\frac{z}{H_r}-\frac{1}{2}</w:t>
+      </w:r>
+    </w:p>
+    <w:p>
+      <w:pPr>
+        <w:spacing w:before="0" w:after="0" w:line="360" w:lineRule="auto"/>
+      </w:pPr>
+      <w:r>
+        <w:t xml:space="preserve">本節公式中的 baseline 指的是 indoor baseline，即房間在目標設備作用尚未加入、且尚未套用角落感測器 residual correction 前的室內基準狀態，不是第 5 章用來比較方法優劣的 IDW baseline，也不是公開資料集中的 persistence 或 linear regression baseline。具體而言，本研究將室內基準狀態寫成：</w:t>
+      </w:r>
+    </w:p>
+    <w:p>
+      <w:pPr>
+        <w:jc w:val="center"/>
+        <w:ind w:firstLine="0"/>
+        <w:spacing w:before="0" w:after="0" w:line="360" w:lineRule="auto"/>
+      </w:pPr>
+      <w:r>
+        <w:t xml:space="preserve">\mathbf{b}_0=(T_0,H_0,L_0)</w:t>
+      </w:r>
+    </w:p>
+    <w:p>
+      <w:pPr>
+        <w:spacing w:before="0" w:after="0" w:line="360" w:lineRule="auto"/>
+      </w:pPr>
+      <w:r>
+        <w:t xml:space="preserve">$T_0$、$H_0$ 與 $L_0$ 分別代表該次情境的起始室內溫度、相對濕度與照度。若有真實部署資料，且可取得設備啟用前或查詢前的穩定參考時間 $t_{\mathrm{ref}}$，則可由 8 顆角落感測器的平均值初始化：</w:t>
+      </w:r>
+    </w:p>
+    <w:p>
+      <w:pPr>
+        <w:jc w:val="center"/>
+        <w:ind w:firstLine="0"/>
+        <w:spacing w:before="0" w:after="0" w:line="360" w:lineRule="auto"/>
+      </w:pPr>
+      <w:r>
+        <w:t xml:space="preserve">\begin{aligned}T_0&amp;=\frac{1}{|\mathcal{S}|}\sum_{s\in\mathcal{S}}O_T(\mathbf{p}_s,t_{\mathrm{ref}}),\\H_0&amp;=\frac{1}{|\mathcal{S}|}\sum_{s\in\mathcal{S}}O_H(\mathbf{p}_s,t_{\mathrm{ref}}),\\L_0&amp;=\frac{1}{|\mathcal{S}|}\sum_{s\in\mathcal{S}}O_L(\mathbf{p}_s,t_{\mathrm{ref}})\end{aligned}</w:t>
+      </w:r>
+    </w:p>
+    <w:p>
+      <w:pPr>
+        <w:spacing w:before="0" w:after="0" w:line="360" w:lineRule="auto"/>
+      </w:pPr>
+      <w:r>
+        <w:t xml:space="preserve">其中 $\mathcal{S}$ 為 8 顆角落感測器集合，$O_v$ 為實際觀測值。若沒有啟用前觀測資料，則 baseline 由房間設計檔或情境設定提供；本研究標準房間預設為 $T_0=29.0^\circ\mathrm{C}$、$H_0=67.0\%$、$L_0=90.0$ lux。Web demo 左側的 Indoor Baseline 欄位即是讓使用者直接指定這三個基準值。後續所有冷氣、窗戶與照明項，都是在此室內基準狀態上增加或減少的偏移量。</w:t>
+      </w:r>
+    </w:p>
+    <w:p>
+      <w:pPr>
+        <w:spacing w:before="0" w:after="0" w:line="360" w:lineRule="auto"/>
+      </w:pPr>
+      <w:r>
+        <w:t xml:space="preserve">第 $j$ 個裝置的時間啟用量與空間影響 envelope 分別定義為：</w:t>
+      </w:r>
+    </w:p>
+    <w:p>
+      <w:pPr>
+        <w:jc w:val="center"/>
+        <w:ind w:firstLine="0"/>
+        <w:spacing w:before="0" w:after="0" w:line="360" w:lineRule="auto"/>
+      </w:pPr>
+      <w:r>
+        <w:t xml:space="preserve">A_j(t)=a_j\left(1-e^{-t/\tau_j}\right)</w:t>
+      </w:r>
+    </w:p>
+    <w:p>
+      <w:pPr>
+        <w:jc w:val="center"/>
+        <w:ind w:firstLine="0"/>
+        <w:spacing w:before="0" w:after="0" w:line="360" w:lineRule="auto"/>
+      </w:pPr>
+      <w:r>
+        <w:t xml:space="preserve">\begin{aligned}E_j(\mathbf{p},t)&amp;=A_j(t)R_j(\mathbf{p})D_j(\mathbf{p},t)V_j(\mathbf{p}),\\R_j(\mathbf{p})&amp;=\exp(-\|\mathbf{p}-\mathbf{p}_j\|/r_j)\end{aligned}</w:t>
+      </w:r>
+    </w:p>
+    <w:p>
+      <w:pPr>
+        <w:spacing w:before="0" w:after="0" w:line="360" w:lineRule="auto"/>
+      </w:pPr>
+      <w:r>
+        <w:t xml:space="preserve">$A_j(t)$ 描述裝置由剛啟動到接近準穩態的時間響應；$R_j$ 是距離衰減；$D_j$ 是方向性項，例如冷氣出風方向或燈具照射方向；$V_j$ 是家具或牆面造成的可見性／遮蔽項；$r_j$ 是裝置影響半徑。這個 envelope 是三個變數共用的空間結構，但各變數如何使用它並不相同。</w:t>
+      </w:r>
+    </w:p>
+    <w:tbl>
+      <w:tblPr>
+        <w:tblBorders>
+          <w:top w:val="single" w:sz="6" w:space="0" w:color="999999"/>
+          <w:left w:val="single" w:sz="6" w:space="0" w:color="999999"/>
+          <w:bottom w:val="single" w:sz="6" w:space="0" w:color="999999"/>
+          <w:right w:val="single" w:sz="6" w:space="0" w:color="999999"/>
+          <w:insideH w:val="single" w:sz="6" w:space="0" w:color="999999"/>
+          <w:insideV w:val="single" w:sz="6" w:space="0" w:color="999999"/>
+        </w:tblBorders>
+      </w:tblPr>
+      <w:tr>
+        <w:tc>
+          <w:tcPr>
+            <w:tcW w:w="2200" w:type="dxa"/>
+          </w:tcPr>
+          <w:p>
+            <w:pPr>
+              <w:spacing w:before="0" w:after="0" w:line="360" w:lineRule="auto"/>
+            </w:pPr>
+            <w:r>
+              <w:rPr>
+                <w:b/>
+              </w:rPr>
+              <w:t xml:space="preserve">符號</w:t>
+            </w:r>
+          </w:p>
+        </w:tc>
+        <w:tc>
+          <w:tcPr>
+            <w:tcW w:w="2200" w:type="dxa"/>
+          </w:tcPr>
+          <w:p>
+            <w:pPr>
+              <w:spacing w:before="0" w:after="0" w:line="360" w:lineRule="auto"/>
+            </w:pPr>
+            <w:r>
+              <w:rPr>
+                <w:b/>
+              </w:rPr>
+              <w:t xml:space="preserve">意義</w:t>
+            </w:r>
+          </w:p>
+        </w:tc>
+      </w:tr>
+      <w:tr>
+        <w:tc>
+          <w:tcPr>
+            <w:tcW w:w="2200" w:type="dxa"/>
+          </w:tcPr>
+          <w:p>
+            <w:pPr>
+              <w:spacing w:before="0" w:after="0" w:line="360" w:lineRule="auto"/>
+            </w:pPr>
+            <w:r>
+              <w:t xml:space="preserve">$T_0,H_0,L_0$</w:t>
+            </w:r>
+          </w:p>
+        </w:tc>
+        <w:tc>
+          <w:tcPr>
+            <w:tcW w:w="2200" w:type="dxa"/>
+          </w:tcPr>
+          <w:p>
+            <w:pPr>
+              <w:spacing w:before="0" w:after="0" w:line="360" w:lineRule="auto"/>
+            </w:pPr>
+            <w:r>
+              <w:t xml:space="preserve">Indoor baseline，即設備作用與 residual correction 前的起始室內溫度、相對濕度與照度</w:t>
+            </w:r>
+          </w:p>
+        </w:tc>
+      </w:tr>
+      <w:tr>
+        <w:tc>
+          <w:tcPr>
+            <w:tcW w:w="2200" w:type="dxa"/>
+          </w:tcPr>
+          <w:p>
+            <w:pPr>
+              <w:spacing w:before="0" w:after="0" w:line="360" w:lineRule="auto"/>
+            </w:pPr>
+            <w:r>
+              <w:t xml:space="preserve">$T_{\mathrm{out}},H_{\mathrm{out}},S_{\mathrm{out}}$</w:t>
+            </w:r>
+          </w:p>
+        </w:tc>
+        <w:tc>
+          <w:tcPr>
+            <w:tcW w:w="2200" w:type="dxa"/>
+          </w:tcPr>
+          <w:p>
+            <w:pPr>
+              <w:spacing w:before="0" w:after="0" w:line="360" w:lineRule="auto"/>
+            </w:pPr>
+            <w:r>
+              <w:t xml:space="preserve">室外溫度、室外相對濕度與外部日照照度</w:t>
+            </w:r>
+          </w:p>
+        </w:tc>
+      </w:tr>
+      <w:tr>
+        <w:tc>
+          <w:tcPr>
+            <w:tcW w:w="2200" w:type="dxa"/>
+          </w:tcPr>
+          <w:p>
+            <w:pPr>
+              <w:spacing w:before="0" w:after="0" w:line="360" w:lineRule="auto"/>
+            </w:pPr>
+            <w:r>
+              <w:t xml:space="preserve">$P_j$</w:t>
+            </w:r>
+          </w:p>
+        </w:tc>
+        <w:tc>
+          <w:tcPr>
+            <w:tcW w:w="2200" w:type="dxa"/>
+          </w:tcPr>
+          <w:p>
+            <w:pPr>
+              <w:spacing w:before="0" w:after="0" w:line="360" w:lineRule="auto"/>
+            </w:pPr>
+            <w:r>
+              <w:t xml:space="preserve">第 $j$ 個裝置的 power scale，可由感測資料校正</w:t>
+            </w:r>
+          </w:p>
+        </w:tc>
+      </w:tr>
+      <w:tr>
+        <w:tc>
+          <w:tcPr>
+            <w:tcW w:w="2200" w:type="dxa"/>
+          </w:tcPr>
+          <w:p>
+            <w:pPr>
+              <w:spacing w:before="0" w:after="0" w:line="360" w:lineRule="auto"/>
+            </w:pPr>
+            <w:r>
+              <w:t xml:space="preserve">$k^{g},k^{s}$</w:t>
+            </w:r>
+          </w:p>
+        </w:tc>
+        <w:tc>
+          <w:tcPr>
+            <w:tcW w:w="2200" w:type="dxa"/>
+          </w:tcPr>
+          <w:p>
+            <w:pPr>
+              <w:spacing w:before="0" w:after="0" w:line="360" w:lineRule="auto"/>
+            </w:pPr>
+            <w:r>
+              <w:t xml:space="preserve">全室平均響應與空間局部響應的簡化增益係數</w:t>
+            </w:r>
+          </w:p>
+        </w:tc>
+      </w:tr>
+      <w:tr>
+        <w:tc>
+          <w:tcPr>
+            <w:tcW w:w="2200" w:type="dxa"/>
+          </w:tcPr>
+          <w:p>
+            <w:pPr>
+              <w:spacing w:before="0" w:after="0" w:line="360" w:lineRule="auto"/>
+            </w:pPr>
+            <w:r>
+              <w:t xml:space="preserve">$M(t)$</w:t>
+            </w:r>
+          </w:p>
+        </w:tc>
+        <w:tc>
+          <w:tcPr>
+            <w:tcW w:w="2200" w:type="dxa"/>
+          </w:tcPr>
+          <w:p>
+            <w:pPr>
+              <w:spacing w:before="0" w:after="0" w:line="360" w:lineRule="auto"/>
+            </w:pPr>
+            <w:r>
+              <w:t xml:space="preserve">房間混合係數，用於控制垂直分層強度</w:t>
+            </w:r>
+          </w:p>
+        </w:tc>
+      </w:tr>
+      <w:tr>
+        <w:tc>
+          <w:tcPr>
+            <w:tcW w:w="2200" w:type="dxa"/>
+          </w:tcPr>
+          <w:p>
+            <w:pPr>
+              <w:spacing w:before="0" w:after="0" w:line="360" w:lineRule="auto"/>
+            </w:pPr>
+            <w:r>
+              <w:t xml:space="preserve">$C_v(\mathbf{p},t)$</w:t>
+            </w:r>
+          </w:p>
+        </w:tc>
+        <w:tc>
+          <w:tcPr>
+            <w:tcW w:w="2200" w:type="dxa"/>
+          </w:tcPr>
+          <w:p>
+            <w:pPr>
+              <w:spacing w:before="0" w:after="0" w:line="360" w:lineRule="auto"/>
+            </w:pPr>
+            <w:r>
+              <w:t xml:space="preserve">由 8 顆角落感測器 residual 形成的三線性校正場</w:t>
+            </w:r>
+          </w:p>
+        </w:tc>
+      </w:tr>
+    </w:tbl>
+    <w:p>
+      <w:pPr>
+        <w:spacing w:before="0" w:after="0" w:line="360" w:lineRule="auto"/>
+      </w:pPr>
+      <w:r>
+        <w:t xml:space="preserve">溫度場的 nominal model 採用熱交換與熱源近似，先分成 indoor baseline、全室平均響應、局部空間響應與垂直分層四個部分：</w:t>
+      </w:r>
+    </w:p>
+    <w:p>
+      <w:pPr>
+        <w:jc w:val="center"/>
+        <w:ind w:firstLine="0"/>
+        <w:spacing w:before="0" w:after="0" w:line="360" w:lineRule="auto"/>
+      </w:pPr>
+      <w:r>
+        <w:t xml:space="preserve">\begin{aligned}N_T(\mathbf{p},t)=T_0+B_T(t)+S_T(\mathbf{p},t)+\gamma_T M(t)\zeta\end{aligned}</w:t>
+      </w:r>
+    </w:p>
+    <w:p>
+      <w:pPr>
+        <w:jc w:val="center"/>
+        <w:ind w:firstLine="0"/>
+        <w:spacing w:before="0" w:after="0" w:line="360" w:lineRule="auto"/>
+      </w:pPr>
+      <w:r>
+        <w:t xml:space="preserve">\begin{aligned}B_T(t)=&amp;\,B_{\mathrm{ac},T}(t)+B_{\mathrm{win},T}(t)+B_{\mathrm{light},T}(t),\\S_T(\mathbf{p},t)=&amp;\,S_{\mathrm{ac},T}(\mathbf{p},t)+S_{\mathrm{win},T}(\mathbf{p},t)+S_{\mathrm{light},T}(\mathbf{p},t)\end{aligned}</w:t>
+      </w:r>
+    </w:p>
+    <w:p>
+      <w:pPr>
+        <w:spacing w:before="0" w:after="0" w:line="360" w:lineRule="auto"/>
+      </w:pPr>
+      <w:r>
+        <w:t xml:space="preserve">其中 $B_T$ 表示全室平均熱響應，$S_T$ 表示設備附近的局部熱影響，$\gamma_T M(t)\zeta$ 表示垂直溫度分層。三個主要裝置的溫度項可展開為：</w:t>
+      </w:r>
+    </w:p>
+    <w:p>
+      <w:pPr>
+        <w:jc w:val="center"/>
+        <w:ind w:firstLine="0"/>
+        <w:spacing w:before="0" w:after="0" w:line="360" w:lineRule="auto"/>
+      </w:pPr>
+      <w:r>
+        <w:t xml:space="preserve">\begin{aligned}B_{\mathrm{ac},T}(t)&amp;=s_m k_{\mathrm{ac},T}^{g}d_TP_{\mathrm{ac}}A_{\mathrm{ac}}(t),\\S_{\mathrm{ac},T}(\mathbf{p},t)&amp;=s_m k_{\mathrm{ac},T}^{s}d_TP_{\mathrm{ac}}E_{\mathrm{ac}}(\mathbf{p},t)\end{aligned}</w:t>
+      </w:r>
+    </w:p>
+    <w:p>
+      <w:pPr>
+        <w:jc w:val="center"/>
+        <w:ind w:firstLine="0"/>
+        <w:spacing w:before="0" w:after="0" w:line="360" w:lineRule="auto"/>
+      </w:pPr>
+      <w:r>
+        <w:t xml:space="preserve">\begin{aligned}B_{\mathrm{win},T}(t)&amp;=k_{\mathrm{win},T}^{g}(T_{\mathrm{out}}-T_0)P_{\mathrm{win}}A_{\mathrm{win}}(t),\\S_{\mathrm{win},T}(\mathbf{p},t)&amp;=k_{\mathrm{win},T}^{s}(T_{\mathrm{out}}-T_0)P_{\mathrm{win}}E_{\mathrm{win}}(\mathbf{p},t)\end{aligned}</w:t>
+      </w:r>
+    </w:p>
+    <w:p>
+      <w:pPr>
+        <w:jc w:val="center"/>
+        <w:ind w:firstLine="0"/>
+        <w:spacing w:before="0" w:after="0" w:line="360" w:lineRule="auto"/>
+      </w:pPr>
+      <w:r>
+        <w:t xml:space="preserve">\begin{aligned}B_{\mathrm{light},T}(t)&amp;=k_{\mathrm{light},T}^{g}P_{\mathrm{light}}A_{\mathrm{light}}(t),\\S_{\mathrm{light},T}(\mathbf{p},t)&amp;=k_{\mathrm{light},T}^{s}P_{\mathrm{light}}E_{\mathrm{light}}(\mathbf{p},t)\end{aligned}</w:t>
+      </w:r>
+    </w:p>
+    <w:p>
+      <w:pPr>
+        <w:spacing w:before="0" w:after="0" w:line="360" w:lineRule="auto"/>
+      </w:pPr>
+      <w:r>
+        <w:t xml:space="preserve">其中 $s_m$ 由冷氣模式決定，冷房或除濕時為負，加熱時為正，送風模式不產生全室熱量變化；$d_T$ 代表冷氣設定溫度與室內基準溫度形成的需求量。此式的重點是：溫度使用熱交換與熱源項，不使用照度的光學項。</w:t>
+      </w:r>
+    </w:p>
+    <w:p>
+      <w:pPr>
+        <w:spacing w:before="0" w:after="0" w:line="360" w:lineRule="auto"/>
+      </w:pPr>
+      <w:r>
+        <w:t xml:space="preserve">濕度場的 nominal model 不直接套用熱場公式，而是使用水氣交換與冷氣除濕近似。其結構同樣分成 indoor baseline、全室平均響應、局部空間響應與垂直濕度梯度：</w:t>
+      </w:r>
+    </w:p>
+    <w:p>
+      <w:pPr>
+        <w:jc w:val="center"/>
+        <w:ind w:firstLine="0"/>
+        <w:spacing w:before="0" w:after="0" w:line="360" w:lineRule="auto"/>
+      </w:pPr>
+      <w:r>
+        <w:t xml:space="preserve">\begin{aligned}N_H(\mathbf{p},t)=\mathrm{clip}_{[0,100]}\{H_0+B_H(t)+S_H(\mathbf{p},t)-\gamma_H M(t)\zeta\}\end{aligned}</w:t>
+      </w:r>
+    </w:p>
+    <w:p>
+      <w:pPr>
+        <w:jc w:val="center"/>
+        <w:ind w:firstLine="0"/>
+        <w:spacing w:before="0" w:after="0" w:line="360" w:lineRule="auto"/>
+      </w:pPr>
+      <w:r>
+        <w:t xml:space="preserve">\begin{aligned}B_H(t)=&amp;-k_{\mathrm{ac},H}^{g}d_HP_{\mathrm{ac}}A_{\mathrm{ac}}(t)+k_{\mathrm{win},H}^{g}(H_{\mathrm{out}}-H_0)P_{\mathrm{win}}A_{\mathrm{win}}(t),\\S_H(\mathbf{p},t)=&amp;-k_{\mathrm{ac},H}^{s}d_HP_{\mathrm{ac}}E_{\mathrm{ac}}(\mathbf{p},t)+k_{\mathrm{win},H}^{s}(H_{\mathrm{out}}-H_0)P_{\mathrm{win}}E_{\mathrm{win}}(\mathbf{p},t)\end{aligned}</w:t>
+      </w:r>
+    </w:p>
+    <w:p>
+      <w:pPr>
+        <w:spacing w:before="0" w:after="0" w:line="360" w:lineRule="auto"/>
+      </w:pPr>
+      <w:r>
+        <w:t xml:space="preserve">其中 $H_0$ 為室內基準相對濕度，$H_{\mathrm{out}}$ 為室外相對濕度，$d_H$ 為除濕需求量。冷氣項為負值，表示除濕；窗戶項由 $(H_{\mathrm{out}}-H_0)$ 決定正負，表示外氣較濕時提高室內濕度，外氣較乾時降低室內濕度。此處並未主張完整求解水氣質量守恆或 psychrometric model，而是使用控制導向的低階近似，再交由角落感測器 residual 校正吸收模型偏差。</w:t>
+      </w:r>
+    </w:p>
+    <w:p>
+      <w:pPr>
+        <w:spacing w:before="0" w:after="0" w:line="360" w:lineRule="auto"/>
+      </w:pPr>
+      <w:r>
+        <w:t xml:space="preserve">照度場的 nominal model 採用光源、日照、遮蔽與反射近似，不使用溫濕度的全室混合項：</w:t>
+      </w:r>
+    </w:p>
+    <w:p>
+      <w:pPr>
+        <w:jc w:val="center"/>
+        <w:ind w:firstLine="0"/>
+        <w:spacing w:before="0" w:after="0" w:line="360" w:lineRule="auto"/>
+      </w:pPr>
+      <w:r>
+        <w:t xml:space="preserve">N_L(\mathbf{p},t)=\max\{0,L_0+L_{\mathrm{win}}^{\mathrm{dir}}(\mathbf{p},t)+L_{\mathrm{light}}^{\mathrm{dir}}(\mathbf{p},t)+L_{\mathrm{win}}^{\mathrm{amb}}(\mathbf{p},t)+I^{\mathrm{refl}}(\mathbf{p},t)\}</w:t>
+      </w:r>
+    </w:p>
+    <w:p>
+      <w:pPr>
+        <w:jc w:val="center"/>
+        <w:ind w:firstLine="0"/>
+        <w:spacing w:before="0" w:after="0" w:line="360" w:lineRule="auto"/>
+      </w:pPr>
+      <w:r>
+        <w:t xml:space="preserve">\begin{aligned}L_{\mathrm{win}}^{\mathrm{dir}}(\mathbf{p},t)&amp;=S_{\mathrm{out}}d_f k_{\mathrm{sol}}P_{\mathrm{win}}E_{\mathrm{win}}(\mathbf{p},t),\\L_{\mathrm{light}}^{\mathrm{dir}}(\mathbf{p},t)&amp;=G_{\mathrm{light}}P_{\mathrm{light}}E_{\mathrm{light}}(\mathbf{p},t),\\L_{\mathrm{win}}^{\mathrm{amb}}(\mathbf{p},t)&amp;=\beta_{\mathrm{amb}}L_0P_{\mathrm{win}}A_{\mathrm{win}}(t)\exp(-\|\mathbf{p}-\mathbf{p}_{\mathrm{win}}\|/(1.8r_{\mathrm{win}}))\end{aligned}</w:t>
+      </w:r>
+    </w:p>
+    <w:p>
+      <w:pPr>
+        <w:spacing w:before="0" w:after="0" w:line="360" w:lineRule="auto"/>
+      </w:pPr>
+      <w:r>
+        <w:t xml:space="preserve">其中 $L_0$ 為室內基準照度，$S_{\mathrm{out}}$ 為外部日照照度，$d_f$ 為 daylight factor，$k_{\mathrm{sol}}$ 為窗戶日照增益，$G_{\mathrm{light}}$ 為燈具照度增益，$\beta_{\mathrm{amb}}$ 為窗邊散射背景光係數。$I^{\mathrm{refl}}$ 是 3.4 節定義的 single-bounce diffuse reflection。照度模型的重點在於光源位置、方向性、距離衰減、遮蔽與表面反射，因此它與溫度、濕度的熱交換或水氣交換公式不同。</w:t>
+      </w:r>
+    </w:p>
+    <w:p>
+      <w:pPr>
+        <w:spacing w:before="0" w:after="0" w:line="360" w:lineRule="auto"/>
+      </w:pPr>
+      <w:r>
+        <w:t xml:space="preserve">因此，本研究的主張不是「溫度、濕度、照度都遵守同一套 bulk + local 物理定律」，而是「三種變數各自先由符合其物理特性的低階 nominal model 產生估計，再共用 8 點 sparse-sensor residual correction」。這樣可同時保留可解釋性、低運算成本，以及由真實感測資料校正的能力。</w:t>
       </w:r>
     </w:p>
     <w:p>
@@ -3275,6 +3761,174 @@
       </w:pPr>
       <w:r>
         <w:t xml:space="preserve">其中 X、Y、Z 為正規化後的房間座標。相較於一階 affine surface，trilinear correction 可使用 8 個角點支撐 8 個校正係數，除了整體偏移與一階梯度外，也能表示角落之間的交互變化。不過此方法仍無法重建任意高頻局部變化，因此其定位仍是低成本、可解釋的場校正方法。</w:t>
+      </w:r>
+    </w:p>
+    <w:p>
+      <w:pPr>
+        <w:pStyle w:val="Heading3"/>
+        <w:spacing w:before="0" w:after="0" w:line="360" w:lineRule="auto"/>
+      </w:pPr>
+      <w:r>
+        <w:rPr>
+          <w:b/>
+        </w:rPr>
+        <w:t xml:space="preserve">3.5.1 8 點場推估的可證明範圍</w:t>
+      </w:r>
+    </w:p>
+    <w:p>
+      <w:pPr>
+        <w:spacing w:before="0" w:after="0" w:line="360" w:lineRule="auto"/>
+      </w:pPr>
+      <w:r>
+        <w:t xml:space="preserve">本研究必須先區分「取得資料」與「推估資料」：8 顆角落感測器以外的位置並沒有被直接量測，系統輸出的其他採樣點數值是由物理先驗模型加上角落 residual correction 推估而得。因此，本研究不宣稱只靠 8 點可以無條件還原任意真實室內場；可嚴謹證明的是，在明確模型假設下，8 個角點可唯一決定一個三線性 residual correction，且該 correction 對三線性 residual 完全正確，對平滑 residual 則具有可寫出的誤差界。</w:t>
+      </w:r>
+    </w:p>
+    <w:p>
+      <w:pPr>
+        <w:spacing w:before="0" w:after="0" w:line="360" w:lineRule="auto"/>
+      </w:pPr>
+      <w:r>
+        <w:t xml:space="preserve">首先說明不可證明的部分。若不對真實場加入任何平滑性、物理模型或函數族假設，僅由 8 個角落值無法唯一決定房間內任一非角落點的值。理由是：對任一非感測點 $\mathbf{p}^{*}$，可構造一個連續 bump function $g(\mathbf{p})$，使其在 8 個角落皆為 0，但在 $\mathbf{p}^{*}$ 為 1。則任意一個場 $f(\mathbf{p})$ 與另一個場 $f(\mathbf{p})+\alpha g(\mathbf{p})$ 在 8 顆感測器上完全相同，卻在 $\mathbf{p}^{*}$ 相差 $\alpha$。因此，若沒有額外假設，任何演算法都無法由同一組 8 點觀測唯一判斷 $\mathbf{p}^{*}$ 的真值。這也說明本研究必須把主張寫成條件式推估，而不是任意場重建定理。</w:t>
+      </w:r>
+    </w:p>
+    <w:p>
+      <w:pPr>
+        <w:spacing w:before="0" w:after="0" w:line="360" w:lineRule="auto"/>
+      </w:pPr>
+      <w:r>
+        <w:t xml:space="preserve">在本研究的條件式模型中，令房間為 $\Omega=[0,W]\times[0,L]\times[0,H]$，正規化座標為 $X=x/W$、$Y=y/L$、$Z=z/H$。對任一環境因素 $v$，主模型先給出 nominal estimate $N_v(\mathbf{p},t)$，8 個角落感測器在角點 $\mathbf{p}_{abc}$（$a,b,c\in\{0,1\}$）提供觀測 $O_v(\mathbf{p}_{abc},t)$，角落殘差定義為：</w:t>
+      </w:r>
+    </w:p>
+    <w:p>
+      <w:pPr>
+        <w:jc w:val="center"/>
+        <w:ind w:firstLine="0"/>
+        <w:spacing w:before="0" w:after="0" w:line="360" w:lineRule="auto"/>
+      </w:pPr>
+      <w:r>
+        <w:t xml:space="preserve">r_{abc}^{v}(t)=O_v(\mathbf{p}_{abc},t)-N_v(\mathbf{p}_{abc},t)</w:t>
+      </w:r>
+    </w:p>
+    <w:p>
+      <w:pPr>
+        <w:spacing w:before="0" w:after="0" w:line="360" w:lineRule="auto"/>
+      </w:pPr>
+      <w:r>
+        <w:t xml:space="preserve">三線性校正場使用 8 個角點殘差作為權重基底。令 $\ell_0(s)=1-s$、$\ell_1(s)=s$，則任一室內點的 residual correction 為：</w:t>
+      </w:r>
+    </w:p>
+    <w:p>
+      <w:pPr>
+        <w:jc w:val="center"/>
+        <w:ind w:firstLine="0"/>
+        <w:spacing w:before="0" w:after="0" w:line="360" w:lineRule="auto"/>
+      </w:pPr>
+      <w:r>
+        <w:t xml:space="preserve">C_v(X,Y,Z,t)=\sum_{a,b,c\in\{0,1\}} r_{abc}^{v}(t)\,\ell_a(X)\ell_b(Y)\ell_c(Z)</w:t>
+      </w:r>
+    </w:p>
+    <w:p>
+      <w:pPr>
+        <w:spacing w:before="0" w:after="0" w:line="360" w:lineRule="auto"/>
+      </w:pPr>
+      <w:r>
+        <w:t xml:space="preserve">最後任一採樣點或查詢點的推估值為：</w:t>
+      </w:r>
+    </w:p>
+    <w:p>
+      <w:pPr>
+        <w:jc w:val="center"/>
+        <w:ind w:firstLine="0"/>
+        <w:spacing w:before="0" w:after="0" w:line="360" w:lineRule="auto"/>
+      </w:pPr>
+      <w:r>
+        <w:t xml:space="preserve">\hat{F}_v(\mathbf{p},t)=N_v(\mathbf{p},t)+C_v(X,Y,Z,t)</w:t>
+      </w:r>
+    </w:p>
+    <w:p>
+      <w:pPr>
+        <w:spacing w:before="0" w:after="0" w:line="360" w:lineRule="auto"/>
+      </w:pPr>
+      <w:r>
+        <w:t xml:space="preserve">此公式也可解讀為對 8 個角落 residual 做 convex combination：當 $0\le X,Y,Z\le1$ 時，所有權重 $\ell_a(X)\ell_b(Y)\ell_c(Z)$ 皆非負，且權重和為 1。因此校正值不會由任一單點無限制外插，而是在 8 個角落 residual 的包絡內進行低階空間補間。</w:t>
+      </w:r>
+    </w:p>
+    <w:p>
+      <w:pPr>
+        <w:spacing w:before="0" w:after="0" w:line="360" w:lineRule="auto"/>
+      </w:pPr>
+      <w:r>
+        <w:t xml:space="preserve">命題一（角點一致性）。對任一角點 $\mathbf{p}_{abc}$，三線性校正滿足 $C_v(\mathbf{p}_{abc},t)=r_{abc}^{v}(t)$，因此 $\hat{F}_v(\mathbf{p}_{abc},t)=O_v(\mathbf{p}_{abc},t)$。證明如下：在角點上，$X$、$Y$、$Z$ 皆為 0 或 1；對應的 $\ell_a$ 為 1，其餘同軸基底為 0，因此上式求和只剩下對應角點的 residual。故校正後模型在 8 顆感測器位置與觀測一致。實作中為數值穩定在 normal equation 加入極小 regularization，因此角點一致性在浮點誤差範圍內成立。</w:t>
+      </w:r>
+    </w:p>
+    <w:p>
+      <w:pPr>
+        <w:spacing w:before="0" w:after="0" w:line="360" w:lineRule="auto"/>
+      </w:pPr>
+      <w:r>
+        <w:t xml:space="preserve">命題二（三線性 residual 的唯一與完全重建）。若真實 residual $R_v(\mathbf{p},t)=F_v^{\text{true}}(\mathbf{p},t)-N_v(\mathbf{p},t)$ 屬於三線性函數空間</w:t>
+      </w:r>
+    </w:p>
+    <w:p>
+      <w:pPr>
+        <w:jc w:val="center"/>
+        <w:ind w:firstLine="0"/>
+        <w:spacing w:before="0" w:after="0" w:line="360" w:lineRule="auto"/>
+      </w:pPr>
+      <w:r>
+        <w:t xml:space="preserve">\mathcal{V}=\mathrm{span}\{1,X,Y,Z,XY,XZ,YZ,XYZ\}</w:t>
+      </w:r>
+    </w:p>
+    <w:p>
+      <w:pPr>
+        <w:spacing w:before="0" w:after="0" w:line="360" w:lineRule="auto"/>
+      </w:pPr>
+      <w:r>
+        <w:t xml:space="preserve">則 8 個角點 residual 可唯一決定 $R_v$，且 $C_v(\mathbf{p},t)=R_v(\mathbf{p},t)$ 對所有 $\mathbf{p}\in\Omega$ 成立。證明重點是：$\mathcal{V}$ 的維度為 8，而 8 個角點的取值形成一組 unisolvent interpolation conditions。若存在兩個三線性函數在所有角點取值相同，兩者相減得到一個在 8 個角點全為 0 的三線性函數；依前述 Lagrange basis 表示法，其 8 個基底係數皆為 0，因此差函數恆為 0，唯一性成立。由於 $C_v$ 與 $R_v$ 在 8 個角點取值相同且同屬 $\mathcal{V}$，故兩者在整個房間內相同。</w:t>
+      </w:r>
+    </w:p>
+    <w:p>
+      <w:pPr>
+        <w:spacing w:before="0" w:after="0" w:line="360" w:lineRule="auto"/>
+      </w:pPr>
+      <w:r>
+        <w:t xml:space="preserve">命題三（平滑 residual 的誤差界）。若真實 residual $R_v$ 不一定是三線性，但在房間內具有連續二階偏導，且</w:t>
+      </w:r>
+    </w:p>
+    <w:p>
+      <w:pPr>
+        <w:jc w:val="center"/>
+        <w:ind w:firstLine="0"/>
+        <w:spacing w:before="0" w:after="0" w:line="360" w:lineRule="auto"/>
+      </w:pPr>
+      <w:r>
+        <w:t xml:space="preserve">M_{xx}=\sup_{\Omega}|\partial^2 R_v/\partial x^2|,\quad M_{yy}=\sup_{\Omega}|\partial^2 R_v/\partial y^2|,\quad M_{zz}=\sup_{\Omega}|\partial^2 R_v/\partial z^2|</w:t>
+      </w:r>
+    </w:p>
+    <w:p>
+      <w:pPr>
+        <w:spacing w:before="0" w:after="0" w:line="360" w:lineRule="auto"/>
+      </w:pPr>
+      <w:r>
+        <w:t xml:space="preserve">則三線性補間誤差可由下式界定：</w:t>
+      </w:r>
+    </w:p>
+    <w:p>
+      <w:pPr>
+        <w:jc w:val="center"/>
+        <w:ind w:firstLine="0"/>
+        <w:spacing w:before="0" w:after="0" w:line="360" w:lineRule="auto"/>
+      </w:pPr>
+      <w:r>
+        <w:t xml:space="preserve">|R_v(\mathbf{p},t)-C_v(\mathbf{p},t)|\le \frac{W^2}{8}M_{xx}+\frac{L^2}{8}M_{yy}+\frac{H^2}{8}M_{zz}</w:t>
+      </w:r>
+    </w:p>
+    <w:p>
+      <w:pPr>
+        <w:spacing w:before="0" w:after="0" w:line="360" w:lineRule="auto"/>
+      </w:pPr>
+      <w:r>
+        <w:t xml:space="preserve">此誤差界可由一維線性補間誤差推得。對任一方向的一維線性補間，誤差上界為 $h^2\sup|f''|/8$；三線性補間是 x、y、z 三個方向線性補間算子的張量積，且線性補間算子在 sup norm 下不放大函數最大值。因此三維誤差可分解為三個方向的一維補間誤差加總。此結果說明：8 點推估的準確度取決於主模型剩餘 residual 的平滑程度與曲率大小；若主模型已吸收主要設備影響，使 residual 只剩低頻偏移或緩慢梯度，8 點三線性校正可以提供有界且可解釋的估計；若 residual 含有強烈局部尖峰、遮蔽邊界或高頻變化，單靠 8 點無法保證準確，需額外空間探針、移動式量測或 hybrid residual 訓練資料補強。</w:t>
       </w:r>
     </w:p>
     <w:p>
@@ -3713,7 +4367,7 @@
         <w:spacing w:before="0" w:after="0" w:line="360" w:lineRule="auto"/>
       </w:pPr>
       <w:r>
-        <w:t xml:space="preserve">整體而言，本研究的訓練資料流程可概括為：原始感測與事件資料先經時間對齊與情境整併，再由主模型產生 physics estimate，最後依任務不同分流為 least-squares impact learning、bulk parameter calibration 或 hybrid residual neural training。此設計的優點在於，即使資料來源從模擬擴大到真實房間快照或長期 ESP32 量測，資料進入訓練流程的接口仍可保持一致。</w:t>
+        <w:t xml:space="preserve">整體而言，本研究的訓練資料流程可概括為：原始感測與事件資料先經時間對齊與情境整併，再由主模型產生 physics estimate，最後依任務不同分流為 least-squares impact learning、nominal model parameter calibration 或 hybrid residual neural training。此設計的優點在於，即使資料來源從模擬擴大到真實房間快照或長期 ESP32 量測，資料進入訓練流程的接口仍可保持一致。</w:t>
       </w:r>
     </w:p>
     <w:p>
@@ -3733,7 +4387,7 @@
         <w:spacing w:before="0" w:after="0" w:line="360" w:lineRule="auto"/>
       </w:pPr>
       <w:r>
-        <w:t xml:space="preserve">雖然主模型已具有可解釋的 bulk + local field 結構，但在設備交互作用、局部照度分布或窗邊複合邊界條件下，仍可能存在系統性殘差。為此，本研究不以純黑盒神經網路取代主模型，而是加入 hybrid residual neural network 作為第二層修正器：</w:t>
+        <w:t xml:space="preserve">雖然主模型已具有可解釋的變數專屬 nominal model 結構，但在設備交互作用、局部照度分布或窗邊複合邊界條件下，仍可能存在系統性殘差。為此，本研究不以純黑盒神經網路取代主模型，而是加入 hybrid residual neural network 作為第二層修正器：</w:t>
       </w:r>
     </w:p>
     <w:p>
@@ -4127,7 +4781,7 @@
               <w:spacing w:before="0" w:after="0" w:line="360" w:lineRule="auto"/>
             </w:pPr>
             <w:r>
-              <w:t xml:space="preserve">提供本地可旋轉 3D web demo</w:t>
+              <w:t xml:space="preserve">提供本地可旋轉 3D web demo、Term Glossary 與公開資料集比較展示</w:t>
             </w:r>
           </w:p>
         </w:tc>
@@ -4263,7 +4917,7 @@
         <w:rPr>
           <w:b/>
         </w:rPr>
-        <w:t xml:space="preserve">4.4 Web Demo</w:t>
+        <w:t xml:space="preserve">4.4 Web Demo 與展示輔助介面</w:t>
       </w:r>
     </w:p>
     <w:p>
@@ -4274,6 +4928,215 @@
         <w:t xml:space="preserve">Web demo 以 idle 房間背景為基礎，透過 ac_main、window_main 與 light_main checkbox 組合設備狀態，不使用下拉式情境選單。3D 預覽可拖曳旋轉與縮放，並以牆面橫條標示冷氣、牆面矩形標示窗戶、點狀標記表示照明。Metric 亦以勾選式控制切換 temperature、humidity 與 illuminance。左側固定欄位提供 Indoor Baseline 設定，使室內基準溫度、濕度與照度可直接調整；窗戶區則保留季節、天氣與時段 preset，並允許使用者手動覆寫外部溫度與開窗比例。互動式 3D 預覽上方另提供時間軸與播放控制，可觀察系統從啟動到接近準穩態的過程。最新版本的 Web UI 另外提供 estimator toggle，可在主模型與 hybrid residual corrected field 之間切換，並同步更新 target zone、recommendation ranking、baseline comparison、impact panel、3D volume、point sample 與 timeline。</w:t>
       </w:r>
     </w:p>
+    <w:p>
+      <w:pPr>
+        <w:spacing w:before="0" w:after="0" w:line="360" w:lineRule="auto"/>
+      </w:pPr>
+      <w:r>
+        <w:t xml:space="preserve">為了讓口試或展示時能直接解釋技術名詞，Web demo 新增 Term Glossary。此區塊列出 sparse sensing、spatial digital twin、IDW、MAE、RMSE、LOO、hybrid residual correction、task-aligned benchmark、structured prior 與 linear readout head 等詞彙，頁面文字中的關鍵術語也會自動加上 hover/tap tooltip。此設計的目的不是改變模型本身，而是降低展示時對聽眾背景知識的依賴，使模型、資料與指標能在同一頁面中被說明。</w:t>
+      </w:r>
+    </w:p>
+    <w:p>
+      <w:pPr>
+        <w:spacing w:before="0" w:after="0" w:line="360" w:lineRule="auto"/>
+      </w:pPr>
+      <w:r>
+        <w:t xml:space="preserve">Web demo 也新增 Public Dataset Comparison 區塊。此區塊讀取 outputs/data/public_benchmarks/sml2010_hybrid_twin_comparison.json 與 outputs/data/public_benchmarks/cu_bems_hybrid_twin_comparison.json，不重新計算論文數字；後端路由為 /api/public_benchmarks。頁面會依資料集列出 benchmark mode、資料量、unsupported claims、執行流程說明，以及每個 task/horizon/target 的 MAE 對比與最佳方法。展示時應強調：公開資料集比較只支援 shared observable tasks，不能被解讀為 full 3D dense-field validation。</w:t>
+      </w:r>
+    </w:p>
+    <w:p>
+      <w:pPr>
+        <w:spacing w:before="0" w:after="0" w:line="360" w:lineRule="auto"/>
+      </w:pPr>
+      <w:r>
+        <w:t xml:space="preserve">表 4-2 列出 Web demo 最新展示輔助區塊。</w:t>
+      </w:r>
+    </w:p>
+    <w:tbl>
+      <w:tblPr>
+        <w:tblBorders>
+          <w:top w:val="single" w:sz="6" w:space="0" w:color="999999"/>
+          <w:left w:val="single" w:sz="6" w:space="0" w:color="999999"/>
+          <w:bottom w:val="single" w:sz="6" w:space="0" w:color="999999"/>
+          <w:right w:val="single" w:sz="6" w:space="0" w:color="999999"/>
+          <w:insideH w:val="single" w:sz="6" w:space="0" w:color="999999"/>
+          <w:insideV w:val="single" w:sz="6" w:space="0" w:color="999999"/>
+        </w:tblBorders>
+      </w:tblPr>
+      <w:tr>
+        <w:tc>
+          <w:tcPr>
+            <w:tcW w:w="2200" w:type="dxa"/>
+          </w:tcPr>
+          <w:p>
+            <w:pPr>
+              <w:spacing w:before="0" w:after="0" w:line="360" w:lineRule="auto"/>
+            </w:pPr>
+            <w:r>
+              <w:rPr>
+                <w:b/>
+              </w:rPr>
+              <w:t xml:space="preserve">區塊</w:t>
+            </w:r>
+          </w:p>
+        </w:tc>
+        <w:tc>
+          <w:tcPr>
+            <w:tcW w:w="2200" w:type="dxa"/>
+          </w:tcPr>
+          <w:p>
+            <w:pPr>
+              <w:spacing w:before="0" w:after="0" w:line="360" w:lineRule="auto"/>
+            </w:pPr>
+            <w:r>
+              <w:rPr>
+                <w:b/>
+              </w:rPr>
+              <w:t xml:space="preserve">呈現內容</w:t>
+            </w:r>
+          </w:p>
+        </w:tc>
+        <w:tc>
+          <w:tcPr>
+            <w:tcW w:w="2200" w:type="dxa"/>
+          </w:tcPr>
+          <w:p>
+            <w:pPr>
+              <w:spacing w:before="0" w:after="0" w:line="360" w:lineRule="auto"/>
+            </w:pPr>
+            <w:r>
+              <w:rPr>
+                <w:b/>
+              </w:rPr>
+              <w:t xml:space="preserve">展示用途</w:t>
+            </w:r>
+          </w:p>
+        </w:tc>
+      </w:tr>
+      <w:tr>
+        <w:tc>
+          <w:tcPr>
+            <w:tcW w:w="2200" w:type="dxa"/>
+          </w:tcPr>
+          <w:p>
+            <w:pPr>
+              <w:spacing w:before="0" w:after="0" w:line="360" w:lineRule="auto"/>
+            </w:pPr>
+            <w:r>
+              <w:t xml:space="preserve">Term Glossary</w:t>
+            </w:r>
+          </w:p>
+        </w:tc>
+        <w:tc>
+          <w:tcPr>
+            <w:tcW w:w="2200" w:type="dxa"/>
+          </w:tcPr>
+          <w:p>
+            <w:pPr>
+              <w:spacing w:before="0" w:after="0" w:line="360" w:lineRule="auto"/>
+            </w:pPr>
+            <w:r>
+              <w:t xml:space="preserve">常見研究名詞與 inline tooltip</w:t>
+            </w:r>
+          </w:p>
+        </w:tc>
+        <w:tc>
+          <w:tcPr>
+            <w:tcW w:w="2200" w:type="dxa"/>
+          </w:tcPr>
+          <w:p>
+            <w:pPr>
+              <w:spacing w:before="0" w:after="0" w:line="360" w:lineRule="auto"/>
+            </w:pPr>
+            <w:r>
+              <w:t xml:space="preserve">讓聽眾即時理解模型、指標與資料比較術語</w:t>
+            </w:r>
+          </w:p>
+        </w:tc>
+      </w:tr>
+      <w:tr>
+        <w:tc>
+          <w:tcPr>
+            <w:tcW w:w="2200" w:type="dxa"/>
+          </w:tcPr>
+          <w:p>
+            <w:pPr>
+              <w:spacing w:before="0" w:after="0" w:line="360" w:lineRule="auto"/>
+            </w:pPr>
+            <w:r>
+              <w:t xml:space="preserve">Public Dataset Comparison</w:t>
+            </w:r>
+          </w:p>
+        </w:tc>
+        <w:tc>
+          <w:tcPr>
+            <w:tcW w:w="2200" w:type="dxa"/>
+          </w:tcPr>
+          <w:p>
+            <w:pPr>
+              <w:spacing w:before="0" w:after="0" w:line="360" w:lineRule="auto"/>
+            </w:pPr>
+            <w:r>
+              <w:t xml:space="preserve">SML2010、CU-BEMS 的任務流程、限制與 MAE 對比</w:t>
+            </w:r>
+          </w:p>
+        </w:tc>
+        <w:tc>
+          <w:tcPr>
+            <w:tcW w:w="2200" w:type="dxa"/>
+          </w:tcPr>
+          <w:p>
+            <w:pPr>
+              <w:spacing w:before="0" w:after="0" w:line="360" w:lineRule="auto"/>
+            </w:pPr>
+            <w:r>
+              <w:t xml:space="preserve">說明公開資料比較如何執行，以及哪些主張不可由公開資料支持</w:t>
+            </w:r>
+          </w:p>
+        </w:tc>
+      </w:tr>
+      <w:tr>
+        <w:tc>
+          <w:tcPr>
+            <w:tcW w:w="2200" w:type="dxa"/>
+          </w:tcPr>
+          <w:p>
+            <w:pPr>
+              <w:spacing w:before="0" w:after="0" w:line="360" w:lineRule="auto"/>
+            </w:pPr>
+            <w:r>
+              <w:t xml:space="preserve">/api/public_benchmarks</w:t>
+            </w:r>
+          </w:p>
+        </w:tc>
+        <w:tc>
+          <w:tcPr>
+            <w:tcW w:w="2200" w:type="dxa"/>
+          </w:tcPr>
+          <w:p>
+            <w:pPr>
+              <w:spacing w:before="0" w:after="0" w:line="360" w:lineRule="auto"/>
+            </w:pPr>
+            <w:r>
+              <w:t xml:space="preserve">輸出 demo 使用的公開 benchmark JSON 摘要</w:t>
+            </w:r>
+          </w:p>
+        </w:tc>
+        <w:tc>
+          <w:tcPr>
+            <w:tcW w:w="2200" w:type="dxa"/>
+          </w:tcPr>
+          <w:p>
+            <w:pPr>
+              <w:spacing w:before="0" w:after="0" w:line="360" w:lineRule="auto"/>
+            </w:pPr>
+            <w:r>
+              <w:t xml:space="preserve">使 demo、論文表格與既有實驗輸出維持一致資料來源</w:t>
+            </w:r>
+          </w:p>
+        </w:tc>
+      </w:tr>
+    </w:tbl>
     <w:p>
       <w:r>
         <w:br w:type="page"/>
@@ -4923,7 +5786,7 @@
         <w:drawing>
           <wp:inline distT="0" distB="0" distL="0" distR="0">
             <wp:extent cx="5303520" cy="5303520"/>
-            <wp:docPr id="7" name="圖 5-3 僅冷氣作用（ac\_only）之溫度場 3D 點雲視圖。冷氣氣流影響區域（後牆靠左側）溫度明顯下降，距冷氣較遠的靠窗區域溫度相對較高，展示 bulk + local field 模型對全室平均與局部梯度的同時建模能力。"/>
+            <wp:docPr id="7" name="圖 5-3 僅冷氣作用（ac\_only）之溫度場 3D 點雲視圖。冷氣氣流影響區域（後牆靠左側）溫度明顯下降，距冷氣較遠的靠窗區域溫度相對較高，展示溫度 nominal model 對全室熱響應與局部梯度的同時建模能力。"/>
             <wp:cNvGraphicFramePr>
               <a:graphicFrameLocks noChangeAspect="1"/>
             </wp:cNvGraphicFramePr>
@@ -4931,7 +5794,7 @@
               <a:graphicData uri="http://schemas.openxmlformats.org/drawingml/2006/picture">
                 <pic:pic>
                   <pic:nvPicPr>
-                    <pic:cNvPr id="7" name="圖 5-3 僅冷氣作用（ac\_only）之溫度場 3D 點雲視圖。冷氣氣流影響區域（後牆靠左側）溫度明顯下降，距冷氣較遠的靠窗區域溫度相對較高，展示 bulk + local field 模型對全室平均與局部梯度的同時建模能力。"/>
+                    <pic:cNvPr id="7" name="圖 5-3 僅冷氣作用（ac\_only）之溫度場 3D 點雲視圖。冷氣氣流影響區域（後牆靠左側）溫度明顯下降，距冷氣較遠的靠窗區域溫度相對較高，展示溫度 nominal model 對全室熱響應與局部梯度的同時建模能力。"/>
                     <pic:cNvPicPr/>
                   </pic:nvPicPr>
                   <pic:blipFill>
@@ -4963,7 +5826,7 @@
         <w:spacing w:before="0" w:after="0" w:line="360" w:lineRule="auto"/>
       </w:pPr>
       <w:r>
-        <w:t xml:space="preserve">圖 5-3 僅冷氣作用（ac\_only）之溫度場 3D 點雲視圖。冷氣氣流影響區域（後牆靠左側）溫度明顯下降，距冷氣較遠的靠窗區域溫度相對較高，展示 bulk + local field 模型對全室平均與局部梯度的同時建模能力。</w:t>
+        <w:t xml:space="preserve">圖 5-3 僅冷氣作用（ac\_only）之溫度場 3D 點雲視圖。冷氣氣流影響區域（後牆靠左側）溫度明顯下降，距冷氣較遠的靠窗區域溫度相對較高，展示溫度 nominal model 對全室熱響應與局部梯度的同時建模能力。</w:t>
       </w:r>
     </w:p>
     <w:p>
@@ -7937,7 +8800,7 @@
         <w:rPr>
           <w:b/>
         </w:rPr>
-        <w:t xml:space="preserve">5.9 公開資料集 Task-Aligned Benchmark 結果</w:t>
+        <w:t xml:space="preserve">5.9 公開資料集執行流程與 Task-Aligned Benchmark 結果</w:t>
       </w:r>
     </w:p>
     <w:p>
@@ -7953,7 +8816,23 @@
         <w:spacing w:before="0" w:after="0" w:line="360" w:lineRule="auto"/>
       </w:pPr>
       <w:r>
-        <w:t xml:space="preserve">表 5-8 列出 SML2010 benchmark 各任務三項指標的完整對比。</w:t>
+        <w:t xml:space="preserve">公開資料集比較的重點，是把其他論文或公開資料的可觀測欄位轉換成與本研究相容的子任務，而不是假設它們直接具備本研究所需的完整房間幾何、8 顆角落感測器、設備三維位置與 dense field ground truth。實作上，本研究先用 normalize_public_benchmark_data.py 將 raw public data 轉為 repo 內部 normalized public templates，再用 run_public_dataset_benchmark.py 在相同 task、horizon 與 target 上建立 persistence 與 linear regression baseline。接著，run_public_dataset_model_comparison.py 將 DigitalTwinModel 與 hybrid residual checkpoint 映射為 public task 可用的 structured prior，並在與 baseline 完全相同的 chronological 70/30 split 上訓練一個小型 linear readout head，輸出 hybrid_digital_twin_readout。</w:t>
+      </w:r>
+    </w:p>
+    <w:p>
+      <w:pPr>
+        <w:spacing w:before="0" w:after="0" w:line="360" w:lineRule="auto"/>
+      </w:pPr>
+      <w:r>
+        <w:t xml:space="preserve">因此，本節的「本研究」數字不是 physics model zero-shot 直接輸出，也不是另行切分資料後得到的不可比結果，而是同一 train/test split、同一 target、同一 horizon 下的正式 head-to-head comparison。Web demo 的 Public Dataset Comparison 區塊則讀取同一批 JSON 輸出，將這些流程、限制與 MAE 結果整理成展示表格。</w:t>
+      </w:r>
+    </w:p>
+    <w:p>
+      <w:pPr>
+        <w:spacing w:before="0" w:after="0" w:line="360" w:lineRule="auto"/>
+      </w:pPr>
+      <w:r>
+        <w:t xml:space="preserve">表 5-8 列出公開資料集比較的執行流程與可宣稱範圍。</w:t>
       </w:r>
     </w:p>
     <w:tbl>
@@ -7980,7 +8859,7 @@
               <w:rPr>
                 <w:b/>
               </w:rPr>
-              <w:t xml:space="preserve">任務</w:t>
+              <w:t xml:space="preserve">步驟</w:t>
             </w:r>
           </w:p>
         </w:tc>
@@ -7996,7 +8875,7 @@
               <w:rPr>
                 <w:b/>
               </w:rPr>
-              <w:t xml:space="preserve">視窗</w:t>
+              <w:t xml:space="preserve">執行方式</w:t>
             </w:r>
           </w:p>
         </w:tc>
@@ -8012,2582 +8891,253 @@
               <w:rPr>
                 <w:b/>
               </w:rPr>
-              <w:t xml:space="preserve">目標</w:t>
-            </w:r>
-          </w:p>
-        </w:tc>
-        <w:tc>
-          <w:tcPr>
-            <w:tcW w:w="2200" w:type="dxa"/>
-          </w:tcPr>
-          <w:p>
-            <w:pPr>
-              <w:spacing w:before="0" w:after="0" w:line="360" w:lineRule="auto"/>
-            </w:pPr>
-            <w:r>
-              <w:rPr>
-                <w:b/>
-              </w:rPr>
-              <w:t xml:space="preserve">指標</w:t>
-            </w:r>
-          </w:p>
-        </w:tc>
-        <w:tc>
-          <w:tcPr>
-            <w:tcW w:w="2200" w:type="dxa"/>
-          </w:tcPr>
-          <w:p>
-            <w:pPr>
-              <w:spacing w:before="0" w:after="0" w:line="360" w:lineRule="auto"/>
-            </w:pPr>
-            <w:r>
-              <w:rPr>
-                <w:b/>
-              </w:rPr>
-              <w:t xml:space="preserve">Persistence</w:t>
-            </w:r>
-          </w:p>
-        </w:tc>
-        <w:tc>
-          <w:tcPr>
-            <w:tcW w:w="2200" w:type="dxa"/>
-          </w:tcPr>
-          <w:p>
-            <w:pPr>
-              <w:spacing w:before="0" w:after="0" w:line="360" w:lineRule="auto"/>
-            </w:pPr>
-            <w:r>
-              <w:rPr>
-                <w:b/>
-              </w:rPr>
-              <w:t xml:space="preserve">Linear Reg</w:t>
-            </w:r>
-          </w:p>
-        </w:tc>
-        <w:tc>
-          <w:tcPr>
-            <w:tcW w:w="2200" w:type="dxa"/>
-          </w:tcPr>
-          <w:p>
-            <w:pPr>
-              <w:spacing w:before="0" w:after="0" w:line="360" w:lineRule="auto"/>
-            </w:pPr>
-            <w:r>
-              <w:rPr>
-                <w:b/>
-              </w:rPr>
-              <w:t xml:space="preserve">本研究</w:t>
-            </w:r>
-          </w:p>
-        </w:tc>
-      </w:tr>
-      <w:tr>
-        <w:tc>
-          <w:tcPr>
-            <w:tcW w:w="2200" w:type="dxa"/>
-          </w:tcPr>
-          <w:p>
-            <w:pPr>
-              <w:spacing w:before="0" w:after="0" w:line="360" w:lineRule="auto"/>
-            </w:pPr>
-            <w:r>
-              <w:t xml:space="preserve">S1 照度</w:t>
-            </w:r>
-          </w:p>
-        </w:tc>
-        <w:tc>
-          <w:tcPr>
-            <w:tcW w:w="2200" w:type="dxa"/>
-          </w:tcPr>
-          <w:p>
-            <w:pPr>
-              <w:spacing w:before="0" w:after="0" w:line="360" w:lineRule="auto"/>
-            </w:pPr>
-            <w:r>
-              <w:t xml:space="preserve">15min</w:t>
-            </w:r>
-          </w:p>
-        </w:tc>
-        <w:tc>
-          <w:tcPr>
-            <w:tcW w:w="2200" w:type="dxa"/>
-          </w:tcPr>
-          <w:p>
-            <w:pPr>
-              <w:spacing w:before="0" w:after="0" w:line="360" w:lineRule="auto"/>
-            </w:pPr>
-            <w:r>
-              <w:t xml:space="preserve">dining_illuminance</w:t>
-            </w:r>
-          </w:p>
-        </w:tc>
-        <w:tc>
-          <w:tcPr>
-            <w:tcW w:w="2200" w:type="dxa"/>
-          </w:tcPr>
-          <w:p>
-            <w:pPr>
-              <w:spacing w:before="0" w:after="0" w:line="360" w:lineRule="auto"/>
-            </w:pPr>
-            <w:r>
-              <w:t xml:space="preserve">MAE</w:t>
-            </w:r>
-          </w:p>
-        </w:tc>
-        <w:tc>
-          <w:tcPr>
-            <w:tcW w:w="2200" w:type="dxa"/>
-          </w:tcPr>
-          <w:p>
-            <w:pPr>
-              <w:spacing w:before="0" w:after="0" w:line="360" w:lineRule="auto"/>
-            </w:pPr>
-            <w:r>
-              <w:t xml:space="preserve">3.418</w:t>
-            </w:r>
-          </w:p>
-        </w:tc>
-        <w:tc>
-          <w:tcPr>
-            <w:tcW w:w="2200" w:type="dxa"/>
-          </w:tcPr>
-          <w:p>
-            <w:pPr>
-              <w:spacing w:before="0" w:after="0" w:line="360" w:lineRule="auto"/>
-            </w:pPr>
-            <w:r>
-              <w:t xml:space="preserve">4.023</w:t>
-            </w:r>
-          </w:p>
-        </w:tc>
-        <w:tc>
-          <w:tcPr>
-            <w:tcW w:w="2200" w:type="dxa"/>
-          </w:tcPr>
-          <w:p>
-            <w:pPr>
-              <w:spacing w:before="0" w:after="0" w:line="360" w:lineRule="auto"/>
-            </w:pPr>
-            <w:r>
-              <w:t xml:space="preserve">5.346</w:t>
-            </w:r>
-          </w:p>
-        </w:tc>
-      </w:tr>
-      <w:tr>
-        <w:tc>
-          <w:tcPr>
-            <w:tcW w:w="2200" w:type="dxa"/>
-          </w:tcPr>
-          <w:p>
-            <w:pPr>
-              <w:spacing w:before="0" w:after="0" w:line="360" w:lineRule="auto"/>
-            </w:pPr>
-            <w:r>
-              <w:t xml:space="preserve">S1 照度</w:t>
-            </w:r>
-          </w:p>
-        </w:tc>
-        <w:tc>
-          <w:tcPr>
-            <w:tcW w:w="2200" w:type="dxa"/>
-          </w:tcPr>
-          <w:p>
-            <w:pPr>
-              <w:spacing w:before="0" w:after="0" w:line="360" w:lineRule="auto"/>
-            </w:pPr>
-            <w:r>
-              <w:t xml:space="preserve">15min</w:t>
-            </w:r>
-          </w:p>
-        </w:tc>
-        <w:tc>
-          <w:tcPr>
-            <w:tcW w:w="2200" w:type="dxa"/>
-          </w:tcPr>
-          <w:p>
-            <w:pPr>
-              <w:spacing w:before="0" w:after="0" w:line="360" w:lineRule="auto"/>
-            </w:pPr>
-            <w:r>
-              <w:t xml:space="preserve">dining_illuminance</w:t>
-            </w:r>
-          </w:p>
-        </w:tc>
-        <w:tc>
-          <w:tcPr>
-            <w:tcW w:w="2200" w:type="dxa"/>
-          </w:tcPr>
-          <w:p>
-            <w:pPr>
-              <w:spacing w:before="0" w:after="0" w:line="360" w:lineRule="auto"/>
-            </w:pPr>
-            <w:r>
-              <w:t xml:space="preserve">RMSE</w:t>
-            </w:r>
-          </w:p>
-        </w:tc>
-        <w:tc>
-          <w:tcPr>
-            <w:tcW w:w="2200" w:type="dxa"/>
-          </w:tcPr>
-          <w:p>
-            <w:pPr>
-              <w:spacing w:before="0" w:after="0" w:line="360" w:lineRule="auto"/>
-            </w:pPr>
-            <w:r>
-              <w:t xml:space="preserve">8.074</w:t>
-            </w:r>
-          </w:p>
-        </w:tc>
-        <w:tc>
-          <w:tcPr>
-            <w:tcW w:w="2200" w:type="dxa"/>
-          </w:tcPr>
-          <w:p>
-            <w:pPr>
-              <w:spacing w:before="0" w:after="0" w:line="360" w:lineRule="auto"/>
-            </w:pPr>
-            <w:r>
-              <w:t xml:space="preserve">8.194</w:t>
-            </w:r>
-          </w:p>
-        </w:tc>
-        <w:tc>
-          <w:tcPr>
-            <w:tcW w:w="2200" w:type="dxa"/>
-          </w:tcPr>
-          <w:p>
-            <w:pPr>
-              <w:spacing w:before="0" w:after="0" w:line="360" w:lineRule="auto"/>
-            </w:pPr>
-            <w:r>
-              <w:t xml:space="preserve">9.986</w:t>
-            </w:r>
-          </w:p>
-        </w:tc>
-      </w:tr>
-      <w:tr>
-        <w:tc>
-          <w:tcPr>
-            <w:tcW w:w="2200" w:type="dxa"/>
-          </w:tcPr>
-          <w:p>
-            <w:pPr>
-              <w:spacing w:before="0" w:after="0" w:line="360" w:lineRule="auto"/>
-            </w:pPr>
-            <w:r>
-              <w:t xml:space="preserve">S1 照度</w:t>
-            </w:r>
-          </w:p>
-        </w:tc>
-        <w:tc>
-          <w:tcPr>
-            <w:tcW w:w="2200" w:type="dxa"/>
-          </w:tcPr>
-          <w:p>
-            <w:pPr>
-              <w:spacing w:before="0" w:after="0" w:line="360" w:lineRule="auto"/>
-            </w:pPr>
-            <w:r>
-              <w:t xml:space="preserve">15min</w:t>
-            </w:r>
-          </w:p>
-        </w:tc>
-        <w:tc>
-          <w:tcPr>
-            <w:tcW w:w="2200" w:type="dxa"/>
-          </w:tcPr>
-          <w:p>
-            <w:pPr>
-              <w:spacing w:before="0" w:after="0" w:line="360" w:lineRule="auto"/>
-            </w:pPr>
-            <w:r>
-              <w:t xml:space="preserve">dining_illuminance</w:t>
-            </w:r>
-          </w:p>
-        </w:tc>
-        <w:tc>
-          <w:tcPr>
-            <w:tcW w:w="2200" w:type="dxa"/>
-          </w:tcPr>
-          <w:p>
-            <w:pPr>
-              <w:spacing w:before="0" w:after="0" w:line="360" w:lineRule="auto"/>
-            </w:pPr>
-            <w:r>
-              <w:t xml:space="preserve">Corr</w:t>
-            </w:r>
-          </w:p>
-        </w:tc>
-        <w:tc>
-          <w:tcPr>
-            <w:tcW w:w="2200" w:type="dxa"/>
-          </w:tcPr>
-          <w:p>
-            <w:pPr>
-              <w:spacing w:before="0" w:after="0" w:line="360" w:lineRule="auto"/>
-            </w:pPr>
-            <w:r>
-              <w:t xml:space="preserve">0.963</w:t>
-            </w:r>
-          </w:p>
-        </w:tc>
-        <w:tc>
-          <w:tcPr>
-            <w:tcW w:w="2200" w:type="dxa"/>
-          </w:tcPr>
-          <w:p>
-            <w:pPr>
-              <w:spacing w:before="0" w:after="0" w:line="360" w:lineRule="auto"/>
-            </w:pPr>
-            <w:r>
-              <w:t xml:space="preserve">0.966</w:t>
-            </w:r>
-          </w:p>
-        </w:tc>
-        <w:tc>
-          <w:tcPr>
-            <w:tcW w:w="2200" w:type="dxa"/>
-          </w:tcPr>
-          <w:p>
-            <w:pPr>
-              <w:spacing w:before="0" w:after="0" w:line="360" w:lineRule="auto"/>
-            </w:pPr>
-            <w:r>
-              <w:t xml:space="preserve">0.957</w:t>
-            </w:r>
-          </w:p>
-        </w:tc>
-      </w:tr>
-      <w:tr>
-        <w:tc>
-          <w:tcPr>
-            <w:tcW w:w="2200" w:type="dxa"/>
-          </w:tcPr>
-          <w:p>
-            <w:pPr>
-              <w:spacing w:before="0" w:after="0" w:line="360" w:lineRule="auto"/>
-            </w:pPr>
-            <w:r>
-              <w:t xml:space="preserve">S2 溫度</w:t>
-            </w:r>
-          </w:p>
-        </w:tc>
-        <w:tc>
-          <w:tcPr>
-            <w:tcW w:w="2200" w:type="dxa"/>
-          </w:tcPr>
-          <w:p>
-            <w:pPr>
-              <w:spacing w:before="0" w:after="0" w:line="360" w:lineRule="auto"/>
-            </w:pPr>
-            <w:r>
-              <w:t xml:space="preserve">15min</w:t>
-            </w:r>
-          </w:p>
-        </w:tc>
-        <w:tc>
-          <w:tcPr>
-            <w:tcW w:w="2200" w:type="dxa"/>
-          </w:tcPr>
-          <w:p>
-            <w:pPr>
-              <w:spacing w:before="0" w:after="0" w:line="360" w:lineRule="auto"/>
-            </w:pPr>
-            <w:r>
-              <w:t xml:space="preserve">dining_temperature</w:t>
-            </w:r>
-          </w:p>
-        </w:tc>
-        <w:tc>
-          <w:tcPr>
-            <w:tcW w:w="2200" w:type="dxa"/>
-          </w:tcPr>
-          <w:p>
-            <w:pPr>
-              <w:spacing w:before="0" w:after="0" w:line="360" w:lineRule="auto"/>
-            </w:pPr>
-            <w:r>
-              <w:t xml:space="preserve">MAE</w:t>
-            </w:r>
-          </w:p>
-        </w:tc>
-        <w:tc>
-          <w:tcPr>
-            <w:tcW w:w="2200" w:type="dxa"/>
-          </w:tcPr>
-          <w:p>
-            <w:pPr>
-              <w:spacing w:before="0" w:after="0" w:line="360" w:lineRule="auto"/>
-            </w:pPr>
-            <w:r>
-              <w:t xml:space="preserve">0.118</w:t>
-            </w:r>
-          </w:p>
-        </w:tc>
-        <w:tc>
-          <w:tcPr>
-            <w:tcW w:w="2200" w:type="dxa"/>
-          </w:tcPr>
-          <w:p>
-            <w:pPr>
-              <w:spacing w:before="0" w:after="0" w:line="360" w:lineRule="auto"/>
-            </w:pPr>
-            <w:r>
-              <w:t xml:space="preserve">0.043</w:t>
-            </w:r>
-          </w:p>
-        </w:tc>
-        <w:tc>
-          <w:tcPr>
-            <w:tcW w:w="2200" w:type="dxa"/>
-          </w:tcPr>
-          <w:p>
-            <w:pPr>
-              <w:spacing w:before="0" w:after="0" w:line="360" w:lineRule="auto"/>
-            </w:pPr>
-            <w:r>
-              <w:t xml:space="preserve">0.073</w:t>
-            </w:r>
-          </w:p>
-        </w:tc>
-      </w:tr>
-      <w:tr>
-        <w:tc>
-          <w:tcPr>
-            <w:tcW w:w="2200" w:type="dxa"/>
-          </w:tcPr>
-          <w:p>
-            <w:pPr>
-              <w:spacing w:before="0" w:after="0" w:line="360" w:lineRule="auto"/>
-            </w:pPr>
-            <w:r>
-              <w:t xml:space="preserve">S2 溫度</w:t>
-            </w:r>
-          </w:p>
-        </w:tc>
-        <w:tc>
-          <w:tcPr>
-            <w:tcW w:w="2200" w:type="dxa"/>
-          </w:tcPr>
-          <w:p>
-            <w:pPr>
-              <w:spacing w:before="0" w:after="0" w:line="360" w:lineRule="auto"/>
-            </w:pPr>
-            <w:r>
-              <w:t xml:space="preserve">15min</w:t>
-            </w:r>
-          </w:p>
-        </w:tc>
-        <w:tc>
-          <w:tcPr>
-            <w:tcW w:w="2200" w:type="dxa"/>
-          </w:tcPr>
-          <w:p>
-            <w:pPr>
-              <w:spacing w:before="0" w:after="0" w:line="360" w:lineRule="auto"/>
-            </w:pPr>
-            <w:r>
-              <w:t xml:space="preserve">dining_temperature</w:t>
-            </w:r>
-          </w:p>
-        </w:tc>
-        <w:tc>
-          <w:tcPr>
-            <w:tcW w:w="2200" w:type="dxa"/>
-          </w:tcPr>
-          <w:p>
-            <w:pPr>
-              <w:spacing w:before="0" w:after="0" w:line="360" w:lineRule="auto"/>
-            </w:pPr>
-            <w:r>
-              <w:t xml:space="preserve">RMSE</w:t>
-            </w:r>
-          </w:p>
-        </w:tc>
-        <w:tc>
-          <w:tcPr>
-            <w:tcW w:w="2200" w:type="dxa"/>
-          </w:tcPr>
-          <w:p>
-            <w:pPr>
-              <w:spacing w:before="0" w:after="0" w:line="360" w:lineRule="auto"/>
-            </w:pPr>
-            <w:r>
-              <w:t xml:space="preserve">0.135</w:t>
-            </w:r>
-          </w:p>
-        </w:tc>
-        <w:tc>
-          <w:tcPr>
-            <w:tcW w:w="2200" w:type="dxa"/>
-          </w:tcPr>
-          <w:p>
-            <w:pPr>
-              <w:spacing w:before="0" w:after="0" w:line="360" w:lineRule="auto"/>
-            </w:pPr>
-            <w:r>
-              <w:t xml:space="preserve">0.056</w:t>
-            </w:r>
-          </w:p>
-        </w:tc>
-        <w:tc>
-          <w:tcPr>
-            <w:tcW w:w="2200" w:type="dxa"/>
-          </w:tcPr>
-          <w:p>
-            <w:pPr>
-              <w:spacing w:before="0" w:after="0" w:line="360" w:lineRule="auto"/>
-            </w:pPr>
-            <w:r>
-              <w:t xml:space="preserve">0.089</w:t>
-            </w:r>
-          </w:p>
-        </w:tc>
-      </w:tr>
-      <w:tr>
-        <w:tc>
-          <w:tcPr>
-            <w:tcW w:w="2200" w:type="dxa"/>
-          </w:tcPr>
-          <w:p>
-            <w:pPr>
-              <w:spacing w:before="0" w:after="0" w:line="360" w:lineRule="auto"/>
-            </w:pPr>
-            <w:r>
-              <w:t xml:space="preserve">S2 溫度</w:t>
-            </w:r>
-          </w:p>
-        </w:tc>
-        <w:tc>
-          <w:tcPr>
-            <w:tcW w:w="2200" w:type="dxa"/>
-          </w:tcPr>
-          <w:p>
-            <w:pPr>
-              <w:spacing w:before="0" w:after="0" w:line="360" w:lineRule="auto"/>
-            </w:pPr>
-            <w:r>
-              <w:t xml:space="preserve">15min</w:t>
-            </w:r>
-          </w:p>
-        </w:tc>
-        <w:tc>
-          <w:tcPr>
-            <w:tcW w:w="2200" w:type="dxa"/>
-          </w:tcPr>
-          <w:p>
-            <w:pPr>
-              <w:spacing w:before="0" w:after="0" w:line="360" w:lineRule="auto"/>
-            </w:pPr>
-            <w:r>
-              <w:t xml:space="preserve">dining_temperature</w:t>
-            </w:r>
-          </w:p>
-        </w:tc>
-        <w:tc>
-          <w:tcPr>
-            <w:tcW w:w="2200" w:type="dxa"/>
-          </w:tcPr>
-          <w:p>
-            <w:pPr>
-              <w:spacing w:before="0" w:after="0" w:line="360" w:lineRule="auto"/>
-            </w:pPr>
-            <w:r>
-              <w:t xml:space="preserve">Corr</w:t>
-            </w:r>
-          </w:p>
-        </w:tc>
-        <w:tc>
-          <w:tcPr>
-            <w:tcW w:w="2200" w:type="dxa"/>
-          </w:tcPr>
-          <w:p>
-            <w:pPr>
-              <w:spacing w:before="0" w:after="0" w:line="360" w:lineRule="auto"/>
-            </w:pPr>
-            <w:r>
-              <w:t xml:space="preserve">0.999</w:t>
-            </w:r>
-          </w:p>
-        </w:tc>
-        <w:tc>
-          <w:tcPr>
-            <w:tcW w:w="2200" w:type="dxa"/>
-          </w:tcPr>
-          <w:p>
-            <w:pPr>
-              <w:spacing w:before="0" w:after="0" w:line="360" w:lineRule="auto"/>
-            </w:pPr>
-            <w:r>
-              <w:t xml:space="preserve">1.000</w:t>
-            </w:r>
-          </w:p>
-        </w:tc>
-        <w:tc>
-          <w:tcPr>
-            <w:tcW w:w="2200" w:type="dxa"/>
-          </w:tcPr>
-          <w:p>
-            <w:pPr>
-              <w:spacing w:before="0" w:after="0" w:line="360" w:lineRule="auto"/>
-            </w:pPr>
-            <w:r>
-              <w:t xml:space="preserve">0.999</w:t>
-            </w:r>
-          </w:p>
-        </w:tc>
-      </w:tr>
-      <w:tr>
-        <w:tc>
-          <w:tcPr>
-            <w:tcW w:w="2200" w:type="dxa"/>
-          </w:tcPr>
-          <w:p>
-            <w:pPr>
-              <w:spacing w:before="0" w:after="0" w:line="360" w:lineRule="auto"/>
-            </w:pPr>
-            <w:r>
-              <w:t xml:space="preserve">S2 濕度</w:t>
-            </w:r>
-          </w:p>
-        </w:tc>
-        <w:tc>
-          <w:tcPr>
-            <w:tcW w:w="2200" w:type="dxa"/>
-          </w:tcPr>
-          <w:p>
-            <w:pPr>
-              <w:spacing w:before="0" w:after="0" w:line="360" w:lineRule="auto"/>
-            </w:pPr>
-            <w:r>
-              <w:t xml:space="preserve">15min</w:t>
-            </w:r>
-          </w:p>
-        </w:tc>
-        <w:tc>
-          <w:tcPr>
-            <w:tcW w:w="2200" w:type="dxa"/>
-          </w:tcPr>
-          <w:p>
-            <w:pPr>
-              <w:spacing w:before="0" w:after="0" w:line="360" w:lineRule="auto"/>
-            </w:pPr>
-            <w:r>
-              <w:t xml:space="preserve">dining_humidity</w:t>
-            </w:r>
-          </w:p>
-        </w:tc>
-        <w:tc>
-          <w:tcPr>
-            <w:tcW w:w="2200" w:type="dxa"/>
-          </w:tcPr>
-          <w:p>
-            <w:pPr>
-              <w:spacing w:before="0" w:after="0" w:line="360" w:lineRule="auto"/>
-            </w:pPr>
-            <w:r>
-              <w:t xml:space="preserve">MAE</w:t>
-            </w:r>
-          </w:p>
-        </w:tc>
-        <w:tc>
-          <w:tcPr>
-            <w:tcW w:w="2200" w:type="dxa"/>
-          </w:tcPr>
-          <w:p>
-            <w:pPr>
-              <w:spacing w:before="0" w:after="0" w:line="360" w:lineRule="auto"/>
-            </w:pPr>
-            <w:r>
-              <w:t xml:space="preserve">0.198</w:t>
-            </w:r>
-          </w:p>
-        </w:tc>
-        <w:tc>
-          <w:tcPr>
-            <w:tcW w:w="2200" w:type="dxa"/>
-          </w:tcPr>
-          <w:p>
-            <w:pPr>
-              <w:spacing w:before="0" w:after="0" w:line="360" w:lineRule="auto"/>
-            </w:pPr>
-            <w:r>
-              <w:t xml:space="preserve">0.209</w:t>
-            </w:r>
-          </w:p>
-        </w:tc>
-        <w:tc>
-          <w:tcPr>
-            <w:tcW w:w="2200" w:type="dxa"/>
-          </w:tcPr>
-          <w:p>
-            <w:pPr>
-              <w:spacing w:before="0" w:after="0" w:line="360" w:lineRule="auto"/>
-            </w:pPr>
-            <w:r>
-              <w:t xml:space="preserve">0.832</w:t>
-            </w:r>
-          </w:p>
-        </w:tc>
-      </w:tr>
-      <w:tr>
-        <w:tc>
-          <w:tcPr>
-            <w:tcW w:w="2200" w:type="dxa"/>
-          </w:tcPr>
-          <w:p>
-            <w:pPr>
-              <w:spacing w:before="0" w:after="0" w:line="360" w:lineRule="auto"/>
-            </w:pPr>
-            <w:r>
-              <w:t xml:space="preserve">S2 濕度</w:t>
-            </w:r>
-          </w:p>
-        </w:tc>
-        <w:tc>
-          <w:tcPr>
-            <w:tcW w:w="2200" w:type="dxa"/>
-          </w:tcPr>
-          <w:p>
-            <w:pPr>
-              <w:spacing w:before="0" w:after="0" w:line="360" w:lineRule="auto"/>
-            </w:pPr>
-            <w:r>
-              <w:t xml:space="preserve">15min</w:t>
-            </w:r>
-          </w:p>
-        </w:tc>
-        <w:tc>
-          <w:tcPr>
-            <w:tcW w:w="2200" w:type="dxa"/>
-          </w:tcPr>
-          <w:p>
-            <w:pPr>
-              <w:spacing w:before="0" w:after="0" w:line="360" w:lineRule="auto"/>
-            </w:pPr>
-            <w:r>
-              <w:t xml:space="preserve">dining_humidity</w:t>
-            </w:r>
-          </w:p>
-        </w:tc>
-        <w:tc>
-          <w:tcPr>
-            <w:tcW w:w="2200" w:type="dxa"/>
-          </w:tcPr>
-          <w:p>
-            <w:pPr>
-              <w:spacing w:before="0" w:after="0" w:line="360" w:lineRule="auto"/>
-            </w:pPr>
-            <w:r>
-              <w:t xml:space="preserve">RMSE</w:t>
-            </w:r>
-          </w:p>
-        </w:tc>
-        <w:tc>
-          <w:tcPr>
-            <w:tcW w:w="2200" w:type="dxa"/>
-          </w:tcPr>
-          <w:p>
-            <w:pPr>
-              <w:spacing w:before="0" w:after="0" w:line="360" w:lineRule="auto"/>
-            </w:pPr>
-            <w:r>
-              <w:t xml:space="preserve">0.304</w:t>
-            </w:r>
-          </w:p>
-        </w:tc>
-        <w:tc>
-          <w:tcPr>
-            <w:tcW w:w="2200" w:type="dxa"/>
-          </w:tcPr>
-          <w:p>
-            <w:pPr>
-              <w:spacing w:before="0" w:after="0" w:line="360" w:lineRule="auto"/>
-            </w:pPr>
-            <w:r>
-              <w:t xml:space="preserve">0.316</w:t>
-            </w:r>
-          </w:p>
-        </w:tc>
-        <w:tc>
-          <w:tcPr>
-            <w:tcW w:w="2200" w:type="dxa"/>
-          </w:tcPr>
-          <w:p>
-            <w:pPr>
-              <w:spacing w:before="0" w:after="0" w:line="360" w:lineRule="auto"/>
-            </w:pPr>
-            <w:r>
-              <w:t xml:space="preserve">1.026</w:t>
-            </w:r>
-          </w:p>
-        </w:tc>
-      </w:tr>
-      <w:tr>
-        <w:tc>
-          <w:tcPr>
-            <w:tcW w:w="2200" w:type="dxa"/>
-          </w:tcPr>
-          <w:p>
-            <w:pPr>
-              <w:spacing w:before="0" w:after="0" w:line="360" w:lineRule="auto"/>
-            </w:pPr>
-            <w:r>
-              <w:t xml:space="preserve">S2 濕度</w:t>
-            </w:r>
-          </w:p>
-        </w:tc>
-        <w:tc>
-          <w:tcPr>
-            <w:tcW w:w="2200" w:type="dxa"/>
-          </w:tcPr>
-          <w:p>
-            <w:pPr>
-              <w:spacing w:before="0" w:after="0" w:line="360" w:lineRule="auto"/>
-            </w:pPr>
-            <w:r>
-              <w:t xml:space="preserve">15min</w:t>
-            </w:r>
-          </w:p>
-        </w:tc>
-        <w:tc>
-          <w:tcPr>
-            <w:tcW w:w="2200" w:type="dxa"/>
-          </w:tcPr>
-          <w:p>
-            <w:pPr>
-              <w:spacing w:before="0" w:after="0" w:line="360" w:lineRule="auto"/>
-            </w:pPr>
-            <w:r>
-              <w:t xml:space="preserve">dining_humidity</w:t>
-            </w:r>
-          </w:p>
-        </w:tc>
-        <w:tc>
-          <w:tcPr>
-            <w:tcW w:w="2200" w:type="dxa"/>
-          </w:tcPr>
-          <w:p>
-            <w:pPr>
-              <w:spacing w:before="0" w:after="0" w:line="360" w:lineRule="auto"/>
-            </w:pPr>
-            <w:r>
-              <w:t xml:space="preserve">Corr</w:t>
-            </w:r>
-          </w:p>
-        </w:tc>
-        <w:tc>
-          <w:tcPr>
-            <w:tcW w:w="2200" w:type="dxa"/>
-          </w:tcPr>
-          <w:p>
-            <w:pPr>
-              <w:spacing w:before="0" w:after="0" w:line="360" w:lineRule="auto"/>
-            </w:pPr>
-            <w:r>
-              <w:t xml:space="preserve">0.998</w:t>
-            </w:r>
-          </w:p>
-        </w:tc>
-        <w:tc>
-          <w:tcPr>
-            <w:tcW w:w="2200" w:type="dxa"/>
-          </w:tcPr>
-          <w:p>
-            <w:pPr>
-              <w:spacing w:before="0" w:after="0" w:line="360" w:lineRule="auto"/>
-            </w:pPr>
-            <w:r>
-              <w:t xml:space="preserve">0.998</w:t>
-            </w:r>
-          </w:p>
-        </w:tc>
-        <w:tc>
-          <w:tcPr>
-            <w:tcW w:w="2200" w:type="dxa"/>
-          </w:tcPr>
-          <w:p>
-            <w:pPr>
-              <w:spacing w:before="0" w:after="0" w:line="360" w:lineRule="auto"/>
-            </w:pPr>
-            <w:r>
-              <w:t xml:space="preserve">0.988</w:t>
-            </w:r>
-          </w:p>
-        </w:tc>
-      </w:tr>
-      <w:tr>
-        <w:tc>
-          <w:tcPr>
-            <w:tcW w:w="2200" w:type="dxa"/>
-          </w:tcPr>
-          <w:p>
-            <w:pPr>
-              <w:spacing w:before="0" w:after="0" w:line="360" w:lineRule="auto"/>
-            </w:pPr>
-            <w:r>
-              <w:t xml:space="preserve">S3 複合溫度</w:t>
-            </w:r>
-          </w:p>
-        </w:tc>
-        <w:tc>
-          <w:tcPr>
-            <w:tcW w:w="2200" w:type="dxa"/>
-          </w:tcPr>
-          <w:p>
-            <w:pPr>
-              <w:spacing w:before="0" w:after="0" w:line="360" w:lineRule="auto"/>
-            </w:pPr>
-            <w:r>
-              <w:t xml:space="preserve">15min</w:t>
-            </w:r>
-          </w:p>
-        </w:tc>
-        <w:tc>
-          <w:tcPr>
-            <w:tcW w:w="2200" w:type="dxa"/>
-          </w:tcPr>
-          <w:p>
-            <w:pPr>
-              <w:spacing w:before="0" w:after="0" w:line="360" w:lineRule="auto"/>
-            </w:pPr>
-            <w:r>
-              <w:t xml:space="preserve">dining_temperature</w:t>
-            </w:r>
-          </w:p>
-        </w:tc>
-        <w:tc>
-          <w:tcPr>
-            <w:tcW w:w="2200" w:type="dxa"/>
-          </w:tcPr>
-          <w:p>
-            <w:pPr>
-              <w:spacing w:before="0" w:after="0" w:line="360" w:lineRule="auto"/>
-            </w:pPr>
-            <w:r>
-              <w:t xml:space="preserve">MAE</w:t>
-            </w:r>
-          </w:p>
-        </w:tc>
-        <w:tc>
-          <w:tcPr>
-            <w:tcW w:w="2200" w:type="dxa"/>
-          </w:tcPr>
-          <w:p>
-            <w:pPr>
-              <w:spacing w:before="0" w:after="0" w:line="360" w:lineRule="auto"/>
-            </w:pPr>
-            <w:r>
-              <w:t xml:space="preserve">0.233</w:t>
-            </w:r>
-          </w:p>
-        </w:tc>
-        <w:tc>
-          <w:tcPr>
-            <w:tcW w:w="2200" w:type="dxa"/>
-          </w:tcPr>
-          <w:p>
-            <w:pPr>
-              <w:spacing w:before="0" w:after="0" w:line="360" w:lineRule="auto"/>
-            </w:pPr>
-            <w:r>
-              <w:t xml:space="preserve">0.093</w:t>
-            </w:r>
-          </w:p>
-        </w:tc>
-        <w:tc>
-          <w:tcPr>
-            <w:tcW w:w="2200" w:type="dxa"/>
-          </w:tcPr>
-          <w:p>
-            <w:pPr>
-              <w:spacing w:before="0" w:after="0" w:line="360" w:lineRule="auto"/>
-            </w:pPr>
-            <w:r>
-              <w:t xml:space="preserve">0.071</w:t>
-            </w:r>
-          </w:p>
-        </w:tc>
-      </w:tr>
-      <w:tr>
-        <w:tc>
-          <w:tcPr>
-            <w:tcW w:w="2200" w:type="dxa"/>
-          </w:tcPr>
-          <w:p>
-            <w:pPr>
-              <w:spacing w:before="0" w:after="0" w:line="360" w:lineRule="auto"/>
-            </w:pPr>
-            <w:r>
-              <w:t xml:space="preserve">S3 複合溫度</w:t>
-            </w:r>
-          </w:p>
-        </w:tc>
-        <w:tc>
-          <w:tcPr>
-            <w:tcW w:w="2200" w:type="dxa"/>
-          </w:tcPr>
-          <w:p>
-            <w:pPr>
-              <w:spacing w:before="0" w:after="0" w:line="360" w:lineRule="auto"/>
-            </w:pPr>
-            <w:r>
-              <w:t xml:space="preserve">15min</w:t>
-            </w:r>
-          </w:p>
-        </w:tc>
-        <w:tc>
-          <w:tcPr>
-            <w:tcW w:w="2200" w:type="dxa"/>
-          </w:tcPr>
-          <w:p>
-            <w:pPr>
-              <w:spacing w:before="0" w:after="0" w:line="360" w:lineRule="auto"/>
-            </w:pPr>
-            <w:r>
-              <w:t xml:space="preserve">dining_temperature</w:t>
-            </w:r>
-          </w:p>
-        </w:tc>
-        <w:tc>
-          <w:tcPr>
-            <w:tcW w:w="2200" w:type="dxa"/>
-          </w:tcPr>
-          <w:p>
-            <w:pPr>
-              <w:spacing w:before="0" w:after="0" w:line="360" w:lineRule="auto"/>
-            </w:pPr>
-            <w:r>
-              <w:t xml:space="preserve">RMSE</w:t>
-            </w:r>
-          </w:p>
-        </w:tc>
-        <w:tc>
-          <w:tcPr>
-            <w:tcW w:w="2200" w:type="dxa"/>
-          </w:tcPr>
-          <w:p>
-            <w:pPr>
-              <w:spacing w:before="0" w:after="0" w:line="360" w:lineRule="auto"/>
-            </w:pPr>
-            <w:r>
-              <w:t xml:space="preserve">0.283</w:t>
-            </w:r>
-          </w:p>
-        </w:tc>
-        <w:tc>
-          <w:tcPr>
-            <w:tcW w:w="2200" w:type="dxa"/>
-          </w:tcPr>
-          <w:p>
-            <w:pPr>
-              <w:spacing w:before="0" w:after="0" w:line="360" w:lineRule="auto"/>
-            </w:pPr>
-            <w:r>
-              <w:t xml:space="preserve">0.115</w:t>
-            </w:r>
-          </w:p>
-        </w:tc>
-        <w:tc>
-          <w:tcPr>
-            <w:tcW w:w="2200" w:type="dxa"/>
-          </w:tcPr>
-          <w:p>
-            <w:pPr>
-              <w:spacing w:before="0" w:after="0" w:line="360" w:lineRule="auto"/>
-            </w:pPr>
-            <w:r>
-              <w:t xml:space="preserve">0.089</w:t>
-            </w:r>
-          </w:p>
-        </w:tc>
-      </w:tr>
-      <w:tr>
-        <w:tc>
-          <w:tcPr>
-            <w:tcW w:w="2200" w:type="dxa"/>
-          </w:tcPr>
-          <w:p>
-            <w:pPr>
-              <w:spacing w:before="0" w:after="0" w:line="360" w:lineRule="auto"/>
-            </w:pPr>
-            <w:r>
-              <w:t xml:space="preserve">S3 複合溫度</w:t>
-            </w:r>
-          </w:p>
-        </w:tc>
-        <w:tc>
-          <w:tcPr>
-            <w:tcW w:w="2200" w:type="dxa"/>
-          </w:tcPr>
-          <w:p>
-            <w:pPr>
-              <w:spacing w:before="0" w:after="0" w:line="360" w:lineRule="auto"/>
-            </w:pPr>
-            <w:r>
-              <w:t xml:space="preserve">15min</w:t>
-            </w:r>
-          </w:p>
-        </w:tc>
-        <w:tc>
-          <w:tcPr>
-            <w:tcW w:w="2200" w:type="dxa"/>
-          </w:tcPr>
-          <w:p>
-            <w:pPr>
-              <w:spacing w:before="0" w:after="0" w:line="360" w:lineRule="auto"/>
-            </w:pPr>
-            <w:r>
-              <w:t xml:space="preserve">dining_temperature</w:t>
-            </w:r>
-          </w:p>
-        </w:tc>
-        <w:tc>
-          <w:tcPr>
-            <w:tcW w:w="2200" w:type="dxa"/>
-          </w:tcPr>
-          <w:p>
-            <w:pPr>
-              <w:spacing w:before="0" w:after="0" w:line="360" w:lineRule="auto"/>
-            </w:pPr>
-            <w:r>
-              <w:t xml:space="preserve">Corr</w:t>
-            </w:r>
-          </w:p>
-        </w:tc>
-        <w:tc>
-          <w:tcPr>
-            <w:tcW w:w="2200" w:type="dxa"/>
-          </w:tcPr>
-          <w:p>
-            <w:pPr>
-              <w:spacing w:before="0" w:after="0" w:line="360" w:lineRule="auto"/>
-            </w:pPr>
-            <w:r>
-              <w:t xml:space="preserve">0.000</w:t>
-            </w:r>
-          </w:p>
-        </w:tc>
-        <w:tc>
-          <w:tcPr>
-            <w:tcW w:w="2200" w:type="dxa"/>
-          </w:tcPr>
-          <w:p>
-            <w:pPr>
-              <w:spacing w:before="0" w:after="0" w:line="360" w:lineRule="auto"/>
-            </w:pPr>
-            <w:r>
-              <w:t xml:space="preserve">0.909</w:t>
-            </w:r>
-          </w:p>
-        </w:tc>
-        <w:tc>
-          <w:tcPr>
-            <w:tcW w:w="2200" w:type="dxa"/>
-          </w:tcPr>
-          <w:p>
-            <w:pPr>
-              <w:spacing w:before="0" w:after="0" w:line="360" w:lineRule="auto"/>
-            </w:pPr>
-            <w:r>
-              <w:t xml:space="preserve">0.950</w:t>
-            </w:r>
-          </w:p>
-        </w:tc>
-      </w:tr>
-      <w:tr>
-        <w:tc>
-          <w:tcPr>
-            <w:tcW w:w="2200" w:type="dxa"/>
-          </w:tcPr>
-          <w:p>
-            <w:pPr>
-              <w:spacing w:before="0" w:after="0" w:line="360" w:lineRule="auto"/>
-            </w:pPr>
-            <w:r>
-              <w:t xml:space="preserve">S3 複合濕度</w:t>
-            </w:r>
-          </w:p>
-        </w:tc>
-        <w:tc>
-          <w:tcPr>
-            <w:tcW w:w="2200" w:type="dxa"/>
-          </w:tcPr>
-          <w:p>
-            <w:pPr>
-              <w:spacing w:before="0" w:after="0" w:line="360" w:lineRule="auto"/>
-            </w:pPr>
-            <w:r>
-              <w:t xml:space="preserve">15min</w:t>
-            </w:r>
-          </w:p>
-        </w:tc>
-        <w:tc>
-          <w:tcPr>
-            <w:tcW w:w="2200" w:type="dxa"/>
-          </w:tcPr>
-          <w:p>
-            <w:pPr>
-              <w:spacing w:before="0" w:after="0" w:line="360" w:lineRule="auto"/>
-            </w:pPr>
-            <w:r>
-              <w:t xml:space="preserve">dining_humidity</w:t>
-            </w:r>
-          </w:p>
-        </w:tc>
-        <w:tc>
-          <w:tcPr>
-            <w:tcW w:w="2200" w:type="dxa"/>
-          </w:tcPr>
-          <w:p>
-            <w:pPr>
-              <w:spacing w:before="0" w:after="0" w:line="360" w:lineRule="auto"/>
-            </w:pPr>
-            <w:r>
-              <w:t xml:space="preserve">MAE</w:t>
-            </w:r>
-          </w:p>
-        </w:tc>
-        <w:tc>
-          <w:tcPr>
-            <w:tcW w:w="2200" w:type="dxa"/>
-          </w:tcPr>
-          <w:p>
-            <w:pPr>
-              <w:spacing w:before="0" w:after="0" w:line="360" w:lineRule="auto"/>
-            </w:pPr>
-            <w:r>
-              <w:t xml:space="preserve">0.386</w:t>
-            </w:r>
-          </w:p>
-        </w:tc>
-        <w:tc>
-          <w:tcPr>
-            <w:tcW w:w="2200" w:type="dxa"/>
-          </w:tcPr>
-          <w:p>
-            <w:pPr>
-              <w:spacing w:before="0" w:after="0" w:line="360" w:lineRule="auto"/>
-            </w:pPr>
-            <w:r>
-              <w:t xml:space="preserve">0.393</w:t>
-            </w:r>
-          </w:p>
-        </w:tc>
-        <w:tc>
-          <w:tcPr>
-            <w:tcW w:w="2200" w:type="dxa"/>
-          </w:tcPr>
-          <w:p>
-            <w:pPr>
-              <w:spacing w:before="0" w:after="0" w:line="360" w:lineRule="auto"/>
-            </w:pPr>
-            <w:r>
-              <w:t xml:space="preserve">0.335</w:t>
-            </w:r>
-          </w:p>
-        </w:tc>
-      </w:tr>
-      <w:tr>
-        <w:tc>
-          <w:tcPr>
-            <w:tcW w:w="2200" w:type="dxa"/>
-          </w:tcPr>
-          <w:p>
-            <w:pPr>
-              <w:spacing w:before="0" w:after="0" w:line="360" w:lineRule="auto"/>
-            </w:pPr>
-            <w:r>
-              <w:t xml:space="preserve">S3 複合濕度</w:t>
-            </w:r>
-          </w:p>
-        </w:tc>
-        <w:tc>
-          <w:tcPr>
-            <w:tcW w:w="2200" w:type="dxa"/>
-          </w:tcPr>
-          <w:p>
-            <w:pPr>
-              <w:spacing w:before="0" w:after="0" w:line="360" w:lineRule="auto"/>
-            </w:pPr>
-            <w:r>
-              <w:t xml:space="preserve">15min</w:t>
-            </w:r>
-          </w:p>
-        </w:tc>
-        <w:tc>
-          <w:tcPr>
-            <w:tcW w:w="2200" w:type="dxa"/>
-          </w:tcPr>
-          <w:p>
-            <w:pPr>
-              <w:spacing w:before="0" w:after="0" w:line="360" w:lineRule="auto"/>
-            </w:pPr>
-            <w:r>
-              <w:t xml:space="preserve">dining_humidity</w:t>
-            </w:r>
-          </w:p>
-        </w:tc>
-        <w:tc>
-          <w:tcPr>
-            <w:tcW w:w="2200" w:type="dxa"/>
-          </w:tcPr>
-          <w:p>
-            <w:pPr>
-              <w:spacing w:before="0" w:after="0" w:line="360" w:lineRule="auto"/>
-            </w:pPr>
-            <w:r>
-              <w:t xml:space="preserve">RMSE</w:t>
-            </w:r>
-          </w:p>
-        </w:tc>
-        <w:tc>
-          <w:tcPr>
-            <w:tcW w:w="2200" w:type="dxa"/>
-          </w:tcPr>
-          <w:p>
-            <w:pPr>
-              <w:spacing w:before="0" w:after="0" w:line="360" w:lineRule="auto"/>
-            </w:pPr>
-            <w:r>
-              <w:t xml:space="preserve">0.595</w:t>
-            </w:r>
-          </w:p>
-        </w:tc>
-        <w:tc>
-          <w:tcPr>
-            <w:tcW w:w="2200" w:type="dxa"/>
-          </w:tcPr>
-          <w:p>
-            <w:pPr>
-              <w:spacing w:before="0" w:after="0" w:line="360" w:lineRule="auto"/>
-            </w:pPr>
-            <w:r>
-              <w:t xml:space="preserve">0.574</w:t>
-            </w:r>
-          </w:p>
-        </w:tc>
-        <w:tc>
-          <w:tcPr>
-            <w:tcW w:w="2200" w:type="dxa"/>
-          </w:tcPr>
-          <w:p>
-            <w:pPr>
-              <w:spacing w:before="0" w:after="0" w:line="360" w:lineRule="auto"/>
-            </w:pPr>
-            <w:r>
-              <w:t xml:space="preserve">0.475</w:t>
-            </w:r>
-          </w:p>
-        </w:tc>
-      </w:tr>
-      <w:tr>
-        <w:tc>
-          <w:tcPr>
-            <w:tcW w:w="2200" w:type="dxa"/>
-          </w:tcPr>
-          <w:p>
-            <w:pPr>
-              <w:spacing w:before="0" w:after="0" w:line="360" w:lineRule="auto"/>
-            </w:pPr>
-            <w:r>
-              <w:t xml:space="preserve">S3 複合濕度</w:t>
-            </w:r>
-          </w:p>
-        </w:tc>
-        <w:tc>
-          <w:tcPr>
-            <w:tcW w:w="2200" w:type="dxa"/>
-          </w:tcPr>
-          <w:p>
-            <w:pPr>
-              <w:spacing w:before="0" w:after="0" w:line="360" w:lineRule="auto"/>
-            </w:pPr>
-            <w:r>
-              <w:t xml:space="preserve">15min</w:t>
-            </w:r>
-          </w:p>
-        </w:tc>
-        <w:tc>
-          <w:tcPr>
-            <w:tcW w:w="2200" w:type="dxa"/>
-          </w:tcPr>
-          <w:p>
-            <w:pPr>
-              <w:spacing w:before="0" w:after="0" w:line="360" w:lineRule="auto"/>
-            </w:pPr>
-            <w:r>
-              <w:t xml:space="preserve">dining_humidity</w:t>
-            </w:r>
-          </w:p>
-        </w:tc>
-        <w:tc>
-          <w:tcPr>
-            <w:tcW w:w="2200" w:type="dxa"/>
-          </w:tcPr>
-          <w:p>
-            <w:pPr>
-              <w:spacing w:before="0" w:after="0" w:line="360" w:lineRule="auto"/>
-            </w:pPr>
-            <w:r>
-              <w:t xml:space="preserve">Corr</w:t>
-            </w:r>
-          </w:p>
-        </w:tc>
-        <w:tc>
-          <w:tcPr>
-            <w:tcW w:w="2200" w:type="dxa"/>
-          </w:tcPr>
-          <w:p>
-            <w:pPr>
-              <w:spacing w:before="0" w:after="0" w:line="360" w:lineRule="auto"/>
-            </w:pPr>
-            <w:r>
-              <w:t xml:space="preserve">0.000</w:t>
-            </w:r>
-          </w:p>
-        </w:tc>
-        <w:tc>
-          <w:tcPr>
-            <w:tcW w:w="2200" w:type="dxa"/>
-          </w:tcPr>
-          <w:p>
-            <w:pPr>
-              <w:spacing w:before="0" w:after="0" w:line="360" w:lineRule="auto"/>
-            </w:pPr>
-            <w:r>
-              <w:t xml:space="preserve">0.337</w:t>
-            </w:r>
-          </w:p>
-        </w:tc>
-        <w:tc>
-          <w:tcPr>
-            <w:tcW w:w="2200" w:type="dxa"/>
-          </w:tcPr>
-          <w:p>
-            <w:pPr>
-              <w:spacing w:before="0" w:after="0" w:line="360" w:lineRule="auto"/>
-            </w:pPr>
-            <w:r>
-              <w:t xml:space="preserve">0.612</w:t>
-            </w:r>
-          </w:p>
-        </w:tc>
-      </w:tr>
-      <w:tr>
-        <w:tc>
-          <w:tcPr>
-            <w:tcW w:w="2200" w:type="dxa"/>
-          </w:tcPr>
-          <w:p>
-            <w:pPr>
-              <w:spacing w:before="0" w:after="0" w:line="360" w:lineRule="auto"/>
-            </w:pPr>
-            <w:r>
-              <w:t xml:space="preserve">S3 複合照度</w:t>
-            </w:r>
-          </w:p>
-        </w:tc>
-        <w:tc>
-          <w:tcPr>
-            <w:tcW w:w="2200" w:type="dxa"/>
-          </w:tcPr>
-          <w:p>
-            <w:pPr>
-              <w:spacing w:before="0" w:after="0" w:line="360" w:lineRule="auto"/>
-            </w:pPr>
-            <w:r>
-              <w:t xml:space="preserve">15min</w:t>
-            </w:r>
-          </w:p>
-        </w:tc>
-        <w:tc>
-          <w:tcPr>
-            <w:tcW w:w="2200" w:type="dxa"/>
-          </w:tcPr>
-          <w:p>
-            <w:pPr>
-              <w:spacing w:before="0" w:after="0" w:line="360" w:lineRule="auto"/>
-            </w:pPr>
-            <w:r>
-              <w:t xml:space="preserve">dining_illuminance</w:t>
-            </w:r>
-          </w:p>
-        </w:tc>
-        <w:tc>
-          <w:tcPr>
-            <w:tcW w:w="2200" w:type="dxa"/>
-          </w:tcPr>
-          <w:p>
-            <w:pPr>
-              <w:spacing w:before="0" w:after="0" w:line="360" w:lineRule="auto"/>
-            </w:pPr>
-            <w:r>
-              <w:t xml:space="preserve">MAE</w:t>
-            </w:r>
-          </w:p>
-        </w:tc>
-        <w:tc>
-          <w:tcPr>
-            <w:tcW w:w="2200" w:type="dxa"/>
-          </w:tcPr>
-          <w:p>
-            <w:pPr>
-              <w:spacing w:before="0" w:after="0" w:line="360" w:lineRule="auto"/>
-            </w:pPr>
-            <w:r>
-              <w:t xml:space="preserve">8.473</w:t>
-            </w:r>
-          </w:p>
-        </w:tc>
-        <w:tc>
-          <w:tcPr>
-            <w:tcW w:w="2200" w:type="dxa"/>
-          </w:tcPr>
-          <w:p>
-            <w:pPr>
-              <w:spacing w:before="0" w:after="0" w:line="360" w:lineRule="auto"/>
-            </w:pPr>
-            <w:r>
-              <w:t xml:space="preserve">9.813</w:t>
-            </w:r>
-          </w:p>
-        </w:tc>
-        <w:tc>
-          <w:tcPr>
-            <w:tcW w:w="2200" w:type="dxa"/>
-          </w:tcPr>
-          <w:p>
-            <w:pPr>
-              <w:spacing w:before="0" w:after="0" w:line="360" w:lineRule="auto"/>
-            </w:pPr>
-            <w:r>
-              <w:t xml:space="preserve">9.437</w:t>
-            </w:r>
-          </w:p>
-        </w:tc>
-      </w:tr>
-      <w:tr>
-        <w:tc>
-          <w:tcPr>
-            <w:tcW w:w="2200" w:type="dxa"/>
-          </w:tcPr>
-          <w:p>
-            <w:pPr>
-              <w:spacing w:before="0" w:after="0" w:line="360" w:lineRule="auto"/>
-            </w:pPr>
-            <w:r>
-              <w:t xml:space="preserve">S3 複合照度</w:t>
-            </w:r>
-          </w:p>
-        </w:tc>
-        <w:tc>
-          <w:tcPr>
-            <w:tcW w:w="2200" w:type="dxa"/>
-          </w:tcPr>
-          <w:p>
-            <w:pPr>
-              <w:spacing w:before="0" w:after="0" w:line="360" w:lineRule="auto"/>
-            </w:pPr>
-            <w:r>
-              <w:t xml:space="preserve">15min</w:t>
-            </w:r>
-          </w:p>
-        </w:tc>
-        <w:tc>
-          <w:tcPr>
-            <w:tcW w:w="2200" w:type="dxa"/>
-          </w:tcPr>
-          <w:p>
-            <w:pPr>
-              <w:spacing w:before="0" w:after="0" w:line="360" w:lineRule="auto"/>
-            </w:pPr>
-            <w:r>
-              <w:t xml:space="preserve">dining_illuminance</w:t>
-            </w:r>
-          </w:p>
-        </w:tc>
-        <w:tc>
-          <w:tcPr>
-            <w:tcW w:w="2200" w:type="dxa"/>
-          </w:tcPr>
-          <w:p>
-            <w:pPr>
-              <w:spacing w:before="0" w:after="0" w:line="360" w:lineRule="auto"/>
-            </w:pPr>
-            <w:r>
-              <w:t xml:space="preserve">RMSE</w:t>
-            </w:r>
-          </w:p>
-        </w:tc>
-        <w:tc>
-          <w:tcPr>
-            <w:tcW w:w="2200" w:type="dxa"/>
-          </w:tcPr>
-          <w:p>
-            <w:pPr>
-              <w:spacing w:before="0" w:after="0" w:line="360" w:lineRule="auto"/>
-            </w:pPr>
-            <w:r>
-              <w:t xml:space="preserve">14.449</w:t>
-            </w:r>
-          </w:p>
-        </w:tc>
-        <w:tc>
-          <w:tcPr>
-            <w:tcW w:w="2200" w:type="dxa"/>
-          </w:tcPr>
-          <w:p>
-            <w:pPr>
-              <w:spacing w:before="0" w:after="0" w:line="360" w:lineRule="auto"/>
-            </w:pPr>
-            <w:r>
-              <w:t xml:space="preserve">13.623</w:t>
-            </w:r>
-          </w:p>
-        </w:tc>
-        <w:tc>
-          <w:tcPr>
-            <w:tcW w:w="2200" w:type="dxa"/>
-          </w:tcPr>
-          <w:p>
-            <w:pPr>
-              <w:spacing w:before="0" w:after="0" w:line="360" w:lineRule="auto"/>
-            </w:pPr>
-            <w:r>
-              <w:t xml:space="preserve">13.552</w:t>
-            </w:r>
-          </w:p>
-        </w:tc>
-      </w:tr>
-      <w:tr>
-        <w:tc>
-          <w:tcPr>
-            <w:tcW w:w="2200" w:type="dxa"/>
-          </w:tcPr>
-          <w:p>
-            <w:pPr>
-              <w:spacing w:before="0" w:after="0" w:line="360" w:lineRule="auto"/>
-            </w:pPr>
-            <w:r>
-              <w:t xml:space="preserve">S3 複合照度</w:t>
-            </w:r>
-          </w:p>
-        </w:tc>
-        <w:tc>
-          <w:tcPr>
-            <w:tcW w:w="2200" w:type="dxa"/>
-          </w:tcPr>
-          <w:p>
-            <w:pPr>
-              <w:spacing w:before="0" w:after="0" w:line="360" w:lineRule="auto"/>
-            </w:pPr>
-            <w:r>
-              <w:t xml:space="preserve">15min</w:t>
-            </w:r>
-          </w:p>
-        </w:tc>
-        <w:tc>
-          <w:tcPr>
-            <w:tcW w:w="2200" w:type="dxa"/>
-          </w:tcPr>
-          <w:p>
-            <w:pPr>
-              <w:spacing w:before="0" w:after="0" w:line="360" w:lineRule="auto"/>
-            </w:pPr>
-            <w:r>
-              <w:t xml:space="preserve">dining_illuminance</w:t>
-            </w:r>
-          </w:p>
-        </w:tc>
-        <w:tc>
-          <w:tcPr>
-            <w:tcW w:w="2200" w:type="dxa"/>
-          </w:tcPr>
-          <w:p>
-            <w:pPr>
-              <w:spacing w:before="0" w:after="0" w:line="360" w:lineRule="auto"/>
-            </w:pPr>
-            <w:r>
-              <w:t xml:space="preserve">Corr</w:t>
-            </w:r>
-          </w:p>
-        </w:tc>
-        <w:tc>
-          <w:tcPr>
-            <w:tcW w:w="2200" w:type="dxa"/>
-          </w:tcPr>
-          <w:p>
-            <w:pPr>
-              <w:spacing w:before="0" w:after="0" w:line="360" w:lineRule="auto"/>
-            </w:pPr>
-            <w:r>
-              <w:t xml:space="preserve">0.000</w:t>
-            </w:r>
-          </w:p>
-        </w:tc>
-        <w:tc>
-          <w:tcPr>
-            <w:tcW w:w="2200" w:type="dxa"/>
-          </w:tcPr>
-          <w:p>
-            <w:pPr>
-              <w:spacing w:before="0" w:after="0" w:line="360" w:lineRule="auto"/>
-            </w:pPr>
-            <w:r>
-              <w:t xml:space="preserve">0.526</w:t>
-            </w:r>
-          </w:p>
-        </w:tc>
-        <w:tc>
-          <w:tcPr>
-            <w:tcW w:w="2200" w:type="dxa"/>
-          </w:tcPr>
-          <w:p>
-            <w:pPr>
-              <w:spacing w:before="0" w:after="0" w:line="360" w:lineRule="auto"/>
-            </w:pPr>
-            <w:r>
-              <w:t xml:space="preserve">0.366</w:t>
-            </w:r>
-          </w:p>
-        </w:tc>
-      </w:tr>
-      <w:tr>
-        <w:tc>
-          <w:tcPr>
-            <w:tcW w:w="2200" w:type="dxa"/>
-          </w:tcPr>
-          <w:p>
-            <w:pPr>
-              <w:spacing w:before="0" w:after="0" w:line="360" w:lineRule="auto"/>
-            </w:pPr>
-            <w:r>
-              <w:t xml:space="preserve">S3 複合溫度</w:t>
-            </w:r>
-          </w:p>
-        </w:tc>
-        <w:tc>
-          <w:tcPr>
-            <w:tcW w:w="2200" w:type="dxa"/>
-          </w:tcPr>
-          <w:p>
-            <w:pPr>
-              <w:spacing w:before="0" w:after="0" w:line="360" w:lineRule="auto"/>
-            </w:pPr>
-            <w:r>
-              <w:t xml:space="preserve">60min</w:t>
-            </w:r>
-          </w:p>
-        </w:tc>
-        <w:tc>
-          <w:tcPr>
-            <w:tcW w:w="2200" w:type="dxa"/>
-          </w:tcPr>
-          <w:p>
-            <w:pPr>
-              <w:spacing w:before="0" w:after="0" w:line="360" w:lineRule="auto"/>
-            </w:pPr>
-            <w:r>
-              <w:t xml:space="preserve">dining_temperature</w:t>
-            </w:r>
-          </w:p>
-        </w:tc>
-        <w:tc>
-          <w:tcPr>
-            <w:tcW w:w="2200" w:type="dxa"/>
-          </w:tcPr>
-          <w:p>
-            <w:pPr>
-              <w:spacing w:before="0" w:after="0" w:line="360" w:lineRule="auto"/>
-            </w:pPr>
-            <w:r>
-              <w:t xml:space="preserve">MAE</w:t>
-            </w:r>
-          </w:p>
-        </w:tc>
-        <w:tc>
-          <w:tcPr>
-            <w:tcW w:w="2200" w:type="dxa"/>
-          </w:tcPr>
-          <w:p>
-            <w:pPr>
-              <w:spacing w:before="0" w:after="0" w:line="360" w:lineRule="auto"/>
-            </w:pPr>
-            <w:r>
-              <w:t xml:space="preserve">0.563</w:t>
-            </w:r>
-          </w:p>
-        </w:tc>
-        <w:tc>
-          <w:tcPr>
-            <w:tcW w:w="2200" w:type="dxa"/>
-          </w:tcPr>
-          <w:p>
-            <w:pPr>
-              <w:spacing w:before="0" w:after="0" w:line="360" w:lineRule="auto"/>
-            </w:pPr>
-            <w:r>
-              <w:t xml:space="preserve">0.212</w:t>
-            </w:r>
-          </w:p>
-        </w:tc>
-        <w:tc>
-          <w:tcPr>
-            <w:tcW w:w="2200" w:type="dxa"/>
-          </w:tcPr>
-          <w:p>
-            <w:pPr>
-              <w:spacing w:before="0" w:after="0" w:line="360" w:lineRule="auto"/>
-            </w:pPr>
-            <w:r>
-              <w:t xml:space="preserve">0.190</w:t>
-            </w:r>
-          </w:p>
-        </w:tc>
-      </w:tr>
-      <w:tr>
-        <w:tc>
-          <w:tcPr>
-            <w:tcW w:w="2200" w:type="dxa"/>
-          </w:tcPr>
-          <w:p>
-            <w:pPr>
-              <w:spacing w:before="0" w:after="0" w:line="360" w:lineRule="auto"/>
-            </w:pPr>
-            <w:r>
-              <w:t xml:space="preserve">S3 複合溫度</w:t>
-            </w:r>
-          </w:p>
-        </w:tc>
-        <w:tc>
-          <w:tcPr>
-            <w:tcW w:w="2200" w:type="dxa"/>
-          </w:tcPr>
-          <w:p>
-            <w:pPr>
-              <w:spacing w:before="0" w:after="0" w:line="360" w:lineRule="auto"/>
-            </w:pPr>
-            <w:r>
-              <w:t xml:space="preserve">60min</w:t>
-            </w:r>
-          </w:p>
-        </w:tc>
-        <w:tc>
-          <w:tcPr>
-            <w:tcW w:w="2200" w:type="dxa"/>
-          </w:tcPr>
-          <w:p>
-            <w:pPr>
-              <w:spacing w:before="0" w:after="0" w:line="360" w:lineRule="auto"/>
-            </w:pPr>
-            <w:r>
-              <w:t xml:space="preserve">dining_temperature</w:t>
-            </w:r>
-          </w:p>
-        </w:tc>
-        <w:tc>
-          <w:tcPr>
-            <w:tcW w:w="2200" w:type="dxa"/>
-          </w:tcPr>
-          <w:p>
-            <w:pPr>
-              <w:spacing w:before="0" w:after="0" w:line="360" w:lineRule="auto"/>
-            </w:pPr>
-            <w:r>
-              <w:t xml:space="preserve">RMSE</w:t>
-            </w:r>
-          </w:p>
-        </w:tc>
-        <w:tc>
-          <w:tcPr>
-            <w:tcW w:w="2200" w:type="dxa"/>
-          </w:tcPr>
-          <w:p>
-            <w:pPr>
-              <w:spacing w:before="0" w:after="0" w:line="360" w:lineRule="auto"/>
-            </w:pPr>
-            <w:r>
-              <w:t xml:space="preserve">0.693</w:t>
-            </w:r>
-          </w:p>
-        </w:tc>
-        <w:tc>
-          <w:tcPr>
-            <w:tcW w:w="2200" w:type="dxa"/>
-          </w:tcPr>
-          <w:p>
-            <w:pPr>
-              <w:spacing w:before="0" w:after="0" w:line="360" w:lineRule="auto"/>
-            </w:pPr>
-            <w:r>
-              <w:t xml:space="preserve">0.256</w:t>
-            </w:r>
-          </w:p>
-        </w:tc>
-        <w:tc>
-          <w:tcPr>
-            <w:tcW w:w="2200" w:type="dxa"/>
-          </w:tcPr>
-          <w:p>
-            <w:pPr>
-              <w:spacing w:before="0" w:after="0" w:line="360" w:lineRule="auto"/>
-            </w:pPr>
-            <w:r>
-              <w:t xml:space="preserve">0.243</w:t>
-            </w:r>
-          </w:p>
-        </w:tc>
-      </w:tr>
-      <w:tr>
-        <w:tc>
-          <w:tcPr>
-            <w:tcW w:w="2200" w:type="dxa"/>
-          </w:tcPr>
-          <w:p>
-            <w:pPr>
-              <w:spacing w:before="0" w:after="0" w:line="360" w:lineRule="auto"/>
-            </w:pPr>
-            <w:r>
-              <w:t xml:space="preserve">S3 複合溫度</w:t>
-            </w:r>
-          </w:p>
-        </w:tc>
-        <w:tc>
-          <w:tcPr>
-            <w:tcW w:w="2200" w:type="dxa"/>
-          </w:tcPr>
-          <w:p>
-            <w:pPr>
-              <w:spacing w:before="0" w:after="0" w:line="360" w:lineRule="auto"/>
-            </w:pPr>
-            <w:r>
-              <w:t xml:space="preserve">60min</w:t>
-            </w:r>
-          </w:p>
-        </w:tc>
-        <w:tc>
-          <w:tcPr>
-            <w:tcW w:w="2200" w:type="dxa"/>
-          </w:tcPr>
-          <w:p>
-            <w:pPr>
-              <w:spacing w:before="0" w:after="0" w:line="360" w:lineRule="auto"/>
-            </w:pPr>
-            <w:r>
-              <w:t xml:space="preserve">dining_temperature</w:t>
-            </w:r>
-          </w:p>
-        </w:tc>
-        <w:tc>
-          <w:tcPr>
-            <w:tcW w:w="2200" w:type="dxa"/>
-          </w:tcPr>
-          <w:p>
-            <w:pPr>
-              <w:spacing w:before="0" w:after="0" w:line="360" w:lineRule="auto"/>
-            </w:pPr>
-            <w:r>
-              <w:t xml:space="preserve">Corr</w:t>
-            </w:r>
-          </w:p>
-        </w:tc>
-        <w:tc>
-          <w:tcPr>
-            <w:tcW w:w="2200" w:type="dxa"/>
-          </w:tcPr>
-          <w:p>
-            <w:pPr>
-              <w:spacing w:before="0" w:after="0" w:line="360" w:lineRule="auto"/>
-            </w:pPr>
-            <w:r>
-              <w:t xml:space="preserve">0.000</w:t>
-            </w:r>
-          </w:p>
-        </w:tc>
-        <w:tc>
-          <w:tcPr>
-            <w:tcW w:w="2200" w:type="dxa"/>
-          </w:tcPr>
-          <w:p>
-            <w:pPr>
-              <w:spacing w:before="0" w:after="0" w:line="360" w:lineRule="auto"/>
-            </w:pPr>
-            <w:r>
-              <w:t xml:space="preserve">0.906</w:t>
-            </w:r>
-          </w:p>
-        </w:tc>
-        <w:tc>
-          <w:tcPr>
-            <w:tcW w:w="2200" w:type="dxa"/>
-          </w:tcPr>
-          <w:p>
-            <w:pPr>
-              <w:spacing w:before="0" w:after="0" w:line="360" w:lineRule="auto"/>
-            </w:pPr>
-            <w:r>
-              <w:t xml:space="preserve">0.937</w:t>
-            </w:r>
-          </w:p>
-        </w:tc>
-      </w:tr>
-      <w:tr>
-        <w:tc>
-          <w:tcPr>
-            <w:tcW w:w="2200" w:type="dxa"/>
-          </w:tcPr>
-          <w:p>
-            <w:pPr>
-              <w:spacing w:before="0" w:after="0" w:line="360" w:lineRule="auto"/>
-            </w:pPr>
-            <w:r>
-              <w:t xml:space="preserve">S3 複合濕度</w:t>
-            </w:r>
-          </w:p>
-        </w:tc>
-        <w:tc>
-          <w:tcPr>
-            <w:tcW w:w="2200" w:type="dxa"/>
-          </w:tcPr>
-          <w:p>
-            <w:pPr>
-              <w:spacing w:before="0" w:after="0" w:line="360" w:lineRule="auto"/>
-            </w:pPr>
-            <w:r>
-              <w:t xml:space="preserve">60min</w:t>
-            </w:r>
-          </w:p>
-        </w:tc>
-        <w:tc>
-          <w:tcPr>
-            <w:tcW w:w="2200" w:type="dxa"/>
-          </w:tcPr>
-          <w:p>
-            <w:pPr>
-              <w:spacing w:before="0" w:after="0" w:line="360" w:lineRule="auto"/>
-            </w:pPr>
-            <w:r>
-              <w:t xml:space="preserve">dining_humidity</w:t>
-            </w:r>
-          </w:p>
-        </w:tc>
-        <w:tc>
-          <w:tcPr>
-            <w:tcW w:w="2200" w:type="dxa"/>
-          </w:tcPr>
-          <w:p>
-            <w:pPr>
-              <w:spacing w:before="0" w:after="0" w:line="360" w:lineRule="auto"/>
-            </w:pPr>
-            <w:r>
-              <w:t xml:space="preserve">MAE</w:t>
-            </w:r>
-          </w:p>
-        </w:tc>
-        <w:tc>
-          <w:tcPr>
-            <w:tcW w:w="2200" w:type="dxa"/>
-          </w:tcPr>
-          <w:p>
-            <w:pPr>
-              <w:spacing w:before="0" w:after="0" w:line="360" w:lineRule="auto"/>
-            </w:pPr>
-            <w:r>
-              <w:t xml:space="preserve">0.889</w:t>
-            </w:r>
-          </w:p>
-        </w:tc>
-        <w:tc>
-          <w:tcPr>
-            <w:tcW w:w="2200" w:type="dxa"/>
-          </w:tcPr>
-          <w:p>
-            <w:pPr>
-              <w:spacing w:before="0" w:after="0" w:line="360" w:lineRule="auto"/>
-            </w:pPr>
-            <w:r>
-              <w:t xml:space="preserve">0.809</w:t>
-            </w:r>
-          </w:p>
-        </w:tc>
-        <w:tc>
-          <w:tcPr>
-            <w:tcW w:w="2200" w:type="dxa"/>
-          </w:tcPr>
-          <w:p>
-            <w:pPr>
-              <w:spacing w:before="0" w:after="0" w:line="360" w:lineRule="auto"/>
-            </w:pPr>
-            <w:r>
-              <w:t xml:space="preserve">0.759</w:t>
-            </w:r>
-          </w:p>
-        </w:tc>
-      </w:tr>
-      <w:tr>
-        <w:tc>
-          <w:tcPr>
-            <w:tcW w:w="2200" w:type="dxa"/>
-          </w:tcPr>
-          <w:p>
-            <w:pPr>
-              <w:spacing w:before="0" w:after="0" w:line="360" w:lineRule="auto"/>
-            </w:pPr>
-            <w:r>
-              <w:t xml:space="preserve">S3 複合濕度</w:t>
-            </w:r>
-          </w:p>
-        </w:tc>
-        <w:tc>
-          <w:tcPr>
-            <w:tcW w:w="2200" w:type="dxa"/>
-          </w:tcPr>
-          <w:p>
-            <w:pPr>
-              <w:spacing w:before="0" w:after="0" w:line="360" w:lineRule="auto"/>
-            </w:pPr>
-            <w:r>
-              <w:t xml:space="preserve">60min</w:t>
-            </w:r>
-          </w:p>
-        </w:tc>
-        <w:tc>
-          <w:tcPr>
-            <w:tcW w:w="2200" w:type="dxa"/>
-          </w:tcPr>
-          <w:p>
-            <w:pPr>
-              <w:spacing w:before="0" w:after="0" w:line="360" w:lineRule="auto"/>
-            </w:pPr>
-            <w:r>
-              <w:t xml:space="preserve">dining_humidity</w:t>
-            </w:r>
-          </w:p>
-        </w:tc>
-        <w:tc>
-          <w:tcPr>
-            <w:tcW w:w="2200" w:type="dxa"/>
-          </w:tcPr>
-          <w:p>
-            <w:pPr>
-              <w:spacing w:before="0" w:after="0" w:line="360" w:lineRule="auto"/>
-            </w:pPr>
-            <w:r>
-              <w:t xml:space="preserve">RMSE</w:t>
-            </w:r>
-          </w:p>
-        </w:tc>
-        <w:tc>
-          <w:tcPr>
-            <w:tcW w:w="2200" w:type="dxa"/>
-          </w:tcPr>
-          <w:p>
-            <w:pPr>
-              <w:spacing w:before="0" w:after="0" w:line="360" w:lineRule="auto"/>
-            </w:pPr>
-            <w:r>
-              <w:t xml:space="preserve">1.281</w:t>
-            </w:r>
-          </w:p>
-        </w:tc>
-        <w:tc>
-          <w:tcPr>
-            <w:tcW w:w="2200" w:type="dxa"/>
-          </w:tcPr>
-          <w:p>
-            <w:pPr>
-              <w:spacing w:before="0" w:after="0" w:line="360" w:lineRule="auto"/>
-            </w:pPr>
-            <w:r>
-              <w:t xml:space="preserve">1.155</w:t>
-            </w:r>
-          </w:p>
-        </w:tc>
-        <w:tc>
-          <w:tcPr>
-            <w:tcW w:w="2200" w:type="dxa"/>
-          </w:tcPr>
-          <w:p>
-            <w:pPr>
-              <w:spacing w:before="0" w:after="0" w:line="360" w:lineRule="auto"/>
-            </w:pPr>
-            <w:r>
-              <w:t xml:space="preserve">1.059</w:t>
-            </w:r>
-          </w:p>
-        </w:tc>
-      </w:tr>
-      <w:tr>
-        <w:tc>
-          <w:tcPr>
-            <w:tcW w:w="2200" w:type="dxa"/>
-          </w:tcPr>
-          <w:p>
-            <w:pPr>
-              <w:spacing w:before="0" w:after="0" w:line="360" w:lineRule="auto"/>
-            </w:pPr>
-            <w:r>
-              <w:t xml:space="preserve">S3 複合濕度</w:t>
-            </w:r>
-          </w:p>
-        </w:tc>
-        <w:tc>
-          <w:tcPr>
-            <w:tcW w:w="2200" w:type="dxa"/>
-          </w:tcPr>
-          <w:p>
-            <w:pPr>
-              <w:spacing w:before="0" w:after="0" w:line="360" w:lineRule="auto"/>
-            </w:pPr>
-            <w:r>
-              <w:t xml:space="preserve">60min</w:t>
-            </w:r>
-          </w:p>
-        </w:tc>
-        <w:tc>
-          <w:tcPr>
-            <w:tcW w:w="2200" w:type="dxa"/>
-          </w:tcPr>
-          <w:p>
-            <w:pPr>
-              <w:spacing w:before="0" w:after="0" w:line="360" w:lineRule="auto"/>
-            </w:pPr>
-            <w:r>
-              <w:t xml:space="preserve">dining_humidity</w:t>
-            </w:r>
-          </w:p>
-        </w:tc>
-        <w:tc>
-          <w:tcPr>
-            <w:tcW w:w="2200" w:type="dxa"/>
-          </w:tcPr>
-          <w:p>
-            <w:pPr>
-              <w:spacing w:before="0" w:after="0" w:line="360" w:lineRule="auto"/>
-            </w:pPr>
-            <w:r>
-              <w:t xml:space="preserve">Corr</w:t>
-            </w:r>
-          </w:p>
-        </w:tc>
-        <w:tc>
-          <w:tcPr>
-            <w:tcW w:w="2200" w:type="dxa"/>
-          </w:tcPr>
-          <w:p>
-            <w:pPr>
-              <w:spacing w:before="0" w:after="0" w:line="360" w:lineRule="auto"/>
-            </w:pPr>
-            <w:r>
-              <w:t xml:space="preserve">0.000</w:t>
-            </w:r>
-          </w:p>
-        </w:tc>
-        <w:tc>
-          <w:tcPr>
-            <w:tcW w:w="2200" w:type="dxa"/>
-          </w:tcPr>
-          <w:p>
-            <w:pPr>
-              <w:spacing w:before="0" w:after="0" w:line="360" w:lineRule="auto"/>
-            </w:pPr>
-            <w:r>
-              <w:t xml:space="preserve">0.434</w:t>
-            </w:r>
-          </w:p>
-        </w:tc>
-        <w:tc>
-          <w:tcPr>
-            <w:tcW w:w="2200" w:type="dxa"/>
-          </w:tcPr>
-          <w:p>
-            <w:pPr>
-              <w:spacing w:before="0" w:after="0" w:line="360" w:lineRule="auto"/>
-            </w:pPr>
-            <w:r>
-              <w:t xml:space="preserve">0.569</w:t>
-            </w:r>
-          </w:p>
-        </w:tc>
-      </w:tr>
-      <w:tr>
-        <w:tc>
-          <w:tcPr>
-            <w:tcW w:w="2200" w:type="dxa"/>
-          </w:tcPr>
-          <w:p>
-            <w:pPr>
-              <w:spacing w:before="0" w:after="0" w:line="360" w:lineRule="auto"/>
-            </w:pPr>
-            <w:r>
-              <w:t xml:space="preserve">S3 複合照度</w:t>
-            </w:r>
-          </w:p>
-        </w:tc>
-        <w:tc>
-          <w:tcPr>
-            <w:tcW w:w="2200" w:type="dxa"/>
-          </w:tcPr>
-          <w:p>
-            <w:pPr>
-              <w:spacing w:before="0" w:after="0" w:line="360" w:lineRule="auto"/>
-            </w:pPr>
-            <w:r>
-              <w:t xml:space="preserve">60min</w:t>
-            </w:r>
-          </w:p>
-        </w:tc>
-        <w:tc>
-          <w:tcPr>
-            <w:tcW w:w="2200" w:type="dxa"/>
-          </w:tcPr>
-          <w:p>
-            <w:pPr>
-              <w:spacing w:before="0" w:after="0" w:line="360" w:lineRule="auto"/>
-            </w:pPr>
-            <w:r>
-              <w:t xml:space="preserve">dining_illuminance</w:t>
-            </w:r>
-          </w:p>
-        </w:tc>
-        <w:tc>
-          <w:tcPr>
-            <w:tcW w:w="2200" w:type="dxa"/>
-          </w:tcPr>
-          <w:p>
-            <w:pPr>
-              <w:spacing w:before="0" w:after="0" w:line="360" w:lineRule="auto"/>
-            </w:pPr>
-            <w:r>
-              <w:t xml:space="preserve">MAE</w:t>
-            </w:r>
-          </w:p>
-        </w:tc>
-        <w:tc>
-          <w:tcPr>
-            <w:tcW w:w="2200" w:type="dxa"/>
-          </w:tcPr>
-          <w:p>
-            <w:pPr>
-              <w:spacing w:before="0" w:after="0" w:line="360" w:lineRule="auto"/>
-            </w:pPr>
-            <w:r>
-              <w:t xml:space="preserve">15.209</w:t>
-            </w:r>
-          </w:p>
-        </w:tc>
-        <w:tc>
-          <w:tcPr>
-            <w:tcW w:w="2200" w:type="dxa"/>
-          </w:tcPr>
-          <w:p>
-            <w:pPr>
-              <w:spacing w:before="0" w:after="0" w:line="360" w:lineRule="auto"/>
-            </w:pPr>
-            <w:r>
-              <w:t xml:space="preserve">17.170</w:t>
-            </w:r>
-          </w:p>
-        </w:tc>
-        <w:tc>
-          <w:tcPr>
-            <w:tcW w:w="2200" w:type="dxa"/>
-          </w:tcPr>
-          <w:p>
-            <w:pPr>
-              <w:spacing w:before="0" w:after="0" w:line="360" w:lineRule="auto"/>
-            </w:pPr>
-            <w:r>
-              <w:t xml:space="preserve">14.460</w:t>
-            </w:r>
-          </w:p>
-        </w:tc>
-      </w:tr>
-      <w:tr>
-        <w:tc>
-          <w:tcPr>
-            <w:tcW w:w="2200" w:type="dxa"/>
-          </w:tcPr>
-          <w:p>
-            <w:pPr>
-              <w:spacing w:before="0" w:after="0" w:line="360" w:lineRule="auto"/>
-            </w:pPr>
-            <w:r>
-              <w:t xml:space="preserve">S3 複合照度</w:t>
-            </w:r>
-          </w:p>
-        </w:tc>
-        <w:tc>
-          <w:tcPr>
-            <w:tcW w:w="2200" w:type="dxa"/>
-          </w:tcPr>
-          <w:p>
-            <w:pPr>
-              <w:spacing w:before="0" w:after="0" w:line="360" w:lineRule="auto"/>
-            </w:pPr>
-            <w:r>
-              <w:t xml:space="preserve">60min</w:t>
-            </w:r>
-          </w:p>
-        </w:tc>
-        <w:tc>
-          <w:tcPr>
-            <w:tcW w:w="2200" w:type="dxa"/>
-          </w:tcPr>
-          <w:p>
-            <w:pPr>
-              <w:spacing w:before="0" w:after="0" w:line="360" w:lineRule="auto"/>
-            </w:pPr>
-            <w:r>
-              <w:t xml:space="preserve">dining_illuminance</w:t>
-            </w:r>
-          </w:p>
-        </w:tc>
-        <w:tc>
-          <w:tcPr>
-            <w:tcW w:w="2200" w:type="dxa"/>
-          </w:tcPr>
-          <w:p>
-            <w:pPr>
-              <w:spacing w:before="0" w:after="0" w:line="360" w:lineRule="auto"/>
-            </w:pPr>
-            <w:r>
-              <w:t xml:space="preserve">RMSE</w:t>
-            </w:r>
-          </w:p>
-        </w:tc>
-        <w:tc>
-          <w:tcPr>
-            <w:tcW w:w="2200" w:type="dxa"/>
-          </w:tcPr>
-          <w:p>
-            <w:pPr>
-              <w:spacing w:before="0" w:after="0" w:line="360" w:lineRule="auto"/>
-            </w:pPr>
-            <w:r>
-              <w:t xml:space="preserve">21.931</w:t>
-            </w:r>
-          </w:p>
-        </w:tc>
-        <w:tc>
-          <w:tcPr>
-            <w:tcW w:w="2200" w:type="dxa"/>
-          </w:tcPr>
-          <w:p>
-            <w:pPr>
-              <w:spacing w:before="0" w:after="0" w:line="360" w:lineRule="auto"/>
-            </w:pPr>
-            <w:r>
-              <w:t xml:space="preserve">22.763</w:t>
-            </w:r>
-          </w:p>
-        </w:tc>
-        <w:tc>
-          <w:tcPr>
-            <w:tcW w:w="2200" w:type="dxa"/>
-          </w:tcPr>
-          <w:p>
-            <w:pPr>
-              <w:spacing w:before="0" w:after="0" w:line="360" w:lineRule="auto"/>
-            </w:pPr>
-            <w:r>
-              <w:t xml:space="preserve">19.344</w:t>
-            </w:r>
-          </w:p>
-        </w:tc>
-      </w:tr>
-      <w:tr>
-        <w:tc>
-          <w:tcPr>
-            <w:tcW w:w="2200" w:type="dxa"/>
-          </w:tcPr>
-          <w:p>
-            <w:pPr>
-              <w:spacing w:before="0" w:after="0" w:line="360" w:lineRule="auto"/>
-            </w:pPr>
-            <w:r>
-              <w:t xml:space="preserve">S3 複合照度</w:t>
-            </w:r>
-          </w:p>
-        </w:tc>
-        <w:tc>
-          <w:tcPr>
-            <w:tcW w:w="2200" w:type="dxa"/>
-          </w:tcPr>
-          <w:p>
-            <w:pPr>
-              <w:spacing w:before="0" w:after="0" w:line="360" w:lineRule="auto"/>
-            </w:pPr>
-            <w:r>
-              <w:t xml:space="preserve">60min</w:t>
-            </w:r>
-          </w:p>
-        </w:tc>
-        <w:tc>
-          <w:tcPr>
-            <w:tcW w:w="2200" w:type="dxa"/>
-          </w:tcPr>
-          <w:p>
-            <w:pPr>
-              <w:spacing w:before="0" w:after="0" w:line="360" w:lineRule="auto"/>
-            </w:pPr>
-            <w:r>
-              <w:t xml:space="preserve">dining_illuminance</w:t>
-            </w:r>
-          </w:p>
-        </w:tc>
-        <w:tc>
-          <w:tcPr>
-            <w:tcW w:w="2200" w:type="dxa"/>
-          </w:tcPr>
-          <w:p>
-            <w:pPr>
-              <w:spacing w:before="0" w:after="0" w:line="360" w:lineRule="auto"/>
-            </w:pPr>
-            <w:r>
-              <w:t xml:space="preserve">Corr</w:t>
-            </w:r>
-          </w:p>
-        </w:tc>
-        <w:tc>
-          <w:tcPr>
-            <w:tcW w:w="2200" w:type="dxa"/>
-          </w:tcPr>
-          <w:p>
-            <w:pPr>
-              <w:spacing w:before="0" w:after="0" w:line="360" w:lineRule="auto"/>
-            </w:pPr>
-            <w:r>
-              <w:t xml:space="preserve">0.000</w:t>
-            </w:r>
-          </w:p>
-        </w:tc>
-        <w:tc>
-          <w:tcPr>
-            <w:tcW w:w="2200" w:type="dxa"/>
-          </w:tcPr>
-          <w:p>
-            <w:pPr>
-              <w:spacing w:before="0" w:after="0" w:line="360" w:lineRule="auto"/>
-            </w:pPr>
-            <w:r>
-              <w:t xml:space="preserve">0.715</w:t>
-            </w:r>
-          </w:p>
-        </w:tc>
-        <w:tc>
-          <w:tcPr>
-            <w:tcW w:w="2200" w:type="dxa"/>
-          </w:tcPr>
-          <w:p>
-            <w:pPr>
-              <w:spacing w:before="0" w:after="0" w:line="360" w:lineRule="auto"/>
-            </w:pPr>
-            <w:r>
-              <w:t xml:space="preserve">0.472</w:t>
+              <w:t xml:space="preserve">輸出或限制</w:t>
+            </w:r>
+          </w:p>
+        </w:tc>
+      </w:tr>
+      <w:tr>
+        <w:tc>
+          <w:tcPr>
+            <w:tcW w:w="2200" w:type="dxa"/>
+          </w:tcPr>
+          <w:p>
+            <w:pPr>
+              <w:spacing w:before="0" w:after="0" w:line="360" w:lineRule="auto"/>
+            </w:pPr>
+            <w:r>
+              <w:t xml:space="preserve">資料正規化</w:t>
+            </w:r>
+          </w:p>
+        </w:tc>
+        <w:tc>
+          <w:tcPr>
+            <w:tcW w:w="2200" w:type="dxa"/>
+          </w:tcPr>
+          <w:p>
+            <w:pPr>
+              <w:spacing w:before="0" w:after="0" w:line="360" w:lineRule="auto"/>
+            </w:pPr>
+            <w:r>
+              <w:t xml:space="preserve">normalize_public_benchmark_data.py 將 raw SML2010/CU-BEMS 轉為 normalized public templates</w:t>
+            </w:r>
+          </w:p>
+        </w:tc>
+        <w:tc>
+          <w:tcPr>
+            <w:tcW w:w="2200" w:type="dxa"/>
+          </w:tcPr>
+          <w:p>
+            <w:pPr>
+              <w:spacing w:before="0" w:after="0" w:line="360" w:lineRule="auto"/>
+            </w:pPr>
+            <w:r>
+              <w:t xml:space="preserve">保留公開資料可觀測欄位，不補造完整 3D dense field</w:t>
+            </w:r>
+          </w:p>
+        </w:tc>
+      </w:tr>
+      <w:tr>
+        <w:tc>
+          <w:tcPr>
+            <w:tcW w:w="2200" w:type="dxa"/>
+          </w:tcPr>
+          <w:p>
+            <w:pPr>
+              <w:spacing w:before="0" w:after="0" w:line="360" w:lineRule="auto"/>
+            </w:pPr>
+            <w:r>
+              <w:t xml:space="preserve">Baseline 建立</w:t>
+            </w:r>
+          </w:p>
+        </w:tc>
+        <w:tc>
+          <w:tcPr>
+            <w:tcW w:w="2200" w:type="dxa"/>
+          </w:tcPr>
+          <w:p>
+            <w:pPr>
+              <w:spacing w:before="0" w:after="0" w:line="360" w:lineRule="auto"/>
+            </w:pPr>
+            <w:r>
+              <w:t xml:space="preserve">run_public_dataset_benchmark.py 在相同 task、horizon、target 上計算 persistence 與 linear regression</w:t>
+            </w:r>
+          </w:p>
+        </w:tc>
+        <w:tc>
+          <w:tcPr>
+            <w:tcW w:w="2200" w:type="dxa"/>
+          </w:tcPr>
+          <w:p>
+            <w:pPr>
+              <w:spacing w:before="0" w:after="0" w:line="360" w:lineRule="auto"/>
+            </w:pPr>
+            <w:r>
+              <w:t xml:space="preserve">採 chronological 70/30 split，避免時序洩漏</w:t>
+            </w:r>
+          </w:p>
+        </w:tc>
+      </w:tr>
+      <w:tr>
+        <w:tc>
+          <w:tcPr>
+            <w:tcW w:w="2200" w:type="dxa"/>
+          </w:tcPr>
+          <w:p>
+            <w:pPr>
+              <w:spacing w:before="0" w:after="0" w:line="360" w:lineRule="auto"/>
+            </w:pPr>
+            <w:r>
+              <w:t xml:space="preserve">模型映射</w:t>
+            </w:r>
+          </w:p>
+        </w:tc>
+        <w:tc>
+          <w:tcPr>
+            <w:tcW w:w="2200" w:type="dxa"/>
+          </w:tcPr>
+          <w:p>
+            <w:pPr>
+              <w:spacing w:before="0" w:after="0" w:line="360" w:lineRule="auto"/>
+            </w:pPr>
+            <w:r>
+              <w:t xml:space="preserve">run_public_dataset_model_comparison.py 將 DigitalTwinModel + hybrid residual checkpoint 映射為 structured prior</w:t>
+            </w:r>
+          </w:p>
+        </w:tc>
+        <w:tc>
+          <w:tcPr>
+            <w:tcW w:w="2200" w:type="dxa"/>
+          </w:tcPr>
+          <w:p>
+            <w:pPr>
+              <w:spacing w:before="0" w:after="0" w:line="360" w:lineRule="auto"/>
+            </w:pPr>
+            <w:r>
+              <w:t xml:space="preserve">使用 pseudo room、pseudo device 與 boundary/device-response 特徵</w:t>
+            </w:r>
+          </w:p>
+        </w:tc>
+      </w:tr>
+      <w:tr>
+        <w:tc>
+          <w:tcPr>
+            <w:tcW w:w="2200" w:type="dxa"/>
+          </w:tcPr>
+          <w:p>
+            <w:pPr>
+              <w:spacing w:before="0" w:after="0" w:line="360" w:lineRule="auto"/>
+            </w:pPr>
+            <w:r>
+              <w:t xml:space="preserve">Readout 訓練</w:t>
+            </w:r>
+          </w:p>
+        </w:tc>
+        <w:tc>
+          <w:tcPr>
+            <w:tcW w:w="2200" w:type="dxa"/>
+          </w:tcPr>
+          <w:p>
+            <w:pPr>
+              <w:spacing w:before="0" w:after="0" w:line="360" w:lineRule="auto"/>
+            </w:pPr>
+            <w:r>
+              <w:t xml:space="preserve">在 baseline 相同的訓練切分上 fit small linear readout head</w:t>
+            </w:r>
+          </w:p>
+        </w:tc>
+        <w:tc>
+          <w:tcPr>
+            <w:tcW w:w="2200" w:type="dxa"/>
+          </w:tcPr>
+          <w:p>
+            <w:pPr>
+              <w:spacing w:before="0" w:after="0" w:line="360" w:lineRule="auto"/>
+            </w:pPr>
+            <w:r>
+              <w:t xml:space="preserve">輸出 hybrid_digital_twin_readout，與 baseline 逐 target 比較</w:t>
+            </w:r>
+          </w:p>
+        </w:tc>
+      </w:tr>
+      <w:tr>
+        <w:tc>
+          <w:tcPr>
+            <w:tcW w:w="2200" w:type="dxa"/>
+          </w:tcPr>
+          <w:p>
+            <w:pPr>
+              <w:spacing w:before="0" w:after="0" w:line="360" w:lineRule="auto"/>
+            </w:pPr>
+            <w:r>
+              <w:t xml:space="preserve">展示與重現</w:t>
+            </w:r>
+          </w:p>
+        </w:tc>
+        <w:tc>
+          <w:tcPr>
+            <w:tcW w:w="2200" w:type="dxa"/>
+          </w:tcPr>
+          <w:p>
+            <w:pPr>
+              <w:spacing w:before="0" w:after="0" w:line="360" w:lineRule="auto"/>
+            </w:pPr>
+            <w:r>
+              <w:t xml:space="preserve">Web demo 透過 /api/public_benchmarks 讀取既有 JSON 輸出</w:t>
+            </w:r>
+          </w:p>
+        </w:tc>
+        <w:tc>
+          <w:tcPr>
+            <w:tcW w:w="2200" w:type="dxa"/>
+          </w:tcPr>
+          <w:p>
+            <w:pPr>
+              <w:spacing w:before="0" w:after="0" w:line="360" w:lineRule="auto"/>
+            </w:pPr>
+            <w:r>
+              <w:t xml:space="preserve">demo 不重新計算數字，避免展示數字與論文不一致</w:t>
+            </w:r>
+          </w:p>
+        </w:tc>
+      </w:tr>
+      <w:tr>
+        <w:tc>
+          <w:tcPr>
+            <w:tcW w:w="2200" w:type="dxa"/>
+          </w:tcPr>
+          <w:p>
+            <w:pPr>
+              <w:spacing w:before="0" w:after="0" w:line="360" w:lineRule="auto"/>
+            </w:pPr>
+            <w:r>
+              <w:t xml:space="preserve">Claim boundary</w:t>
+            </w:r>
+          </w:p>
+        </w:tc>
+        <w:tc>
+          <w:tcPr>
+            <w:tcW w:w="2200" w:type="dxa"/>
+          </w:tcPr>
+          <w:p>
+            <w:pPr>
+              <w:spacing w:before="0" w:after="0" w:line="360" w:lineRule="auto"/>
+            </w:pPr>
+            <w:r>
+              <w:t xml:space="preserve">公開資料只作 shared observable task benchmark</w:t>
+            </w:r>
+          </w:p>
+        </w:tc>
+        <w:tc>
+          <w:tcPr>
+            <w:tcW w:w="2200" w:type="dxa"/>
+          </w:tcPr>
+          <w:p>
+            <w:pPr>
+              <w:spacing w:before="0" w:after="0" w:line="360" w:lineRule="auto"/>
+            </w:pPr>
+            <w:r>
+              <w:t xml:space="preserve">不能宣稱 full 3D field MAE、8-corner calibration 或完整非連網裝置係數學習</w:t>
             </w:r>
           </w:p>
         </w:tc>
@@ -10598,7 +9148,15 @@
         <w:spacing w:before="0" w:after="0" w:line="360" w:lineRule="auto"/>
       </w:pPr>
       <w:r>
-        <w:t xml:space="preserve">表 5-9 列出 CU-BEMS benchmark 各任務三項指標的完整對比。</w:t>
+        <w:t xml:space="preserve">SML2010 在本研究中被映射為 two-point boundary-response benchmark。資料包含 dining room 與 room 兩個室內點位、室外溫濕度、日照與天氣相關欄位，適合評估窗邊或 facade 條件變化後的兩點時序響應；但它不包含完整單房間幾何、明確窗戶開關狀態、完整 3D 場真值，也不能支援非連網裝置影響係數的直接學習。CU-BEMS 則被映射為 single-zone device-response benchmark；每個 floor-zone 被視為一個 pseudo zone，AC power 與 lighting power 被轉換為 bounded device activations，用於評估 zone-level 溫度、濕度與照度響應。它的優點是資料量大且含裝置用電欄位，限制則是多區商辦資料不等於本研究的單房間 8 角落感測拓樸。</w:t>
+      </w:r>
+    </w:p>
+    <w:p>
+      <w:pPr>
+        <w:spacing w:before="0" w:after="0" w:line="360" w:lineRule="auto"/>
+      </w:pPr>
+      <w:r>
+        <w:t xml:space="preserve">表 5-9 列出 SML2010 benchmark 代表性任務的三項指標對比。</w:t>
       </w:r>
     </w:p>
     <w:tbl>
@@ -10736,6 +9294,2659 @@
               <w:spacing w:before="0" w:after="0" w:line="360" w:lineRule="auto"/>
             </w:pPr>
             <w:r>
+              <w:t xml:space="preserve">S1 照度</w:t>
+            </w:r>
+          </w:p>
+        </w:tc>
+        <w:tc>
+          <w:tcPr>
+            <w:tcW w:w="2200" w:type="dxa"/>
+          </w:tcPr>
+          <w:p>
+            <w:pPr>
+              <w:spacing w:before="0" w:after="0" w:line="360" w:lineRule="auto"/>
+            </w:pPr>
+            <w:r>
+              <w:t xml:space="preserve">15min</w:t>
+            </w:r>
+          </w:p>
+        </w:tc>
+        <w:tc>
+          <w:tcPr>
+            <w:tcW w:w="2200" w:type="dxa"/>
+          </w:tcPr>
+          <w:p>
+            <w:pPr>
+              <w:spacing w:before="0" w:after="0" w:line="360" w:lineRule="auto"/>
+            </w:pPr>
+            <w:r>
+              <w:t xml:space="preserve">dining_illuminance</w:t>
+            </w:r>
+          </w:p>
+        </w:tc>
+        <w:tc>
+          <w:tcPr>
+            <w:tcW w:w="2200" w:type="dxa"/>
+          </w:tcPr>
+          <w:p>
+            <w:pPr>
+              <w:spacing w:before="0" w:after="0" w:line="360" w:lineRule="auto"/>
+            </w:pPr>
+            <w:r>
+              <w:t xml:space="preserve">MAE</w:t>
+            </w:r>
+          </w:p>
+        </w:tc>
+        <w:tc>
+          <w:tcPr>
+            <w:tcW w:w="2200" w:type="dxa"/>
+          </w:tcPr>
+          <w:p>
+            <w:pPr>
+              <w:spacing w:before="0" w:after="0" w:line="360" w:lineRule="auto"/>
+            </w:pPr>
+            <w:r>
+              <w:t xml:space="preserve">3.418</w:t>
+            </w:r>
+          </w:p>
+        </w:tc>
+        <w:tc>
+          <w:tcPr>
+            <w:tcW w:w="2200" w:type="dxa"/>
+          </w:tcPr>
+          <w:p>
+            <w:pPr>
+              <w:spacing w:before="0" w:after="0" w:line="360" w:lineRule="auto"/>
+            </w:pPr>
+            <w:r>
+              <w:t xml:space="preserve">4.023</w:t>
+            </w:r>
+          </w:p>
+        </w:tc>
+        <w:tc>
+          <w:tcPr>
+            <w:tcW w:w="2200" w:type="dxa"/>
+          </w:tcPr>
+          <w:p>
+            <w:pPr>
+              <w:spacing w:before="0" w:after="0" w:line="360" w:lineRule="auto"/>
+            </w:pPr>
+            <w:r>
+              <w:t xml:space="preserve">5.346</w:t>
+            </w:r>
+          </w:p>
+        </w:tc>
+      </w:tr>
+      <w:tr>
+        <w:tc>
+          <w:tcPr>
+            <w:tcW w:w="2200" w:type="dxa"/>
+          </w:tcPr>
+          <w:p>
+            <w:pPr>
+              <w:spacing w:before="0" w:after="0" w:line="360" w:lineRule="auto"/>
+            </w:pPr>
+            <w:r>
+              <w:t xml:space="preserve">S1 照度</w:t>
+            </w:r>
+          </w:p>
+        </w:tc>
+        <w:tc>
+          <w:tcPr>
+            <w:tcW w:w="2200" w:type="dxa"/>
+          </w:tcPr>
+          <w:p>
+            <w:pPr>
+              <w:spacing w:before="0" w:after="0" w:line="360" w:lineRule="auto"/>
+            </w:pPr>
+            <w:r>
+              <w:t xml:space="preserve">15min</w:t>
+            </w:r>
+          </w:p>
+        </w:tc>
+        <w:tc>
+          <w:tcPr>
+            <w:tcW w:w="2200" w:type="dxa"/>
+          </w:tcPr>
+          <w:p>
+            <w:pPr>
+              <w:spacing w:before="0" w:after="0" w:line="360" w:lineRule="auto"/>
+            </w:pPr>
+            <w:r>
+              <w:t xml:space="preserve">dining_illuminance</w:t>
+            </w:r>
+          </w:p>
+        </w:tc>
+        <w:tc>
+          <w:tcPr>
+            <w:tcW w:w="2200" w:type="dxa"/>
+          </w:tcPr>
+          <w:p>
+            <w:pPr>
+              <w:spacing w:before="0" w:after="0" w:line="360" w:lineRule="auto"/>
+            </w:pPr>
+            <w:r>
+              <w:t xml:space="preserve">RMSE</w:t>
+            </w:r>
+          </w:p>
+        </w:tc>
+        <w:tc>
+          <w:tcPr>
+            <w:tcW w:w="2200" w:type="dxa"/>
+          </w:tcPr>
+          <w:p>
+            <w:pPr>
+              <w:spacing w:before="0" w:after="0" w:line="360" w:lineRule="auto"/>
+            </w:pPr>
+            <w:r>
+              <w:t xml:space="preserve">8.074</w:t>
+            </w:r>
+          </w:p>
+        </w:tc>
+        <w:tc>
+          <w:tcPr>
+            <w:tcW w:w="2200" w:type="dxa"/>
+          </w:tcPr>
+          <w:p>
+            <w:pPr>
+              <w:spacing w:before="0" w:after="0" w:line="360" w:lineRule="auto"/>
+            </w:pPr>
+            <w:r>
+              <w:t xml:space="preserve">8.194</w:t>
+            </w:r>
+          </w:p>
+        </w:tc>
+        <w:tc>
+          <w:tcPr>
+            <w:tcW w:w="2200" w:type="dxa"/>
+          </w:tcPr>
+          <w:p>
+            <w:pPr>
+              <w:spacing w:before="0" w:after="0" w:line="360" w:lineRule="auto"/>
+            </w:pPr>
+            <w:r>
+              <w:t xml:space="preserve">9.986</w:t>
+            </w:r>
+          </w:p>
+        </w:tc>
+      </w:tr>
+      <w:tr>
+        <w:tc>
+          <w:tcPr>
+            <w:tcW w:w="2200" w:type="dxa"/>
+          </w:tcPr>
+          <w:p>
+            <w:pPr>
+              <w:spacing w:before="0" w:after="0" w:line="360" w:lineRule="auto"/>
+            </w:pPr>
+            <w:r>
+              <w:t xml:space="preserve">S1 照度</w:t>
+            </w:r>
+          </w:p>
+        </w:tc>
+        <w:tc>
+          <w:tcPr>
+            <w:tcW w:w="2200" w:type="dxa"/>
+          </w:tcPr>
+          <w:p>
+            <w:pPr>
+              <w:spacing w:before="0" w:after="0" w:line="360" w:lineRule="auto"/>
+            </w:pPr>
+            <w:r>
+              <w:t xml:space="preserve">15min</w:t>
+            </w:r>
+          </w:p>
+        </w:tc>
+        <w:tc>
+          <w:tcPr>
+            <w:tcW w:w="2200" w:type="dxa"/>
+          </w:tcPr>
+          <w:p>
+            <w:pPr>
+              <w:spacing w:before="0" w:after="0" w:line="360" w:lineRule="auto"/>
+            </w:pPr>
+            <w:r>
+              <w:t xml:space="preserve">dining_illuminance</w:t>
+            </w:r>
+          </w:p>
+        </w:tc>
+        <w:tc>
+          <w:tcPr>
+            <w:tcW w:w="2200" w:type="dxa"/>
+          </w:tcPr>
+          <w:p>
+            <w:pPr>
+              <w:spacing w:before="0" w:after="0" w:line="360" w:lineRule="auto"/>
+            </w:pPr>
+            <w:r>
+              <w:t xml:space="preserve">Corr</w:t>
+            </w:r>
+          </w:p>
+        </w:tc>
+        <w:tc>
+          <w:tcPr>
+            <w:tcW w:w="2200" w:type="dxa"/>
+          </w:tcPr>
+          <w:p>
+            <w:pPr>
+              <w:spacing w:before="0" w:after="0" w:line="360" w:lineRule="auto"/>
+            </w:pPr>
+            <w:r>
+              <w:t xml:space="preserve">0.963</w:t>
+            </w:r>
+          </w:p>
+        </w:tc>
+        <w:tc>
+          <w:tcPr>
+            <w:tcW w:w="2200" w:type="dxa"/>
+          </w:tcPr>
+          <w:p>
+            <w:pPr>
+              <w:spacing w:before="0" w:after="0" w:line="360" w:lineRule="auto"/>
+            </w:pPr>
+            <w:r>
+              <w:t xml:space="preserve">0.966</w:t>
+            </w:r>
+          </w:p>
+        </w:tc>
+        <w:tc>
+          <w:tcPr>
+            <w:tcW w:w="2200" w:type="dxa"/>
+          </w:tcPr>
+          <w:p>
+            <w:pPr>
+              <w:spacing w:before="0" w:after="0" w:line="360" w:lineRule="auto"/>
+            </w:pPr>
+            <w:r>
+              <w:t xml:space="preserve">0.957</w:t>
+            </w:r>
+          </w:p>
+        </w:tc>
+      </w:tr>
+      <w:tr>
+        <w:tc>
+          <w:tcPr>
+            <w:tcW w:w="2200" w:type="dxa"/>
+          </w:tcPr>
+          <w:p>
+            <w:pPr>
+              <w:spacing w:before="0" w:after="0" w:line="360" w:lineRule="auto"/>
+            </w:pPr>
+            <w:r>
+              <w:t xml:space="preserve">S2 溫度</w:t>
+            </w:r>
+          </w:p>
+        </w:tc>
+        <w:tc>
+          <w:tcPr>
+            <w:tcW w:w="2200" w:type="dxa"/>
+          </w:tcPr>
+          <w:p>
+            <w:pPr>
+              <w:spacing w:before="0" w:after="0" w:line="360" w:lineRule="auto"/>
+            </w:pPr>
+            <w:r>
+              <w:t xml:space="preserve">15min</w:t>
+            </w:r>
+          </w:p>
+        </w:tc>
+        <w:tc>
+          <w:tcPr>
+            <w:tcW w:w="2200" w:type="dxa"/>
+          </w:tcPr>
+          <w:p>
+            <w:pPr>
+              <w:spacing w:before="0" w:after="0" w:line="360" w:lineRule="auto"/>
+            </w:pPr>
+            <w:r>
+              <w:t xml:space="preserve">dining_temperature</w:t>
+            </w:r>
+          </w:p>
+        </w:tc>
+        <w:tc>
+          <w:tcPr>
+            <w:tcW w:w="2200" w:type="dxa"/>
+          </w:tcPr>
+          <w:p>
+            <w:pPr>
+              <w:spacing w:before="0" w:after="0" w:line="360" w:lineRule="auto"/>
+            </w:pPr>
+            <w:r>
+              <w:t xml:space="preserve">MAE</w:t>
+            </w:r>
+          </w:p>
+        </w:tc>
+        <w:tc>
+          <w:tcPr>
+            <w:tcW w:w="2200" w:type="dxa"/>
+          </w:tcPr>
+          <w:p>
+            <w:pPr>
+              <w:spacing w:before="0" w:after="0" w:line="360" w:lineRule="auto"/>
+            </w:pPr>
+            <w:r>
+              <w:t xml:space="preserve">0.118</w:t>
+            </w:r>
+          </w:p>
+        </w:tc>
+        <w:tc>
+          <w:tcPr>
+            <w:tcW w:w="2200" w:type="dxa"/>
+          </w:tcPr>
+          <w:p>
+            <w:pPr>
+              <w:spacing w:before="0" w:after="0" w:line="360" w:lineRule="auto"/>
+            </w:pPr>
+            <w:r>
+              <w:t xml:space="preserve">0.043</w:t>
+            </w:r>
+          </w:p>
+        </w:tc>
+        <w:tc>
+          <w:tcPr>
+            <w:tcW w:w="2200" w:type="dxa"/>
+          </w:tcPr>
+          <w:p>
+            <w:pPr>
+              <w:spacing w:before="0" w:after="0" w:line="360" w:lineRule="auto"/>
+            </w:pPr>
+            <w:r>
+              <w:t xml:space="preserve">0.073</w:t>
+            </w:r>
+          </w:p>
+        </w:tc>
+      </w:tr>
+      <w:tr>
+        <w:tc>
+          <w:tcPr>
+            <w:tcW w:w="2200" w:type="dxa"/>
+          </w:tcPr>
+          <w:p>
+            <w:pPr>
+              <w:spacing w:before="0" w:after="0" w:line="360" w:lineRule="auto"/>
+            </w:pPr>
+            <w:r>
+              <w:t xml:space="preserve">S2 溫度</w:t>
+            </w:r>
+          </w:p>
+        </w:tc>
+        <w:tc>
+          <w:tcPr>
+            <w:tcW w:w="2200" w:type="dxa"/>
+          </w:tcPr>
+          <w:p>
+            <w:pPr>
+              <w:spacing w:before="0" w:after="0" w:line="360" w:lineRule="auto"/>
+            </w:pPr>
+            <w:r>
+              <w:t xml:space="preserve">15min</w:t>
+            </w:r>
+          </w:p>
+        </w:tc>
+        <w:tc>
+          <w:tcPr>
+            <w:tcW w:w="2200" w:type="dxa"/>
+          </w:tcPr>
+          <w:p>
+            <w:pPr>
+              <w:spacing w:before="0" w:after="0" w:line="360" w:lineRule="auto"/>
+            </w:pPr>
+            <w:r>
+              <w:t xml:space="preserve">dining_temperature</w:t>
+            </w:r>
+          </w:p>
+        </w:tc>
+        <w:tc>
+          <w:tcPr>
+            <w:tcW w:w="2200" w:type="dxa"/>
+          </w:tcPr>
+          <w:p>
+            <w:pPr>
+              <w:spacing w:before="0" w:after="0" w:line="360" w:lineRule="auto"/>
+            </w:pPr>
+            <w:r>
+              <w:t xml:space="preserve">RMSE</w:t>
+            </w:r>
+          </w:p>
+        </w:tc>
+        <w:tc>
+          <w:tcPr>
+            <w:tcW w:w="2200" w:type="dxa"/>
+          </w:tcPr>
+          <w:p>
+            <w:pPr>
+              <w:spacing w:before="0" w:after="0" w:line="360" w:lineRule="auto"/>
+            </w:pPr>
+            <w:r>
+              <w:t xml:space="preserve">0.135</w:t>
+            </w:r>
+          </w:p>
+        </w:tc>
+        <w:tc>
+          <w:tcPr>
+            <w:tcW w:w="2200" w:type="dxa"/>
+          </w:tcPr>
+          <w:p>
+            <w:pPr>
+              <w:spacing w:before="0" w:after="0" w:line="360" w:lineRule="auto"/>
+            </w:pPr>
+            <w:r>
+              <w:t xml:space="preserve">0.056</w:t>
+            </w:r>
+          </w:p>
+        </w:tc>
+        <w:tc>
+          <w:tcPr>
+            <w:tcW w:w="2200" w:type="dxa"/>
+          </w:tcPr>
+          <w:p>
+            <w:pPr>
+              <w:spacing w:before="0" w:after="0" w:line="360" w:lineRule="auto"/>
+            </w:pPr>
+            <w:r>
+              <w:t xml:space="preserve">0.089</w:t>
+            </w:r>
+          </w:p>
+        </w:tc>
+      </w:tr>
+      <w:tr>
+        <w:tc>
+          <w:tcPr>
+            <w:tcW w:w="2200" w:type="dxa"/>
+          </w:tcPr>
+          <w:p>
+            <w:pPr>
+              <w:spacing w:before="0" w:after="0" w:line="360" w:lineRule="auto"/>
+            </w:pPr>
+            <w:r>
+              <w:t xml:space="preserve">S2 溫度</w:t>
+            </w:r>
+          </w:p>
+        </w:tc>
+        <w:tc>
+          <w:tcPr>
+            <w:tcW w:w="2200" w:type="dxa"/>
+          </w:tcPr>
+          <w:p>
+            <w:pPr>
+              <w:spacing w:before="0" w:after="0" w:line="360" w:lineRule="auto"/>
+            </w:pPr>
+            <w:r>
+              <w:t xml:space="preserve">15min</w:t>
+            </w:r>
+          </w:p>
+        </w:tc>
+        <w:tc>
+          <w:tcPr>
+            <w:tcW w:w="2200" w:type="dxa"/>
+          </w:tcPr>
+          <w:p>
+            <w:pPr>
+              <w:spacing w:before="0" w:after="0" w:line="360" w:lineRule="auto"/>
+            </w:pPr>
+            <w:r>
+              <w:t xml:space="preserve">dining_temperature</w:t>
+            </w:r>
+          </w:p>
+        </w:tc>
+        <w:tc>
+          <w:tcPr>
+            <w:tcW w:w="2200" w:type="dxa"/>
+          </w:tcPr>
+          <w:p>
+            <w:pPr>
+              <w:spacing w:before="0" w:after="0" w:line="360" w:lineRule="auto"/>
+            </w:pPr>
+            <w:r>
+              <w:t xml:space="preserve">Corr</w:t>
+            </w:r>
+          </w:p>
+        </w:tc>
+        <w:tc>
+          <w:tcPr>
+            <w:tcW w:w="2200" w:type="dxa"/>
+          </w:tcPr>
+          <w:p>
+            <w:pPr>
+              <w:spacing w:before="0" w:after="0" w:line="360" w:lineRule="auto"/>
+            </w:pPr>
+            <w:r>
+              <w:t xml:space="preserve">0.999</w:t>
+            </w:r>
+          </w:p>
+        </w:tc>
+        <w:tc>
+          <w:tcPr>
+            <w:tcW w:w="2200" w:type="dxa"/>
+          </w:tcPr>
+          <w:p>
+            <w:pPr>
+              <w:spacing w:before="0" w:after="0" w:line="360" w:lineRule="auto"/>
+            </w:pPr>
+            <w:r>
+              <w:t xml:space="preserve">1.000</w:t>
+            </w:r>
+          </w:p>
+        </w:tc>
+        <w:tc>
+          <w:tcPr>
+            <w:tcW w:w="2200" w:type="dxa"/>
+          </w:tcPr>
+          <w:p>
+            <w:pPr>
+              <w:spacing w:before="0" w:after="0" w:line="360" w:lineRule="auto"/>
+            </w:pPr>
+            <w:r>
+              <w:t xml:space="preserve">0.999</w:t>
+            </w:r>
+          </w:p>
+        </w:tc>
+      </w:tr>
+      <w:tr>
+        <w:tc>
+          <w:tcPr>
+            <w:tcW w:w="2200" w:type="dxa"/>
+          </w:tcPr>
+          <w:p>
+            <w:pPr>
+              <w:spacing w:before="0" w:after="0" w:line="360" w:lineRule="auto"/>
+            </w:pPr>
+            <w:r>
+              <w:t xml:space="preserve">S2 濕度</w:t>
+            </w:r>
+          </w:p>
+        </w:tc>
+        <w:tc>
+          <w:tcPr>
+            <w:tcW w:w="2200" w:type="dxa"/>
+          </w:tcPr>
+          <w:p>
+            <w:pPr>
+              <w:spacing w:before="0" w:after="0" w:line="360" w:lineRule="auto"/>
+            </w:pPr>
+            <w:r>
+              <w:t xml:space="preserve">15min</w:t>
+            </w:r>
+          </w:p>
+        </w:tc>
+        <w:tc>
+          <w:tcPr>
+            <w:tcW w:w="2200" w:type="dxa"/>
+          </w:tcPr>
+          <w:p>
+            <w:pPr>
+              <w:spacing w:before="0" w:after="0" w:line="360" w:lineRule="auto"/>
+            </w:pPr>
+            <w:r>
+              <w:t xml:space="preserve">dining_humidity</w:t>
+            </w:r>
+          </w:p>
+        </w:tc>
+        <w:tc>
+          <w:tcPr>
+            <w:tcW w:w="2200" w:type="dxa"/>
+          </w:tcPr>
+          <w:p>
+            <w:pPr>
+              <w:spacing w:before="0" w:after="0" w:line="360" w:lineRule="auto"/>
+            </w:pPr>
+            <w:r>
+              <w:t xml:space="preserve">MAE</w:t>
+            </w:r>
+          </w:p>
+        </w:tc>
+        <w:tc>
+          <w:tcPr>
+            <w:tcW w:w="2200" w:type="dxa"/>
+          </w:tcPr>
+          <w:p>
+            <w:pPr>
+              <w:spacing w:before="0" w:after="0" w:line="360" w:lineRule="auto"/>
+            </w:pPr>
+            <w:r>
+              <w:t xml:space="preserve">0.198</w:t>
+            </w:r>
+          </w:p>
+        </w:tc>
+        <w:tc>
+          <w:tcPr>
+            <w:tcW w:w="2200" w:type="dxa"/>
+          </w:tcPr>
+          <w:p>
+            <w:pPr>
+              <w:spacing w:before="0" w:after="0" w:line="360" w:lineRule="auto"/>
+            </w:pPr>
+            <w:r>
+              <w:t xml:space="preserve">0.209</w:t>
+            </w:r>
+          </w:p>
+        </w:tc>
+        <w:tc>
+          <w:tcPr>
+            <w:tcW w:w="2200" w:type="dxa"/>
+          </w:tcPr>
+          <w:p>
+            <w:pPr>
+              <w:spacing w:before="0" w:after="0" w:line="360" w:lineRule="auto"/>
+            </w:pPr>
+            <w:r>
+              <w:t xml:space="preserve">0.832</w:t>
+            </w:r>
+          </w:p>
+        </w:tc>
+      </w:tr>
+      <w:tr>
+        <w:tc>
+          <w:tcPr>
+            <w:tcW w:w="2200" w:type="dxa"/>
+          </w:tcPr>
+          <w:p>
+            <w:pPr>
+              <w:spacing w:before="0" w:after="0" w:line="360" w:lineRule="auto"/>
+            </w:pPr>
+            <w:r>
+              <w:t xml:space="preserve">S2 濕度</w:t>
+            </w:r>
+          </w:p>
+        </w:tc>
+        <w:tc>
+          <w:tcPr>
+            <w:tcW w:w="2200" w:type="dxa"/>
+          </w:tcPr>
+          <w:p>
+            <w:pPr>
+              <w:spacing w:before="0" w:after="0" w:line="360" w:lineRule="auto"/>
+            </w:pPr>
+            <w:r>
+              <w:t xml:space="preserve">15min</w:t>
+            </w:r>
+          </w:p>
+        </w:tc>
+        <w:tc>
+          <w:tcPr>
+            <w:tcW w:w="2200" w:type="dxa"/>
+          </w:tcPr>
+          <w:p>
+            <w:pPr>
+              <w:spacing w:before="0" w:after="0" w:line="360" w:lineRule="auto"/>
+            </w:pPr>
+            <w:r>
+              <w:t xml:space="preserve">dining_humidity</w:t>
+            </w:r>
+          </w:p>
+        </w:tc>
+        <w:tc>
+          <w:tcPr>
+            <w:tcW w:w="2200" w:type="dxa"/>
+          </w:tcPr>
+          <w:p>
+            <w:pPr>
+              <w:spacing w:before="0" w:after="0" w:line="360" w:lineRule="auto"/>
+            </w:pPr>
+            <w:r>
+              <w:t xml:space="preserve">RMSE</w:t>
+            </w:r>
+          </w:p>
+        </w:tc>
+        <w:tc>
+          <w:tcPr>
+            <w:tcW w:w="2200" w:type="dxa"/>
+          </w:tcPr>
+          <w:p>
+            <w:pPr>
+              <w:spacing w:before="0" w:after="0" w:line="360" w:lineRule="auto"/>
+            </w:pPr>
+            <w:r>
+              <w:t xml:space="preserve">0.304</w:t>
+            </w:r>
+          </w:p>
+        </w:tc>
+        <w:tc>
+          <w:tcPr>
+            <w:tcW w:w="2200" w:type="dxa"/>
+          </w:tcPr>
+          <w:p>
+            <w:pPr>
+              <w:spacing w:before="0" w:after="0" w:line="360" w:lineRule="auto"/>
+            </w:pPr>
+            <w:r>
+              <w:t xml:space="preserve">0.316</w:t>
+            </w:r>
+          </w:p>
+        </w:tc>
+        <w:tc>
+          <w:tcPr>
+            <w:tcW w:w="2200" w:type="dxa"/>
+          </w:tcPr>
+          <w:p>
+            <w:pPr>
+              <w:spacing w:before="0" w:after="0" w:line="360" w:lineRule="auto"/>
+            </w:pPr>
+            <w:r>
+              <w:t xml:space="preserve">1.026</w:t>
+            </w:r>
+          </w:p>
+        </w:tc>
+      </w:tr>
+      <w:tr>
+        <w:tc>
+          <w:tcPr>
+            <w:tcW w:w="2200" w:type="dxa"/>
+          </w:tcPr>
+          <w:p>
+            <w:pPr>
+              <w:spacing w:before="0" w:after="0" w:line="360" w:lineRule="auto"/>
+            </w:pPr>
+            <w:r>
+              <w:t xml:space="preserve">S2 濕度</w:t>
+            </w:r>
+          </w:p>
+        </w:tc>
+        <w:tc>
+          <w:tcPr>
+            <w:tcW w:w="2200" w:type="dxa"/>
+          </w:tcPr>
+          <w:p>
+            <w:pPr>
+              <w:spacing w:before="0" w:after="0" w:line="360" w:lineRule="auto"/>
+            </w:pPr>
+            <w:r>
+              <w:t xml:space="preserve">15min</w:t>
+            </w:r>
+          </w:p>
+        </w:tc>
+        <w:tc>
+          <w:tcPr>
+            <w:tcW w:w="2200" w:type="dxa"/>
+          </w:tcPr>
+          <w:p>
+            <w:pPr>
+              <w:spacing w:before="0" w:after="0" w:line="360" w:lineRule="auto"/>
+            </w:pPr>
+            <w:r>
+              <w:t xml:space="preserve">dining_humidity</w:t>
+            </w:r>
+          </w:p>
+        </w:tc>
+        <w:tc>
+          <w:tcPr>
+            <w:tcW w:w="2200" w:type="dxa"/>
+          </w:tcPr>
+          <w:p>
+            <w:pPr>
+              <w:spacing w:before="0" w:after="0" w:line="360" w:lineRule="auto"/>
+            </w:pPr>
+            <w:r>
+              <w:t xml:space="preserve">Corr</w:t>
+            </w:r>
+          </w:p>
+        </w:tc>
+        <w:tc>
+          <w:tcPr>
+            <w:tcW w:w="2200" w:type="dxa"/>
+          </w:tcPr>
+          <w:p>
+            <w:pPr>
+              <w:spacing w:before="0" w:after="0" w:line="360" w:lineRule="auto"/>
+            </w:pPr>
+            <w:r>
+              <w:t xml:space="preserve">0.998</w:t>
+            </w:r>
+          </w:p>
+        </w:tc>
+        <w:tc>
+          <w:tcPr>
+            <w:tcW w:w="2200" w:type="dxa"/>
+          </w:tcPr>
+          <w:p>
+            <w:pPr>
+              <w:spacing w:before="0" w:after="0" w:line="360" w:lineRule="auto"/>
+            </w:pPr>
+            <w:r>
+              <w:t xml:space="preserve">0.998</w:t>
+            </w:r>
+          </w:p>
+        </w:tc>
+        <w:tc>
+          <w:tcPr>
+            <w:tcW w:w="2200" w:type="dxa"/>
+          </w:tcPr>
+          <w:p>
+            <w:pPr>
+              <w:spacing w:before="0" w:after="0" w:line="360" w:lineRule="auto"/>
+            </w:pPr>
+            <w:r>
+              <w:t xml:space="preserve">0.988</w:t>
+            </w:r>
+          </w:p>
+        </w:tc>
+      </w:tr>
+      <w:tr>
+        <w:tc>
+          <w:tcPr>
+            <w:tcW w:w="2200" w:type="dxa"/>
+          </w:tcPr>
+          <w:p>
+            <w:pPr>
+              <w:spacing w:before="0" w:after="0" w:line="360" w:lineRule="auto"/>
+            </w:pPr>
+            <w:r>
+              <w:t xml:space="preserve">S3 複合溫度</w:t>
+            </w:r>
+          </w:p>
+        </w:tc>
+        <w:tc>
+          <w:tcPr>
+            <w:tcW w:w="2200" w:type="dxa"/>
+          </w:tcPr>
+          <w:p>
+            <w:pPr>
+              <w:spacing w:before="0" w:after="0" w:line="360" w:lineRule="auto"/>
+            </w:pPr>
+            <w:r>
+              <w:t xml:space="preserve">15min</w:t>
+            </w:r>
+          </w:p>
+        </w:tc>
+        <w:tc>
+          <w:tcPr>
+            <w:tcW w:w="2200" w:type="dxa"/>
+          </w:tcPr>
+          <w:p>
+            <w:pPr>
+              <w:spacing w:before="0" w:after="0" w:line="360" w:lineRule="auto"/>
+            </w:pPr>
+            <w:r>
+              <w:t xml:space="preserve">dining_temperature</w:t>
+            </w:r>
+          </w:p>
+        </w:tc>
+        <w:tc>
+          <w:tcPr>
+            <w:tcW w:w="2200" w:type="dxa"/>
+          </w:tcPr>
+          <w:p>
+            <w:pPr>
+              <w:spacing w:before="0" w:after="0" w:line="360" w:lineRule="auto"/>
+            </w:pPr>
+            <w:r>
+              <w:t xml:space="preserve">MAE</w:t>
+            </w:r>
+          </w:p>
+        </w:tc>
+        <w:tc>
+          <w:tcPr>
+            <w:tcW w:w="2200" w:type="dxa"/>
+          </w:tcPr>
+          <w:p>
+            <w:pPr>
+              <w:spacing w:before="0" w:after="0" w:line="360" w:lineRule="auto"/>
+            </w:pPr>
+            <w:r>
+              <w:t xml:space="preserve">0.233</w:t>
+            </w:r>
+          </w:p>
+        </w:tc>
+        <w:tc>
+          <w:tcPr>
+            <w:tcW w:w="2200" w:type="dxa"/>
+          </w:tcPr>
+          <w:p>
+            <w:pPr>
+              <w:spacing w:before="0" w:after="0" w:line="360" w:lineRule="auto"/>
+            </w:pPr>
+            <w:r>
+              <w:t xml:space="preserve">0.093</w:t>
+            </w:r>
+          </w:p>
+        </w:tc>
+        <w:tc>
+          <w:tcPr>
+            <w:tcW w:w="2200" w:type="dxa"/>
+          </w:tcPr>
+          <w:p>
+            <w:pPr>
+              <w:spacing w:before="0" w:after="0" w:line="360" w:lineRule="auto"/>
+            </w:pPr>
+            <w:r>
+              <w:t xml:space="preserve">0.071</w:t>
+            </w:r>
+          </w:p>
+        </w:tc>
+      </w:tr>
+      <w:tr>
+        <w:tc>
+          <w:tcPr>
+            <w:tcW w:w="2200" w:type="dxa"/>
+          </w:tcPr>
+          <w:p>
+            <w:pPr>
+              <w:spacing w:before="0" w:after="0" w:line="360" w:lineRule="auto"/>
+            </w:pPr>
+            <w:r>
+              <w:t xml:space="preserve">S3 複合溫度</w:t>
+            </w:r>
+          </w:p>
+        </w:tc>
+        <w:tc>
+          <w:tcPr>
+            <w:tcW w:w="2200" w:type="dxa"/>
+          </w:tcPr>
+          <w:p>
+            <w:pPr>
+              <w:spacing w:before="0" w:after="0" w:line="360" w:lineRule="auto"/>
+            </w:pPr>
+            <w:r>
+              <w:t xml:space="preserve">15min</w:t>
+            </w:r>
+          </w:p>
+        </w:tc>
+        <w:tc>
+          <w:tcPr>
+            <w:tcW w:w="2200" w:type="dxa"/>
+          </w:tcPr>
+          <w:p>
+            <w:pPr>
+              <w:spacing w:before="0" w:after="0" w:line="360" w:lineRule="auto"/>
+            </w:pPr>
+            <w:r>
+              <w:t xml:space="preserve">dining_temperature</w:t>
+            </w:r>
+          </w:p>
+        </w:tc>
+        <w:tc>
+          <w:tcPr>
+            <w:tcW w:w="2200" w:type="dxa"/>
+          </w:tcPr>
+          <w:p>
+            <w:pPr>
+              <w:spacing w:before="0" w:after="0" w:line="360" w:lineRule="auto"/>
+            </w:pPr>
+            <w:r>
+              <w:t xml:space="preserve">RMSE</w:t>
+            </w:r>
+          </w:p>
+        </w:tc>
+        <w:tc>
+          <w:tcPr>
+            <w:tcW w:w="2200" w:type="dxa"/>
+          </w:tcPr>
+          <w:p>
+            <w:pPr>
+              <w:spacing w:before="0" w:after="0" w:line="360" w:lineRule="auto"/>
+            </w:pPr>
+            <w:r>
+              <w:t xml:space="preserve">0.283</w:t>
+            </w:r>
+          </w:p>
+        </w:tc>
+        <w:tc>
+          <w:tcPr>
+            <w:tcW w:w="2200" w:type="dxa"/>
+          </w:tcPr>
+          <w:p>
+            <w:pPr>
+              <w:spacing w:before="0" w:after="0" w:line="360" w:lineRule="auto"/>
+            </w:pPr>
+            <w:r>
+              <w:t xml:space="preserve">0.115</w:t>
+            </w:r>
+          </w:p>
+        </w:tc>
+        <w:tc>
+          <w:tcPr>
+            <w:tcW w:w="2200" w:type="dxa"/>
+          </w:tcPr>
+          <w:p>
+            <w:pPr>
+              <w:spacing w:before="0" w:after="0" w:line="360" w:lineRule="auto"/>
+            </w:pPr>
+            <w:r>
+              <w:t xml:space="preserve">0.089</w:t>
+            </w:r>
+          </w:p>
+        </w:tc>
+      </w:tr>
+      <w:tr>
+        <w:tc>
+          <w:tcPr>
+            <w:tcW w:w="2200" w:type="dxa"/>
+          </w:tcPr>
+          <w:p>
+            <w:pPr>
+              <w:spacing w:before="0" w:after="0" w:line="360" w:lineRule="auto"/>
+            </w:pPr>
+            <w:r>
+              <w:t xml:space="preserve">S3 複合溫度</w:t>
+            </w:r>
+          </w:p>
+        </w:tc>
+        <w:tc>
+          <w:tcPr>
+            <w:tcW w:w="2200" w:type="dxa"/>
+          </w:tcPr>
+          <w:p>
+            <w:pPr>
+              <w:spacing w:before="0" w:after="0" w:line="360" w:lineRule="auto"/>
+            </w:pPr>
+            <w:r>
+              <w:t xml:space="preserve">15min</w:t>
+            </w:r>
+          </w:p>
+        </w:tc>
+        <w:tc>
+          <w:tcPr>
+            <w:tcW w:w="2200" w:type="dxa"/>
+          </w:tcPr>
+          <w:p>
+            <w:pPr>
+              <w:spacing w:before="0" w:after="0" w:line="360" w:lineRule="auto"/>
+            </w:pPr>
+            <w:r>
+              <w:t xml:space="preserve">dining_temperature</w:t>
+            </w:r>
+          </w:p>
+        </w:tc>
+        <w:tc>
+          <w:tcPr>
+            <w:tcW w:w="2200" w:type="dxa"/>
+          </w:tcPr>
+          <w:p>
+            <w:pPr>
+              <w:spacing w:before="0" w:after="0" w:line="360" w:lineRule="auto"/>
+            </w:pPr>
+            <w:r>
+              <w:t xml:space="preserve">Corr</w:t>
+            </w:r>
+          </w:p>
+        </w:tc>
+        <w:tc>
+          <w:tcPr>
+            <w:tcW w:w="2200" w:type="dxa"/>
+          </w:tcPr>
+          <w:p>
+            <w:pPr>
+              <w:spacing w:before="0" w:after="0" w:line="360" w:lineRule="auto"/>
+            </w:pPr>
+            <w:r>
+              <w:t xml:space="preserve">0.000</w:t>
+            </w:r>
+          </w:p>
+        </w:tc>
+        <w:tc>
+          <w:tcPr>
+            <w:tcW w:w="2200" w:type="dxa"/>
+          </w:tcPr>
+          <w:p>
+            <w:pPr>
+              <w:spacing w:before="0" w:after="0" w:line="360" w:lineRule="auto"/>
+            </w:pPr>
+            <w:r>
+              <w:t xml:space="preserve">0.909</w:t>
+            </w:r>
+          </w:p>
+        </w:tc>
+        <w:tc>
+          <w:tcPr>
+            <w:tcW w:w="2200" w:type="dxa"/>
+          </w:tcPr>
+          <w:p>
+            <w:pPr>
+              <w:spacing w:before="0" w:after="0" w:line="360" w:lineRule="auto"/>
+            </w:pPr>
+            <w:r>
+              <w:t xml:space="preserve">0.950</w:t>
+            </w:r>
+          </w:p>
+        </w:tc>
+      </w:tr>
+      <w:tr>
+        <w:tc>
+          <w:tcPr>
+            <w:tcW w:w="2200" w:type="dxa"/>
+          </w:tcPr>
+          <w:p>
+            <w:pPr>
+              <w:spacing w:before="0" w:after="0" w:line="360" w:lineRule="auto"/>
+            </w:pPr>
+            <w:r>
+              <w:t xml:space="preserve">S3 複合濕度</w:t>
+            </w:r>
+          </w:p>
+        </w:tc>
+        <w:tc>
+          <w:tcPr>
+            <w:tcW w:w="2200" w:type="dxa"/>
+          </w:tcPr>
+          <w:p>
+            <w:pPr>
+              <w:spacing w:before="0" w:after="0" w:line="360" w:lineRule="auto"/>
+            </w:pPr>
+            <w:r>
+              <w:t xml:space="preserve">15min</w:t>
+            </w:r>
+          </w:p>
+        </w:tc>
+        <w:tc>
+          <w:tcPr>
+            <w:tcW w:w="2200" w:type="dxa"/>
+          </w:tcPr>
+          <w:p>
+            <w:pPr>
+              <w:spacing w:before="0" w:after="0" w:line="360" w:lineRule="auto"/>
+            </w:pPr>
+            <w:r>
+              <w:t xml:space="preserve">dining_humidity</w:t>
+            </w:r>
+          </w:p>
+        </w:tc>
+        <w:tc>
+          <w:tcPr>
+            <w:tcW w:w="2200" w:type="dxa"/>
+          </w:tcPr>
+          <w:p>
+            <w:pPr>
+              <w:spacing w:before="0" w:after="0" w:line="360" w:lineRule="auto"/>
+            </w:pPr>
+            <w:r>
+              <w:t xml:space="preserve">MAE</w:t>
+            </w:r>
+          </w:p>
+        </w:tc>
+        <w:tc>
+          <w:tcPr>
+            <w:tcW w:w="2200" w:type="dxa"/>
+          </w:tcPr>
+          <w:p>
+            <w:pPr>
+              <w:spacing w:before="0" w:after="0" w:line="360" w:lineRule="auto"/>
+            </w:pPr>
+            <w:r>
+              <w:t xml:space="preserve">0.386</w:t>
+            </w:r>
+          </w:p>
+        </w:tc>
+        <w:tc>
+          <w:tcPr>
+            <w:tcW w:w="2200" w:type="dxa"/>
+          </w:tcPr>
+          <w:p>
+            <w:pPr>
+              <w:spacing w:before="0" w:after="0" w:line="360" w:lineRule="auto"/>
+            </w:pPr>
+            <w:r>
+              <w:t xml:space="preserve">0.393</w:t>
+            </w:r>
+          </w:p>
+        </w:tc>
+        <w:tc>
+          <w:tcPr>
+            <w:tcW w:w="2200" w:type="dxa"/>
+          </w:tcPr>
+          <w:p>
+            <w:pPr>
+              <w:spacing w:before="0" w:after="0" w:line="360" w:lineRule="auto"/>
+            </w:pPr>
+            <w:r>
+              <w:t xml:space="preserve">0.335</w:t>
+            </w:r>
+          </w:p>
+        </w:tc>
+      </w:tr>
+      <w:tr>
+        <w:tc>
+          <w:tcPr>
+            <w:tcW w:w="2200" w:type="dxa"/>
+          </w:tcPr>
+          <w:p>
+            <w:pPr>
+              <w:spacing w:before="0" w:after="0" w:line="360" w:lineRule="auto"/>
+            </w:pPr>
+            <w:r>
+              <w:t xml:space="preserve">S3 複合濕度</w:t>
+            </w:r>
+          </w:p>
+        </w:tc>
+        <w:tc>
+          <w:tcPr>
+            <w:tcW w:w="2200" w:type="dxa"/>
+          </w:tcPr>
+          <w:p>
+            <w:pPr>
+              <w:spacing w:before="0" w:after="0" w:line="360" w:lineRule="auto"/>
+            </w:pPr>
+            <w:r>
+              <w:t xml:space="preserve">15min</w:t>
+            </w:r>
+          </w:p>
+        </w:tc>
+        <w:tc>
+          <w:tcPr>
+            <w:tcW w:w="2200" w:type="dxa"/>
+          </w:tcPr>
+          <w:p>
+            <w:pPr>
+              <w:spacing w:before="0" w:after="0" w:line="360" w:lineRule="auto"/>
+            </w:pPr>
+            <w:r>
+              <w:t xml:space="preserve">dining_humidity</w:t>
+            </w:r>
+          </w:p>
+        </w:tc>
+        <w:tc>
+          <w:tcPr>
+            <w:tcW w:w="2200" w:type="dxa"/>
+          </w:tcPr>
+          <w:p>
+            <w:pPr>
+              <w:spacing w:before="0" w:after="0" w:line="360" w:lineRule="auto"/>
+            </w:pPr>
+            <w:r>
+              <w:t xml:space="preserve">RMSE</w:t>
+            </w:r>
+          </w:p>
+        </w:tc>
+        <w:tc>
+          <w:tcPr>
+            <w:tcW w:w="2200" w:type="dxa"/>
+          </w:tcPr>
+          <w:p>
+            <w:pPr>
+              <w:spacing w:before="0" w:after="0" w:line="360" w:lineRule="auto"/>
+            </w:pPr>
+            <w:r>
+              <w:t xml:space="preserve">0.595</w:t>
+            </w:r>
+          </w:p>
+        </w:tc>
+        <w:tc>
+          <w:tcPr>
+            <w:tcW w:w="2200" w:type="dxa"/>
+          </w:tcPr>
+          <w:p>
+            <w:pPr>
+              <w:spacing w:before="0" w:after="0" w:line="360" w:lineRule="auto"/>
+            </w:pPr>
+            <w:r>
+              <w:t xml:space="preserve">0.574</w:t>
+            </w:r>
+          </w:p>
+        </w:tc>
+        <w:tc>
+          <w:tcPr>
+            <w:tcW w:w="2200" w:type="dxa"/>
+          </w:tcPr>
+          <w:p>
+            <w:pPr>
+              <w:spacing w:before="0" w:after="0" w:line="360" w:lineRule="auto"/>
+            </w:pPr>
+            <w:r>
+              <w:t xml:space="preserve">0.475</w:t>
+            </w:r>
+          </w:p>
+        </w:tc>
+      </w:tr>
+      <w:tr>
+        <w:tc>
+          <w:tcPr>
+            <w:tcW w:w="2200" w:type="dxa"/>
+          </w:tcPr>
+          <w:p>
+            <w:pPr>
+              <w:spacing w:before="0" w:after="0" w:line="360" w:lineRule="auto"/>
+            </w:pPr>
+            <w:r>
+              <w:t xml:space="preserve">S3 複合濕度</w:t>
+            </w:r>
+          </w:p>
+        </w:tc>
+        <w:tc>
+          <w:tcPr>
+            <w:tcW w:w="2200" w:type="dxa"/>
+          </w:tcPr>
+          <w:p>
+            <w:pPr>
+              <w:spacing w:before="0" w:after="0" w:line="360" w:lineRule="auto"/>
+            </w:pPr>
+            <w:r>
+              <w:t xml:space="preserve">15min</w:t>
+            </w:r>
+          </w:p>
+        </w:tc>
+        <w:tc>
+          <w:tcPr>
+            <w:tcW w:w="2200" w:type="dxa"/>
+          </w:tcPr>
+          <w:p>
+            <w:pPr>
+              <w:spacing w:before="0" w:after="0" w:line="360" w:lineRule="auto"/>
+            </w:pPr>
+            <w:r>
+              <w:t xml:space="preserve">dining_humidity</w:t>
+            </w:r>
+          </w:p>
+        </w:tc>
+        <w:tc>
+          <w:tcPr>
+            <w:tcW w:w="2200" w:type="dxa"/>
+          </w:tcPr>
+          <w:p>
+            <w:pPr>
+              <w:spacing w:before="0" w:after="0" w:line="360" w:lineRule="auto"/>
+            </w:pPr>
+            <w:r>
+              <w:t xml:space="preserve">Corr</w:t>
+            </w:r>
+          </w:p>
+        </w:tc>
+        <w:tc>
+          <w:tcPr>
+            <w:tcW w:w="2200" w:type="dxa"/>
+          </w:tcPr>
+          <w:p>
+            <w:pPr>
+              <w:spacing w:before="0" w:after="0" w:line="360" w:lineRule="auto"/>
+            </w:pPr>
+            <w:r>
+              <w:t xml:space="preserve">0.000</w:t>
+            </w:r>
+          </w:p>
+        </w:tc>
+        <w:tc>
+          <w:tcPr>
+            <w:tcW w:w="2200" w:type="dxa"/>
+          </w:tcPr>
+          <w:p>
+            <w:pPr>
+              <w:spacing w:before="0" w:after="0" w:line="360" w:lineRule="auto"/>
+            </w:pPr>
+            <w:r>
+              <w:t xml:space="preserve">0.337</w:t>
+            </w:r>
+          </w:p>
+        </w:tc>
+        <w:tc>
+          <w:tcPr>
+            <w:tcW w:w="2200" w:type="dxa"/>
+          </w:tcPr>
+          <w:p>
+            <w:pPr>
+              <w:spacing w:before="0" w:after="0" w:line="360" w:lineRule="auto"/>
+            </w:pPr>
+            <w:r>
+              <w:t xml:space="preserve">0.612</w:t>
+            </w:r>
+          </w:p>
+        </w:tc>
+      </w:tr>
+      <w:tr>
+        <w:tc>
+          <w:tcPr>
+            <w:tcW w:w="2200" w:type="dxa"/>
+          </w:tcPr>
+          <w:p>
+            <w:pPr>
+              <w:spacing w:before="0" w:after="0" w:line="360" w:lineRule="auto"/>
+            </w:pPr>
+            <w:r>
+              <w:t xml:space="preserve">S3 複合照度</w:t>
+            </w:r>
+          </w:p>
+        </w:tc>
+        <w:tc>
+          <w:tcPr>
+            <w:tcW w:w="2200" w:type="dxa"/>
+          </w:tcPr>
+          <w:p>
+            <w:pPr>
+              <w:spacing w:before="0" w:after="0" w:line="360" w:lineRule="auto"/>
+            </w:pPr>
+            <w:r>
+              <w:t xml:space="preserve">15min</w:t>
+            </w:r>
+          </w:p>
+        </w:tc>
+        <w:tc>
+          <w:tcPr>
+            <w:tcW w:w="2200" w:type="dxa"/>
+          </w:tcPr>
+          <w:p>
+            <w:pPr>
+              <w:spacing w:before="0" w:after="0" w:line="360" w:lineRule="auto"/>
+            </w:pPr>
+            <w:r>
+              <w:t xml:space="preserve">dining_illuminance</w:t>
+            </w:r>
+          </w:p>
+        </w:tc>
+        <w:tc>
+          <w:tcPr>
+            <w:tcW w:w="2200" w:type="dxa"/>
+          </w:tcPr>
+          <w:p>
+            <w:pPr>
+              <w:spacing w:before="0" w:after="0" w:line="360" w:lineRule="auto"/>
+            </w:pPr>
+            <w:r>
+              <w:t xml:space="preserve">MAE</w:t>
+            </w:r>
+          </w:p>
+        </w:tc>
+        <w:tc>
+          <w:tcPr>
+            <w:tcW w:w="2200" w:type="dxa"/>
+          </w:tcPr>
+          <w:p>
+            <w:pPr>
+              <w:spacing w:before="0" w:after="0" w:line="360" w:lineRule="auto"/>
+            </w:pPr>
+            <w:r>
+              <w:t xml:space="preserve">8.473</w:t>
+            </w:r>
+          </w:p>
+        </w:tc>
+        <w:tc>
+          <w:tcPr>
+            <w:tcW w:w="2200" w:type="dxa"/>
+          </w:tcPr>
+          <w:p>
+            <w:pPr>
+              <w:spacing w:before="0" w:after="0" w:line="360" w:lineRule="auto"/>
+            </w:pPr>
+            <w:r>
+              <w:t xml:space="preserve">9.813</w:t>
+            </w:r>
+          </w:p>
+        </w:tc>
+        <w:tc>
+          <w:tcPr>
+            <w:tcW w:w="2200" w:type="dxa"/>
+          </w:tcPr>
+          <w:p>
+            <w:pPr>
+              <w:spacing w:before="0" w:after="0" w:line="360" w:lineRule="auto"/>
+            </w:pPr>
+            <w:r>
+              <w:t xml:space="preserve">9.437</w:t>
+            </w:r>
+          </w:p>
+        </w:tc>
+      </w:tr>
+      <w:tr>
+        <w:tc>
+          <w:tcPr>
+            <w:tcW w:w="2200" w:type="dxa"/>
+          </w:tcPr>
+          <w:p>
+            <w:pPr>
+              <w:spacing w:before="0" w:after="0" w:line="360" w:lineRule="auto"/>
+            </w:pPr>
+            <w:r>
+              <w:t xml:space="preserve">S3 複合照度</w:t>
+            </w:r>
+          </w:p>
+        </w:tc>
+        <w:tc>
+          <w:tcPr>
+            <w:tcW w:w="2200" w:type="dxa"/>
+          </w:tcPr>
+          <w:p>
+            <w:pPr>
+              <w:spacing w:before="0" w:after="0" w:line="360" w:lineRule="auto"/>
+            </w:pPr>
+            <w:r>
+              <w:t xml:space="preserve">15min</w:t>
+            </w:r>
+          </w:p>
+        </w:tc>
+        <w:tc>
+          <w:tcPr>
+            <w:tcW w:w="2200" w:type="dxa"/>
+          </w:tcPr>
+          <w:p>
+            <w:pPr>
+              <w:spacing w:before="0" w:after="0" w:line="360" w:lineRule="auto"/>
+            </w:pPr>
+            <w:r>
+              <w:t xml:space="preserve">dining_illuminance</w:t>
+            </w:r>
+          </w:p>
+        </w:tc>
+        <w:tc>
+          <w:tcPr>
+            <w:tcW w:w="2200" w:type="dxa"/>
+          </w:tcPr>
+          <w:p>
+            <w:pPr>
+              <w:spacing w:before="0" w:after="0" w:line="360" w:lineRule="auto"/>
+            </w:pPr>
+            <w:r>
+              <w:t xml:space="preserve">RMSE</w:t>
+            </w:r>
+          </w:p>
+        </w:tc>
+        <w:tc>
+          <w:tcPr>
+            <w:tcW w:w="2200" w:type="dxa"/>
+          </w:tcPr>
+          <w:p>
+            <w:pPr>
+              <w:spacing w:before="0" w:after="0" w:line="360" w:lineRule="auto"/>
+            </w:pPr>
+            <w:r>
+              <w:t xml:space="preserve">14.449</w:t>
+            </w:r>
+          </w:p>
+        </w:tc>
+        <w:tc>
+          <w:tcPr>
+            <w:tcW w:w="2200" w:type="dxa"/>
+          </w:tcPr>
+          <w:p>
+            <w:pPr>
+              <w:spacing w:before="0" w:after="0" w:line="360" w:lineRule="auto"/>
+            </w:pPr>
+            <w:r>
+              <w:t xml:space="preserve">13.623</w:t>
+            </w:r>
+          </w:p>
+        </w:tc>
+        <w:tc>
+          <w:tcPr>
+            <w:tcW w:w="2200" w:type="dxa"/>
+          </w:tcPr>
+          <w:p>
+            <w:pPr>
+              <w:spacing w:before="0" w:after="0" w:line="360" w:lineRule="auto"/>
+            </w:pPr>
+            <w:r>
+              <w:t xml:space="preserve">13.552</w:t>
+            </w:r>
+          </w:p>
+        </w:tc>
+      </w:tr>
+      <w:tr>
+        <w:tc>
+          <w:tcPr>
+            <w:tcW w:w="2200" w:type="dxa"/>
+          </w:tcPr>
+          <w:p>
+            <w:pPr>
+              <w:spacing w:before="0" w:after="0" w:line="360" w:lineRule="auto"/>
+            </w:pPr>
+            <w:r>
+              <w:t xml:space="preserve">S3 複合照度</w:t>
+            </w:r>
+          </w:p>
+        </w:tc>
+        <w:tc>
+          <w:tcPr>
+            <w:tcW w:w="2200" w:type="dxa"/>
+          </w:tcPr>
+          <w:p>
+            <w:pPr>
+              <w:spacing w:before="0" w:after="0" w:line="360" w:lineRule="auto"/>
+            </w:pPr>
+            <w:r>
+              <w:t xml:space="preserve">15min</w:t>
+            </w:r>
+          </w:p>
+        </w:tc>
+        <w:tc>
+          <w:tcPr>
+            <w:tcW w:w="2200" w:type="dxa"/>
+          </w:tcPr>
+          <w:p>
+            <w:pPr>
+              <w:spacing w:before="0" w:after="0" w:line="360" w:lineRule="auto"/>
+            </w:pPr>
+            <w:r>
+              <w:t xml:space="preserve">dining_illuminance</w:t>
+            </w:r>
+          </w:p>
+        </w:tc>
+        <w:tc>
+          <w:tcPr>
+            <w:tcW w:w="2200" w:type="dxa"/>
+          </w:tcPr>
+          <w:p>
+            <w:pPr>
+              <w:spacing w:before="0" w:after="0" w:line="360" w:lineRule="auto"/>
+            </w:pPr>
+            <w:r>
+              <w:t xml:space="preserve">Corr</w:t>
+            </w:r>
+          </w:p>
+        </w:tc>
+        <w:tc>
+          <w:tcPr>
+            <w:tcW w:w="2200" w:type="dxa"/>
+          </w:tcPr>
+          <w:p>
+            <w:pPr>
+              <w:spacing w:before="0" w:after="0" w:line="360" w:lineRule="auto"/>
+            </w:pPr>
+            <w:r>
+              <w:t xml:space="preserve">0.000</w:t>
+            </w:r>
+          </w:p>
+        </w:tc>
+        <w:tc>
+          <w:tcPr>
+            <w:tcW w:w="2200" w:type="dxa"/>
+          </w:tcPr>
+          <w:p>
+            <w:pPr>
+              <w:spacing w:before="0" w:after="0" w:line="360" w:lineRule="auto"/>
+            </w:pPr>
+            <w:r>
+              <w:t xml:space="preserve">0.526</w:t>
+            </w:r>
+          </w:p>
+        </w:tc>
+        <w:tc>
+          <w:tcPr>
+            <w:tcW w:w="2200" w:type="dxa"/>
+          </w:tcPr>
+          <w:p>
+            <w:pPr>
+              <w:spacing w:before="0" w:after="0" w:line="360" w:lineRule="auto"/>
+            </w:pPr>
+            <w:r>
+              <w:t xml:space="preserve">0.366</w:t>
+            </w:r>
+          </w:p>
+        </w:tc>
+      </w:tr>
+      <w:tr>
+        <w:tc>
+          <w:tcPr>
+            <w:tcW w:w="2200" w:type="dxa"/>
+          </w:tcPr>
+          <w:p>
+            <w:pPr>
+              <w:spacing w:before="0" w:after="0" w:line="360" w:lineRule="auto"/>
+            </w:pPr>
+            <w:r>
+              <w:t xml:space="preserve">S3 複合溫度</w:t>
+            </w:r>
+          </w:p>
+        </w:tc>
+        <w:tc>
+          <w:tcPr>
+            <w:tcW w:w="2200" w:type="dxa"/>
+          </w:tcPr>
+          <w:p>
+            <w:pPr>
+              <w:spacing w:before="0" w:after="0" w:line="360" w:lineRule="auto"/>
+            </w:pPr>
+            <w:r>
+              <w:t xml:space="preserve">60min</w:t>
+            </w:r>
+          </w:p>
+        </w:tc>
+        <w:tc>
+          <w:tcPr>
+            <w:tcW w:w="2200" w:type="dxa"/>
+          </w:tcPr>
+          <w:p>
+            <w:pPr>
+              <w:spacing w:before="0" w:after="0" w:line="360" w:lineRule="auto"/>
+            </w:pPr>
+            <w:r>
+              <w:t xml:space="preserve">dining_temperature</w:t>
+            </w:r>
+          </w:p>
+        </w:tc>
+        <w:tc>
+          <w:tcPr>
+            <w:tcW w:w="2200" w:type="dxa"/>
+          </w:tcPr>
+          <w:p>
+            <w:pPr>
+              <w:spacing w:before="0" w:after="0" w:line="360" w:lineRule="auto"/>
+            </w:pPr>
+            <w:r>
+              <w:t xml:space="preserve">MAE</w:t>
+            </w:r>
+          </w:p>
+        </w:tc>
+        <w:tc>
+          <w:tcPr>
+            <w:tcW w:w="2200" w:type="dxa"/>
+          </w:tcPr>
+          <w:p>
+            <w:pPr>
+              <w:spacing w:before="0" w:after="0" w:line="360" w:lineRule="auto"/>
+            </w:pPr>
+            <w:r>
+              <w:t xml:space="preserve">0.563</w:t>
+            </w:r>
+          </w:p>
+        </w:tc>
+        <w:tc>
+          <w:tcPr>
+            <w:tcW w:w="2200" w:type="dxa"/>
+          </w:tcPr>
+          <w:p>
+            <w:pPr>
+              <w:spacing w:before="0" w:after="0" w:line="360" w:lineRule="auto"/>
+            </w:pPr>
+            <w:r>
+              <w:t xml:space="preserve">0.212</w:t>
+            </w:r>
+          </w:p>
+        </w:tc>
+        <w:tc>
+          <w:tcPr>
+            <w:tcW w:w="2200" w:type="dxa"/>
+          </w:tcPr>
+          <w:p>
+            <w:pPr>
+              <w:spacing w:before="0" w:after="0" w:line="360" w:lineRule="auto"/>
+            </w:pPr>
+            <w:r>
+              <w:t xml:space="preserve">0.190</w:t>
+            </w:r>
+          </w:p>
+        </w:tc>
+      </w:tr>
+      <w:tr>
+        <w:tc>
+          <w:tcPr>
+            <w:tcW w:w="2200" w:type="dxa"/>
+          </w:tcPr>
+          <w:p>
+            <w:pPr>
+              <w:spacing w:before="0" w:after="0" w:line="360" w:lineRule="auto"/>
+            </w:pPr>
+            <w:r>
+              <w:t xml:space="preserve">S3 複合溫度</w:t>
+            </w:r>
+          </w:p>
+        </w:tc>
+        <w:tc>
+          <w:tcPr>
+            <w:tcW w:w="2200" w:type="dxa"/>
+          </w:tcPr>
+          <w:p>
+            <w:pPr>
+              <w:spacing w:before="0" w:after="0" w:line="360" w:lineRule="auto"/>
+            </w:pPr>
+            <w:r>
+              <w:t xml:space="preserve">60min</w:t>
+            </w:r>
+          </w:p>
+        </w:tc>
+        <w:tc>
+          <w:tcPr>
+            <w:tcW w:w="2200" w:type="dxa"/>
+          </w:tcPr>
+          <w:p>
+            <w:pPr>
+              <w:spacing w:before="0" w:after="0" w:line="360" w:lineRule="auto"/>
+            </w:pPr>
+            <w:r>
+              <w:t xml:space="preserve">dining_temperature</w:t>
+            </w:r>
+          </w:p>
+        </w:tc>
+        <w:tc>
+          <w:tcPr>
+            <w:tcW w:w="2200" w:type="dxa"/>
+          </w:tcPr>
+          <w:p>
+            <w:pPr>
+              <w:spacing w:before="0" w:after="0" w:line="360" w:lineRule="auto"/>
+            </w:pPr>
+            <w:r>
+              <w:t xml:space="preserve">RMSE</w:t>
+            </w:r>
+          </w:p>
+        </w:tc>
+        <w:tc>
+          <w:tcPr>
+            <w:tcW w:w="2200" w:type="dxa"/>
+          </w:tcPr>
+          <w:p>
+            <w:pPr>
+              <w:spacing w:before="0" w:after="0" w:line="360" w:lineRule="auto"/>
+            </w:pPr>
+            <w:r>
+              <w:t xml:space="preserve">0.693</w:t>
+            </w:r>
+          </w:p>
+        </w:tc>
+        <w:tc>
+          <w:tcPr>
+            <w:tcW w:w="2200" w:type="dxa"/>
+          </w:tcPr>
+          <w:p>
+            <w:pPr>
+              <w:spacing w:before="0" w:after="0" w:line="360" w:lineRule="auto"/>
+            </w:pPr>
+            <w:r>
+              <w:t xml:space="preserve">0.256</w:t>
+            </w:r>
+          </w:p>
+        </w:tc>
+        <w:tc>
+          <w:tcPr>
+            <w:tcW w:w="2200" w:type="dxa"/>
+          </w:tcPr>
+          <w:p>
+            <w:pPr>
+              <w:spacing w:before="0" w:after="0" w:line="360" w:lineRule="auto"/>
+            </w:pPr>
+            <w:r>
+              <w:t xml:space="preserve">0.243</w:t>
+            </w:r>
+          </w:p>
+        </w:tc>
+      </w:tr>
+      <w:tr>
+        <w:tc>
+          <w:tcPr>
+            <w:tcW w:w="2200" w:type="dxa"/>
+          </w:tcPr>
+          <w:p>
+            <w:pPr>
+              <w:spacing w:before="0" w:after="0" w:line="360" w:lineRule="auto"/>
+            </w:pPr>
+            <w:r>
+              <w:t xml:space="preserve">S3 複合溫度</w:t>
+            </w:r>
+          </w:p>
+        </w:tc>
+        <w:tc>
+          <w:tcPr>
+            <w:tcW w:w="2200" w:type="dxa"/>
+          </w:tcPr>
+          <w:p>
+            <w:pPr>
+              <w:spacing w:before="0" w:after="0" w:line="360" w:lineRule="auto"/>
+            </w:pPr>
+            <w:r>
+              <w:t xml:space="preserve">60min</w:t>
+            </w:r>
+          </w:p>
+        </w:tc>
+        <w:tc>
+          <w:tcPr>
+            <w:tcW w:w="2200" w:type="dxa"/>
+          </w:tcPr>
+          <w:p>
+            <w:pPr>
+              <w:spacing w:before="0" w:after="0" w:line="360" w:lineRule="auto"/>
+            </w:pPr>
+            <w:r>
+              <w:t xml:space="preserve">dining_temperature</w:t>
+            </w:r>
+          </w:p>
+        </w:tc>
+        <w:tc>
+          <w:tcPr>
+            <w:tcW w:w="2200" w:type="dxa"/>
+          </w:tcPr>
+          <w:p>
+            <w:pPr>
+              <w:spacing w:before="0" w:after="0" w:line="360" w:lineRule="auto"/>
+            </w:pPr>
+            <w:r>
+              <w:t xml:space="preserve">Corr</w:t>
+            </w:r>
+          </w:p>
+        </w:tc>
+        <w:tc>
+          <w:tcPr>
+            <w:tcW w:w="2200" w:type="dxa"/>
+          </w:tcPr>
+          <w:p>
+            <w:pPr>
+              <w:spacing w:before="0" w:after="0" w:line="360" w:lineRule="auto"/>
+            </w:pPr>
+            <w:r>
+              <w:t xml:space="preserve">0.000</w:t>
+            </w:r>
+          </w:p>
+        </w:tc>
+        <w:tc>
+          <w:tcPr>
+            <w:tcW w:w="2200" w:type="dxa"/>
+          </w:tcPr>
+          <w:p>
+            <w:pPr>
+              <w:spacing w:before="0" w:after="0" w:line="360" w:lineRule="auto"/>
+            </w:pPr>
+            <w:r>
+              <w:t xml:space="preserve">0.906</w:t>
+            </w:r>
+          </w:p>
+        </w:tc>
+        <w:tc>
+          <w:tcPr>
+            <w:tcW w:w="2200" w:type="dxa"/>
+          </w:tcPr>
+          <w:p>
+            <w:pPr>
+              <w:spacing w:before="0" w:after="0" w:line="360" w:lineRule="auto"/>
+            </w:pPr>
+            <w:r>
+              <w:t xml:space="preserve">0.937</w:t>
+            </w:r>
+          </w:p>
+        </w:tc>
+      </w:tr>
+      <w:tr>
+        <w:tc>
+          <w:tcPr>
+            <w:tcW w:w="2200" w:type="dxa"/>
+          </w:tcPr>
+          <w:p>
+            <w:pPr>
+              <w:spacing w:before="0" w:after="0" w:line="360" w:lineRule="auto"/>
+            </w:pPr>
+            <w:r>
+              <w:t xml:space="preserve">S3 複合濕度</w:t>
+            </w:r>
+          </w:p>
+        </w:tc>
+        <w:tc>
+          <w:tcPr>
+            <w:tcW w:w="2200" w:type="dxa"/>
+          </w:tcPr>
+          <w:p>
+            <w:pPr>
+              <w:spacing w:before="0" w:after="0" w:line="360" w:lineRule="auto"/>
+            </w:pPr>
+            <w:r>
+              <w:t xml:space="preserve">60min</w:t>
+            </w:r>
+          </w:p>
+        </w:tc>
+        <w:tc>
+          <w:tcPr>
+            <w:tcW w:w="2200" w:type="dxa"/>
+          </w:tcPr>
+          <w:p>
+            <w:pPr>
+              <w:spacing w:before="0" w:after="0" w:line="360" w:lineRule="auto"/>
+            </w:pPr>
+            <w:r>
+              <w:t xml:space="preserve">dining_humidity</w:t>
+            </w:r>
+          </w:p>
+        </w:tc>
+        <w:tc>
+          <w:tcPr>
+            <w:tcW w:w="2200" w:type="dxa"/>
+          </w:tcPr>
+          <w:p>
+            <w:pPr>
+              <w:spacing w:before="0" w:after="0" w:line="360" w:lineRule="auto"/>
+            </w:pPr>
+            <w:r>
+              <w:t xml:space="preserve">MAE</w:t>
+            </w:r>
+          </w:p>
+        </w:tc>
+        <w:tc>
+          <w:tcPr>
+            <w:tcW w:w="2200" w:type="dxa"/>
+          </w:tcPr>
+          <w:p>
+            <w:pPr>
+              <w:spacing w:before="0" w:after="0" w:line="360" w:lineRule="auto"/>
+            </w:pPr>
+            <w:r>
+              <w:t xml:space="preserve">0.889</w:t>
+            </w:r>
+          </w:p>
+        </w:tc>
+        <w:tc>
+          <w:tcPr>
+            <w:tcW w:w="2200" w:type="dxa"/>
+          </w:tcPr>
+          <w:p>
+            <w:pPr>
+              <w:spacing w:before="0" w:after="0" w:line="360" w:lineRule="auto"/>
+            </w:pPr>
+            <w:r>
+              <w:t xml:space="preserve">0.809</w:t>
+            </w:r>
+          </w:p>
+        </w:tc>
+        <w:tc>
+          <w:tcPr>
+            <w:tcW w:w="2200" w:type="dxa"/>
+          </w:tcPr>
+          <w:p>
+            <w:pPr>
+              <w:spacing w:before="0" w:after="0" w:line="360" w:lineRule="auto"/>
+            </w:pPr>
+            <w:r>
+              <w:t xml:space="preserve">0.759</w:t>
+            </w:r>
+          </w:p>
+        </w:tc>
+      </w:tr>
+      <w:tr>
+        <w:tc>
+          <w:tcPr>
+            <w:tcW w:w="2200" w:type="dxa"/>
+          </w:tcPr>
+          <w:p>
+            <w:pPr>
+              <w:spacing w:before="0" w:after="0" w:line="360" w:lineRule="auto"/>
+            </w:pPr>
+            <w:r>
+              <w:t xml:space="preserve">S3 複合濕度</w:t>
+            </w:r>
+          </w:p>
+        </w:tc>
+        <w:tc>
+          <w:tcPr>
+            <w:tcW w:w="2200" w:type="dxa"/>
+          </w:tcPr>
+          <w:p>
+            <w:pPr>
+              <w:spacing w:before="0" w:after="0" w:line="360" w:lineRule="auto"/>
+            </w:pPr>
+            <w:r>
+              <w:t xml:space="preserve">60min</w:t>
+            </w:r>
+          </w:p>
+        </w:tc>
+        <w:tc>
+          <w:tcPr>
+            <w:tcW w:w="2200" w:type="dxa"/>
+          </w:tcPr>
+          <w:p>
+            <w:pPr>
+              <w:spacing w:before="0" w:after="0" w:line="360" w:lineRule="auto"/>
+            </w:pPr>
+            <w:r>
+              <w:t xml:space="preserve">dining_humidity</w:t>
+            </w:r>
+          </w:p>
+        </w:tc>
+        <w:tc>
+          <w:tcPr>
+            <w:tcW w:w="2200" w:type="dxa"/>
+          </w:tcPr>
+          <w:p>
+            <w:pPr>
+              <w:spacing w:before="0" w:after="0" w:line="360" w:lineRule="auto"/>
+            </w:pPr>
+            <w:r>
+              <w:t xml:space="preserve">RMSE</w:t>
+            </w:r>
+          </w:p>
+        </w:tc>
+        <w:tc>
+          <w:tcPr>
+            <w:tcW w:w="2200" w:type="dxa"/>
+          </w:tcPr>
+          <w:p>
+            <w:pPr>
+              <w:spacing w:before="0" w:after="0" w:line="360" w:lineRule="auto"/>
+            </w:pPr>
+            <w:r>
+              <w:t xml:space="preserve">1.281</w:t>
+            </w:r>
+          </w:p>
+        </w:tc>
+        <w:tc>
+          <w:tcPr>
+            <w:tcW w:w="2200" w:type="dxa"/>
+          </w:tcPr>
+          <w:p>
+            <w:pPr>
+              <w:spacing w:before="0" w:after="0" w:line="360" w:lineRule="auto"/>
+            </w:pPr>
+            <w:r>
+              <w:t xml:space="preserve">1.155</w:t>
+            </w:r>
+          </w:p>
+        </w:tc>
+        <w:tc>
+          <w:tcPr>
+            <w:tcW w:w="2200" w:type="dxa"/>
+          </w:tcPr>
+          <w:p>
+            <w:pPr>
+              <w:spacing w:before="0" w:after="0" w:line="360" w:lineRule="auto"/>
+            </w:pPr>
+            <w:r>
+              <w:t xml:space="preserve">1.059</w:t>
+            </w:r>
+          </w:p>
+        </w:tc>
+      </w:tr>
+      <w:tr>
+        <w:tc>
+          <w:tcPr>
+            <w:tcW w:w="2200" w:type="dxa"/>
+          </w:tcPr>
+          <w:p>
+            <w:pPr>
+              <w:spacing w:before="0" w:after="0" w:line="360" w:lineRule="auto"/>
+            </w:pPr>
+            <w:r>
+              <w:t xml:space="preserve">S3 複合濕度</w:t>
+            </w:r>
+          </w:p>
+        </w:tc>
+        <w:tc>
+          <w:tcPr>
+            <w:tcW w:w="2200" w:type="dxa"/>
+          </w:tcPr>
+          <w:p>
+            <w:pPr>
+              <w:spacing w:before="0" w:after="0" w:line="360" w:lineRule="auto"/>
+            </w:pPr>
+            <w:r>
+              <w:t xml:space="preserve">60min</w:t>
+            </w:r>
+          </w:p>
+        </w:tc>
+        <w:tc>
+          <w:tcPr>
+            <w:tcW w:w="2200" w:type="dxa"/>
+          </w:tcPr>
+          <w:p>
+            <w:pPr>
+              <w:spacing w:before="0" w:after="0" w:line="360" w:lineRule="auto"/>
+            </w:pPr>
+            <w:r>
+              <w:t xml:space="preserve">dining_humidity</w:t>
+            </w:r>
+          </w:p>
+        </w:tc>
+        <w:tc>
+          <w:tcPr>
+            <w:tcW w:w="2200" w:type="dxa"/>
+          </w:tcPr>
+          <w:p>
+            <w:pPr>
+              <w:spacing w:before="0" w:after="0" w:line="360" w:lineRule="auto"/>
+            </w:pPr>
+            <w:r>
+              <w:t xml:space="preserve">Corr</w:t>
+            </w:r>
+          </w:p>
+        </w:tc>
+        <w:tc>
+          <w:tcPr>
+            <w:tcW w:w="2200" w:type="dxa"/>
+          </w:tcPr>
+          <w:p>
+            <w:pPr>
+              <w:spacing w:before="0" w:after="0" w:line="360" w:lineRule="auto"/>
+            </w:pPr>
+            <w:r>
+              <w:t xml:space="preserve">0.000</w:t>
+            </w:r>
+          </w:p>
+        </w:tc>
+        <w:tc>
+          <w:tcPr>
+            <w:tcW w:w="2200" w:type="dxa"/>
+          </w:tcPr>
+          <w:p>
+            <w:pPr>
+              <w:spacing w:before="0" w:after="0" w:line="360" w:lineRule="auto"/>
+            </w:pPr>
+            <w:r>
+              <w:t xml:space="preserve">0.434</w:t>
+            </w:r>
+          </w:p>
+        </w:tc>
+        <w:tc>
+          <w:tcPr>
+            <w:tcW w:w="2200" w:type="dxa"/>
+          </w:tcPr>
+          <w:p>
+            <w:pPr>
+              <w:spacing w:before="0" w:after="0" w:line="360" w:lineRule="auto"/>
+            </w:pPr>
+            <w:r>
+              <w:t xml:space="preserve">0.569</w:t>
+            </w:r>
+          </w:p>
+        </w:tc>
+      </w:tr>
+      <w:tr>
+        <w:tc>
+          <w:tcPr>
+            <w:tcW w:w="2200" w:type="dxa"/>
+          </w:tcPr>
+          <w:p>
+            <w:pPr>
+              <w:spacing w:before="0" w:after="0" w:line="360" w:lineRule="auto"/>
+            </w:pPr>
+            <w:r>
+              <w:t xml:space="preserve">S3 複合照度</w:t>
+            </w:r>
+          </w:p>
+        </w:tc>
+        <w:tc>
+          <w:tcPr>
+            <w:tcW w:w="2200" w:type="dxa"/>
+          </w:tcPr>
+          <w:p>
+            <w:pPr>
+              <w:spacing w:before="0" w:after="0" w:line="360" w:lineRule="auto"/>
+            </w:pPr>
+            <w:r>
+              <w:t xml:space="preserve">60min</w:t>
+            </w:r>
+          </w:p>
+        </w:tc>
+        <w:tc>
+          <w:tcPr>
+            <w:tcW w:w="2200" w:type="dxa"/>
+          </w:tcPr>
+          <w:p>
+            <w:pPr>
+              <w:spacing w:before="0" w:after="0" w:line="360" w:lineRule="auto"/>
+            </w:pPr>
+            <w:r>
+              <w:t xml:space="preserve">dining_illuminance</w:t>
+            </w:r>
+          </w:p>
+        </w:tc>
+        <w:tc>
+          <w:tcPr>
+            <w:tcW w:w="2200" w:type="dxa"/>
+          </w:tcPr>
+          <w:p>
+            <w:pPr>
+              <w:spacing w:before="0" w:after="0" w:line="360" w:lineRule="auto"/>
+            </w:pPr>
+            <w:r>
+              <w:t xml:space="preserve">MAE</w:t>
+            </w:r>
+          </w:p>
+        </w:tc>
+        <w:tc>
+          <w:tcPr>
+            <w:tcW w:w="2200" w:type="dxa"/>
+          </w:tcPr>
+          <w:p>
+            <w:pPr>
+              <w:spacing w:before="0" w:after="0" w:line="360" w:lineRule="auto"/>
+            </w:pPr>
+            <w:r>
+              <w:t xml:space="preserve">15.209</w:t>
+            </w:r>
+          </w:p>
+        </w:tc>
+        <w:tc>
+          <w:tcPr>
+            <w:tcW w:w="2200" w:type="dxa"/>
+          </w:tcPr>
+          <w:p>
+            <w:pPr>
+              <w:spacing w:before="0" w:after="0" w:line="360" w:lineRule="auto"/>
+            </w:pPr>
+            <w:r>
+              <w:t xml:space="preserve">17.170</w:t>
+            </w:r>
+          </w:p>
+        </w:tc>
+        <w:tc>
+          <w:tcPr>
+            <w:tcW w:w="2200" w:type="dxa"/>
+          </w:tcPr>
+          <w:p>
+            <w:pPr>
+              <w:spacing w:before="0" w:after="0" w:line="360" w:lineRule="auto"/>
+            </w:pPr>
+            <w:r>
+              <w:t xml:space="preserve">14.460</w:t>
+            </w:r>
+          </w:p>
+        </w:tc>
+      </w:tr>
+      <w:tr>
+        <w:tc>
+          <w:tcPr>
+            <w:tcW w:w="2200" w:type="dxa"/>
+          </w:tcPr>
+          <w:p>
+            <w:pPr>
+              <w:spacing w:before="0" w:after="0" w:line="360" w:lineRule="auto"/>
+            </w:pPr>
+            <w:r>
+              <w:t xml:space="preserve">S3 複合照度</w:t>
+            </w:r>
+          </w:p>
+        </w:tc>
+        <w:tc>
+          <w:tcPr>
+            <w:tcW w:w="2200" w:type="dxa"/>
+          </w:tcPr>
+          <w:p>
+            <w:pPr>
+              <w:spacing w:before="0" w:after="0" w:line="360" w:lineRule="auto"/>
+            </w:pPr>
+            <w:r>
+              <w:t xml:space="preserve">60min</w:t>
+            </w:r>
+          </w:p>
+        </w:tc>
+        <w:tc>
+          <w:tcPr>
+            <w:tcW w:w="2200" w:type="dxa"/>
+          </w:tcPr>
+          <w:p>
+            <w:pPr>
+              <w:spacing w:before="0" w:after="0" w:line="360" w:lineRule="auto"/>
+            </w:pPr>
+            <w:r>
+              <w:t xml:space="preserve">dining_illuminance</w:t>
+            </w:r>
+          </w:p>
+        </w:tc>
+        <w:tc>
+          <w:tcPr>
+            <w:tcW w:w="2200" w:type="dxa"/>
+          </w:tcPr>
+          <w:p>
+            <w:pPr>
+              <w:spacing w:before="0" w:after="0" w:line="360" w:lineRule="auto"/>
+            </w:pPr>
+            <w:r>
+              <w:t xml:space="preserve">RMSE</w:t>
+            </w:r>
+          </w:p>
+        </w:tc>
+        <w:tc>
+          <w:tcPr>
+            <w:tcW w:w="2200" w:type="dxa"/>
+          </w:tcPr>
+          <w:p>
+            <w:pPr>
+              <w:spacing w:before="0" w:after="0" w:line="360" w:lineRule="auto"/>
+            </w:pPr>
+            <w:r>
+              <w:t xml:space="preserve">21.931</w:t>
+            </w:r>
+          </w:p>
+        </w:tc>
+        <w:tc>
+          <w:tcPr>
+            <w:tcW w:w="2200" w:type="dxa"/>
+          </w:tcPr>
+          <w:p>
+            <w:pPr>
+              <w:spacing w:before="0" w:after="0" w:line="360" w:lineRule="auto"/>
+            </w:pPr>
+            <w:r>
+              <w:t xml:space="preserve">22.763</w:t>
+            </w:r>
+          </w:p>
+        </w:tc>
+        <w:tc>
+          <w:tcPr>
+            <w:tcW w:w="2200" w:type="dxa"/>
+          </w:tcPr>
+          <w:p>
+            <w:pPr>
+              <w:spacing w:before="0" w:after="0" w:line="360" w:lineRule="auto"/>
+            </w:pPr>
+            <w:r>
+              <w:t xml:space="preserve">19.344</w:t>
+            </w:r>
+          </w:p>
+        </w:tc>
+      </w:tr>
+      <w:tr>
+        <w:tc>
+          <w:tcPr>
+            <w:tcW w:w="2200" w:type="dxa"/>
+          </w:tcPr>
+          <w:p>
+            <w:pPr>
+              <w:spacing w:before="0" w:after="0" w:line="360" w:lineRule="auto"/>
+            </w:pPr>
+            <w:r>
+              <w:t xml:space="preserve">S3 複合照度</w:t>
+            </w:r>
+          </w:p>
+        </w:tc>
+        <w:tc>
+          <w:tcPr>
+            <w:tcW w:w="2200" w:type="dxa"/>
+          </w:tcPr>
+          <w:p>
+            <w:pPr>
+              <w:spacing w:before="0" w:after="0" w:line="360" w:lineRule="auto"/>
+            </w:pPr>
+            <w:r>
+              <w:t xml:space="preserve">60min</w:t>
+            </w:r>
+          </w:p>
+        </w:tc>
+        <w:tc>
+          <w:tcPr>
+            <w:tcW w:w="2200" w:type="dxa"/>
+          </w:tcPr>
+          <w:p>
+            <w:pPr>
+              <w:spacing w:before="0" w:after="0" w:line="360" w:lineRule="auto"/>
+            </w:pPr>
+            <w:r>
+              <w:t xml:space="preserve">dining_illuminance</w:t>
+            </w:r>
+          </w:p>
+        </w:tc>
+        <w:tc>
+          <w:tcPr>
+            <w:tcW w:w="2200" w:type="dxa"/>
+          </w:tcPr>
+          <w:p>
+            <w:pPr>
+              <w:spacing w:before="0" w:after="0" w:line="360" w:lineRule="auto"/>
+            </w:pPr>
+            <w:r>
+              <w:t xml:space="preserve">Corr</w:t>
+            </w:r>
+          </w:p>
+        </w:tc>
+        <w:tc>
+          <w:tcPr>
+            <w:tcW w:w="2200" w:type="dxa"/>
+          </w:tcPr>
+          <w:p>
+            <w:pPr>
+              <w:spacing w:before="0" w:after="0" w:line="360" w:lineRule="auto"/>
+            </w:pPr>
+            <w:r>
+              <w:t xml:space="preserve">0.000</w:t>
+            </w:r>
+          </w:p>
+        </w:tc>
+        <w:tc>
+          <w:tcPr>
+            <w:tcW w:w="2200" w:type="dxa"/>
+          </w:tcPr>
+          <w:p>
+            <w:pPr>
+              <w:spacing w:before="0" w:after="0" w:line="360" w:lineRule="auto"/>
+            </w:pPr>
+            <w:r>
+              <w:t xml:space="preserve">0.715</w:t>
+            </w:r>
+          </w:p>
+        </w:tc>
+        <w:tc>
+          <w:tcPr>
+            <w:tcW w:w="2200" w:type="dxa"/>
+          </w:tcPr>
+          <w:p>
+            <w:pPr>
+              <w:spacing w:before="0" w:after="0" w:line="360" w:lineRule="auto"/>
+            </w:pPr>
+            <w:r>
+              <w:t xml:space="preserve">0.472</w:t>
+            </w:r>
+          </w:p>
+        </w:tc>
+      </w:tr>
+    </w:tbl>
+    <w:p>
+      <w:pPr>
+        <w:spacing w:before="0" w:after="0" w:line="360" w:lineRule="auto"/>
+      </w:pPr>
+      <w:r>
+        <w:t xml:space="preserve">整體統計上，SML2010 共包含 24 個 target-horizon 任務，本研究映射模型在 12 項取得最低 MAE，15 項勝過 linear regression，14 項勝過 persistence。最明確的優勢集中在 S3 facade event delta：15 分鐘 horizon 下 6 個 target 中有 5 項勝過 linear regression、4 項勝過 persistence；60 分鐘 horizon 下 6 個 target 全部同時勝過兩個 baseline。這表示本研究的 structured prior 在邊界條件突變、長視窗熱響應與事件型變化量任務上最有幫助。</w:t>
+      </w:r>
+    </w:p>
+    <w:p>
+      <w:pPr>
+        <w:spacing w:before="0" w:after="0" w:line="360" w:lineRule="auto"/>
+      </w:pPr>
+      <w:r>
+        <w:t xml:space="preserve">表 5-10 列出 CU-BEMS benchmark 代表性任務的三項指標對比。</w:t>
+      </w:r>
+    </w:p>
+    <w:tbl>
+      <w:tblPr>
+        <w:tblBorders>
+          <w:top w:val="single" w:sz="6" w:space="0" w:color="999999"/>
+          <w:left w:val="single" w:sz="6" w:space="0" w:color="999999"/>
+          <w:bottom w:val="single" w:sz="6" w:space="0" w:color="999999"/>
+          <w:right w:val="single" w:sz="6" w:space="0" w:color="999999"/>
+          <w:insideH w:val="single" w:sz="6" w:space="0" w:color="999999"/>
+          <w:insideV w:val="single" w:sz="6" w:space="0" w:color="999999"/>
+        </w:tblBorders>
+      </w:tblPr>
+      <w:tr>
+        <w:tc>
+          <w:tcPr>
+            <w:tcW w:w="2200" w:type="dxa"/>
+          </w:tcPr>
+          <w:p>
+            <w:pPr>
+              <w:spacing w:before="0" w:after="0" w:line="360" w:lineRule="auto"/>
+            </w:pPr>
+            <w:r>
+              <w:rPr>
+                <w:b/>
+              </w:rPr>
+              <w:t xml:space="preserve">任務</w:t>
+            </w:r>
+          </w:p>
+        </w:tc>
+        <w:tc>
+          <w:tcPr>
+            <w:tcW w:w="2200" w:type="dxa"/>
+          </w:tcPr>
+          <w:p>
+            <w:pPr>
+              <w:spacing w:before="0" w:after="0" w:line="360" w:lineRule="auto"/>
+            </w:pPr>
+            <w:r>
+              <w:rPr>
+                <w:b/>
+              </w:rPr>
+              <w:t xml:space="preserve">視窗</w:t>
+            </w:r>
+          </w:p>
+        </w:tc>
+        <w:tc>
+          <w:tcPr>
+            <w:tcW w:w="2200" w:type="dxa"/>
+          </w:tcPr>
+          <w:p>
+            <w:pPr>
+              <w:spacing w:before="0" w:after="0" w:line="360" w:lineRule="auto"/>
+            </w:pPr>
+            <w:r>
+              <w:rPr>
+                <w:b/>
+              </w:rPr>
+              <w:t xml:space="preserve">目標</w:t>
+            </w:r>
+          </w:p>
+        </w:tc>
+        <w:tc>
+          <w:tcPr>
+            <w:tcW w:w="2200" w:type="dxa"/>
+          </w:tcPr>
+          <w:p>
+            <w:pPr>
+              <w:spacing w:before="0" w:after="0" w:line="360" w:lineRule="auto"/>
+            </w:pPr>
+            <w:r>
+              <w:rPr>
+                <w:b/>
+              </w:rPr>
+              <w:t xml:space="preserve">指標</w:t>
+            </w:r>
+          </w:p>
+        </w:tc>
+        <w:tc>
+          <w:tcPr>
+            <w:tcW w:w="2200" w:type="dxa"/>
+          </w:tcPr>
+          <w:p>
+            <w:pPr>
+              <w:spacing w:before="0" w:after="0" w:line="360" w:lineRule="auto"/>
+            </w:pPr>
+            <w:r>
+              <w:rPr>
+                <w:b/>
+              </w:rPr>
+              <w:t xml:space="preserve">Persistence</w:t>
+            </w:r>
+          </w:p>
+        </w:tc>
+        <w:tc>
+          <w:tcPr>
+            <w:tcW w:w="2200" w:type="dxa"/>
+          </w:tcPr>
+          <w:p>
+            <w:pPr>
+              <w:spacing w:before="0" w:after="0" w:line="360" w:lineRule="auto"/>
+            </w:pPr>
+            <w:r>
+              <w:rPr>
+                <w:b/>
+              </w:rPr>
+              <w:t xml:space="preserve">Linear Reg</w:t>
+            </w:r>
+          </w:p>
+        </w:tc>
+        <w:tc>
+          <w:tcPr>
+            <w:tcW w:w="2200" w:type="dxa"/>
+          </w:tcPr>
+          <w:p>
+            <w:pPr>
+              <w:spacing w:before="0" w:after="0" w:line="360" w:lineRule="auto"/>
+            </w:pPr>
+            <w:r>
+              <w:rPr>
+                <w:b/>
+              </w:rPr>
+              <w:t xml:space="preserve">本研究</w:t>
+            </w:r>
+          </w:p>
+        </w:tc>
+      </w:tr>
+      <w:tr>
+        <w:tc>
+          <w:tcPr>
+            <w:tcW w:w="2200" w:type="dxa"/>
+          </w:tcPr>
+          <w:p>
+            <w:pPr>
+              <w:spacing w:before="0" w:after="0" w:line="360" w:lineRule="auto"/>
+            </w:pPr>
+            <w:r>
               <w:t xml:space="preserve">C1 溫濕度</w:t>
             </w:r>
           </w:p>
@@ -12401,6 +13612,14 @@
         </w:tc>
       </w:tr>
     </w:tbl>
+    <w:p>
+      <w:pPr>
+        <w:spacing w:before="0" w:after="0" w:line="360" w:lineRule="auto"/>
+      </w:pPr>
+      <w:r>
+        <w:t xml:space="preserve">CU-BEMS 呈現與 SML2010 不同的結果。12 個 target-horizon 任務中，本研究映射模型有 9 項 MAE 勝過 linear regression，但沒有任何一項勝過 persistence。這表示在大規模 zone-level building operation forecasting 中，資料本身的時間慣性非常強，上一時步觀測值往往已是極強 baseline；本研究模型的優勢較適合解讀為 structured prior 對 linear readout 的補強，而不是全面取代 persistence。</w:t>
+      </w:r>
+    </w:p>
     <w:p>
       <w:pPr>
         <w:pStyle w:val="Heading3"/>
@@ -12418,7 +13637,7 @@
         <w:spacing w:before="0" w:after="0" w:line="360" w:lineRule="auto"/>
       </w:pPr>
       <w:r>
-        <w:t xml:space="preserve">第一項優勢是複合任務的趨勢追蹤能力。在 S3 與 C3 等複合任務中，persistence 的 Correlation 值全為 0.000，原因是這些任務包含裝置切換或外部條件突變，使前一時步值完全失去預測能力。相較之下，本研究模型在 S3 15min dining_temperature 的 Correlation 達 0.950，S3 15min dining_humidity 達 0.612，S3 60min dining_temperature 達 0.937，均為三者最高。這說明物理結構與設備影響函數提供的先驗資訊，在環境條件快速變化時比純時序延續有更強的趨勢預測能力。</w:t>
+        <w:t xml:space="preserve">第一項優勢是事件或邊界變化任務的趨勢追蹤能力。在 SML2010 S3 任務中，persistence 的 Correlation 值全為 0.000，原因是任務標的為 facade 條件變化後的 delta response，前一時步值無法提供變化方向。相較之下，本研究模型在 S3 15min dining_temperature 的 Correlation 達 0.950，S3 15min dining_humidity 達 0.612，S3 60min dining_temperature 達 0.937，均為三者最高。這說明物理結構與設備影響函數提供的先驗資訊，在環境條件快速變化時比純時序延續有更強的趨勢預測能力。</w:t>
       </w:r>
     </w:p>
     <w:p>
@@ -12478,7 +13697,7 @@
         <w:spacing w:before="0" w:after="0" w:line="360" w:lineRule="auto"/>
       </w:pPr>
       <w:r>
-        <w:t xml:space="preserve">綜合三項指標，本研究的設計優勢集中在「複合任務、長視窗、裝置切換情境下的趨勢追蹤與誤差穩定性」，弱點則在「短視窗純照度預測」與「與本研究感測拓樸不匹配之外部資料集的濕度估計」。這與本研究的設計定位一致：模型的核心目的是空間場估計與裝置影響學習，而非最小化單一時序預測指標。</w:t>
+        <w:t xml:space="preserve">綜合三項指標，本研究的設計優勢集中在「SML2010 S3 這類邊界/事件響應任務、長視窗溫度響應、以及相對 linear regression 的 structured prior 補強」，弱點則在「短視窗純照度預測」、「CU-BEMS 這類高時間慣性 zone-level forecasting 任務」與「與本研究感測拓樸不匹配之外部資料集的濕度估計」。這與本研究的設計定位一致：模型的核心目的是空間場估計與裝置影響學習，而非最小化單一時序預測指標。</w:t>
       </w:r>
     </w:p>
     <w:p>
@@ -12506,15 +13725,15 @@
         <w:spacing w:before="0" w:after="0" w:line="360" w:lineRule="auto"/>
       </w:pPr>
       <w:r>
-        <w:t xml:space="preserve">本研究在實作過程中有三個直接影響最終模型設計的問題。第一，初期若僅使用 local field 疊加設備作用，會出現冷氣附近快速降溫、房間遠端卻幾乎維持原溫的不合理結果，因此後續必須加入 bulk state 描述全室平均狀態的時間收斂。第二，若只以 8 顆角落感測器直接監督整個 3D 場，則黑盒神經網路雖可能把角落點擬合得很好，但對室內中央、窗邊與家具後方的場仍缺乏足夠監督，因此本研究把神經網路限制在 residual correction 層，而不是直接取代主模型。第三，公開資料集與本研究情境在幾何、裝置標記與感測器拓樸上通常不一致，因此必須採用 task-aligned benchmark，不能直接把所有實驗都搬到同一公開資料集上比較。</w:t>
-      </w:r>
-    </w:p>
-    <w:p>
-      <w:pPr>
-        <w:spacing w:before="0" w:after="0" w:line="360" w:lineRule="auto"/>
-      </w:pPr>
-      <w:r>
-        <w:t xml:space="preserve">這些困難也說明本研究的設計取捨不是任意拼接，而是由實作過程逐步收斂而來：bulk + local field 負責處理全室與局部差異，single-bounce diffuse reflection 負責補足 direct lighting 對間接回填亮度的低估，trilinear correction 負責利用有限角落感測器修正低階偏差，least-squares impact learning 負責從設備前後差異學習非連網裝置影響，hybrid residual neural network 則只處理主模型尚未吸收的系統性誤差。</w:t>
+        <w:t xml:space="preserve">本研究在實作過程中有三個直接影響最終模型設計的問題。第一，初期若僅使用局部影響場疊加設備作用，會出現冷氣附近快速降溫、房間遠端卻幾乎維持原溫的不合理結果，因此後續必須在溫度與濕度 nominal model 中加入全室平均響應與垂直分層近似；照度則改以光源幾何、遮蔽與反射近似處理，而不套用同一個全室混合模型。第二，若只以 8 顆角落感測器直接監督整個 3D 場，則黑盒神經網路雖可能把角落點擬合得很好，但對室內中央、窗邊與家具後方的場仍缺乏足夠監督，因此本研究把神經網路限制在 residual correction 層，而不是直接取代主模型。第三，公開資料集與本研究情境在幾何、裝置標記與感測器拓樸上通常不一致，因此必須採用 task-aligned benchmark，不能直接把所有實驗都搬到同一公開資料集上比較。</w:t>
+      </w:r>
+    </w:p>
+    <w:p>
+      <w:pPr>
+        <w:spacing w:before="0" w:after="0" w:line="360" w:lineRule="auto"/>
+      </w:pPr>
+      <w:r>
+        <w:t xml:space="preserve">這些困難也說明本研究的設計取捨不是任意拼接，而是由實作過程逐步收斂而來：變數專屬 nominal model 負責處理溫度、濕度與照度各自的主要物理趨勢，single-bounce diffuse reflection 負責補足 direct lighting 對間接回填亮度的低估，trilinear correction 負責利用有限角落感測器修正低階偏差，least-squares impact learning 負責從設備前後差異學習非連網裝置影響，hybrid residual neural network 則只處理主模型尚未吸收的系統性誤差。</w:t>
       </w:r>
     </w:p>
     <w:p>
@@ -12743,15 +13962,15 @@
         <w:spacing w:before="0" w:after="0" w:line="360" w:lineRule="auto"/>
       </w:pPr>
       <w:r>
-        <w:t xml:space="preserve">在公開資料集 task-aligned benchmark 方面，本研究以 MAE、RMSE 與 Pearson Correlation 三項指標，對比 persistence 與 linear regression 兩個 baseline。結果顯示，本研究在複合任務（S3、C3）與長視窗（60min）溫度任務上具備明顯優勢：S3 複合任務中 persistence 的 Correlation 全為 0.000（因裝置切換導致趨勢中斷），而本研究仍維持 0.61–0.95 的有效趨勢預測能力；60min 視窗下溫度 MAE 與 RMSE 均為三者最低，說明物理結構在長視窗預測中優於純時序延續策略。劣勢則主要集中於短視窗純照度任務（15min）與外部資料濕度尺度不匹配：前者因照度在短時間內變化緩慢，persistence 策略本身即為有效 baseline；後者反映 SML2010 濕度量測尺度與本研究估計基準存在系統性偏差。此分析說明本研究的優勢來自模型結構對裝置影響的顯式建模，而非針對純時序預測最佳化。</w:t>
-      </w:r>
-    </w:p>
-    <w:p>
-      <w:pPr>
-        <w:spacing w:before="0" w:after="0" w:line="360" w:lineRule="auto"/>
-      </w:pPr>
-      <w:r>
-        <w:t xml:space="preserve">另一項結論是，公開資料集並非不能使用，而是必須依資料本身支援的任務層級進行比較。對完整 3D 場重建，本研究目前仍以 canonical synthetic benchmark 作為主要依據；對 zone-level 響應、兩點時序響應與舒適度評分，則可分別利用相容的公開資料建立 task-aligned benchmark。此作法比直接宣稱所有資料集都能完整驗證本研究系統更嚴謹，也使本研究在投稿 IEEE Digital Twin 類場域時，能清楚說明模型、資料與互動工具各自提供的證據層級。</w:t>
+        <w:t xml:space="preserve">在公開資料集 task-aligned benchmark 方面，本研究以 MAE、RMSE 與 Pearson Correlation 三項指標，對比 persistence 與 linear regression 兩個 baseline。SML2010 共 24 個 target-horizon 任務中，本研究映射模型有 12 項取得最低 MAE，並在 S3 facade event delta 的 60 分鐘 horizon 中對 6 個 target 全部優於兩個 baseline；這說明物理結構與 boundary/event response 先驗在長視窗變化任務中具明確價值。CU-BEMS 則提供相反提醒：在 12 個 target-horizon 任務中，本研究映射模型有 9 項勝過 linear regression，但沒有任何一項勝過 persistence，表示高時間慣性的大規模 zone-level building forecasting 不一定能由本研究模型取代簡單時間延續策略。劣勢主要集中於短視窗純照度任務與外部資料濕度尺度不匹配。此分析說明本研究的優勢來自模型結構對裝置、邊界與空間響應的顯式建模，而非針對一般純時序預測最佳化。</w:t>
+      </w:r>
+    </w:p>
+    <w:p>
+      <w:pPr>
+        <w:spacing w:before="0" w:after="0" w:line="360" w:lineRule="auto"/>
+      </w:pPr>
+      <w:r>
+        <w:t xml:space="preserve">另一項結論是，公開資料集並非不能使用，而是必須依資料本身支援的任務層級進行比較。對完整 3D 場重建，本研究目前仍以 canonical synthetic benchmark 作為主要依據；對 zone-level 響應、兩點時序響應與舒適度評分，則可分別利用相容的公開資料建立 task-aligned benchmark。此作法比直接宣稱所有資料集都能完整驗證本研究系統更嚴謹，也使後續 IEEE 稿件能從中文論文抽取一致的資料、數字與 claim boundary。</w:t>
       </w:r>
     </w:p>
     <w:p>
@@ -13269,7 +14488,7 @@
         <w:rPr>
           <w:b/>
         </w:rPr>
-        <w:t xml:space="preserve">附錄 B：Web Demo 操作</w:t>
+        <w:t xml:space="preserve">附錄 B：Web Demo 操作與公開比較展示</w:t>
       </w:r>
     </w:p>
     <w:p>
@@ -13342,6 +14561,856 @@
       </w:pPr>
       <w:r>
         <w:t xml:space="preserve">• Point Sample 可查詢任意座標的三因子估計值。</w:t>
+      </w:r>
+    </w:p>
+    <w:p>
+      <w:pPr>
+        <w:ind w:left="720" w:hanging="360" w:firstLine="0"/>
+        <w:spacing w:before="0" w:after="0" w:line="360" w:lineRule="auto"/>
+      </w:pPr>
+      <w:r>
+        <w:t xml:space="preserve">• 左側 Term Glossary 可展開名詞解釋；頁面中的重要術語也會以 hover/tap tooltip 顯示簡短定義。</w:t>
+      </w:r>
+    </w:p>
+    <w:p>
+      <w:pPr>
+        <w:ind w:left="720" w:hanging="360" w:firstLine="0"/>
+        <w:spacing w:before="0" w:after="0" w:line="360" w:lineRule="auto"/>
+      </w:pPr>
+      <w:r>
+        <w:t xml:space="preserve">• Public Dataset Comparison 可展開 SML2010 與 CU-BEMS 的 task-aligned benchmark，比較 persistence、linear regression 與 hybrid_digital_twin_readout 的 MAE。</w:t>
+      </w:r>
+    </w:p>
+    <w:p>
+      <w:pPr>
+        <w:ind w:left="720" w:hanging="360" w:firstLine="0"/>
+        <w:spacing w:before="0" w:after="0" w:line="360" w:lineRule="auto"/>
+      </w:pPr>
+      <w:r>
+        <w:t xml:space="preserve">• Public Dataset Comparison 讀取 /api/public_benchmarks，該 API 來自既有 JSON 輸出，不在展示時重新計算論文數字。</w:t>
+      </w:r>
+    </w:p>
+    <w:p>
+      <w:pPr>
+        <w:ind w:left="720" w:hanging="360" w:firstLine="0"/>
+        <w:spacing w:before="0" w:after="0" w:line="360" w:lineRule="auto"/>
+      </w:pPr>
+      <w:r>
+        <w:t xml:space="preserve">• 展示時需明確說明：公開資料集支援的是 shared observable tasks，不是完整 3D dense field MAE 或 8 顆角落感測器校正驗證。</w:t>
+      </w:r>
+    </w:p>
+    <w:p>
+      <w:pPr>
+        <w:pStyle w:val="Heading1"/>
+        <w:spacing w:before="0" w:after="0" w:line="360" w:lineRule="auto"/>
+      </w:pPr>
+      <w:r>
+        <w:rPr>
+          <w:b/>
+        </w:rPr>
+        <w:t xml:space="preserve">附錄 C：名詞解釋</w:t>
+      </w:r>
+    </w:p>
+    <w:tbl>
+      <w:tblPr>
+        <w:tblBorders>
+          <w:top w:val="single" w:sz="6" w:space="0" w:color="999999"/>
+          <w:left w:val="single" w:sz="6" w:space="0" w:color="999999"/>
+          <w:bottom w:val="single" w:sz="6" w:space="0" w:color="999999"/>
+          <w:right w:val="single" w:sz="6" w:space="0" w:color="999999"/>
+          <w:insideH w:val="single" w:sz="6" w:space="0" w:color="999999"/>
+          <w:insideV w:val="single" w:sz="6" w:space="0" w:color="999999"/>
+        </w:tblBorders>
+      </w:tblPr>
+      <w:tr>
+        <w:tc>
+          <w:tcPr>
+            <w:tcW w:w="2200" w:type="dxa"/>
+          </w:tcPr>
+          <w:p>
+            <w:pPr>
+              <w:spacing w:before="0" w:after="0" w:line="360" w:lineRule="auto"/>
+            </w:pPr>
+            <w:r>
+              <w:rPr>
+                <w:b/>
+              </w:rPr>
+              <w:t xml:space="preserve">名詞</w:t>
+            </w:r>
+          </w:p>
+        </w:tc>
+        <w:tc>
+          <w:tcPr>
+            <w:tcW w:w="2200" w:type="dxa"/>
+          </w:tcPr>
+          <w:p>
+            <w:pPr>
+              <w:spacing w:before="0" w:after="0" w:line="360" w:lineRule="auto"/>
+            </w:pPr>
+            <w:r>
+              <w:rPr>
+                <w:b/>
+              </w:rPr>
+              <w:t xml:space="preserve">本文用法</w:t>
+            </w:r>
+          </w:p>
+        </w:tc>
+      </w:tr>
+      <w:tr>
+        <w:tc>
+          <w:tcPr>
+            <w:tcW w:w="2200" w:type="dxa"/>
+          </w:tcPr>
+          <w:p>
+            <w:pPr>
+              <w:spacing w:before="0" w:after="0" w:line="360" w:lineRule="auto"/>
+            </w:pPr>
+            <w:r>
+              <w:t xml:space="preserve">Sparse-Sensing</w:t>
+            </w:r>
+          </w:p>
+        </w:tc>
+        <w:tc>
+          <w:tcPr>
+            <w:tcW w:w="2200" w:type="dxa"/>
+          </w:tcPr>
+          <w:p>
+            <w:pPr>
+              <w:spacing w:before="0" w:after="0" w:line="360" w:lineRule="auto"/>
+            </w:pPr>
+            <w:r>
+              <w:t xml:space="preserve">以少量感測點推估整個房間或目標區域的環境狀態。本文固定以 8 顆角落感測器作為主要前提。</w:t>
+            </w:r>
+          </w:p>
+        </w:tc>
+      </w:tr>
+      <w:tr>
+        <w:tc>
+          <w:tcPr>
+            <w:tcW w:w="2200" w:type="dxa"/>
+          </w:tcPr>
+          <w:p>
+            <w:pPr>
+              <w:spacing w:before="0" w:after="0" w:line="360" w:lineRule="auto"/>
+            </w:pPr>
+            <w:r>
+              <w:t xml:space="preserve">Spatial Digital Twin</w:t>
+            </w:r>
+          </w:p>
+        </w:tc>
+        <w:tc>
+          <w:tcPr>
+            <w:tcW w:w="2200" w:type="dxa"/>
+          </w:tcPr>
+          <w:p>
+            <w:pPr>
+              <w:spacing w:before="0" w:after="0" w:line="360" w:lineRule="auto"/>
+            </w:pPr>
+            <w:r>
+              <w:t xml:space="preserve">可依房間幾何、設備位置與感測資料更新的室內空間數位模型，用來估計任意點或區域的環境狀態。</w:t>
+            </w:r>
+          </w:p>
+        </w:tc>
+      </w:tr>
+      <w:tr>
+        <w:tc>
+          <w:tcPr>
+            <w:tcW w:w="2200" w:type="dxa"/>
+          </w:tcPr>
+          <w:p>
+            <w:pPr>
+              <w:spacing w:before="0" w:after="0" w:line="360" w:lineRule="auto"/>
+            </w:pPr>
+            <w:r>
+              <w:t xml:space="preserve">Non-networked Appliance</w:t>
+            </w:r>
+          </w:p>
+        </w:tc>
+        <w:tc>
+          <w:tcPr>
+            <w:tcW w:w="2200" w:type="dxa"/>
+          </w:tcPr>
+          <w:p>
+            <w:pPr>
+              <w:spacing w:before="0" w:after="0" w:line="360" w:lineRule="auto"/>
+            </w:pPr>
+            <w:r>
+              <w:t xml:space="preserve">無法透過網路直接回報狀態或功率的設備，例如傳統冷氣、手動窗戶或普通照明。</w:t>
+            </w:r>
+          </w:p>
+        </w:tc>
+      </w:tr>
+      <w:tr>
+        <w:tc>
+          <w:tcPr>
+            <w:tcW w:w="2200" w:type="dxa"/>
+          </w:tcPr>
+          <w:p>
+            <w:pPr>
+              <w:spacing w:before="0" w:after="0" w:line="360" w:lineRule="auto"/>
+            </w:pPr>
+            <w:r>
+              <w:t xml:space="preserve">Appliance Impact</w:t>
+            </w:r>
+          </w:p>
+        </w:tc>
+        <w:tc>
+          <w:tcPr>
+            <w:tcW w:w="2200" w:type="dxa"/>
+          </w:tcPr>
+          <w:p>
+            <w:pPr>
+              <w:spacing w:before="0" w:after="0" w:line="360" w:lineRule="auto"/>
+            </w:pPr>
+            <w:r>
+              <w:t xml:space="preserve">設備啟用後對 temperature、humidity、illuminance 造成的方向、幅度與空間分布影響。</w:t>
+            </w:r>
+          </w:p>
+        </w:tc>
+      </w:tr>
+      <w:tr>
+        <w:tc>
+          <w:tcPr>
+            <w:tcW w:w="2200" w:type="dxa"/>
+          </w:tcPr>
+          <w:p>
+            <w:pPr>
+              <w:spacing w:before="0" w:after="0" w:line="360" w:lineRule="auto"/>
+            </w:pPr>
+            <w:r>
+              <w:t xml:space="preserve">Variable-Specific Nominal Model</w:t>
+            </w:r>
+          </w:p>
+        </w:tc>
+        <w:tc>
+          <w:tcPr>
+            <w:tcW w:w="2200" w:type="dxa"/>
+          </w:tcPr>
+          <w:p>
+            <w:pPr>
+              <w:spacing w:before="0" w:after="0" w:line="360" w:lineRule="auto"/>
+            </w:pPr>
+            <w:r>
+              <w:t xml:space="preserve">依溫度、濕度與照度的不同物理特性建立低階主模型；溫度偏熱交換與熱源，濕度偏水氣交換與除濕，照度偏光源幾何、遮蔽與反射。</w:t>
+            </w:r>
+          </w:p>
+        </w:tc>
+      </w:tr>
+      <w:tr>
+        <w:tc>
+          <w:tcPr>
+            <w:tcW w:w="2200" w:type="dxa"/>
+          </w:tcPr>
+          <w:p>
+            <w:pPr>
+              <w:spacing w:before="0" w:after="0" w:line="360" w:lineRule="auto"/>
+            </w:pPr>
+            <w:r>
+              <w:t xml:space="preserve">Indoor Baseline</w:t>
+            </w:r>
+          </w:p>
+        </w:tc>
+        <w:tc>
+          <w:tcPr>
+            <w:tcW w:w="2200" w:type="dxa"/>
+          </w:tcPr>
+          <w:p>
+            <w:pPr>
+              <w:spacing w:before="0" w:after="0" w:line="360" w:lineRule="auto"/>
+            </w:pPr>
+            <w:r>
+              <w:t xml:space="preserve">模型中的室內基準狀態 $(T_0,H_0,L_0)$；代表設備作用與 residual correction 前的起始溫度、濕度與照度，不是 IDW 或 persistence 這類比較方法。</w:t>
+            </w:r>
+          </w:p>
+        </w:tc>
+      </w:tr>
+      <w:tr>
+        <w:tc>
+          <w:tcPr>
+            <w:tcW w:w="2200" w:type="dxa"/>
+          </w:tcPr>
+          <w:p>
+            <w:pPr>
+              <w:spacing w:before="0" w:after="0" w:line="360" w:lineRule="auto"/>
+            </w:pPr>
+            <w:r>
+              <w:t xml:space="preserve">IDW</w:t>
+            </w:r>
+          </w:p>
+        </w:tc>
+        <w:tc>
+          <w:tcPr>
+            <w:tcW w:w="2200" w:type="dxa"/>
+          </w:tcPr>
+          <w:p>
+            <w:pPr>
+              <w:spacing w:before="0" w:after="0" w:line="360" w:lineRule="auto"/>
+            </w:pPr>
+            <w:r>
+              <w:t xml:space="preserve">Inverse Distance Weighting，反距離加權插值；本文作為不含設備物理先驗的 baseline。</w:t>
+            </w:r>
+          </w:p>
+        </w:tc>
+      </w:tr>
+      <w:tr>
+        <w:tc>
+          <w:tcPr>
+            <w:tcW w:w="2200" w:type="dxa"/>
+          </w:tcPr>
+          <w:p>
+            <w:pPr>
+              <w:spacing w:before="0" w:after="0" w:line="360" w:lineRule="auto"/>
+            </w:pPr>
+            <w:r>
+              <w:t xml:space="preserve">MAE</w:t>
+            </w:r>
+          </w:p>
+        </w:tc>
+        <w:tc>
+          <w:tcPr>
+            <w:tcW w:w="2200" w:type="dxa"/>
+          </w:tcPr>
+          <w:p>
+            <w:pPr>
+              <w:spacing w:before="0" w:after="0" w:line="360" w:lineRule="auto"/>
+            </w:pPr>
+            <w:r>
+              <w:t xml:space="preserve">Mean Absolute Error，平均絕對誤差；數值越低代表平均偏差越小。</w:t>
+            </w:r>
+          </w:p>
+        </w:tc>
+      </w:tr>
+      <w:tr>
+        <w:tc>
+          <w:tcPr>
+            <w:tcW w:w="2200" w:type="dxa"/>
+          </w:tcPr>
+          <w:p>
+            <w:pPr>
+              <w:spacing w:before="0" w:after="0" w:line="360" w:lineRule="auto"/>
+            </w:pPr>
+            <w:r>
+              <w:t xml:space="preserve">RMSE</w:t>
+            </w:r>
+          </w:p>
+        </w:tc>
+        <w:tc>
+          <w:tcPr>
+            <w:tcW w:w="2200" w:type="dxa"/>
+          </w:tcPr>
+          <w:p>
+            <w:pPr>
+              <w:spacing w:before="0" w:after="0" w:line="360" w:lineRule="auto"/>
+            </w:pPr>
+            <w:r>
+              <w:t xml:space="preserve">Root Mean Square Error，均方根誤差；比 MAE 更重視尖峰或離群偏差。</w:t>
+            </w:r>
+          </w:p>
+        </w:tc>
+      </w:tr>
+      <w:tr>
+        <w:tc>
+          <w:tcPr>
+            <w:tcW w:w="2200" w:type="dxa"/>
+          </w:tcPr>
+          <w:p>
+            <w:pPr>
+              <w:spacing w:before="0" w:after="0" w:line="360" w:lineRule="auto"/>
+            </w:pPr>
+            <w:r>
+              <w:t xml:space="preserve">Correlation</w:t>
+            </w:r>
+          </w:p>
+        </w:tc>
+        <w:tc>
+          <w:tcPr>
+            <w:tcW w:w="2200" w:type="dxa"/>
+          </w:tcPr>
+          <w:p>
+            <w:pPr>
+              <w:spacing w:before="0" w:after="0" w:line="360" w:lineRule="auto"/>
+            </w:pPr>
+            <w:r>
+              <w:t xml:space="preserve">Pearson correlation，用於衡量預測與真值是否同向變化；在事件 delta 任務中可反映趨勢追蹤能力。</w:t>
+            </w:r>
+          </w:p>
+        </w:tc>
+      </w:tr>
+      <w:tr>
+        <w:tc>
+          <w:tcPr>
+            <w:tcW w:w="2200" w:type="dxa"/>
+          </w:tcPr>
+          <w:p>
+            <w:pPr>
+              <w:spacing w:before="0" w:after="0" w:line="360" w:lineRule="auto"/>
+            </w:pPr>
+            <w:r>
+              <w:t xml:space="preserve">Trilinear Correction</w:t>
+            </w:r>
+          </w:p>
+        </w:tc>
+        <w:tc>
+          <w:tcPr>
+            <w:tcW w:w="2200" w:type="dxa"/>
+          </w:tcPr>
+          <w:p>
+            <w:pPr>
+              <w:spacing w:before="0" w:after="0" w:line="360" w:lineRule="auto"/>
+            </w:pPr>
+            <w:r>
+              <w:t xml:space="preserve">利用 8 個角落感測器殘差對房間內任意點做三線性殘差校正。</w:t>
+            </w:r>
+          </w:p>
+        </w:tc>
+      </w:tr>
+      <w:tr>
+        <w:tc>
+          <w:tcPr>
+            <w:tcW w:w="2200" w:type="dxa"/>
+          </w:tcPr>
+          <w:p>
+            <w:pPr>
+              <w:spacing w:before="0" w:after="0" w:line="360" w:lineRule="auto"/>
+            </w:pPr>
+            <w:r>
+              <w:t xml:space="preserve">Power Calibration</w:t>
+            </w:r>
+          </w:p>
+        </w:tc>
+        <w:tc>
+          <w:tcPr>
+            <w:tcW w:w="2200" w:type="dxa"/>
+          </w:tcPr>
+          <w:p>
+            <w:pPr>
+              <w:spacing w:before="0" w:after="0" w:line="360" w:lineRule="auto"/>
+            </w:pPr>
+            <w:r>
+              <w:t xml:space="preserve">依 active device 附近感測器殘差調整設備影響強度，使模型估計更貼近觀測。</w:t>
+            </w:r>
+          </w:p>
+        </w:tc>
+      </w:tr>
+      <w:tr>
+        <w:tc>
+          <w:tcPr>
+            <w:tcW w:w="2200" w:type="dxa"/>
+          </w:tcPr>
+          <w:p>
+            <w:pPr>
+              <w:spacing w:before="0" w:after="0" w:line="360" w:lineRule="auto"/>
+            </w:pPr>
+            <w:r>
+              <w:t xml:space="preserve">Least Squares</w:t>
+            </w:r>
+          </w:p>
+        </w:tc>
+        <w:tc>
+          <w:tcPr>
+            <w:tcW w:w="2200" w:type="dxa"/>
+          </w:tcPr>
+          <w:p>
+            <w:pPr>
+              <w:spacing w:before="0" w:after="0" w:line="360" w:lineRule="auto"/>
+            </w:pPr>
+            <w:r>
+              <w:t xml:space="preserve">最小平方法；本文用於從設備前後感測差異估計非連網裝置影響係數。</w:t>
+            </w:r>
+          </w:p>
+        </w:tc>
+      </w:tr>
+      <w:tr>
+        <w:tc>
+          <w:tcPr>
+            <w:tcW w:w="2200" w:type="dxa"/>
+          </w:tcPr>
+          <w:p>
+            <w:pPr>
+              <w:spacing w:before="0" w:after="0" w:line="360" w:lineRule="auto"/>
+            </w:pPr>
+            <w:r>
+              <w:t xml:space="preserve">Hybrid Residual Correction</w:t>
+            </w:r>
+          </w:p>
+        </w:tc>
+        <w:tc>
+          <w:tcPr>
+            <w:tcW w:w="2200" w:type="dxa"/>
+          </w:tcPr>
+          <w:p>
+            <w:pPr>
+              <w:spacing w:before="0" w:after="0" w:line="360" w:lineRule="auto"/>
+            </w:pPr>
+            <w:r>
+              <w:t xml:space="preserve">保留主物理模型，再用小型 neural network 學習主模型尚未吸收的剩餘誤差。</w:t>
+            </w:r>
+          </w:p>
+        </w:tc>
+      </w:tr>
+      <w:tr>
+        <w:tc>
+          <w:tcPr>
+            <w:tcW w:w="2200" w:type="dxa"/>
+          </w:tcPr>
+          <w:p>
+            <w:pPr>
+              <w:spacing w:before="0" w:after="0" w:line="360" w:lineRule="auto"/>
+            </w:pPr>
+            <w:r>
+              <w:t xml:space="preserve">Fourier Low-Pass Denoising</w:t>
+            </w:r>
+          </w:p>
+        </w:tc>
+        <w:tc>
+          <w:tcPr>
+            <w:tcW w:w="2200" w:type="dxa"/>
+          </w:tcPr>
+          <w:p>
+            <w:pPr>
+              <w:spacing w:before="0" w:after="0" w:line="360" w:lineRule="auto"/>
+            </w:pPr>
+            <w:r>
+              <w:t xml:space="preserve">對 temperature 與 humidity residual trace 做低通濾波，降低高頻雜訊對 residual training 的影響。</w:t>
+            </w:r>
+          </w:p>
+        </w:tc>
+      </w:tr>
+      <w:tr>
+        <w:tc>
+          <w:tcPr>
+            <w:tcW w:w="2200" w:type="dxa"/>
+          </w:tcPr>
+          <w:p>
+            <w:pPr>
+              <w:spacing w:before="0" w:after="0" w:line="360" w:lineRule="auto"/>
+            </w:pPr>
+            <w:r>
+              <w:t xml:space="preserve">One-Bounce Diffuse Reflection</w:t>
+            </w:r>
+          </w:p>
+        </w:tc>
+        <w:tc>
+          <w:tcPr>
+            <w:tcW w:w="2200" w:type="dxa"/>
+          </w:tcPr>
+          <w:p>
+            <w:pPr>
+              <w:spacing w:before="0" w:after="0" w:line="360" w:lineRule="auto"/>
+            </w:pPr>
+            <w:r>
+              <w:t xml:space="preserve">照度模型中的簡化反射近似，讓地板、牆面、天花板或家具表面提供間接回填亮度。</w:t>
+            </w:r>
+          </w:p>
+        </w:tc>
+      </w:tr>
+      <w:tr>
+        <w:tc>
+          <w:tcPr>
+            <w:tcW w:w="2200" w:type="dxa"/>
+          </w:tcPr>
+          <w:p>
+            <w:pPr>
+              <w:spacing w:before="0" w:after="0" w:line="360" w:lineRule="auto"/>
+            </w:pPr>
+            <w:r>
+              <w:t xml:space="preserve">LOO</w:t>
+            </w:r>
+          </w:p>
+        </w:tc>
+        <w:tc>
+          <w:tcPr>
+            <w:tcW w:w="2200" w:type="dxa"/>
+          </w:tcPr>
+          <w:p>
+            <w:pPr>
+              <w:spacing w:before="0" w:after="0" w:line="360" w:lineRule="auto"/>
+            </w:pPr>
+            <w:r>
+              <w:t xml:space="preserve">Leave-One-Scenario-Out，以每次留下一個情境測試、其餘情境訓練的交叉驗證方式。</w:t>
+            </w:r>
+          </w:p>
+        </w:tc>
+      </w:tr>
+      <w:tr>
+        <w:tc>
+          <w:tcPr>
+            <w:tcW w:w="2200" w:type="dxa"/>
+          </w:tcPr>
+          <w:p>
+            <w:pPr>
+              <w:spacing w:before="0" w:after="0" w:line="360" w:lineRule="auto"/>
+            </w:pPr>
+            <w:r>
+              <w:t xml:space="preserve">Ablation</w:t>
+            </w:r>
+          </w:p>
+        </w:tc>
+        <w:tc>
+          <w:tcPr>
+            <w:tcW w:w="2200" w:type="dxa"/>
+          </w:tcPr>
+          <w:p>
+            <w:pPr>
+              <w:spacing w:before="0" w:after="0" w:line="360" w:lineRule="auto"/>
+            </w:pPr>
+            <w:r>
+              <w:t xml:space="preserve">消融實驗；移除某個模型元件後比較指標變化，用來判斷元件貢獻。</w:t>
+            </w:r>
+          </w:p>
+        </w:tc>
+      </w:tr>
+      <w:tr>
+        <w:tc>
+          <w:tcPr>
+            <w:tcW w:w="2200" w:type="dxa"/>
+          </w:tcPr>
+          <w:p>
+            <w:pPr>
+              <w:spacing w:before="0" w:after="0" w:line="360" w:lineRule="auto"/>
+            </w:pPr>
+            <w:r>
+              <w:t xml:space="preserve">Task-Aligned Benchmark</w:t>
+            </w:r>
+          </w:p>
+        </w:tc>
+        <w:tc>
+          <w:tcPr>
+            <w:tcW w:w="2200" w:type="dxa"/>
+          </w:tcPr>
+          <w:p>
+            <w:pPr>
+              <w:spacing w:before="0" w:after="0" w:line="360" w:lineRule="auto"/>
+            </w:pPr>
+            <w:r>
+              <w:t xml:space="preserve">只選擇公開資料集可支援且與本研究相容的子任務做比較，不把公開資料誤當完整 3D 真值。</w:t>
+            </w:r>
+          </w:p>
+        </w:tc>
+      </w:tr>
+      <w:tr>
+        <w:tc>
+          <w:tcPr>
+            <w:tcW w:w="2200" w:type="dxa"/>
+          </w:tcPr>
+          <w:p>
+            <w:pPr>
+              <w:spacing w:before="0" w:after="0" w:line="360" w:lineRule="auto"/>
+            </w:pPr>
+            <w:r>
+              <w:t xml:space="preserve">Chronological Split</w:t>
+            </w:r>
+          </w:p>
+        </w:tc>
+        <w:tc>
+          <w:tcPr>
+            <w:tcW w:w="2200" w:type="dxa"/>
+          </w:tcPr>
+          <w:p>
+            <w:pPr>
+              <w:spacing w:before="0" w:after="0" w:line="360" w:lineRule="auto"/>
+            </w:pPr>
+            <w:r>
+              <w:t xml:space="preserve">依時間順序切分 train/test，避免未來資料流入訓練造成時序洩漏。</w:t>
+            </w:r>
+          </w:p>
+        </w:tc>
+      </w:tr>
+      <w:tr>
+        <w:tc>
+          <w:tcPr>
+            <w:tcW w:w="2200" w:type="dxa"/>
+          </w:tcPr>
+          <w:p>
+            <w:pPr>
+              <w:spacing w:before="0" w:after="0" w:line="360" w:lineRule="auto"/>
+            </w:pPr>
+            <w:r>
+              <w:t xml:space="preserve">Structured Prior</w:t>
+            </w:r>
+          </w:p>
+        </w:tc>
+        <w:tc>
+          <w:tcPr>
+            <w:tcW w:w="2200" w:type="dxa"/>
+          </w:tcPr>
+          <w:p>
+            <w:pPr>
+              <w:spacing w:before="0" w:after="0" w:line="360" w:lineRule="auto"/>
+            </w:pPr>
+            <w:r>
+              <w:t xml:space="preserve">把本研究物理模型與 hybrid checkpoint 轉成 public task 可用的結構化先驗特徵。</w:t>
+            </w:r>
+          </w:p>
+        </w:tc>
+      </w:tr>
+      <w:tr>
+        <w:tc>
+          <w:tcPr>
+            <w:tcW w:w="2200" w:type="dxa"/>
+          </w:tcPr>
+          <w:p>
+            <w:pPr>
+              <w:spacing w:before="0" w:after="0" w:line="360" w:lineRule="auto"/>
+            </w:pPr>
+            <w:r>
+              <w:t xml:space="preserve">Linear Readout Head</w:t>
+            </w:r>
+          </w:p>
+        </w:tc>
+        <w:tc>
+          <w:tcPr>
+            <w:tcW w:w="2200" w:type="dxa"/>
+          </w:tcPr>
+          <w:p>
+            <w:pPr>
+              <w:spacing w:before="0" w:after="0" w:line="360" w:lineRule="auto"/>
+            </w:pPr>
+            <w:r>
+              <w:t xml:space="preserve">接在 structured prior 後方的小型線性輸出層；在相同 train split 上訓練後與 baseline 比較。</w:t>
+            </w:r>
+          </w:p>
+        </w:tc>
+      </w:tr>
+      <w:tr>
+        <w:tc>
+          <w:tcPr>
+            <w:tcW w:w="2200" w:type="dxa"/>
+          </w:tcPr>
+          <w:p>
+            <w:pPr>
+              <w:spacing w:before="0" w:after="0" w:line="360" w:lineRule="auto"/>
+            </w:pPr>
+            <w:r>
+              <w:t xml:space="preserve">Persistence</w:t>
+            </w:r>
+          </w:p>
+        </w:tc>
+        <w:tc>
+          <w:tcPr>
+            <w:tcW w:w="2200" w:type="dxa"/>
+          </w:tcPr>
+          <w:p>
+            <w:pPr>
+              <w:spacing w:before="0" w:after="0" w:line="360" w:lineRule="auto"/>
+            </w:pPr>
+            <w:r>
+              <w:t xml:space="preserve">以上一個時間點的觀測值作為下一時間點預測的 baseline。</w:t>
+            </w:r>
+          </w:p>
+        </w:tc>
+      </w:tr>
+      <w:tr>
+        <w:tc>
+          <w:tcPr>
+            <w:tcW w:w="2200" w:type="dxa"/>
+          </w:tcPr>
+          <w:p>
+            <w:pPr>
+              <w:spacing w:before="0" w:after="0" w:line="360" w:lineRule="auto"/>
+            </w:pPr>
+            <w:r>
+              <w:t xml:space="preserve">Linear Regression</w:t>
+            </w:r>
+          </w:p>
+        </w:tc>
+        <w:tc>
+          <w:tcPr>
+            <w:tcW w:w="2200" w:type="dxa"/>
+          </w:tcPr>
+          <w:p>
+            <w:pPr>
+              <w:spacing w:before="0" w:after="0" w:line="360" w:lineRule="auto"/>
+            </w:pPr>
+            <w:r>
+              <w:t xml:space="preserve">使用公開資料特徵訓練的線性迴歸 baseline。</w:t>
+            </w:r>
+          </w:p>
+        </w:tc>
+      </w:tr>
+      <w:tr>
+        <w:tc>
+          <w:tcPr>
+            <w:tcW w:w="2200" w:type="dxa"/>
+          </w:tcPr>
+          <w:p>
+            <w:pPr>
+              <w:spacing w:before="0" w:after="0" w:line="360" w:lineRule="auto"/>
+            </w:pPr>
+            <w:r>
+              <w:t xml:space="preserve">MCP</w:t>
+            </w:r>
+          </w:p>
+        </w:tc>
+        <w:tc>
+          <w:tcPr>
+            <w:tcW w:w="2200" w:type="dxa"/>
+          </w:tcPr>
+          <w:p>
+            <w:pPr>
+              <w:spacing w:before="0" w:after="0" w:line="360" w:lineRule="auto"/>
+            </w:pPr>
+            <w:r>
+              <w:t xml:space="preserve">Model Context Protocol；本文用於將數位孿生能力封裝成 AI client 可呼叫的工具介面。</w:t>
+            </w:r>
+          </w:p>
+        </w:tc>
+      </w:tr>
+      <w:tr>
+        <w:tc>
+          <w:tcPr>
+            <w:tcW w:w="2200" w:type="dxa"/>
+          </w:tcPr>
+          <w:p>
+            <w:pPr>
+              <w:spacing w:before="0" w:after="0" w:line="360" w:lineRule="auto"/>
+            </w:pPr>
+            <w:r>
+              <w:t xml:space="preserve">Direct Window Input</w:t>
+            </w:r>
+          </w:p>
+        </w:tc>
+        <w:tc>
+          <w:tcPr>
+            <w:tcW w:w="2200" w:type="dxa"/>
+          </w:tcPr>
+          <w:p>
+            <w:pPr>
+              <w:spacing w:before="0" w:after="0" w:line="360" w:lineRule="auto"/>
+            </w:pPr>
+            <w:r>
+              <w:t xml:space="preserve">不使用季節/天氣/時段 preset，而是直接輸入外部溫度、濕度、日照與開窗比例進行模擬。</w:t>
+            </w:r>
+          </w:p>
+        </w:tc>
+      </w:tr>
+    </w:tbl>
+    <w:p>
+      <w:pPr>
+        <w:pStyle w:val="Heading1"/>
+        <w:spacing w:before="0" w:after="0" w:line="360" w:lineRule="auto"/>
+      </w:pPr>
+      <w:r>
+        <w:rPr>
+          <w:b/>
+        </w:rPr>
+        <w:t xml:space="preserve">附錄 D：後續 IEEE 稿件資料來源原則</w:t>
+      </w:r>
+    </w:p>
+    <w:p>
+      <w:pPr>
+        <w:spacing w:before="0" w:after="0" w:line="360" w:lineRule="auto"/>
+      </w:pPr>
+      <w:r>
+        <w:t xml:space="preserve">本中文論文完整稿作為後續 IEEE 稿件的主要資料來源。未來若需撰寫或修改 IEEE paper，應先從本中文論文抽取研究問題、方法架構、實驗設定、資料集限制、評估指標、表格數字與結論，再依 IEEE 篇幅壓縮文字；不應在 IEEE 稿件中另行加入與中文論文不同的 benchmark 數字、claim boundary 或方法描述。</w:t>
+      </w:r>
+    </w:p>
+    <w:p>
+      <w:pPr>
+        <w:spacing w:before="0" w:after="0" w:line="360" w:lineRule="auto"/>
+      </w:pPr>
+      <w:r>
+        <w:t xml:space="preserve">若後續實驗新增或數字更新，應先更新中文論文與其輸出，再由中文論文同步萃取到 IEEE 稿件。對公開資料集尤其要保留本論文的限制寫法：SML2010 與 CU-BEMS 可支援 task-aligned external benchmark，但不能宣稱完整 3D field MAE、8-corner calibration 或完整非連網裝置係數學習。</w:t>
       </w:r>
     </w:p>
     <w:sectPr>

--- a/docs/papers/thesis/thesis_draft_zh.docx
+++ b/docs/papers/thesis/thesis_draft_zh.docx
@@ -575,6 +575,38 @@
       </w:pPr>
       <w:r>
         <w:t xml:space="preserve">  3.3 三因子場模型…… 8</w:t>
+      </w:r>
+    </w:p>
+    <w:p>
+      <w:pPr>
+        <w:spacing w:before="0" w:after="0" w:line="360" w:lineRule="auto"/>
+      </w:pPr>
+      <w:r>
+        <w:t xml:space="preserve">    3.3.1 共用符號與 Indoor Baseline…… 8</w:t>
+      </w:r>
+    </w:p>
+    <w:p>
+      <w:pPr>
+        <w:spacing w:before="0" w:after="0" w:line="360" w:lineRule="auto"/>
+      </w:pPr>
+      <w:r>
+        <w:t xml:space="preserve">    3.3.2 溫度場模型…… 8</w:t>
+      </w:r>
+    </w:p>
+    <w:p>
+      <w:pPr>
+        <w:spacing w:before="0" w:after="0" w:line="360" w:lineRule="auto"/>
+      </w:pPr>
+      <w:r>
+        <w:t xml:space="preserve">    3.3.3 濕度場模型…… 8</w:t>
+      </w:r>
+    </w:p>
+    <w:p>
+      <w:pPr>
+        <w:spacing w:before="0" w:after="0" w:line="360" w:lineRule="auto"/>
+      </w:pPr>
+      <w:r>
+        <w:t xml:space="preserve">    3.3.4 照度場模型…… 9</w:t>
       </w:r>
     </w:p>
     <w:p>
@@ -3188,6 +3220,18 @@
     </w:p>
     <w:p>
       <w:pPr>
+        <w:pStyle w:val="Heading3"/>
+        <w:spacing w:before="0" w:after="0" w:line="360" w:lineRule="auto"/>
+      </w:pPr>
+      <w:r>
+        <w:rPr>
+          <w:b/>
+        </w:rPr>
+        <w:t xml:space="preserve">3.3.1 共用符號與 Indoor Baseline</w:t>
+      </w:r>
+    </w:p>
+    <w:p>
+      <w:pPr>
         <w:spacing w:before="0" w:after="0" w:line="360" w:lineRule="auto"/>
       </w:pPr>
       <w:r>
@@ -3500,6 +3544,18 @@
     </w:tbl>
     <w:p>
       <w:pPr>
+        <w:pStyle w:val="Heading3"/>
+        <w:spacing w:before="0" w:after="0" w:line="360" w:lineRule="auto"/>
+      </w:pPr>
+      <w:r>
+        <w:rPr>
+          <w:b/>
+        </w:rPr>
+        <w:t xml:space="preserve">3.3.2 溫度場模型</w:t>
+      </w:r>
+    </w:p>
+    <w:p>
+      <w:pPr>
         <w:spacing w:before="0" w:after="0" w:line="360" w:lineRule="auto"/>
       </w:pPr>
       <w:r>
@@ -3574,6 +3630,18 @@
     </w:p>
     <w:p>
       <w:pPr>
+        <w:pStyle w:val="Heading3"/>
+        <w:spacing w:before="0" w:after="0" w:line="360" w:lineRule="auto"/>
+      </w:pPr>
+      <w:r>
+        <w:rPr>
+          <w:b/>
+        </w:rPr>
+        <w:t xml:space="preserve">3.3.3 濕度場模型</w:t>
+      </w:r>
+    </w:p>
+    <w:p>
+      <w:pPr>
         <w:spacing w:before="0" w:after="0" w:line="360" w:lineRule="auto"/>
       </w:pPr>
       <w:r>
@@ -3606,6 +3674,18 @@
       </w:pPr>
       <w:r>
         <w:t xml:space="preserve">其中 $H_0$ 為室內基準相對濕度，$H_{\mathrm{out}}$ 為室外相對濕度，$d_H$ 為除濕需求量。冷氣項為負值，表示除濕；窗戶項由 $(H_{\mathrm{out}}-H_0)$ 決定正負，表示外氣較濕時提高室內濕度，外氣較乾時降低室內濕度。此處並未主張完整求解水氣質量守恆或 psychrometric model，而是使用控制導向的低階近似，再交由角落感測器 residual 校正吸收模型偏差。</w:t>
+      </w:r>
+    </w:p>
+    <w:p>
+      <w:pPr>
+        <w:pStyle w:val="Heading3"/>
+        <w:spacing w:before="0" w:after="0" w:line="360" w:lineRule="auto"/>
+      </w:pPr>
+      <w:r>
+        <w:rPr>
+          <w:b/>
+        </w:rPr>
+        <w:t xml:space="preserve">3.3.4 照度場模型</w:t>
       </w:r>
     </w:p>
     <w:p>

--- a/docs/papers/thesis/thesis_draft_zh.docx
+++ b/docs/papers/thesis/thesis_draft_zh.docx
@@ -663,6 +663,14 @@
       </w:pPr>
       <w:r>
         <w:t xml:space="preserve">  3.9 控制動作排序…… 10</w:t>
+      </w:r>
+    </w:p>
+    <w:p>
+      <w:pPr>
+        <w:spacing w:before="0" w:after="0" w:line="360" w:lineRule="auto"/>
+      </w:pPr>
+      <w:r>
+        <w:t xml:space="preserve">  3.10 方法選擇理由與限制…… 10</w:t>
       </w:r>
     </w:p>
     <w:p>
@@ -4558,6 +4566,814 @@
       </w:pPr>
       <w:r>
         <w:t xml:space="preserve">comfort penalty 對每個因子使用目標值與容許範圍計算：若預測值落在容許範圍內，該因子 penalty 為 0；若超出容許範圍，則以超出量除以容許範圍後乘上對應權重。此設計避免微小偏差被過度懲罰，也使不同量綱的溫度、濕度與照度可被加總。需要注意的是，這裡的推薦排序屬於 model-based counterfactual simulation，並不等同於已完成實際控制驗證。</w:t>
+      </w:r>
+    </w:p>
+    <w:p>
+      <w:pPr>
+        <w:pStyle w:val="Heading2"/>
+        <w:spacing w:before="0" w:after="0" w:line="360" w:lineRule="auto"/>
+      </w:pPr>
+      <w:r>
+        <w:rPr>
+          <w:b/>
+        </w:rPr>
+        <w:t xml:space="preserve">3.10 方法選擇理由與限制</w:t>
+      </w:r>
+    </w:p>
+    <w:p>
+      <w:pPr>
+        <w:spacing w:before="0" w:after="0" w:line="360" w:lineRule="auto"/>
+      </w:pPr>
+      <w:r>
+        <w:t xml:space="preserve">為避免方法堆疊流於任意組合，本研究將每一個方法都對應到明確的研究需求。整體選擇邏輯是：先用可解釋的變數專屬 nominal model 描述室內溫度、濕度與照度的主要趨勢，再用稀疏感測器的 residual correction 修正房間現況，最後才以資料驅動模型處理主模型無法完整描述的剩餘誤差。表 3-5 整理各方法的使用原因、解決問題與限制。</w:t>
+      </w:r>
+    </w:p>
+    <w:tbl>
+      <w:tblPr>
+        <w:tblBorders>
+          <w:top w:val="single" w:sz="6" w:space="0" w:color="999999"/>
+          <w:left w:val="single" w:sz="6" w:space="0" w:color="999999"/>
+          <w:bottom w:val="single" w:sz="6" w:space="0" w:color="999999"/>
+          <w:right w:val="single" w:sz="6" w:space="0" w:color="999999"/>
+          <w:insideH w:val="single" w:sz="6" w:space="0" w:color="999999"/>
+          <w:insideV w:val="single" w:sz="6" w:space="0" w:color="999999"/>
+        </w:tblBorders>
+      </w:tblPr>
+      <w:tr>
+        <w:tc>
+          <w:tcPr>
+            <w:tcW w:w="2200" w:type="dxa"/>
+          </w:tcPr>
+          <w:p>
+            <w:pPr>
+              <w:spacing w:before="0" w:after="0" w:line="360" w:lineRule="auto"/>
+            </w:pPr>
+            <w:r>
+              <w:rPr>
+                <w:b/>
+              </w:rPr>
+              <w:t xml:space="preserve">方法</w:t>
+            </w:r>
+          </w:p>
+        </w:tc>
+        <w:tc>
+          <w:tcPr>
+            <w:tcW w:w="2200" w:type="dxa"/>
+          </w:tcPr>
+          <w:p>
+            <w:pPr>
+              <w:spacing w:before="0" w:after="0" w:line="360" w:lineRule="auto"/>
+            </w:pPr>
+            <w:r>
+              <w:rPr>
+                <w:b/>
+              </w:rPr>
+              <w:t xml:space="preserve">使用原因</w:t>
+            </w:r>
+          </w:p>
+        </w:tc>
+        <w:tc>
+          <w:tcPr>
+            <w:tcW w:w="2200" w:type="dxa"/>
+          </w:tcPr>
+          <w:p>
+            <w:pPr>
+              <w:spacing w:before="0" w:after="0" w:line="360" w:lineRule="auto"/>
+            </w:pPr>
+            <w:r>
+              <w:rPr>
+                <w:b/>
+              </w:rPr>
+              <w:t xml:space="preserve">解決的問題</w:t>
+            </w:r>
+          </w:p>
+        </w:tc>
+        <w:tc>
+          <w:tcPr>
+            <w:tcW w:w="2200" w:type="dxa"/>
+          </w:tcPr>
+          <w:p>
+            <w:pPr>
+              <w:spacing w:before="0" w:after="0" w:line="360" w:lineRule="auto"/>
+            </w:pPr>
+            <w:r>
+              <w:rPr>
+                <w:b/>
+              </w:rPr>
+              <w:t xml:space="preserve">限制或注意事項</w:t>
+            </w:r>
+          </w:p>
+        </w:tc>
+      </w:tr>
+      <w:tr>
+        <w:tc>
+          <w:tcPr>
+            <w:tcW w:w="2200" w:type="dxa"/>
+          </w:tcPr>
+          <w:p>
+            <w:pPr>
+              <w:spacing w:before="0" w:after="0" w:line="360" w:lineRule="auto"/>
+            </w:pPr>
+            <w:r>
+              <w:t xml:space="preserve">Indoor Baseline</w:t>
+            </w:r>
+          </w:p>
+        </w:tc>
+        <w:tc>
+          <w:tcPr>
+            <w:tcW w:w="2200" w:type="dxa"/>
+          </w:tcPr>
+          <w:p>
+            <w:pPr>
+              <w:spacing w:before="0" w:after="0" w:line="360" w:lineRule="auto"/>
+            </w:pPr>
+            <w:r>
+              <w:t xml:space="preserve">需要一個設備作用與感測器修正之前的室內起始狀態。</w:t>
+            </w:r>
+          </w:p>
+        </w:tc>
+        <w:tc>
+          <w:tcPr>
+            <w:tcW w:w="2200" w:type="dxa"/>
+          </w:tcPr>
+          <w:p>
+            <w:pPr>
+              <w:spacing w:before="0" w:after="0" w:line="360" w:lineRule="auto"/>
+            </w:pPr>
+            <w:r>
+              <w:t xml:space="preserve">將 T0、H0、L0 作為溫度、濕度與照度場的共同參考點，避免模型每次都從任意絕對值重新估計。</w:t>
+            </w:r>
+          </w:p>
+        </w:tc>
+        <w:tc>
+          <w:tcPr>
+            <w:tcW w:w="2200" w:type="dxa"/>
+          </w:tcPr>
+          <w:p>
+            <w:pPr>
+              <w:spacing w:before="0" w:after="0" w:line="360" w:lineRule="auto"/>
+            </w:pPr>
+            <w:r>
+              <w:t xml:space="preserve">若 baseline 來自預設值或使用者輸入而非實測前置資料，後續估計會帶有基準偏差；因此它不是比較方法中的 IDW 或 persistence baseline。</w:t>
+            </w:r>
+          </w:p>
+        </w:tc>
+      </w:tr>
+      <w:tr>
+        <w:tc>
+          <w:tcPr>
+            <w:tcW w:w="2200" w:type="dxa"/>
+          </w:tcPr>
+          <w:p>
+            <w:pPr>
+              <w:spacing w:before="0" w:after="0" w:line="360" w:lineRule="auto"/>
+            </w:pPr>
+            <w:r>
+              <w:t xml:space="preserve">變數專屬 nominal model</w:t>
+            </w:r>
+          </w:p>
+        </w:tc>
+        <w:tc>
+          <w:tcPr>
+            <w:tcW w:w="2200" w:type="dxa"/>
+          </w:tcPr>
+          <w:p>
+            <w:pPr>
+              <w:spacing w:before="0" w:after="0" w:line="360" w:lineRule="auto"/>
+            </w:pPr>
+            <w:r>
+              <w:t xml:space="preserve">溫度、濕度與照度的物理特性不同，不能用同一組 bulk/local 公式硬套三個變數。</w:t>
+            </w:r>
+          </w:p>
+        </w:tc>
+        <w:tc>
+          <w:tcPr>
+            <w:tcW w:w="2200" w:type="dxa"/>
+          </w:tcPr>
+          <w:p>
+            <w:pPr>
+              <w:spacing w:before="0" w:after="0" w:line="360" w:lineRule="auto"/>
+            </w:pPr>
+            <w:r>
+              <w:t xml:space="preserve">讓溫度處理熱交換與垂直梯度，濕度處理除濕與外氣交換，照度處理直射、環境光與反射。</w:t>
+            </w:r>
+          </w:p>
+        </w:tc>
+        <w:tc>
+          <w:tcPr>
+            <w:tcW w:w="2200" w:type="dxa"/>
+          </w:tcPr>
+          <w:p>
+            <w:pPr>
+              <w:spacing w:before="0" w:after="0" w:line="360" w:lineRule="auto"/>
+            </w:pPr>
+            <w:r>
+              <w:t xml:space="preserve">此模型是 reduced-order approximation，不等同於 CFD、完整濕空氣熱力模型或光線追跡。</w:t>
+            </w:r>
+          </w:p>
+        </w:tc>
+      </w:tr>
+      <w:tr>
+        <w:tc>
+          <w:tcPr>
+            <w:tcW w:w="2200" w:type="dxa"/>
+          </w:tcPr>
+          <w:p>
+            <w:pPr>
+              <w:spacing w:before="0" w:after="0" w:line="360" w:lineRule="auto"/>
+            </w:pPr>
+            <w:r>
+              <w:t xml:space="preserve">Dynamic activation</w:t>
+            </w:r>
+          </w:p>
+        </w:tc>
+        <w:tc>
+          <w:tcPr>
+            <w:tcW w:w="2200" w:type="dxa"/>
+          </w:tcPr>
+          <w:p>
+            <w:pPr>
+              <w:spacing w:before="0" w:after="0" w:line="360" w:lineRule="auto"/>
+            </w:pPr>
+            <w:r>
+              <w:t xml:space="preserve">冷氣、開窗與照明的影響不會在動作發生瞬間完全達到穩態。</w:t>
+            </w:r>
+          </w:p>
+        </w:tc>
+        <w:tc>
+          <w:tcPr>
+            <w:tcW w:w="2200" w:type="dxa"/>
+          </w:tcPr>
+          <w:p>
+            <w:pPr>
+              <w:spacing w:before="0" w:after="0" w:line="360" w:lineRule="auto"/>
+            </w:pPr>
+            <w:r>
+              <w:t xml:space="preserve">用 Aj(t)=aj(1-exp(-t/tauj)) 表示設備影響隨時間漸進，使 before/after 與短時間模擬更合理。</w:t>
+            </w:r>
+          </w:p>
+        </w:tc>
+        <w:tc>
+          <w:tcPr>
+            <w:tcW w:w="2200" w:type="dxa"/>
+          </w:tcPr>
+          <w:p>
+            <w:pPr>
+              <w:spacing w:before="0" w:after="0" w:line="360" w:lineRule="auto"/>
+            </w:pPr>
+            <w:r>
+              <w:t xml:space="preserve">需要指定或校正時間常數 tauj；若設備實際響應高度非線性，單一時間常數只能近似主要趨勢。</w:t>
+            </w:r>
+          </w:p>
+        </w:tc>
+      </w:tr>
+      <w:tr>
+        <w:tc>
+          <w:tcPr>
+            <w:tcW w:w="2200" w:type="dxa"/>
+          </w:tcPr>
+          <w:p>
+            <w:pPr>
+              <w:spacing w:before="0" w:after="0" w:line="360" w:lineRule="auto"/>
+            </w:pPr>
+            <w:r>
+              <w:t xml:space="preserve">Influence envelope</w:t>
+            </w:r>
+          </w:p>
+        </w:tc>
+        <w:tc>
+          <w:tcPr>
+            <w:tcW w:w="2200" w:type="dxa"/>
+          </w:tcPr>
+          <w:p>
+            <w:pPr>
+              <w:spacing w:before="0" w:after="0" w:line="360" w:lineRule="auto"/>
+            </w:pPr>
+            <w:r>
+              <w:t xml:space="preserve">設備效果會隨距離、方向與遮蔽而衰減，需要比全室均勻假設更細的空間描述。</w:t>
+            </w:r>
+          </w:p>
+        </w:tc>
+        <w:tc>
+          <w:tcPr>
+            <w:tcW w:w="2200" w:type="dxa"/>
+          </w:tcPr>
+          <w:p>
+            <w:pPr>
+              <w:spacing w:before="0" w:after="0" w:line="360" w:lineRule="auto"/>
+            </w:pPr>
+            <w:r>
+              <w:t xml:space="preserve">以距離衰減、方向投影與遮蔽係數描述局部作用範圍，讓冷氣出風口、窗邊與燈具附近可呈現不同影響強度。</w:t>
+            </w:r>
+          </w:p>
+        </w:tc>
+        <w:tc>
+          <w:tcPr>
+            <w:tcW w:w="2200" w:type="dxa"/>
+          </w:tcPr>
+          <w:p>
+            <w:pPr>
+              <w:spacing w:before="0" w:after="0" w:line="360" w:lineRule="auto"/>
+            </w:pPr>
+            <w:r>
+              <w:t xml:space="preserve">無法解析亂流、微尺度陰影與複雜反射；其目的在於提供可計算且可校正的低階空間先驗。</w:t>
+            </w:r>
+          </w:p>
+        </w:tc>
+      </w:tr>
+      <w:tr>
+        <w:tc>
+          <w:tcPr>
+            <w:tcW w:w="2200" w:type="dxa"/>
+          </w:tcPr>
+          <w:p>
+            <w:pPr>
+              <w:spacing w:before="0" w:after="0" w:line="360" w:lineRule="auto"/>
+            </w:pPr>
+            <w:r>
+              <w:t xml:space="preserve">Active-device power calibration</w:t>
+            </w:r>
+          </w:p>
+        </w:tc>
+        <w:tc>
+          <w:tcPr>
+            <w:tcW w:w="2200" w:type="dxa"/>
+          </w:tcPr>
+          <w:p>
+            <w:pPr>
+              <w:spacing w:before="0" w:after="0" w:line="360" w:lineRule="auto"/>
+            </w:pPr>
+            <w:r>
+              <w:t xml:space="preserve">設備預設功率與實際房間反應可能不同，需要由感測器 residual 回推修正。</w:t>
+            </w:r>
+          </w:p>
+        </w:tc>
+        <w:tc>
+          <w:tcPr>
+            <w:tcW w:w="2200" w:type="dxa"/>
+          </w:tcPr>
+          <w:p>
+            <w:pPr>
+              <w:spacing w:before="0" w:after="0" w:line="360" w:lineRule="auto"/>
+            </w:pPr>
+            <w:r>
+              <w:t xml:space="preserve">用已知啟動設備的觀測誤差調整效果強度，降低模型參數與實際場之間的落差。</w:t>
+            </w:r>
+          </w:p>
+        </w:tc>
+        <w:tc>
+          <w:tcPr>
+            <w:tcW w:w="2200" w:type="dxa"/>
+          </w:tcPr>
+          <w:p>
+            <w:pPr>
+              <w:spacing w:before="0" w:after="0" w:line="360" w:lineRule="auto"/>
+            </w:pPr>
+            <w:r>
+              <w:t xml:space="preserve">若多個設備同時啟動且影響高度共線，校正可能病態；因此需要配合事件紀錄與感測器位置檢查。</w:t>
+            </w:r>
+          </w:p>
+        </w:tc>
+      </w:tr>
+      <w:tr>
+        <w:tc>
+          <w:tcPr>
+            <w:tcW w:w="2200" w:type="dxa"/>
+          </w:tcPr>
+          <w:p>
+            <w:pPr>
+              <w:spacing w:before="0" w:after="0" w:line="360" w:lineRule="auto"/>
+            </w:pPr>
+            <w:r>
+              <w:t xml:space="preserve">Trilinear residual correction</w:t>
+            </w:r>
+          </w:p>
+        </w:tc>
+        <w:tc>
+          <w:tcPr>
+            <w:tcW w:w="2200" w:type="dxa"/>
+          </w:tcPr>
+          <w:p>
+            <w:pPr>
+              <w:spacing w:before="0" w:after="0" w:line="360" w:lineRule="auto"/>
+            </w:pPr>
+            <w:r>
+              <w:t xml:space="preserve">只有 8 個採集點時，不能聲稱完整知道全場，但可以在低階平滑假設下推估角點包圍盒內的 residual。</w:t>
+            </w:r>
+          </w:p>
+        </w:tc>
+        <w:tc>
+          <w:tcPr>
+            <w:tcW w:w="2200" w:type="dxa"/>
+          </w:tcPr>
+          <w:p>
+            <w:pPr>
+              <w:spacing w:before="0" w:after="0" w:line="360" w:lineRule="auto"/>
+            </w:pPr>
+            <w:r>
+              <w:t xml:space="preserve">用 8 點角點 residual 建立三線性修正場，使模型在感測器位置貼合觀測值，並可給出低階場的誤差界線。</w:t>
+            </w:r>
+          </w:p>
+        </w:tc>
+        <w:tc>
+          <w:tcPr>
+            <w:tcW w:w="2200" w:type="dxa"/>
+          </w:tcPr>
+          <w:p>
+            <w:pPr>
+              <w:spacing w:before="0" w:after="0" w:line="360" w:lineRule="auto"/>
+            </w:pPr>
+            <w:r>
+              <w:t xml:space="preserve">它不能證明高頻局部尖峰被重建；因此本文僅主張接近主要空間趨勢，而非完全等同真實連續場。</w:t>
+            </w:r>
+          </w:p>
+        </w:tc>
+      </w:tr>
+      <w:tr>
+        <w:tc>
+          <w:tcPr>
+            <w:tcW w:w="2200" w:type="dxa"/>
+          </w:tcPr>
+          <w:p>
+            <w:pPr>
+              <w:spacing w:before="0" w:after="0" w:line="360" w:lineRule="auto"/>
+            </w:pPr>
+            <w:r>
+              <w:t xml:space="preserve">Least-squares impact learning</w:t>
+            </w:r>
+          </w:p>
+        </w:tc>
+        <w:tc>
+          <w:tcPr>
+            <w:tcW w:w="2200" w:type="dxa"/>
+          </w:tcPr>
+          <w:p>
+            <w:pPr>
+              <w:spacing w:before="0" w:after="0" w:line="360" w:lineRule="auto"/>
+            </w:pPr>
+            <w:r>
+              <w:t xml:space="preserve">非連網裝置沒有 API 回報狀態，只能從事件前後的感測變化學習其影響。</w:t>
+            </w:r>
+          </w:p>
+        </w:tc>
+        <w:tc>
+          <w:tcPr>
+            <w:tcW w:w="2200" w:type="dxa"/>
+          </w:tcPr>
+          <w:p>
+            <w:pPr>
+              <w:spacing w:before="0" w:after="0" w:line="360" w:lineRule="auto"/>
+            </w:pPr>
+            <w:r>
+              <w:t xml:space="preserve">以 before/after delta 建立線性觀測方程，估計未知裝置對溫度、濕度與照度的方向與大小。</w:t>
+            </w:r>
+          </w:p>
+        </w:tc>
+        <w:tc>
+          <w:tcPr>
+            <w:tcW w:w="2200" w:type="dxa"/>
+          </w:tcPr>
+          <w:p>
+            <w:pPr>
+              <w:spacing w:before="0" w:after="0" w:line="360" w:lineRule="auto"/>
+            </w:pPr>
+            <w:r>
+              <w:t xml:space="preserve">需要事件可分離且雜訊受控；若多個未知動作重疊，學到的是混合效果而非單一裝置效果。</w:t>
+            </w:r>
+          </w:p>
+        </w:tc>
+      </w:tr>
+      <w:tr>
+        <w:tc>
+          <w:tcPr>
+            <w:tcW w:w="2200" w:type="dxa"/>
+          </w:tcPr>
+          <w:p>
+            <w:pPr>
+              <w:spacing w:before="0" w:after="0" w:line="360" w:lineRule="auto"/>
+            </w:pPr>
+            <w:r>
+              <w:t xml:space="preserve">One-bounce diffuse reflection</w:t>
+            </w:r>
+          </w:p>
+        </w:tc>
+        <w:tc>
+          <w:tcPr>
+            <w:tcW w:w="2200" w:type="dxa"/>
+          </w:tcPr>
+          <w:p>
+            <w:pPr>
+              <w:spacing w:before="0" w:after="0" w:line="360" w:lineRule="auto"/>
+            </w:pPr>
+            <w:r>
+              <w:t xml:space="preserve">照度若只看直射光，會低估牆面與家具反射造成的間接照明。</w:t>
+            </w:r>
+          </w:p>
+        </w:tc>
+        <w:tc>
+          <w:tcPr>
+            <w:tcW w:w="2200" w:type="dxa"/>
+          </w:tcPr>
+          <w:p>
+            <w:pPr>
+              <w:spacing w:before="0" w:after="0" w:line="360" w:lineRule="auto"/>
+            </w:pPr>
+            <w:r>
+              <w:t xml:space="preserve">用一次漫反射近似補上間接光，使窗戶與燈具之外的區域不會被估得過暗。</w:t>
+            </w:r>
+          </w:p>
+        </w:tc>
+        <w:tc>
+          <w:tcPr>
+            <w:tcW w:w="2200" w:type="dxa"/>
+          </w:tcPr>
+          <w:p>
+            <w:pPr>
+              <w:spacing w:before="0" w:after="0" w:line="360" w:lineRule="auto"/>
+            </w:pPr>
+            <w:r>
+              <w:t xml:space="preserve">此方法不是完整 radiosity 或 ray tracing；反射率與遮蔽幾何仍需以簡化參數表示。</w:t>
+            </w:r>
+          </w:p>
+        </w:tc>
+      </w:tr>
+      <w:tr>
+        <w:tc>
+          <w:tcPr>
+            <w:tcW w:w="2200" w:type="dxa"/>
+          </w:tcPr>
+          <w:p>
+            <w:pPr>
+              <w:spacing w:before="0" w:after="0" w:line="360" w:lineRule="auto"/>
+            </w:pPr>
+            <w:r>
+              <w:t xml:space="preserve">Hybrid residual neural network</w:t>
+            </w:r>
+          </w:p>
+        </w:tc>
+        <w:tc>
+          <w:tcPr>
+            <w:tcW w:w="2200" w:type="dxa"/>
+          </w:tcPr>
+          <w:p>
+            <w:pPr>
+              <w:spacing w:before="0" w:after="0" w:line="360" w:lineRule="auto"/>
+            </w:pPr>
+            <w:r>
+              <w:t xml:space="preserve">可解釋主模型仍可能留下系統性殘差，需要資料驅動方式補償。</w:t>
+            </w:r>
+          </w:p>
+        </w:tc>
+        <w:tc>
+          <w:tcPr>
+            <w:tcW w:w="2200" w:type="dxa"/>
+          </w:tcPr>
+          <w:p>
+            <w:pPr>
+              <w:spacing w:before="0" w:after="0" w:line="360" w:lineRule="auto"/>
+            </w:pPr>
+            <w:r>
+              <w:t xml:space="preserve">讓小型 MLP 學習 truth field 與主模型估計值之差，在保留主模型結構的同時改善殘差。</w:t>
+            </w:r>
+          </w:p>
+        </w:tc>
+        <w:tc>
+          <w:tcPr>
+            <w:tcW w:w="2200" w:type="dxa"/>
+          </w:tcPr>
+          <w:p>
+            <w:pPr>
+              <w:spacing w:before="0" w:after="0" w:line="360" w:lineRule="auto"/>
+            </w:pPr>
+            <w:r>
+              <w:t xml:space="preserve">需要獨立驗證資料避免過擬合；它是第二層修正器，不是用黑盒模型取代物理先驗。</w:t>
+            </w:r>
+          </w:p>
+        </w:tc>
+      </w:tr>
+      <w:tr>
+        <w:tc>
+          <w:tcPr>
+            <w:tcW w:w="2200" w:type="dxa"/>
+          </w:tcPr>
+          <w:p>
+            <w:pPr>
+              <w:spacing w:before="0" w:after="0" w:line="360" w:lineRule="auto"/>
+            </w:pPr>
+            <w:r>
+              <w:t xml:space="preserve">Fourier low-pass denoising</w:t>
+            </w:r>
+          </w:p>
+        </w:tc>
+        <w:tc>
+          <w:tcPr>
+            <w:tcW w:w="2200" w:type="dxa"/>
+          </w:tcPr>
+          <w:p>
+            <w:pPr>
+              <w:spacing w:before="0" w:after="0" w:line="360" w:lineRule="auto"/>
+            </w:pPr>
+            <w:r>
+              <w:t xml:space="preserve">溫度與濕度 residual 常含短時感測雜訊，直接訓練會使模型學到高頻擾動。</w:t>
+            </w:r>
+          </w:p>
+        </w:tc>
+        <w:tc>
+          <w:tcPr>
+            <w:tcW w:w="2200" w:type="dxa"/>
+          </w:tcPr>
+          <w:p>
+            <w:pPr>
+              <w:spacing w:before="0" w:after="0" w:line="360" w:lineRule="auto"/>
+            </w:pPr>
+            <w:r>
+              <w:t xml:space="preserve">在頻域抑制高頻成分並保留低頻趨勢，讓 residual target 更接近可重現的環境變化。</w:t>
+            </w:r>
+          </w:p>
+        </w:tc>
+        <w:tc>
+          <w:tcPr>
+            <w:tcW w:w="2200" w:type="dxa"/>
+          </w:tcPr>
+          <w:p>
+            <w:pPr>
+              <w:spacing w:before="0" w:after="0" w:line="360" w:lineRule="auto"/>
+            </w:pPr>
+            <w:r>
+              <w:t xml:space="preserve">本文不將它套用於照度 residual，因為照明變化本身可能具有快速且有意義的跳變。</w:t>
+            </w:r>
+          </w:p>
+        </w:tc>
+      </w:tr>
+      <w:tr>
+        <w:tc>
+          <w:tcPr>
+            <w:tcW w:w="2200" w:type="dxa"/>
+          </w:tcPr>
+          <w:p>
+            <w:pPr>
+              <w:spacing w:before="0" w:after="0" w:line="360" w:lineRule="auto"/>
+            </w:pPr>
+            <w:r>
+              <w:t xml:space="preserve">IDW baseline</w:t>
+            </w:r>
+          </w:p>
+        </w:tc>
+        <w:tc>
+          <w:tcPr>
+            <w:tcW w:w="2200" w:type="dxa"/>
+          </w:tcPr>
+          <w:p>
+            <w:pPr>
+              <w:spacing w:before="0" w:after="0" w:line="360" w:lineRule="auto"/>
+            </w:pPr>
+            <w:r>
+              <w:t xml:space="preserve">需要一個簡單、無設備物理先驗的比較對象，才能量化本研究模型的附加價值。</w:t>
+            </w:r>
+          </w:p>
+        </w:tc>
+        <w:tc>
+          <w:tcPr>
+            <w:tcW w:w="2200" w:type="dxa"/>
+          </w:tcPr>
+          <w:p>
+            <w:pPr>
+              <w:spacing w:before="0" w:after="0" w:line="360" w:lineRule="auto"/>
+            </w:pPr>
+            <w:r>
+              <w:t xml:space="preserve">用距離加權插值作為傳統稀疏感測場估計基準，對照 device-aware model 的改善幅度。</w:t>
+            </w:r>
+          </w:p>
+        </w:tc>
+        <w:tc>
+          <w:tcPr>
+            <w:tcW w:w="2200" w:type="dxa"/>
+          </w:tcPr>
+          <w:p>
+            <w:pPr>
+              <w:spacing w:before="0" w:after="0" w:line="360" w:lineRule="auto"/>
+            </w:pPr>
+            <w:r>
+              <w:t xml:space="preserve">IDW 不理解設備狀態、方向、時間響應或遮蔽；它是比較 baseline，不是本文主模型。</w:t>
+            </w:r>
+          </w:p>
+        </w:tc>
+      </w:tr>
+      <w:tr>
+        <w:tc>
+          <w:tcPr>
+            <w:tcW w:w="2200" w:type="dxa"/>
+          </w:tcPr>
+          <w:p>
+            <w:pPr>
+              <w:spacing w:before="0" w:after="0" w:line="360" w:lineRule="auto"/>
+            </w:pPr>
+            <w:r>
+              <w:t xml:space="preserve">公開資料集 task-aligned benchmark</w:t>
+            </w:r>
+          </w:p>
+        </w:tc>
+        <w:tc>
+          <w:tcPr>
+            <w:tcW w:w="2200" w:type="dxa"/>
+          </w:tcPr>
+          <w:p>
+            <w:pPr>
+              <w:spacing w:before="0" w:after="0" w:line="360" w:lineRule="auto"/>
+            </w:pPr>
+            <w:r>
+              <w:t xml:space="preserve">本研究資料規模有限，需要用公開資料補強方法在外部資料上的可比較性。</w:t>
+            </w:r>
+          </w:p>
+        </w:tc>
+        <w:tc>
+          <w:tcPr>
+            <w:tcW w:w="2200" w:type="dxa"/>
+          </w:tcPr>
+          <w:p>
+            <w:pPr>
+              <w:spacing w:before="0" w:after="0" w:line="360" w:lineRule="auto"/>
+            </w:pPr>
+            <w:r>
+              <w:t xml:space="preserve">將公開資料切成與本研究相近的預測或重建任務，檢查模型相對於 baseline 的表現。</w:t>
+            </w:r>
+          </w:p>
+        </w:tc>
+        <w:tc>
+          <w:tcPr>
+            <w:tcW w:w="2200" w:type="dxa"/>
+          </w:tcPr>
+          <w:p>
+            <w:pPr>
+              <w:spacing w:before="0" w:after="0" w:line="360" w:lineRule="auto"/>
+            </w:pPr>
+            <w:r>
+              <w:t xml:space="preserve">公開資料通常缺少本研究的 3D 座標、8 點拓樸與裝置事件，因此只能支持任務層級比較，不能直接證明完整三維場重建。</w:t>
+            </w:r>
+          </w:p>
+        </w:tc>
+      </w:tr>
+      <w:tr>
+        <w:tc>
+          <w:tcPr>
+            <w:tcW w:w="2200" w:type="dxa"/>
+          </w:tcPr>
+          <w:p>
+            <w:pPr>
+              <w:spacing w:before="0" w:after="0" w:line="360" w:lineRule="auto"/>
+            </w:pPr>
+            <w:r>
+              <w:t xml:space="preserve">Web demo 與 MCP 介面</w:t>
+            </w:r>
+          </w:p>
+        </w:tc>
+        <w:tc>
+          <w:tcPr>
+            <w:tcW w:w="2200" w:type="dxa"/>
+          </w:tcPr>
+          <w:p>
+            <w:pPr>
+              <w:spacing w:before="0" w:after="0" w:line="360" w:lineRule="auto"/>
+            </w:pPr>
+            <w:r>
+              <w:t xml:space="preserve">研究成果需要可展示、可查詢，也需要讓教授或使用者能看到模型輸入與輸出如何連動。</w:t>
+            </w:r>
+          </w:p>
+        </w:tc>
+        <w:tc>
+          <w:tcPr>
+            <w:tcW w:w="2200" w:type="dxa"/>
+          </w:tcPr>
+          <w:p>
+            <w:pPr>
+              <w:spacing w:before="0" w:after="0" w:line="360" w:lineRule="auto"/>
+            </w:pPr>
+            <w:r>
+              <w:t xml:space="preserve">提供 3D 場視覺化、名詞解釋、公開資料比較與 tool-based 查詢，協助驗證展示與口試說明。</w:t>
+            </w:r>
+          </w:p>
+        </w:tc>
+        <w:tc>
+          <w:tcPr>
+            <w:tcW w:w="2200" w:type="dxa"/>
+          </w:tcPr>
+          <w:p>
+            <w:pPr>
+              <w:spacing w:before="0" w:after="0" w:line="360" w:lineRule="auto"/>
+            </w:pPr>
+            <w:r>
+              <w:t xml:space="preserve">它是服務與展示層，不是主要科學貢獻；論文主張仍需回到模型、實驗與誤差分析。</w:t>
+            </w:r>
+          </w:p>
+        </w:tc>
+      </w:tr>
+    </w:tbl>
+    <w:p>
+      <w:pPr>
+        <w:spacing w:before="0" w:after="0" w:line="360" w:lineRule="auto"/>
+      </w:pPr>
+      <w:r>
+        <w:t xml:space="preserve">因此，若被問到「為什麼不用單純插值」或「為什麼不用同一公式描述三個因子」，本研究的回答是：單純插值缺少設備與時間響應資訊，而單一公式會忽略溫度、濕度與照度的物理差異。本研究採用分層方法，是為了在可解釋性、稀疏感測可行性、展示互動性與資料驅動修正之間取得平衡。</w:t>
       </w:r>
     </w:p>
     <w:p>

--- a/docs/papers/thesis/thesis_draft_zh.docx
+++ b/docs/papers/thesis/thesis_draft_zh.docx
@@ -734,63 +734,63 @@
         <w:spacing w:before="0" w:after="0" w:line="360" w:lineRule="auto"/>
       </w:pPr>
       <w:r>
-        <w:t xml:space="preserve">  5.2 場重建誤差…… 13</w:t>
-      </w:r>
-    </w:p>
-    <w:p>
-      <w:pPr>
-        <w:spacing w:before="0" w:after="0" w:line="360" w:lineRule="auto"/>
-      </w:pPr>
-      <w:r>
-        <w:t xml:space="preserve">  5.3 IDW Baseline 比較…… 14</w:t>
-      </w:r>
-    </w:p>
-    <w:p>
-      <w:pPr>
-        <w:spacing w:before="0" w:after="0" w:line="360" w:lineRule="auto"/>
-      </w:pPr>
-      <w:r>
-        <w:t xml:space="preserve">  5.4 消融分析與可重現性補強…… 14</w:t>
-      </w:r>
-    </w:p>
-    <w:p>
-      <w:pPr>
-        <w:spacing w:before="0" w:after="0" w:line="360" w:lineRule="auto"/>
-      </w:pPr>
-      <w:r>
-        <w:t xml:space="preserve">  5.5 非連網裝置影響學習…… 14</w:t>
-      </w:r>
-    </w:p>
-    <w:p>
-      <w:pPr>
-        <w:spacing w:before="0" w:after="0" w:line="360" w:lineRule="auto"/>
-      </w:pPr>
-      <w:r>
-        <w:t xml:space="preserve">  5.6 窗戶時段、天氣、季節矩陣與直接輸入…… 14</w:t>
-      </w:r>
-    </w:p>
-    <w:p>
-      <w:pPr>
-        <w:spacing w:before="0" w:after="0" w:line="360" w:lineRule="auto"/>
-      </w:pPr>
-      <w:r>
-        <w:t xml:space="preserve">  5.7 Hybrid Residual Neural Network 結果…… 15</w:t>
-      </w:r>
-    </w:p>
-    <w:p>
-      <w:pPr>
-        <w:spacing w:before="0" w:after="0" w:line="360" w:lineRule="auto"/>
-      </w:pPr>
-      <w:r>
-        <w:t xml:space="preserve">  5.8 真實臥室快照驗證與推薦動作驗證方法…… 16</w:t>
-      </w:r>
-    </w:p>
-    <w:p>
-      <w:pPr>
-        <w:spacing w:before="0" w:after="0" w:line="360" w:lineRule="auto"/>
-      </w:pPr>
-      <w:r>
-        <w:t xml:space="preserve">  5.9 公開資料集執行流程與 Task-Aligned Benchmark 結果…… 17</w:t>
+        <w:t xml:space="preserve">  5.2 【實驗 E1】標準情境場重建誤差…… 13</w:t>
+      </w:r>
+    </w:p>
+    <w:p>
+      <w:pPr>
+        <w:spacing w:before="0" w:after="0" w:line="360" w:lineRule="auto"/>
+      </w:pPr>
+      <w:r>
+        <w:t xml:space="preserve">  5.3 【實驗 E2】IDW Baseline 比較…… 14</w:t>
+      </w:r>
+    </w:p>
+    <w:p>
+      <w:pPr>
+        <w:spacing w:before="0" w:after="0" w:line="360" w:lineRule="auto"/>
+      </w:pPr>
+      <w:r>
+        <w:t xml:space="preserve">  5.4 【實驗 E3】消融分析與可重現性補強…… 14</w:t>
+      </w:r>
+    </w:p>
+    <w:p>
+      <w:pPr>
+        <w:spacing w:before="0" w:after="0" w:line="360" w:lineRule="auto"/>
+      </w:pPr>
+      <w:r>
+        <w:t xml:space="preserve">  5.5 【實驗 E4】非連網裝置影響學習…… 14</w:t>
+      </w:r>
+    </w:p>
+    <w:p>
+      <w:pPr>
+        <w:spacing w:before="0" w:after="0" w:line="360" w:lineRule="auto"/>
+      </w:pPr>
+      <w:r>
+        <w:t xml:space="preserve">  5.6 【實驗 E5】窗戶時段、天氣、季節矩陣與直接輸入…… 14</w:t>
+      </w:r>
+    </w:p>
+    <w:p>
+      <w:pPr>
+        <w:spacing w:before="0" w:after="0" w:line="360" w:lineRule="auto"/>
+      </w:pPr>
+      <w:r>
+        <w:t xml:space="preserve">  5.7 【實驗 E6】Hybrid Residual Neural Network 結果…… 15</w:t>
+      </w:r>
+    </w:p>
+    <w:p>
+      <w:pPr>
+        <w:spacing w:before="0" w:after="0" w:line="360" w:lineRule="auto"/>
+      </w:pPr>
+      <w:r>
+        <w:t xml:space="preserve">  5.8 【實驗 E7】真實臥室快照驗證與【驗證方案 E8】推薦動作驗證方法…… 16</w:t>
+      </w:r>
+    </w:p>
+    <w:p>
+      <w:pPr>
+        <w:spacing w:before="0" w:after="0" w:line="360" w:lineRule="auto"/>
+      </w:pPr>
+      <w:r>
+        <w:t xml:space="preserve">  5.9 【實驗 E9】公開資料集執行流程與 Task-Aligned Benchmark 結果…… 17</w:t>
       </w:r>
     </w:p>
     <w:p>
@@ -806,7 +806,7 @@
         <w:spacing w:before="0" w:after="0" w:line="360" w:lineRule="auto"/>
       </w:pPr>
       <w:r>
-        <w:t xml:space="preserve">  5.11 可旋轉 3D 展示…… 19</w:t>
+        <w:t xml:space="preserve">  5.11 展示 D1：可旋轉 3D 展示（非量化實驗）…… 19</w:t>
       </w:r>
     </w:p>
     <w:p>
@@ -6088,6 +6088,852 @@
     </w:p>
     <w:p>
       <w:pPr>
+        <w:spacing w:before="0" w:after="0" w:line="360" w:lineRule="auto"/>
+      </w:pPr>
+      <w:r>
+        <w:t xml:space="preserve">實驗標記總覽。本章後續以 E1--E9 標記實驗或驗證項目。E1--E6 為 controlled simulation 或 model robustness experiment，E7 為真實臥室 sparse-calibration check，E8 是尚未完成實測的推薦介入驗證方案，E9 為 public task-aligned benchmark。Web demo、MCP 與可旋轉 3D 展示屬於服務介面與展示輔助，不列為獨立量化實驗。</w:t>
+      </w:r>
+    </w:p>
+    <w:tbl>
+      <w:tblPr>
+        <w:tblBorders>
+          <w:top w:val="single" w:sz="6" w:space="0" w:color="999999"/>
+          <w:left w:val="single" w:sz="6" w:space="0" w:color="999999"/>
+          <w:bottom w:val="single" w:sz="6" w:space="0" w:color="999999"/>
+          <w:right w:val="single" w:sz="6" w:space="0" w:color="999999"/>
+          <w:insideH w:val="single" w:sz="6" w:space="0" w:color="999999"/>
+          <w:insideV w:val="single" w:sz="6" w:space="0" w:color="999999"/>
+        </w:tblBorders>
+      </w:tblPr>
+      <w:tr>
+        <w:tc>
+          <w:tcPr>
+            <w:tcW w:w="2200" w:type="dxa"/>
+          </w:tcPr>
+          <w:p>
+            <w:pPr>
+              <w:spacing w:before="0" w:after="0" w:line="360" w:lineRule="auto"/>
+            </w:pPr>
+            <w:r>
+              <w:rPr>
+                <w:b/>
+              </w:rPr>
+              <w:t xml:space="preserve">標記</w:t>
+            </w:r>
+          </w:p>
+        </w:tc>
+        <w:tc>
+          <w:tcPr>
+            <w:tcW w:w="2200" w:type="dxa"/>
+          </w:tcPr>
+          <w:p>
+            <w:pPr>
+              <w:spacing w:before="0" w:after="0" w:line="360" w:lineRule="auto"/>
+            </w:pPr>
+            <w:r>
+              <w:rPr>
+                <w:b/>
+              </w:rPr>
+              <w:t xml:space="preserve">名稱</w:t>
+            </w:r>
+          </w:p>
+        </w:tc>
+        <w:tc>
+          <w:tcPr>
+            <w:tcW w:w="2200" w:type="dxa"/>
+          </w:tcPr>
+          <w:p>
+            <w:pPr>
+              <w:spacing w:before="0" w:after="0" w:line="360" w:lineRule="auto"/>
+            </w:pPr>
+            <w:r>
+              <w:rPr>
+                <w:b/>
+              </w:rPr>
+              <w:t xml:space="preserve">資料來源</w:t>
+            </w:r>
+          </w:p>
+        </w:tc>
+        <w:tc>
+          <w:tcPr>
+            <w:tcW w:w="2200" w:type="dxa"/>
+          </w:tcPr>
+          <w:p>
+            <w:pPr>
+              <w:spacing w:before="0" w:after="0" w:line="360" w:lineRule="auto"/>
+            </w:pPr>
+            <w:r>
+              <w:rPr>
+                <w:b/>
+              </w:rPr>
+              <w:t xml:space="preserve">主要比較或輸出</w:t>
+            </w:r>
+          </w:p>
+        </w:tc>
+        <w:tc>
+          <w:tcPr>
+            <w:tcW w:w="2200" w:type="dxa"/>
+          </w:tcPr>
+          <w:p>
+            <w:pPr>
+              <w:spacing w:before="0" w:after="0" w:line="360" w:lineRule="auto"/>
+            </w:pPr>
+            <w:r>
+              <w:rPr>
+                <w:b/>
+              </w:rPr>
+              <w:t xml:space="preserve">可支持主張</w:t>
+            </w:r>
+          </w:p>
+        </w:tc>
+        <w:tc>
+          <w:tcPr>
+            <w:tcW w:w="2200" w:type="dxa"/>
+          </w:tcPr>
+          <w:p>
+            <w:pPr>
+              <w:spacing w:before="0" w:after="0" w:line="360" w:lineRule="auto"/>
+            </w:pPr>
+            <w:r>
+              <w:rPr>
+                <w:b/>
+              </w:rPr>
+              <w:t xml:space="preserve">限制</w:t>
+            </w:r>
+          </w:p>
+        </w:tc>
+      </w:tr>
+      <w:tr>
+        <w:tc>
+          <w:tcPr>
+            <w:tcW w:w="2200" w:type="dxa"/>
+          </w:tcPr>
+          <w:p>
+            <w:pPr>
+              <w:spacing w:before="0" w:after="0" w:line="360" w:lineRule="auto"/>
+            </w:pPr>
+            <w:r>
+              <w:t xml:space="preserve">實驗 E1</w:t>
+            </w:r>
+          </w:p>
+        </w:tc>
+        <w:tc>
+          <w:tcPr>
+            <w:tcW w:w="2200" w:type="dxa"/>
+          </w:tcPr>
+          <w:p>
+            <w:pPr>
+              <w:spacing w:before="0" w:after="0" w:line="360" w:lineRule="auto"/>
+            </w:pPr>
+            <w:r>
+              <w:t xml:space="preserve">標準情境 full-field 重建</w:t>
+            </w:r>
+          </w:p>
+        </w:tc>
+        <w:tc>
+          <w:tcPr>
+            <w:tcW w:w="2200" w:type="dxa"/>
+          </w:tcPr>
+          <w:p>
+            <w:pPr>
+              <w:spacing w:before="0" w:after="0" w:line="360" w:lineRule="auto"/>
+            </w:pPr>
+            <w:r>
+              <w:t xml:space="preserve">8 組 controlled synthetic scenarios</w:t>
+            </w:r>
+          </w:p>
+        </w:tc>
+        <w:tc>
+          <w:tcPr>
+            <w:tcW w:w="2200" w:type="dxa"/>
+          </w:tcPr>
+          <w:p>
+            <w:pPr>
+              <w:spacing w:before="0" w:after="0" w:line="360" w:lineRule="auto"/>
+            </w:pPr>
+            <w:r>
+              <w:t xml:space="preserve">Base field MAE、zone MAE、sensor MAE</w:t>
+            </w:r>
+          </w:p>
+        </w:tc>
+        <w:tc>
+          <w:tcPr>
+            <w:tcW w:w="2200" w:type="dxa"/>
+          </w:tcPr>
+          <w:p>
+            <w:pPr>
+              <w:spacing w:before="0" w:after="0" w:line="360" w:lineRule="auto"/>
+            </w:pPr>
+            <w:r>
+              <w:t xml:space="preserve">受控條件下可重建完整 3D 場</w:t>
+            </w:r>
+          </w:p>
+        </w:tc>
+        <w:tc>
+          <w:tcPr>
+            <w:tcW w:w="2200" w:type="dxa"/>
+          </w:tcPr>
+          <w:p>
+            <w:pPr>
+              <w:spacing w:before="0" w:after="0" w:line="360" w:lineRule="auto"/>
+            </w:pPr>
+            <w:r>
+              <w:t xml:space="preserve">非真實 dense ground truth</w:t>
+            </w:r>
+          </w:p>
+        </w:tc>
+      </w:tr>
+      <w:tr>
+        <w:tc>
+          <w:tcPr>
+            <w:tcW w:w="2200" w:type="dxa"/>
+          </w:tcPr>
+          <w:p>
+            <w:pPr>
+              <w:spacing w:before="0" w:after="0" w:line="360" w:lineRule="auto"/>
+            </w:pPr>
+            <w:r>
+              <w:t xml:space="preserve">實驗 E2</w:t>
+            </w:r>
+          </w:p>
+        </w:tc>
+        <w:tc>
+          <w:tcPr>
+            <w:tcW w:w="2200" w:type="dxa"/>
+          </w:tcPr>
+          <w:p>
+            <w:pPr>
+              <w:spacing w:before="0" w:after="0" w:line="360" w:lineRule="auto"/>
+            </w:pPr>
+            <w:r>
+              <w:t xml:space="preserve">IDW baseline 比較</w:t>
+            </w:r>
+          </w:p>
+        </w:tc>
+        <w:tc>
+          <w:tcPr>
+            <w:tcW w:w="2200" w:type="dxa"/>
+          </w:tcPr>
+          <w:p>
+            <w:pPr>
+              <w:spacing w:before="0" w:after="0" w:line="360" w:lineRule="auto"/>
+            </w:pPr>
+            <w:r>
+              <w:t xml:space="preserve">E1 同一組情境與 8 顆角落感測器</w:t>
+            </w:r>
+          </w:p>
+        </w:tc>
+        <w:tc>
+          <w:tcPr>
+            <w:tcW w:w="2200" w:type="dxa"/>
+          </w:tcPr>
+          <w:p>
+            <w:pPr>
+              <w:spacing w:before="0" w:after="0" w:line="360" w:lineRule="auto"/>
+            </w:pPr>
+            <w:r>
+              <w:t xml:space="preserve">Base model 與 IDW field MAE</w:t>
+            </w:r>
+          </w:p>
+        </w:tc>
+        <w:tc>
+          <w:tcPr>
+            <w:tcW w:w="2200" w:type="dxa"/>
+          </w:tcPr>
+          <w:p>
+            <w:pPr>
+              <w:spacing w:before="0" w:after="0" w:line="360" w:lineRule="auto"/>
+            </w:pPr>
+            <w:r>
+              <w:t xml:space="preserve">設備先驗、校準與場模型比純空間插值更適合有設備作用情境</w:t>
+            </w:r>
+          </w:p>
+        </w:tc>
+        <w:tc>
+          <w:tcPr>
+            <w:tcW w:w="2200" w:type="dxa"/>
+          </w:tcPr>
+          <w:p>
+            <w:pPr>
+              <w:spacing w:before="0" w:after="0" w:line="360" w:lineRule="auto"/>
+            </w:pPr>
+            <w:r>
+              <w:t xml:space="preserve">IDW 只是無設備語意 baseline，不代表所有空間插值上限</w:t>
+            </w:r>
+          </w:p>
+        </w:tc>
+      </w:tr>
+      <w:tr>
+        <w:tc>
+          <w:tcPr>
+            <w:tcW w:w="2200" w:type="dxa"/>
+          </w:tcPr>
+          <w:p>
+            <w:pPr>
+              <w:spacing w:before="0" w:after="0" w:line="360" w:lineRule="auto"/>
+            </w:pPr>
+            <w:r>
+              <w:t xml:space="preserve">實驗 E3</w:t>
+            </w:r>
+          </w:p>
+        </w:tc>
+        <w:tc>
+          <w:tcPr>
+            <w:tcW w:w="2200" w:type="dxa"/>
+          </w:tcPr>
+          <w:p>
+            <w:pPr>
+              <w:spacing w:before="0" w:after="0" w:line="360" w:lineRule="auto"/>
+            </w:pPr>
+            <w:r>
+              <w:t xml:space="preserve">消融與可重現性</w:t>
+            </w:r>
+          </w:p>
+        </w:tc>
+        <w:tc>
+          <w:tcPr>
+            <w:tcW w:w="2200" w:type="dxa"/>
+          </w:tcPr>
+          <w:p>
+            <w:pPr>
+              <w:spacing w:before="0" w:after="0" w:line="360" w:lineRule="auto"/>
+            </w:pPr>
+            <w:r>
+              <w:t xml:space="preserve">E1 同一 synthetic setup</w:t>
+            </w:r>
+          </w:p>
+        </w:tc>
+        <w:tc>
+          <w:tcPr>
+            <w:tcW w:w="2200" w:type="dxa"/>
+          </w:tcPr>
+          <w:p>
+            <w:pPr>
+              <w:spacing w:before="0" w:after="0" w:line="360" w:lineRule="auto"/>
+            </w:pPr>
+            <w:r>
+              <w:t xml:space="preserve">raw、no reflection、no calibration、no trilinear、full base</w:t>
+            </w:r>
+          </w:p>
+        </w:tc>
+        <w:tc>
+          <w:tcPr>
+            <w:tcW w:w="2200" w:type="dxa"/>
+          </w:tcPr>
+          <w:p>
+            <w:pPr>
+              <w:spacing w:before="0" w:after="0" w:line="360" w:lineRule="auto"/>
+            </w:pPr>
+            <w:r>
+              <w:t xml:space="preserve">說明反射、校準與 trilinear correction 的個別貢獻與限制</w:t>
+            </w:r>
+          </w:p>
+        </w:tc>
+        <w:tc>
+          <w:tcPr>
+            <w:tcW w:w="2200" w:type="dxa"/>
+          </w:tcPr>
+          <w:p>
+            <w:pPr>
+              <w:spacing w:before="0" w:after="0" w:line="360" w:lineRule="auto"/>
+            </w:pPr>
+            <w:r>
+              <w:t xml:space="preserve">trilinear 目標是感測點一致性，不保證 dense MAE 單調下降</w:t>
+            </w:r>
+          </w:p>
+        </w:tc>
+      </w:tr>
+      <w:tr>
+        <w:tc>
+          <w:tcPr>
+            <w:tcW w:w="2200" w:type="dxa"/>
+          </w:tcPr>
+          <w:p>
+            <w:pPr>
+              <w:spacing w:before="0" w:after="0" w:line="360" w:lineRule="auto"/>
+            </w:pPr>
+            <w:r>
+              <w:t xml:space="preserve">實驗 E4</w:t>
+            </w:r>
+          </w:p>
+        </w:tc>
+        <w:tc>
+          <w:tcPr>
+            <w:tcW w:w="2200" w:type="dxa"/>
+          </w:tcPr>
+          <w:p>
+            <w:pPr>
+              <w:spacing w:before="0" w:after="0" w:line="360" w:lineRule="auto"/>
+            </w:pPr>
+            <w:r>
+              <w:t xml:space="preserve">非連網裝置影響學習</w:t>
+            </w:r>
+          </w:p>
+        </w:tc>
+        <w:tc>
+          <w:tcPr>
+            <w:tcW w:w="2200" w:type="dxa"/>
+          </w:tcPr>
+          <w:p>
+            <w:pPr>
+              <w:spacing w:before="0" w:after="0" w:line="360" w:lineRule="auto"/>
+            </w:pPr>
+            <w:r>
+              <w:t xml:space="preserve">controlled before/after synthetic observations</w:t>
+            </w:r>
+          </w:p>
+        </w:tc>
+        <w:tc>
+          <w:tcPr>
+            <w:tcW w:w="2200" w:type="dxa"/>
+          </w:tcPr>
+          <w:p>
+            <w:pPr>
+              <w:spacing w:before="0" w:after="0" w:line="360" w:lineRule="auto"/>
+            </w:pPr>
+            <w:r>
+              <w:t xml:space="preserve">learned impact coefficients、推薦排序</w:t>
+            </w:r>
+          </w:p>
+        </w:tc>
+        <w:tc>
+          <w:tcPr>
+            <w:tcW w:w="2200" w:type="dxa"/>
+          </w:tcPr>
+          <w:p>
+            <w:pPr>
+              <w:spacing w:before="0" w:after="0" w:line="360" w:lineRule="auto"/>
+            </w:pPr>
+            <w:r>
+              <w:t xml:space="preserve">可由環境變化學出裝置影響方向與相對強度</w:t>
+            </w:r>
+          </w:p>
+        </w:tc>
+        <w:tc>
+          <w:tcPr>
+            <w:tcW w:w="2200" w:type="dxa"/>
+          </w:tcPr>
+          <w:p>
+            <w:pPr>
+              <w:spacing w:before="0" w:after="0" w:line="360" w:lineRule="auto"/>
+            </w:pPr>
+            <w:r>
+              <w:t xml:space="preserve">不是實測因果控制</w:t>
+            </w:r>
+          </w:p>
+        </w:tc>
+      </w:tr>
+      <w:tr>
+        <w:tc>
+          <w:tcPr>
+            <w:tcW w:w="2200" w:type="dxa"/>
+          </w:tcPr>
+          <w:p>
+            <w:pPr>
+              <w:spacing w:before="0" w:after="0" w:line="360" w:lineRule="auto"/>
+            </w:pPr>
+            <w:r>
+              <w:t xml:space="preserve">實驗 E5</w:t>
+            </w:r>
+          </w:p>
+        </w:tc>
+        <w:tc>
+          <w:tcPr>
+            <w:tcW w:w="2200" w:type="dxa"/>
+          </w:tcPr>
+          <w:p>
+            <w:pPr>
+              <w:spacing w:before="0" w:after="0" w:line="360" w:lineRule="auto"/>
+            </w:pPr>
+            <w:r>
+              <w:t xml:space="preserve">窗戶矩陣與 direct input</w:t>
+            </w:r>
+          </w:p>
+        </w:tc>
+        <w:tc>
+          <w:tcPr>
+            <w:tcW w:w="2200" w:type="dxa"/>
+          </w:tcPr>
+          <w:p>
+            <w:pPr>
+              <w:spacing w:before="0" w:after="0" w:line="360" w:lineRule="auto"/>
+            </w:pPr>
+            <w:r>
+              <w:t xml:space="preserve">48 組 season/weather/time/window cases</w:t>
+            </w:r>
+          </w:p>
+        </w:tc>
+        <w:tc>
+          <w:tcPr>
+            <w:tcW w:w="2200" w:type="dxa"/>
+          </w:tcPr>
+          <w:p>
+            <w:pPr>
+              <w:spacing w:before="0" w:after="0" w:line="360" w:lineRule="auto"/>
+            </w:pPr>
+            <w:r>
+              <w:t xml:space="preserve">window-zone 與 center-zone estimates</w:t>
+            </w:r>
+          </w:p>
+        </w:tc>
+        <w:tc>
+          <w:tcPr>
+            <w:tcW w:w="2200" w:type="dxa"/>
+          </w:tcPr>
+          <w:p>
+            <w:pPr>
+              <w:spacing w:before="0" w:after="0" w:line="360" w:lineRule="auto"/>
+            </w:pPr>
+            <w:r>
+              <w:t xml:space="preserve">外部溫濕度、日照與開窗比例會改變估測場</w:t>
+            </w:r>
+          </w:p>
+        </w:tc>
+        <w:tc>
+          <w:tcPr>
+            <w:tcW w:w="2200" w:type="dxa"/>
+          </w:tcPr>
+          <w:p>
+            <w:pPr>
+              <w:spacing w:before="0" w:after="0" w:line="360" w:lineRule="auto"/>
+            </w:pPr>
+            <w:r>
+              <w:t xml:space="preserve">不是實際天氣部署或長期監測</w:t>
+            </w:r>
+          </w:p>
+        </w:tc>
+      </w:tr>
+      <w:tr>
+        <w:tc>
+          <w:tcPr>
+            <w:tcW w:w="2200" w:type="dxa"/>
+          </w:tcPr>
+          <w:p>
+            <w:pPr>
+              <w:spacing w:before="0" w:after="0" w:line="360" w:lineRule="auto"/>
+            </w:pPr>
+            <w:r>
+              <w:t xml:space="preserve">實驗 E6</w:t>
+            </w:r>
+          </w:p>
+        </w:tc>
+        <w:tc>
+          <w:tcPr>
+            <w:tcW w:w="2200" w:type="dxa"/>
+          </w:tcPr>
+          <w:p>
+            <w:pPr>
+              <w:spacing w:before="0" w:after="0" w:line="360" w:lineRule="auto"/>
+            </w:pPr>
+            <w:r>
+              <w:t xml:space="preserve">Hybrid residual robustness</w:t>
+            </w:r>
+          </w:p>
+        </w:tc>
+        <w:tc>
+          <w:tcPr>
+            <w:tcW w:w="2200" w:type="dxa"/>
+          </w:tcPr>
+          <w:p>
+            <w:pPr>
+              <w:spacing w:before="0" w:after="0" w:line="360" w:lineRule="auto"/>
+            </w:pPr>
+            <w:r>
+              <w:t xml:space="preserve">default split、no-Fourier、8-fold leave-one-scenario-out</w:t>
+            </w:r>
+          </w:p>
+        </w:tc>
+        <w:tc>
+          <w:tcPr>
+            <w:tcW w:w="2200" w:type="dxa"/>
+          </w:tcPr>
+          <w:p>
+            <w:pPr>
+              <w:spacing w:before="0" w:after="0" w:line="360" w:lineRule="auto"/>
+            </w:pPr>
+            <w:r>
+              <w:t xml:space="preserve">hybrid field MAE、train/test samples</w:t>
+            </w:r>
+          </w:p>
+        </w:tc>
+        <w:tc>
+          <w:tcPr>
+            <w:tcW w:w="2200" w:type="dxa"/>
+          </w:tcPr>
+          <w:p>
+            <w:pPr>
+              <w:spacing w:before="0" w:after="0" w:line="360" w:lineRule="auto"/>
+            </w:pPr>
+            <w:r>
+              <w:t xml:space="preserve">標準情境 family 內 residual 可學習，且不是只依賴單一切分</w:t>
+            </w:r>
+          </w:p>
+        </w:tc>
+        <w:tc>
+          <w:tcPr>
+            <w:tcW w:w="2200" w:type="dxa"/>
+          </w:tcPr>
+          <w:p>
+            <w:pPr>
+              <w:spacing w:before="0" w:after="0" w:line="360" w:lineRule="auto"/>
+            </w:pPr>
+            <w:r>
+              <w:t xml:space="preserve">不代表任意房間或任意家具配置泛化</w:t>
+            </w:r>
+          </w:p>
+        </w:tc>
+      </w:tr>
+      <w:tr>
+        <w:tc>
+          <w:tcPr>
+            <w:tcW w:w="2200" w:type="dxa"/>
+          </w:tcPr>
+          <w:p>
+            <w:pPr>
+              <w:spacing w:before="0" w:after="0" w:line="360" w:lineRule="auto"/>
+            </w:pPr>
+            <w:r>
+              <w:t xml:space="preserve">實驗 E7</w:t>
+            </w:r>
+          </w:p>
+        </w:tc>
+        <w:tc>
+          <w:tcPr>
+            <w:tcW w:w="2200" w:type="dxa"/>
+          </w:tcPr>
+          <w:p>
+            <w:pPr>
+              <w:spacing w:before="0" w:after="0" w:line="360" w:lineRule="auto"/>
+            </w:pPr>
+            <w:r>
+              <w:t xml:space="preserve">真實臥室快照 sparse calibration</w:t>
+            </w:r>
+          </w:p>
+        </w:tc>
+        <w:tc>
+          <w:tcPr>
+            <w:tcW w:w="2200" w:type="dxa"/>
+          </w:tcPr>
+          <w:p>
+            <w:pPr>
+              <w:spacing w:before="0" w:after="0" w:line="360" w:lineRule="auto"/>
+            </w:pPr>
+            <w:r>
+              <w:t xml:space="preserve">bedroom_01，7 天 28 snapshots</w:t>
+            </w:r>
+          </w:p>
+        </w:tc>
+        <w:tc>
+          <w:tcPr>
+            <w:tcW w:w="2200" w:type="dxa"/>
+          </w:tcPr>
+          <w:p>
+            <w:pPr>
+              <w:spacing w:before="0" w:after="0" w:line="360" w:lineRule="auto"/>
+            </w:pPr>
+            <w:r>
+              <w:t xml:space="preserve">raw vs corrected pillow MAE</w:t>
+            </w:r>
+          </w:p>
+        </w:tc>
+        <w:tc>
+          <w:tcPr>
+            <w:tcW w:w="2200" w:type="dxa"/>
+          </w:tcPr>
+          <w:p>
+            <w:pPr>
+              <w:spacing w:before="0" w:after="0" w:line="360" w:lineRule="auto"/>
+            </w:pPr>
+            <w:r>
+              <w:t xml:space="preserve">真實稀疏觀測可改善未參與校正的 pillow 參考點</w:t>
+            </w:r>
+          </w:p>
+        </w:tc>
+        <w:tc>
+          <w:tcPr>
+            <w:tcW w:w="2200" w:type="dxa"/>
+          </w:tcPr>
+          <w:p>
+            <w:pPr>
+              <w:spacing w:before="0" w:after="0" w:line="360" w:lineRule="auto"/>
+            </w:pPr>
+            <w:r>
+              <w:t xml:space="preserve">只有單一 pillow reference，沒有 dense 3D ground truth</w:t>
+            </w:r>
+          </w:p>
+        </w:tc>
+      </w:tr>
+      <w:tr>
+        <w:tc>
+          <w:tcPr>
+            <w:tcW w:w="2200" w:type="dxa"/>
+          </w:tcPr>
+          <w:p>
+            <w:pPr>
+              <w:spacing w:before="0" w:after="0" w:line="360" w:lineRule="auto"/>
+            </w:pPr>
+            <w:r>
+              <w:t xml:space="preserve">驗證方案 E8</w:t>
+            </w:r>
+          </w:p>
+        </w:tc>
+        <w:tc>
+          <w:tcPr>
+            <w:tcW w:w="2200" w:type="dxa"/>
+          </w:tcPr>
+          <w:p>
+            <w:pPr>
+              <w:spacing w:before="0" w:after="0" w:line="360" w:lineRule="auto"/>
+            </w:pPr>
+            <w:r>
+              <w:t xml:space="preserve">推薦動作 before/after 介入</w:t>
+            </w:r>
+          </w:p>
+        </w:tc>
+        <w:tc>
+          <w:tcPr>
+            <w:tcW w:w="2200" w:type="dxa"/>
+          </w:tcPr>
+          <w:p>
+            <w:pPr>
+              <w:spacing w:before="0" w:after="0" w:line="360" w:lineRule="auto"/>
+            </w:pPr>
+            <w:r>
+              <w:t xml:space="preserve">尚待實測</w:t>
+            </w:r>
+          </w:p>
+        </w:tc>
+        <w:tc>
+          <w:tcPr>
+            <w:tcW w:w="2200" w:type="dxa"/>
+          </w:tcPr>
+          <w:p>
+            <w:pPr>
+              <w:spacing w:before="0" w:after="0" w:line="360" w:lineRule="auto"/>
+            </w:pPr>
+            <w:r>
+              <w:t xml:space="preserve">actual improvement、success rate、top-1 regret</w:t>
+            </w:r>
+          </w:p>
+        </w:tc>
+        <w:tc>
+          <w:tcPr>
+            <w:tcW w:w="2200" w:type="dxa"/>
+          </w:tcPr>
+          <w:p>
+            <w:pPr>
+              <w:spacing w:before="0" w:after="0" w:line="360" w:lineRule="auto"/>
+            </w:pPr>
+            <w:r>
+              <w:t xml:space="preserve">定義未來如何驗證推薦是否真的造成改善</w:t>
+            </w:r>
+          </w:p>
+        </w:tc>
+        <w:tc>
+          <w:tcPr>
+            <w:tcW w:w="2200" w:type="dxa"/>
+          </w:tcPr>
+          <w:p>
+            <w:pPr>
+              <w:spacing w:before="0" w:after="0" w:line="360" w:lineRule="auto"/>
+            </w:pPr>
+            <w:r>
+              <w:t xml:space="preserve">目前只完成 protocol，不列為已完成結果</w:t>
+            </w:r>
+          </w:p>
+        </w:tc>
+      </w:tr>
+      <w:tr>
+        <w:tc>
+          <w:tcPr>
+            <w:tcW w:w="2200" w:type="dxa"/>
+          </w:tcPr>
+          <w:p>
+            <w:pPr>
+              <w:spacing w:before="0" w:after="0" w:line="360" w:lineRule="auto"/>
+            </w:pPr>
+            <w:r>
+              <w:t xml:space="preserve">實驗 E9</w:t>
+            </w:r>
+          </w:p>
+        </w:tc>
+        <w:tc>
+          <w:tcPr>
+            <w:tcW w:w="2200" w:type="dxa"/>
+          </w:tcPr>
+          <w:p>
+            <w:pPr>
+              <w:spacing w:before="0" w:after="0" w:line="360" w:lineRule="auto"/>
+            </w:pPr>
+            <w:r>
+              <w:t xml:space="preserve">Public task-aligned benchmark</w:t>
+            </w:r>
+          </w:p>
+        </w:tc>
+        <w:tc>
+          <w:tcPr>
+            <w:tcW w:w="2200" w:type="dxa"/>
+          </w:tcPr>
+          <w:p>
+            <w:pPr>
+              <w:spacing w:before="0" w:after="0" w:line="360" w:lineRule="auto"/>
+            </w:pPr>
+            <w:r>
+              <w:t xml:space="preserve">SML2010、CU-BEMS</w:t>
+            </w:r>
+          </w:p>
+        </w:tc>
+        <w:tc>
+          <w:tcPr>
+            <w:tcW w:w="2200" w:type="dxa"/>
+          </w:tcPr>
+          <w:p>
+            <w:pPr>
+              <w:spacing w:before="0" w:after="0" w:line="360" w:lineRule="auto"/>
+            </w:pPr>
+            <w:r>
+              <w:t xml:space="preserve">persistence、linear regression、本研究 mapped readout</w:t>
+            </w:r>
+          </w:p>
+        </w:tc>
+        <w:tc>
+          <w:tcPr>
+            <w:tcW w:w="2200" w:type="dxa"/>
+          </w:tcPr>
+          <w:p>
+            <w:pPr>
+              <w:spacing w:before="0" w:after="0" w:line="360" w:lineRule="auto"/>
+            </w:pPr>
+            <w:r>
+              <w:t xml:space="preserve">提供外部資料相容子任務上的定位與比較</w:t>
+            </w:r>
+          </w:p>
+        </w:tc>
+        <w:tc>
+          <w:tcPr>
+            <w:tcW w:w="2200" w:type="dxa"/>
+          </w:tcPr>
+          <w:p>
+            <w:pPr>
+              <w:spacing w:before="0" w:after="0" w:line="360" w:lineRule="auto"/>
+            </w:pPr>
+            <w:r>
+              <w:t xml:space="preserve">不能宣稱 full 3D field、8-corner calibration 或完整非連網裝置學習</w:t>
+            </w:r>
+          </w:p>
+        </w:tc>
+      </w:tr>
+    </w:tbl>
+    <w:p>
+      <w:pPr>
+        <w:spacing w:before="0" w:after="0" w:line="360" w:lineRule="auto"/>
+      </w:pPr>
+      <w:r>
+        <w:t xml:space="preserve">因此，本文後續提到「實驗」時，E1--E7 與 E9 代表已產生數值輸出的實驗或 benchmark；E8 僅代表推薦控制的實測 protocol；Web demo 與 MCP 則屬展示與服務介面，不直接作為量化實驗證據。</w:t>
+      </w:r>
+    </w:p>
+    <w:p>
+      <w:pPr>
         <w:jc w:val="center"/>
         <w:spacing w:after="120" w:line="360" w:lineRule="auto"/>
       </w:pPr>
@@ -6584,7 +7430,7 @@
         <w:rPr>
           <w:b/>
         </w:rPr>
-        <w:t xml:space="preserve">5.2 場重建誤差</w:t>
+        <w:t xml:space="preserve">5.2 【實驗 E1】標準情境場重建誤差</w:t>
       </w:r>
     </w:p>
     <w:p>
@@ -6786,7 +7632,7 @@
         <w:rPr>
           <w:b/>
         </w:rPr>
-        <w:t xml:space="preserve">5.3 IDW Baseline 比較</w:t>
+        <w:t xml:space="preserve">5.3 【實驗 E2】IDW Baseline 比較</w:t>
       </w:r>
     </w:p>
     <w:p>
@@ -7736,7 +8582,7 @@
         <w:rPr>
           <w:b/>
         </w:rPr>
-        <w:t xml:space="preserve">5.4 消融分析與可重現性補強</w:t>
+        <w:t xml:space="preserve">5.4 【實驗 E3】消融分析與可重現性補強</w:t>
       </w:r>
     </w:p>
     <w:p>
@@ -8174,7 +9020,7 @@
         <w:rPr>
           <w:b/>
         </w:rPr>
-        <w:t xml:space="preserve">5.5 非連網裝置影響學習</w:t>
+        <w:t xml:space="preserve">5.5 【實驗 E4】非連網裝置影響學習</w:t>
       </w:r>
     </w:p>
     <w:p>
@@ -8194,7 +9040,7 @@
         <w:rPr>
           <w:b/>
         </w:rPr>
-        <w:t xml:space="preserve">5.6 窗戶時段、天氣、季節矩陣與直接輸入</w:t>
+        <w:t xml:space="preserve">5.6 【實驗 E5】窗戶時段、天氣、季節矩陣與直接輸入</w:t>
       </w:r>
     </w:p>
     <w:p>
@@ -8525,7 +9371,7 @@
         <w:rPr>
           <w:b/>
         </w:rPr>
-        <w:t xml:space="preserve">5.7 Hybrid Residual Neural Network 結果</w:t>
+        <w:t xml:space="preserve">5.7 【實驗 E6】Hybrid Residual Neural Network 結果</w:t>
       </w:r>
     </w:p>
     <w:p>
@@ -8853,7 +9699,7 @@
         <w:rPr>
           <w:b/>
         </w:rPr>
-        <w:t xml:space="preserve">5.8 真實臥室快照驗證</w:t>
+        <w:t xml:space="preserve">5.8 【實驗 E7】真實臥室快照驗證</w:t>
       </w:r>
     </w:p>
     <w:p>
@@ -9393,7 +10239,7 @@
         <w:rPr>
           <w:b/>
         </w:rPr>
-        <w:t xml:space="preserve">5.8.1 推薦動作實際介入驗證方法</w:t>
+        <w:t xml:space="preserve">5.8.1 【驗證方案 E8】推薦動作實際介入驗證方法</w:t>
       </w:r>
     </w:p>
     <w:p>
@@ -9696,7 +10542,7 @@
         <w:rPr>
           <w:b/>
         </w:rPr>
-        <w:t xml:space="preserve">5.9 公開資料集執行流程與 Task-Aligned Benchmark 結果</w:t>
+        <w:t xml:space="preserve">5.9 【實驗 E9】公開資料集執行流程與 Task-Aligned Benchmark 結果</w:t>
       </w:r>
     </w:p>
     <w:p>
@@ -14641,7 +15487,7 @@
         <w:rPr>
           <w:b/>
         </w:rPr>
-        <w:t xml:space="preserve">5.11 可旋轉 3D 展示</w:t>
+        <w:t xml:space="preserve">5.11 展示 D1：可旋轉 3D 展示（非量化實驗）</w:t>
       </w:r>
     </w:p>
     <w:p>

--- a/docs/papers/thesis/thesis_draft_zh.docx
+++ b/docs/papers/thesis/thesis_draft_zh.docx
@@ -341,7 +341,7 @@
         <w:spacing w:before="0" w:after="0" w:line="360" w:lineRule="auto"/>
       </w:pPr>
       <w:r>
-        <w:t xml:space="preserve">The prototype is implemented in Python and exposed through a local service layer, including an MCP interface and a rotatable web demo, enabling interactive scenario queries, point-level estimation, baseline comparison, appliance-impact learning, and a 48-case window simulation matrix across time of day, weather, and season. A lightweight one-bounce diffuse reflection approximation is further added to the illuminance path so that floors, walls, ceilings, and active furniture surfaces can contribute indirect fill light without requiring full optical rendering. The evaluation separates controlled full-field evidence, public task-aligned comparisons, and real sparse-calibration checks. Across the canonical scenarios, the base model achieves average MAE of 0.0474 for temperature, 0.1765 for humidity, and 2.0835 for illuminance, compared with 0.1723, 0.4633, and 75.0516 for IDW. The hybrid residual layer with Fourier low-pass denoising on temperature and humidity residual traces further reduces default held-out field MAE to 0.0023, 0.0041, and 0.1675, while leave-one-scenario-out evaluation averages 0.0017, 0.0055, and 0.1581, respectively. A preliminary seven-day real-bedroom snapshot validation reduces pillow-point MAE from 0.8967, 4.1286, and 358.6392 to 0.1676, 0.3939, and 21.3753 for temperature, humidity, and illuminance. Action recommendations are treated as model-based counterfactual rankings; causal validation of recommendation efficacy requires a before/after intervention protocol. These results indicate that sparse corner sensing can still support an interpretable and trainable indoor twin when model structure, calibration, and learning are assigned to different layers.</w:t>
+        <w:t xml:space="preserve">The prototype is implemented in Python and exposed through a local service layer, including a stateful MCP interface and a rotatable web demo. The MCP interface now focuses on practical runtime use: initializing the registered environment, sampling a target point after a specified elapsed time or steady-state interval, recording before/after observations for appliance-impact learning, running direct window-condition input, and ranking registered-device actions for a specified point target. A lightweight one-bounce diffuse reflection approximation is further added to the illuminance path so that floors, walls, ceilings, and active furniture surfaces can contribute indirect fill light without requiring full optical rendering. The evaluation separates controlled full-field evidence, public task-aligned comparisons, and real sparse-calibration checks. Across the canonical scenarios, the base model achieves average MAE of 0.0474 for temperature, 0.1765 for humidity, and 2.0835 for illuminance, compared with 0.1723, 0.4633, and 75.0516 for IDW. The hybrid residual layer with Fourier low-pass denoising on temperature and humidity residual traces further reduces default held-out field MAE to 0.0023, 0.0041, and 0.1675, while leave-one-scenario-out evaluation averages 0.0017, 0.0055, and 0.1581, respectively. A preliminary seven-day real-bedroom snapshot validation reduces pillow-point MAE from 0.8967, 4.1286, and 358.6392 to 0.1676, 0.3939, and 21.3753 for temperature, humidity, and illuminance. Action recommendations are treated as model-based counterfactual rankings; causal validation of recommendation efficacy requires a before/after intervention protocol. These results indicate that sparse corner sensing can still support an interpretable and trainable indoor twin when model structure, calibration, and learning are assigned to different layers.</w:t>
       </w:r>
     </w:p>
     <w:p>
@@ -874,14 +874,6 @@
       </w:r>
     </w:p>
     <w:p>
-      <w:pPr>
-        <w:spacing w:before="0" w:after="0" w:line="360" w:lineRule="auto"/>
-      </w:pPr>
-      <w:r>
-        <w:t xml:space="preserve">附錄 D 後續 IEEE 稿件資料來源原則…… 24</w:t>
-      </w:r>
-    </w:p>
-    <w:p>
       <w:r>
         <w:br w:type="page"/>
       </w:r>
@@ -1578,7 +1570,7 @@
         <w:spacing w:before="0" w:after="0" w:line="360" w:lineRule="auto"/>
       </w:pPr>
       <w:r>
-        <w:t xml:space="preserve">Model Context Protocol（MCP）提供一種標準化工具介面，使外部模型或 AI client 能以一致方式呼叫系統能力。本研究將數位孿生原型封裝為本地 MCP server，使情境查詢、場估計、動作排序、點位取樣與窗戶條件模擬等功能，可被 AI agent 直接使用。需要強調的是，MCP 在本研究中的角色屬於系統整合與工具化封裝，用以驗證數位孿生模型可被外部 AI 系統操作，而非針對 MCP 通訊協定本身提出新方法。</w:t>
+        <w:t xml:space="preserve">Model Context Protocol（MCP）提供一種標準化工具介面，使外部模型或 AI client 能以一致方式呼叫系統能力。本研究將數位孿生原型封裝為本地 MCP server，但其角色不是執行論文驗證實驗，而是提供實際互動流程：先初始化環境、設備、家具與室內 baseline，再查詢指定座標於特定時間或準穩態下的三因子估計，並可建立 before/after 裝置影響學習紀錄、直接輸入窗戶外部資料，以及針對指定座標目標排序控制候選動作。需要強調的是，MCP 在本研究中的角色屬於系統整合與工具化封裝，用以驗證數位孿生模型可被外部 AI 系統操作，而非針對 MCP 通訊協定本身提出新方法。</w:t>
       </w:r>
     </w:p>
     <w:p>
@@ -4439,7 +4431,7 @@
         <w:spacing w:before="0" w:after="0" w:line="360" w:lineRule="auto"/>
       </w:pPr>
       <w:r>
-        <w:t xml:space="preserve">在目前的實作中，hybrid residual 訓練可選擇再加入 Fourier low-pass denoising。具體作法是：先針對同一採樣點沿 elapsed time 建立一段短 residual trace，再將該 trace 做 discrete Fourier transform、套用低通遮罩，最後以 inverse transform 還原較平滑的 residual target。根據目前實驗，此做法對 temperature 幾乎不改變結果，對 humidity 有小幅改善，但若直接套用到 illuminance 則會抹去有用的快速變化，因此目前只對 temperature 與 humidity 啟用。</w:t>
+        <w:t xml:space="preserve">在目前的實作中，hybrid residual 訓練可選擇再加入 Fourier low-pass denoising。具體作法是：先針對同一採樣點沿 elapsed time 建立一段短 residual trace，再將該 trace 做 discrete Fourier transform、套用低通遮罩，最後以 inverse transform 還原較平滑的 residual target。根據目前實驗，此做法對 temperature 幾乎不改變結果，對 humidity 有小幅改善，但若直接套用到 illuminance 則會抹去有用的快速變化，因此目前只對 temperature 與 humidity 啟用。這個設計來自三個環境因子的物理特性差異：temperature 與 humidity 主要受熱容量、空氣混合、水氣交換與除濕作用影響，時間變化通常較平滑，高頻成分較可能是感測雜訊或短時擾動；illuminance 則直接受燈具開關、窗戶日照、遮蔽邊界、家具陰影與反射路徑影響，場值可能在短時間內出現物理上有意義的跳變。因此，照度 residual 的高頻部分不應被一律視為雜訊，否則會削弱模型對光源與遮蔽快速變化的學習能力。</w:t>
       </w:r>
     </w:p>
     <w:p>
@@ -4529,7 +4521,7 @@
         <w:spacing w:before="0" w:after="0" w:line="360" w:lineRule="auto"/>
       </w:pPr>
       <w:r>
-        <w:t xml:space="preserve">本研究將座標、時間、室內外環境條件、主模型估計值、設備 activation、設備 power 與 influence envelope 作為輸入特徵，分別為溫度、濕度與照度訓練三個小型殘差網路。若啟用頻域去噪，temperature 與 humidity 會先將 $R_v^*$ 沿短時間軌跡做 Fourier low-pass denoising，再送入 MLP 訓練；illuminance 則保留原始 residual target。此設計的目的在於保留主模型可解釋性，同時以資料驅動方式修正其剩餘誤差。</w:t>
+        <w:t xml:space="preserve">本研究將座標、時間、室內外環境條件、主模型估計值、設備 activation、設備 power 與 influence envelope 作為輸入特徵，分別為溫度、濕度與照度訓練三個小型殘差網路。若啟用頻域去噪，temperature 與 humidity 會先將 $R_v^*$ 沿短時間軌跡做 Fourier low-pass denoising，再送入 MLP 訓練；illuminance 則保留原始 residual target。此設計的目的在於保留主模型可解釋性，同時尊重三因子的物理差異：溫度與濕度 residual 較適合被平滑為低頻趨勢，照度 residual 則需保留由光源、日照、遮蔽與反射造成的短時結構。</w:t>
       </w:r>
     </w:p>
     <w:p>
@@ -5174,33 +5166,33 @@
               <w:spacing w:before="0" w:after="0" w:line="360" w:lineRule="auto"/>
             </w:pPr>
             <w:r>
-              <w:t xml:space="preserve">溫度與濕度 residual 常含短時感測雜訊，直接訓練會使模型學到高頻擾動。</w:t>
-            </w:r>
-          </w:p>
-        </w:tc>
-        <w:tc>
-          <w:tcPr>
-            <w:tcW w:w="2200" w:type="dxa"/>
-          </w:tcPr>
-          <w:p>
-            <w:pPr>
-              <w:spacing w:before="0" w:after="0" w:line="360" w:lineRule="auto"/>
-            </w:pPr>
-            <w:r>
-              <w:t xml:space="preserve">在頻域抑制高頻成分並保留低頻趨勢，讓 residual target 更接近可重現的環境變化。</w:t>
-            </w:r>
-          </w:p>
-        </w:tc>
-        <w:tc>
-          <w:tcPr>
-            <w:tcW w:w="2200" w:type="dxa"/>
-          </w:tcPr>
-          <w:p>
-            <w:pPr>
-              <w:spacing w:before="0" w:after="0" w:line="360" w:lineRule="auto"/>
-            </w:pPr>
-            <w:r>
-              <w:t xml:space="preserve">本文不將它套用於照度 residual，因為照明變化本身可能具有快速且有意義的跳變。</w:t>
+              <w:t xml:space="preserve">溫度與濕度受熱容量、空氣混合與水氣交換影響，時間響應相對平滑，residual 中的高頻成分較常是短時雜訊或擾動。</w:t>
+            </w:r>
+          </w:p>
+        </w:tc>
+        <w:tc>
+          <w:tcPr>
+            <w:tcW w:w="2200" w:type="dxa"/>
+          </w:tcPr>
+          <w:p>
+            <w:pPr>
+              <w:spacing w:before="0" w:after="0" w:line="360" w:lineRule="auto"/>
+            </w:pPr>
+            <w:r>
+              <w:t xml:space="preserve">在頻域抑制高頻成分並保留低頻趨勢，讓 temperature/humidity residual target 更接近可重現的環境變化。</w:t>
+            </w:r>
+          </w:p>
+        </w:tc>
+        <w:tc>
+          <w:tcPr>
+            <w:tcW w:w="2200" w:type="dxa"/>
+          </w:tcPr>
+          <w:p>
+            <w:pPr>
+              <w:spacing w:before="0" w:after="0" w:line="360" w:lineRule="auto"/>
+            </w:pPr>
+            <w:r>
+              <w:t xml:space="preserve">本文不將它套用於照度 residual，因為照度受燈具開關、日照、遮蔽、陰影與反射影響，快速變化本身可能是有物理意義的訊號。</w:t>
             </w:r>
           </w:p>
         </w:tc>
@@ -5700,7 +5692,7 @@
         <w:spacing w:before="0" w:after="0" w:line="360" w:lineRule="auto"/>
       </w:pPr>
       <w:r>
-        <w:t xml:space="preserve">本地 MCP server 提供下列 tools：</w:t>
+        <w:t xml:space="preserve">本地 MCP server 目前保留五個互動流程 tools：</w:t>
       </w:r>
     </w:p>
     <w:p>
@@ -5709,7 +5701,7 @@
         <w:spacing w:before="0" w:after="0" w:line="360" w:lineRule="auto"/>
       </w:pPr>
       <w:r>
-        <w:t xml:space="preserve">• list_scenarios：列出 8 組標準驗證情境。</w:t>
+        <w:t xml:space="preserve">• initialize_environment：初始化 MCP session 中的情境、註冊設備、家具阻擋物、外部環境與室內 baseline。</w:t>
       </w:r>
     </w:p>
     <w:p>
@@ -5718,7 +5710,7 @@
         <w:spacing w:before="0" w:after="0" w:line="360" w:lineRule="auto"/>
       </w:pPr>
       <w:r>
-        <w:t xml:space="preserve">• list_window_scenarios：列出 48 組窗戶時段/天氣/季節情境。</w:t>
+        <w:t xml:space="preserve">• sample_point：估計指定座標在特定 elapsed minutes 或 steady state 下的 temperature、humidity 與 illuminance，用於補足非感測點狀態。</w:t>
       </w:r>
     </w:p>
     <w:p>
@@ -5727,7 +5719,7 @@
         <w:spacing w:before="0" w:after="0" w:line="360" w:lineRule="auto"/>
       </w:pPr>
       <w:r>
-        <w:t xml:space="preserve">• run_scenario：執行情境並回傳重建誤差與目標區域估計。</w:t>
+        <w:t xml:space="preserve">• learn_impacts：針對某個非連網設備建立 before/after observation record；只有同時具備開啟前與開啟後的真實感測讀值時，才計算 learned impact coefficients。</w:t>
       </w:r>
     </w:p>
     <w:p>
@@ -5736,7 +5728,7 @@
         <w:spacing w:before="0" w:after="0" w:line="360" w:lineRule="auto"/>
       </w:pPr>
       <w:r>
-        <w:t xml:space="preserve">• rank_actions：依目標區域舒適度改善排序候選動作。</w:t>
+        <w:t xml:space="preserve">• run_window_direct：直接輸入外部溫度、濕度、日照與開窗比例，執行窗戶影響模擬，並可更新目前 MCP session 的外部環境。</w:t>
       </w:r>
     </w:p>
     <w:p>
@@ -5745,43 +5737,15 @@
         <w:spacing w:before="0" w:after="0" w:line="360" w:lineRule="auto"/>
       </w:pPr>
       <w:r>
-        <w:t xml:space="preserve">• sample_point：估計指定座標的 temperature、humidity 與 illuminance。</w:t>
-      </w:r>
-    </w:p>
-    <w:p>
-      <w:pPr>
-        <w:ind w:left="720" w:hanging="360" w:firstLine="0"/>
-        <w:spacing w:before="0" w:after="0" w:line="360" w:lineRule="auto"/>
-      </w:pPr>
-      <w:r>
-        <w:t xml:space="preserve">• compare_baseline：比較本研究模型與 IDW baseline。</w:t>
-      </w:r>
-    </w:p>
-    <w:p>
-      <w:pPr>
-        <w:ind w:left="720" w:hanging="360" w:firstLine="0"/>
-        <w:spacing w:before="0" w:after="0" w:line="360" w:lineRule="auto"/>
-      </w:pPr>
-      <w:r>
-        <w:t xml:space="preserve">• learn_impacts：由前後感測資料學習非連網裝置影響。</w:t>
-      </w:r>
-    </w:p>
-    <w:p>
-      <w:pPr>
-        <w:ind w:left="720" w:hanging="360" w:firstLine="0"/>
-        <w:spacing w:before="0" w:after="0" w:line="360" w:lineRule="auto"/>
-      </w:pPr>
-      <w:r>
-        <w:t xml:space="preserve">• run_window_matrix：執行全部 48 組窗戶矩陣模擬。</w:t>
-      </w:r>
-    </w:p>
-    <w:p>
-      <w:pPr>
-        <w:ind w:left="720" w:hanging="360" w:firstLine="0"/>
-        <w:spacing w:before="0" w:after="0" w:line="360" w:lineRule="auto"/>
-      </w:pPr>
-      <w:r>
-        <w:t xml:space="preserve">• run_window_direct：直接輸入外部溫度、濕度、日照與開窗比例，執行窗戶影響模擬。</w:t>
+        <w:t xml:space="preserve">• rank_actions：輸入指定座標與目標三因子值，根據目前註冊設備產生候選操作並依 comfort penalty 改善量排序。</w:t>
+      </w:r>
+    </w:p>
+    <w:p>
+      <w:pPr>
+        <w:spacing w:before="0" w:after="0" w:line="360" w:lineRule="auto"/>
+      </w:pPr>
+      <w:r>
+        <w:t xml:space="preserve">早期用於驗證或展示的 list_scenarios、run_scenario、compare_baseline 與 run_window_matrix 仍可由實驗腳本或 web demo 使用，但不再作為 MCP 對外工具。此重構使 MCP 的定位更接近實際 runtime：先註冊環境，再查點位、記錄學習資料、輸入窗戶資料與排序控制動作。</w:t>
       </w:r>
     </w:p>
     <w:p>
@@ -16813,7 +16777,7 @@
               <w:spacing w:before="0" w:after="0" w:line="360" w:lineRule="auto"/>
             </w:pPr>
             <w:r>
-              <w:t xml:space="preserve">對 temperature 與 humidity residual trace 做低通濾波，降低高頻雜訊對 residual training 的影響。</w:t>
+              <w:t xml:space="preserve">對 temperature 與 humidity residual trace 做低通濾波，降低高頻雜訊對 residual training 的影響；不套用於 illuminance，因為照度可能因光源、日照與遮蔽產生有物理意義的快速變化。</w:t>
             </w:r>
           </w:p>
         </w:tc>
@@ -17127,34 +17091,6 @@
         </w:tc>
       </w:tr>
     </w:tbl>
-    <w:p>
-      <w:pPr>
-        <w:pStyle w:val="Heading1"/>
-        <w:spacing w:before="0" w:after="0" w:line="360" w:lineRule="auto"/>
-      </w:pPr>
-      <w:r>
-        <w:rPr>
-          <w:b/>
-        </w:rPr>
-        <w:t xml:space="preserve">附錄 D：後續 IEEE 稿件資料來源原則</w:t>
-      </w:r>
-    </w:p>
-    <w:p>
-      <w:pPr>
-        <w:spacing w:before="0" w:after="0" w:line="360" w:lineRule="auto"/>
-      </w:pPr>
-      <w:r>
-        <w:t xml:space="preserve">本中文論文完整稿作為後續 IEEE 稿件的主要資料來源。未來若需撰寫或修改 IEEE paper，應先從本中文論文抽取研究問題、方法架構、實驗設定、資料集限制、評估指標、表格數字與結論，再依 IEEE 篇幅壓縮文字；不應在 IEEE 稿件中另行加入與中文論文不同的 benchmark 數字、claim boundary 或方法描述。</w:t>
-      </w:r>
-    </w:p>
-    <w:p>
-      <w:pPr>
-        <w:spacing w:before="0" w:after="0" w:line="360" w:lineRule="auto"/>
-      </w:pPr>
-      <w:r>
-        <w:t xml:space="preserve">若後續實驗新增或數字更新，應先更新中文論文與其輸出，再由中文論文同步萃取到 IEEE 稿件。對公開資料集尤其要保留本論文的限制寫法：SML2010 與 CU-BEMS 可支援 task-aligned external benchmark，但不能宣稱完整 3D field MAE、8-corner calibration 或完整非連網裝置係數學習。</w:t>
-      </w:r>
-    </w:p>
     <w:sectPr>
       <w:pgSz w:w="11906" w:h="16838"/>
       <w:pgMar w:top="1440" w:right="1440" w:bottom="1440" w:left="1440" w:header="720" w:footer="720" w:gutter="0"/>

--- a/docs/papers/thesis/thesis_draft_zh.docx
+++ b/docs/papers/thesis/thesis_draft_zh.docx
@@ -268,31 +268,15 @@
         <w:spacing w:before="0" w:after="0" w:line="360" w:lineRule="auto"/>
       </w:pPr>
       <w:r>
-        <w:t xml:space="preserve">智慧建築與智慧居家系統需要掌握室內環境狀態，才能支援舒適度評估、能源管理與設備控制。然而，實際房間中常見的冷氣、窗戶與照明往往沒有連網能力，也無法直接回報狀態；同時，房間內通常只能布建少量感測器，難以直接量測完整空間分布。這使得一般數位孿生若同時缺乏設備遙測與高密度量測，便難以對真實房間提供可用的環境估計與控制建議。</w:t>
-      </w:r>
-    </w:p>
-    <w:p>
-      <w:pPr>
-        <w:spacing w:before="0" w:after="0" w:line="360" w:lineRule="auto"/>
-      </w:pPr>
-      <w:r>
-        <w:t xml:space="preserve">本研究以單一矩形房間為研究場域，提出一個基於有限角落感測器與連續影響場估計之三因子空間數位孿生原型。研究過程中，本研究先後比較純插值、僅局部影響場與資料驅動修正等作法，最終採用變數專屬的 reduced-order nominal model 作為主模型，分別以熱交換與熱源項描述溫度、以水氣交換與除濕項描述濕度、以光源幾何、遮蔽與單次漫反射描述照度，再以冷氣、窗戶與照明之參數化影響函數描述非連網裝置對不同區域的作用。系統固定使用 8 顆角落感測器，即天花板四角與地面四角，每個節點量測溫度、濕度與照度，並以感測器殘差進行主動設備 power scale 校準與 trilinear residual correction，以修正背景場與設備影響函數之偏差。在此基礎上，本研究再加入 hybrid residual neural network 延伸模組，以小型多層感知器學習主模型的剩餘誤差，而不直接取代原本的可解釋結構。</w:t>
-      </w:r>
-    </w:p>
-    <w:p>
-      <w:pPr>
-        <w:spacing w:before="0" w:after="0" w:line="360" w:lineRule="auto"/>
-      </w:pPr>
-      <w:r>
-        <w:t xml:space="preserve">除空間場估計外，本研究亦建立裝置啟用前後感測資料之影響學習流程，透過最小平方法估計非連網裝置的環境影響係數，並根據目標區域的舒適度偏差輸出候選控制動作排序。為補足 direct source + obstruction 對照度間接回填亮度的低估，本研究另在 illuminance 路徑加入 lightweight single-bounce diffuse reflection 近似，以地板、天花板、牆面與啟用中的家具表面作為次級反射面。為提升系統可存取性，本研究另提供本地服務介面，其中包含 MCP server 與 web demo，作為同一套模型能力的工具化存取層。評估方面，本研究採分層證據設計：以 8 組標準情境、48 組窗戶矩陣、IDW baseline 比較、synthetic ablation 與 hybrid residual leave-one-scenario-out 測試支持受控條件下的完整場重建主張；以公開資料集 task-aligned benchmark 檢查外部資料相容子任務；以 7 天真實臥室快照檢查稀疏感測校正對未參與校正點位的改善。其中 base model 在標準情境下之平均 MAE 分別為溫度 0.0474、濕度 0.1765 與照度 2.0835，明顯低於 IDW baseline 的 0.1723、0.4633 與 75.0516。加入 Fourier low-pass denoising 的 hybrid residual correction 在預設 6/2 held-out split 中可將 field MAE 降至溫度 0.0023、濕度 0.0041 與照度 0.1675；8-fold leave-one-scenario-out 平均則為 0.0017、0.0055 與 0.1581。真實臥室快照驗證中，校正後 pillow 位置 MAE 由 0.8967°C、4.1286% 與 358.6392 lux 降至 0.1676°C、0.3939% 與 21.3753 lux。推薦動作目前定位為基於校正模型的反事實模擬排序；若要驗證其實際因果改善效果，需進一步執行 before/after 介入實驗。</w:t>
-      </w:r>
-    </w:p>
-    <w:p>
-      <w:pPr>
-        <w:spacing w:before="0" w:after="0" w:line="360" w:lineRule="auto"/>
-      </w:pPr>
-      <w:r>
-        <w:t xml:space="preserve">公開資料集比較方面，本研究不是將公開資料硬解讀為完整 3D 場真值，而是把 SML2010 與 CU-BEMS 拆成公開資料本身可支援的 shared observable tasks，再以相同 chronological 70/30 split 比較 persistence、linear regression 與本研究模型映射後的 hybrid_digital_twin_readout。SML2010 共 24 個 target-horizon 任務中，本研究映射模型有 12 項取得最低 MAE，15 項勝過 linear regression，14 項勝過 persistence；其中 S3 facade event delta 在 60 分鐘 horizon 的 6 個 target 全部優於兩個 baseline。CU-BEMS 共 12 個 target-horizon 任務中，本研究映射模型有 9 項勝過 linear regression，但沒有任務勝過 persistence，顯示其優勢主要出現在具有幾何、邊界或事件結構的響應任務，而非所有高時間慣性建築時序預測任務。Web demo 也新增 Term Glossary 與 Public Dataset Comparison 區塊，使展示時可直接說明名詞、比較流程、數據來源與 claim boundary。</w:t>
+        <w:t xml:space="preserve">智慧建築與智慧居家系統需要掌握室內環境狀態，才能支援舒適度評估、能源管理與設備控制。然而，一般房間中的冷氣、窗戶與照明常不具備連網遙測能力，室內也通常只能布建少量感測器，難以直接取得完整空間分布。本研究以單一矩形房間為場域，提出以 8 顆角落感測器支援之三因子空間數位孿生原型，針對 temperature、humidity 與 illuminance 建立變數專屬的 reduced-order nominal model：溫度以熱交換與熱源項描述，濕度以水氣交換與除濕項描述，照度以光源幾何、遮蔽與 single-bounce diffuse reflection 描述。系統再結合冷氣、窗戶與照明的參數化影響函數、active-device power calibration 與 trilinear residual correction，從稀疏觀測修正空間場估計；並以 hybrid residual neural network 學習主模型剩餘誤差，而不以純黑盒模型取代可解釋結構。</w:t>
+      </w:r>
+    </w:p>
+    <w:p>
+      <w:pPr>
+        <w:spacing w:before="0" w:after="0" w:line="360" w:lineRule="auto"/>
+      </w:pPr>
+      <w:r>
+        <w:t xml:space="preserve">評估採分層證據設計，分別檢查受控完整場重建、公開資料相容子任務與真實稀疏校正。8 組標準情境中，base model 的平均 field MAE 為溫度 0.0474、濕度 0.1765、照度 2.0835，低於 IDW baseline 的 0.1723、0.4633、75.0516；hybrid residual leave-one-scenario-out 平均進一步降至 0.0017、0.0055、0.1581。7 天 real-bedroom snapshot 中，pillow 參考點校正後 MAE 由 0.8967°C、4.1286% 與 358.6392 lux 降至 0.1676°C、0.3939% 與 21.3753 lux。公開資料集 SML2010 與 CU-BEMS 僅作 task-aligned benchmark，不宣稱 full 3D dense-field 驗證；SML2010 的 24 個任務中有 12 項取得最低 MAE，CU-BEMS 的 12 個任務中有 9 項優於 linear regression 但 0 項優於 persistence。結果顯示，稀疏角落感測在搭配變數專屬物理結構、校正與殘差學習時，可支援可解釋且可訓練的室內環境場估計；推薦動作目前仍屬模型反事實排序，實際因果改善需後續 before/after 介入驗證。</w:t>
       </w:r>
     </w:p>
     <w:p>
@@ -325,31 +309,15 @@
         <w:spacing w:before="0" w:after="0" w:line="360" w:lineRule="auto"/>
       </w:pPr>
       <w:r>
-        <w:t xml:space="preserve">Smart building and smart home systems require indoor environmental awareness to support comfort assessment, energy management, and device control. In ordinary rooms, however, influential appliances such as conventional air conditioners, manual windows, and ordinary lights often expose no telemetry, while only a small number of sensors can be installed. As a result, practical room-scale digital twins must work with both sparse observations and incomplete device-state information.</w:t>
-      </w:r>
-    </w:p>
-    <w:p>
-      <w:pPr>
-        <w:spacing w:before="0" w:after="0" w:line="360" w:lineRule="auto"/>
-      </w:pPr>
-      <w:r>
-        <w:t xml:space="preserve">This thesis proposes a sparse-sensing spatial digital twin for a single room. The final design uses variable-specific reduced-order nominal models with parameterized appliance influence functions, active-device power calibration, and trilinear residual correction from eight corner sensors: temperature is modeled through thermal exchange and heat-source terms, humidity through moisture exchange and dehumidification terms, and illuminance through source geometry, obstruction, and a lightweight one-bounce reflection approximation. The system further learns environmental impact coefficients of non-networked appliances from before-and-after sensor observations, ranks candidate control actions according to target-zone comfort improvement, and extends the base estimator with an optional hybrid residual neural correction layer instead of replacing the base model with an end-to-end black-box predictor.</w:t>
-      </w:r>
-    </w:p>
-    <w:p>
-      <w:pPr>
-        <w:spacing w:before="0" w:after="0" w:line="360" w:lineRule="auto"/>
-      </w:pPr>
-      <w:r>
-        <w:t xml:space="preserve">The prototype is implemented in Python and exposed through a local service layer, including a stateful MCP interface and a rotatable web demo. The MCP interface now focuses on practical runtime use: initializing the registered environment, sampling a target point after a specified elapsed time or steady-state interval, recording before/after observations for appliance-impact learning, running direct window-condition input, and ranking registered-device actions for a specified point target. A lightweight one-bounce diffuse reflection approximation is further added to the illuminance path so that floors, walls, ceilings, and active furniture surfaces can contribute indirect fill light without requiring full optical rendering. The evaluation separates controlled full-field evidence, public task-aligned comparisons, and real sparse-calibration checks. Across the canonical scenarios, the base model achieves average MAE of 0.0474 for temperature, 0.1765 for humidity, and 2.0835 for illuminance, compared with 0.1723, 0.4633, and 75.0516 for IDW. The hybrid residual layer with Fourier low-pass denoising on temperature and humidity residual traces further reduces default held-out field MAE to 0.0023, 0.0041, and 0.1675, while leave-one-scenario-out evaluation averages 0.0017, 0.0055, and 0.1581, respectively. A preliminary seven-day real-bedroom snapshot validation reduces pillow-point MAE from 0.8967, 4.1286, and 358.6392 to 0.1676, 0.3939, and 21.3753 for temperature, humidity, and illuminance. Action recommendations are treated as model-based counterfactual rankings; causal validation of recommendation efficacy requires a before/after intervention protocol. These results indicate that sparse corner sensing can still support an interpretable and trainable indoor twin when model structure, calibration, and learning are assigned to different layers.</w:t>
-      </w:r>
-    </w:p>
-    <w:p>
-      <w:pPr>
-        <w:spacing w:before="0" w:after="0" w:line="360" w:lineRule="auto"/>
-      </w:pPr>
-      <w:r>
-        <w:t xml:space="preserve">For public head-to-head comparison, SML2010 and CU-BEMS are used only as task-aligned external benchmarks rather than dense 3D field ground truth. Raw public data are normalized, baseline models are evaluated on the same chronological 70/30 split, and the proposed digital twin plus hybrid residual checkpoint is mapped into a structured prior with a small linear readout head. The SML2010 comparison shows the strongest advantage on facade event delta tasks, especially the 60-minute horizon where all six S3 targets achieve the best MAE. CU-BEMS shows a different pattern: the mapped model often improves over linear regression but does not outperform persistence, which clarifies the model's claim boundary. The web demo exposes this comparison through a Public Dataset Comparison panel and includes a Term Glossary for presentation use.</w:t>
+        <w:t xml:space="preserve">Smart building and smart home systems require indoor environmental awareness for comfort assessment, energy management, and device control. In ordinary rooms, however, air conditioners, manual windows, and lights often expose no telemetry, while only a small number of sensors can be installed. This thesis proposes a sparse-sensing spatial digital twin for a single rectangular room using eight corner sensors. The model uses variable-specific reduced-order nominal structures: temperature is represented by thermal exchange and heat-source terms, humidity by moisture exchange and dehumidification terms, and illuminance by source geometry, obstruction, and a lightweight single-bounce diffuse reflection approximation. Parameterized appliance influence functions, active-device power calibration, and trilinear residual correction are used to estimate the room field from sparse observations, and a hybrid residual neural network learns remaining systematic error without replacing the interpretable base model.</w:t>
+      </w:r>
+    </w:p>
+    <w:p>
+      <w:pPr>
+        <w:spacing w:before="0" w:after="0" w:line="360" w:lineRule="auto"/>
+      </w:pPr>
+      <w:r>
+        <w:t xml:space="preserve">The evaluation separates controlled full-field reconstruction, public task-aligned benchmarks, and real sparse-calibration checks. Across eight canonical scenarios, the base model achieves average field MAE of 0.0474/0.1765/2.0835 for temperature, humidity, and illuminance, compared with 0.1723/0.4633/75.0516 for IDW. Leave-one-scenario-out hybrid residual correction further reduces MAE to 0.0017/0.0055/0.1581. In a seven-day real-bedroom snapshot, pillow-point calibration error is reduced from 0.8967°C, 4.1286%, and 358.6392 lux to 0.1676°C, 0.3939%, and 21.3753 lux. SML2010 and CU-BEMS are used only as compatible task-aligned external benchmarks rather than dense 3-D spatial ground truth: the mapped model obtains the lowest MAE in 12 of 24 SML2010 tasks, and outperforms linear regression in 9 of 12 CU-BEMS tasks but never outperforms persistence on CU-BEMS. These results show that sparse corner sensing can support an interpretable and trainable indoor environmental field estimator when physical structure, calibration, and residual learning are assigned complementary roles. Action recommendations remain model-based counterfactual rankings and require future before/after intervention validation for causal claims.</w:t>
       </w:r>
     </w:p>
     <w:p>
@@ -2841,7 +2809,7 @@
         <w:drawing>
           <wp:inline distT="0" distB="0" distL="0" distR="0">
             <wp:extent cx="5943600" cy="5943600"/>
-            <wp:docPr id="2" name="圖 3-2 主要執行資料流。此圖對應一次 scenario 評估如何從輸入設定、場估計、校正、到 dashboard 與 MCP 輸出。"/>
+            <wp:docPr id="2" name="圖 3-2 主要執行資料流。此圖對應一次 runtime request 如何從輸入設定、場估計、校正，到 dashboard 或 MCP 輸出。"/>
             <wp:cNvGraphicFramePr>
               <a:graphicFrameLocks noChangeAspect="1"/>
             </wp:cNvGraphicFramePr>
@@ -2849,7 +2817,7 @@
               <a:graphicData uri="http://schemas.openxmlformats.org/drawingml/2006/picture">
                 <pic:pic>
                   <pic:nvPicPr>
-                    <pic:cNvPr id="2" name="圖 3-2 主要執行資料流。此圖對應一次 scenario 評估如何從輸入設定、場估計、校正、到 dashboard 與 MCP 輸出。"/>
+                    <pic:cNvPr id="2" name="圖 3-2 主要執行資料流。此圖對應一次 runtime request 如何從輸入設定、場估計、校正，到 dashboard 或 MCP 輸出。"/>
                     <pic:cNvPicPr/>
                   </pic:nvPicPr>
                   <pic:blipFill>
@@ -2881,7 +2849,7 @@
         <w:spacing w:before="0" w:after="0" w:line="360" w:lineRule="auto"/>
       </w:pPr>
       <w:r>
-        <w:t xml:space="preserve">圖 3-2 主要執行資料流。此圖對應一次 scenario 評估如何從輸入設定、場估計、校正、到 dashboard 與 MCP 輸出。</w:t>
+        <w:t xml:space="preserve">圖 3-2 主要執行資料流。此圖對應一次 runtime request 如何從輸入設定、場估計、校正，到 dashboard 或 MCP 輸出。</w:t>
       </w:r>
     </w:p>
     <w:p>

--- a/docs/papers/thesis/thesis_draft_zh.docx
+++ b/docs/papers/thesis/thesis_draft_zh.docx
@@ -1229,7 +1229,7 @@
         <w:spacing w:before="0" w:after="0" w:line="360" w:lineRule="auto"/>
       </w:pPr>
       <w:r>
-        <w:t xml:space="preserve">• 學習裝置影響後，模型應能支援開冷氣、開窗或開燈等候選控制動作排序。</w:t>
+        <w:t xml:space="preserve">• 學習裝置影響後，模型應能在已指定 point/cluster sample 與三因子目標時，支援開冷氣、開窗或開燈等候選控制動作排序。</w:t>
       </w:r>
     </w:p>
     <w:p>
@@ -1277,7 +1277,7 @@
         <w:spacing w:before="0" w:after="0" w:line="360" w:lineRule="auto"/>
       </w:pPr>
       <w:r>
-        <w:t xml:space="preserve">• RQ3：學習後的裝置影響模型，是否能依三因子偏差輸出候選控制動作排序，例如選擇開冷氣、開窗或開燈，且推薦動作的實際可行性應如何透過介入式 before/after 實驗驗證？</w:t>
+        <w:t xml:space="preserve">• RQ3：學習後的裝置影響模型，是否能在明確 point/cluster sample 與溫度、濕度、照度目標下，依三因子偏差輸出候選控制動作排序，例如選擇開冷氣、開窗或開燈，且推薦動作的實際可行性應如何透過介入式 before/after 實驗驗證？</w:t>
       </w:r>
     </w:p>
     <w:p>
@@ -1562,7 +1562,7 @@
         <w:spacing w:before="0" w:after="0" w:line="360" w:lineRule="auto"/>
       </w:pPr>
       <w:r>
-        <w:t xml:space="preserve">Model Context Protocol（MCP）提供一種標準化工具介面，使外部模型或 AI client 能以一致方式呼叫系統能力。本研究將數位孿生原型封裝為本地 MCP server，但其角色不是執行論文驗證實驗，而是提供實際互動流程：先初始化 MCP session 的 runtime state，包含 base scenario、室內 baseline、外部邊界條件、註冊設備、家具/遮蔽物、預設時間與 estimator 選擇，再查詢指定座標於特定時間或準穩態下的三因子估計，並可建立 before/after 裝置影響學習紀錄、直接輸入窗戶外部資料，以及針對指定座標目標排序控制候選動作。需要強調的是，MCP 在本研究中的角色屬於系統整合與工具化封裝，用以驗證數位孿生模型可被外部 AI 系統操作，而非針對 MCP 通訊協定本身提出新方法。</w:t>
+        <w:t xml:space="preserve">Model Context Protocol（MCP）提供一種標準化工具介面，使外部模型或 AI client 能以一致方式呼叫系統能力。本研究將數位孿生原型封裝為本地 MCP server，但其角色不是執行論文驗證實驗，而是提供實際互動流程：先初始化 MCP session 的 runtime state，包含 base scenario、室內 baseline、外部邊界條件、註冊設備、家具/遮蔽物、預設時間與 estimator 選擇，再查詢指定座標於特定時間或準穩態下的三因子估計，並可建立 before/after 裝置影響學習紀錄、直接輸入窗戶外部資料，以及在指定座標 sample 與完整溫度、濕度、照度目標都存在時排序控制候選動作。需要強調的是，MCP 在本研究中的角色屬於系統整合與工具化封裝，用以驗證數位孿生模型可被外部 AI 系統操作，而非針對 MCP 通訊協定本身提出新方法。</w:t>
       </w:r>
     </w:p>
     <w:p>
@@ -2769,7 +2769,7 @@
         <w:spacing w:before="0" w:after="0" w:line="360" w:lineRule="auto"/>
       </w:pPr>
       <w:r>
-        <w:t xml:space="preserve">本研究系統由五個主要模組組成：房間與設備設定、三因子影響場模型、角落感測器校正、非連網裝置影響學習、以及控制動作排序與 MCP 工具介面。整體流程為：輸入房間幾何、設備位置與外部環境條件後，模型先建立背景場，再加入設備影響函數，接著使用 8 顆角落感測器觀測值校準 active device power scale 並建立 trilinear 校正場，最後輸出任意座標或目標區域的三因子估計與候選控制動作排序。</w:t>
+        <w:t xml:space="preserve">本研究系統由五個主要模組組成：房間與設備設定、三因子影響場模型、角落感測器校正、非連網裝置影響學習、以及控制動作排序與 MCP 工具介面。整體流程為：輸入房間幾何、設備位置與外部環境條件後，模型先建立背景場，再加入設備影響函數，接著使用 8 顆角落感測器觀測值校準 active device power scale 並建立 trilinear 校正場，最後輸出任意座標或目標區域的三因子估計；只有在已有 point/cluster sample 與完整三因子目標時，才進一步輸出候選控制動作排序。</w:t>
       </w:r>
     </w:p>
     <w:p>
@@ -2780,7 +2780,7 @@
       <w:r>
         <w:drawing>
           <wp:inline distT="0" distB="0" distL="0" distR="0">
-            <wp:extent cx="5303520" cy="5303520"/>
+            <wp:extent cx="5303520" cy="3077193"/>
             <wp:docPr id="1" name="圖 3-1 系統整體分層架構。此圖說明人機互動或 AI 工具呼叫如何經由服務編排層進入環境數位孿生核心、校正與影響學習層，以及 optional residual neural layer，最後輸出空間估測與控制建議。"/>
             <wp:cNvGraphicFramePr>
               <a:graphicFrameLocks noChangeAspect="1"/>
@@ -2801,7 +2801,7 @@
                   <pic:spPr>
                     <a:xfrm>
                       <a:off x="0" y="0"/>
-                      <a:ext cx="5303520" cy="5303520"/>
+                      <a:ext cx="5303520" cy="3077193"/>
                     </a:xfrm>
                     <a:prstGeom prst="rect">
                       <a:avLst/>
@@ -2832,7 +2832,7 @@
       <w:r>
         <w:drawing>
           <wp:inline distT="0" distB="0" distL="0" distR="0">
-            <wp:extent cx="5943600" cy="5943600"/>
+            <wp:extent cx="5943600" cy="3291681"/>
             <wp:docPr id="2" name="圖 3-2 主要執行資料流。此圖對應一次 runtime request 如何從輸入設定、場估計、校正，到 dashboard 或 MCP 輸出。"/>
             <wp:cNvGraphicFramePr>
               <a:graphicFrameLocks noChangeAspect="1"/>
@@ -2853,7 +2853,7 @@
                   <pic:spPr>
                     <a:xfrm>
                       <a:off x="0" y="0"/>
-                      <a:ext cx="5943600" cy="5943600"/>
+                      <a:ext cx="5943600" cy="3291681"/>
                     </a:xfrm>
                     <a:prstGeom prst="rect">
                       <a:avLst/>
@@ -3118,7 +3118,7 @@
       <w:r>
         <w:drawing>
           <wp:inline distT="0" distB="0" distL="0" distR="0">
-            <wp:extent cx="5943600" cy="5943600"/>
+            <wp:extent cx="5943600" cy="3396342"/>
             <wp:docPr id="3" name="圖 3-3 房間感測器與目標區域配置。8 顆角落感測器、3 個主要區域與 3 個核心裝置共同構成單房間數位孿生的標準拓樸。"/>
             <wp:cNvGraphicFramePr>
               <a:graphicFrameLocks noChangeAspect="1"/>
@@ -3139,7 +3139,7 @@
                   <pic:spPr>
                     <a:xfrm>
                       <a:off x="0" y="0"/>
-                      <a:ext cx="5943600" cy="5943600"/>
+                      <a:ext cx="5943600" cy="3396342"/>
                     </a:xfrm>
                     <a:prstGeom prst="rect">
                       <a:avLst/>
@@ -9029,7 +9029,7 @@
       <w:r>
         <w:drawing>
           <wp:inline distT="0" distB="0" distL="0" distR="0">
-            <wp:extent cx="5303520" cy="5303520"/>
+            <wp:extent cx="5303520" cy="2952538"/>
             <wp:docPr id="4" name="圖 3-4 感測器校正與影響學習流程。此圖說明真值模擬、角落觀測、設備 power calibration、trilinear residual correction，以及 least-squares impact learning 之間的關係。"/>
             <wp:cNvGraphicFramePr>
               <a:graphicFrameLocks noChangeAspect="1"/>
@@ -9050,7 +9050,7 @@
                   <pic:spPr>
                     <a:xfrm>
                       <a:off x="0" y="0"/>
-                      <a:ext cx="5303520" cy="5303520"/>
+                      <a:ext cx="5303520" cy="2952538"/>
                     </a:xfrm>
                     <a:prstGeom prst="rect">
                       <a:avLst/>
@@ -10166,7 +10166,7 @@
       <w:r>
         <w:drawing>
           <wp:inline distT="0" distB="0" distL="0" distR="0">
-            <wp:extent cx="5943600" cy="3301626"/>
+            <wp:extent cx="5943600" cy="3429517"/>
             <wp:docPr id="5" name="圖 3-5 模型學習、推論與推薦資料流。訓練端將原始感測、裝置事件、外部環境與情境資料轉為 scenario state，再分流為 impact learning 與 hybrid residual learning；推論端則使用同一個 scenario state 執行三因子估測，並以反事實模擬排序推薦動作。"/>
             <wp:cNvGraphicFramePr>
               <a:graphicFrameLocks noChangeAspect="1"/>
@@ -10187,7 +10187,7 @@
                   <pic:spPr>
                     <a:xfrm>
                       <a:off x="0" y="0"/>
-                      <a:ext cx="5943600" cy="3301626"/>
+                      <a:ext cx="5943600" cy="3429517"/>
                     </a:xfrm>
                     <a:prstGeom prst="rect">
                       <a:avLst/>
@@ -10765,7 +10765,7 @@
         <w:spacing w:before="0" w:after="0" w:line="360" w:lineRule="auto"/>
       </w:pPr>
       <w:r>
-        <w:t xml:space="preserve">模型訓練完成後，使用者或 MCP client 的輸入不會直接丟進神經網路得到答案，而是先被轉成與訓練階段一致的 scenario state，如圖 3-5 右側所示。接著系統先跑可解釋主模型，再視設定套用 sparse correction 與 hybrid residual，最後才輸出指定點或區域的三因子預測。若使用者要求推薦動作，系統會對每個候選動作建立反事實情境並重跑同一條推論流程，再依 comfort penalty 改善量排序。</w:t>
+        <w:t xml:space="preserve">模型訓練完成後，使用者或 MCP client 的輸入不會直接丟進神經網路得到答案，而是先被轉成與訓練階段一致的 scenario state，如圖 3-5 右側所示。接著系統先跑可解釋主模型，再視設定套用 sparse correction 與 hybrid residual，最後才輸出指定點或區域的三因子預測。推薦動作不是在只有房間狀態時自動產生；系統必須先取得一個決策採樣範圍，也就是單一指定座標的 point sample，或由多個採樣點、目標區域形成的 cluster sample。接著使用者必須給出 temperature、humidity 與 illuminance 三因子的要求與容許範圍。只有 sample scope 與完整三因子目標都存在時，系統才會對候選動作建立反事實情境並排序；若缺少任一項，流程應停在 point / zone prediction，或由工具回報缺少 sample / target，不產生推薦動作。</w:t>
       </w:r>
     </w:p>
     <w:p>
@@ -10774,7 +10774,7 @@
         <w:spacing w:before="0" w:after="0" w:line="360" w:lineRule="auto"/>
       </w:pPr>
       <w:r>
-        <w:t xml:space="preserve">runtime input: baseline + outdoor conditions + devices + furniture + point/target</w:t>
+        <w:t xml:space="preserve">runtime input: baseline + outdoor conditions + devices + furniture + time</w:t>
       </w:r>
     </w:p>
     <w:p>
@@ -10819,7 +10819,25 @@
         <w:spacing w:before="0" w:after="0" w:line="360" w:lineRule="auto"/>
       </w:pPr>
       <w:r>
-        <w:t xml:space="preserve">→ counterfactual actions</w:t>
+        <w:t xml:space="preserve">→ sample scope: point sample or cluster/zone sample</w:t>
+      </w:r>
+    </w:p>
+    <w:p>
+      <w:pPr>
+        <w:pStyle w:val="Code"/>
+        <w:spacing w:before="0" w:after="0" w:line="360" w:lineRule="auto"/>
+      </w:pPr>
+      <w:r>
+        <w:t xml:space="preserve">→ three-factor requirement: target + tolerances for T/H/L</w:t>
+      </w:r>
+    </w:p>
+    <w:p>
+      <w:pPr>
+        <w:pStyle w:val="Code"/>
+        <w:spacing w:before="0" w:after="0" w:line="360" w:lineRule="auto"/>
+      </w:pPr>
+      <w:r>
+        <w:t xml:space="preserve">→ if scope and target are complete: counterfactual actions</w:t>
       </w:r>
     </w:p>
     <w:p>
@@ -10931,7 +10949,7 @@
               <w:spacing w:before="0" w:after="0" w:line="360" w:lineRule="auto"/>
             </w:pPr>
             <w:r>
-              <w:t xml:space="preserve">MCP initialize、web demo、script 或 API 傳入 baseline、外部環境、設備狀態、家具、elapsed/steady-state、查詢座標與目標值。</w:t>
+              <w:t xml:space="preserve">MCP initialize、web demo、script 或 API 傳入 baseline、外部環境、設備狀態、家具與 elapsed/steady-state。</w:t>
             </w:r>
           </w:p>
         </w:tc>
@@ -11134,61 +11152,115 @@
               <w:spacing w:before="0" w:after="0" w:line="360" w:lineRule="auto"/>
             </w:pPr>
             <w:r>
-              <w:t xml:space="preserve">5. Point / zone prediction</w:t>
-            </w:r>
-          </w:p>
-        </w:tc>
-        <w:tc>
-          <w:tcPr>
-            <w:tcW w:w="2200" w:type="dxa"/>
-          </w:tcPr>
-          <w:p>
-            <w:pPr>
-              <w:spacing w:before="0" w:after="0" w:line="360" w:lineRule="auto"/>
-            </w:pPr>
-            <w:r>
-              <w:t xml:space="preserve">指定座標或目標區域。</w:t>
-            </w:r>
-          </w:p>
-        </w:tc>
-        <w:tc>
-          <w:tcPr>
-            <w:tcW w:w="2200" w:type="dxa"/>
-          </w:tcPr>
-          <w:p>
-            <w:pPr>
-              <w:spacing w:before="0" w:after="0" w:line="360" w:lineRule="auto"/>
-            </w:pPr>
-            <w:r>
-              <w:t xml:space="preserve">若是 `sample_point`，直接回傳該點 temperature、humidity、illuminance；若是 zone summary，對區域內採樣點做平均或統計。</w:t>
-            </w:r>
-          </w:p>
-        </w:tc>
-        <w:tc>
-          <w:tcPr>
-            <w:tcW w:w="2200" w:type="dxa"/>
-          </w:tcPr>
-          <w:p>
-            <w:pPr>
-              <w:spacing w:before="0" w:after="0" w:line="360" w:lineRule="auto"/>
-            </w:pPr>
-            <w:r>
-              <w:t xml:space="preserve">預測溫度、濕度、照度與 estimator 狀態。</w:t>
-            </w:r>
-          </w:p>
-        </w:tc>
-      </w:tr>
-      <w:tr>
-        <w:tc>
-          <w:tcPr>
-            <w:tcW w:w="2200" w:type="dxa"/>
-          </w:tcPr>
-          <w:p>
-            <w:pPr>
-              <w:spacing w:before="0" w:after="0" w:line="360" w:lineRule="auto"/>
-            </w:pPr>
-            <w:r>
-              <w:t xml:space="preserve">6. Candidate action simulation</w:t>
+              <w:t xml:space="preserve">5. Point / cluster sample</w:t>
+            </w:r>
+          </w:p>
+        </w:tc>
+        <w:tc>
+          <w:tcPr>
+            <w:tcW w:w="2200" w:type="dxa"/>
+          </w:tcPr>
+          <w:p>
+            <w:pPr>
+              <w:spacing w:before="0" w:after="0" w:line="360" w:lineRule="auto"/>
+            </w:pPr>
+            <w:r>
+              <w:t xml:space="preserve">指定座標、單點 sample，或由多點/目標區域形成的 cluster sample。</w:t>
+            </w:r>
+          </w:p>
+        </w:tc>
+        <w:tc>
+          <w:tcPr>
+            <w:tcW w:w="2200" w:type="dxa"/>
+          </w:tcPr>
+          <w:p>
+            <w:pPr>
+              <w:spacing w:before="0" w:after="0" w:line="360" w:lineRule="auto"/>
+            </w:pPr>
+            <w:r>
+              <w:t xml:space="preserve">若是 `sample_point`，直接回傳該點 temperature、humidity、illuminance；若是 zone / cluster summary，對範圍內採樣點做平均或統計。</w:t>
+            </w:r>
+          </w:p>
+        </w:tc>
+        <w:tc>
+          <w:tcPr>
+            <w:tcW w:w="2200" w:type="dxa"/>
+          </w:tcPr>
+          <w:p>
+            <w:pPr>
+              <w:spacing w:before="0" w:after="0" w:line="360" w:lineRule="auto"/>
+            </w:pPr>
+            <w:r>
+              <w:t xml:space="preserve">目前採樣範圍的 $\mathbf{q}_{\mathrm{base}}=(q_T,q_H,q_L)$ 與 estimator 狀態。</w:t>
+            </w:r>
+          </w:p>
+        </w:tc>
+      </w:tr>
+      <w:tr>
+        <w:tc>
+          <w:tcPr>
+            <w:tcW w:w="2200" w:type="dxa"/>
+          </w:tcPr>
+          <w:p>
+            <w:pPr>
+              <w:spacing w:before="0" w:after="0" w:line="360" w:lineRule="auto"/>
+            </w:pPr>
+            <w:r>
+              <w:t xml:space="preserve">6. Recommendation precondition</w:t>
+            </w:r>
+          </w:p>
+        </w:tc>
+        <w:tc>
+          <w:tcPr>
+            <w:tcW w:w="2200" w:type="dxa"/>
+          </w:tcPr>
+          <w:p>
+            <w:pPr>
+              <w:spacing w:before="0" w:after="0" w:line="360" w:lineRule="auto"/>
+            </w:pPr>
+            <w:r>
+              <w:t xml:space="preserve">sample scope、三因子目標 $g_T,g_H,g_L$、容許範圍 $\delta_T,\delta_H,\delta_L$ 與權重 $w_T,w_H,w_L$。</w:t>
+            </w:r>
+          </w:p>
+        </w:tc>
+        <w:tc>
+          <w:tcPr>
+            <w:tcW w:w="2200" w:type="dxa"/>
+          </w:tcPr>
+          <w:p>
+            <w:pPr>
+              <w:spacing w:before="0" w:after="0" w:line="360" w:lineRule="auto"/>
+            </w:pPr>
+            <w:r>
+              <w:t xml:space="preserve">檢查 sample scope 是否存在，且 temperature、humidity、illuminance 三個目標是否完整；缺少時只回傳估測，不輸出推薦。</w:t>
+            </w:r>
+          </w:p>
+        </w:tc>
+        <w:tc>
+          <w:tcPr>
+            <w:tcW w:w="2200" w:type="dxa"/>
+          </w:tcPr>
+          <w:p>
+            <w:pPr>
+              <w:spacing w:before="0" w:after="0" w:line="360" w:lineRule="auto"/>
+            </w:pPr>
+            <w:r>
+              <w:t xml:space="preserve">`READY_TO_RANK` 或明確缺項錯誤；缺項時沒有 recommendations 輸出。</w:t>
+            </w:r>
+          </w:p>
+        </w:tc>
+      </w:tr>
+      <w:tr>
+        <w:tc>
+          <w:tcPr>
+            <w:tcW w:w="2200" w:type="dxa"/>
+          </w:tcPr>
+          <w:p>
+            <w:pPr>
+              <w:spacing w:before="0" w:after="0" w:line="360" w:lineRule="auto"/>
+            </w:pPr>
+            <w:r>
+              <w:t xml:space="preserve">7. Candidate action simulation</w:t>
             </w:r>
           </w:p>
         </w:tc>
@@ -11214,7 +11286,7 @@
               <w:spacing w:before="0" w:after="0" w:line="360" w:lineRule="auto"/>
             </w:pPr>
             <w:r>
-              <w:t xml:space="preserve">對每個候選動作建立反事實 scenario，把裝置 activation 或 metadata 改成候選狀態，重新執行同一條推論流程。</w:t>
+              <w:t xml:space="preserve">只在 `READY_TO_RANK` 時，對每個候選動作建立反事實 scenario，把裝置 activation 或 metadata 改成候選狀態，重新執行同一條推論流程。</w:t>
             </w:r>
           </w:p>
         </w:tc>
@@ -11242,7 +11314,7 @@
               <w:spacing w:before="0" w:after="0" w:line="360" w:lineRule="auto"/>
             </w:pPr>
             <w:r>
-              <w:t xml:space="preserve">7. Recommendation ranking</w:t>
+              <w:t xml:space="preserve">8. Recommendation ranking</w:t>
             </w:r>
           </w:p>
         </w:tc>
@@ -11292,7 +11364,7 @@
         <w:spacing w:before="0" w:after="0" w:line="360" w:lineRule="auto"/>
       </w:pPr>
       <w:r>
-        <w:t xml:space="preserve">這條推論流程也說明本研究的推薦動作不是規則表，也不是 LLM 直接猜測，而是由同一套數位孿生模型對候選動作做反事實模擬。若排名第一的動作是開冷氣，代表模型預測在目前 baseline、外部環境、家具遮蔽與設備狀態下，開冷氣後目標點或目標區域的 comfort penalty 下降最多；但它仍需 5.8 節的 before/after 介入實驗才能證明真實因果改善。</w:t>
+        <w:t xml:space="preserve">這條推論流程也說明本研究的推薦動作不是規則表，也不是 LLM 直接猜測，而是由同一套數位孿生模型對候選動作做反事實模擬。若排名第一的動作是開冷氣，代表模型預測在目前 baseline、外部環境、家具遮蔽、設備狀態、指定 sample scope 與三因子目標下，開冷氣後該目標點或目標區域的 comfort penalty 下降最多；但它仍需 5.8 節的 before/after 介入實驗才能證明真實因果改善。</w:t>
       </w:r>
     </w:p>
     <w:p>
@@ -11858,23 +11930,23 @@
         <w:spacing w:before="0" w:after="0" w:line="360" w:lineRule="auto"/>
       </w:pPr>
       <w:r>
-        <w:t xml:space="preserve">本研究不做閉環控制，而是對候選控制動作進行排序。系統針對每個候選動作模擬目標區域的三因子值，並依舒適度目標計算改善分數。若房間偏熱，冷氣動作通常獲得較高排序；若照度不足，照明動作通常獲得較高排序。</w:t>
-      </w:r>
-    </w:p>
-    <w:p>
-      <w:pPr>
-        <w:spacing w:before="0" w:after="0" w:line="360" w:lineRule="auto"/>
-      </w:pPr>
-      <w:r>
-        <w:t xml:space="preserve">具體而言，系統先以目前感測資料校正模型，取得目標區域目前三因子估計值並計算 baseline comfort penalty。接著，對每一個候選動作建立反事實情境：例如將冷氣 activation 調至 0.85、開窗至 0.7，或將主要照明調至 0.8，再重新模擬目標區域的溫度、濕度與照度。候選動作分數定義為 baseline penalty 減去動作後預測 penalty，因此分數愈高代表模型預期改善愈大。</w:t>
-      </w:r>
-    </w:p>
-    <w:p>
-      <w:pPr>
-        <w:spacing w:before="0" w:after="0" w:line="360" w:lineRule="auto"/>
-      </w:pPr>
-      <w:r>
-        <w:t xml:space="preserve">comfort penalty 對每個因子使用目標值與容許範圍計算，可寫成：</w:t>
+        <w:t xml:space="preserve">本研究不做閉環控制，而是對候選控制動作進行排序。此排序不是無條件推薦，而是在明確的決策採樣範圍與三因子要求下才被定義。採樣範圍可是一個指定座標 point sample，也可是一組由目標區域或使用者選定點組成的 cluster sample；三因子要求則必須同時包含溫度、濕度與照度的目標值與容許範圍。若缺少採樣範圍或缺少任一環境因子的目標，系統只能回傳估測結果，不應輸出候選動作推薦。</w:t>
+      </w:r>
+    </w:p>
+    <w:p>
+      <w:pPr>
+        <w:spacing w:before="0" w:after="0" w:line="360" w:lineRule="auto"/>
+      </w:pPr>
+      <w:r>
+        <w:t xml:space="preserve">具體而言，系統先以目前感測資料校正模型，取得採樣範圍目前三因子估計值並計算 baseline comfort penalty。若採樣範圍是單點，$K=1$；若是 cluster 或 target zone，則以 $K$ 個空間採樣點的平均代表該範圍。接著，對每一個候選動作建立反事實情境：例如將冷氣 activation 調至 0.85、開窗至 0.7，或將主要照明調至 0.8，再重新模擬該採樣範圍的溫度、濕度與照度。候選動作分數定義為 baseline penalty 減去動作後預測 penalty，因此分數愈高代表模型預期改善愈大。</w:t>
+      </w:r>
+    </w:p>
+    <w:p>
+      <w:pPr>
+        <w:spacing w:before="0" w:after="0" w:line="360" w:lineRule="auto"/>
+      </w:pPr>
+      <w:r>
+        <w:t xml:space="preserve">令決策採樣範圍為：</w:t>
       </w:r>
     </w:p>
     <w:p>
@@ -11884,15 +11956,15 @@
         <w:spacing w:before="0" w:after="0" w:line="360" w:lineRule="auto"/>
       </w:pPr>
       <w:r>
-        <w:t xml:space="preserve">P(\mathbf{q})=\sum_{m\in\{T,H,L\}} w_m \max\left(0,\frac{|q_m-g_m|-\delta_m}{\delta_m}\right)</w:t>
-      </w:r>
-    </w:p>
-    <w:p>
-      <w:pPr>
-        <w:spacing w:before="0" w:after="0" w:line="360" w:lineRule="auto"/>
-      </w:pPr>
-      <w:r>
-        <w:t xml:space="preserve">候選動作 $a$ 的排序分數定義為：</w:t>
+        <w:t xml:space="preserve">S=\{\mathbf{p}_k\}_{k=1}^{K}</w:t>
+      </w:r>
+    </w:p>
+    <w:p>
+      <w:pPr>
+        <w:spacing w:before="0" w:after="0" w:line="360" w:lineRule="auto"/>
+      </w:pPr>
+      <w:r>
+        <w:t xml:space="preserve">在第 $m$ 個環境因素上，採樣範圍的估計值定義為：</w:t>
       </w:r>
     </w:p>
     <w:p>
@@ -11902,7 +11974,61 @@
         <w:spacing w:before="0" w:after="0" w:line="360" w:lineRule="auto"/>
       </w:pPr>
       <w:r>
-        <w:t xml:space="preserve">\mathrm{score}(a)=P(\mathbf{q}_{\mathrm{base}})-P(\mathbf{q}_{a})</w:t>
+        <w:t xml:space="preserve">q_m(S)=\frac{1}{K}\sum_{k=1}^{K}F_m(\mathbf{p}_k,t)</w:t>
+      </w:r>
+    </w:p>
+    <w:p>
+      <w:pPr>
+        <w:spacing w:before="0" w:after="0" w:line="360" w:lineRule="auto"/>
+      </w:pPr>
+      <w:r>
+        <w:t xml:space="preserve">其中 point sample 是 $K=1$ 的特殊情況；cluster sample 或 target zone 則是 $K&gt;1$ 的空間聚合。三因子目標向量與容許範圍分別寫成：</w:t>
+      </w:r>
+    </w:p>
+    <w:p>
+      <w:pPr>
+        <w:jc w:val="center"/>
+        <w:ind w:firstLine="0"/>
+        <w:spacing w:before="0" w:after="0" w:line="360" w:lineRule="auto"/>
+      </w:pPr>
+      <w:r>
+        <w:t xml:space="preserve">\mathbf{g}=(g_T,g_H,g_L),\qquad \boldsymbol{\delta}=(\delta_T,\delta_H,\delta_L)</w:t>
+      </w:r>
+    </w:p>
+    <w:p>
+      <w:pPr>
+        <w:spacing w:before="0" w:after="0" w:line="360" w:lineRule="auto"/>
+      </w:pPr>
+      <w:r>
+        <w:t xml:space="preserve">comfort penalty 對每個因子使用目標值與容許範圍計算，可寫成：</w:t>
+      </w:r>
+    </w:p>
+    <w:p>
+      <w:pPr>
+        <w:jc w:val="center"/>
+        <w:ind w:firstLine="0"/>
+        <w:spacing w:before="0" w:after="0" w:line="360" w:lineRule="auto"/>
+      </w:pPr>
+      <w:r>
+        <w:t xml:space="preserve">P(\mathbf{q}(S))=\sum_{m\in\{T,H,L\}} w_m \max\left(0,\frac{|q_m(S)-g_m|-\delta_m}{\delta_m}\right)</w:t>
+      </w:r>
+    </w:p>
+    <w:p>
+      <w:pPr>
+        <w:spacing w:before="0" w:after="0" w:line="360" w:lineRule="auto"/>
+      </w:pPr>
+      <w:r>
+        <w:t xml:space="preserve">候選動作 $a$ 的排序分數定義為：</w:t>
+      </w:r>
+    </w:p>
+    <w:p>
+      <w:pPr>
+        <w:jc w:val="center"/>
+        <w:ind w:firstLine="0"/>
+        <w:spacing w:before="0" w:after="0" w:line="360" w:lineRule="auto"/>
+      </w:pPr>
+      <w:r>
+        <w:t xml:space="preserve">\mathrm{score}(a)=P(\mathbf{q}_{\mathrm{base}}(S))-P(\mathbf{q}_{a}(S))</w:t>
       </w:r>
     </w:p>
     <w:tbl>
@@ -12017,74 +12143,197 @@
               <w:spacing w:before="0" w:after="0" w:line="360" w:lineRule="auto"/>
             </w:pPr>
             <w:r>
-              <w:t xml:space="preserve">$\mathbf{q}$</w:t>
-            </w:r>
-          </w:p>
-        </w:tc>
-        <w:tc>
-          <w:tcPr>
-            <w:tcW w:w="2200" w:type="dxa"/>
-          </w:tcPr>
-          <w:p>
-            <w:pPr>
-              <w:spacing w:before="0" w:after="0" w:line="360" w:lineRule="auto"/>
-            </w:pPr>
-            <w:r>
-              <w:t xml:space="preserve">目標區域或指定座標的三因子估計向量。</w:t>
-            </w:r>
-          </w:p>
-        </w:tc>
-        <w:tc>
-          <w:tcPr>
-            <w:tcW w:w="2200" w:type="dxa"/>
-          </w:tcPr>
-          <w:p>
-            <w:pPr>
-              <w:spacing w:before="0" w:after="0" w:line="360" w:lineRule="auto"/>
-            </w:pPr>
-            <w:r>
-              <w:t xml:space="preserve">可寫成 $(q_T,q_H,q_L)$。</w:t>
-            </w:r>
-          </w:p>
-        </w:tc>
-      </w:tr>
-      <w:tr>
-        <w:tc>
-          <w:tcPr>
-            <w:tcW w:w="2200" w:type="dxa"/>
-          </w:tcPr>
-          <w:p>
-            <w:pPr>
-              <w:spacing w:before="0" w:after="0" w:line="360" w:lineRule="auto"/>
-            </w:pPr>
-            <w:r>
-              <w:t xml:space="preserve">$q_m$</w:t>
-            </w:r>
-          </w:p>
-        </w:tc>
-        <w:tc>
-          <w:tcPr>
-            <w:tcW w:w="2200" w:type="dxa"/>
-          </w:tcPr>
-          <w:p>
-            <w:pPr>
-              <w:spacing w:before="0" w:after="0" w:line="360" w:lineRule="auto"/>
-            </w:pPr>
-            <w:r>
-              <w:t xml:space="preserve">目標點或目標區域中第 $m$ 個環境因素的估計值。</w:t>
-            </w:r>
-          </w:p>
-        </w:tc>
-        <w:tc>
-          <w:tcPr>
-            <w:tcW w:w="2200" w:type="dxa"/>
-          </w:tcPr>
-          <w:p>
-            <w:pPr>
-              <w:spacing w:before="0" w:after="0" w:line="360" w:lineRule="auto"/>
-            </w:pPr>
-            <w:r>
-              <w:t xml:space="preserve">由目前模型或反事實動作模擬得到。</w:t>
+              <w:t xml:space="preserve">$S$</w:t>
+            </w:r>
+          </w:p>
+        </w:tc>
+        <w:tc>
+          <w:tcPr>
+            <w:tcW w:w="2200" w:type="dxa"/>
+          </w:tcPr>
+          <w:p>
+            <w:pPr>
+              <w:spacing w:before="0" w:after="0" w:line="360" w:lineRule="auto"/>
+            </w:pPr>
+            <w:r>
+              <w:t xml:space="preserve">推薦排序使用的決策採樣範圍。</w:t>
+            </w:r>
+          </w:p>
+        </w:tc>
+        <w:tc>
+          <w:tcPr>
+            <w:tcW w:w="2200" w:type="dxa"/>
+          </w:tcPr>
+          <w:p>
+            <w:pPr>
+              <w:spacing w:before="0" w:after="0" w:line="360" w:lineRule="auto"/>
+            </w:pPr>
+            <w:r>
+              <w:t xml:space="preserve">可為單一 point sample，也可為 cluster sample 或 target zone。</w:t>
+            </w:r>
+          </w:p>
+        </w:tc>
+      </w:tr>
+      <w:tr>
+        <w:tc>
+          <w:tcPr>
+            <w:tcW w:w="2200" w:type="dxa"/>
+          </w:tcPr>
+          <w:p>
+            <w:pPr>
+              <w:spacing w:before="0" w:after="0" w:line="360" w:lineRule="auto"/>
+            </w:pPr>
+            <w:r>
+              <w:t xml:space="preserve">$K$</w:t>
+            </w:r>
+          </w:p>
+        </w:tc>
+        <w:tc>
+          <w:tcPr>
+            <w:tcW w:w="2200" w:type="dxa"/>
+          </w:tcPr>
+          <w:p>
+            <w:pPr>
+              <w:spacing w:before="0" w:after="0" w:line="360" w:lineRule="auto"/>
+            </w:pPr>
+            <w:r>
+              <w:t xml:space="preserve">採樣範圍中的點數。</w:t>
+            </w:r>
+          </w:p>
+        </w:tc>
+        <w:tc>
+          <w:tcPr>
+            <w:tcW w:w="2200" w:type="dxa"/>
+          </w:tcPr>
+          <w:p>
+            <w:pPr>
+              <w:spacing w:before="0" w:after="0" w:line="360" w:lineRule="auto"/>
+            </w:pPr>
+            <w:r>
+              <w:t xml:space="preserve">$K=1$ 代表單點；$K&gt;1$ 代表區域或群集平均。</w:t>
+            </w:r>
+          </w:p>
+        </w:tc>
+      </w:tr>
+      <w:tr>
+        <w:tc>
+          <w:tcPr>
+            <w:tcW w:w="2200" w:type="dxa"/>
+          </w:tcPr>
+          <w:p>
+            <w:pPr>
+              <w:spacing w:before="0" w:after="0" w:line="360" w:lineRule="auto"/>
+            </w:pPr>
+            <w:r>
+              <w:t xml:space="preserve">$\mathbf{p}_k$</w:t>
+            </w:r>
+          </w:p>
+        </w:tc>
+        <w:tc>
+          <w:tcPr>
+            <w:tcW w:w="2200" w:type="dxa"/>
+          </w:tcPr>
+          <w:p>
+            <w:pPr>
+              <w:spacing w:before="0" w:after="0" w:line="360" w:lineRule="auto"/>
+            </w:pPr>
+            <w:r>
+              <w:t xml:space="preserve">採樣範圍中的第 $k$ 個座標點。</w:t>
+            </w:r>
+          </w:p>
+        </w:tc>
+        <w:tc>
+          <w:tcPr>
+            <w:tcW w:w="2200" w:type="dxa"/>
+          </w:tcPr>
+          <w:p>
+            <w:pPr>
+              <w:spacing w:before="0" w:after="0" w:line="360" w:lineRule="auto"/>
+            </w:pPr>
+            <w:r>
+              <w:t xml:space="preserve">每個點都在同一個房間座標系中。</w:t>
+            </w:r>
+          </w:p>
+        </w:tc>
+      </w:tr>
+      <w:tr>
+        <w:tc>
+          <w:tcPr>
+            <w:tcW w:w="2200" w:type="dxa"/>
+          </w:tcPr>
+          <w:p>
+            <w:pPr>
+              <w:spacing w:before="0" w:after="0" w:line="360" w:lineRule="auto"/>
+            </w:pPr>
+            <w:r>
+              <w:t xml:space="preserve">$\mathbf{q}(S)$</w:t>
+            </w:r>
+          </w:p>
+        </w:tc>
+        <w:tc>
+          <w:tcPr>
+            <w:tcW w:w="2200" w:type="dxa"/>
+          </w:tcPr>
+          <w:p>
+            <w:pPr>
+              <w:spacing w:before="0" w:after="0" w:line="360" w:lineRule="auto"/>
+            </w:pPr>
+            <w:r>
+              <w:t xml:space="preserve">由採樣範圍 $S$ 聚合出的三因子估計向量。</w:t>
+            </w:r>
+          </w:p>
+        </w:tc>
+        <w:tc>
+          <w:tcPr>
+            <w:tcW w:w="2200" w:type="dxa"/>
+          </w:tcPr>
+          <w:p>
+            <w:pPr>
+              <w:spacing w:before="0" w:after="0" w:line="360" w:lineRule="auto"/>
+            </w:pPr>
+            <w:r>
+              <w:t xml:space="preserve">可寫成 $(q_T(S),q_H(S),q_L(S))$。</w:t>
+            </w:r>
+          </w:p>
+        </w:tc>
+      </w:tr>
+      <w:tr>
+        <w:tc>
+          <w:tcPr>
+            <w:tcW w:w="2200" w:type="dxa"/>
+          </w:tcPr>
+          <w:p>
+            <w:pPr>
+              <w:spacing w:before="0" w:after="0" w:line="360" w:lineRule="auto"/>
+            </w:pPr>
+            <w:r>
+              <w:t xml:space="preserve">$q_m(S)$</w:t>
+            </w:r>
+          </w:p>
+        </w:tc>
+        <w:tc>
+          <w:tcPr>
+            <w:tcW w:w="2200" w:type="dxa"/>
+          </w:tcPr>
+          <w:p>
+            <w:pPr>
+              <w:spacing w:before="0" w:after="0" w:line="360" w:lineRule="auto"/>
+            </w:pPr>
+            <w:r>
+              <w:t xml:space="preserve">採樣範圍中第 $m$ 個環境因素的估計值。</w:t>
+            </w:r>
+          </w:p>
+        </w:tc>
+        <w:tc>
+          <w:tcPr>
+            <w:tcW w:w="2200" w:type="dxa"/>
+          </w:tcPr>
+          <w:p>
+            <w:pPr>
+              <w:spacing w:before="0" w:after="0" w:line="360" w:lineRule="auto"/>
+            </w:pPr>
+            <w:r>
+              <w:t xml:space="preserve">由目前模型或反事實動作模擬後對 $S$ 聚合得到。</w:t>
             </w:r>
           </w:p>
         </w:tc>
@@ -12222,61 +12471,61 @@
               <w:spacing w:before="0" w:after="0" w:line="360" w:lineRule="auto"/>
             </w:pPr>
             <w:r>
-              <w:t xml:space="preserve">$P(\mathbf{q})$</w:t>
-            </w:r>
-          </w:p>
-        </w:tc>
-        <w:tc>
-          <w:tcPr>
-            <w:tcW w:w="2200" w:type="dxa"/>
-          </w:tcPr>
-          <w:p>
-            <w:pPr>
-              <w:spacing w:before="0" w:after="0" w:line="360" w:lineRule="auto"/>
-            </w:pPr>
-            <w:r>
-              <w:t xml:space="preserve">comfort penalty。</w:t>
-            </w:r>
-          </w:p>
-        </w:tc>
-        <w:tc>
-          <w:tcPr>
-            <w:tcW w:w="2200" w:type="dxa"/>
-          </w:tcPr>
-          <w:p>
-            <w:pPr>
-              <w:spacing w:before="0" w:after="0" w:line="360" w:lineRule="auto"/>
-            </w:pPr>
-            <w:r>
-              <w:t xml:space="preserve">值越小表示越接近舒適目標。</w:t>
-            </w:r>
-          </w:p>
-        </w:tc>
-      </w:tr>
-      <w:tr>
-        <w:tc>
-          <w:tcPr>
-            <w:tcW w:w="2200" w:type="dxa"/>
-          </w:tcPr>
-          <w:p>
-            <w:pPr>
-              <w:spacing w:before="0" w:after="0" w:line="360" w:lineRule="auto"/>
-            </w:pPr>
-            <w:r>
-              <w:t xml:space="preserve">$\mathbf{q}_{\mathrm{base}}$</w:t>
-            </w:r>
-          </w:p>
-        </w:tc>
-        <w:tc>
-          <w:tcPr>
-            <w:tcW w:w="2200" w:type="dxa"/>
-          </w:tcPr>
-          <w:p>
-            <w:pPr>
-              <w:spacing w:before="0" w:after="0" w:line="360" w:lineRule="auto"/>
-            </w:pPr>
-            <w:r>
-              <w:t xml:space="preserve">尚未套用候選動作時的目前狀態估計。</w:t>
+              <w:t xml:space="preserve">$P(\mathbf{q}(S))$</w:t>
+            </w:r>
+          </w:p>
+        </w:tc>
+        <w:tc>
+          <w:tcPr>
+            <w:tcW w:w="2200" w:type="dxa"/>
+          </w:tcPr>
+          <w:p>
+            <w:pPr>
+              <w:spacing w:before="0" w:after="0" w:line="360" w:lineRule="auto"/>
+            </w:pPr>
+            <w:r>
+              <w:t xml:space="preserve">採樣範圍 $S$ 的 comfort penalty。</w:t>
+            </w:r>
+          </w:p>
+        </w:tc>
+        <w:tc>
+          <w:tcPr>
+            <w:tcW w:w="2200" w:type="dxa"/>
+          </w:tcPr>
+          <w:p>
+            <w:pPr>
+              <w:spacing w:before="0" w:after="0" w:line="360" w:lineRule="auto"/>
+            </w:pPr>
+            <w:r>
+              <w:t xml:space="preserve">值越小表示該點或群集越接近舒適目標。</w:t>
+            </w:r>
+          </w:p>
+        </w:tc>
+      </w:tr>
+      <w:tr>
+        <w:tc>
+          <w:tcPr>
+            <w:tcW w:w="2200" w:type="dxa"/>
+          </w:tcPr>
+          <w:p>
+            <w:pPr>
+              <w:spacing w:before="0" w:after="0" w:line="360" w:lineRule="auto"/>
+            </w:pPr>
+            <w:r>
+              <w:t xml:space="preserve">$\mathbf{q}_{\mathrm{base}}(S)$</w:t>
+            </w:r>
+          </w:p>
+        </w:tc>
+        <w:tc>
+          <w:tcPr>
+            <w:tcW w:w="2200" w:type="dxa"/>
+          </w:tcPr>
+          <w:p>
+            <w:pPr>
+              <w:spacing w:before="0" w:after="0" w:line="360" w:lineRule="auto"/>
+            </w:pPr>
+            <w:r>
+              <w:t xml:space="preserve">尚未套用候選動作時，採樣範圍 $S$ 的目前狀態估計。</w:t>
             </w:r>
           </w:p>
         </w:tc>
@@ -12304,20 +12553,20 @@
               <w:spacing w:before="0" w:after="0" w:line="360" w:lineRule="auto"/>
             </w:pPr>
             <w:r>
-              <w:t xml:space="preserve">$\mathbf{q}_a$</w:t>
-            </w:r>
-          </w:p>
-        </w:tc>
-        <w:tc>
-          <w:tcPr>
-            <w:tcW w:w="2200" w:type="dxa"/>
-          </w:tcPr>
-          <w:p>
-            <w:pPr>
-              <w:spacing w:before="0" w:after="0" w:line="360" w:lineRule="auto"/>
-            </w:pPr>
-            <w:r>
-              <w:t xml:space="preserve">套用候選動作 $a$ 後的反事實估計。</w:t>
+              <w:t xml:space="preserve">$\mathbf{q}_a(S)$</w:t>
+            </w:r>
+          </w:p>
+        </w:tc>
+        <w:tc>
+          <w:tcPr>
+            <w:tcW w:w="2200" w:type="dxa"/>
+          </w:tcPr>
+          <w:p>
+            <w:pPr>
+              <w:spacing w:before="0" w:after="0" w:line="360" w:lineRule="auto"/>
+            </w:pPr>
+            <w:r>
+              <w:t xml:space="preserve">套用候選動作 $a$ 後，採樣範圍 $S$ 的反事實估計。</w:t>
             </w:r>
           </w:p>
         </w:tc>
@@ -12382,7 +12631,7 @@
         <w:spacing w:before="0" w:after="0" w:line="360" w:lineRule="auto"/>
       </w:pPr>
       <w:r>
-        <w:t xml:space="preserve">若預測值落在容許範圍內，該因子 penalty 為 0；若超出容許範圍，則以超出量除以容許範圍後乘上對應權重。此設計避免微小偏差被過度懲罰，也使不同量綱的溫度、濕度與照度可被加總。需要注意的是，這裡的推薦排序屬於 model-based counterfactual simulation，並不等同於已完成實際控制驗證。</w:t>
+        <w:t xml:space="preserve">若預測值落在容許範圍內，該因子 penalty 為 0；若超出容許範圍，則以超出量除以容許範圍後乘上對應權重。此設計避免微小偏差被過度懲罰，也使不同量綱的溫度、濕度與照度可被加總。需要注意的是，這裡的推薦排序屬於 model-based counterfactual simulation，並不等同於已完成實際控制驗證；而且在數學上只有當 $S$、$\mathbf{g}$ 與 $\boldsymbol{\delta}$ 都完整時才有定義。</w:t>
       </w:r>
     </w:p>
     <w:p>
@@ -13562,7 +13811,7 @@
         <w:spacing w:before="0" w:after="0" w:line="360" w:lineRule="auto"/>
       </w:pPr>
       <w:r>
-        <w:t xml:space="preserve">• rank_actions：輸入指定座標與目標三因子值，根據目前註冊設備產生候選操作並依 comfort penalty 改善量排序。</w:t>
+        <w:t xml:space="preserve">• rank_actions：輸入指定座標 sample 與完整目標三因子值，根據目前註冊設備產生候選操作並依 comfort penalty 改善量排序；缺少 sample 或任一三因子目標時不產生推薦。</w:t>
       </w:r>
     </w:p>
     <w:p>
@@ -15389,7 +15638,7 @@
       <w:r>
         <w:drawing>
           <wp:inline distT="0" distB="0" distL="0" distR="0">
-            <wp:extent cx="5303520" cy="5303520"/>
+            <wp:extent cx="5303520" cy="2900267"/>
             <wp:docPr id="6" name="圖 5-1 驗證與實驗流程。此圖說明標準情境如何經由 truth adjustment、合成觀測、校正估測、baseline 比較與輸出摘要，形成第五章的實驗結果。"/>
             <wp:cNvGraphicFramePr>
               <a:graphicFrameLocks noChangeAspect="1"/>
@@ -15410,7 +15659,7 @@
                   <pic:spPr>
                     <a:xfrm>
                       <a:off x="0" y="0"/>
-                      <a:ext cx="5303520" cy="5303520"/>
+                      <a:ext cx="5303520" cy="2900267"/>
                     </a:xfrm>
                     <a:prstGeom prst="rect">
                       <a:avLst/>
@@ -24145,7 +24394,7 @@
         <w:spacing w:before="0" w:after="0" w:line="360" w:lineRule="auto"/>
       </w:pPr>
       <w:r>
-        <w:t xml:space="preserve">此外，本研究將模型封裝為 MCP server，並提供 Gemma/Ollama bridge 與 web demo，使數位孿生不只是離線模擬程式，而是可被 AI client 或使用者互動查詢的工具化系統。整體成果符合研究目標：在有限感測器與非連網裝置條件下，學習裝置對空間環境的影響，並用於更可解釋的控制動作推薦排序。</w:t>
+        <w:t xml:space="preserve">此外，本研究將模型封裝為 MCP server，並提供 Gemma/Ollama bridge 與 web demo，使數位孿生不只是離線模擬程式，而是可被 AI client 或使用者互動查詢的工具化系統。整體成果符合研究目標：在有限感測器與非連網裝置條件下，學習裝置對空間環境的影響，並在 sample scope 與三因子目標明確時用於更可解釋的控制動作推薦排序。</w:t>
       </w:r>
     </w:p>
     <w:p>
@@ -24177,7 +24426,7 @@
         <w:spacing w:before="0" w:after="0" w:line="360" w:lineRule="auto"/>
       </w:pPr>
       <w:r>
-        <w:t xml:space="preserve">對推薦動作而言，本研究目前完成的是模型導向的反事實排序與驗證方法設計，而非真實閉環控制。實際因果驗證應以介入前後量測為準，檢查排名第一的動作是否帶來正的 actual improvement，並比較 predicted improvement 與 measured improvement 是否一致。</w:t>
+        <w:t xml:space="preserve">對推薦動作而言，本研究目前完成的是模型導向的反事實排序與驗證方法設計，而非真實閉環控制。推薦前必須先指定 point/cluster sample 與完整溫度、濕度、照度目標；實際因果驗證應以介入前後量測為準，檢查排名第一的動作是否帶來正的 actual improvement，並比較 predicted improvement 與 measured improvement 是否一致。</w:t>
       </w:r>
     </w:p>
     <w:p>
@@ -24261,7 +24510,7 @@
         <w:spacing w:before="0" w:after="0" w:line="360" w:lineRule="auto"/>
       </w:pPr>
       <w:r>
-        <w:t xml:space="preserve">• 控制功能目前為推薦排序，尚未完成真實介入式因果驗證，也尚未進入自動閉環控制。</w:t>
+        <w:t xml:space="preserve">• 控制功能目前為具前置條件的推薦排序：必須先有 point/cluster sample 與三因子目標，且尚未完成真實介入式因果驗證，也尚未進入自動閉環控制。</w:t>
       </w:r>
     </w:p>
     <w:p>
@@ -24327,7 +24576,7 @@
         <w:spacing w:before="0" w:after="0" w:line="360" w:lineRule="auto"/>
       </w:pPr>
       <w:r>
-        <w:t xml:space="preserve">• 依 before/after 介入驗證方法實測推薦動作，量化 actual improvement、success rate 與 top-1 regret。</w:t>
+        <w:t xml:space="preserve">• 依 before/after 介入驗證方法實測推薦動作，先固定 point/cluster sample 與三因子目標，再量化 actual improvement、success rate 與 top-1 regret。</w:t>
       </w:r>
     </w:p>
     <w:p>
@@ -25571,6 +25820,90 @@
             </w:pPr>
             <w:r>
               <w:t xml:space="preserve">不使用季節/天氣/時段 preset，而是直接輸入外部溫度、濕度、日照與開窗比例進行模擬。</w:t>
+            </w:r>
+          </w:p>
+        </w:tc>
+      </w:tr>
+      <w:tr>
+        <w:tc>
+          <w:tcPr>
+            <w:tcW w:w="2200" w:type="dxa"/>
+          </w:tcPr>
+          <w:p>
+            <w:pPr>
+              <w:spacing w:before="0" w:after="0" w:line="360" w:lineRule="auto"/>
+            </w:pPr>
+            <w:r>
+              <w:t xml:space="preserve">Point Sample</w:t>
+            </w:r>
+          </w:p>
+        </w:tc>
+        <w:tc>
+          <w:tcPr>
+            <w:tcW w:w="2200" w:type="dxa"/>
+          </w:tcPr>
+          <w:p>
+            <w:pPr>
+              <w:spacing w:before="0" w:after="0" w:line="360" w:lineRule="auto"/>
+            </w:pPr>
+            <w:r>
+              <w:t xml:space="preserve">推薦或查詢使用的單一指定座標樣本；若只查估測值，不需要目標；若要推薦動作，還必須提供完整三因子目標。</w:t>
+            </w:r>
+          </w:p>
+        </w:tc>
+      </w:tr>
+      <w:tr>
+        <w:tc>
+          <w:tcPr>
+            <w:tcW w:w="2200" w:type="dxa"/>
+          </w:tcPr>
+          <w:p>
+            <w:pPr>
+              <w:spacing w:before="0" w:after="0" w:line="360" w:lineRule="auto"/>
+            </w:pPr>
+            <w:r>
+              <w:t xml:space="preserve">Cluster Sample</w:t>
+            </w:r>
+          </w:p>
+        </w:tc>
+        <w:tc>
+          <w:tcPr>
+            <w:tcW w:w="2200" w:type="dxa"/>
+          </w:tcPr>
+          <w:p>
+            <w:pPr>
+              <w:spacing w:before="0" w:after="0" w:line="360" w:lineRule="auto"/>
+            </w:pPr>
+            <w:r>
+              <w:t xml:space="preserve">由多個座標點或 target zone 組成的採樣範圍；推薦排序會先聚合此範圍的溫度、濕度與照度，再計算 comfort penalty。</w:t>
+            </w:r>
+          </w:p>
+        </w:tc>
+      </w:tr>
+      <w:tr>
+        <w:tc>
+          <w:tcPr>
+            <w:tcW w:w="2200" w:type="dxa"/>
+          </w:tcPr>
+          <w:p>
+            <w:pPr>
+              <w:spacing w:before="0" w:after="0" w:line="360" w:lineRule="auto"/>
+            </w:pPr>
+            <w:r>
+              <w:t xml:space="preserve">Recommendation Preconditions</w:t>
+            </w:r>
+          </w:p>
+        </w:tc>
+        <w:tc>
+          <w:tcPr>
+            <w:tcW w:w="2200" w:type="dxa"/>
+          </w:tcPr>
+          <w:p>
+            <w:pPr>
+              <w:spacing w:before="0" w:after="0" w:line="360" w:lineRule="auto"/>
+            </w:pPr>
+            <w:r>
+              <w:t xml:space="preserve">推薦動作的必要前置條件：sample scope 必須存在，且 temperature、humidity、illuminance 三因子的目標與容許範圍必須可定義；缺少時不產生推薦。</w:t>
             </w:r>
           </w:p>
         </w:tc>
